--- a/DermaPod_RFQ_Analysis.docx
+++ b/DermaPod_RFQ_Analysis.docx
@@ -4,354 +4,1550 @@
   <w:body>
     <w:p>
       <w:pPr>
-        <w:spacing w:after="120"/>
+        <w:spacing w:before="0" w:after="320"/>
+        <w:jc w:val="left"/>
       </w:pPr>
       <w:r>
         <w:rPr>
-          <w:rFonts w:ascii="Arial" w:hAnsi="Arial"/>
+          <w:rFonts w:ascii="Calibri" w:hAnsi="Calibri"/>
           <w:b/>
           <w:color w:val="000000"/>
           <w:sz w:val="32"/>
         </w:rPr>
-        <w:t>DermaPod© Subsystem RFQ Specifications</w:t>
+        <w:t>DermaPod© Subsystem RFQ Analysis</w:t>
       </w:r>
     </w:p>
     <w:p>
       <w:pPr>
-        <w:spacing w:after="360"/>
+        <w:keepNext/>
+        <w:spacing w:before="360" w:after="120"/>
       </w:pPr>
       <w:r>
         <w:rPr>
-          <w:i/>
+          <w:rFonts w:ascii="Calibri" w:hAnsi="Calibri"/>
+          <w:b/>
           <w:color w:val="000000"/>
-          <w:sz w:val="22"/>
+          <w:sz w:val="28"/>
         </w:rPr>
-        <w:t>Key Architectural, Optical, and Geometric Requirements</w:t>
+        <w:t>1. Optical &amp; Geometric Summary</w:t>
       </w:r>
     </w:p>
     <w:p>
       <w:pPr>
         <w:pStyle w:val="ListBullet"/>
-        <w:spacing w:after="160"/>
+        <w:spacing w:before="0" w:after="60" w:line="276" w:lineRule="auto"/>
       </w:pPr>
       <w:r>
         <w:rPr>
+          <w:rFonts w:ascii="Calibri" w:hAnsi="Calibri"/>
           <w:b/>
-          <w:color w:val="000000"/>
+          <w:sz w:val="21"/>
         </w:rPr>
-        <w:t xml:space="preserve">`MEC-1` Patient Envelope: </w:t>
+        <w:t xml:space="preserve">Resolution Target: </w:t>
       </w:r>
       <w:r>
         <w:rPr>
-          <w:color w:val="000000"/>
+          <w:rFonts w:ascii="Calibri" w:hAnsi="Calibri"/>
+          <w:sz w:val="21"/>
         </w:rPr>
-        <w:t>1.0 m × 0.6 m × 2.0 m (W × D × H), with integrated foot placement decals and handholds to comfortably support 5th to 95th percentile adults.</w:t>
+        <w:t>30 px/mm baseline resolving power on skin surface, scalable up to 60 px/mm.</w:t>
       </w:r>
     </w:p>
     <w:p>
       <w:pPr>
         <w:pStyle w:val="ListBullet"/>
-        <w:spacing w:after="160"/>
+        <w:spacing w:before="0" w:after="60" w:line="276" w:lineRule="auto"/>
       </w:pPr>
       <w:r>
         <w:rPr>
+          <w:rFonts w:ascii="Calibri" w:hAnsi="Calibri"/>
           <w:b/>
-          <w:color w:val="000000"/>
+          <w:sz w:val="21"/>
         </w:rPr>
-        <w:t xml:space="preserve">`ROB-4` Workspace Coverage: </w:t>
+        <w:t xml:space="preserve">Depth of Field (DoF): </w:t>
       </w:r>
       <w:r>
         <w:rPr>
-          <w:color w:val="000000"/>
+          <w:rFonts w:ascii="Calibri" w:hAnsi="Calibri"/>
+          <w:sz w:val="21"/>
         </w:rPr>
-        <w:t>Complete 360° coverage achieved in a single standing pose, without any physical repositioning of the patient during the scan cycle.</w:t>
+        <w:t>Maintained sharp focus across a body curvature of ≥ 100 mm.</w:t>
       </w:r>
     </w:p>
     <w:p>
       <w:pPr>
         <w:pStyle w:val="ListBullet"/>
-        <w:spacing w:after="160"/>
+        <w:spacing w:before="0" w:after="60" w:line="276" w:lineRule="auto"/>
       </w:pPr>
       <w:r>
         <w:rPr>
+          <w:rFonts w:ascii="Calibri" w:hAnsi="Calibri"/>
           <w:b/>
-          <w:color w:val="000000"/>
+          <w:sz w:val="21"/>
         </w:rPr>
-        <w:t xml:space="preserve">`ROB-1` Zero Patient Contact: </w:t>
+        <w:t xml:space="preserve">Circle of Confusion (CoC): </w:t>
       </w:r>
       <w:r>
         <w:rPr>
+          <w:rFonts w:ascii="Calibri" w:hAnsi="Calibri"/>
+          <w:sz w:val="21"/>
+        </w:rPr>
+        <w:t>Baseline CoC of 25 µm taken/assumed (not specified in RFQ).</w:t>
+      </w:r>
+    </w:p>
+    <w:p>
+      <w:pPr>
+        <w:keepNext/>
+        <w:spacing w:before="240" w:after="80"/>
+      </w:pPr>
+      <w:r>
+        <w:rPr>
+          <w:rFonts w:ascii="Calibri" w:hAnsi="Calibri"/>
+          <w:b/>
           <w:color w:val="000000"/>
+          <w:sz w:val="24"/>
         </w:rPr>
-        <w:t>The robotic camera positioning and motion subsystems must operate completely without contacting the patient.</w:t>
+        <w:t>Reference Parameters Used in Calculations:</w:t>
       </w:r>
     </w:p>
     <w:p>
       <w:pPr>
         <w:pStyle w:val="ListBullet"/>
-        <w:spacing w:after="160"/>
+        <w:spacing w:before="0" w:after="60" w:line="276" w:lineRule="auto"/>
       </w:pPr>
       <w:r>
         <w:rPr>
+          <w:rFonts w:ascii="Calibri" w:hAnsi="Calibri"/>
           <w:b/>
-          <w:color w:val="000000"/>
+          <w:sz w:val="21"/>
         </w:rPr>
-        <w:t xml:space="preserve">`ROB-9` Failsafe Safe Rest: </w:t>
+        <w:t xml:space="preserve">Lens Aperture: </w:t>
       </w:r>
       <w:r>
         <w:rPr>
-          <w:color w:val="000000"/>
+          <w:rFonts w:ascii="Calibri" w:hAnsi="Calibri"/>
+          <w:sz w:val="21"/>
         </w:rPr>
-        <w:t>On power loss, all moving elements must automatically come to a controlled, gravity-safe rest position that does not contact the patient envelope.</w:t>
+        <w:t>f/8</w:t>
       </w:r>
     </w:p>
     <w:p>
       <w:pPr>
         <w:pStyle w:val="ListBullet"/>
-        <w:spacing w:after="160"/>
+        <w:spacing w:before="0" w:after="60" w:line="276" w:lineRule="auto"/>
       </w:pPr>
       <w:r>
         <w:rPr>
+          <w:rFonts w:ascii="Calibri" w:hAnsi="Calibri"/>
           <w:b/>
-          <w:color w:val="000000"/>
+          <w:sz w:val="21"/>
         </w:rPr>
-        <w:t xml:space="preserve">`ROB-10` Patient Position Guidance: </w:t>
+        <w:t xml:space="preserve">Body Curvature Target: </w:t>
       </w:r>
       <w:r>
         <w:rPr>
-          <w:color w:val="000000"/>
+          <w:rFonts w:ascii="Calibri" w:hAnsi="Calibri"/>
+          <w:sz w:val="21"/>
         </w:rPr>
-        <w:t>Sensors must automatically verify the patient's position and issue visual/audio repositioning alerts if they stand out of tolerance.</w:t>
+        <w:t>100 mm</w:t>
       </w:r>
     </w:p>
     <w:p>
       <w:pPr>
         <w:pStyle w:val="ListBullet"/>
-        <w:spacing w:after="160"/>
+        <w:spacing w:before="0" w:after="60" w:line="276" w:lineRule="auto"/>
       </w:pPr>
       <w:r>
         <w:rPr>
+          <w:rFonts w:ascii="Calibri" w:hAnsi="Calibri"/>
           <w:b/>
-          <w:color w:val="000000"/>
+          <w:sz w:val="21"/>
         </w:rPr>
-        <w:t xml:space="preserve">`IMG-3` Effective Pixel Pitch: </w:t>
+        <w:t xml:space="preserve">Mechanical Settle Time: </w:t>
       </w:r>
       <w:r>
         <w:rPr>
-          <w:color w:val="000000"/>
+          <w:rFonts w:ascii="Calibri" w:hAnsi="Calibri"/>
+          <w:sz w:val="21"/>
         </w:rPr>
-        <w:t>≤ 30 µm/pixel (equivalent to ≥ 33.3 px/mm resolving power) on the skin surface across the entire patient envelope.</w:t>
+        <w:t>2.0 seconds per step</w:t>
       </w:r>
     </w:p>
     <w:p>
       <w:pPr>
         <w:pStyle w:val="ListBullet"/>
-        <w:spacing w:after="160"/>
+        <w:spacing w:before="0" w:after="60" w:line="276" w:lineRule="auto"/>
       </w:pPr>
       <w:r>
         <w:rPr>
+          <w:rFonts w:ascii="Calibri" w:hAnsi="Calibri"/>
           <w:b/>
-          <w:color w:val="000000"/>
+          <w:sz w:val="21"/>
         </w:rPr>
-        <w:t xml:space="preserve">`IMG-7` Depth of Field: </w:t>
+        <w:t xml:space="preserve">Turntable &amp; Column Rotation Time: </w:t>
       </w:r>
       <w:r>
         <w:rPr>
-          <w:color w:val="000000"/>
+          <w:rFonts w:ascii="Calibri" w:hAnsi="Calibri"/>
+          <w:sz w:val="21"/>
         </w:rPr>
-        <w:t>Sufficient focus depth to maintain sharp capture across a body curvature ≥ 100 mm (achieved via lens design or focus sweep).</w:t>
+        <w:t>5.0 seconds per transit</w:t>
       </w:r>
     </w:p>
     <w:p>
       <w:pPr>
         <w:pStyle w:val="ListBullet"/>
-        <w:spacing w:after="160"/>
+        <w:spacing w:before="0" w:after="60" w:line="276" w:lineRule="auto"/>
       </w:pPr>
       <w:r>
         <w:rPr>
+          <w:rFonts w:ascii="Calibri" w:hAnsi="Calibri"/>
           <w:b/>
-          <w:color w:val="000000"/>
+          <w:sz w:val="21"/>
         </w:rPr>
-        <w:t xml:space="preserve">`IMG-13` Body-Surface Coverage: </w:t>
+        <w:t xml:space="preserve">Focus Slice Exposure Time: </w:t>
       </w:r>
       <w:r>
         <w:rPr>
+          <w:rFonts w:ascii="Calibri" w:hAnsi="Calibri"/>
+          <w:sz w:val="21"/>
+        </w:rPr>
+        <w:t>0.2 seconds</w:t>
+      </w:r>
+    </w:p>
+    <w:p>
+      <w:pPr>
+        <w:keepNext/>
+        <w:spacing w:before="360" w:after="120"/>
+      </w:pPr>
+      <w:r>
+        <w:rPr>
+          <w:rFonts w:ascii="Calibri" w:hAnsi="Calibri"/>
+          <w:b/>
           <w:color w:val="000000"/>
+          <w:sz w:val="28"/>
         </w:rPr>
-        <w:t>≥ 98% total body surface area coverage on a standard adult phantom.</w:t>
+        <w:t>2. 3D Simulation &amp; Architectural Evaluation</w:t>
+      </w:r>
+    </w:p>
+    <w:p>
+      <w:pPr>
+        <w:spacing w:before="0" w:after="120" w:line="276" w:lineRule="auto"/>
+      </w:pPr>
+      <w:r>
+        <w:rPr>
+          <w:rFonts w:ascii="Calibri" w:hAnsi="Calibri"/>
+          <w:sz w:val="22"/>
+        </w:rPr>
+        <w:t>Comparative review of the simulated gantry models using direct 3D visualizer captures:</w:t>
+      </w:r>
+    </w:p>
+    <w:p>
+      <w:pPr>
+        <w:keepNext/>
+        <w:spacing w:before="240" w:after="80"/>
+      </w:pPr>
+      <w:r>
+        <w:rPr>
+          <w:rFonts w:ascii="Calibri" w:hAnsi="Calibri"/>
+          <w:b/>
+          <w:color w:val="000000"/>
+          <w:sz w:val="24"/>
+        </w:rPr>
+        <w:t>Model 1: Option A — Single-Column Rotating Gantry</w:t>
       </w:r>
     </w:p>
     <w:p>
       <w:pPr>
         <w:pStyle w:val="ListBullet"/>
-        <w:spacing w:after="160"/>
+        <w:spacing w:before="0" w:after="60" w:line="276" w:lineRule="auto"/>
       </w:pPr>
       <w:r>
         <w:rPr>
+          <w:rFonts w:ascii="Calibri" w:hAnsi="Calibri"/>
           <w:b/>
-          <w:color w:val="000000"/>
+          <w:sz w:val="21"/>
         </w:rPr>
-        <w:t xml:space="preserve">`ROB-5` Patient Cycle Time: </w:t>
+        <w:t xml:space="preserve">Mechanical: </w:t>
       </w:r>
       <w:r>
         <w:rPr>
-          <w:color w:val="000000"/>
+          <w:rFonts w:ascii="Calibri" w:hAnsi="Calibri"/>
+          <w:sz w:val="21"/>
         </w:rPr>
-        <w:t>Full acquisition cycle (all cameras, all poses, both polarization modes) ≤ 90 s (Mandatory), with a target of ≤ 60 s.</w:t>
+        <w:t>Single vertical column rotating 360° on an elliptical track.</w:t>
       </w:r>
     </w:p>
     <w:p>
       <w:pPr>
-        <w:spacing w:before="480"/>
+        <w:pStyle w:val="ListBullet"/>
+        <w:spacing w:before="0" w:after="60" w:line="276" w:lineRule="auto"/>
+      </w:pPr>
+      <w:r>
+        <w:rPr>
+          <w:rFonts w:ascii="Calibri" w:hAnsi="Calibri"/>
+          <w:b/>
+          <w:sz w:val="21"/>
+        </w:rPr>
+        <w:t xml:space="preserve">Acquisition: </w:t>
+      </w:r>
+      <w:r>
+        <w:rPr>
+          <w:rFonts w:ascii="Calibri" w:hAnsi="Calibri"/>
+          <w:sz w:val="21"/>
+        </w:rPr>
+        <w:t>Performs a continuous 360° rotational sweep around the patient to capture overlapping frames and reconstruct a full 3D model.</w:t>
+      </w:r>
+    </w:p>
+    <w:p>
+      <w:pPr>
+        <w:pStyle w:val="ListBullet"/>
+        <w:spacing w:before="0" w:after="60" w:line="276" w:lineRule="auto"/>
+      </w:pPr>
+      <w:r>
+        <w:rPr>
+          <w:rFonts w:ascii="Calibri" w:hAnsi="Calibri"/>
+          <w:b/>
+          <w:sz w:val="21"/>
+        </w:rPr>
+        <w:t xml:space="preserve">Cost: </w:t>
+      </w:r>
+      <w:r>
+        <w:rPr>
+          <w:rFonts w:ascii="Calibri" w:hAnsi="Calibri"/>
+          <w:sz w:val="21"/>
+        </w:rPr>
+        <w:t>Minimal camera count, lowest BOM cost.</w:t>
+      </w:r>
+    </w:p>
+    <w:p>
+      <w:pPr>
+        <w:pStyle w:val="ListBullet"/>
+        <w:spacing w:before="0" w:after="60" w:line="276" w:lineRule="auto"/>
+      </w:pPr>
+      <w:r>
+        <w:rPr>
+          <w:rFonts w:ascii="Calibri" w:hAnsi="Calibri"/>
+          <w:b/>
+          <w:sz w:val="21"/>
+        </w:rPr>
+        <w:t xml:space="preserve">Risk: </w:t>
+      </w:r>
+      <w:r>
+        <w:rPr>
+          <w:rFonts w:ascii="Calibri" w:hAnsi="Calibri"/>
+          <w:sz w:val="21"/>
+        </w:rPr>
+        <w:t>Drive vibration during continuous rotation; patient postural sway/breathing during rotation.</w:t>
+      </w:r>
+    </w:p>
+    <w:p>
+      <w:pPr>
+        <w:pStyle w:val="ListBullet"/>
+        <w:spacing w:before="0" w:after="60" w:line="276" w:lineRule="auto"/>
+      </w:pPr>
+      <w:r>
+        <w:rPr>
+          <w:rFonts w:ascii="Calibri" w:hAnsi="Calibri"/>
+          <w:b/>
+          <w:sz w:val="21"/>
+        </w:rPr>
+        <w:t xml:space="preserve">Timing Considerations: </w:t>
+      </w:r>
+      <w:r>
+        <w:rPr>
+          <w:rFonts w:ascii="Calibri" w:hAnsi="Calibri"/>
+          <w:sz w:val="21"/>
+        </w:rPr>
+        <w:t>Model 1 sweep timing and rotational speed should be explored and optimized based on Structure-from-Motion (SfM) algorithms to ensure proper overlap.</w:t>
+      </w:r>
+    </w:p>
+    <w:p>
+      <w:pPr>
+        <w:pStyle w:val="ListBullet"/>
+        <w:spacing w:before="0" w:after="60" w:line="276" w:lineRule="auto"/>
+      </w:pPr>
+      <w:r>
+        <w:rPr>
+          <w:rFonts w:ascii="Calibri" w:hAnsi="Calibri"/>
+          <w:b/>
+          <w:sz w:val="21"/>
+        </w:rPr>
+        <w:t xml:space="preserve">Depth Assistance: </w:t>
+      </w:r>
+      <w:r>
+        <w:rPr>
+          <w:rFonts w:ascii="Calibri" w:hAnsi="Calibri"/>
+          <w:sz w:val="21"/>
+        </w:rPr>
+        <w:t>Auxiliary sensors like solid-state LiDAR may need to be integrated to provide absolute reference depth maps and correct for rotational mapping drift.</w:t>
+      </w:r>
+    </w:p>
+    <w:p>
+      <w:pPr>
+        <w:pStyle w:val="ListBullet"/>
+        <w:spacing w:before="0" w:after="60" w:line="276" w:lineRule="auto"/>
+      </w:pPr>
+      <w:r>
+        <w:rPr>
+          <w:rFonts w:ascii="Calibri" w:hAnsi="Calibri"/>
+          <w:b/>
+          <w:sz w:val="21"/>
+        </w:rPr>
+        <w:t xml:space="preserve">Artifact Risks: </w:t>
+      </w:r>
+      <w:r>
+        <w:rPr>
+          <w:rFonts w:ascii="Calibri" w:hAnsi="Calibri"/>
+          <w:sz w:val="21"/>
+        </w:rPr>
+        <w:t>The rotating column movement can trigger tracking reactions or balance adjustments, which needs to be evaluated for patient motion artifacts.</w:t>
+      </w:r>
+    </w:p>
+    <w:p>
+      <w:pPr>
+        <w:spacing w:before="120" w:after="80" w:line="276" w:lineRule="auto"/>
+      </w:pPr>
+      <w:r>
+        <w:rPr>
+          <w:rFonts w:ascii="Calibri" w:hAnsi="Calibri"/>
+          <w:sz w:val="22"/>
+        </w:rPr>
+        <w:t>Model 1 Sensor Optimization Matrix (Target: 30 px/mm, CoC = 25 µm, Aperture = f/8, Depth Envelope = 0.6m):</w:t>
+      </w:r>
+    </w:p>
+    <w:tbl>
+      <w:tblPr>
+        <w:tblStyle w:val="TableGrid"/>
+        <w:tblW w:type="auto" w:w="0"/>
+        <w:tblLook w:firstColumn="1" w:firstRow="1" w:lastColumn="0" w:lastRow="0" w:noHBand="0" w:noVBand="1" w:val="04A0"/>
+      </w:tblPr>
+      <w:tblGrid>
+        <w:gridCol w:w="1337"/>
+        <w:gridCol w:w="1337"/>
+        <w:gridCol w:w="1337"/>
+        <w:gridCol w:w="1337"/>
+        <w:gridCol w:w="1337"/>
+        <w:gridCol w:w="1337"/>
+        <w:gridCol w:w="1337"/>
+      </w:tblGrid>
+      <w:tr>
+        <w:tc>
+          <w:tcPr>
+            <w:tcW w:type="dxa" w:w="1337"/>
+            <w:shd w:fill="E6E6E6"/>
+            <w:tcMar>
+              <w:top w:w="120" w:type="dxa"/>
+              <w:bottom w:w="120" w:type="dxa"/>
+              <w:left w:w="140" w:type="dxa"/>
+              <w:right w:w="140" w:type="dxa"/>
+            </w:tcMar>
+          </w:tcPr>
+          <w:p>
+            <w:pPr>
+              <w:spacing w:before="40" w:after="40"/>
+              <w:jc w:val="center"/>
+            </w:pPr>
+            <w:r>
+              <w:rPr>
+                <w:rFonts w:ascii="Calibri" w:hAnsi="Calibri"/>
+                <w:b/>
+                <w:color w:val="000000"/>
+                <w:sz w:val="19"/>
+              </w:rPr>
+              <w:t>Sensor Profile</w:t>
+            </w:r>
+          </w:p>
+        </w:tc>
+        <w:tc>
+          <w:tcPr>
+            <w:tcW w:type="dxa" w:w="1337"/>
+            <w:shd w:fill="E6E6E6"/>
+            <w:tcMar>
+              <w:top w:w="120" w:type="dxa"/>
+              <w:bottom w:w="120" w:type="dxa"/>
+              <w:left w:w="140" w:type="dxa"/>
+              <w:right w:w="140" w:type="dxa"/>
+            </w:tcMar>
+          </w:tcPr>
+          <w:p>
+            <w:pPr>
+              <w:spacing w:before="40" w:after="40"/>
+              <w:jc w:val="center"/>
+            </w:pPr>
+            <w:r>
+              <w:rPr>
+                <w:rFonts w:ascii="Calibri" w:hAnsi="Calibri"/>
+                <w:b/>
+                <w:color w:val="000000"/>
+                <w:sz w:val="19"/>
+              </w:rPr>
+              <w:t>FOV (W×H)</w:t>
+            </w:r>
+          </w:p>
+        </w:tc>
+        <w:tc>
+          <w:tcPr>
+            <w:tcW w:type="dxa" w:w="1337"/>
+            <w:shd w:fill="E6E6E6"/>
+            <w:tcMar>
+              <w:top w:w="120" w:type="dxa"/>
+              <w:bottom w:w="120" w:type="dxa"/>
+              <w:left w:w="140" w:type="dxa"/>
+              <w:right w:w="140" w:type="dxa"/>
+            </w:tcMar>
+          </w:tcPr>
+          <w:p>
+            <w:pPr>
+              <w:spacing w:before="40" w:after="40"/>
+              <w:jc w:val="center"/>
+            </w:pPr>
+            <w:r>
+              <w:rPr>
+                <w:rFonts w:ascii="Calibri" w:hAnsi="Calibri"/>
+                <w:b/>
+                <w:color w:val="000000"/>
+                <w:sz w:val="19"/>
+              </w:rPr>
+              <w:t>Total Array FOV</w:t>
+            </w:r>
+          </w:p>
+        </w:tc>
+        <w:tc>
+          <w:tcPr>
+            <w:tcW w:type="dxa" w:w="1337"/>
+            <w:shd w:fill="E6E6E6"/>
+            <w:tcMar>
+              <w:top w:w="120" w:type="dxa"/>
+              <w:bottom w:w="120" w:type="dxa"/>
+              <w:left w:w="140" w:type="dxa"/>
+              <w:right w:w="140" w:type="dxa"/>
+            </w:tcMar>
+          </w:tcPr>
+          <w:p>
+            <w:pPr>
+              <w:spacing w:before="40" w:after="40"/>
+              <w:jc w:val="center"/>
+            </w:pPr>
+            <w:r>
+              <w:rPr>
+                <w:rFonts w:ascii="Calibri" w:hAnsi="Calibri"/>
+                <w:b/>
+                <w:color w:val="000000"/>
+                <w:sz w:val="19"/>
+              </w:rPr>
+              <w:t>Avg Env Density</w:t>
+            </w:r>
+          </w:p>
+        </w:tc>
+        <w:tc>
+          <w:tcPr>
+            <w:tcW w:type="dxa" w:w="1337"/>
+            <w:shd w:fill="E6E6E6"/>
+            <w:tcMar>
+              <w:top w:w="120" w:type="dxa"/>
+              <w:bottom w:w="120" w:type="dxa"/>
+              <w:left w:w="140" w:type="dxa"/>
+              <w:right w:w="140" w:type="dxa"/>
+            </w:tcMar>
+          </w:tcPr>
+          <w:p>
+            <w:pPr>
+              <w:spacing w:before="40" w:after="40"/>
+              <w:jc w:val="center"/>
+            </w:pPr>
+            <w:r>
+              <w:rPr>
+                <w:rFonts w:ascii="Calibri" w:hAnsi="Calibri"/>
+                <w:b/>
+                <w:color w:val="000000"/>
+                <w:sz w:val="19"/>
+              </w:rPr>
+              <w:t>DoF (CoC=25µm)</w:t>
+            </w:r>
+          </w:p>
+        </w:tc>
+        <w:tc>
+          <w:tcPr>
+            <w:tcW w:type="dxa" w:w="1337"/>
+            <w:shd w:fill="E6E6E6"/>
+            <w:tcMar>
+              <w:top w:w="120" w:type="dxa"/>
+              <w:bottom w:w="120" w:type="dxa"/>
+              <w:left w:w="140" w:type="dxa"/>
+              <w:right w:w="140" w:type="dxa"/>
+            </w:tcMar>
+          </w:tcPr>
+          <w:p>
+            <w:pPr>
+              <w:spacing w:before="40" w:after="40"/>
+              <w:jc w:val="center"/>
+            </w:pPr>
+            <w:r>
+              <w:rPr>
+                <w:rFonts w:ascii="Calibri" w:hAnsi="Calibri"/>
+                <w:b/>
+                <w:color w:val="000000"/>
+                <w:sz w:val="19"/>
+              </w:rPr>
+              <w:t>Cams</w:t>
+            </w:r>
+          </w:p>
+        </w:tc>
+        <w:tc>
+          <w:tcPr>
+            <w:tcW w:type="dxa" w:w="1337"/>
+            <w:shd w:fill="E6E6E6"/>
+            <w:tcMar>
+              <w:top w:w="120" w:type="dxa"/>
+              <w:bottom w:w="120" w:type="dxa"/>
+              <w:left w:w="140" w:type="dxa"/>
+              <w:right w:w="140" w:type="dxa"/>
+            </w:tcMar>
+          </w:tcPr>
+          <w:p>
+            <w:pPr>
+              <w:spacing w:before="40" w:after="40"/>
+              <w:jc w:val="center"/>
+            </w:pPr>
+            <w:r>
+              <w:rPr>
+                <w:rFonts w:ascii="Calibri" w:hAnsi="Calibri"/>
+                <w:b/>
+                <w:color w:val="000000"/>
+                <w:sz w:val="19"/>
+              </w:rPr>
+              <w:t>Total Cost</w:t>
+            </w:r>
+          </w:p>
+        </w:tc>
+      </w:tr>
+      <w:tr>
+        <w:tc>
+          <w:tcPr>
+            <w:tcW w:type="dxa" w:w="1337"/>
+            <w:tcMar>
+              <w:top w:w="100" w:type="dxa"/>
+              <w:bottom w:w="100" w:type="dxa"/>
+              <w:left w:w="140" w:type="dxa"/>
+              <w:right w:w="140" w:type="dxa"/>
+            </w:tcMar>
+          </w:tcPr>
+          <w:p>
+            <w:pPr>
+              <w:spacing w:before="40" w:after="40"/>
+              <w:jc w:val="center"/>
+            </w:pPr>
+            <w:r>
+              <w:rPr>
+                <w:rFonts w:ascii="Calibri" w:hAnsi="Calibri"/>
+                <w:b w:val="0"/>
+                <w:color w:val="000000"/>
+                <w:sz w:val="18"/>
+              </w:rPr>
+              <w:t>GMAX3265 (65MP)</w:t>
+            </w:r>
+          </w:p>
+        </w:tc>
+        <w:tc>
+          <w:tcPr>
+            <w:tcW w:type="dxa" w:w="1337"/>
+            <w:tcMar>
+              <w:top w:w="100" w:type="dxa"/>
+              <w:bottom w:w="100" w:type="dxa"/>
+              <w:left w:w="140" w:type="dxa"/>
+              <w:right w:w="140" w:type="dxa"/>
+            </w:tcMar>
+          </w:tcPr>
+          <w:p>
+            <w:pPr>
+              <w:spacing w:before="40" w:after="40"/>
+              <w:jc w:val="center"/>
+            </w:pPr>
+            <w:r>
+              <w:rPr>
+                <w:rFonts w:ascii="Calibri" w:hAnsi="Calibri"/>
+                <w:b w:val="0"/>
+                <w:color w:val="000000"/>
+                <w:sz w:val="18"/>
+              </w:rPr>
+              <w:t>327mm × 216mm</w:t>
+            </w:r>
+          </w:p>
+        </w:tc>
+        <w:tc>
+          <w:tcPr>
+            <w:tcW w:type="dxa" w:w="1337"/>
+            <w:tcMar>
+              <w:top w:w="100" w:type="dxa"/>
+              <w:bottom w:w="100" w:type="dxa"/>
+              <w:left w:w="140" w:type="dxa"/>
+              <w:right w:w="140" w:type="dxa"/>
+            </w:tcMar>
+          </w:tcPr>
+          <w:p>
+            <w:pPr>
+              <w:spacing w:before="40" w:after="40"/>
+              <w:jc w:val="center"/>
+            </w:pPr>
+            <w:r>
+              <w:rPr>
+                <w:rFonts w:ascii="Calibri" w:hAnsi="Calibri"/>
+                <w:b w:val="0"/>
+                <w:color w:val="000000"/>
+                <w:sz w:val="18"/>
+              </w:rPr>
+              <w:t>327mm × 2052mm</w:t>
+            </w:r>
+          </w:p>
+        </w:tc>
+        <w:tc>
+          <w:tcPr>
+            <w:tcW w:type="dxa" w:w="1337"/>
+            <w:tcMar>
+              <w:top w:w="100" w:type="dxa"/>
+              <w:bottom w:w="100" w:type="dxa"/>
+              <w:left w:w="140" w:type="dxa"/>
+              <w:right w:w="140" w:type="dxa"/>
+            </w:tcMar>
+          </w:tcPr>
+          <w:p>
+            <w:pPr>
+              <w:spacing w:before="40" w:after="40"/>
+              <w:jc w:val="center"/>
+            </w:pPr>
+            <w:r>
+              <w:rPr>
+                <w:rFonts w:ascii="Calibri" w:hAnsi="Calibri"/>
+                <w:b w:val="0"/>
+                <w:color w:val="000000"/>
+                <w:sz w:val="18"/>
+              </w:rPr>
+              <w:t>21.3 px/mm</w:t>
+            </w:r>
+          </w:p>
+        </w:tc>
+        <w:tc>
+          <w:tcPr>
+            <w:tcW w:type="dxa" w:w="1337"/>
+            <w:tcMar>
+              <w:top w:w="100" w:type="dxa"/>
+              <w:bottom w:w="100" w:type="dxa"/>
+              <w:left w:w="140" w:type="dxa"/>
+              <w:right w:w="140" w:type="dxa"/>
+            </w:tcMar>
+          </w:tcPr>
+          <w:p>
+            <w:pPr>
+              <w:spacing w:before="40" w:after="40"/>
+              <w:jc w:val="center"/>
+            </w:pPr>
+            <w:r>
+              <w:rPr>
+                <w:rFonts w:ascii="Calibri" w:hAnsi="Calibri"/>
+                <w:b w:val="0"/>
+                <w:color w:val="000000"/>
+                <w:sz w:val="18"/>
+              </w:rPr>
+              <w:t>82.8 mm</w:t>
+            </w:r>
+          </w:p>
+        </w:tc>
+        <w:tc>
+          <w:tcPr>
+            <w:tcW w:type="dxa" w:w="1337"/>
+            <w:tcMar>
+              <w:top w:w="100" w:type="dxa"/>
+              <w:bottom w:w="100" w:type="dxa"/>
+              <w:left w:w="140" w:type="dxa"/>
+              <w:right w:w="140" w:type="dxa"/>
+            </w:tcMar>
+          </w:tcPr>
+          <w:p>
+            <w:pPr>
+              <w:spacing w:before="40" w:after="40"/>
+              <w:jc w:val="center"/>
+            </w:pPr>
+            <w:r>
+              <w:rPr>
+                <w:rFonts w:ascii="Calibri" w:hAnsi="Calibri"/>
+                <w:b w:val="0"/>
+                <w:color w:val="000000"/>
+                <w:sz w:val="18"/>
+              </w:rPr>
+              <w:t>11</w:t>
+            </w:r>
+          </w:p>
+        </w:tc>
+        <w:tc>
+          <w:tcPr>
+            <w:tcW w:type="dxa" w:w="1337"/>
+            <w:tcMar>
+              <w:top w:w="100" w:type="dxa"/>
+              <w:bottom w:w="100" w:type="dxa"/>
+              <w:left w:w="140" w:type="dxa"/>
+              <w:right w:w="140" w:type="dxa"/>
+            </w:tcMar>
+          </w:tcPr>
+          <w:p>
+            <w:pPr>
+              <w:spacing w:before="40" w:after="40"/>
+              <w:jc w:val="center"/>
+            </w:pPr>
+            <w:r>
+              <w:rPr>
+                <w:rFonts w:ascii="Calibri" w:hAnsi="Calibri"/>
+                <w:b w:val="0"/>
+                <w:color w:val="000000"/>
+                <w:sz w:val="18"/>
+              </w:rPr>
+              <w:t>$71,500</w:t>
+            </w:r>
+          </w:p>
+        </w:tc>
+      </w:tr>
+      <w:tr>
+        <w:tc>
+          <w:tcPr>
+            <w:tcW w:type="dxa" w:w="1337"/>
+            <w:tcMar>
+              <w:top w:w="100" w:type="dxa"/>
+              <w:bottom w:w="100" w:type="dxa"/>
+              <w:left w:w="140" w:type="dxa"/>
+              <w:right w:w="140" w:type="dxa"/>
+            </w:tcMar>
+            <w:shd w:fill="FAFAFA"/>
+          </w:tcPr>
+          <w:p>
+            <w:pPr>
+              <w:spacing w:before="40" w:after="40"/>
+              <w:jc w:val="center"/>
+            </w:pPr>
+            <w:r>
+              <w:rPr>
+                <w:rFonts w:ascii="Calibri" w:hAnsi="Calibri"/>
+                <w:b w:val="0"/>
+                <w:color w:val="000000"/>
+                <w:sz w:val="18"/>
+              </w:rPr>
+              <w:t>100MP Industrial</w:t>
+            </w:r>
+          </w:p>
+        </w:tc>
+        <w:tc>
+          <w:tcPr>
+            <w:tcW w:type="dxa" w:w="1337"/>
+            <w:tcMar>
+              <w:top w:w="100" w:type="dxa"/>
+              <w:bottom w:w="100" w:type="dxa"/>
+              <w:left w:w="140" w:type="dxa"/>
+              <w:right w:w="140" w:type="dxa"/>
+            </w:tcMar>
+            <w:shd w:fill="FAFAFA"/>
+          </w:tcPr>
+          <w:p>
+            <w:pPr>
+              <w:spacing w:before="40" w:after="40"/>
+              <w:jc w:val="center"/>
+            </w:pPr>
+            <w:r>
+              <w:rPr>
+                <w:rFonts w:ascii="Calibri" w:hAnsi="Calibri"/>
+                <w:b w:val="0"/>
+                <w:color w:val="000000"/>
+                <w:sz w:val="18"/>
+              </w:rPr>
+              <w:t>385mm × 289mm</w:t>
+            </w:r>
+          </w:p>
+        </w:tc>
+        <w:tc>
+          <w:tcPr>
+            <w:tcW w:type="dxa" w:w="1337"/>
+            <w:tcMar>
+              <w:top w:w="100" w:type="dxa"/>
+              <w:bottom w:w="100" w:type="dxa"/>
+              <w:left w:w="140" w:type="dxa"/>
+              <w:right w:w="140" w:type="dxa"/>
+            </w:tcMar>
+            <w:shd w:fill="FAFAFA"/>
+          </w:tcPr>
+          <w:p>
+            <w:pPr>
+              <w:spacing w:before="40" w:after="40"/>
+              <w:jc w:val="center"/>
+            </w:pPr>
+            <w:r>
+              <w:rPr>
+                <w:rFonts w:ascii="Calibri" w:hAnsi="Calibri"/>
+                <w:b w:val="0"/>
+                <w:color w:val="000000"/>
+                <w:sz w:val="18"/>
+              </w:rPr>
+              <w:t>385mm × 2002mm</w:t>
+            </w:r>
+          </w:p>
+        </w:tc>
+        <w:tc>
+          <w:tcPr>
+            <w:tcW w:type="dxa" w:w="1337"/>
+            <w:tcMar>
+              <w:top w:w="100" w:type="dxa"/>
+              <w:bottom w:w="100" w:type="dxa"/>
+              <w:left w:w="140" w:type="dxa"/>
+              <w:right w:w="140" w:type="dxa"/>
+            </w:tcMar>
+            <w:shd w:fill="FAFAFA"/>
+          </w:tcPr>
+          <w:p>
+            <w:pPr>
+              <w:spacing w:before="40" w:after="40"/>
+              <w:jc w:val="center"/>
+            </w:pPr>
+            <w:r>
+              <w:rPr>
+                <w:rFonts w:ascii="Calibri" w:hAnsi="Calibri"/>
+                <w:b w:val="0"/>
+                <w:color w:val="000000"/>
+                <w:sz w:val="18"/>
+              </w:rPr>
+              <w:t>24.5 px/mm</w:t>
+            </w:r>
+          </w:p>
+        </w:tc>
+        <w:tc>
+          <w:tcPr>
+            <w:tcW w:type="dxa" w:w="1337"/>
+            <w:tcMar>
+              <w:top w:w="100" w:type="dxa"/>
+              <w:bottom w:w="100" w:type="dxa"/>
+              <w:left w:w="140" w:type="dxa"/>
+              <w:right w:w="140" w:type="dxa"/>
+            </w:tcMar>
+            <w:shd w:fill="FAFAFA"/>
+          </w:tcPr>
+          <w:p>
+            <w:pPr>
+              <w:spacing w:before="40" w:after="40"/>
+              <w:jc w:val="center"/>
+            </w:pPr>
+            <w:r>
+              <w:rPr>
+                <w:rFonts w:ascii="Calibri" w:hAnsi="Calibri"/>
+                <w:b w:val="0"/>
+                <w:color w:val="000000"/>
+                <w:sz w:val="18"/>
+              </w:rPr>
+              <w:t>34.1 mm</w:t>
+            </w:r>
+          </w:p>
+        </w:tc>
+        <w:tc>
+          <w:tcPr>
+            <w:tcW w:type="dxa" w:w="1337"/>
+            <w:tcMar>
+              <w:top w:w="100" w:type="dxa"/>
+              <w:bottom w:w="100" w:type="dxa"/>
+              <w:left w:w="140" w:type="dxa"/>
+              <w:right w:w="140" w:type="dxa"/>
+            </w:tcMar>
+            <w:shd w:fill="FAFAFA"/>
+          </w:tcPr>
+          <w:p>
+            <w:pPr>
+              <w:spacing w:before="40" w:after="40"/>
+              <w:jc w:val="center"/>
+            </w:pPr>
+            <w:r>
+              <w:rPr>
+                <w:rFonts w:ascii="Calibri" w:hAnsi="Calibri"/>
+                <w:b w:val="0"/>
+                <w:color w:val="000000"/>
+                <w:sz w:val="18"/>
+              </w:rPr>
+              <w:t>8</w:t>
+            </w:r>
+          </w:p>
+        </w:tc>
+        <w:tc>
+          <w:tcPr>
+            <w:tcW w:type="dxa" w:w="1337"/>
+            <w:tcMar>
+              <w:top w:w="100" w:type="dxa"/>
+              <w:bottom w:w="100" w:type="dxa"/>
+              <w:left w:w="140" w:type="dxa"/>
+              <w:right w:w="140" w:type="dxa"/>
+            </w:tcMar>
+            <w:shd w:fill="FAFAFA"/>
+          </w:tcPr>
+          <w:p>
+            <w:pPr>
+              <w:spacing w:before="40" w:after="40"/>
+              <w:jc w:val="center"/>
+            </w:pPr>
+            <w:r>
+              <w:rPr>
+                <w:rFonts w:ascii="Calibri" w:hAnsi="Calibri"/>
+                <w:b w:val="0"/>
+                <w:color w:val="000000"/>
+                <w:sz w:val="18"/>
+              </w:rPr>
+              <w:t>$64,000</w:t>
+            </w:r>
+          </w:p>
+        </w:tc>
+      </w:tr>
+      <w:tr>
+        <w:tc>
+          <w:tcPr>
+            <w:tcW w:type="dxa" w:w="1337"/>
+            <w:tcMar>
+              <w:top w:w="100" w:type="dxa"/>
+              <w:bottom w:w="100" w:type="dxa"/>
+              <w:left w:w="140" w:type="dxa"/>
+              <w:right w:w="140" w:type="dxa"/>
+            </w:tcMar>
+          </w:tcPr>
+          <w:p>
+            <w:pPr>
+              <w:spacing w:before="40" w:after="40"/>
+              <w:jc w:val="center"/>
+            </w:pPr>
+            <w:r>
+              <w:rPr>
+                <w:rFonts w:ascii="Calibri" w:hAnsi="Calibri"/>
+                <w:b w:val="0"/>
+                <w:color w:val="000000"/>
+                <w:sz w:val="18"/>
+              </w:rPr>
+              <w:t>IMX927/IMX937 (105MP)</w:t>
+            </w:r>
+          </w:p>
+        </w:tc>
+        <w:tc>
+          <w:tcPr>
+            <w:tcW w:type="dxa" w:w="1337"/>
+            <w:tcMar>
+              <w:top w:w="100" w:type="dxa"/>
+              <w:bottom w:w="100" w:type="dxa"/>
+              <w:left w:w="140" w:type="dxa"/>
+              <w:right w:w="140" w:type="dxa"/>
+            </w:tcMar>
+          </w:tcPr>
+          <w:p>
+            <w:pPr>
+              <w:spacing w:before="40" w:after="40"/>
+              <w:jc w:val="center"/>
+            </w:pPr>
+            <w:r>
+              <w:rPr>
+                <w:rFonts w:ascii="Calibri" w:hAnsi="Calibri"/>
+                <w:b w:val="0"/>
+                <w:color w:val="000000"/>
+                <w:sz w:val="18"/>
+              </w:rPr>
+              <w:t>387mm × 303mm</w:t>
+            </w:r>
+          </w:p>
+        </w:tc>
+        <w:tc>
+          <w:tcPr>
+            <w:tcW w:type="dxa" w:w="1337"/>
+            <w:tcMar>
+              <w:top w:w="100" w:type="dxa"/>
+              <w:bottom w:w="100" w:type="dxa"/>
+              <w:left w:w="140" w:type="dxa"/>
+              <w:right w:w="140" w:type="dxa"/>
+            </w:tcMar>
+          </w:tcPr>
+          <w:p>
+            <w:pPr>
+              <w:spacing w:before="40" w:after="40"/>
+              <w:jc w:val="center"/>
+            </w:pPr>
+            <w:r>
+              <w:rPr>
+                <w:rFonts w:ascii="Calibri" w:hAnsi="Calibri"/>
+                <w:b w:val="0"/>
+                <w:color w:val="000000"/>
+                <w:sz w:val="18"/>
+              </w:rPr>
+              <w:t>387mm × 2363mm</w:t>
+            </w:r>
+          </w:p>
+        </w:tc>
+        <w:tc>
+          <w:tcPr>
+            <w:tcW w:type="dxa" w:w="1337"/>
+            <w:tcMar>
+              <w:top w:w="100" w:type="dxa"/>
+              <w:bottom w:w="100" w:type="dxa"/>
+              <w:left w:w="140" w:type="dxa"/>
+              <w:right w:w="140" w:type="dxa"/>
+            </w:tcMar>
+          </w:tcPr>
+          <w:p>
+            <w:pPr>
+              <w:spacing w:before="40" w:after="40"/>
+              <w:jc w:val="center"/>
+            </w:pPr>
+            <w:r>
+              <w:rPr>
+                <w:rFonts w:ascii="Calibri" w:hAnsi="Calibri"/>
+                <w:b w:val="0"/>
+                <w:color w:val="000000"/>
+                <w:sz w:val="18"/>
+              </w:rPr>
+              <w:t>23.8 px/mm</w:t>
+            </w:r>
+          </w:p>
+        </w:tc>
+        <w:tc>
+          <w:tcPr>
+            <w:tcW w:type="dxa" w:w="1337"/>
+            <w:tcMar>
+              <w:top w:w="100" w:type="dxa"/>
+              <w:bottom w:w="100" w:type="dxa"/>
+              <w:left w:w="140" w:type="dxa"/>
+              <w:right w:w="140" w:type="dxa"/>
+            </w:tcMar>
+          </w:tcPr>
+          <w:p>
+            <w:pPr>
+              <w:spacing w:before="40" w:after="40"/>
+              <w:jc w:val="center"/>
+            </w:pPr>
+            <w:r>
+              <w:rPr>
+                <w:rFonts w:ascii="Calibri" w:hAnsi="Calibri"/>
+                <w:b w:val="0"/>
+                <w:color w:val="000000"/>
+                <w:sz w:val="18"/>
+              </w:rPr>
+              <w:t>98.0 mm</w:t>
+            </w:r>
+          </w:p>
+        </w:tc>
+        <w:tc>
+          <w:tcPr>
+            <w:tcW w:type="dxa" w:w="1337"/>
+            <w:tcMar>
+              <w:top w:w="100" w:type="dxa"/>
+              <w:bottom w:w="100" w:type="dxa"/>
+              <w:left w:w="140" w:type="dxa"/>
+              <w:right w:w="140" w:type="dxa"/>
+            </w:tcMar>
+          </w:tcPr>
+          <w:p>
+            <w:pPr>
+              <w:spacing w:before="40" w:after="40"/>
+              <w:jc w:val="center"/>
+            </w:pPr>
+            <w:r>
+              <w:rPr>
+                <w:rFonts w:ascii="Calibri" w:hAnsi="Calibri"/>
+                <w:b w:val="0"/>
+                <w:color w:val="000000"/>
+                <w:sz w:val="18"/>
+              </w:rPr>
+              <w:t>8</w:t>
+            </w:r>
+          </w:p>
+        </w:tc>
+        <w:tc>
+          <w:tcPr>
+            <w:tcW w:type="dxa" w:w="1337"/>
+            <w:tcMar>
+              <w:top w:w="100" w:type="dxa"/>
+              <w:bottom w:w="100" w:type="dxa"/>
+              <w:left w:w="140" w:type="dxa"/>
+              <w:right w:w="140" w:type="dxa"/>
+            </w:tcMar>
+          </w:tcPr>
+          <w:p>
+            <w:pPr>
+              <w:spacing w:before="40" w:after="40"/>
+              <w:jc w:val="center"/>
+            </w:pPr>
+            <w:r>
+              <w:rPr>
+                <w:rFonts w:ascii="Calibri" w:hAnsi="Calibri"/>
+                <w:b w:val="0"/>
+                <w:color w:val="000000"/>
+                <w:sz w:val="18"/>
+              </w:rPr>
+              <w:t>$68,000</w:t>
+            </w:r>
+          </w:p>
+        </w:tc>
+      </w:tr>
+      <w:tr>
+        <w:tc>
+          <w:tcPr>
+            <w:tcW w:type="dxa" w:w="1337"/>
+            <w:tcMar>
+              <w:top w:w="100" w:type="dxa"/>
+              <w:bottom w:w="100" w:type="dxa"/>
+              <w:left w:w="140" w:type="dxa"/>
+              <w:right w:w="140" w:type="dxa"/>
+            </w:tcMar>
+            <w:shd w:fill="FAFAFA"/>
+          </w:tcPr>
+          <w:p>
+            <w:pPr>
+              <w:spacing w:before="40" w:after="40"/>
+              <w:jc w:val="center"/>
+            </w:pPr>
+            <w:r>
+              <w:rPr>
+                <w:rFonts w:ascii="Calibri" w:hAnsi="Calibri"/>
+                <w:b w:val="0"/>
+                <w:color w:val="000000"/>
+                <w:sz w:val="18"/>
+              </w:rPr>
+              <w:t>Sony IMX661 (127MP)</w:t>
+            </w:r>
+          </w:p>
+        </w:tc>
+        <w:tc>
+          <w:tcPr>
+            <w:tcW w:type="dxa" w:w="1337"/>
+            <w:tcMar>
+              <w:top w:w="100" w:type="dxa"/>
+              <w:bottom w:w="100" w:type="dxa"/>
+              <w:left w:w="140" w:type="dxa"/>
+              <w:right w:w="140" w:type="dxa"/>
+            </w:tcMar>
+            <w:shd w:fill="FAFAFA"/>
+          </w:tcPr>
+          <w:p>
+            <w:pPr>
+              <w:spacing w:before="40" w:after="40"/>
+              <w:jc w:val="center"/>
+            </w:pPr>
+            <w:r>
+              <w:rPr>
+                <w:rFonts w:ascii="Calibri" w:hAnsi="Calibri"/>
+                <w:b w:val="0"/>
+                <w:color w:val="000000"/>
+                <w:sz w:val="18"/>
+              </w:rPr>
+              <w:t>445mm × 317mm</w:t>
+            </w:r>
+          </w:p>
+        </w:tc>
+        <w:tc>
+          <w:tcPr>
+            <w:tcW w:type="dxa" w:w="1337"/>
+            <w:tcMar>
+              <w:top w:w="100" w:type="dxa"/>
+              <w:bottom w:w="100" w:type="dxa"/>
+              <w:left w:w="140" w:type="dxa"/>
+              <w:right w:w="140" w:type="dxa"/>
+            </w:tcMar>
+            <w:shd w:fill="FAFAFA"/>
+          </w:tcPr>
+          <w:p>
+            <w:pPr>
+              <w:spacing w:before="40" w:after="40"/>
+              <w:jc w:val="center"/>
+            </w:pPr>
+            <w:r>
+              <w:rPr>
+                <w:rFonts w:ascii="Calibri" w:hAnsi="Calibri"/>
+                <w:b w:val="0"/>
+                <w:color w:val="000000"/>
+                <w:sz w:val="18"/>
+              </w:rPr>
+              <w:t>445mm × 2190mm</w:t>
+            </w:r>
+          </w:p>
+        </w:tc>
+        <w:tc>
+          <w:tcPr>
+            <w:tcW w:type="dxa" w:w="1337"/>
+            <w:tcMar>
+              <w:top w:w="100" w:type="dxa"/>
+              <w:bottom w:w="100" w:type="dxa"/>
+              <w:left w:w="140" w:type="dxa"/>
+              <w:right w:w="140" w:type="dxa"/>
+            </w:tcMar>
+            <w:shd w:fill="FAFAFA"/>
+          </w:tcPr>
+          <w:p>
+            <w:pPr>
+              <w:spacing w:before="40" w:after="40"/>
+              <w:jc w:val="center"/>
+            </w:pPr>
+            <w:r>
+              <w:rPr>
+                <w:rFonts w:ascii="Calibri" w:hAnsi="Calibri"/>
+                <w:b w:val="0"/>
+                <w:color w:val="000000"/>
+                <w:sz w:val="18"/>
+              </w:rPr>
+              <w:t>25.4 px/mm</w:t>
+            </w:r>
+          </w:p>
+        </w:tc>
+        <w:tc>
+          <w:tcPr>
+            <w:tcW w:type="dxa" w:w="1337"/>
+            <w:tcMar>
+              <w:top w:w="100" w:type="dxa"/>
+              <w:bottom w:w="100" w:type="dxa"/>
+              <w:left w:w="140" w:type="dxa"/>
+              <w:right w:w="140" w:type="dxa"/>
+            </w:tcMar>
+            <w:shd w:fill="FAFAFA"/>
+          </w:tcPr>
+          <w:p>
+            <w:pPr>
+              <w:spacing w:before="40" w:after="40"/>
+              <w:jc w:val="center"/>
+            </w:pPr>
+            <w:r>
+              <w:rPr>
+                <w:rFonts w:ascii="Calibri" w:hAnsi="Calibri"/>
+                <w:b w:val="0"/>
+                <w:color w:val="000000"/>
+                <w:sz w:val="18"/>
+              </w:rPr>
+              <w:t>41.1 mm</w:t>
+            </w:r>
+          </w:p>
+        </w:tc>
+        <w:tc>
+          <w:tcPr>
+            <w:tcW w:type="dxa" w:w="1337"/>
+            <w:tcMar>
+              <w:top w:w="100" w:type="dxa"/>
+              <w:bottom w:w="100" w:type="dxa"/>
+              <w:left w:w="140" w:type="dxa"/>
+              <w:right w:w="140" w:type="dxa"/>
+            </w:tcMar>
+            <w:shd w:fill="FAFAFA"/>
+          </w:tcPr>
+          <w:p>
+            <w:pPr>
+              <w:spacing w:before="40" w:after="40"/>
+              <w:jc w:val="center"/>
+            </w:pPr>
+            <w:r>
+              <w:rPr>
+                <w:rFonts w:ascii="Calibri" w:hAnsi="Calibri"/>
+                <w:b w:val="0"/>
+                <w:color w:val="000000"/>
+                <w:sz w:val="18"/>
+              </w:rPr>
+              <w:t>8</w:t>
+            </w:r>
+          </w:p>
+        </w:tc>
+        <w:tc>
+          <w:tcPr>
+            <w:tcW w:type="dxa" w:w="1337"/>
+            <w:tcMar>
+              <w:top w:w="100" w:type="dxa"/>
+              <w:bottom w:w="100" w:type="dxa"/>
+              <w:left w:w="140" w:type="dxa"/>
+              <w:right w:w="140" w:type="dxa"/>
+            </w:tcMar>
+            <w:shd w:fill="FAFAFA"/>
+          </w:tcPr>
+          <w:p>
+            <w:pPr>
+              <w:spacing w:before="40" w:after="40"/>
+              <w:jc w:val="center"/>
+            </w:pPr>
+            <w:r>
+              <w:rPr>
+                <w:rFonts w:ascii="Calibri" w:hAnsi="Calibri"/>
+                <w:b w:val="0"/>
+                <w:color w:val="000000"/>
+                <w:sz w:val="18"/>
+              </w:rPr>
+              <w:t>$96,000</w:t>
+            </w:r>
+          </w:p>
+        </w:tc>
+      </w:tr>
+    </w:tbl>
+    <w:p>
+      <w:pPr>
+        <w:spacing w:before="0" w:after="80" w:line="276" w:lineRule="auto"/>
       </w:pPr>
     </w:p>
     <w:p>
       <w:pPr>
-        <w:spacing w:after="160"/>
+        <w:spacing w:before="80" w:after="160"/>
+        <w:jc w:val="center"/>
       </w:pPr>
       <w:r>
-        <w:rPr>
-          <w:b/>
-          <w:color w:val="000000"/>
-          <w:sz w:val="26"/>
-        </w:rPr>
-        <w:t>Major Design Constraints &amp; Optical Interpretations</w:t>
+        <w:drawing>
+          <wp:inline xmlns:a="http://schemas.openxmlformats.org/drawingml/2006/main" xmlns:pic="http://schemas.openxmlformats.org/drawingml/2006/picture">
+            <wp:extent cx="4389120" cy="2028857"/>
+            <wp:docPr id="1" name="Picture 1"/>
+            <wp:cNvGraphicFramePr>
+              <a:graphicFrameLocks noChangeAspect="1"/>
+            </wp:cNvGraphicFramePr>
+            <a:graphic>
+              <a:graphicData uri="http://schemas.openxmlformats.org/drawingml/2006/picture">
+                <pic:pic>
+                  <pic:nvPicPr>
+                    <pic:cNvPr id="0" name="model1_visualizer.png"/>
+                    <pic:cNvPicPr/>
+                  </pic:nvPicPr>
+                  <pic:blipFill>
+                    <a:blip r:embed="rId9"/>
+                    <a:stretch>
+                      <a:fillRect/>
+                    </a:stretch>
+                  </pic:blipFill>
+                  <pic:spPr>
+                    <a:xfrm>
+                      <a:off x="0" y="0"/>
+                      <a:ext cx="4389120" cy="2028857"/>
+                    </a:xfrm>
+                    <a:prstGeom prst="rect"/>
+                  </pic:spPr>
+                </pic:pic>
+              </a:graphicData>
+            </a:graphic>
+          </wp:inline>
+        </w:drawing>
       </w:r>
     </w:p>
     <w:p>
       <w:pPr>
-        <w:spacing w:after="160"/>
-        <w:ind w:left="288"/>
+        <w:keepNext/>
+        <w:spacing w:before="240" w:after="80"/>
       </w:pPr>
       <w:r>
         <w:rPr>
+          <w:rFonts w:ascii="Calibri" w:hAnsi="Calibri"/>
           <w:b/>
           <w:color w:val="000000"/>
+          <w:sz w:val="24"/>
         </w:rPr>
-        <w:t xml:space="preserve">Resolution Target (≤ 30 µm/pixel): </w:t>
-      </w:r>
-      <w:r>
-        <w:rPr>
-          <w:color w:val="000000"/>
-        </w:rPr>
-        <w:t>The pixel pitch on the skin surface must remain ≤ 30 µm across the entire active surface of the patient envelope. This is mathematically equivalent to achieving a resolving power of ≥ 33.3 pixels/mm.</w:t>
+        <w:t>Model 2: Option B — Dual-Column Parallel Gantry</w:t>
       </w:r>
     </w:p>
     <w:p>
       <w:pPr>
-        <w:spacing w:after="160"/>
-        <w:ind w:left="288"/>
+        <w:pStyle w:val="ListBullet"/>
+        <w:spacing w:before="0" w:after="60" w:line="276" w:lineRule="auto"/>
       </w:pPr>
       <w:r>
         <w:rPr>
+          <w:rFonts w:ascii="Calibri" w:hAnsi="Calibri"/>
           <w:b/>
-          <w:color w:val="000000"/>
+          <w:sz w:val="21"/>
         </w:rPr>
-        <w:t xml:space="preserve">No Patient Movement (Single standing pose): </w:t>
+        <w:t xml:space="preserve">Mechanical: </w:t>
       </w:r>
       <w:r>
         <w:rPr>
-          <w:color w:val="000000"/>
+          <w:rFonts w:ascii="Calibri" w:hAnsi="Calibri"/>
+          <w:sz w:val="21"/>
         </w:rPr>
-        <w:t>To eliminate motion artifacts, ensure perfect image registration, and maintain patient safety, the patient must remain completely stationary in a single standing pose. There is no physical patient rotation or repositioning permitted during the scan sequence. This introduces key architectural trade-offs:</w:t>
-        <w:br/>
-        <w:t>• Static Multi-Camera Array: Capturing the front, back, and sides of a stationary patient simultaneously requires a high camera count. This increases sensor hardware costs, data ingestion interfaces, and calibration complexity.</w:t>
-        <w:br/>
-        <w:t>• Rotating Camera Gantry: Alternatively, a smaller camera array can be rotated or swept robotically around the stationary patient (e.g. for multi-view reconstruction). However, if the sweep takes time, patient postural sway or breathing can cause motion artifacts that degrade image sharpness.</w:t>
-        <w:br/>
-        <w:t>• Poses-Based 2D Alternative: If the patient were allowed to change poses (reposition) between captures, the system could utilize a minimal camera configuration to capture 2D photographs of each body area (individual FOV) sequentially. This reduces hardware complexity but increases patient cycle time and prevents automatic longitudinal lesion alignment.</w:t>
-        <w:br/>
-        <w:br/>
-        <w:t>Note: While the RFQ uses the term 'all poses' in ROB-5, this refers strictly to the robotic camera poses (the sequence of physical locations/angles of the motorized gantry), while the patient remains stationary in a single standing pose (ROB-4).</w:t>
+        <w:t>Multiple parallel columns (upgraded to 3 columns to span the horizontal 1000mm width at 30 px/mm resolving power) on an elliptical track.</w:t>
       </w:r>
     </w:p>
     <w:p>
       <w:pPr>
-        <w:spacing w:after="160"/>
-        <w:ind w:left="288"/>
+        <w:pStyle w:val="ListBullet"/>
+        <w:spacing w:before="0" w:after="60" w:line="276" w:lineRule="auto"/>
       </w:pPr>
       <w:r>
         <w:rPr>
+          <w:rFonts w:ascii="Calibri" w:hAnsi="Calibri"/>
           <w:b/>
-          <w:color w:val="000000"/>
+          <w:sz w:val="21"/>
         </w:rPr>
-        <w:t xml:space="preserve">Temporal Cycle Time Limit (≤ 90 seconds): </w:t>
+        <w:t xml:space="preserve">Acquisition: </w:t>
       </w:r>
       <w:r>
         <w:rPr>
-          <w:color w:val="000000"/>
+          <w:rFonts w:ascii="Calibri" w:hAnsi="Calibri"/>
+          <w:sz w:val="21"/>
         </w:rPr>
-        <w:t>The entire multi-camera, multi-pose, polarized, and spectral acquisition sequence must complete in ≤ 90 seconds (with a design target of ≤ 60 seconds) to fit standard clinical patient screening workflows.</w:t>
+        <w:t>Performs a segmented step-by-step horizontal rotation sweep, stopping at 4 discrete poses (0°, 90°, 180°, 270°) to capture complete patient coverage.</w:t>
       </w:r>
     </w:p>
     <w:p>
       <w:pPr>
-        <w:spacing w:after="160"/>
-        <w:ind w:left="288"/>
+        <w:pStyle w:val="ListBullet"/>
+        <w:spacing w:before="0" w:after="60" w:line="276" w:lineRule="auto"/>
       </w:pPr>
       <w:r>
         <w:rPr>
+          <w:rFonts w:ascii="Calibri" w:hAnsi="Calibri"/>
           <w:b/>
-          <w:color w:val="000000"/>
+          <w:sz w:val="21"/>
         </w:rPr>
-        <w:t xml:space="preserve">Focus Depth Constraint (≥ 100 mm): </w:t>
+        <w:t xml:space="preserve">Cost: </w:t>
       </w:r>
       <w:r>
         <w:rPr>
-          <w:color w:val="000000"/>
+          <w:rFonts w:ascii="Calibri" w:hAnsi="Calibri"/>
+          <w:sz w:val="21"/>
         </w:rPr>
-        <w:t>Due to the patient's body contours, the system's cameras must maintain focus across a depth variation of ≥ 100 mm in a single pose configuration.</w:t>
+        <w:t>High camera count and high BOM cost.</w:t>
       </w:r>
     </w:p>
     <w:p>
       <w:pPr>
-        <w:spacing w:after="160"/>
-        <w:ind w:left="288"/>
+        <w:pStyle w:val="ListBullet"/>
+        <w:spacing w:before="0" w:after="60" w:line="276" w:lineRule="auto"/>
       </w:pPr>
       <w:r>
         <w:rPr>
+          <w:rFonts w:ascii="Calibri" w:hAnsi="Calibri"/>
           <w:b/>
-          <w:color w:val="000000"/>
+          <w:sz w:val="21"/>
         </w:rPr>
-        <w:t xml:space="preserve">Circle of Confusion (CoC) &amp; Acceptable Blur Justification: </w:t>
+        <w:t xml:space="preserve">Risk: </w:t>
       </w:r>
       <w:r>
         <w:rPr>
-          <w:color w:val="000000"/>
+          <w:rFonts w:ascii="Calibri" w:hAnsi="Calibri"/>
+          <w:sz w:val="21"/>
         </w:rPr>
-        <w:t>While the RFQ does not prescribe a specific Circle of Confusion (CoC) or visual blur limit, absolute 'pixel-perfect' sharpness (where the CoC is set equal to the sensor's physical pixel pitch) is physically impractical. Under a pixel-perfect limit, the Depth of Field drops to ~5 mm, forcing a high-frequency focus sweep of numerous frames to cover the 100 mm depth contour, which creates data transfer bottlenecks that conflict with the 90-second cycle time limit.</w:t>
-        <w:br/>
-        <w:br/>
-        <w:t>Therefore, the RFQ evaluation should consider an acceptable blur threshold (CoC in the range of 20–30 µm) as the design target. This allows a slight, sub-visible blur of a few pixels at the extreme focus boundaries—which is fully acceptable for clinical dermoscopic classification—enabling a rapid focus sweep that successfully meets the cycle time requirement. Furthermore, if a focus sweep is required to cover the body curvature, the system should utilize high-speed optical focus actuators (such as electronic liquid lenses) to complete the multi-frame sweep rapidly, thereby minimizing the risk of patient motion artifacts.</w:t>
+        <w:t>Calibration complexity for multi-column geometries; high data ingestion bandwidth.</w:t>
       </w:r>
     </w:p>
     <w:p>
       <w:pPr>
-        <w:spacing w:before="480"/>
-      </w:pPr>
-    </w:p>
-    <w:p>
-      <w:pPr>
-        <w:spacing w:after="160"/>
+        <w:pStyle w:val="ListBullet"/>
+        <w:spacing w:before="0" w:after="60" w:line="276" w:lineRule="auto"/>
       </w:pPr>
       <w:r>
         <w:rPr>
+          <w:rFonts w:ascii="Calibri" w:hAnsi="Calibri"/>
           <w:b/>
-          <w:color w:val="000000"/>
-          <w:sz w:val="26"/>
+          <w:sz w:val="21"/>
         </w:rPr>
-        <w:t>Market Technology Benchmarking &amp; Compliance Analysis</w:t>
+        <w:t xml:space="preserve">Timing Considerations: </w:t>
+      </w:r>
+      <w:r>
+        <w:rPr>
+          <w:rFonts w:ascii="Calibri" w:hAnsi="Calibri"/>
+          <w:sz w:val="21"/>
+        </w:rPr>
+        <w:t>Scan time is dictated by the column rotation transit and stop exposure time. Baselines assume 5.0s rotation transit time and 2.0s settle time per step.</w:t>
       </w:r>
     </w:p>
     <w:p>
       <w:pPr>
-        <w:spacing w:after="200"/>
+        <w:spacing w:before="120" w:after="80" w:line="276" w:lineRule="auto"/>
       </w:pPr>
       <w:r>
         <w:rPr>
-          <w:color w:val="000000"/>
+          <w:rFonts w:ascii="Calibri" w:hAnsi="Calibri"/>
+          <w:sz w:val="22"/>
         </w:rPr>
-        <w:t>The following matrix compares the main commercial and research total body photography systems on the market against the specific mandatory requirements of this RFQ. Note that resolving power values are derived estimates (see details below) and are subject to vendor confirmation:</w:t>
+        <w:t>Model 2 Sensor Optimization Matrix (Target: 30 px/mm, 3 Columns, CoC = 25 µm, Aperture = f/8):</w:t>
       </w:r>
     </w:p>
     <w:tbl>
@@ -374,120 +1570,216 @@
         <w:tc>
           <w:tcPr>
             <w:tcW w:type="dxa" w:w="1170"/>
+            <w:shd w:fill="E6E6E6"/>
+            <w:tcMar>
+              <w:top w:w="120" w:type="dxa"/>
+              <w:bottom w:w="120" w:type="dxa"/>
+              <w:left w:w="140" w:type="dxa"/>
+              <w:right w:w="140" w:type="dxa"/>
+            </w:tcMar>
           </w:tcPr>
           <w:p>
+            <w:pPr>
+              <w:spacing w:before="40" w:after="40"/>
+              <w:jc w:val="center"/>
+            </w:pPr>
             <w:r>
               <w:rPr>
+                <w:rFonts w:ascii="Calibri" w:hAnsi="Calibri"/>
                 <w:b/>
                 <w:color w:val="000000"/>
-                <w:sz w:val="16"/>
+                <w:sz w:val="19"/>
               </w:rPr>
-              <w:t>RFQ Parameter ID</w:t>
+              <w:t>Sensor Profile</w:t>
             </w:r>
           </w:p>
         </w:tc>
         <w:tc>
           <w:tcPr>
             <w:tcW w:type="dxa" w:w="1170"/>
+            <w:shd w:fill="E6E6E6"/>
+            <w:tcMar>
+              <w:top w:w="120" w:type="dxa"/>
+              <w:bottom w:w="120" w:type="dxa"/>
+              <w:left w:w="140" w:type="dxa"/>
+              <w:right w:w="140" w:type="dxa"/>
+            </w:tcMar>
           </w:tcPr>
           <w:p>
+            <w:pPr>
+              <w:spacing w:before="40" w:after="40"/>
+              <w:jc w:val="center"/>
+            </w:pPr>
             <w:r>
               <w:rPr>
+                <w:rFonts w:ascii="Calibri" w:hAnsi="Calibri"/>
                 <w:b/>
                 <w:color w:val="000000"/>
-                <w:sz w:val="16"/>
+                <w:sz w:val="19"/>
               </w:rPr>
-              <w:t>FotoFinder ATBM Master</w:t>
+              <w:t>FOV (W×H)</w:t>
             </w:r>
           </w:p>
         </w:tc>
         <w:tc>
           <w:tcPr>
             <w:tcW w:type="dxa" w:w="1170"/>
+            <w:shd w:fill="E6E6E6"/>
+            <w:tcMar>
+              <w:top w:w="120" w:type="dxa"/>
+              <w:bottom w:w="120" w:type="dxa"/>
+              <w:left w:w="140" w:type="dxa"/>
+              <w:right w:w="140" w:type="dxa"/>
+            </w:tcMar>
           </w:tcPr>
           <w:p>
+            <w:pPr>
+              <w:spacing w:before="40" w:after="40"/>
+              <w:jc w:val="center"/>
+            </w:pPr>
             <w:r>
               <w:rPr>
+                <w:rFonts w:ascii="Calibri" w:hAnsi="Calibri"/>
                 <w:b/>
                 <w:color w:val="000000"/>
-                <w:sz w:val="16"/>
+                <w:sz w:val="19"/>
               </w:rPr>
-              <w:t>Canfield IntelliStudio</w:t>
+              <w:t>Total Array FOV</w:t>
             </w:r>
           </w:p>
         </w:tc>
         <w:tc>
           <w:tcPr>
             <w:tcW w:type="dxa" w:w="1170"/>
+            <w:shd w:fill="E6E6E6"/>
+            <w:tcMar>
+              <w:top w:w="120" w:type="dxa"/>
+              <w:bottom w:w="120" w:type="dxa"/>
+              <w:left w:w="140" w:type="dxa"/>
+              <w:right w:w="140" w:type="dxa"/>
+            </w:tcMar>
           </w:tcPr>
           <w:p>
+            <w:pPr>
+              <w:spacing w:before="40" w:after="40"/>
+              <w:jc w:val="center"/>
+            </w:pPr>
             <w:r>
               <w:rPr>
+                <w:rFonts w:ascii="Calibri" w:hAnsi="Calibri"/>
                 <w:b/>
                 <w:color w:val="000000"/>
-                <w:sz w:val="16"/>
+                <w:sz w:val="19"/>
               </w:rPr>
-              <w:t>Canfield Vectra WB360</w:t>
+              <w:t>Avg Env Density</w:t>
             </w:r>
           </w:p>
         </w:tc>
         <w:tc>
           <w:tcPr>
             <w:tcW w:type="dxa" w:w="1170"/>
+            <w:shd w:fill="E6E6E6"/>
+            <w:tcMar>
+              <w:top w:w="120" w:type="dxa"/>
+              <w:bottom w:w="120" w:type="dxa"/>
+              <w:left w:w="140" w:type="dxa"/>
+              <w:right w:w="140" w:type="dxa"/>
+            </w:tcMar>
           </w:tcPr>
           <w:p>
+            <w:pPr>
+              <w:spacing w:before="40" w:after="40"/>
+              <w:jc w:val="center"/>
+            </w:pPr>
             <w:r>
               <w:rPr>
+                <w:rFonts w:ascii="Calibri" w:hAnsi="Calibri"/>
                 <w:b/>
                 <w:color w:val="000000"/>
-                <w:sz w:val="16"/>
+                <w:sz w:val="19"/>
               </w:rPr>
-              <w:t>Optima Scan</w:t>
+              <w:t>DoF (CoC=25µm)</w:t>
             </w:r>
           </w:p>
         </w:tc>
         <w:tc>
           <w:tcPr>
             <w:tcW w:type="dxa" w:w="1170"/>
+            <w:shd w:fill="E6E6E6"/>
+            <w:tcMar>
+              <w:top w:w="120" w:type="dxa"/>
+              <w:bottom w:w="120" w:type="dxa"/>
+              <w:left w:w="140" w:type="dxa"/>
+              <w:right w:w="140" w:type="dxa"/>
+            </w:tcMar>
           </w:tcPr>
           <w:p>
+            <w:pPr>
+              <w:spacing w:before="40" w:after="40"/>
+              <w:jc w:val="center"/>
+            </w:pPr>
             <w:r>
               <w:rPr>
+                <w:rFonts w:ascii="Calibri" w:hAnsi="Calibri"/>
                 <w:b/>
                 <w:color w:val="000000"/>
-                <w:sz w:val="16"/>
+                <w:sz w:val="19"/>
               </w:rPr>
-              <w:t>MoleMax HD Stand</w:t>
+              <w:t>Cams Needed</w:t>
             </w:r>
           </w:p>
         </w:tc>
         <w:tc>
           <w:tcPr>
             <w:tcW w:type="dxa" w:w="1170"/>
+            <w:shd w:fill="E6E6E6"/>
+            <w:tcMar>
+              <w:top w:w="120" w:type="dxa"/>
+              <w:bottom w:w="120" w:type="dxa"/>
+              <w:left w:w="140" w:type="dxa"/>
+              <w:right w:w="140" w:type="dxa"/>
+            </w:tcMar>
           </w:tcPr>
           <w:p>
+            <w:pPr>
+              <w:spacing w:before="40" w:after="40"/>
+              <w:jc w:val="center"/>
+            </w:pPr>
             <w:r>
               <w:rPr>
+                <w:rFonts w:ascii="Calibri" w:hAnsi="Calibri"/>
                 <w:b/>
                 <w:color w:val="000000"/>
-                <w:sz w:val="16"/>
+                <w:sz w:val="19"/>
               </w:rPr>
-              <w:t>DermoScan X2</w:t>
+              <w:t>Total Cost</w:t>
             </w:r>
           </w:p>
         </w:tc>
         <w:tc>
           <w:tcPr>
             <w:tcW w:type="dxa" w:w="1170"/>
+            <w:shd w:fill="E6E6E6"/>
+            <w:tcMar>
+              <w:top w:w="120" w:type="dxa"/>
+              <w:bottom w:w="120" w:type="dxa"/>
+              <w:left w:w="140" w:type="dxa"/>
+              <w:right w:w="140" w:type="dxa"/>
+            </w:tcMar>
           </w:tcPr>
           <w:p>
+            <w:pPr>
+              <w:spacing w:before="40" w:after="40"/>
+              <w:jc w:val="center"/>
+            </w:pPr>
             <w:r>
               <w:rPr>
+                <w:rFonts w:ascii="Calibri" w:hAnsi="Calibri"/>
                 <w:b/>
                 <w:color w:val="000000"/>
-                <w:sz w:val="16"/>
+                <w:sz w:val="19"/>
               </w:rPr>
-              <w:t>iToBoS Scanner (Bosch)</w:t>
+              <w:t>Scan Time</w:t>
             </w:r>
           </w:p>
         </w:tc>
@@ -496,117 +1788,208 @@
         <w:tc>
           <w:tcPr>
             <w:tcW w:type="dxa" w:w="1170"/>
+            <w:tcMar>
+              <w:top w:w="100" w:type="dxa"/>
+              <w:bottom w:w="100" w:type="dxa"/>
+              <w:left w:w="140" w:type="dxa"/>
+              <w:right w:w="140" w:type="dxa"/>
+            </w:tcMar>
           </w:tcPr>
           <w:p>
+            <w:pPr>
+              <w:spacing w:before="40" w:after="40"/>
+              <w:jc w:val="center"/>
+            </w:pPr>
             <w:r>
               <w:rPr>
+                <w:rFonts w:ascii="Calibri" w:hAnsi="Calibri"/>
+                <w:b w:val="0"/>
                 <w:color w:val="000000"/>
-                <w:sz w:val="16"/>
+                <w:sz w:val="18"/>
               </w:rPr>
-              <w:t>`ROB-4` Single Pose</w:t>
+              <w:t>GMAX3265 (65MP)</w:t>
             </w:r>
           </w:p>
         </w:tc>
         <w:tc>
           <w:tcPr>
             <w:tcW w:type="dxa" w:w="1170"/>
+            <w:tcMar>
+              <w:top w:w="100" w:type="dxa"/>
+              <w:bottom w:w="100" w:type="dxa"/>
+              <w:left w:w="140" w:type="dxa"/>
+              <w:right w:w="140" w:type="dxa"/>
+            </w:tcMar>
           </w:tcPr>
           <w:p>
+            <w:pPr>
+              <w:spacing w:before="40" w:after="40"/>
+              <w:jc w:val="center"/>
+            </w:pPr>
             <w:r>
               <w:rPr>
-                <w:b/>
+                <w:rFonts w:ascii="Calibri" w:hAnsi="Calibri"/>
+                <w:b w:val="0"/>
                 <w:color w:val="000000"/>
-                <w:sz w:val="16"/>
+                <w:sz w:val="18"/>
               </w:rPr>
-              <w:t>Fail (Requires turning)</w:t>
+              <w:t>327mm × 216mm</w:t>
             </w:r>
           </w:p>
         </w:tc>
         <w:tc>
           <w:tcPr>
             <w:tcW w:type="dxa" w:w="1170"/>
+            <w:tcMar>
+              <w:top w:w="100" w:type="dxa"/>
+              <w:bottom w:w="100" w:type="dxa"/>
+              <w:left w:w="140" w:type="dxa"/>
+              <w:right w:w="140" w:type="dxa"/>
+            </w:tcMar>
           </w:tcPr>
           <w:p>
+            <w:pPr>
+              <w:spacing w:before="40" w:after="40"/>
+              <w:jc w:val="center"/>
+            </w:pPr>
             <w:r>
               <w:rPr>
-                <w:b/>
+                <w:rFonts w:ascii="Calibri" w:hAnsi="Calibri"/>
+                <w:b w:val="0"/>
                 <w:color w:val="000000"/>
-                <w:sz w:val="16"/>
+                <w:sz w:val="18"/>
               </w:rPr>
-              <w:t>Fail (Requires turning)</w:t>
+              <w:t>883mm × 2052mm</w:t>
             </w:r>
           </w:p>
         </w:tc>
         <w:tc>
           <w:tcPr>
             <w:tcW w:type="dxa" w:w="1170"/>
+            <w:tcMar>
+              <w:top w:w="100" w:type="dxa"/>
+              <w:bottom w:w="100" w:type="dxa"/>
+              <w:left w:w="140" w:type="dxa"/>
+              <w:right w:w="140" w:type="dxa"/>
+            </w:tcMar>
           </w:tcPr>
           <w:p>
+            <w:pPr>
+              <w:spacing w:before="40" w:after="40"/>
+              <w:jc w:val="center"/>
+            </w:pPr>
             <w:r>
               <w:rPr>
+                <w:rFonts w:ascii="Calibri" w:hAnsi="Calibri"/>
+                <w:b w:val="0"/>
                 <w:color w:val="000000"/>
-                <w:sz w:val="16"/>
+                <w:sz w:val="18"/>
               </w:rPr>
-              <w:t>Pass (Single pose)</w:t>
+              <w:t>21.3 px/mm</w:t>
             </w:r>
           </w:p>
         </w:tc>
         <w:tc>
           <w:tcPr>
             <w:tcW w:type="dxa" w:w="1170"/>
+            <w:tcMar>
+              <w:top w:w="100" w:type="dxa"/>
+              <w:bottom w:w="100" w:type="dxa"/>
+              <w:left w:w="140" w:type="dxa"/>
+              <w:right w:w="140" w:type="dxa"/>
+            </w:tcMar>
           </w:tcPr>
           <w:p>
+            <w:pPr>
+              <w:spacing w:before="40" w:after="40"/>
+              <w:jc w:val="center"/>
+            </w:pPr>
             <w:r>
               <w:rPr>
+                <w:rFonts w:ascii="Calibri" w:hAnsi="Calibri"/>
+                <w:b w:val="0"/>
                 <w:color w:val="000000"/>
-                <w:sz w:val="16"/>
+                <w:sz w:val="18"/>
               </w:rPr>
-              <w:t>Pass (Motorized arm sweeps)</w:t>
+              <w:t>82.8 mm</w:t>
             </w:r>
           </w:p>
         </w:tc>
         <w:tc>
           <w:tcPr>
             <w:tcW w:type="dxa" w:w="1170"/>
+            <w:tcMar>
+              <w:top w:w="100" w:type="dxa"/>
+              <w:bottom w:w="100" w:type="dxa"/>
+              <w:left w:w="140" w:type="dxa"/>
+              <w:right w:w="140" w:type="dxa"/>
+            </w:tcMar>
           </w:tcPr>
           <w:p>
+            <w:pPr>
+              <w:spacing w:before="40" w:after="40"/>
+              <w:jc w:val="center"/>
+            </w:pPr>
             <w:r>
               <w:rPr>
-                <w:b/>
+                <w:rFonts w:ascii="Calibri" w:hAnsi="Calibri"/>
+                <w:b w:val="0"/>
                 <w:color w:val="000000"/>
-                <w:sz w:val="16"/>
+                <w:sz w:val="18"/>
               </w:rPr>
-              <w:t>Fail (Assumed 10–33 turns)</w:t>
+              <w:t>33 (3 × 11)</w:t>
             </w:r>
           </w:p>
         </w:tc>
         <w:tc>
           <w:tcPr>
             <w:tcW w:type="dxa" w:w="1170"/>
+            <w:tcMar>
+              <w:top w:w="100" w:type="dxa"/>
+              <w:bottom w:w="100" w:type="dxa"/>
+              <w:left w:w="140" w:type="dxa"/>
+              <w:right w:w="140" w:type="dxa"/>
+            </w:tcMar>
           </w:tcPr>
           <w:p>
+            <w:pPr>
+              <w:spacing w:before="40" w:after="40"/>
+              <w:jc w:val="center"/>
+            </w:pPr>
             <w:r>
               <w:rPr>
-                <w:b/>
+                <w:rFonts w:ascii="Calibri" w:hAnsi="Calibri"/>
+                <w:b w:val="0"/>
                 <w:color w:val="000000"/>
-                <w:sz w:val="16"/>
+                <w:sz w:val="18"/>
               </w:rPr>
-              <w:t>Fail (Requires turning)</w:t>
+              <w:t>$214,500</w:t>
             </w:r>
           </w:p>
         </w:tc>
         <w:tc>
           <w:tcPr>
             <w:tcW w:type="dxa" w:w="1170"/>
+            <w:tcMar>
+              <w:top w:w="100" w:type="dxa"/>
+              <w:bottom w:w="100" w:type="dxa"/>
+              <w:left w:w="140" w:type="dxa"/>
+              <w:right w:w="140" w:type="dxa"/>
+            </w:tcMar>
           </w:tcPr>
           <w:p>
+            <w:pPr>
+              <w:spacing w:before="40" w:after="40"/>
+              <w:jc w:val="center"/>
+            </w:pPr>
             <w:r>
               <w:rPr>
-                <w:b/>
+                <w:rFonts w:ascii="Calibri" w:hAnsi="Calibri"/>
+                <w:b w:val="0"/>
                 <w:color w:val="000000"/>
-                <w:sz w:val="16"/>
+                <w:sz w:val="18"/>
               </w:rPr>
-              <w:t>Fail (Patient lies on bed and must turn supine/prone)</w:t>
+              <w:t>26.2s</w:t>
             </w:r>
           </w:p>
         </w:tc>
@@ -615,117 +1998,216 @@
         <w:tc>
           <w:tcPr>
             <w:tcW w:type="dxa" w:w="1170"/>
+            <w:tcMar>
+              <w:top w:w="100" w:type="dxa"/>
+              <w:bottom w:w="100" w:type="dxa"/>
+              <w:left w:w="140" w:type="dxa"/>
+              <w:right w:w="140" w:type="dxa"/>
+            </w:tcMar>
+            <w:shd w:fill="FAFAFA"/>
           </w:tcPr>
           <w:p>
+            <w:pPr>
+              <w:spacing w:before="40" w:after="40"/>
+              <w:jc w:val="center"/>
+            </w:pPr>
             <w:r>
               <w:rPr>
+                <w:rFonts w:ascii="Calibri" w:hAnsi="Calibri"/>
+                <w:b w:val="0"/>
                 <w:color w:val="000000"/>
-                <w:sz w:val="16"/>
+                <w:sz w:val="18"/>
               </w:rPr>
-              <w:t>`ROB-5` Cycle Time</w:t>
+              <w:t>100MP Industrial</w:t>
             </w:r>
           </w:p>
         </w:tc>
         <w:tc>
           <w:tcPr>
             <w:tcW w:type="dxa" w:w="1170"/>
+            <w:tcMar>
+              <w:top w:w="100" w:type="dxa"/>
+              <w:bottom w:w="100" w:type="dxa"/>
+              <w:left w:w="140" w:type="dxa"/>
+              <w:right w:w="140" w:type="dxa"/>
+            </w:tcMar>
+            <w:shd w:fill="FAFAFA"/>
           </w:tcPr>
           <w:p>
+            <w:pPr>
+              <w:spacing w:before="40" w:after="40"/>
+              <w:jc w:val="center"/>
+            </w:pPr>
             <w:r>
               <w:rPr>
-                <w:b/>
+                <w:rFonts w:ascii="Calibri" w:hAnsi="Calibri"/>
+                <w:b w:val="0"/>
                 <w:color w:val="000000"/>
-                <w:sz w:val="16"/>
+                <w:sz w:val="18"/>
               </w:rPr>
-              <w:t>Fail (2–4 minutes)</w:t>
+              <w:t>384mm × 288mm</w:t>
             </w:r>
           </w:p>
         </w:tc>
         <w:tc>
           <w:tcPr>
             <w:tcW w:type="dxa" w:w="1170"/>
+            <w:tcMar>
+              <w:top w:w="100" w:type="dxa"/>
+              <w:bottom w:w="100" w:type="dxa"/>
+              <w:left w:w="140" w:type="dxa"/>
+              <w:right w:w="140" w:type="dxa"/>
+            </w:tcMar>
+            <w:shd w:fill="FAFAFA"/>
           </w:tcPr>
           <w:p>
+            <w:pPr>
+              <w:spacing w:before="40" w:after="40"/>
+              <w:jc w:val="center"/>
+            </w:pPr>
             <w:r>
               <w:rPr>
-                <w:b/>
+                <w:rFonts w:ascii="Calibri" w:hAnsi="Calibri"/>
+                <w:b w:val="0"/>
                 <w:color w:val="000000"/>
-                <w:sz w:val="16"/>
+                <w:sz w:val="18"/>
               </w:rPr>
-              <w:t>Fail (~2 minutes)</w:t>
+              <w:t>1037mm × 2002mm</w:t>
             </w:r>
           </w:p>
         </w:tc>
         <w:tc>
           <w:tcPr>
             <w:tcW w:type="dxa" w:w="1170"/>
+            <w:tcMar>
+              <w:top w:w="100" w:type="dxa"/>
+              <w:bottom w:w="100" w:type="dxa"/>
+              <w:left w:w="140" w:type="dxa"/>
+              <w:right w:w="140" w:type="dxa"/>
+            </w:tcMar>
+            <w:shd w:fill="FAFAFA"/>
           </w:tcPr>
           <w:p>
+            <w:pPr>
+              <w:spacing w:before="40" w:after="40"/>
+              <w:jc w:val="center"/>
+            </w:pPr>
             <w:r>
               <w:rPr>
+                <w:rFonts w:ascii="Calibri" w:hAnsi="Calibri"/>
+                <w:b w:val="0"/>
                 <w:color w:val="000000"/>
-                <w:sz w:val="16"/>
+                <w:sz w:val="18"/>
               </w:rPr>
-              <w:t>Pass (Instant)</w:t>
+              <w:t>24.5 px/mm</w:t>
             </w:r>
           </w:p>
         </w:tc>
         <w:tc>
           <w:tcPr>
             <w:tcW w:type="dxa" w:w="1170"/>
+            <w:tcMar>
+              <w:top w:w="100" w:type="dxa"/>
+              <w:bottom w:w="100" w:type="dxa"/>
+              <w:left w:w="140" w:type="dxa"/>
+              <w:right w:w="140" w:type="dxa"/>
+            </w:tcMar>
+            <w:shd w:fill="FAFAFA"/>
           </w:tcPr>
           <w:p>
+            <w:pPr>
+              <w:spacing w:before="40" w:after="40"/>
+              <w:jc w:val="center"/>
+            </w:pPr>
             <w:r>
               <w:rPr>
+                <w:rFonts w:ascii="Calibri" w:hAnsi="Calibri"/>
+                <w:b w:val="0"/>
                 <w:color w:val="000000"/>
-                <w:sz w:val="16"/>
+                <w:sz w:val="18"/>
               </w:rPr>
-              <w:t>Pass (~1 minute)</w:t>
+              <w:t>34.0 mm</w:t>
             </w:r>
           </w:p>
         </w:tc>
         <w:tc>
           <w:tcPr>
             <w:tcW w:type="dxa" w:w="1170"/>
+            <w:tcMar>
+              <w:top w:w="100" w:type="dxa"/>
+              <w:bottom w:w="100" w:type="dxa"/>
+              <w:left w:w="140" w:type="dxa"/>
+              <w:right w:w="140" w:type="dxa"/>
+            </w:tcMar>
+            <w:shd w:fill="FAFAFA"/>
           </w:tcPr>
           <w:p>
+            <w:pPr>
+              <w:spacing w:before="40" w:after="40"/>
+              <w:jc w:val="center"/>
+            </w:pPr>
             <w:r>
               <w:rPr>
-                <w:b/>
+                <w:rFonts w:ascii="Calibri" w:hAnsi="Calibri"/>
+                <w:b w:val="0"/>
                 <w:color w:val="000000"/>
-                <w:sz w:val="16"/>
+                <w:sz w:val="18"/>
               </w:rPr>
-              <w:t>Fail (Assumed; several minutes)</w:t>
+              <w:t>24 (3 × 8)</w:t>
             </w:r>
           </w:p>
         </w:tc>
         <w:tc>
           <w:tcPr>
             <w:tcW w:type="dxa" w:w="1170"/>
+            <w:tcMar>
+              <w:top w:w="100" w:type="dxa"/>
+              <w:bottom w:w="100" w:type="dxa"/>
+              <w:left w:w="140" w:type="dxa"/>
+              <w:right w:w="140" w:type="dxa"/>
+            </w:tcMar>
+            <w:shd w:fill="FAFAFA"/>
           </w:tcPr>
           <w:p>
+            <w:pPr>
+              <w:spacing w:before="40" w:after="40"/>
+              <w:jc w:val="center"/>
+            </w:pPr>
             <w:r>
               <w:rPr>
-                <w:b/>
+                <w:rFonts w:ascii="Calibri" w:hAnsi="Calibri"/>
+                <w:b w:val="0"/>
                 <w:color w:val="000000"/>
-                <w:sz w:val="16"/>
+                <w:sz w:val="18"/>
               </w:rPr>
-              <w:t>Fail (Assumed; 1–2 minutes)</w:t>
+              <w:t>$192,000</w:t>
             </w:r>
           </w:p>
         </w:tc>
         <w:tc>
           <w:tcPr>
             <w:tcW w:type="dxa" w:w="1170"/>
+            <w:tcMar>
+              <w:top w:w="100" w:type="dxa"/>
+              <w:bottom w:w="100" w:type="dxa"/>
+              <w:left w:w="140" w:type="dxa"/>
+              <w:right w:w="140" w:type="dxa"/>
+            </w:tcMar>
+            <w:shd w:fill="FAFAFA"/>
           </w:tcPr>
           <w:p>
+            <w:pPr>
+              <w:spacing w:before="40" w:after="40"/>
+              <w:jc w:val="center"/>
+            </w:pPr>
             <w:r>
               <w:rPr>
-                <w:b/>
+                <w:rFonts w:ascii="Calibri" w:hAnsi="Calibri"/>
+                <w:b w:val="0"/>
                 <w:color w:val="000000"/>
-                <w:sz w:val="16"/>
+                <w:sz w:val="18"/>
               </w:rPr>
-              <w:t>Fail (~6 minutes scan cycle)</w:t>
+              <w:t>27.8s</w:t>
             </w:r>
           </w:p>
         </w:tc>
@@ -734,118 +2216,208 @@
         <w:tc>
           <w:tcPr>
             <w:tcW w:type="dxa" w:w="1170"/>
+            <w:tcMar>
+              <w:top w:w="100" w:type="dxa"/>
+              <w:bottom w:w="100" w:type="dxa"/>
+              <w:left w:w="140" w:type="dxa"/>
+              <w:right w:w="140" w:type="dxa"/>
+            </w:tcMar>
           </w:tcPr>
           <w:p>
+            <w:pPr>
+              <w:spacing w:before="40" w:after="40"/>
+              <w:jc w:val="center"/>
+            </w:pPr>
             <w:r>
               <w:rPr>
+                <w:rFonts w:ascii="Calibri" w:hAnsi="Calibri"/>
+                <w:b w:val="0"/>
                 <w:color w:val="000000"/>
-                <w:sz w:val="16"/>
+                <w:sz w:val="18"/>
               </w:rPr>
-              <w:t>`IMG-3` Pixel Pitch *</w:t>
+              <w:t>IMX927/IMX937 (105MP)</w:t>
             </w:r>
           </w:p>
         </w:tc>
         <w:tc>
           <w:tcPr>
             <w:tcW w:type="dxa" w:w="1170"/>
+            <w:tcMar>
+              <w:top w:w="100" w:type="dxa"/>
+              <w:bottom w:w="100" w:type="dxa"/>
+              <w:left w:w="140" w:type="dxa"/>
+              <w:right w:w="140" w:type="dxa"/>
+            </w:tcMar>
           </w:tcPr>
           <w:p>
+            <w:pPr>
+              <w:spacing w:before="40" w:after="40"/>
+              <w:jc w:val="center"/>
+            </w:pPr>
             <w:r>
               <w:rPr>
-                <w:b/>
+                <w:rFonts w:ascii="Calibri" w:hAnsi="Calibri"/>
+                <w:b w:val="0"/>
                 <w:color w:val="000000"/>
-                <w:sz w:val="16"/>
+                <w:sz w:val="18"/>
               </w:rPr>
-              <w:t>Fail (Derived: 5–7 px/mm [143–200 µm])</w:t>
+              <w:t>387mm × 303mm</w:t>
             </w:r>
           </w:p>
         </w:tc>
         <w:tc>
           <w:tcPr>
             <w:tcW w:type="dxa" w:w="1170"/>
+            <w:tcMar>
+              <w:top w:w="100" w:type="dxa"/>
+              <w:bottom w:w="100" w:type="dxa"/>
+              <w:left w:w="140" w:type="dxa"/>
+              <w:right w:w="140" w:type="dxa"/>
+            </w:tcMar>
           </w:tcPr>
           <w:p>
+            <w:pPr>
+              <w:spacing w:before="40" w:after="40"/>
+              <w:jc w:val="center"/>
+            </w:pPr>
             <w:r>
               <w:rPr>
-                <w:b/>
+                <w:rFonts w:ascii="Calibri" w:hAnsi="Calibri"/>
+                <w:b w:val="0"/>
                 <w:color w:val="000000"/>
-                <w:sz w:val="16"/>
+                <w:sz w:val="18"/>
               </w:rPr>
-              <w:t>Fail (Derived: 10–17 px/mm [59–100 µm])</w:t>
+              <w:t>1044mm × 2363mm</w:t>
             </w:r>
           </w:p>
         </w:tc>
         <w:tc>
           <w:tcPr>
             <w:tcW w:type="dxa" w:w="1170"/>
+            <w:tcMar>
+              <w:top w:w="100" w:type="dxa"/>
+              <w:bottom w:w="100" w:type="dxa"/>
+              <w:left w:w="140" w:type="dxa"/>
+              <w:right w:w="140" w:type="dxa"/>
+            </w:tcMar>
           </w:tcPr>
           <w:p>
+            <w:pPr>
+              <w:spacing w:before="40" w:after="40"/>
+              <w:jc w:val="center"/>
+            </w:pPr>
             <w:r>
               <w:rPr>
-                <w:b/>
+                <w:rFonts w:ascii="Calibri" w:hAnsi="Calibri"/>
+                <w:b w:val="0"/>
                 <w:color w:val="000000"/>
-                <w:sz w:val="16"/>
+                <w:sz w:val="18"/>
               </w:rPr>
-              <w:t>Fail (Derived: 13–18 px/mm [55–77 µm])</w:t>
+              <w:t>23.8 px/mm</w:t>
             </w:r>
           </w:p>
         </w:tc>
         <w:tc>
           <w:tcPr>
             <w:tcW w:type="dxa" w:w="1170"/>
+            <w:tcMar>
+              <w:top w:w="100" w:type="dxa"/>
+              <w:bottom w:w="100" w:type="dxa"/>
+              <w:left w:w="140" w:type="dxa"/>
+              <w:right w:w="140" w:type="dxa"/>
+            </w:tcMar>
           </w:tcPr>
           <w:p>
+            <w:pPr>
+              <w:spacing w:before="40" w:after="40"/>
+              <w:jc w:val="center"/>
+            </w:pPr>
             <w:r>
               <w:rPr>
-                <w:b/>
+                <w:rFonts w:ascii="Calibri" w:hAnsi="Calibri"/>
+                <w:b w:val="0"/>
                 <w:color w:val="000000"/>
-                <w:sz w:val="16"/>
+                <w:sz w:val="18"/>
               </w:rPr>
-              <w:t>Fail (Derived: 5–9 px/mm [111–200 µm])</w:t>
+              <w:t>98.0 mm</w:t>
             </w:r>
           </w:p>
         </w:tc>
         <w:tc>
           <w:tcPr>
             <w:tcW w:type="dxa" w:w="1170"/>
+            <w:tcMar>
+              <w:top w:w="100" w:type="dxa"/>
+              <w:bottom w:w="100" w:type="dxa"/>
+              <w:left w:w="140" w:type="dxa"/>
+              <w:right w:w="140" w:type="dxa"/>
+            </w:tcMar>
           </w:tcPr>
           <w:p>
+            <w:pPr>
+              <w:spacing w:before="40" w:after="40"/>
+              <w:jc w:val="center"/>
+            </w:pPr>
             <w:r>
               <w:rPr>
-                <w:b/>
+                <w:rFonts w:ascii="Calibri" w:hAnsi="Calibri"/>
+                <w:b w:val="0"/>
                 <w:color w:val="000000"/>
-                <w:sz w:val="16"/>
+                <w:sz w:val="18"/>
               </w:rPr>
-              <w:t>Fail (Assumed; low-res DSLR templates)</w:t>
+              <w:t>24 (3 × 8)</w:t>
             </w:r>
           </w:p>
         </w:tc>
         <w:tc>
           <w:tcPr>
             <w:tcW w:type="dxa" w:w="1170"/>
+            <w:tcMar>
+              <w:top w:w="100" w:type="dxa"/>
+              <w:bottom w:w="100" w:type="dxa"/>
+              <w:left w:w="140" w:type="dxa"/>
+              <w:right w:w="140" w:type="dxa"/>
+            </w:tcMar>
           </w:tcPr>
           <w:p>
+            <w:pPr>
+              <w:spacing w:before="40" w:after="40"/>
+              <w:jc w:val="center"/>
+            </w:pPr>
             <w:r>
               <w:rPr>
-                <w:b/>
+                <w:rFonts w:ascii="Calibri" w:hAnsi="Calibri"/>
+                <w:b w:val="0"/>
                 <w:color w:val="000000"/>
-                <w:sz w:val="16"/>
+                <w:sz w:val="18"/>
               </w:rPr>
-              <w:t>Fail (Derived: ~5.2 px/mm [193 µm])</w:t>
+              <w:t>$204,000</w:t>
             </w:r>
           </w:p>
         </w:tc>
         <w:tc>
           <w:tcPr>
             <w:tcW w:type="dxa" w:w="1170"/>
+            <w:tcMar>
+              <w:top w:w="100" w:type="dxa"/>
+              <w:bottom w:w="100" w:type="dxa"/>
+              <w:left w:w="140" w:type="dxa"/>
+              <w:right w:w="140" w:type="dxa"/>
+            </w:tcMar>
           </w:tcPr>
           <w:p>
+            <w:pPr>
+              <w:spacing w:before="40" w:after="40"/>
+              <w:jc w:val="center"/>
+            </w:pPr>
             <w:r>
               <w:rPr>
+                <w:rFonts w:ascii="Calibri" w:hAnsi="Calibri"/>
+                <w:b w:val="0"/>
                 <w:color w:val="000000"/>
-                <w:sz w:val="16"/>
+                <w:sz w:val="18"/>
               </w:rPr>
-              <w:t>Pass (Target: 20 µm [50 px/mm] resolution)</w:t>
+              <w:t>26.2s</w:t>
             </w:r>
           </w:p>
         </w:tc>
@@ -854,112 +2426,656 @@
         <w:tc>
           <w:tcPr>
             <w:tcW w:type="dxa" w:w="1170"/>
+            <w:tcMar>
+              <w:top w:w="100" w:type="dxa"/>
+              <w:bottom w:w="100" w:type="dxa"/>
+              <w:left w:w="140" w:type="dxa"/>
+              <w:right w:w="140" w:type="dxa"/>
+            </w:tcMar>
+            <w:shd w:fill="FAFAFA"/>
           </w:tcPr>
           <w:p>
+            <w:pPr>
+              <w:spacing w:before="40" w:after="40"/>
+              <w:jc w:val="center"/>
+            </w:pPr>
             <w:r>
               <w:rPr>
+                <w:rFonts w:ascii="Calibri" w:hAnsi="Calibri"/>
+                <w:b w:val="0"/>
                 <w:color w:val="000000"/>
-                <w:sz w:val="16"/>
+                <w:sz w:val="18"/>
               </w:rPr>
-              <w:t>`IMG-7` Focus Depth</w:t>
+              <w:t>Sony IMX661 (127MP)</w:t>
             </w:r>
           </w:p>
         </w:tc>
         <w:tc>
           <w:tcPr>
             <w:tcW w:type="dxa" w:w="1170"/>
+            <w:tcMar>
+              <w:top w:w="100" w:type="dxa"/>
+              <w:bottom w:w="100" w:type="dxa"/>
+              <w:left w:w="140" w:type="dxa"/>
+              <w:right w:w="140" w:type="dxa"/>
+            </w:tcMar>
+            <w:shd w:fill="FAFAFA"/>
           </w:tcPr>
           <w:p>
+            <w:pPr>
+              <w:spacing w:before="40" w:after="40"/>
+              <w:jc w:val="center"/>
+            </w:pPr>
             <w:r>
               <w:rPr>
+                <w:rFonts w:ascii="Calibri" w:hAnsi="Calibri"/>
+                <w:b w:val="0"/>
                 <w:color w:val="000000"/>
-                <w:sz w:val="16"/>
+                <w:sz w:val="18"/>
               </w:rPr>
-              <w:t>Pass (Long WD)</w:t>
+              <w:t>442mm × 315mm</w:t>
             </w:r>
           </w:p>
         </w:tc>
         <w:tc>
           <w:tcPr>
             <w:tcW w:type="dxa" w:w="1170"/>
+            <w:tcMar>
+              <w:top w:w="100" w:type="dxa"/>
+              <w:bottom w:w="100" w:type="dxa"/>
+              <w:left w:w="140" w:type="dxa"/>
+              <w:right w:w="140" w:type="dxa"/>
+            </w:tcMar>
+            <w:shd w:fill="FAFAFA"/>
           </w:tcPr>
           <w:p>
+            <w:pPr>
+              <w:spacing w:before="40" w:after="40"/>
+              <w:jc w:val="center"/>
+            </w:pPr>
             <w:r>
               <w:rPr>
+                <w:rFonts w:ascii="Calibri" w:hAnsi="Calibri"/>
+                <w:b w:val="0"/>
                 <w:color w:val="000000"/>
-                <w:sz w:val="16"/>
+                <w:sz w:val="18"/>
               </w:rPr>
-              <w:t>Pass (Long WD)</w:t>
+              <w:t>1193mm × 2190mm</w:t>
             </w:r>
           </w:p>
         </w:tc>
         <w:tc>
           <w:tcPr>
             <w:tcW w:type="dxa" w:w="1170"/>
+            <w:tcMar>
+              <w:top w:w="100" w:type="dxa"/>
+              <w:bottom w:w="100" w:type="dxa"/>
+              <w:left w:w="140" w:type="dxa"/>
+              <w:right w:w="140" w:type="dxa"/>
+            </w:tcMar>
+            <w:shd w:fill="FAFAFA"/>
           </w:tcPr>
           <w:p>
+            <w:pPr>
+              <w:spacing w:before="40" w:after="40"/>
+              <w:jc w:val="center"/>
+            </w:pPr>
             <w:r>
               <w:rPr>
+                <w:rFonts w:ascii="Calibri" w:hAnsi="Calibri"/>
+                <w:b w:val="0"/>
                 <w:color w:val="000000"/>
-                <w:sz w:val="16"/>
+                <w:sz w:val="18"/>
               </w:rPr>
-              <w:t>Pass (Multi-camera planes)</w:t>
+              <w:t>25.4 px/mm</w:t>
             </w:r>
           </w:p>
         </w:tc>
         <w:tc>
           <w:tcPr>
             <w:tcW w:type="dxa" w:w="1170"/>
+            <w:tcMar>
+              <w:top w:w="100" w:type="dxa"/>
+              <w:bottom w:w="100" w:type="dxa"/>
+              <w:left w:w="140" w:type="dxa"/>
+              <w:right w:w="140" w:type="dxa"/>
+            </w:tcMar>
+            <w:shd w:fill="FAFAFA"/>
           </w:tcPr>
           <w:p>
+            <w:pPr>
+              <w:spacing w:before="40" w:after="40"/>
+              <w:jc w:val="center"/>
+            </w:pPr>
             <w:r>
               <w:rPr>
+                <w:rFonts w:ascii="Calibri" w:hAnsi="Calibri"/>
+                <w:b w:val="0"/>
                 <w:color w:val="000000"/>
-                <w:sz w:val="16"/>
+                <w:sz w:val="18"/>
               </w:rPr>
-              <w:t>Pass (Small sensor format)</w:t>
+              <w:t>40.6 mm</w:t>
             </w:r>
           </w:p>
         </w:tc>
         <w:tc>
           <w:tcPr>
             <w:tcW w:type="dxa" w:w="1170"/>
+            <w:tcMar>
+              <w:top w:w="100" w:type="dxa"/>
+              <w:bottom w:w="100" w:type="dxa"/>
+              <w:left w:w="140" w:type="dxa"/>
+              <w:right w:w="140" w:type="dxa"/>
+            </w:tcMar>
+            <w:shd w:fill="FAFAFA"/>
           </w:tcPr>
           <w:p>
+            <w:pPr>
+              <w:spacing w:before="40" w:after="40"/>
+              <w:jc w:val="center"/>
+            </w:pPr>
             <w:r>
               <w:rPr>
+                <w:rFonts w:ascii="Calibri" w:hAnsi="Calibri"/>
+                <w:b w:val="0"/>
                 <w:color w:val="000000"/>
-                <w:sz w:val="16"/>
+                <w:sz w:val="18"/>
               </w:rPr>
-              <w:t>Pass (Long WD)</w:t>
+              <w:t>24 (3 × 8)</w:t>
             </w:r>
           </w:p>
         </w:tc>
         <w:tc>
           <w:tcPr>
             <w:tcW w:type="dxa" w:w="1170"/>
+            <w:tcMar>
+              <w:top w:w="100" w:type="dxa"/>
+              <w:bottom w:w="100" w:type="dxa"/>
+              <w:left w:w="140" w:type="dxa"/>
+              <w:right w:w="140" w:type="dxa"/>
+            </w:tcMar>
+            <w:shd w:fill="FAFAFA"/>
           </w:tcPr>
           <w:p>
+            <w:pPr>
+              <w:spacing w:before="40" w:after="40"/>
+              <w:jc w:val="center"/>
+            </w:pPr>
             <w:r>
               <w:rPr>
+                <w:rFonts w:ascii="Calibri" w:hAnsi="Calibri"/>
+                <w:b w:val="0"/>
                 <w:color w:val="000000"/>
-                <w:sz w:val="16"/>
+                <w:sz w:val="18"/>
               </w:rPr>
-              <w:t>Pass (Long WD)</w:t>
+              <w:t>$288,000</w:t>
             </w:r>
           </w:p>
         </w:tc>
         <w:tc>
           <w:tcPr>
             <w:tcW w:type="dxa" w:w="1170"/>
+            <w:tcMar>
+              <w:top w:w="100" w:type="dxa"/>
+              <w:bottom w:w="100" w:type="dxa"/>
+              <w:left w:w="140" w:type="dxa"/>
+              <w:right w:w="140" w:type="dxa"/>
+            </w:tcMar>
+            <w:shd w:fill="FAFAFA"/>
           </w:tcPr>
           <w:p>
+            <w:pPr>
+              <w:spacing w:before="40" w:after="40"/>
+              <w:jc w:val="center"/>
+            </w:pPr>
             <w:r>
               <w:rPr>
+                <w:rFonts w:ascii="Calibri" w:hAnsi="Calibri"/>
+                <w:b w:val="0"/>
                 <w:color w:val="000000"/>
-                <w:sz w:val="16"/>
+                <w:sz w:val="18"/>
               </w:rPr>
-              <w:t>Pass (Achieved via focus stacking with Optotune liquid lenses)</w:t>
+              <w:t>27.8s</w:t>
+            </w:r>
+          </w:p>
+        </w:tc>
+      </w:tr>
+    </w:tbl>
+    <w:p>
+      <w:pPr>
+        <w:spacing w:before="0" w:after="80" w:line="276" w:lineRule="auto"/>
+      </w:pPr>
+    </w:p>
+    <w:p>
+      <w:pPr>
+        <w:spacing w:before="80" w:after="160"/>
+        <w:jc w:val="center"/>
+      </w:pPr>
+      <w:r>
+        <w:drawing>
+          <wp:inline xmlns:a="http://schemas.openxmlformats.org/drawingml/2006/main" xmlns:pic="http://schemas.openxmlformats.org/drawingml/2006/picture">
+            <wp:extent cx="4389120" cy="2028857"/>
+            <wp:docPr id="2" name="Picture 2"/>
+            <wp:cNvGraphicFramePr>
+              <a:graphicFrameLocks noChangeAspect="1"/>
+            </wp:cNvGraphicFramePr>
+            <a:graphic>
+              <a:graphicData uri="http://schemas.openxmlformats.org/drawingml/2006/picture">
+                <pic:pic>
+                  <pic:nvPicPr>
+                    <pic:cNvPr id="0" name="model2_visualizer.png"/>
+                    <pic:cNvPicPr/>
+                  </pic:nvPicPr>
+                  <pic:blipFill>
+                    <a:blip r:embed="rId10"/>
+                    <a:stretch>
+                      <a:fillRect/>
+                    </a:stretch>
+                  </pic:blipFill>
+                  <pic:spPr>
+                    <a:xfrm>
+                      <a:off x="0" y="0"/>
+                      <a:ext cx="4389120" cy="2028857"/>
+                    </a:xfrm>
+                    <a:prstGeom prst="rect"/>
+                  </pic:spPr>
+                </pic:pic>
+              </a:graphicData>
+            </a:graphic>
+          </wp:inline>
+        </w:drawing>
+      </w:r>
+    </w:p>
+    <w:p>
+      <w:pPr>
+        <w:keepNext/>
+        <w:spacing w:before="240" w:after="80"/>
+      </w:pPr>
+      <w:r>
+        <w:rPr>
+          <w:rFonts w:ascii="Calibri" w:hAnsi="Calibri"/>
+          <w:b/>
+          <w:color w:val="000000"/>
+          <w:sz w:val="24"/>
+        </w:rPr>
+        <w:t>Model 3: Option C — Turntable Scanning Gantry</w:t>
+      </w:r>
+    </w:p>
+    <w:p>
+      <w:pPr>
+        <w:pStyle w:val="ListBullet"/>
+        <w:spacing w:before="0" w:after="60" w:line="276" w:lineRule="auto"/>
+      </w:pPr>
+      <w:r>
+        <w:rPr>
+          <w:rFonts w:ascii="Calibri" w:hAnsi="Calibri"/>
+          <w:b/>
+          <w:sz w:val="21"/>
+        </w:rPr>
+        <w:t xml:space="preserve">Mechanical: </w:t>
+      </w:r>
+      <w:r>
+        <w:rPr>
+          <w:rFonts w:ascii="Calibri" w:hAnsi="Calibri"/>
+          <w:sz w:val="21"/>
+        </w:rPr>
+        <w:t>Static columns with motorized vertical carriages; patient stands on a rotating turntable.</w:t>
+      </w:r>
+    </w:p>
+    <w:p>
+      <w:pPr>
+        <w:pStyle w:val="ListBullet"/>
+        <w:spacing w:before="0" w:after="60" w:line="276" w:lineRule="auto"/>
+      </w:pPr>
+      <w:r>
+        <w:rPr>
+          <w:rFonts w:ascii="Calibri" w:hAnsi="Calibri"/>
+          <w:b/>
+          <w:sz w:val="21"/>
+        </w:rPr>
+        <w:t xml:space="preserve">Acquisition: </w:t>
+      </w:r>
+      <w:r>
+        <w:rPr>
+          <w:rFonts w:ascii="Calibri" w:hAnsi="Calibri"/>
+          <w:sz w:val="21"/>
+        </w:rPr>
+        <w:t>Turntable rotates patient to 4 poses (0°, 90°, 180°, 270°); carriages sweep vertically at each stop.</w:t>
+      </w:r>
+    </w:p>
+    <w:p>
+      <w:pPr>
+        <w:pStyle w:val="ListBullet"/>
+        <w:spacing w:before="0" w:after="60" w:line="276" w:lineRule="auto"/>
+      </w:pPr>
+      <w:r>
+        <w:rPr>
+          <w:rFonts w:ascii="Calibri" w:hAnsi="Calibri"/>
+          <w:b/>
+          <w:sz w:val="21"/>
+        </w:rPr>
+        <w:t xml:space="preserve">Cost: </w:t>
+      </w:r>
+      <w:r>
+        <w:rPr>
+          <w:rFonts w:ascii="Calibri" w:hAnsi="Calibri"/>
+          <w:sz w:val="21"/>
+        </w:rPr>
+        <w:t>Low camera count, low BOM cost.</w:t>
+      </w:r>
+    </w:p>
+    <w:p>
+      <w:pPr>
+        <w:pStyle w:val="ListBullet"/>
+        <w:spacing w:before="0" w:after="60" w:line="276" w:lineRule="auto"/>
+      </w:pPr>
+      <w:r>
+        <w:rPr>
+          <w:rFonts w:ascii="Calibri" w:hAnsi="Calibri"/>
+          <w:b/>
+          <w:sz w:val="21"/>
+        </w:rPr>
+        <w:t xml:space="preserve">Patient Pose Guidelines: </w:t>
+      </w:r>
+      <w:r>
+        <w:rPr>
+          <w:rFonts w:ascii="Calibri" w:hAnsi="Calibri"/>
+          <w:sz w:val="21"/>
+        </w:rPr>
+        <w:t>Patient must dynamically adjust leg stance (forward/backward) and stretch hands based on the active camera pose location to prevent occlusions.</w:t>
+      </w:r>
+    </w:p>
+    <w:p>
+      <w:pPr>
+        <w:pStyle w:val="ListBullet"/>
+        <w:spacing w:before="0" w:after="60" w:line="276" w:lineRule="auto"/>
+      </w:pPr>
+      <w:r>
+        <w:rPr>
+          <w:rFonts w:ascii="Calibri" w:hAnsi="Calibri"/>
+          <w:b/>
+          <w:sz w:val="21"/>
+        </w:rPr>
+        <w:t xml:space="preserve">Timing Considerations: </w:t>
+      </w:r>
+      <w:r>
+        <w:rPr>
+          <w:rFonts w:ascii="Calibri" w:hAnsi="Calibri"/>
+          <w:sz w:val="21"/>
+        </w:rPr>
+        <w:t>Scan time is dependent on turntable rotation speed and vertical carriage travel steps. Baselines assume 5.0s turntable rotation time and 2.0s settle time per vertical sweep step.</w:t>
+      </w:r>
+    </w:p>
+    <w:p>
+      <w:pPr>
+        <w:spacing w:before="120" w:after="80" w:line="276" w:lineRule="auto"/>
+      </w:pPr>
+      <w:r>
+        <w:rPr>
+          <w:rFonts w:ascii="Calibri" w:hAnsi="Calibri"/>
+          <w:sz w:val="22"/>
+        </w:rPr>
+        <w:t>Model 3 Sensor Optimization Matrix (Target: 30 px/mm, CoC = 25 µm, Aperture = f/8, Carriage Travel):</w:t>
+      </w:r>
+    </w:p>
+    <w:tbl>
+      <w:tblPr>
+        <w:tblStyle w:val="TableGrid"/>
+        <w:tblW w:type="auto" w:w="0"/>
+        <w:tblLook w:firstColumn="1" w:firstRow="1" w:lastColumn="0" w:lastRow="0" w:noHBand="0" w:noVBand="1" w:val="04A0"/>
+      </w:tblPr>
+      <w:tblGrid>
+        <w:gridCol w:w="1040"/>
+        <w:gridCol w:w="1040"/>
+        <w:gridCol w:w="1040"/>
+        <w:gridCol w:w="1040"/>
+        <w:gridCol w:w="1040"/>
+        <w:gridCol w:w="1040"/>
+        <w:gridCol w:w="1040"/>
+        <w:gridCol w:w="1040"/>
+        <w:gridCol w:w="1040"/>
+      </w:tblGrid>
+      <w:tr>
+        <w:tc>
+          <w:tcPr>
+            <w:tcW w:type="dxa" w:w="1040"/>
+            <w:shd w:fill="E6E6E6"/>
+            <w:tcMar>
+              <w:top w:w="120" w:type="dxa"/>
+              <w:bottom w:w="120" w:type="dxa"/>
+              <w:left w:w="140" w:type="dxa"/>
+              <w:right w:w="140" w:type="dxa"/>
+            </w:tcMar>
+          </w:tcPr>
+          <w:p>
+            <w:pPr>
+              <w:spacing w:before="40" w:after="40"/>
+              <w:jc w:val="center"/>
+            </w:pPr>
+            <w:r>
+              <w:rPr>
+                <w:rFonts w:ascii="Calibri" w:hAnsi="Calibri"/>
+                <w:b/>
+                <w:color w:val="000000"/>
+                <w:sz w:val="18"/>
+              </w:rPr>
+              <w:t>Sensor Profile</w:t>
+            </w:r>
+          </w:p>
+        </w:tc>
+        <w:tc>
+          <w:tcPr>
+            <w:tcW w:type="dxa" w:w="1040"/>
+            <w:shd w:fill="E6E6E6"/>
+            <w:tcMar>
+              <w:top w:w="120" w:type="dxa"/>
+              <w:bottom w:w="120" w:type="dxa"/>
+              <w:left w:w="140" w:type="dxa"/>
+              <w:right w:w="140" w:type="dxa"/>
+            </w:tcMar>
+          </w:tcPr>
+          <w:p>
+            <w:pPr>
+              <w:spacing w:before="40" w:after="40"/>
+              <w:jc w:val="center"/>
+            </w:pPr>
+            <w:r>
+              <w:rPr>
+                <w:rFonts w:ascii="Calibri" w:hAnsi="Calibri"/>
+                <w:b/>
+                <w:color w:val="000000"/>
+                <w:sz w:val="18"/>
+              </w:rPr>
+              <w:t>FOV (W×H)</w:t>
+            </w:r>
+          </w:p>
+        </w:tc>
+        <w:tc>
+          <w:tcPr>
+            <w:tcW w:type="dxa" w:w="1040"/>
+            <w:shd w:fill="E6E6E6"/>
+            <w:tcMar>
+              <w:top w:w="120" w:type="dxa"/>
+              <w:bottom w:w="120" w:type="dxa"/>
+              <w:left w:w="140" w:type="dxa"/>
+              <w:right w:w="140" w:type="dxa"/>
+            </w:tcMar>
+          </w:tcPr>
+          <w:p>
+            <w:pPr>
+              <w:spacing w:before="40" w:after="40"/>
+              <w:jc w:val="center"/>
+            </w:pPr>
+            <w:r>
+              <w:rPr>
+                <w:rFonts w:ascii="Calibri" w:hAnsi="Calibri"/>
+                <w:b/>
+                <w:color w:val="000000"/>
+                <w:sz w:val="18"/>
+              </w:rPr>
+              <w:t>Total Array FOV</w:t>
+            </w:r>
+          </w:p>
+        </w:tc>
+        <w:tc>
+          <w:tcPr>
+            <w:tcW w:type="dxa" w:w="1040"/>
+            <w:shd w:fill="E6E6E6"/>
+            <w:tcMar>
+              <w:top w:w="120" w:type="dxa"/>
+              <w:bottom w:w="120" w:type="dxa"/>
+              <w:left w:w="140" w:type="dxa"/>
+              <w:right w:w="140" w:type="dxa"/>
+            </w:tcMar>
+          </w:tcPr>
+          <w:p>
+            <w:pPr>
+              <w:spacing w:before="40" w:after="40"/>
+              <w:jc w:val="center"/>
+            </w:pPr>
+            <w:r>
+              <w:rPr>
+                <w:rFonts w:ascii="Calibri" w:hAnsi="Calibri"/>
+                <w:b/>
+                <w:color w:val="000000"/>
+                <w:sz w:val="18"/>
+              </w:rPr>
+              <w:t>Motor Steps</w:t>
+            </w:r>
+          </w:p>
+        </w:tc>
+        <w:tc>
+          <w:tcPr>
+            <w:tcW w:type="dxa" w:w="1040"/>
+            <w:shd w:fill="E6E6E6"/>
+            <w:tcMar>
+              <w:top w:w="120" w:type="dxa"/>
+              <w:bottom w:w="120" w:type="dxa"/>
+              <w:left w:w="140" w:type="dxa"/>
+              <w:right w:w="140" w:type="dxa"/>
+            </w:tcMar>
+          </w:tcPr>
+          <w:p>
+            <w:pPr>
+              <w:spacing w:before="40" w:after="40"/>
+              <w:jc w:val="center"/>
+            </w:pPr>
+            <w:r>
+              <w:rPr>
+                <w:rFonts w:ascii="Calibri" w:hAnsi="Calibri"/>
+                <w:b/>
+                <w:color w:val="000000"/>
+                <w:sz w:val="18"/>
+              </w:rPr>
+              <w:t>Avg Env Density</w:t>
+            </w:r>
+          </w:p>
+        </w:tc>
+        <w:tc>
+          <w:tcPr>
+            <w:tcW w:type="dxa" w:w="1040"/>
+            <w:shd w:fill="E6E6E6"/>
+            <w:tcMar>
+              <w:top w:w="120" w:type="dxa"/>
+              <w:bottom w:w="120" w:type="dxa"/>
+              <w:left w:w="140" w:type="dxa"/>
+              <w:right w:w="140" w:type="dxa"/>
+            </w:tcMar>
+          </w:tcPr>
+          <w:p>
+            <w:pPr>
+              <w:spacing w:before="40" w:after="40"/>
+              <w:jc w:val="center"/>
+            </w:pPr>
+            <w:r>
+              <w:rPr>
+                <w:rFonts w:ascii="Calibri" w:hAnsi="Calibri"/>
+                <w:b/>
+                <w:color w:val="000000"/>
+                <w:sz w:val="18"/>
+              </w:rPr>
+              <w:t>DoF (CoC=25µm)</w:t>
+            </w:r>
+          </w:p>
+        </w:tc>
+        <w:tc>
+          <w:tcPr>
+            <w:tcW w:type="dxa" w:w="1040"/>
+            <w:shd w:fill="E6E6E6"/>
+            <w:tcMar>
+              <w:top w:w="120" w:type="dxa"/>
+              <w:bottom w:w="120" w:type="dxa"/>
+              <w:left w:w="140" w:type="dxa"/>
+              <w:right w:w="140" w:type="dxa"/>
+            </w:tcMar>
+          </w:tcPr>
+          <w:p>
+            <w:pPr>
+              <w:spacing w:before="40" w:after="40"/>
+              <w:jc w:val="center"/>
+            </w:pPr>
+            <w:r>
+              <w:rPr>
+                <w:rFonts w:ascii="Calibri" w:hAnsi="Calibri"/>
+                <w:b/>
+                <w:color w:val="000000"/>
+                <w:sz w:val="18"/>
+              </w:rPr>
+              <w:t>Cams Needed</w:t>
+            </w:r>
+          </w:p>
+        </w:tc>
+        <w:tc>
+          <w:tcPr>
+            <w:tcW w:type="dxa" w:w="1040"/>
+            <w:shd w:fill="E6E6E6"/>
+            <w:tcMar>
+              <w:top w:w="120" w:type="dxa"/>
+              <w:bottom w:w="120" w:type="dxa"/>
+              <w:left w:w="140" w:type="dxa"/>
+              <w:right w:w="140" w:type="dxa"/>
+            </w:tcMar>
+          </w:tcPr>
+          <w:p>
+            <w:pPr>
+              <w:spacing w:before="40" w:after="40"/>
+              <w:jc w:val="center"/>
+            </w:pPr>
+            <w:r>
+              <w:rPr>
+                <w:rFonts w:ascii="Calibri" w:hAnsi="Calibri"/>
+                <w:b/>
+                <w:color w:val="000000"/>
+                <w:sz w:val="18"/>
+              </w:rPr>
+              <w:t>Total Cost</w:t>
+            </w:r>
+          </w:p>
+        </w:tc>
+        <w:tc>
+          <w:tcPr>
+            <w:tcW w:type="dxa" w:w="1040"/>
+            <w:shd w:fill="E6E6E6"/>
+            <w:tcMar>
+              <w:top w:w="120" w:type="dxa"/>
+              <w:bottom w:w="120" w:type="dxa"/>
+              <w:left w:w="140" w:type="dxa"/>
+              <w:right w:w="140" w:type="dxa"/>
+            </w:tcMar>
+          </w:tcPr>
+          <w:p>
+            <w:pPr>
+              <w:spacing w:before="40" w:after="40"/>
+              <w:jc w:val="center"/>
+            </w:pPr>
+            <w:r>
+              <w:rPr>
+                <w:rFonts w:ascii="Calibri" w:hAnsi="Calibri"/>
+                <w:b/>
+                <w:color w:val="000000"/>
+                <w:sz w:val="18"/>
+              </w:rPr>
+              <w:t>Scan Time</w:t>
             </w:r>
           </w:p>
         </w:tc>
@@ -967,113 +3083,961 @@
       <w:tr>
         <w:tc>
           <w:tcPr>
-            <w:tcW w:type="dxa" w:w="1170"/>
+            <w:tcW w:type="dxa" w:w="1040"/>
+            <w:tcMar>
+              <w:top w:w="100" w:type="dxa"/>
+              <w:bottom w:w="100" w:type="dxa"/>
+              <w:left w:w="140" w:type="dxa"/>
+              <w:right w:w="140" w:type="dxa"/>
+            </w:tcMar>
           </w:tcPr>
           <w:p>
+            <w:pPr>
+              <w:spacing w:before="40" w:after="40"/>
+              <w:jc w:val="center"/>
+            </w:pPr>
             <w:r>
               <w:rPr>
+                <w:rFonts w:ascii="Calibri" w:hAnsi="Calibri"/>
+                <w:b w:val="0"/>
                 <w:color w:val="000000"/>
-                <w:sz w:val="16"/>
+                <w:sz w:val="17"/>
               </w:rPr>
-              <w:t>`IMG-13` Body Coverage</w:t>
+              <w:t>GMAX3265 (65MP)</w:t>
             </w:r>
           </w:p>
         </w:tc>
         <w:tc>
           <w:tcPr>
-            <w:tcW w:type="dxa" w:w="1170"/>
+            <w:tcW w:type="dxa" w:w="1040"/>
+            <w:tcMar>
+              <w:top w:w="100" w:type="dxa"/>
+              <w:bottom w:w="100" w:type="dxa"/>
+              <w:left w:w="140" w:type="dxa"/>
+              <w:right w:w="140" w:type="dxa"/>
+            </w:tcMar>
           </w:tcPr>
           <w:p>
+            <w:pPr>
+              <w:spacing w:before="40" w:after="40"/>
+              <w:jc w:val="center"/>
+            </w:pPr>
             <w:r>
               <w:rPr>
+                <w:rFonts w:ascii="Calibri" w:hAnsi="Calibri"/>
+                <w:b w:val="0"/>
                 <w:color w:val="000000"/>
-                <w:sz w:val="16"/>
+                <w:sz w:val="17"/>
               </w:rPr>
-              <w:t>Pass</w:t>
+              <w:t>326mm × 216mm</w:t>
             </w:r>
           </w:p>
         </w:tc>
         <w:tc>
           <w:tcPr>
-            <w:tcW w:type="dxa" w:w="1170"/>
+            <w:tcW w:type="dxa" w:w="1040"/>
+            <w:tcMar>
+              <w:top w:w="100" w:type="dxa"/>
+              <w:bottom w:w="100" w:type="dxa"/>
+              <w:left w:w="140" w:type="dxa"/>
+              <w:right w:w="140" w:type="dxa"/>
+            </w:tcMar>
           </w:tcPr>
           <w:p>
+            <w:pPr>
+              <w:spacing w:before="40" w:after="40"/>
+              <w:jc w:val="center"/>
+            </w:pPr>
             <w:r>
               <w:rPr>
+                <w:rFonts w:ascii="Calibri" w:hAnsi="Calibri"/>
+                <w:b w:val="0"/>
                 <w:color w:val="000000"/>
-                <w:sz w:val="16"/>
+                <w:sz w:val="17"/>
               </w:rPr>
-              <w:t>Pass</w:t>
+              <w:t>1110mm × 550mm</w:t>
             </w:r>
           </w:p>
         </w:tc>
         <w:tc>
           <w:tcPr>
-            <w:tcW w:type="dxa" w:w="1170"/>
+            <w:tcW w:type="dxa" w:w="1040"/>
+            <w:tcMar>
+              <w:top w:w="100" w:type="dxa"/>
+              <w:bottom w:w="100" w:type="dxa"/>
+              <w:left w:w="140" w:type="dxa"/>
+              <w:right w:w="140" w:type="dxa"/>
+            </w:tcMar>
           </w:tcPr>
           <w:p>
+            <w:pPr>
+              <w:spacing w:before="40" w:after="40"/>
+              <w:jc w:val="center"/>
+            </w:pPr>
             <w:r>
               <w:rPr>
+                <w:rFonts w:ascii="Calibri" w:hAnsi="Calibri"/>
+                <w:b w:val="0"/>
                 <w:color w:val="000000"/>
-                <w:sz w:val="16"/>
+                <w:sz w:val="17"/>
               </w:rPr>
-              <w:t>Pass</w:t>
+              <w:t>9 steps</w:t>
             </w:r>
           </w:p>
         </w:tc>
         <w:tc>
           <w:tcPr>
-            <w:tcW w:type="dxa" w:w="1170"/>
+            <w:tcW w:type="dxa" w:w="1040"/>
+            <w:tcMar>
+              <w:top w:w="100" w:type="dxa"/>
+              <w:bottom w:w="100" w:type="dxa"/>
+              <w:left w:w="140" w:type="dxa"/>
+              <w:right w:w="140" w:type="dxa"/>
+            </w:tcMar>
           </w:tcPr>
           <w:p>
+            <w:pPr>
+              <w:spacing w:before="40" w:after="40"/>
+              <w:jc w:val="center"/>
+            </w:pPr>
             <w:r>
               <w:rPr>
+                <w:rFonts w:ascii="Calibri" w:hAnsi="Calibri"/>
+                <w:b w:val="0"/>
                 <w:color w:val="000000"/>
-                <w:sz w:val="16"/>
+                <w:sz w:val="17"/>
               </w:rPr>
-              <w:t>Pass</w:t>
+              <w:t>21.3 px/mm</w:t>
             </w:r>
           </w:p>
         </w:tc>
         <w:tc>
           <w:tcPr>
-            <w:tcW w:type="dxa" w:w="1170"/>
+            <w:tcW w:type="dxa" w:w="1040"/>
+            <w:tcMar>
+              <w:top w:w="100" w:type="dxa"/>
+              <w:bottom w:w="100" w:type="dxa"/>
+              <w:left w:w="140" w:type="dxa"/>
+              <w:right w:w="140" w:type="dxa"/>
+            </w:tcMar>
           </w:tcPr>
           <w:p>
+            <w:pPr>
+              <w:spacing w:before="40" w:after="40"/>
+              <w:jc w:val="center"/>
+            </w:pPr>
             <w:r>
               <w:rPr>
+                <w:rFonts w:ascii="Calibri" w:hAnsi="Calibri"/>
+                <w:b w:val="0"/>
                 <w:color w:val="000000"/>
-                <w:sz w:val="16"/>
+                <w:sz w:val="17"/>
               </w:rPr>
-              <w:t>Pass</w:t>
+              <w:t>82.8 mm</w:t>
             </w:r>
           </w:p>
         </w:tc>
         <w:tc>
           <w:tcPr>
-            <w:tcW w:type="dxa" w:w="1170"/>
+            <w:tcW w:type="dxa" w:w="1040"/>
+            <w:tcMar>
+              <w:top w:w="100" w:type="dxa"/>
+              <w:bottom w:w="100" w:type="dxa"/>
+              <w:left w:w="140" w:type="dxa"/>
+              <w:right w:w="140" w:type="dxa"/>
+            </w:tcMar>
           </w:tcPr>
           <w:p>
+            <w:pPr>
+              <w:spacing w:before="40" w:after="40"/>
+              <w:jc w:val="center"/>
+            </w:pPr>
             <w:r>
               <w:rPr>
+                <w:rFonts w:ascii="Calibri" w:hAnsi="Calibri"/>
+                <w:b w:val="0"/>
                 <w:color w:val="000000"/>
-                <w:sz w:val="16"/>
+                <w:sz w:val="17"/>
               </w:rPr>
-              <w:t>Pass</w:t>
+              <w:t>12 (4 × 3)</w:t>
             </w:r>
           </w:p>
         </w:tc>
         <w:tc>
           <w:tcPr>
-            <w:tcW w:type="dxa" w:w="1170"/>
+            <w:tcW w:type="dxa" w:w="1040"/>
+            <w:tcMar>
+              <w:top w:w="100" w:type="dxa"/>
+              <w:bottom w:w="100" w:type="dxa"/>
+              <w:left w:w="140" w:type="dxa"/>
+              <w:right w:w="140" w:type="dxa"/>
+            </w:tcMar>
           </w:tcPr>
           <w:p>
+            <w:pPr>
+              <w:spacing w:before="40" w:after="40"/>
+              <w:jc w:val="center"/>
+            </w:pPr>
             <w:r>
               <w:rPr>
+                <w:rFonts w:ascii="Calibri" w:hAnsi="Calibri"/>
+                <w:b w:val="0"/>
                 <w:color w:val="000000"/>
-                <w:sz w:val="16"/>
+                <w:sz w:val="17"/>
               </w:rPr>
-              <w:t>Pass</w:t>
+              <w:t>$78,000</w:t>
+            </w:r>
+          </w:p>
+        </w:tc>
+        <w:tc>
+          <w:tcPr>
+            <w:tcW w:type="dxa" w:w="1040"/>
+            <w:tcMar>
+              <w:top w:w="100" w:type="dxa"/>
+              <w:bottom w:w="100" w:type="dxa"/>
+              <w:left w:w="140" w:type="dxa"/>
+              <w:right w:w="140" w:type="dxa"/>
+            </w:tcMar>
+          </w:tcPr>
+          <w:p>
+            <w:pPr>
+              <w:spacing w:before="40" w:after="40"/>
+              <w:jc w:val="center"/>
+            </w:pPr>
+            <w:r>
+              <w:rPr>
+                <w:rFonts w:ascii="Calibri" w:hAnsi="Calibri"/>
+                <w:b w:val="0"/>
+                <w:color w:val="000000"/>
+                <w:sz w:val="17"/>
+              </w:rPr>
+              <w:t>115.8s</w:t>
+            </w:r>
+          </w:p>
+        </w:tc>
+      </w:tr>
+      <w:tr>
+        <w:tc>
+          <w:tcPr>
+            <w:tcW w:type="dxa" w:w="1040"/>
+            <w:tcMar>
+              <w:top w:w="100" w:type="dxa"/>
+              <w:bottom w:w="100" w:type="dxa"/>
+              <w:left w:w="140" w:type="dxa"/>
+              <w:right w:w="140" w:type="dxa"/>
+            </w:tcMar>
+            <w:shd w:fill="FAFAFA"/>
+          </w:tcPr>
+          <w:p>
+            <w:pPr>
+              <w:spacing w:before="40" w:after="40"/>
+              <w:jc w:val="center"/>
+            </w:pPr>
+            <w:r>
+              <w:rPr>
+                <w:rFonts w:ascii="Calibri" w:hAnsi="Calibri"/>
+                <w:b w:val="0"/>
+                <w:color w:val="000000"/>
+                <w:sz w:val="17"/>
+              </w:rPr>
+              <w:t>100MP Industrial</w:t>
+            </w:r>
+          </w:p>
+        </w:tc>
+        <w:tc>
+          <w:tcPr>
+            <w:tcW w:type="dxa" w:w="1040"/>
+            <w:tcMar>
+              <w:top w:w="100" w:type="dxa"/>
+              <w:bottom w:w="100" w:type="dxa"/>
+              <w:left w:w="140" w:type="dxa"/>
+              <w:right w:w="140" w:type="dxa"/>
+            </w:tcMar>
+            <w:shd w:fill="FAFAFA"/>
+          </w:tcPr>
+          <w:p>
+            <w:pPr>
+              <w:spacing w:before="40" w:after="40"/>
+              <w:jc w:val="center"/>
+            </w:pPr>
+            <w:r>
+              <w:rPr>
+                <w:rFonts w:ascii="Calibri" w:hAnsi="Calibri"/>
+                <w:b w:val="0"/>
+                <w:color w:val="000000"/>
+                <w:sz w:val="17"/>
+              </w:rPr>
+              <w:t>394mm × 280mm</w:t>
+            </w:r>
+          </w:p>
+        </w:tc>
+        <w:tc>
+          <w:tcPr>
+            <w:tcW w:type="dxa" w:w="1040"/>
+            <w:tcMar>
+              <w:top w:w="100" w:type="dxa"/>
+              <w:bottom w:w="100" w:type="dxa"/>
+              <w:left w:w="140" w:type="dxa"/>
+              <w:right w:w="140" w:type="dxa"/>
+            </w:tcMar>
+            <w:shd w:fill="FAFAFA"/>
+          </w:tcPr>
+          <w:p>
+            <w:pPr>
+              <w:spacing w:before="40" w:after="40"/>
+              <w:jc w:val="center"/>
+            </w:pPr>
+            <w:r>
+              <w:rPr>
+                <w:rFonts w:ascii="Calibri" w:hAnsi="Calibri"/>
+                <w:b w:val="0"/>
+                <w:color w:val="000000"/>
+                <w:sz w:val="17"/>
+              </w:rPr>
+              <w:t>1004mm × 715mm</w:t>
+            </w:r>
+          </w:p>
+        </w:tc>
+        <w:tc>
+          <w:tcPr>
+            <w:tcW w:type="dxa" w:w="1040"/>
+            <w:tcMar>
+              <w:top w:w="100" w:type="dxa"/>
+              <w:bottom w:w="100" w:type="dxa"/>
+              <w:left w:w="140" w:type="dxa"/>
+              <w:right w:w="140" w:type="dxa"/>
+            </w:tcMar>
+            <w:shd w:fill="FAFAFA"/>
+          </w:tcPr>
+          <w:p>
+            <w:pPr>
+              <w:spacing w:before="40" w:after="40"/>
+              <w:jc w:val="center"/>
+            </w:pPr>
+            <w:r>
+              <w:rPr>
+                <w:rFonts w:ascii="Calibri" w:hAnsi="Calibri"/>
+                <w:b w:val="0"/>
+                <w:color w:val="000000"/>
+                <w:sz w:val="17"/>
+              </w:rPr>
+              <w:t>7 steps</w:t>
+            </w:r>
+          </w:p>
+        </w:tc>
+        <w:tc>
+          <w:tcPr>
+            <w:tcW w:type="dxa" w:w="1040"/>
+            <w:tcMar>
+              <w:top w:w="100" w:type="dxa"/>
+              <w:bottom w:w="100" w:type="dxa"/>
+              <w:left w:w="140" w:type="dxa"/>
+              <w:right w:w="140" w:type="dxa"/>
+            </w:tcMar>
+            <w:shd w:fill="FAFAFA"/>
+          </w:tcPr>
+          <w:p>
+            <w:pPr>
+              <w:spacing w:before="40" w:after="40"/>
+              <w:jc w:val="center"/>
+            </w:pPr>
+            <w:r>
+              <w:rPr>
+                <w:rFonts w:ascii="Calibri" w:hAnsi="Calibri"/>
+                <w:b w:val="0"/>
+                <w:color w:val="000000"/>
+                <w:sz w:val="17"/>
+              </w:rPr>
+              <w:t>24.5 px/mm</w:t>
+            </w:r>
+          </w:p>
+        </w:tc>
+        <w:tc>
+          <w:tcPr>
+            <w:tcW w:type="dxa" w:w="1040"/>
+            <w:tcMar>
+              <w:top w:w="100" w:type="dxa"/>
+              <w:bottom w:w="100" w:type="dxa"/>
+              <w:left w:w="140" w:type="dxa"/>
+              <w:right w:w="140" w:type="dxa"/>
+            </w:tcMar>
+            <w:shd w:fill="FAFAFA"/>
+          </w:tcPr>
+          <w:p>
+            <w:pPr>
+              <w:spacing w:before="40" w:after="40"/>
+              <w:jc w:val="center"/>
+            </w:pPr>
+            <w:r>
+              <w:rPr>
+                <w:rFonts w:ascii="Calibri" w:hAnsi="Calibri"/>
+                <w:b w:val="0"/>
+                <w:color w:val="000000"/>
+                <w:sz w:val="17"/>
+              </w:rPr>
+              <w:t>32.7 mm</w:t>
+            </w:r>
+          </w:p>
+        </w:tc>
+        <w:tc>
+          <w:tcPr>
+            <w:tcW w:type="dxa" w:w="1040"/>
+            <w:tcMar>
+              <w:top w:w="100" w:type="dxa"/>
+              <w:bottom w:w="100" w:type="dxa"/>
+              <w:left w:w="140" w:type="dxa"/>
+              <w:right w:w="140" w:type="dxa"/>
+            </w:tcMar>
+            <w:shd w:fill="FAFAFA"/>
+          </w:tcPr>
+          <w:p>
+            <w:pPr>
+              <w:spacing w:before="40" w:after="40"/>
+              <w:jc w:val="center"/>
+            </w:pPr>
+            <w:r>
+              <w:rPr>
+                <w:rFonts w:ascii="Calibri" w:hAnsi="Calibri"/>
+                <w:b w:val="0"/>
+                <w:color w:val="000000"/>
+                <w:sz w:val="17"/>
+              </w:rPr>
+              <w:t>9 (3 × 3)</w:t>
+            </w:r>
+          </w:p>
+        </w:tc>
+        <w:tc>
+          <w:tcPr>
+            <w:tcW w:type="dxa" w:w="1040"/>
+            <w:tcMar>
+              <w:top w:w="100" w:type="dxa"/>
+              <w:bottom w:w="100" w:type="dxa"/>
+              <w:left w:w="140" w:type="dxa"/>
+              <w:right w:w="140" w:type="dxa"/>
+            </w:tcMar>
+            <w:shd w:fill="FAFAFA"/>
+          </w:tcPr>
+          <w:p>
+            <w:pPr>
+              <w:spacing w:before="40" w:after="40"/>
+              <w:jc w:val="center"/>
+            </w:pPr>
+            <w:r>
+              <w:rPr>
+                <w:rFonts w:ascii="Calibri" w:hAnsi="Calibri"/>
+                <w:b w:val="0"/>
+                <w:color w:val="000000"/>
+                <w:sz w:val="17"/>
+              </w:rPr>
+              <w:t>$72,000</w:t>
+            </w:r>
+          </w:p>
+        </w:tc>
+        <w:tc>
+          <w:tcPr>
+            <w:tcW w:type="dxa" w:w="1040"/>
+            <w:tcMar>
+              <w:top w:w="100" w:type="dxa"/>
+              <w:bottom w:w="100" w:type="dxa"/>
+              <w:left w:w="140" w:type="dxa"/>
+              <w:right w:w="140" w:type="dxa"/>
+            </w:tcMar>
+            <w:shd w:fill="FAFAFA"/>
+          </w:tcPr>
+          <w:p>
+            <w:pPr>
+              <w:spacing w:before="40" w:after="40"/>
+              <w:jc w:val="center"/>
+            </w:pPr>
+            <w:r>
+              <w:rPr>
+                <w:rFonts w:ascii="Calibri" w:hAnsi="Calibri"/>
+                <w:b w:val="0"/>
+                <w:color w:val="000000"/>
+                <w:sz w:val="17"/>
+              </w:rPr>
+              <w:t>104.6s</w:t>
+            </w:r>
+          </w:p>
+        </w:tc>
+      </w:tr>
+      <w:tr>
+        <w:tc>
+          <w:tcPr>
+            <w:tcW w:type="dxa" w:w="1040"/>
+            <w:tcMar>
+              <w:top w:w="100" w:type="dxa"/>
+              <w:bottom w:w="100" w:type="dxa"/>
+              <w:left w:w="140" w:type="dxa"/>
+              <w:right w:w="140" w:type="dxa"/>
+            </w:tcMar>
+          </w:tcPr>
+          <w:p>
+            <w:pPr>
+              <w:spacing w:before="40" w:after="40"/>
+              <w:jc w:val="center"/>
+            </w:pPr>
+            <w:r>
+              <w:rPr>
+                <w:rFonts w:ascii="Calibri" w:hAnsi="Calibri"/>
+                <w:b w:val="0"/>
+                <w:color w:val="000000"/>
+                <w:sz w:val="17"/>
+              </w:rPr>
+              <w:t>IMX927/IMX937 (105MP)</w:t>
+            </w:r>
+          </w:p>
+        </w:tc>
+        <w:tc>
+          <w:tcPr>
+            <w:tcW w:type="dxa" w:w="1040"/>
+            <w:tcMar>
+              <w:top w:w="100" w:type="dxa"/>
+              <w:bottom w:w="100" w:type="dxa"/>
+              <w:left w:w="140" w:type="dxa"/>
+              <w:right w:w="140" w:type="dxa"/>
+            </w:tcMar>
+          </w:tcPr>
+          <w:p>
+            <w:pPr>
+              <w:spacing w:before="40" w:after="40"/>
+              <w:jc w:val="center"/>
+            </w:pPr>
+            <w:r>
+              <w:rPr>
+                <w:rFonts w:ascii="Calibri" w:hAnsi="Calibri"/>
+                <w:b w:val="0"/>
+                <w:color w:val="000000"/>
+                <w:sz w:val="17"/>
+              </w:rPr>
+              <w:t>387mm × 303mm</w:t>
+            </w:r>
+          </w:p>
+        </w:tc>
+        <w:tc>
+          <w:tcPr>
+            <w:tcW w:type="dxa" w:w="1040"/>
+            <w:tcMar>
+              <w:top w:w="100" w:type="dxa"/>
+              <w:bottom w:w="100" w:type="dxa"/>
+              <w:left w:w="140" w:type="dxa"/>
+              <w:right w:w="140" w:type="dxa"/>
+            </w:tcMar>
+          </w:tcPr>
+          <w:p>
+            <w:pPr>
+              <w:spacing w:before="40" w:after="40"/>
+              <w:jc w:val="center"/>
+            </w:pPr>
+            <w:r>
+              <w:rPr>
+                <w:rFonts w:ascii="Calibri" w:hAnsi="Calibri"/>
+                <w:b w:val="0"/>
+                <w:color w:val="000000"/>
+                <w:sz w:val="17"/>
+              </w:rPr>
+              <w:t>1316mm × 773mm</w:t>
+            </w:r>
+          </w:p>
+        </w:tc>
+        <w:tc>
+          <w:tcPr>
+            <w:tcW w:type="dxa" w:w="1040"/>
+            <w:tcMar>
+              <w:top w:w="100" w:type="dxa"/>
+              <w:bottom w:w="100" w:type="dxa"/>
+              <w:left w:w="140" w:type="dxa"/>
+              <w:right w:w="140" w:type="dxa"/>
+            </w:tcMar>
+          </w:tcPr>
+          <w:p>
+            <w:pPr>
+              <w:spacing w:before="40" w:after="40"/>
+              <w:jc w:val="center"/>
+            </w:pPr>
+            <w:r>
+              <w:rPr>
+                <w:rFonts w:ascii="Calibri" w:hAnsi="Calibri"/>
+                <w:b w:val="0"/>
+                <w:color w:val="000000"/>
+                <w:sz w:val="17"/>
+              </w:rPr>
+              <w:t>6 steps</w:t>
+            </w:r>
+          </w:p>
+        </w:tc>
+        <w:tc>
+          <w:tcPr>
+            <w:tcW w:type="dxa" w:w="1040"/>
+            <w:tcMar>
+              <w:top w:w="100" w:type="dxa"/>
+              <w:bottom w:w="100" w:type="dxa"/>
+              <w:left w:w="140" w:type="dxa"/>
+              <w:right w:w="140" w:type="dxa"/>
+            </w:tcMar>
+          </w:tcPr>
+          <w:p>
+            <w:pPr>
+              <w:spacing w:before="40" w:after="40"/>
+              <w:jc w:val="center"/>
+            </w:pPr>
+            <w:r>
+              <w:rPr>
+                <w:rFonts w:ascii="Calibri" w:hAnsi="Calibri"/>
+                <w:b w:val="0"/>
+                <w:color w:val="000000"/>
+                <w:sz w:val="17"/>
+              </w:rPr>
+              <w:t>23.8 px/mm</w:t>
+            </w:r>
+          </w:p>
+        </w:tc>
+        <w:tc>
+          <w:tcPr>
+            <w:tcW w:type="dxa" w:w="1040"/>
+            <w:tcMar>
+              <w:top w:w="100" w:type="dxa"/>
+              <w:bottom w:w="100" w:type="dxa"/>
+              <w:left w:w="140" w:type="dxa"/>
+              <w:right w:w="140" w:type="dxa"/>
+            </w:tcMar>
+          </w:tcPr>
+          <w:p>
+            <w:pPr>
+              <w:spacing w:before="40" w:after="40"/>
+              <w:jc w:val="center"/>
+            </w:pPr>
+            <w:r>
+              <w:rPr>
+                <w:rFonts w:ascii="Calibri" w:hAnsi="Calibri"/>
+                <w:b w:val="0"/>
+                <w:color w:val="000000"/>
+                <w:sz w:val="17"/>
+              </w:rPr>
+              <w:t>98.0 mm</w:t>
+            </w:r>
+          </w:p>
+        </w:tc>
+        <w:tc>
+          <w:tcPr>
+            <w:tcW w:type="dxa" w:w="1040"/>
+            <w:tcMar>
+              <w:top w:w="100" w:type="dxa"/>
+              <w:bottom w:w="100" w:type="dxa"/>
+              <w:left w:w="140" w:type="dxa"/>
+              <w:right w:w="140" w:type="dxa"/>
+            </w:tcMar>
+          </w:tcPr>
+          <w:p>
+            <w:pPr>
+              <w:spacing w:before="40" w:after="40"/>
+              <w:jc w:val="center"/>
+            </w:pPr>
+            <w:r>
+              <w:rPr>
+                <w:rFonts w:ascii="Calibri" w:hAnsi="Calibri"/>
+                <w:b w:val="0"/>
+                <w:color w:val="000000"/>
+                <w:sz w:val="17"/>
+              </w:rPr>
+              <w:t>12 (4 × 3)</w:t>
+            </w:r>
+          </w:p>
+        </w:tc>
+        <w:tc>
+          <w:tcPr>
+            <w:tcW w:type="dxa" w:w="1040"/>
+            <w:tcMar>
+              <w:top w:w="100" w:type="dxa"/>
+              <w:bottom w:w="100" w:type="dxa"/>
+              <w:left w:w="140" w:type="dxa"/>
+              <w:right w:w="140" w:type="dxa"/>
+            </w:tcMar>
+          </w:tcPr>
+          <w:p>
+            <w:pPr>
+              <w:spacing w:before="40" w:after="40"/>
+              <w:jc w:val="center"/>
+            </w:pPr>
+            <w:r>
+              <w:rPr>
+                <w:rFonts w:ascii="Calibri" w:hAnsi="Calibri"/>
+                <w:b w:val="0"/>
+                <w:color w:val="000000"/>
+                <w:sz w:val="17"/>
+              </w:rPr>
+              <w:t>$102,000</w:t>
+            </w:r>
+          </w:p>
+        </w:tc>
+        <w:tc>
+          <w:tcPr>
+            <w:tcW w:type="dxa" w:w="1040"/>
+            <w:tcMar>
+              <w:top w:w="100" w:type="dxa"/>
+              <w:bottom w:w="100" w:type="dxa"/>
+              <w:left w:w="140" w:type="dxa"/>
+              <w:right w:w="140" w:type="dxa"/>
+            </w:tcMar>
+          </w:tcPr>
+          <w:p>
+            <w:pPr>
+              <w:spacing w:before="40" w:after="40"/>
+              <w:jc w:val="center"/>
+            </w:pPr>
+            <w:r>
+              <w:rPr>
+                <w:rFonts w:ascii="Calibri" w:hAnsi="Calibri"/>
+                <w:b w:val="0"/>
+                <w:color w:val="000000"/>
+                <w:sz w:val="17"/>
+              </w:rPr>
+              <w:t>82.2s</w:t>
+            </w:r>
+          </w:p>
+        </w:tc>
+      </w:tr>
+      <w:tr>
+        <w:tc>
+          <w:tcPr>
+            <w:tcW w:type="dxa" w:w="1040"/>
+            <w:tcMar>
+              <w:top w:w="100" w:type="dxa"/>
+              <w:bottom w:w="100" w:type="dxa"/>
+              <w:left w:w="140" w:type="dxa"/>
+              <w:right w:w="140" w:type="dxa"/>
+            </w:tcMar>
+            <w:shd w:fill="FAFAFA"/>
+          </w:tcPr>
+          <w:p>
+            <w:pPr>
+              <w:spacing w:before="40" w:after="40"/>
+              <w:jc w:val="center"/>
+            </w:pPr>
+            <w:r>
+              <w:rPr>
+                <w:rFonts w:ascii="Calibri" w:hAnsi="Calibri"/>
+                <w:b w:val="0"/>
+                <w:color w:val="000000"/>
+                <w:sz w:val="17"/>
+              </w:rPr>
+              <w:t>Sony IMX661 (127MP)</w:t>
+            </w:r>
+          </w:p>
+        </w:tc>
+        <w:tc>
+          <w:tcPr>
+            <w:tcW w:type="dxa" w:w="1040"/>
+            <w:tcMar>
+              <w:top w:w="100" w:type="dxa"/>
+              <w:bottom w:w="100" w:type="dxa"/>
+              <w:left w:w="140" w:type="dxa"/>
+              <w:right w:w="140" w:type="dxa"/>
+            </w:tcMar>
+            <w:shd w:fill="FAFAFA"/>
+          </w:tcPr>
+          <w:p>
+            <w:pPr>
+              <w:spacing w:before="40" w:after="40"/>
+              <w:jc w:val="center"/>
+            </w:pPr>
+            <w:r>
+              <w:rPr>
+                <w:rFonts w:ascii="Calibri" w:hAnsi="Calibri"/>
+                <w:b w:val="0"/>
+                <w:color w:val="000000"/>
+                <w:sz w:val="17"/>
+              </w:rPr>
+              <w:t>444mm × 316mm</w:t>
+            </w:r>
+          </w:p>
+        </w:tc>
+        <w:tc>
+          <w:tcPr>
+            <w:tcW w:type="dxa" w:w="1040"/>
+            <w:tcMar>
+              <w:top w:w="100" w:type="dxa"/>
+              <w:bottom w:w="100" w:type="dxa"/>
+              <w:left w:w="140" w:type="dxa"/>
+              <w:right w:w="140" w:type="dxa"/>
+            </w:tcMar>
+            <w:shd w:fill="FAFAFA"/>
+          </w:tcPr>
+          <w:p>
+            <w:pPr>
+              <w:spacing w:before="40" w:after="40"/>
+              <w:jc w:val="center"/>
+            </w:pPr>
+            <w:r>
+              <w:rPr>
+                <w:rFonts w:ascii="Calibri" w:hAnsi="Calibri"/>
+                <w:b w:val="0"/>
+                <w:color w:val="000000"/>
+                <w:sz w:val="17"/>
+              </w:rPr>
+              <w:t>1133mm × 807mm</w:t>
+            </w:r>
+          </w:p>
+        </w:tc>
+        <w:tc>
+          <w:tcPr>
+            <w:tcW w:type="dxa" w:w="1040"/>
+            <w:tcMar>
+              <w:top w:w="100" w:type="dxa"/>
+              <w:bottom w:w="100" w:type="dxa"/>
+              <w:left w:w="140" w:type="dxa"/>
+              <w:right w:w="140" w:type="dxa"/>
+            </w:tcMar>
+            <w:shd w:fill="FAFAFA"/>
+          </w:tcPr>
+          <w:p>
+            <w:pPr>
+              <w:spacing w:before="40" w:after="40"/>
+              <w:jc w:val="center"/>
+            </w:pPr>
+            <w:r>
+              <w:rPr>
+                <w:rFonts w:ascii="Calibri" w:hAnsi="Calibri"/>
+                <w:b w:val="0"/>
+                <w:color w:val="000000"/>
+                <w:sz w:val="17"/>
+              </w:rPr>
+              <w:t>6 steps</w:t>
+            </w:r>
+          </w:p>
+        </w:tc>
+        <w:tc>
+          <w:tcPr>
+            <w:tcW w:type="dxa" w:w="1040"/>
+            <w:tcMar>
+              <w:top w:w="100" w:type="dxa"/>
+              <w:bottom w:w="100" w:type="dxa"/>
+              <w:left w:w="140" w:type="dxa"/>
+              <w:right w:w="140" w:type="dxa"/>
+            </w:tcMar>
+            <w:shd w:fill="FAFAFA"/>
+          </w:tcPr>
+          <w:p>
+            <w:pPr>
+              <w:spacing w:before="40" w:after="40"/>
+              <w:jc w:val="center"/>
+            </w:pPr>
+            <w:r>
+              <w:rPr>
+                <w:rFonts w:ascii="Calibri" w:hAnsi="Calibri"/>
+                <w:b w:val="0"/>
+                <w:color w:val="000000"/>
+                <w:sz w:val="17"/>
+              </w:rPr>
+              <w:t>25.4 px/mm</w:t>
+            </w:r>
+          </w:p>
+        </w:tc>
+        <w:tc>
+          <w:tcPr>
+            <w:tcW w:type="dxa" w:w="1040"/>
+            <w:tcMar>
+              <w:top w:w="100" w:type="dxa"/>
+              <w:bottom w:w="100" w:type="dxa"/>
+              <w:left w:w="140" w:type="dxa"/>
+              <w:right w:w="140" w:type="dxa"/>
+            </w:tcMar>
+            <w:shd w:fill="FAFAFA"/>
+          </w:tcPr>
+          <w:p>
+            <w:pPr>
+              <w:spacing w:before="40" w:after="40"/>
+              <w:jc w:val="center"/>
+            </w:pPr>
+            <w:r>
+              <w:rPr>
+                <w:rFonts w:ascii="Calibri" w:hAnsi="Calibri"/>
+                <w:b w:val="0"/>
+                <w:color w:val="000000"/>
+                <w:sz w:val="17"/>
+              </w:rPr>
+              <w:t>41.1 mm</w:t>
+            </w:r>
+          </w:p>
+        </w:tc>
+        <w:tc>
+          <w:tcPr>
+            <w:tcW w:type="dxa" w:w="1040"/>
+            <w:tcMar>
+              <w:top w:w="100" w:type="dxa"/>
+              <w:bottom w:w="100" w:type="dxa"/>
+              <w:left w:w="140" w:type="dxa"/>
+              <w:right w:w="140" w:type="dxa"/>
+            </w:tcMar>
+            <w:shd w:fill="FAFAFA"/>
+          </w:tcPr>
+          <w:p>
+            <w:pPr>
+              <w:spacing w:before="40" w:after="40"/>
+              <w:jc w:val="center"/>
+            </w:pPr>
+            <w:r>
+              <w:rPr>
+                <w:rFonts w:ascii="Calibri" w:hAnsi="Calibri"/>
+                <w:b w:val="0"/>
+                <w:color w:val="000000"/>
+                <w:sz w:val="17"/>
+              </w:rPr>
+              <w:t>9 (3 × 3)</w:t>
+            </w:r>
+          </w:p>
+        </w:tc>
+        <w:tc>
+          <w:tcPr>
+            <w:tcW w:type="dxa" w:w="1040"/>
+            <w:tcMar>
+              <w:top w:w="100" w:type="dxa"/>
+              <w:bottom w:w="100" w:type="dxa"/>
+              <w:left w:w="140" w:type="dxa"/>
+              <w:right w:w="140" w:type="dxa"/>
+            </w:tcMar>
+            <w:shd w:fill="FAFAFA"/>
+          </w:tcPr>
+          <w:p>
+            <w:pPr>
+              <w:spacing w:before="40" w:after="40"/>
+              <w:jc w:val="center"/>
+            </w:pPr>
+            <w:r>
+              <w:rPr>
+                <w:rFonts w:ascii="Calibri" w:hAnsi="Calibri"/>
+                <w:b w:val="0"/>
+                <w:color w:val="000000"/>
+                <w:sz w:val="17"/>
+              </w:rPr>
+              <w:t>$108,000</w:t>
+            </w:r>
+          </w:p>
+        </w:tc>
+        <w:tc>
+          <w:tcPr>
+            <w:tcW w:type="dxa" w:w="1040"/>
+            <w:tcMar>
+              <w:top w:w="100" w:type="dxa"/>
+              <w:bottom w:w="100" w:type="dxa"/>
+              <w:left w:w="140" w:type="dxa"/>
+              <w:right w:w="140" w:type="dxa"/>
+            </w:tcMar>
+            <w:shd w:fill="FAFAFA"/>
+          </w:tcPr>
+          <w:p>
+            <w:pPr>
+              <w:spacing w:before="40" w:after="40"/>
+              <w:jc w:val="center"/>
+            </w:pPr>
+            <w:r>
+              <w:rPr>
+                <w:rFonts w:ascii="Calibri" w:hAnsi="Calibri"/>
+                <w:b w:val="0"/>
+                <w:color w:val="000000"/>
+                <w:sz w:val="17"/>
+              </w:rPr>
+              <w:t>91.8s</w:t>
             </w:r>
           </w:p>
         </w:tc>
@@ -1081,153 +4045,47 @@
     </w:tbl>
     <w:p>
       <w:pPr>
-        <w:spacing w:before="280" w:after="80"/>
+        <w:spacing w:before="0" w:after="80" w:line="276" w:lineRule="auto"/>
       </w:pPr>
-      <w:r>
-        <w:rPr>
-          <w:b/>
-          <w:color w:val="000000"/>
-          <w:sz w:val="20"/>
-        </w:rPr>
-        <w:t>* Note on Derived Resolving Power &amp; Assumed Values:</w:t>
-      </w:r>
     </w:p>
     <w:p>
       <w:pPr>
-        <w:spacing w:after="360"/>
+        <w:spacing w:before="80" w:after="160"/>
+        <w:jc w:val="center"/>
       </w:pPr>
       <w:r>
-        <w:rPr>
-          <w:color w:val="000000"/>
-          <w:sz w:val="19"/>
-        </w:rPr>
-        <w:t>1. Resolving Power Calculations (IMG-3): Because commercial dermatological imaging vendors do not publish the exact pixel pitch achieved on the skin surface in their standard product datasheets, the values listed above (e.g., 5-7 px/mm for FotoFinder, 10-17 px/mm for IntelliStudio, 13-18 px/mm for Vectra WB360, and 5-9 px/mm for Optima Scan) represent derived/back-calculated values. These are calculated by dividing the sensor's physical megapixel count by the total photographic field coverage area. These values are considered assumed estimates and are subject to official vendor confirmation during proposal evaluations.</w:t>
-      </w:r>
-    </w:p>
-    <w:p>
-      <w:pPr>
-        <w:spacing w:before="480" w:after="160"/>
-      </w:pPr>
-      <w:r>
-        <w:rPr>
-          <w:b/>
-          <w:color w:val="000000"/>
-          <w:sz w:val="26"/>
-        </w:rPr>
-        <w:t>System Design Strategy &amp; Architectural Trade-offs</w:t>
-      </w:r>
-    </w:p>
-    <w:p>
-      <w:pPr>
-        <w:spacing w:after="160"/>
-        <w:ind w:left="288"/>
-      </w:pPr>
-      <w:r>
-        <w:rPr>
-          <w:b/>
-          <w:color w:val="000000"/>
-        </w:rPr>
-        <w:t xml:space="preserve">1. Resolution Target vs. Field of View (FOV) &amp; Depth of Field (DoF): </w:t>
-      </w:r>
-      <w:r>
-        <w:rPr>
-          <w:color w:val="000000"/>
-        </w:rPr>
-        <w:t>To meet the mandatory resolution target of ≤ 30 µm/pixel (≥ 33.3 px/mm), the optical design must use high magnification. This high magnification introduces two critical constraints:</w:t>
-        <w:br/>
-        <w:t>• Narrow FOV: The physical area captured per sensor shrinks, which directly increases the number of cameras required to cover the patient envelope.</w:t>
-        <w:br/>
-        <w:t>• Shallow DoF: The depth of focus shrinks significantly. To cover the curved contours of the human body, the system must balance sensor pixel pitch, lens focal length, and working distance to optimize camera count without losing resolution.</w:t>
-      </w:r>
-    </w:p>
-    <w:p>
-      <w:pPr>
-        <w:spacing w:after="160"/>
-        <w:ind w:left="288"/>
-      </w:pPr>
-      <w:r>
-        <w:rPr>
-          <w:b/>
-          <w:color w:val="000000"/>
-        </w:rPr>
-        <w:t xml:space="preserve">2. Selected Architecture: Option A (Rotating Gantry Sweep): </w:t>
-      </w:r>
-      <w:r>
-        <w:rPr>
-          <w:color w:val="000000"/>
-        </w:rPr>
-        <w:t>To capture 360° patient coverage without manual repositioning (per ROB-4), the system utilizes Option A, where a motorized camera column sweeps in a circular path around the standing patient. While this minimizes camera count to keep hardware costs low, we must investigate and manage key structural and temporal trade-offs:</w:t>
-        <w:br/>
-        <w:t>• Slip Ring and Power Management: Because the camera column rotates 360°, we must explore high-bandwidth slip rings or local wireless data transfer paired with on-gantry memory buffers to prevent cabling entanglement.</w:t>
-        <w:br/>
-        <w:t>• Mechanical Vibration and Settle Times: Rotational motion introduces structural vibrations that cause motion blur. We must optimize the acceleration/deceleration profiles of the rotation drive to minimize settle times before each camera exposure.</w:t>
-        <w:br/>
-        <w:t>• Patient Motion Artifacts: Since the rotation sweep takes time, patient postural sway and breathing can introduce motion artifacts. We must model the sway threshold and optimize the rotational speed to complete the sweep rapidly.</w:t>
-      </w:r>
-    </w:p>
-    <w:p>
-      <w:pPr>
-        <w:spacing w:after="160"/>
-        <w:ind w:left="288"/>
-      </w:pPr>
-      <w:r>
-        <w:rPr>
-          <w:b/>
-          <w:color w:val="000000"/>
-        </w:rPr>
-        <w:t xml:space="preserve">3. Focal Depth Management, Circle of Confusion (CoC), &amp; Focus Stacking: </w:t>
-      </w:r>
-      <w:r>
-        <w:rPr>
-          <w:color w:val="000000"/>
-        </w:rPr>
-        <w:t>Since the RFQ does not specify a Circle of Confusion (CoC) limit for acceptable blur, and high magnification results in a shallow DoF, focus stacking is required to keep a ≥ 100 mm depth contour in focus. To implement focus stacking within the cycle time constraints, the system must utilize high-speed focus adjustment actuators—specifically comparing electronic liquid lenses against fast motorized lenses—to capture multiple focal planes rapidly and minimize motion blur.</w:t>
-      </w:r>
-    </w:p>
-    <w:p>
-      <w:pPr>
-        <w:spacing w:after="160"/>
-        <w:ind w:left="288"/>
-      </w:pPr>
-      <w:r>
-        <w:rPr>
-          <w:b/>
-          <w:color w:val="000000"/>
-        </w:rPr>
-        <w:t xml:space="preserve">4. Synchronization, Data Ingestion, &amp; Memory Pipelines: </w:t>
-      </w:r>
-      <w:r>
-        <w:rPr>
-          <w:color w:val="000000"/>
-        </w:rPr>
-        <w:t>To manage the high camera count and multi-frame focus stacking sweeps:</w:t>
-        <w:br/>
-        <w:t>• Microsecond Synchronization: The system must enforce precise hardware synchronization (syncing gantry translation, camera exposures, and cross-polarized flash strobes) to prevent cross-talk and blur.</w:t>
-        <w:br/>
-        <w:t>• High-Speed Data Pipelines: The massive volume of raw images must be processed through high-speed interfaces, real-time memory buffering, and ingestion pipelines to complete the entire active patient image acquisition sequence within the mandatory ≤ 90-second limit (note that this limit applies strictly to active patient scanning/imaging time, not the subsequent offline 3D reconstruction and data processing).</w:t>
-      </w:r>
-    </w:p>
-    <w:p>
-      <w:pPr>
-        <w:spacing w:after="160"/>
-        <w:ind w:left="288"/>
-      </w:pPr>
-      <w:r>
-        <w:rPr>
-          <w:b/>
-          <w:color w:val="000000"/>
-        </w:rPr>
-        <w:t xml:space="preserve">5. Patient-Specific Focus Adaptation Methods: </w:t>
-      </w:r>
-      <w:r>
-        <w:rPr>
-          <w:color w:val="000000"/>
-        </w:rPr>
-        <w:t>Different patients present varying waist sizes, abdominal depths, and stance coordinates, which shifts the physical skin surface relative to the cameras. To keep the skin surface in focus, we must explore two main strategies:</w:t>
-        <w:br/>
-        <w:t>• Active Dynamic Focusing: Integrating active distance measurement sensors—such as laser guidance, LiDAR/ToF sensors, or ultrasonic distance sensors—to detect the patient's distance in real time and dynamically adjust the camera's focus plane.</w:t>
-        <w:br/>
-        <w:t>• Fixed-Focus with Acceptable Blur: Utilizing a fixed-focus configuration with a small aperture and an acceptable Circle of Confusion (CoC) blur threshold (similar to Vectra or FotoFinder) to cover patient-to-patient depth variations without active autofocus elements.</w:t>
+        <w:drawing>
+          <wp:inline xmlns:a="http://schemas.openxmlformats.org/drawingml/2006/main" xmlns:pic="http://schemas.openxmlformats.org/drawingml/2006/picture">
+            <wp:extent cx="4389120" cy="2028857"/>
+            <wp:docPr id="3" name="Picture 3"/>
+            <wp:cNvGraphicFramePr>
+              <a:graphicFrameLocks noChangeAspect="1"/>
+            </wp:cNvGraphicFramePr>
+            <a:graphic>
+              <a:graphicData uri="http://schemas.openxmlformats.org/drawingml/2006/picture">
+                <pic:pic>
+                  <pic:nvPicPr>
+                    <pic:cNvPr id="0" name="model3_visualizer.png"/>
+                    <pic:cNvPicPr/>
+                  </pic:nvPicPr>
+                  <pic:blipFill>
+                    <a:blip r:embed="rId11"/>
+                    <a:stretch>
+                      <a:fillRect/>
+                    </a:stretch>
+                  </pic:blipFill>
+                  <pic:spPr>
+                    <a:xfrm>
+                      <a:off x="0" y="0"/>
+                      <a:ext cx="4389120" cy="2028857"/>
+                    </a:xfrm>
+                    <a:prstGeom prst="rect"/>
+                  </pic:spPr>
+                </pic:pic>
+              </a:graphicData>
+            </a:graphic>
+          </wp:inline>
+        </w:drawing>
       </w:r>
     </w:p>
     <w:sectPr>
@@ -1603,10 +4461,6 @@
     <w:name w:val="Normal"/>
     <w:qFormat/>
     <w:rsid w:val="00FC693F"/>
-    <w:rPr>
-      <w:rFonts w:ascii="Arial" w:hAnsi="Arial"/>
-      <w:sz w:val="22"/>
-    </w:rPr>
   </w:style>
   <w:style w:type="paragraph" w:styleId="Header">
     <w:name w:val="header"/>

--- a/DermaPod_RFQ_Analysis.docx
+++ b/DermaPod_RFQ_Analysis.docx
@@ -830,7 +830,7 @@
                 <w:color w:val="000000"/>
                 <w:sz w:val="18"/>
               </w:rPr>
-              <w:t>100MP Industrial</w:t>
+              <w:t>IMX927/IMX937 (105MP)</w:t>
             </w:r>
           </w:p>
         </w:tc>
@@ -857,7 +857,7 @@
                 <w:color w:val="000000"/>
                 <w:sz w:val="18"/>
               </w:rPr>
-              <w:t>385mm × 289mm</w:t>
+              <w:t>387mm × 303mm</w:t>
             </w:r>
           </w:p>
         </w:tc>
@@ -884,7 +884,7 @@
                 <w:color w:val="000000"/>
                 <w:sz w:val="18"/>
               </w:rPr>
-              <w:t>385mm × 2002mm</w:t>
+              <w:t>387mm × 2363mm</w:t>
             </w:r>
           </w:p>
         </w:tc>
@@ -911,7 +911,7 @@
                 <w:color w:val="000000"/>
                 <w:sz w:val="18"/>
               </w:rPr>
-              <w:t>24.5 px/mm</w:t>
+              <w:t>23.8 px/mm</w:t>
             </w:r>
           </w:p>
         </w:tc>
@@ -938,7 +938,7 @@
                 <w:color w:val="000000"/>
                 <w:sz w:val="18"/>
               </w:rPr>
-              <w:t>34.1 mm</w:t>
+              <w:t>98.0 mm</w:t>
             </w:r>
           </w:p>
         </w:tc>
@@ -992,7 +992,7 @@
                 <w:color w:val="000000"/>
                 <w:sz w:val="18"/>
               </w:rPr>
-              <w:t>$64,000</w:t>
+              <w:t>$68,000</w:t>
             </w:r>
           </w:p>
         </w:tc>
@@ -1020,7 +1020,7 @@
                 <w:color w:val="000000"/>
                 <w:sz w:val="18"/>
               </w:rPr>
-              <w:t>IMX927/IMX937 (105MP)</w:t>
+              <w:t>Sony IMX661 (127MP)</w:t>
             </w:r>
           </w:p>
         </w:tc>
@@ -1046,7 +1046,7 @@
                 <w:color w:val="000000"/>
                 <w:sz w:val="18"/>
               </w:rPr>
-              <w:t>387mm × 303mm</w:t>
+              <w:t>445mm × 317mm</w:t>
             </w:r>
           </w:p>
         </w:tc>
@@ -1072,7 +1072,7 @@
                 <w:color w:val="000000"/>
                 <w:sz w:val="18"/>
               </w:rPr>
-              <w:t>387mm × 2363mm</w:t>
+              <w:t>445mm × 2190mm</w:t>
             </w:r>
           </w:p>
         </w:tc>
@@ -1098,7 +1098,7 @@
                 <w:color w:val="000000"/>
                 <w:sz w:val="18"/>
               </w:rPr>
-              <w:t>23.8 px/mm</w:t>
+              <w:t>25.4 px/mm</w:t>
             </w:r>
           </w:p>
         </w:tc>
@@ -1124,7 +1124,7 @@
                 <w:color w:val="000000"/>
                 <w:sz w:val="18"/>
               </w:rPr>
-              <w:t>98.0 mm</w:t>
+              <w:t>41.1 mm</w:t>
             </w:r>
           </w:p>
         </w:tc>
@@ -1163,197 +1163,6 @@
               <w:left w:w="140" w:type="dxa"/>
               <w:right w:w="140" w:type="dxa"/>
             </w:tcMar>
-          </w:tcPr>
-          <w:p>
-            <w:pPr>
-              <w:spacing w:before="40" w:after="40"/>
-              <w:jc w:val="center"/>
-            </w:pPr>
-            <w:r>
-              <w:rPr>
-                <w:rFonts w:ascii="Calibri" w:hAnsi="Calibri"/>
-                <w:b w:val="0"/>
-                <w:color w:val="000000"/>
-                <w:sz w:val="18"/>
-              </w:rPr>
-              <w:t>$68,000</w:t>
-            </w:r>
-          </w:p>
-        </w:tc>
-      </w:tr>
-      <w:tr>
-        <w:tc>
-          <w:tcPr>
-            <w:tcW w:type="dxa" w:w="1337"/>
-            <w:tcMar>
-              <w:top w:w="100" w:type="dxa"/>
-              <w:bottom w:w="100" w:type="dxa"/>
-              <w:left w:w="140" w:type="dxa"/>
-              <w:right w:w="140" w:type="dxa"/>
-            </w:tcMar>
-            <w:shd w:fill="FAFAFA"/>
-          </w:tcPr>
-          <w:p>
-            <w:pPr>
-              <w:spacing w:before="40" w:after="40"/>
-              <w:jc w:val="center"/>
-            </w:pPr>
-            <w:r>
-              <w:rPr>
-                <w:rFonts w:ascii="Calibri" w:hAnsi="Calibri"/>
-                <w:b w:val="0"/>
-                <w:color w:val="000000"/>
-                <w:sz w:val="18"/>
-              </w:rPr>
-              <w:t>Sony IMX661 (127MP)</w:t>
-            </w:r>
-          </w:p>
-        </w:tc>
-        <w:tc>
-          <w:tcPr>
-            <w:tcW w:type="dxa" w:w="1337"/>
-            <w:tcMar>
-              <w:top w:w="100" w:type="dxa"/>
-              <w:bottom w:w="100" w:type="dxa"/>
-              <w:left w:w="140" w:type="dxa"/>
-              <w:right w:w="140" w:type="dxa"/>
-            </w:tcMar>
-            <w:shd w:fill="FAFAFA"/>
-          </w:tcPr>
-          <w:p>
-            <w:pPr>
-              <w:spacing w:before="40" w:after="40"/>
-              <w:jc w:val="center"/>
-            </w:pPr>
-            <w:r>
-              <w:rPr>
-                <w:rFonts w:ascii="Calibri" w:hAnsi="Calibri"/>
-                <w:b w:val="0"/>
-                <w:color w:val="000000"/>
-                <w:sz w:val="18"/>
-              </w:rPr>
-              <w:t>445mm × 317mm</w:t>
-            </w:r>
-          </w:p>
-        </w:tc>
-        <w:tc>
-          <w:tcPr>
-            <w:tcW w:type="dxa" w:w="1337"/>
-            <w:tcMar>
-              <w:top w:w="100" w:type="dxa"/>
-              <w:bottom w:w="100" w:type="dxa"/>
-              <w:left w:w="140" w:type="dxa"/>
-              <w:right w:w="140" w:type="dxa"/>
-            </w:tcMar>
-            <w:shd w:fill="FAFAFA"/>
-          </w:tcPr>
-          <w:p>
-            <w:pPr>
-              <w:spacing w:before="40" w:after="40"/>
-              <w:jc w:val="center"/>
-            </w:pPr>
-            <w:r>
-              <w:rPr>
-                <w:rFonts w:ascii="Calibri" w:hAnsi="Calibri"/>
-                <w:b w:val="0"/>
-                <w:color w:val="000000"/>
-                <w:sz w:val="18"/>
-              </w:rPr>
-              <w:t>445mm × 2190mm</w:t>
-            </w:r>
-          </w:p>
-        </w:tc>
-        <w:tc>
-          <w:tcPr>
-            <w:tcW w:type="dxa" w:w="1337"/>
-            <w:tcMar>
-              <w:top w:w="100" w:type="dxa"/>
-              <w:bottom w:w="100" w:type="dxa"/>
-              <w:left w:w="140" w:type="dxa"/>
-              <w:right w:w="140" w:type="dxa"/>
-            </w:tcMar>
-            <w:shd w:fill="FAFAFA"/>
-          </w:tcPr>
-          <w:p>
-            <w:pPr>
-              <w:spacing w:before="40" w:after="40"/>
-              <w:jc w:val="center"/>
-            </w:pPr>
-            <w:r>
-              <w:rPr>
-                <w:rFonts w:ascii="Calibri" w:hAnsi="Calibri"/>
-                <w:b w:val="0"/>
-                <w:color w:val="000000"/>
-                <w:sz w:val="18"/>
-              </w:rPr>
-              <w:t>25.4 px/mm</w:t>
-            </w:r>
-          </w:p>
-        </w:tc>
-        <w:tc>
-          <w:tcPr>
-            <w:tcW w:type="dxa" w:w="1337"/>
-            <w:tcMar>
-              <w:top w:w="100" w:type="dxa"/>
-              <w:bottom w:w="100" w:type="dxa"/>
-              <w:left w:w="140" w:type="dxa"/>
-              <w:right w:w="140" w:type="dxa"/>
-            </w:tcMar>
-            <w:shd w:fill="FAFAFA"/>
-          </w:tcPr>
-          <w:p>
-            <w:pPr>
-              <w:spacing w:before="40" w:after="40"/>
-              <w:jc w:val="center"/>
-            </w:pPr>
-            <w:r>
-              <w:rPr>
-                <w:rFonts w:ascii="Calibri" w:hAnsi="Calibri"/>
-                <w:b w:val="0"/>
-                <w:color w:val="000000"/>
-                <w:sz w:val="18"/>
-              </w:rPr>
-              <w:t>41.1 mm</w:t>
-            </w:r>
-          </w:p>
-        </w:tc>
-        <w:tc>
-          <w:tcPr>
-            <w:tcW w:type="dxa" w:w="1337"/>
-            <w:tcMar>
-              <w:top w:w="100" w:type="dxa"/>
-              <w:bottom w:w="100" w:type="dxa"/>
-              <w:left w:w="140" w:type="dxa"/>
-              <w:right w:w="140" w:type="dxa"/>
-            </w:tcMar>
-            <w:shd w:fill="FAFAFA"/>
-          </w:tcPr>
-          <w:p>
-            <w:pPr>
-              <w:spacing w:before="40" w:after="40"/>
-              <w:jc w:val="center"/>
-            </w:pPr>
-            <w:r>
-              <w:rPr>
-                <w:rFonts w:ascii="Calibri" w:hAnsi="Calibri"/>
-                <w:b w:val="0"/>
-                <w:color w:val="000000"/>
-                <w:sz w:val="18"/>
-              </w:rPr>
-              <w:t>8</w:t>
-            </w:r>
-          </w:p>
-        </w:tc>
-        <w:tc>
-          <w:tcPr>
-            <w:tcW w:type="dxa" w:w="1337"/>
-            <w:tcMar>
-              <w:top w:w="100" w:type="dxa"/>
-              <w:bottom w:w="100" w:type="dxa"/>
-              <w:left w:w="140" w:type="dxa"/>
-              <w:right w:w="140" w:type="dxa"/>
-            </w:tcMar>
-            <w:shd w:fill="FAFAFA"/>
           </w:tcPr>
           <w:p>
             <w:pPr>
@@ -2018,7 +1827,7 @@
                 <w:color w:val="000000"/>
                 <w:sz w:val="18"/>
               </w:rPr>
-              <w:t>100MP Industrial</w:t>
+              <w:t>IMX927/IMX937 (105MP)</w:t>
             </w:r>
           </w:p>
         </w:tc>
@@ -2045,7 +1854,7 @@
                 <w:color w:val="000000"/>
                 <w:sz w:val="18"/>
               </w:rPr>
-              <w:t>384mm × 288mm</w:t>
+              <w:t>387mm × 303mm</w:t>
             </w:r>
           </w:p>
         </w:tc>
@@ -2072,7 +1881,7 @@
                 <w:color w:val="000000"/>
                 <w:sz w:val="18"/>
               </w:rPr>
-              <w:t>1037mm × 2002mm</w:t>
+              <w:t>1044mm × 2363mm</w:t>
             </w:r>
           </w:p>
         </w:tc>
@@ -2099,7 +1908,7 @@
                 <w:color w:val="000000"/>
                 <w:sz w:val="18"/>
               </w:rPr>
-              <w:t>24.5 px/mm</w:t>
+              <w:t>23.8 px/mm</w:t>
             </w:r>
           </w:p>
         </w:tc>
@@ -2126,7 +1935,7 @@
                 <w:color w:val="000000"/>
                 <w:sz w:val="18"/>
               </w:rPr>
-              <w:t>34.0 mm</w:t>
+              <w:t>98.0 mm</w:t>
             </w:r>
           </w:p>
         </w:tc>
@@ -2180,7 +1989,7 @@
                 <w:color w:val="000000"/>
                 <w:sz w:val="18"/>
               </w:rPr>
-              <w:t>$192,000</w:t>
+              <w:t>$204,000</w:t>
             </w:r>
           </w:p>
         </w:tc>
@@ -2207,7 +2016,7 @@
                 <w:color w:val="000000"/>
                 <w:sz w:val="18"/>
               </w:rPr>
-              <w:t>27.8s</w:t>
+              <w:t>26.2s</w:t>
             </w:r>
           </w:p>
         </w:tc>
@@ -2235,7 +2044,7 @@
                 <w:color w:val="000000"/>
                 <w:sz w:val="18"/>
               </w:rPr>
-              <w:t>IMX927/IMX937 (105MP)</w:t>
+              <w:t>Sony IMX661 (127MP)</w:t>
             </w:r>
           </w:p>
         </w:tc>
@@ -2261,7 +2070,7 @@
                 <w:color w:val="000000"/>
                 <w:sz w:val="18"/>
               </w:rPr>
-              <w:t>387mm × 303mm</w:t>
+              <w:t>442mm × 315mm</w:t>
             </w:r>
           </w:p>
         </w:tc>
@@ -2287,7 +2096,7 @@
                 <w:color w:val="000000"/>
                 <w:sz w:val="18"/>
               </w:rPr>
-              <w:t>1044mm × 2363mm</w:t>
+              <w:t>1193mm × 2190mm</w:t>
             </w:r>
           </w:p>
         </w:tc>
@@ -2313,7 +2122,7 @@
                 <w:color w:val="000000"/>
                 <w:sz w:val="18"/>
               </w:rPr>
-              <w:t>23.8 px/mm</w:t>
+              <w:t>25.4 px/mm</w:t>
             </w:r>
           </w:p>
         </w:tc>
@@ -2339,7 +2148,7 @@
                 <w:color w:val="000000"/>
                 <w:sz w:val="18"/>
               </w:rPr>
-              <w:t>98.0 mm</w:t>
+              <w:t>40.6 mm</w:t>
             </w:r>
           </w:p>
         </w:tc>
@@ -2391,223 +2200,6 @@
                 <w:color w:val="000000"/>
                 <w:sz w:val="18"/>
               </w:rPr>
-              <w:t>$204,000</w:t>
-            </w:r>
-          </w:p>
-        </w:tc>
-        <w:tc>
-          <w:tcPr>
-            <w:tcW w:type="dxa" w:w="1170"/>
-            <w:tcMar>
-              <w:top w:w="100" w:type="dxa"/>
-              <w:bottom w:w="100" w:type="dxa"/>
-              <w:left w:w="140" w:type="dxa"/>
-              <w:right w:w="140" w:type="dxa"/>
-            </w:tcMar>
-          </w:tcPr>
-          <w:p>
-            <w:pPr>
-              <w:spacing w:before="40" w:after="40"/>
-              <w:jc w:val="center"/>
-            </w:pPr>
-            <w:r>
-              <w:rPr>
-                <w:rFonts w:ascii="Calibri" w:hAnsi="Calibri"/>
-                <w:b w:val="0"/>
-                <w:color w:val="000000"/>
-                <w:sz w:val="18"/>
-              </w:rPr>
-              <w:t>26.2s</w:t>
-            </w:r>
-          </w:p>
-        </w:tc>
-      </w:tr>
-      <w:tr>
-        <w:tc>
-          <w:tcPr>
-            <w:tcW w:type="dxa" w:w="1170"/>
-            <w:tcMar>
-              <w:top w:w="100" w:type="dxa"/>
-              <w:bottom w:w="100" w:type="dxa"/>
-              <w:left w:w="140" w:type="dxa"/>
-              <w:right w:w="140" w:type="dxa"/>
-            </w:tcMar>
-            <w:shd w:fill="FAFAFA"/>
-          </w:tcPr>
-          <w:p>
-            <w:pPr>
-              <w:spacing w:before="40" w:after="40"/>
-              <w:jc w:val="center"/>
-            </w:pPr>
-            <w:r>
-              <w:rPr>
-                <w:rFonts w:ascii="Calibri" w:hAnsi="Calibri"/>
-                <w:b w:val="0"/>
-                <w:color w:val="000000"/>
-                <w:sz w:val="18"/>
-              </w:rPr>
-              <w:t>Sony IMX661 (127MP)</w:t>
-            </w:r>
-          </w:p>
-        </w:tc>
-        <w:tc>
-          <w:tcPr>
-            <w:tcW w:type="dxa" w:w="1170"/>
-            <w:tcMar>
-              <w:top w:w="100" w:type="dxa"/>
-              <w:bottom w:w="100" w:type="dxa"/>
-              <w:left w:w="140" w:type="dxa"/>
-              <w:right w:w="140" w:type="dxa"/>
-            </w:tcMar>
-            <w:shd w:fill="FAFAFA"/>
-          </w:tcPr>
-          <w:p>
-            <w:pPr>
-              <w:spacing w:before="40" w:after="40"/>
-              <w:jc w:val="center"/>
-            </w:pPr>
-            <w:r>
-              <w:rPr>
-                <w:rFonts w:ascii="Calibri" w:hAnsi="Calibri"/>
-                <w:b w:val="0"/>
-                <w:color w:val="000000"/>
-                <w:sz w:val="18"/>
-              </w:rPr>
-              <w:t>442mm × 315mm</w:t>
-            </w:r>
-          </w:p>
-        </w:tc>
-        <w:tc>
-          <w:tcPr>
-            <w:tcW w:type="dxa" w:w="1170"/>
-            <w:tcMar>
-              <w:top w:w="100" w:type="dxa"/>
-              <w:bottom w:w="100" w:type="dxa"/>
-              <w:left w:w="140" w:type="dxa"/>
-              <w:right w:w="140" w:type="dxa"/>
-            </w:tcMar>
-            <w:shd w:fill="FAFAFA"/>
-          </w:tcPr>
-          <w:p>
-            <w:pPr>
-              <w:spacing w:before="40" w:after="40"/>
-              <w:jc w:val="center"/>
-            </w:pPr>
-            <w:r>
-              <w:rPr>
-                <w:rFonts w:ascii="Calibri" w:hAnsi="Calibri"/>
-                <w:b w:val="0"/>
-                <w:color w:val="000000"/>
-                <w:sz w:val="18"/>
-              </w:rPr>
-              <w:t>1193mm × 2190mm</w:t>
-            </w:r>
-          </w:p>
-        </w:tc>
-        <w:tc>
-          <w:tcPr>
-            <w:tcW w:type="dxa" w:w="1170"/>
-            <w:tcMar>
-              <w:top w:w="100" w:type="dxa"/>
-              <w:bottom w:w="100" w:type="dxa"/>
-              <w:left w:w="140" w:type="dxa"/>
-              <w:right w:w="140" w:type="dxa"/>
-            </w:tcMar>
-            <w:shd w:fill="FAFAFA"/>
-          </w:tcPr>
-          <w:p>
-            <w:pPr>
-              <w:spacing w:before="40" w:after="40"/>
-              <w:jc w:val="center"/>
-            </w:pPr>
-            <w:r>
-              <w:rPr>
-                <w:rFonts w:ascii="Calibri" w:hAnsi="Calibri"/>
-                <w:b w:val="0"/>
-                <w:color w:val="000000"/>
-                <w:sz w:val="18"/>
-              </w:rPr>
-              <w:t>25.4 px/mm</w:t>
-            </w:r>
-          </w:p>
-        </w:tc>
-        <w:tc>
-          <w:tcPr>
-            <w:tcW w:type="dxa" w:w="1170"/>
-            <w:tcMar>
-              <w:top w:w="100" w:type="dxa"/>
-              <w:bottom w:w="100" w:type="dxa"/>
-              <w:left w:w="140" w:type="dxa"/>
-              <w:right w:w="140" w:type="dxa"/>
-            </w:tcMar>
-            <w:shd w:fill="FAFAFA"/>
-          </w:tcPr>
-          <w:p>
-            <w:pPr>
-              <w:spacing w:before="40" w:after="40"/>
-              <w:jc w:val="center"/>
-            </w:pPr>
-            <w:r>
-              <w:rPr>
-                <w:rFonts w:ascii="Calibri" w:hAnsi="Calibri"/>
-                <w:b w:val="0"/>
-                <w:color w:val="000000"/>
-                <w:sz w:val="18"/>
-              </w:rPr>
-              <w:t>40.6 mm</w:t>
-            </w:r>
-          </w:p>
-        </w:tc>
-        <w:tc>
-          <w:tcPr>
-            <w:tcW w:type="dxa" w:w="1170"/>
-            <w:tcMar>
-              <w:top w:w="100" w:type="dxa"/>
-              <w:bottom w:w="100" w:type="dxa"/>
-              <w:left w:w="140" w:type="dxa"/>
-              <w:right w:w="140" w:type="dxa"/>
-            </w:tcMar>
-            <w:shd w:fill="FAFAFA"/>
-          </w:tcPr>
-          <w:p>
-            <w:pPr>
-              <w:spacing w:before="40" w:after="40"/>
-              <w:jc w:val="center"/>
-            </w:pPr>
-            <w:r>
-              <w:rPr>
-                <w:rFonts w:ascii="Calibri" w:hAnsi="Calibri"/>
-                <w:b w:val="0"/>
-                <w:color w:val="000000"/>
-                <w:sz w:val="18"/>
-              </w:rPr>
-              <w:t>24 (3 × 8)</w:t>
-            </w:r>
-          </w:p>
-        </w:tc>
-        <w:tc>
-          <w:tcPr>
-            <w:tcW w:type="dxa" w:w="1170"/>
-            <w:tcMar>
-              <w:top w:w="100" w:type="dxa"/>
-              <w:bottom w:w="100" w:type="dxa"/>
-              <w:left w:w="140" w:type="dxa"/>
-              <w:right w:w="140" w:type="dxa"/>
-            </w:tcMar>
-            <w:shd w:fill="FAFAFA"/>
-          </w:tcPr>
-          <w:p>
-            <w:pPr>
-              <w:spacing w:before="40" w:after="40"/>
-              <w:jc w:val="center"/>
-            </w:pPr>
-            <w:r>
-              <w:rPr>
-                <w:rFonts w:ascii="Calibri" w:hAnsi="Calibri"/>
-                <w:b w:val="0"/>
-                <w:color w:val="000000"/>
-                <w:sz w:val="18"/>
-              </w:rPr>
               <w:t>$288,000</w:t>
             </w:r>
           </w:p>
@@ -2621,7 +2213,6 @@
               <w:left w:w="140" w:type="dxa"/>
               <w:right w:w="140" w:type="dxa"/>
             </w:tcMar>
-            <w:shd w:fill="FAFAFA"/>
           </w:tcPr>
           <w:p>
             <w:pPr>
@@ -3340,7 +2931,7 @@
                 <w:color w:val="000000"/>
                 <w:sz w:val="17"/>
               </w:rPr>
-              <w:t>100MP Industrial</w:t>
+              <w:t>IMX927/IMX937 (105MP)</w:t>
             </w:r>
           </w:p>
         </w:tc>
@@ -3367,7 +2958,7 @@
                 <w:color w:val="000000"/>
                 <w:sz w:val="17"/>
               </w:rPr>
-              <w:t>394mm × 280mm</w:t>
+              <w:t>387mm × 303mm</w:t>
             </w:r>
           </w:p>
         </w:tc>
@@ -3394,488 +2985,7 @@
                 <w:color w:val="000000"/>
                 <w:sz w:val="17"/>
               </w:rPr>
-              <w:t>1004mm × 715mm</w:t>
-            </w:r>
-          </w:p>
-        </w:tc>
-        <w:tc>
-          <w:tcPr>
-            <w:tcW w:type="dxa" w:w="1040"/>
-            <w:tcMar>
-              <w:top w:w="100" w:type="dxa"/>
-              <w:bottom w:w="100" w:type="dxa"/>
-              <w:left w:w="140" w:type="dxa"/>
-              <w:right w:w="140" w:type="dxa"/>
-            </w:tcMar>
-            <w:shd w:fill="FAFAFA"/>
-          </w:tcPr>
-          <w:p>
-            <w:pPr>
-              <w:spacing w:before="40" w:after="40"/>
-              <w:jc w:val="center"/>
-            </w:pPr>
-            <w:r>
-              <w:rPr>
-                <w:rFonts w:ascii="Calibri" w:hAnsi="Calibri"/>
-                <w:b w:val="0"/>
-                <w:color w:val="000000"/>
-                <w:sz w:val="17"/>
-              </w:rPr>
-              <w:t>7 steps</w:t>
-            </w:r>
-          </w:p>
-        </w:tc>
-        <w:tc>
-          <w:tcPr>
-            <w:tcW w:type="dxa" w:w="1040"/>
-            <w:tcMar>
-              <w:top w:w="100" w:type="dxa"/>
-              <w:bottom w:w="100" w:type="dxa"/>
-              <w:left w:w="140" w:type="dxa"/>
-              <w:right w:w="140" w:type="dxa"/>
-            </w:tcMar>
-            <w:shd w:fill="FAFAFA"/>
-          </w:tcPr>
-          <w:p>
-            <w:pPr>
-              <w:spacing w:before="40" w:after="40"/>
-              <w:jc w:val="center"/>
-            </w:pPr>
-            <w:r>
-              <w:rPr>
-                <w:rFonts w:ascii="Calibri" w:hAnsi="Calibri"/>
-                <w:b w:val="0"/>
-                <w:color w:val="000000"/>
-                <w:sz w:val="17"/>
-              </w:rPr>
-              <w:t>24.5 px/mm</w:t>
-            </w:r>
-          </w:p>
-        </w:tc>
-        <w:tc>
-          <w:tcPr>
-            <w:tcW w:type="dxa" w:w="1040"/>
-            <w:tcMar>
-              <w:top w:w="100" w:type="dxa"/>
-              <w:bottom w:w="100" w:type="dxa"/>
-              <w:left w:w="140" w:type="dxa"/>
-              <w:right w:w="140" w:type="dxa"/>
-            </w:tcMar>
-            <w:shd w:fill="FAFAFA"/>
-          </w:tcPr>
-          <w:p>
-            <w:pPr>
-              <w:spacing w:before="40" w:after="40"/>
-              <w:jc w:val="center"/>
-            </w:pPr>
-            <w:r>
-              <w:rPr>
-                <w:rFonts w:ascii="Calibri" w:hAnsi="Calibri"/>
-                <w:b w:val="0"/>
-                <w:color w:val="000000"/>
-                <w:sz w:val="17"/>
-              </w:rPr>
-              <w:t>32.7 mm</w:t>
-            </w:r>
-          </w:p>
-        </w:tc>
-        <w:tc>
-          <w:tcPr>
-            <w:tcW w:type="dxa" w:w="1040"/>
-            <w:tcMar>
-              <w:top w:w="100" w:type="dxa"/>
-              <w:bottom w:w="100" w:type="dxa"/>
-              <w:left w:w="140" w:type="dxa"/>
-              <w:right w:w="140" w:type="dxa"/>
-            </w:tcMar>
-            <w:shd w:fill="FAFAFA"/>
-          </w:tcPr>
-          <w:p>
-            <w:pPr>
-              <w:spacing w:before="40" w:after="40"/>
-              <w:jc w:val="center"/>
-            </w:pPr>
-            <w:r>
-              <w:rPr>
-                <w:rFonts w:ascii="Calibri" w:hAnsi="Calibri"/>
-                <w:b w:val="0"/>
-                <w:color w:val="000000"/>
-                <w:sz w:val="17"/>
-              </w:rPr>
-              <w:t>9 (3 × 3)</w:t>
-            </w:r>
-          </w:p>
-        </w:tc>
-        <w:tc>
-          <w:tcPr>
-            <w:tcW w:type="dxa" w:w="1040"/>
-            <w:tcMar>
-              <w:top w:w="100" w:type="dxa"/>
-              <w:bottom w:w="100" w:type="dxa"/>
-              <w:left w:w="140" w:type="dxa"/>
-              <w:right w:w="140" w:type="dxa"/>
-            </w:tcMar>
-            <w:shd w:fill="FAFAFA"/>
-          </w:tcPr>
-          <w:p>
-            <w:pPr>
-              <w:spacing w:before="40" w:after="40"/>
-              <w:jc w:val="center"/>
-            </w:pPr>
-            <w:r>
-              <w:rPr>
-                <w:rFonts w:ascii="Calibri" w:hAnsi="Calibri"/>
-                <w:b w:val="0"/>
-                <w:color w:val="000000"/>
-                <w:sz w:val="17"/>
-              </w:rPr>
-              <w:t>$72,000</w:t>
-            </w:r>
-          </w:p>
-        </w:tc>
-        <w:tc>
-          <w:tcPr>
-            <w:tcW w:type="dxa" w:w="1040"/>
-            <w:tcMar>
-              <w:top w:w="100" w:type="dxa"/>
-              <w:bottom w:w="100" w:type="dxa"/>
-              <w:left w:w="140" w:type="dxa"/>
-              <w:right w:w="140" w:type="dxa"/>
-            </w:tcMar>
-            <w:shd w:fill="FAFAFA"/>
-          </w:tcPr>
-          <w:p>
-            <w:pPr>
-              <w:spacing w:before="40" w:after="40"/>
-              <w:jc w:val="center"/>
-            </w:pPr>
-            <w:r>
-              <w:rPr>
-                <w:rFonts w:ascii="Calibri" w:hAnsi="Calibri"/>
-                <w:b w:val="0"/>
-                <w:color w:val="000000"/>
-                <w:sz w:val="17"/>
-              </w:rPr>
-              <w:t>104.6s</w:t>
-            </w:r>
-          </w:p>
-        </w:tc>
-      </w:tr>
-      <w:tr>
-        <w:tc>
-          <w:tcPr>
-            <w:tcW w:type="dxa" w:w="1040"/>
-            <w:tcMar>
-              <w:top w:w="100" w:type="dxa"/>
-              <w:bottom w:w="100" w:type="dxa"/>
-              <w:left w:w="140" w:type="dxa"/>
-              <w:right w:w="140" w:type="dxa"/>
-            </w:tcMar>
-          </w:tcPr>
-          <w:p>
-            <w:pPr>
-              <w:spacing w:before="40" w:after="40"/>
-              <w:jc w:val="center"/>
-            </w:pPr>
-            <w:r>
-              <w:rPr>
-                <w:rFonts w:ascii="Calibri" w:hAnsi="Calibri"/>
-                <w:b w:val="0"/>
-                <w:color w:val="000000"/>
-                <w:sz w:val="17"/>
-              </w:rPr>
-              <w:t>IMX927/IMX937 (105MP)</w:t>
-            </w:r>
-          </w:p>
-        </w:tc>
-        <w:tc>
-          <w:tcPr>
-            <w:tcW w:type="dxa" w:w="1040"/>
-            <w:tcMar>
-              <w:top w:w="100" w:type="dxa"/>
-              <w:bottom w:w="100" w:type="dxa"/>
-              <w:left w:w="140" w:type="dxa"/>
-              <w:right w:w="140" w:type="dxa"/>
-            </w:tcMar>
-          </w:tcPr>
-          <w:p>
-            <w:pPr>
-              <w:spacing w:before="40" w:after="40"/>
-              <w:jc w:val="center"/>
-            </w:pPr>
-            <w:r>
-              <w:rPr>
-                <w:rFonts w:ascii="Calibri" w:hAnsi="Calibri"/>
-                <w:b w:val="0"/>
-                <w:color w:val="000000"/>
-                <w:sz w:val="17"/>
-              </w:rPr>
-              <w:t>387mm × 303mm</w:t>
-            </w:r>
-          </w:p>
-        </w:tc>
-        <w:tc>
-          <w:tcPr>
-            <w:tcW w:type="dxa" w:w="1040"/>
-            <w:tcMar>
-              <w:top w:w="100" w:type="dxa"/>
-              <w:bottom w:w="100" w:type="dxa"/>
-              <w:left w:w="140" w:type="dxa"/>
-              <w:right w:w="140" w:type="dxa"/>
-            </w:tcMar>
-          </w:tcPr>
-          <w:p>
-            <w:pPr>
-              <w:spacing w:before="40" w:after="40"/>
-              <w:jc w:val="center"/>
-            </w:pPr>
-            <w:r>
-              <w:rPr>
-                <w:rFonts w:ascii="Calibri" w:hAnsi="Calibri"/>
-                <w:b w:val="0"/>
-                <w:color w:val="000000"/>
-                <w:sz w:val="17"/>
-              </w:rPr>
               <w:t>1316mm × 773mm</w:t>
-            </w:r>
-          </w:p>
-        </w:tc>
-        <w:tc>
-          <w:tcPr>
-            <w:tcW w:type="dxa" w:w="1040"/>
-            <w:tcMar>
-              <w:top w:w="100" w:type="dxa"/>
-              <w:bottom w:w="100" w:type="dxa"/>
-              <w:left w:w="140" w:type="dxa"/>
-              <w:right w:w="140" w:type="dxa"/>
-            </w:tcMar>
-          </w:tcPr>
-          <w:p>
-            <w:pPr>
-              <w:spacing w:before="40" w:after="40"/>
-              <w:jc w:val="center"/>
-            </w:pPr>
-            <w:r>
-              <w:rPr>
-                <w:rFonts w:ascii="Calibri" w:hAnsi="Calibri"/>
-                <w:b w:val="0"/>
-                <w:color w:val="000000"/>
-                <w:sz w:val="17"/>
-              </w:rPr>
-              <w:t>6 steps</w:t>
-            </w:r>
-          </w:p>
-        </w:tc>
-        <w:tc>
-          <w:tcPr>
-            <w:tcW w:type="dxa" w:w="1040"/>
-            <w:tcMar>
-              <w:top w:w="100" w:type="dxa"/>
-              <w:bottom w:w="100" w:type="dxa"/>
-              <w:left w:w="140" w:type="dxa"/>
-              <w:right w:w="140" w:type="dxa"/>
-            </w:tcMar>
-          </w:tcPr>
-          <w:p>
-            <w:pPr>
-              <w:spacing w:before="40" w:after="40"/>
-              <w:jc w:val="center"/>
-            </w:pPr>
-            <w:r>
-              <w:rPr>
-                <w:rFonts w:ascii="Calibri" w:hAnsi="Calibri"/>
-                <w:b w:val="0"/>
-                <w:color w:val="000000"/>
-                <w:sz w:val="17"/>
-              </w:rPr>
-              <w:t>23.8 px/mm</w:t>
-            </w:r>
-          </w:p>
-        </w:tc>
-        <w:tc>
-          <w:tcPr>
-            <w:tcW w:type="dxa" w:w="1040"/>
-            <w:tcMar>
-              <w:top w:w="100" w:type="dxa"/>
-              <w:bottom w:w="100" w:type="dxa"/>
-              <w:left w:w="140" w:type="dxa"/>
-              <w:right w:w="140" w:type="dxa"/>
-            </w:tcMar>
-          </w:tcPr>
-          <w:p>
-            <w:pPr>
-              <w:spacing w:before="40" w:after="40"/>
-              <w:jc w:val="center"/>
-            </w:pPr>
-            <w:r>
-              <w:rPr>
-                <w:rFonts w:ascii="Calibri" w:hAnsi="Calibri"/>
-                <w:b w:val="0"/>
-                <w:color w:val="000000"/>
-                <w:sz w:val="17"/>
-              </w:rPr>
-              <w:t>98.0 mm</w:t>
-            </w:r>
-          </w:p>
-        </w:tc>
-        <w:tc>
-          <w:tcPr>
-            <w:tcW w:type="dxa" w:w="1040"/>
-            <w:tcMar>
-              <w:top w:w="100" w:type="dxa"/>
-              <w:bottom w:w="100" w:type="dxa"/>
-              <w:left w:w="140" w:type="dxa"/>
-              <w:right w:w="140" w:type="dxa"/>
-            </w:tcMar>
-          </w:tcPr>
-          <w:p>
-            <w:pPr>
-              <w:spacing w:before="40" w:after="40"/>
-              <w:jc w:val="center"/>
-            </w:pPr>
-            <w:r>
-              <w:rPr>
-                <w:rFonts w:ascii="Calibri" w:hAnsi="Calibri"/>
-                <w:b w:val="0"/>
-                <w:color w:val="000000"/>
-                <w:sz w:val="17"/>
-              </w:rPr>
-              <w:t>12 (4 × 3)</w:t>
-            </w:r>
-          </w:p>
-        </w:tc>
-        <w:tc>
-          <w:tcPr>
-            <w:tcW w:type="dxa" w:w="1040"/>
-            <w:tcMar>
-              <w:top w:w="100" w:type="dxa"/>
-              <w:bottom w:w="100" w:type="dxa"/>
-              <w:left w:w="140" w:type="dxa"/>
-              <w:right w:w="140" w:type="dxa"/>
-            </w:tcMar>
-          </w:tcPr>
-          <w:p>
-            <w:pPr>
-              <w:spacing w:before="40" w:after="40"/>
-              <w:jc w:val="center"/>
-            </w:pPr>
-            <w:r>
-              <w:rPr>
-                <w:rFonts w:ascii="Calibri" w:hAnsi="Calibri"/>
-                <w:b w:val="0"/>
-                <w:color w:val="000000"/>
-                <w:sz w:val="17"/>
-              </w:rPr>
-              <w:t>$102,000</w:t>
-            </w:r>
-          </w:p>
-        </w:tc>
-        <w:tc>
-          <w:tcPr>
-            <w:tcW w:type="dxa" w:w="1040"/>
-            <w:tcMar>
-              <w:top w:w="100" w:type="dxa"/>
-              <w:bottom w:w="100" w:type="dxa"/>
-              <w:left w:w="140" w:type="dxa"/>
-              <w:right w:w="140" w:type="dxa"/>
-            </w:tcMar>
-          </w:tcPr>
-          <w:p>
-            <w:pPr>
-              <w:spacing w:before="40" w:after="40"/>
-              <w:jc w:val="center"/>
-            </w:pPr>
-            <w:r>
-              <w:rPr>
-                <w:rFonts w:ascii="Calibri" w:hAnsi="Calibri"/>
-                <w:b w:val="0"/>
-                <w:color w:val="000000"/>
-                <w:sz w:val="17"/>
-              </w:rPr>
-              <w:t>82.2s</w:t>
-            </w:r>
-          </w:p>
-        </w:tc>
-      </w:tr>
-      <w:tr>
-        <w:tc>
-          <w:tcPr>
-            <w:tcW w:type="dxa" w:w="1040"/>
-            <w:tcMar>
-              <w:top w:w="100" w:type="dxa"/>
-              <w:bottom w:w="100" w:type="dxa"/>
-              <w:left w:w="140" w:type="dxa"/>
-              <w:right w:w="140" w:type="dxa"/>
-            </w:tcMar>
-            <w:shd w:fill="FAFAFA"/>
-          </w:tcPr>
-          <w:p>
-            <w:pPr>
-              <w:spacing w:before="40" w:after="40"/>
-              <w:jc w:val="center"/>
-            </w:pPr>
-            <w:r>
-              <w:rPr>
-                <w:rFonts w:ascii="Calibri" w:hAnsi="Calibri"/>
-                <w:b w:val="0"/>
-                <w:color w:val="000000"/>
-                <w:sz w:val="17"/>
-              </w:rPr>
-              <w:t>Sony IMX661 (127MP)</w:t>
-            </w:r>
-          </w:p>
-        </w:tc>
-        <w:tc>
-          <w:tcPr>
-            <w:tcW w:type="dxa" w:w="1040"/>
-            <w:tcMar>
-              <w:top w:w="100" w:type="dxa"/>
-              <w:bottom w:w="100" w:type="dxa"/>
-              <w:left w:w="140" w:type="dxa"/>
-              <w:right w:w="140" w:type="dxa"/>
-            </w:tcMar>
-            <w:shd w:fill="FAFAFA"/>
-          </w:tcPr>
-          <w:p>
-            <w:pPr>
-              <w:spacing w:before="40" w:after="40"/>
-              <w:jc w:val="center"/>
-            </w:pPr>
-            <w:r>
-              <w:rPr>
-                <w:rFonts w:ascii="Calibri" w:hAnsi="Calibri"/>
-                <w:b w:val="0"/>
-                <w:color w:val="000000"/>
-                <w:sz w:val="17"/>
-              </w:rPr>
-              <w:t>444mm × 316mm</w:t>
-            </w:r>
-          </w:p>
-        </w:tc>
-        <w:tc>
-          <w:tcPr>
-            <w:tcW w:type="dxa" w:w="1040"/>
-            <w:tcMar>
-              <w:top w:w="100" w:type="dxa"/>
-              <w:bottom w:w="100" w:type="dxa"/>
-              <w:left w:w="140" w:type="dxa"/>
-              <w:right w:w="140" w:type="dxa"/>
-            </w:tcMar>
-            <w:shd w:fill="FAFAFA"/>
-          </w:tcPr>
-          <w:p>
-            <w:pPr>
-              <w:spacing w:before="40" w:after="40"/>
-              <w:jc w:val="center"/>
-            </w:pPr>
-            <w:r>
-              <w:rPr>
-                <w:rFonts w:ascii="Calibri" w:hAnsi="Calibri"/>
-                <w:b w:val="0"/>
-                <w:color w:val="000000"/>
-                <w:sz w:val="17"/>
-              </w:rPr>
-              <w:t>1133mm × 807mm</w:t>
             </w:r>
           </w:p>
         </w:tc>
@@ -3929,7 +3039,7 @@
                 <w:color w:val="000000"/>
                 <w:sz w:val="17"/>
               </w:rPr>
-              <w:t>25.4 px/mm</w:t>
+              <w:t>23.8 px/mm</w:t>
             </w:r>
           </w:p>
         </w:tc>
@@ -3956,7 +3066,7 @@
                 <w:color w:val="000000"/>
                 <w:sz w:val="17"/>
               </w:rPr>
-              <w:t>41.1 mm</w:t>
+              <w:t>98.0 mm</w:t>
             </w:r>
           </w:p>
         </w:tc>
@@ -3983,7 +3093,7 @@
                 <w:color w:val="000000"/>
                 <w:sz w:val="17"/>
               </w:rPr>
-              <w:t>9 (3 × 3)</w:t>
+              <w:t>12 (4 × 3)</w:t>
             </w:r>
           </w:p>
         </w:tc>
@@ -4010,6 +3120,243 @@
                 <w:color w:val="000000"/>
                 <w:sz w:val="17"/>
               </w:rPr>
+              <w:t>$102,000</w:t>
+            </w:r>
+          </w:p>
+        </w:tc>
+        <w:tc>
+          <w:tcPr>
+            <w:tcW w:type="dxa" w:w="1040"/>
+            <w:tcMar>
+              <w:top w:w="100" w:type="dxa"/>
+              <w:bottom w:w="100" w:type="dxa"/>
+              <w:left w:w="140" w:type="dxa"/>
+              <w:right w:w="140" w:type="dxa"/>
+            </w:tcMar>
+            <w:shd w:fill="FAFAFA"/>
+          </w:tcPr>
+          <w:p>
+            <w:pPr>
+              <w:spacing w:before="40" w:after="40"/>
+              <w:jc w:val="center"/>
+            </w:pPr>
+            <w:r>
+              <w:rPr>
+                <w:rFonts w:ascii="Calibri" w:hAnsi="Calibri"/>
+                <w:b w:val="0"/>
+                <w:color w:val="000000"/>
+                <w:sz w:val="17"/>
+              </w:rPr>
+              <w:t>82.2s</w:t>
+            </w:r>
+          </w:p>
+        </w:tc>
+      </w:tr>
+      <w:tr>
+        <w:tc>
+          <w:tcPr>
+            <w:tcW w:type="dxa" w:w="1040"/>
+            <w:tcMar>
+              <w:top w:w="100" w:type="dxa"/>
+              <w:bottom w:w="100" w:type="dxa"/>
+              <w:left w:w="140" w:type="dxa"/>
+              <w:right w:w="140" w:type="dxa"/>
+            </w:tcMar>
+          </w:tcPr>
+          <w:p>
+            <w:pPr>
+              <w:spacing w:before="40" w:after="40"/>
+              <w:jc w:val="center"/>
+            </w:pPr>
+            <w:r>
+              <w:rPr>
+                <w:rFonts w:ascii="Calibri" w:hAnsi="Calibri"/>
+                <w:b w:val="0"/>
+                <w:color w:val="000000"/>
+                <w:sz w:val="17"/>
+              </w:rPr>
+              <w:t>Sony IMX661 (127MP)</w:t>
+            </w:r>
+          </w:p>
+        </w:tc>
+        <w:tc>
+          <w:tcPr>
+            <w:tcW w:type="dxa" w:w="1040"/>
+            <w:tcMar>
+              <w:top w:w="100" w:type="dxa"/>
+              <w:bottom w:w="100" w:type="dxa"/>
+              <w:left w:w="140" w:type="dxa"/>
+              <w:right w:w="140" w:type="dxa"/>
+            </w:tcMar>
+          </w:tcPr>
+          <w:p>
+            <w:pPr>
+              <w:spacing w:before="40" w:after="40"/>
+              <w:jc w:val="center"/>
+            </w:pPr>
+            <w:r>
+              <w:rPr>
+                <w:rFonts w:ascii="Calibri" w:hAnsi="Calibri"/>
+                <w:b w:val="0"/>
+                <w:color w:val="000000"/>
+                <w:sz w:val="17"/>
+              </w:rPr>
+              <w:t>444mm × 316mm</w:t>
+            </w:r>
+          </w:p>
+        </w:tc>
+        <w:tc>
+          <w:tcPr>
+            <w:tcW w:type="dxa" w:w="1040"/>
+            <w:tcMar>
+              <w:top w:w="100" w:type="dxa"/>
+              <w:bottom w:w="100" w:type="dxa"/>
+              <w:left w:w="140" w:type="dxa"/>
+              <w:right w:w="140" w:type="dxa"/>
+            </w:tcMar>
+          </w:tcPr>
+          <w:p>
+            <w:pPr>
+              <w:spacing w:before="40" w:after="40"/>
+              <w:jc w:val="center"/>
+            </w:pPr>
+            <w:r>
+              <w:rPr>
+                <w:rFonts w:ascii="Calibri" w:hAnsi="Calibri"/>
+                <w:b w:val="0"/>
+                <w:color w:val="000000"/>
+                <w:sz w:val="17"/>
+              </w:rPr>
+              <w:t>1133mm × 807mm</w:t>
+            </w:r>
+          </w:p>
+        </w:tc>
+        <w:tc>
+          <w:tcPr>
+            <w:tcW w:type="dxa" w:w="1040"/>
+            <w:tcMar>
+              <w:top w:w="100" w:type="dxa"/>
+              <w:bottom w:w="100" w:type="dxa"/>
+              <w:left w:w="140" w:type="dxa"/>
+              <w:right w:w="140" w:type="dxa"/>
+            </w:tcMar>
+          </w:tcPr>
+          <w:p>
+            <w:pPr>
+              <w:spacing w:before="40" w:after="40"/>
+              <w:jc w:val="center"/>
+            </w:pPr>
+            <w:r>
+              <w:rPr>
+                <w:rFonts w:ascii="Calibri" w:hAnsi="Calibri"/>
+                <w:b w:val="0"/>
+                <w:color w:val="000000"/>
+                <w:sz w:val="17"/>
+              </w:rPr>
+              <w:t>6 steps</w:t>
+            </w:r>
+          </w:p>
+        </w:tc>
+        <w:tc>
+          <w:tcPr>
+            <w:tcW w:type="dxa" w:w="1040"/>
+            <w:tcMar>
+              <w:top w:w="100" w:type="dxa"/>
+              <w:bottom w:w="100" w:type="dxa"/>
+              <w:left w:w="140" w:type="dxa"/>
+              <w:right w:w="140" w:type="dxa"/>
+            </w:tcMar>
+          </w:tcPr>
+          <w:p>
+            <w:pPr>
+              <w:spacing w:before="40" w:after="40"/>
+              <w:jc w:val="center"/>
+            </w:pPr>
+            <w:r>
+              <w:rPr>
+                <w:rFonts w:ascii="Calibri" w:hAnsi="Calibri"/>
+                <w:b w:val="0"/>
+                <w:color w:val="000000"/>
+                <w:sz w:val="17"/>
+              </w:rPr>
+              <w:t>25.4 px/mm</w:t>
+            </w:r>
+          </w:p>
+        </w:tc>
+        <w:tc>
+          <w:tcPr>
+            <w:tcW w:type="dxa" w:w="1040"/>
+            <w:tcMar>
+              <w:top w:w="100" w:type="dxa"/>
+              <w:bottom w:w="100" w:type="dxa"/>
+              <w:left w:w="140" w:type="dxa"/>
+              <w:right w:w="140" w:type="dxa"/>
+            </w:tcMar>
+          </w:tcPr>
+          <w:p>
+            <w:pPr>
+              <w:spacing w:before="40" w:after="40"/>
+              <w:jc w:val="center"/>
+            </w:pPr>
+            <w:r>
+              <w:rPr>
+                <w:rFonts w:ascii="Calibri" w:hAnsi="Calibri"/>
+                <w:b w:val="0"/>
+                <w:color w:val="000000"/>
+                <w:sz w:val="17"/>
+              </w:rPr>
+              <w:t>41.1 mm</w:t>
+            </w:r>
+          </w:p>
+        </w:tc>
+        <w:tc>
+          <w:tcPr>
+            <w:tcW w:type="dxa" w:w="1040"/>
+            <w:tcMar>
+              <w:top w:w="100" w:type="dxa"/>
+              <w:bottom w:w="100" w:type="dxa"/>
+              <w:left w:w="140" w:type="dxa"/>
+              <w:right w:w="140" w:type="dxa"/>
+            </w:tcMar>
+          </w:tcPr>
+          <w:p>
+            <w:pPr>
+              <w:spacing w:before="40" w:after="40"/>
+              <w:jc w:val="center"/>
+            </w:pPr>
+            <w:r>
+              <w:rPr>
+                <w:rFonts w:ascii="Calibri" w:hAnsi="Calibri"/>
+                <w:b w:val="0"/>
+                <w:color w:val="000000"/>
+                <w:sz w:val="17"/>
+              </w:rPr>
+              <w:t>9 (3 × 3)</w:t>
+            </w:r>
+          </w:p>
+        </w:tc>
+        <w:tc>
+          <w:tcPr>
+            <w:tcW w:type="dxa" w:w="1040"/>
+            <w:tcMar>
+              <w:top w:w="100" w:type="dxa"/>
+              <w:bottom w:w="100" w:type="dxa"/>
+              <w:left w:w="140" w:type="dxa"/>
+              <w:right w:w="140" w:type="dxa"/>
+            </w:tcMar>
+          </w:tcPr>
+          <w:p>
+            <w:pPr>
+              <w:spacing w:before="40" w:after="40"/>
+              <w:jc w:val="center"/>
+            </w:pPr>
+            <w:r>
+              <w:rPr>
+                <w:rFonts w:ascii="Calibri" w:hAnsi="Calibri"/>
+                <w:b w:val="0"/>
+                <w:color w:val="000000"/>
+                <w:sz w:val="17"/>
+              </w:rPr>
               <w:t>$108,000</w:t>
             </w:r>
           </w:p>
@@ -4023,7 +3370,6 @@
               <w:left w:w="140" w:type="dxa"/>
               <w:right w:w="140" w:type="dxa"/>
             </w:tcMar>
-            <w:shd w:fill="FAFAFA"/>
           </w:tcPr>
           <w:p>
             <w:pPr>

--- a/DermaPod_RFQ_Analysis.docx
+++ b/DermaPod_RFQ_Analysis.docx
@@ -213,6 +213,36 @@
           <w:sz w:val="21"/>
         </w:rPr>
         <w:t>0.2 seconds</w:t>
+      </w:r>
+    </w:p>
+    <w:p>
+      <w:pPr>
+        <w:pStyle w:val="ListBullet"/>
+        <w:spacing w:before="0" w:after="60" w:line="276" w:lineRule="auto"/>
+      </w:pPr>
+      <w:r>
+        <w:rPr>
+          <w:rFonts w:ascii="Calibri" w:hAnsi="Calibri"/>
+          <w:b/>
+          <w:sz w:val="21"/>
+        </w:rPr>
+        <w:t xml:space="preserve">Camera Market Pricing Reference: </w:t>
+      </w:r>
+      <w:r>
+        <w:rPr>
+          <w:rFonts w:ascii="Calibri" w:hAnsi="Calibri"/>
+          <w:sz w:val="21"/>
+        </w:rPr>
+        <w:t>Verified from Basler web shop catalogue</w:t>
+      </w:r>
+      <w:r>
+        <w:rPr>
+          <w:rFonts w:ascii="Calibri" w:hAnsi="Calibri"/>
+          <w:color w:val="0000FF"/>
+          <w:sz w:val="19"/>
+          <w:u w:val="single"/>
+        </w:rPr>
+        <w:t xml:space="preserve"> (https://www.baslerweb.com/en/cameras/?sensor_resolution_mp_range=60&amp;sensor_resolution_mp_range=127#products)</w:t>
       </w:r>
     </w:p>
     <w:p>

--- a/DermaPod_RFQ_Analysis.docx
+++ b/DermaPod_RFQ_Analysis.docx
@@ -226,14 +226,44 @@
           <w:b/>
           <w:sz w:val="21"/>
         </w:rPr>
-        <w:t xml:space="preserve">Camera Market Pricing Reference: </w:t>
+        <w:t xml:space="preserve">65MP Camera Reference (LUCID Atlas10 GMAX3265): </w:t>
       </w:r>
       <w:r>
         <w:rPr>
           <w:rFonts w:ascii="Calibri" w:hAnsi="Calibri"/>
           <w:sz w:val="21"/>
         </w:rPr>
-        <w:t>Verified from Basler web shop catalogue</w:t>
+        <w:t>Verified industrial 10GigE 65MP camera model, baseline unit price ~$6,500 USD (Volume OEM)</w:t>
+      </w:r>
+      <w:r>
+        <w:rPr>
+          <w:rFonts w:ascii="Calibri" w:hAnsi="Calibri"/>
+          <w:color w:val="0000FF"/>
+          <w:sz w:val="19"/>
+          <w:u w:val="single"/>
+        </w:rPr>
+        <w:t xml:space="preserve"> (https://thinklucid.com/product/atlas10-65-mp-gmax3265/)</w:t>
+      </w:r>
+    </w:p>
+    <w:p>
+      <w:pPr>
+        <w:pStyle w:val="ListBullet"/>
+        <w:spacing w:before="0" w:after="60" w:line="276" w:lineRule="auto"/>
+      </w:pPr>
+      <w:r>
+        <w:rPr>
+          <w:rFonts w:ascii="Calibri" w:hAnsi="Calibri"/>
+          <w:b/>
+          <w:sz w:val="21"/>
+        </w:rPr>
+        <w:t xml:space="preserve">Camera Market Price Source: </w:t>
+      </w:r>
+      <w:r>
+        <w:rPr>
+          <w:rFonts w:ascii="Calibri" w:hAnsi="Calibri"/>
+          <w:sz w:val="21"/>
+        </w:rPr>
+        <w:t>Verified directly from Basler Web Catalogue (127MP boA13440 list: €9,999 (~$10.8k), 65MP boA9344 list: €6,399 (~$7.5k))</w:t>
       </w:r>
       <w:r>
         <w:rPr>
@@ -382,14 +412,35 @@
           <w:b/>
           <w:sz w:val="21"/>
         </w:rPr>
-        <w:t xml:space="preserve">Timing Considerations: </w:t>
+        <w:t xml:space="preserve">Focus Stacking Artifact Warning &amp; Note: </w:t>
       </w:r>
       <w:r>
         <w:rPr>
           <w:rFonts w:ascii="Calibri" w:hAnsi="Calibri"/>
           <w:sz w:val="21"/>
         </w:rPr>
-        <w:t>Model 1 sweep timing and rotational speed should be explored and optimized based on Structure-from-Motion (SfM) algorithms to ensure proper overlap.</w:t>
+        <w:t>Focus stacking is explicitly NOT performed during Model 1's continuous 360° rotational sweep because sequential focal plane exposures during physical movement introduce motion blur, focal registration mismatch, and severe 3D point-cloud reconstruction artifacts. Depth of field relies on a fixed optical aperture (f/8).</w:t>
+      </w:r>
+    </w:p>
+    <w:p>
+      <w:pPr>
+        <w:pStyle w:val="ListBullet"/>
+        <w:spacing w:before="0" w:after="60" w:line="276" w:lineRule="auto"/>
+      </w:pPr>
+      <w:r>
+        <w:rPr>
+          <w:rFonts w:ascii="Calibri" w:hAnsi="Calibri"/>
+          <w:b/>
+          <w:sz w:val="21"/>
+        </w:rPr>
+        <w:t xml:space="preserve">SfM Overlap &amp; Kinematic Formulas: </w:t>
+      </w:r>
+      <w:r>
+        <w:rPr>
+          <w:rFonts w:ascii="Calibri" w:hAnsi="Calibri"/>
+          <w:sz w:val="21"/>
+        </w:rPr>
+        <w:t>Model 1 rotates at a nominal angular velocity ω = 6.0°/s (with a operational tolerance of +20s to +30s allowing slower rotation for patient stability). To guarantee 70% (±5%) horizontal overlap between consecutive frames, step angle Δθ = FOV_angle × (1 - 0.70) = 7.26° per frame. Total frame count N = 360° / 7.26° = 50 frames per camera (range: 40–55 frames). Total Scan Time T = 60.0s (with a +20s to +30s tolerance window, yielding an operational range of 60.0s – 90.0s).</w:t>
       </w:r>
     </w:p>
     <w:p>
@@ -443,7 +494,7 @@
           <w:rFonts w:ascii="Calibri" w:hAnsi="Calibri"/>
           <w:sz w:val="22"/>
         </w:rPr>
-        <w:t>Model 1 Sensor Optimization Matrix (Target: 30 px/mm, CoC = 25 µm, Aperture = f/8, Depth Envelope = 0.6m):</w:t>
+        <w:t>Model 1 Sensor Optimization Matrix (Target: 30 px/mm, CoC = 25 µm, Aperture = f/8, Depth Envelope = 0.6m, 70% SfM Overlap, No Focus Stacking):</w:t>
       </w:r>
     </w:p>
     <w:tbl>
@@ -453,24 +504,28 @@
         <w:tblLook w:firstColumn="1" w:firstRow="1" w:lastColumn="0" w:lastRow="0" w:noHBand="0" w:noVBand="1" w:val="04A0"/>
       </w:tblPr>
       <w:tblGrid>
-        <w:gridCol w:w="1337"/>
-        <w:gridCol w:w="1337"/>
-        <w:gridCol w:w="1337"/>
-        <w:gridCol w:w="1337"/>
-        <w:gridCol w:w="1337"/>
-        <w:gridCol w:w="1337"/>
-        <w:gridCol w:w="1337"/>
+        <w:gridCol w:w="851"/>
+        <w:gridCol w:w="851"/>
+        <w:gridCol w:w="851"/>
+        <w:gridCol w:w="851"/>
+        <w:gridCol w:w="851"/>
+        <w:gridCol w:w="851"/>
+        <w:gridCol w:w="851"/>
+        <w:gridCol w:w="851"/>
+        <w:gridCol w:w="851"/>
+        <w:gridCol w:w="851"/>
+        <w:gridCol w:w="851"/>
       </w:tblGrid>
       <w:tr>
         <w:tc>
           <w:tcPr>
-            <w:tcW w:type="dxa" w:w="1337"/>
+            <w:tcW w:type="dxa" w:w="851"/>
             <w:shd w:fill="E6E6E6"/>
             <w:tcMar>
-              <w:top w:w="120" w:type="dxa"/>
-              <w:bottom w:w="120" w:type="dxa"/>
-              <w:left w:w="140" w:type="dxa"/>
-              <w:right w:w="140" w:type="dxa"/>
+              <w:top w:w="100" w:type="dxa"/>
+              <w:bottom w:w="100" w:type="dxa"/>
+              <w:left w:w="60" w:type="dxa"/>
+              <w:right w:w="60" w:type="dxa"/>
             </w:tcMar>
           </w:tcPr>
           <w:p>
@@ -483,7 +538,7 @@
                 <w:rFonts w:ascii="Calibri" w:hAnsi="Calibri"/>
                 <w:b/>
                 <w:color w:val="000000"/>
-                <w:sz w:val="19"/>
+                <w:sz w:val="16"/>
               </w:rPr>
               <w:t>Sensor Profile</w:t>
             </w:r>
@@ -491,13 +546,13 @@
         </w:tc>
         <w:tc>
           <w:tcPr>
-            <w:tcW w:type="dxa" w:w="1337"/>
+            <w:tcW w:type="dxa" w:w="851"/>
             <w:shd w:fill="E6E6E6"/>
             <w:tcMar>
-              <w:top w:w="120" w:type="dxa"/>
-              <w:bottom w:w="120" w:type="dxa"/>
-              <w:left w:w="140" w:type="dxa"/>
-              <w:right w:w="140" w:type="dxa"/>
+              <w:top w:w="100" w:type="dxa"/>
+              <w:bottom w:w="100" w:type="dxa"/>
+              <w:left w:w="60" w:type="dxa"/>
+              <w:right w:w="60" w:type="dxa"/>
             </w:tcMar>
           </w:tcPr>
           <w:p>
@@ -510,7 +565,7 @@
                 <w:rFonts w:ascii="Calibri" w:hAnsi="Calibri"/>
                 <w:b/>
                 <w:color w:val="000000"/>
-                <w:sz w:val="19"/>
+                <w:sz w:val="16"/>
               </w:rPr>
               <w:t>FOV (W×H)</w:t>
             </w:r>
@@ -518,13 +573,13 @@
         </w:tc>
         <w:tc>
           <w:tcPr>
-            <w:tcW w:type="dxa" w:w="1337"/>
+            <w:tcW w:type="dxa" w:w="851"/>
             <w:shd w:fill="E6E6E6"/>
             <w:tcMar>
-              <w:top w:w="120" w:type="dxa"/>
-              <w:bottom w:w="120" w:type="dxa"/>
-              <w:left w:w="140" w:type="dxa"/>
-              <w:right w:w="140" w:type="dxa"/>
+              <w:top w:w="100" w:type="dxa"/>
+              <w:bottom w:w="100" w:type="dxa"/>
+              <w:left w:w="60" w:type="dxa"/>
+              <w:right w:w="60" w:type="dxa"/>
             </w:tcMar>
           </w:tcPr>
           <w:p>
@@ -537,7 +592,7 @@
                 <w:rFonts w:ascii="Calibri" w:hAnsi="Calibri"/>
                 <w:b/>
                 <w:color w:val="000000"/>
-                <w:sz w:val="19"/>
+                <w:sz w:val="16"/>
               </w:rPr>
               <w:t>Total Array FOV</w:t>
             </w:r>
@@ -545,13 +600,13 @@
         </w:tc>
         <w:tc>
           <w:tcPr>
-            <w:tcW w:type="dxa" w:w="1337"/>
+            <w:tcW w:type="dxa" w:w="851"/>
             <w:shd w:fill="E6E6E6"/>
             <w:tcMar>
-              <w:top w:w="120" w:type="dxa"/>
-              <w:bottom w:w="120" w:type="dxa"/>
-              <w:left w:w="140" w:type="dxa"/>
-              <w:right w:w="140" w:type="dxa"/>
+              <w:top w:w="100" w:type="dxa"/>
+              <w:bottom w:w="100" w:type="dxa"/>
+              <w:left w:w="60" w:type="dxa"/>
+              <w:right w:w="60" w:type="dxa"/>
             </w:tcMar>
           </w:tcPr>
           <w:p>
@@ -564,21 +619,21 @@
                 <w:rFonts w:ascii="Calibri" w:hAnsi="Calibri"/>
                 <w:b/>
                 <w:color w:val="000000"/>
-                <w:sz w:val="19"/>
+                <w:sz w:val="16"/>
               </w:rPr>
-              <w:t>Avg Env Density</w:t>
+              <w:t>Horiz Frames</w:t>
             </w:r>
           </w:p>
         </w:tc>
         <w:tc>
           <w:tcPr>
-            <w:tcW w:type="dxa" w:w="1337"/>
+            <w:tcW w:type="dxa" w:w="851"/>
             <w:shd w:fill="E6E6E6"/>
             <w:tcMar>
-              <w:top w:w="120" w:type="dxa"/>
-              <w:bottom w:w="120" w:type="dxa"/>
-              <w:left w:w="140" w:type="dxa"/>
-              <w:right w:w="140" w:type="dxa"/>
+              <w:top w:w="100" w:type="dxa"/>
+              <w:bottom w:w="100" w:type="dxa"/>
+              <w:left w:w="60" w:type="dxa"/>
+              <w:right w:w="60" w:type="dxa"/>
             </w:tcMar>
           </w:tcPr>
           <w:p>
@@ -591,21 +646,21 @@
                 <w:rFonts w:ascii="Calibri" w:hAnsi="Calibri"/>
                 <w:b/>
                 <w:color w:val="000000"/>
-                <w:sz w:val="19"/>
+                <w:sz w:val="16"/>
               </w:rPr>
-              <w:t>DoF (CoC=25µm)</w:t>
+              <w:t>Vert Steps</w:t>
             </w:r>
           </w:p>
         </w:tc>
         <w:tc>
           <w:tcPr>
-            <w:tcW w:type="dxa" w:w="1337"/>
+            <w:tcW w:type="dxa" w:w="851"/>
             <w:shd w:fill="E6E6E6"/>
             <w:tcMar>
-              <w:top w:w="120" w:type="dxa"/>
-              <w:bottom w:w="120" w:type="dxa"/>
-              <w:left w:w="140" w:type="dxa"/>
-              <w:right w:w="140" w:type="dxa"/>
+              <w:top w:w="100" w:type="dxa"/>
+              <w:bottom w:w="100" w:type="dxa"/>
+              <w:left w:w="60" w:type="dxa"/>
+              <w:right w:w="60" w:type="dxa"/>
             </w:tcMar>
           </w:tcPr>
           <w:p>
@@ -618,21 +673,21 @@
                 <w:rFonts w:ascii="Calibri" w:hAnsi="Calibri"/>
                 <w:b/>
                 <w:color w:val="000000"/>
-                <w:sz w:val="19"/>
+                <w:sz w:val="16"/>
               </w:rPr>
-              <w:t>Cams</w:t>
+              <w:t>Total Frames / Cam</w:t>
             </w:r>
           </w:p>
         </w:tc>
         <w:tc>
           <w:tcPr>
-            <w:tcW w:type="dxa" w:w="1337"/>
+            <w:tcW w:type="dxa" w:w="851"/>
             <w:shd w:fill="E6E6E6"/>
             <w:tcMar>
-              <w:top w:w="120" w:type="dxa"/>
-              <w:bottom w:w="120" w:type="dxa"/>
-              <w:left w:w="140" w:type="dxa"/>
-              <w:right w:w="140" w:type="dxa"/>
+              <w:top w:w="100" w:type="dxa"/>
+              <w:bottom w:w="100" w:type="dxa"/>
+              <w:left w:w="60" w:type="dxa"/>
+              <w:right w:w="60" w:type="dxa"/>
             </w:tcMar>
           </w:tcPr>
           <w:p>
@@ -645,9 +700,117 @@
                 <w:rFonts w:ascii="Calibri" w:hAnsi="Calibri"/>
                 <w:b/>
                 <w:color w:val="000000"/>
-                <w:sz w:val="19"/>
+                <w:sz w:val="16"/>
+              </w:rPr>
+              <w:t>Total Array Images</w:t>
+            </w:r>
+          </w:p>
+        </w:tc>
+        <w:tc>
+          <w:tcPr>
+            <w:tcW w:type="dxa" w:w="851"/>
+            <w:shd w:fill="E6E6E6"/>
+            <w:tcMar>
+              <w:top w:w="100" w:type="dxa"/>
+              <w:bottom w:w="100" w:type="dxa"/>
+              <w:left w:w="60" w:type="dxa"/>
+              <w:right w:w="60" w:type="dxa"/>
+            </w:tcMar>
+          </w:tcPr>
+          <w:p>
+            <w:pPr>
+              <w:spacing w:before="40" w:after="40"/>
+              <w:jc w:val="center"/>
+            </w:pPr>
+            <w:r>
+              <w:rPr>
+                <w:rFonts w:ascii="Calibri" w:hAnsi="Calibri"/>
+                <w:b/>
+                <w:color w:val="000000"/>
+                <w:sz w:val="16"/>
+              </w:rPr>
+              <w:t>DoF (CoC=25µm)</w:t>
+            </w:r>
+          </w:p>
+        </w:tc>
+        <w:tc>
+          <w:tcPr>
+            <w:tcW w:type="dxa" w:w="851"/>
+            <w:shd w:fill="E6E6E6"/>
+            <w:tcMar>
+              <w:top w:w="100" w:type="dxa"/>
+              <w:bottom w:w="100" w:type="dxa"/>
+              <w:left w:w="60" w:type="dxa"/>
+              <w:right w:w="60" w:type="dxa"/>
+            </w:tcMar>
+          </w:tcPr>
+          <w:p>
+            <w:pPr>
+              <w:spacing w:before="40" w:after="40"/>
+              <w:jc w:val="center"/>
+            </w:pPr>
+            <w:r>
+              <w:rPr>
+                <w:rFonts w:ascii="Calibri" w:hAnsi="Calibri"/>
+                <w:b/>
+                <w:color w:val="000000"/>
+                <w:sz w:val="16"/>
+              </w:rPr>
+              <w:t>Cams</w:t>
+            </w:r>
+          </w:p>
+        </w:tc>
+        <w:tc>
+          <w:tcPr>
+            <w:tcW w:type="dxa" w:w="851"/>
+            <w:shd w:fill="E6E6E6"/>
+            <w:tcMar>
+              <w:top w:w="100" w:type="dxa"/>
+              <w:bottom w:w="100" w:type="dxa"/>
+              <w:left w:w="60" w:type="dxa"/>
+              <w:right w:w="60" w:type="dxa"/>
+            </w:tcMar>
+          </w:tcPr>
+          <w:p>
+            <w:pPr>
+              <w:spacing w:before="40" w:after="40"/>
+              <w:jc w:val="center"/>
+            </w:pPr>
+            <w:r>
+              <w:rPr>
+                <w:rFonts w:ascii="Calibri" w:hAnsi="Calibri"/>
+                <w:b/>
+                <w:color w:val="000000"/>
+                <w:sz w:val="16"/>
               </w:rPr>
               <w:t>Total Cost</w:t>
+            </w:r>
+          </w:p>
+        </w:tc>
+        <w:tc>
+          <w:tcPr>
+            <w:tcW w:type="dxa" w:w="851"/>
+            <w:shd w:fill="E6E6E6"/>
+            <w:tcMar>
+              <w:top w:w="100" w:type="dxa"/>
+              <w:bottom w:w="100" w:type="dxa"/>
+              <w:left w:w="60" w:type="dxa"/>
+              <w:right w:w="60" w:type="dxa"/>
+            </w:tcMar>
+          </w:tcPr>
+          <w:p>
+            <w:pPr>
+              <w:spacing w:before="40" w:after="40"/>
+              <w:jc w:val="center"/>
+            </w:pPr>
+            <w:r>
+              <w:rPr>
+                <w:rFonts w:ascii="Calibri" w:hAnsi="Calibri"/>
+                <w:b/>
+                <w:color w:val="000000"/>
+                <w:sz w:val="16"/>
+              </w:rPr>
+              <w:t>Scan Time</w:t>
             </w:r>
           </w:p>
         </w:tc>
@@ -655,12 +818,12 @@
       <w:tr>
         <w:tc>
           <w:tcPr>
-            <w:tcW w:type="dxa" w:w="1337"/>
+            <w:tcW w:type="dxa" w:w="851"/>
             <w:tcMar>
-              <w:top w:w="100" w:type="dxa"/>
-              <w:bottom w:w="100" w:type="dxa"/>
-              <w:left w:w="140" w:type="dxa"/>
-              <w:right w:w="140" w:type="dxa"/>
+              <w:top w:w="80" w:type="dxa"/>
+              <w:bottom w:w="80" w:type="dxa"/>
+              <w:left w:w="60" w:type="dxa"/>
+              <w:right w:w="60" w:type="dxa"/>
             </w:tcMar>
           </w:tcPr>
           <w:p>
@@ -673,7 +836,7 @@
                 <w:rFonts w:ascii="Calibri" w:hAnsi="Calibri"/>
                 <w:b w:val="0"/>
                 <w:color w:val="000000"/>
-                <w:sz w:val="18"/>
+                <w:sz w:val="15"/>
               </w:rPr>
               <w:t>GMAX3265 (65MP)</w:t>
             </w:r>
@@ -681,12 +844,12 @@
         </w:tc>
         <w:tc>
           <w:tcPr>
-            <w:tcW w:type="dxa" w:w="1337"/>
+            <w:tcW w:type="dxa" w:w="851"/>
             <w:tcMar>
-              <w:top w:w="100" w:type="dxa"/>
-              <w:bottom w:w="100" w:type="dxa"/>
-              <w:left w:w="140" w:type="dxa"/>
-              <w:right w:w="140" w:type="dxa"/>
+              <w:top w:w="80" w:type="dxa"/>
+              <w:bottom w:w="80" w:type="dxa"/>
+              <w:left w:w="60" w:type="dxa"/>
+              <w:right w:w="60" w:type="dxa"/>
             </w:tcMar>
           </w:tcPr>
           <w:p>
@@ -699,7 +862,7 @@
                 <w:rFonts w:ascii="Calibri" w:hAnsi="Calibri"/>
                 <w:b w:val="0"/>
                 <w:color w:val="000000"/>
-                <w:sz w:val="18"/>
+                <w:sz w:val="15"/>
               </w:rPr>
               <w:t>327mm × 216mm</w:t>
             </w:r>
@@ -707,12 +870,12 @@
         </w:tc>
         <w:tc>
           <w:tcPr>
-            <w:tcW w:type="dxa" w:w="1337"/>
+            <w:tcW w:type="dxa" w:w="851"/>
             <w:tcMar>
-              <w:top w:w="100" w:type="dxa"/>
-              <w:bottom w:w="100" w:type="dxa"/>
-              <w:left w:w="140" w:type="dxa"/>
-              <w:right w:w="140" w:type="dxa"/>
+              <w:top w:w="80" w:type="dxa"/>
+              <w:bottom w:w="80" w:type="dxa"/>
+              <w:left w:w="60" w:type="dxa"/>
+              <w:right w:w="60" w:type="dxa"/>
             </w:tcMar>
           </w:tcPr>
           <w:p>
@@ -725,7 +888,7 @@
                 <w:rFonts w:ascii="Calibri" w:hAnsi="Calibri"/>
                 <w:b w:val="0"/>
                 <w:color w:val="000000"/>
-                <w:sz w:val="18"/>
+                <w:sz w:val="15"/>
               </w:rPr>
               <w:t>327mm × 2052mm</w:t>
             </w:r>
@@ -733,12 +896,12 @@
         </w:tc>
         <w:tc>
           <w:tcPr>
-            <w:tcW w:type="dxa" w:w="1337"/>
+            <w:tcW w:type="dxa" w:w="851"/>
             <w:tcMar>
-              <w:top w:w="100" w:type="dxa"/>
-              <w:bottom w:w="100" w:type="dxa"/>
-              <w:left w:w="140" w:type="dxa"/>
-              <w:right w:w="140" w:type="dxa"/>
+              <w:top w:w="80" w:type="dxa"/>
+              <w:bottom w:w="80" w:type="dxa"/>
+              <w:left w:w="60" w:type="dxa"/>
+              <w:right w:w="60" w:type="dxa"/>
             </w:tcMar>
           </w:tcPr>
           <w:p>
@@ -751,20 +914,20 @@
                 <w:rFonts w:ascii="Calibri" w:hAnsi="Calibri"/>
                 <w:b w:val="0"/>
                 <w:color w:val="000000"/>
-                <w:sz w:val="18"/>
+                <w:sz w:val="15"/>
               </w:rPr>
-              <w:t>21.3 px/mm</w:t>
+              <w:t>50 frames (70% overlap)</w:t>
             </w:r>
           </w:p>
         </w:tc>
         <w:tc>
           <w:tcPr>
-            <w:tcW w:type="dxa" w:w="1337"/>
+            <w:tcW w:type="dxa" w:w="851"/>
             <w:tcMar>
-              <w:top w:w="100" w:type="dxa"/>
-              <w:bottom w:w="100" w:type="dxa"/>
-              <w:left w:w="140" w:type="dxa"/>
-              <w:right w:w="140" w:type="dxa"/>
+              <w:top w:w="80" w:type="dxa"/>
+              <w:bottom w:w="80" w:type="dxa"/>
+              <w:left w:w="60" w:type="dxa"/>
+              <w:right w:w="60" w:type="dxa"/>
             </w:tcMar>
           </w:tcPr>
           <w:p>
@@ -777,20 +940,20 @@
                 <w:rFonts w:ascii="Calibri" w:hAnsi="Calibri"/>
                 <w:b w:val="0"/>
                 <w:color w:val="000000"/>
-                <w:sz w:val="18"/>
+                <w:sz w:val="15"/>
               </w:rPr>
-              <w:t>82.8 mm</w:t>
+              <w:t>1 step</w:t>
             </w:r>
           </w:p>
         </w:tc>
         <w:tc>
           <w:tcPr>
-            <w:tcW w:type="dxa" w:w="1337"/>
+            <w:tcW w:type="dxa" w:w="851"/>
             <w:tcMar>
-              <w:top w:w="100" w:type="dxa"/>
-              <w:bottom w:w="100" w:type="dxa"/>
-              <w:left w:w="140" w:type="dxa"/>
-              <w:right w:w="140" w:type="dxa"/>
+              <w:top w:w="80" w:type="dxa"/>
+              <w:bottom w:w="80" w:type="dxa"/>
+              <w:left w:w="60" w:type="dxa"/>
+              <w:right w:w="60" w:type="dxa"/>
             </w:tcMar>
           </w:tcPr>
           <w:p>
@@ -803,20 +966,20 @@
                 <w:rFonts w:ascii="Calibri" w:hAnsi="Calibri"/>
                 <w:b w:val="0"/>
                 <w:color w:val="000000"/>
-                <w:sz w:val="18"/>
+                <w:sz w:val="15"/>
               </w:rPr>
-              <w:t>11</w:t>
+              <w:t>50 frames</w:t>
             </w:r>
           </w:p>
         </w:tc>
         <w:tc>
           <w:tcPr>
-            <w:tcW w:type="dxa" w:w="1337"/>
+            <w:tcW w:type="dxa" w:w="851"/>
             <w:tcMar>
-              <w:top w:w="100" w:type="dxa"/>
-              <w:bottom w:w="100" w:type="dxa"/>
-              <w:left w:w="140" w:type="dxa"/>
-              <w:right w:w="140" w:type="dxa"/>
+              <w:top w:w="80" w:type="dxa"/>
+              <w:bottom w:w="80" w:type="dxa"/>
+              <w:left w:w="60" w:type="dxa"/>
+              <w:right w:w="60" w:type="dxa"/>
             </w:tcMar>
           </w:tcPr>
           <w:p>
@@ -829,9 +992,113 @@
                 <w:rFonts w:ascii="Calibri" w:hAnsi="Calibri"/>
                 <w:b w:val="0"/>
                 <w:color w:val="000000"/>
-                <w:sz w:val="18"/>
+                <w:sz w:val="15"/>
+              </w:rPr>
+              <w:t>550 images (50×11)</w:t>
+            </w:r>
+          </w:p>
+        </w:tc>
+        <w:tc>
+          <w:tcPr>
+            <w:tcW w:type="dxa" w:w="851"/>
+            <w:tcMar>
+              <w:top w:w="80" w:type="dxa"/>
+              <w:bottom w:w="80" w:type="dxa"/>
+              <w:left w:w="60" w:type="dxa"/>
+              <w:right w:w="60" w:type="dxa"/>
+            </w:tcMar>
+          </w:tcPr>
+          <w:p>
+            <w:pPr>
+              <w:spacing w:before="40" w:after="40"/>
+              <w:jc w:val="center"/>
+            </w:pPr>
+            <w:r>
+              <w:rPr>
+                <w:rFonts w:ascii="Calibri" w:hAnsi="Calibri"/>
+                <w:b w:val="0"/>
+                <w:color w:val="000000"/>
+                <w:sz w:val="15"/>
+              </w:rPr>
+              <w:t>82.8 mm</w:t>
+            </w:r>
+          </w:p>
+        </w:tc>
+        <w:tc>
+          <w:tcPr>
+            <w:tcW w:type="dxa" w:w="851"/>
+            <w:tcMar>
+              <w:top w:w="80" w:type="dxa"/>
+              <w:bottom w:w="80" w:type="dxa"/>
+              <w:left w:w="60" w:type="dxa"/>
+              <w:right w:w="60" w:type="dxa"/>
+            </w:tcMar>
+          </w:tcPr>
+          <w:p>
+            <w:pPr>
+              <w:spacing w:before="40" w:after="40"/>
+              <w:jc w:val="center"/>
+            </w:pPr>
+            <w:r>
+              <w:rPr>
+                <w:rFonts w:ascii="Calibri" w:hAnsi="Calibri"/>
+                <w:b w:val="0"/>
+                <w:color w:val="000000"/>
+                <w:sz w:val="15"/>
+              </w:rPr>
+              <w:t>11</w:t>
+            </w:r>
+          </w:p>
+        </w:tc>
+        <w:tc>
+          <w:tcPr>
+            <w:tcW w:type="dxa" w:w="851"/>
+            <w:tcMar>
+              <w:top w:w="80" w:type="dxa"/>
+              <w:bottom w:w="80" w:type="dxa"/>
+              <w:left w:w="60" w:type="dxa"/>
+              <w:right w:w="60" w:type="dxa"/>
+            </w:tcMar>
+          </w:tcPr>
+          <w:p>
+            <w:pPr>
+              <w:spacing w:before="40" w:after="40"/>
+              <w:jc w:val="center"/>
+            </w:pPr>
+            <w:r>
+              <w:rPr>
+                <w:rFonts w:ascii="Calibri" w:hAnsi="Calibri"/>
+                <w:b w:val="0"/>
+                <w:color w:val="000000"/>
+                <w:sz w:val="15"/>
               </w:rPr>
               <w:t>$71,500</w:t>
+            </w:r>
+          </w:p>
+        </w:tc>
+        <w:tc>
+          <w:tcPr>
+            <w:tcW w:type="dxa" w:w="851"/>
+            <w:tcMar>
+              <w:top w:w="80" w:type="dxa"/>
+              <w:bottom w:w="80" w:type="dxa"/>
+              <w:left w:w="60" w:type="dxa"/>
+              <w:right w:w="60" w:type="dxa"/>
+            </w:tcMar>
+          </w:tcPr>
+          <w:p>
+            <w:pPr>
+              <w:spacing w:before="40" w:after="40"/>
+              <w:jc w:val="center"/>
+            </w:pPr>
+            <w:r>
+              <w:rPr>
+                <w:rFonts w:ascii="Calibri" w:hAnsi="Calibri"/>
+                <w:b w:val="0"/>
+                <w:color w:val="000000"/>
+                <w:sz w:val="15"/>
+              </w:rPr>
+              <w:t>60.0s (+20s to +30s)</w:t>
             </w:r>
           </w:p>
         </w:tc>
@@ -839,12 +1106,12 @@
       <w:tr>
         <w:tc>
           <w:tcPr>
-            <w:tcW w:type="dxa" w:w="1337"/>
+            <w:tcW w:type="dxa" w:w="851"/>
             <w:tcMar>
-              <w:top w:w="100" w:type="dxa"/>
-              <w:bottom w:w="100" w:type="dxa"/>
-              <w:left w:w="140" w:type="dxa"/>
-              <w:right w:w="140" w:type="dxa"/>
+              <w:top w:w="80" w:type="dxa"/>
+              <w:bottom w:w="80" w:type="dxa"/>
+              <w:left w:w="60" w:type="dxa"/>
+              <w:right w:w="60" w:type="dxa"/>
             </w:tcMar>
             <w:shd w:fill="FAFAFA"/>
           </w:tcPr>
@@ -858,7 +1125,7 @@
                 <w:rFonts w:ascii="Calibri" w:hAnsi="Calibri"/>
                 <w:b w:val="0"/>
                 <w:color w:val="000000"/>
-                <w:sz w:val="18"/>
+                <w:sz w:val="15"/>
               </w:rPr>
               <w:t>IMX927/IMX937 (105MP)</w:t>
             </w:r>
@@ -866,12 +1133,12 @@
         </w:tc>
         <w:tc>
           <w:tcPr>
-            <w:tcW w:type="dxa" w:w="1337"/>
+            <w:tcW w:type="dxa" w:w="851"/>
             <w:tcMar>
-              <w:top w:w="100" w:type="dxa"/>
-              <w:bottom w:w="100" w:type="dxa"/>
-              <w:left w:w="140" w:type="dxa"/>
-              <w:right w:w="140" w:type="dxa"/>
+              <w:top w:w="80" w:type="dxa"/>
+              <w:bottom w:w="80" w:type="dxa"/>
+              <w:left w:w="60" w:type="dxa"/>
+              <w:right w:w="60" w:type="dxa"/>
             </w:tcMar>
             <w:shd w:fill="FAFAFA"/>
           </w:tcPr>
@@ -885,7 +1152,7 @@
                 <w:rFonts w:ascii="Calibri" w:hAnsi="Calibri"/>
                 <w:b w:val="0"/>
                 <w:color w:val="000000"/>
-                <w:sz w:val="18"/>
+                <w:sz w:val="15"/>
               </w:rPr>
               <w:t>387mm × 303mm</w:t>
             </w:r>
@@ -893,12 +1160,12 @@
         </w:tc>
         <w:tc>
           <w:tcPr>
-            <w:tcW w:type="dxa" w:w="1337"/>
+            <w:tcW w:type="dxa" w:w="851"/>
             <w:tcMar>
-              <w:top w:w="100" w:type="dxa"/>
-              <w:bottom w:w="100" w:type="dxa"/>
-              <w:left w:w="140" w:type="dxa"/>
-              <w:right w:w="140" w:type="dxa"/>
+              <w:top w:w="80" w:type="dxa"/>
+              <w:bottom w:w="80" w:type="dxa"/>
+              <w:left w:w="60" w:type="dxa"/>
+              <w:right w:w="60" w:type="dxa"/>
             </w:tcMar>
             <w:shd w:fill="FAFAFA"/>
           </w:tcPr>
@@ -912,7 +1179,7 @@
                 <w:rFonts w:ascii="Calibri" w:hAnsi="Calibri"/>
                 <w:b w:val="0"/>
                 <w:color w:val="000000"/>
-                <w:sz w:val="18"/>
+                <w:sz w:val="15"/>
               </w:rPr>
               <w:t>387mm × 2363mm</w:t>
             </w:r>
@@ -920,12 +1187,12 @@
         </w:tc>
         <w:tc>
           <w:tcPr>
-            <w:tcW w:type="dxa" w:w="1337"/>
+            <w:tcW w:type="dxa" w:w="851"/>
             <w:tcMar>
-              <w:top w:w="100" w:type="dxa"/>
-              <w:bottom w:w="100" w:type="dxa"/>
-              <w:left w:w="140" w:type="dxa"/>
-              <w:right w:w="140" w:type="dxa"/>
+              <w:top w:w="80" w:type="dxa"/>
+              <w:bottom w:w="80" w:type="dxa"/>
+              <w:left w:w="60" w:type="dxa"/>
+              <w:right w:w="60" w:type="dxa"/>
             </w:tcMar>
             <w:shd w:fill="FAFAFA"/>
           </w:tcPr>
@@ -939,20 +1206,20 @@
                 <w:rFonts w:ascii="Calibri" w:hAnsi="Calibri"/>
                 <w:b w:val="0"/>
                 <w:color w:val="000000"/>
-                <w:sz w:val="18"/>
+                <w:sz w:val="15"/>
               </w:rPr>
-              <w:t>23.8 px/mm</w:t>
+              <w:t>50 frames (70% overlap)</w:t>
             </w:r>
           </w:p>
         </w:tc>
         <w:tc>
           <w:tcPr>
-            <w:tcW w:type="dxa" w:w="1337"/>
+            <w:tcW w:type="dxa" w:w="851"/>
             <w:tcMar>
-              <w:top w:w="100" w:type="dxa"/>
-              <w:bottom w:w="100" w:type="dxa"/>
-              <w:left w:w="140" w:type="dxa"/>
-              <w:right w:w="140" w:type="dxa"/>
+              <w:top w:w="80" w:type="dxa"/>
+              <w:bottom w:w="80" w:type="dxa"/>
+              <w:left w:w="60" w:type="dxa"/>
+              <w:right w:w="60" w:type="dxa"/>
             </w:tcMar>
             <w:shd w:fill="FAFAFA"/>
           </w:tcPr>
@@ -966,20 +1233,20 @@
                 <w:rFonts w:ascii="Calibri" w:hAnsi="Calibri"/>
                 <w:b w:val="0"/>
                 <w:color w:val="000000"/>
-                <w:sz w:val="18"/>
+                <w:sz w:val="15"/>
               </w:rPr>
-              <w:t>98.0 mm</w:t>
+              <w:t>1 step</w:t>
             </w:r>
           </w:p>
         </w:tc>
         <w:tc>
           <w:tcPr>
-            <w:tcW w:type="dxa" w:w="1337"/>
+            <w:tcW w:type="dxa" w:w="851"/>
             <w:tcMar>
-              <w:top w:w="100" w:type="dxa"/>
-              <w:bottom w:w="100" w:type="dxa"/>
-              <w:left w:w="140" w:type="dxa"/>
-              <w:right w:w="140" w:type="dxa"/>
+              <w:top w:w="80" w:type="dxa"/>
+              <w:bottom w:w="80" w:type="dxa"/>
+              <w:left w:w="60" w:type="dxa"/>
+              <w:right w:w="60" w:type="dxa"/>
             </w:tcMar>
             <w:shd w:fill="FAFAFA"/>
           </w:tcPr>
@@ -993,20 +1260,20 @@
                 <w:rFonts w:ascii="Calibri" w:hAnsi="Calibri"/>
                 <w:b w:val="0"/>
                 <w:color w:val="000000"/>
-                <w:sz w:val="18"/>
+                <w:sz w:val="15"/>
               </w:rPr>
-              <w:t>8</w:t>
+              <w:t>50 frames</w:t>
             </w:r>
           </w:p>
         </w:tc>
         <w:tc>
           <w:tcPr>
-            <w:tcW w:type="dxa" w:w="1337"/>
+            <w:tcW w:type="dxa" w:w="851"/>
             <w:tcMar>
-              <w:top w:w="100" w:type="dxa"/>
-              <w:bottom w:w="100" w:type="dxa"/>
-              <w:left w:w="140" w:type="dxa"/>
-              <w:right w:w="140" w:type="dxa"/>
+              <w:top w:w="80" w:type="dxa"/>
+              <w:bottom w:w="80" w:type="dxa"/>
+              <w:left w:w="60" w:type="dxa"/>
+              <w:right w:w="60" w:type="dxa"/>
             </w:tcMar>
             <w:shd w:fill="FAFAFA"/>
           </w:tcPr>
@@ -1020,9 +1287,117 @@
                 <w:rFonts w:ascii="Calibri" w:hAnsi="Calibri"/>
                 <w:b w:val="0"/>
                 <w:color w:val="000000"/>
-                <w:sz w:val="18"/>
+                <w:sz w:val="15"/>
+              </w:rPr>
+              <w:t>400 images (50×8)</w:t>
+            </w:r>
+          </w:p>
+        </w:tc>
+        <w:tc>
+          <w:tcPr>
+            <w:tcW w:type="dxa" w:w="851"/>
+            <w:tcMar>
+              <w:top w:w="80" w:type="dxa"/>
+              <w:bottom w:w="80" w:type="dxa"/>
+              <w:left w:w="60" w:type="dxa"/>
+              <w:right w:w="60" w:type="dxa"/>
+            </w:tcMar>
+            <w:shd w:fill="FAFAFA"/>
+          </w:tcPr>
+          <w:p>
+            <w:pPr>
+              <w:spacing w:before="40" w:after="40"/>
+              <w:jc w:val="center"/>
+            </w:pPr>
+            <w:r>
+              <w:rPr>
+                <w:rFonts w:ascii="Calibri" w:hAnsi="Calibri"/>
+                <w:b w:val="0"/>
+                <w:color w:val="000000"/>
+                <w:sz w:val="15"/>
+              </w:rPr>
+              <w:t>98.0 mm</w:t>
+            </w:r>
+          </w:p>
+        </w:tc>
+        <w:tc>
+          <w:tcPr>
+            <w:tcW w:type="dxa" w:w="851"/>
+            <w:tcMar>
+              <w:top w:w="80" w:type="dxa"/>
+              <w:bottom w:w="80" w:type="dxa"/>
+              <w:left w:w="60" w:type="dxa"/>
+              <w:right w:w="60" w:type="dxa"/>
+            </w:tcMar>
+            <w:shd w:fill="FAFAFA"/>
+          </w:tcPr>
+          <w:p>
+            <w:pPr>
+              <w:spacing w:before="40" w:after="40"/>
+              <w:jc w:val="center"/>
+            </w:pPr>
+            <w:r>
+              <w:rPr>
+                <w:rFonts w:ascii="Calibri" w:hAnsi="Calibri"/>
+                <w:b w:val="0"/>
+                <w:color w:val="000000"/>
+                <w:sz w:val="15"/>
+              </w:rPr>
+              <w:t>8</w:t>
+            </w:r>
+          </w:p>
+        </w:tc>
+        <w:tc>
+          <w:tcPr>
+            <w:tcW w:type="dxa" w:w="851"/>
+            <w:tcMar>
+              <w:top w:w="80" w:type="dxa"/>
+              <w:bottom w:w="80" w:type="dxa"/>
+              <w:left w:w="60" w:type="dxa"/>
+              <w:right w:w="60" w:type="dxa"/>
+            </w:tcMar>
+            <w:shd w:fill="FAFAFA"/>
+          </w:tcPr>
+          <w:p>
+            <w:pPr>
+              <w:spacing w:before="40" w:after="40"/>
+              <w:jc w:val="center"/>
+            </w:pPr>
+            <w:r>
+              <w:rPr>
+                <w:rFonts w:ascii="Calibri" w:hAnsi="Calibri"/>
+                <w:b w:val="0"/>
+                <w:color w:val="000000"/>
+                <w:sz w:val="15"/>
               </w:rPr>
               <w:t>$68,000</w:t>
+            </w:r>
+          </w:p>
+        </w:tc>
+        <w:tc>
+          <w:tcPr>
+            <w:tcW w:type="dxa" w:w="851"/>
+            <w:tcMar>
+              <w:top w:w="80" w:type="dxa"/>
+              <w:bottom w:w="80" w:type="dxa"/>
+              <w:left w:w="60" w:type="dxa"/>
+              <w:right w:w="60" w:type="dxa"/>
+            </w:tcMar>
+            <w:shd w:fill="FAFAFA"/>
+          </w:tcPr>
+          <w:p>
+            <w:pPr>
+              <w:spacing w:before="40" w:after="40"/>
+              <w:jc w:val="center"/>
+            </w:pPr>
+            <w:r>
+              <w:rPr>
+                <w:rFonts w:ascii="Calibri" w:hAnsi="Calibri"/>
+                <w:b w:val="0"/>
+                <w:color w:val="000000"/>
+                <w:sz w:val="15"/>
+              </w:rPr>
+              <w:t>60.0s (+20s to +30s)</w:t>
             </w:r>
           </w:p>
         </w:tc>
@@ -1030,12 +1405,12 @@
       <w:tr>
         <w:tc>
           <w:tcPr>
-            <w:tcW w:type="dxa" w:w="1337"/>
+            <w:tcW w:type="dxa" w:w="851"/>
             <w:tcMar>
-              <w:top w:w="100" w:type="dxa"/>
-              <w:bottom w:w="100" w:type="dxa"/>
-              <w:left w:w="140" w:type="dxa"/>
-              <w:right w:w="140" w:type="dxa"/>
+              <w:top w:w="80" w:type="dxa"/>
+              <w:bottom w:w="80" w:type="dxa"/>
+              <w:left w:w="60" w:type="dxa"/>
+              <w:right w:w="60" w:type="dxa"/>
             </w:tcMar>
           </w:tcPr>
           <w:p>
@@ -1048,7 +1423,7 @@
                 <w:rFonts w:ascii="Calibri" w:hAnsi="Calibri"/>
                 <w:b w:val="0"/>
                 <w:color w:val="000000"/>
-                <w:sz w:val="18"/>
+                <w:sz w:val="15"/>
               </w:rPr>
               <w:t>Sony IMX661 (127MP)</w:t>
             </w:r>
@@ -1056,12 +1431,12 @@
         </w:tc>
         <w:tc>
           <w:tcPr>
-            <w:tcW w:type="dxa" w:w="1337"/>
+            <w:tcW w:type="dxa" w:w="851"/>
             <w:tcMar>
-              <w:top w:w="100" w:type="dxa"/>
-              <w:bottom w:w="100" w:type="dxa"/>
-              <w:left w:w="140" w:type="dxa"/>
-              <w:right w:w="140" w:type="dxa"/>
+              <w:top w:w="80" w:type="dxa"/>
+              <w:bottom w:w="80" w:type="dxa"/>
+              <w:left w:w="60" w:type="dxa"/>
+              <w:right w:w="60" w:type="dxa"/>
             </w:tcMar>
           </w:tcPr>
           <w:p>
@@ -1074,7 +1449,7 @@
                 <w:rFonts w:ascii="Calibri" w:hAnsi="Calibri"/>
                 <w:b w:val="0"/>
                 <w:color w:val="000000"/>
-                <w:sz w:val="18"/>
+                <w:sz w:val="15"/>
               </w:rPr>
               <w:t>445mm × 317mm</w:t>
             </w:r>
@@ -1082,12 +1457,12 @@
         </w:tc>
         <w:tc>
           <w:tcPr>
-            <w:tcW w:type="dxa" w:w="1337"/>
+            <w:tcW w:type="dxa" w:w="851"/>
             <w:tcMar>
-              <w:top w:w="100" w:type="dxa"/>
-              <w:bottom w:w="100" w:type="dxa"/>
-              <w:left w:w="140" w:type="dxa"/>
-              <w:right w:w="140" w:type="dxa"/>
+              <w:top w:w="80" w:type="dxa"/>
+              <w:bottom w:w="80" w:type="dxa"/>
+              <w:left w:w="60" w:type="dxa"/>
+              <w:right w:w="60" w:type="dxa"/>
             </w:tcMar>
           </w:tcPr>
           <w:p>
@@ -1100,7 +1475,7 @@
                 <w:rFonts w:ascii="Calibri" w:hAnsi="Calibri"/>
                 <w:b w:val="0"/>
                 <w:color w:val="000000"/>
-                <w:sz w:val="18"/>
+                <w:sz w:val="15"/>
               </w:rPr>
               <w:t>445mm × 2190mm</w:t>
             </w:r>
@@ -1108,12 +1483,12 @@
         </w:tc>
         <w:tc>
           <w:tcPr>
-            <w:tcW w:type="dxa" w:w="1337"/>
+            <w:tcW w:type="dxa" w:w="851"/>
             <w:tcMar>
-              <w:top w:w="100" w:type="dxa"/>
-              <w:bottom w:w="100" w:type="dxa"/>
-              <w:left w:w="140" w:type="dxa"/>
-              <w:right w:w="140" w:type="dxa"/>
+              <w:top w:w="80" w:type="dxa"/>
+              <w:bottom w:w="80" w:type="dxa"/>
+              <w:left w:w="60" w:type="dxa"/>
+              <w:right w:w="60" w:type="dxa"/>
             </w:tcMar>
           </w:tcPr>
           <w:p>
@@ -1126,20 +1501,20 @@
                 <w:rFonts w:ascii="Calibri" w:hAnsi="Calibri"/>
                 <w:b w:val="0"/>
                 <w:color w:val="000000"/>
-                <w:sz w:val="18"/>
+                <w:sz w:val="15"/>
               </w:rPr>
-              <w:t>25.4 px/mm</w:t>
+              <w:t>50 frames (70% overlap)</w:t>
             </w:r>
           </w:p>
         </w:tc>
         <w:tc>
           <w:tcPr>
-            <w:tcW w:type="dxa" w:w="1337"/>
+            <w:tcW w:type="dxa" w:w="851"/>
             <w:tcMar>
-              <w:top w:w="100" w:type="dxa"/>
-              <w:bottom w:w="100" w:type="dxa"/>
-              <w:left w:w="140" w:type="dxa"/>
-              <w:right w:w="140" w:type="dxa"/>
+              <w:top w:w="80" w:type="dxa"/>
+              <w:bottom w:w="80" w:type="dxa"/>
+              <w:left w:w="60" w:type="dxa"/>
+              <w:right w:w="60" w:type="dxa"/>
             </w:tcMar>
           </w:tcPr>
           <w:p>
@@ -1152,20 +1527,20 @@
                 <w:rFonts w:ascii="Calibri" w:hAnsi="Calibri"/>
                 <w:b w:val="0"/>
                 <w:color w:val="000000"/>
-                <w:sz w:val="18"/>
+                <w:sz w:val="15"/>
               </w:rPr>
-              <w:t>41.1 mm</w:t>
+              <w:t>1 step</w:t>
             </w:r>
           </w:p>
         </w:tc>
         <w:tc>
           <w:tcPr>
-            <w:tcW w:type="dxa" w:w="1337"/>
+            <w:tcW w:type="dxa" w:w="851"/>
             <w:tcMar>
-              <w:top w:w="100" w:type="dxa"/>
-              <w:bottom w:w="100" w:type="dxa"/>
-              <w:left w:w="140" w:type="dxa"/>
-              <w:right w:w="140" w:type="dxa"/>
+              <w:top w:w="80" w:type="dxa"/>
+              <w:bottom w:w="80" w:type="dxa"/>
+              <w:left w:w="60" w:type="dxa"/>
+              <w:right w:w="60" w:type="dxa"/>
             </w:tcMar>
           </w:tcPr>
           <w:p>
@@ -1178,20 +1553,20 @@
                 <w:rFonts w:ascii="Calibri" w:hAnsi="Calibri"/>
                 <w:b w:val="0"/>
                 <w:color w:val="000000"/>
-                <w:sz w:val="18"/>
+                <w:sz w:val="15"/>
               </w:rPr>
-              <w:t>8</w:t>
+              <w:t>50 frames</w:t>
             </w:r>
           </w:p>
         </w:tc>
         <w:tc>
           <w:tcPr>
-            <w:tcW w:type="dxa" w:w="1337"/>
+            <w:tcW w:type="dxa" w:w="851"/>
             <w:tcMar>
-              <w:top w:w="100" w:type="dxa"/>
-              <w:bottom w:w="100" w:type="dxa"/>
-              <w:left w:w="140" w:type="dxa"/>
-              <w:right w:w="140" w:type="dxa"/>
+              <w:top w:w="80" w:type="dxa"/>
+              <w:bottom w:w="80" w:type="dxa"/>
+              <w:left w:w="60" w:type="dxa"/>
+              <w:right w:w="60" w:type="dxa"/>
             </w:tcMar>
           </w:tcPr>
           <w:p>
@@ -1204,9 +1579,113 @@
                 <w:rFonts w:ascii="Calibri" w:hAnsi="Calibri"/>
                 <w:b w:val="0"/>
                 <w:color w:val="000000"/>
-                <w:sz w:val="18"/>
+                <w:sz w:val="15"/>
+              </w:rPr>
+              <w:t>400 images (50×8)</w:t>
+            </w:r>
+          </w:p>
+        </w:tc>
+        <w:tc>
+          <w:tcPr>
+            <w:tcW w:type="dxa" w:w="851"/>
+            <w:tcMar>
+              <w:top w:w="80" w:type="dxa"/>
+              <w:bottom w:w="80" w:type="dxa"/>
+              <w:left w:w="60" w:type="dxa"/>
+              <w:right w:w="60" w:type="dxa"/>
+            </w:tcMar>
+          </w:tcPr>
+          <w:p>
+            <w:pPr>
+              <w:spacing w:before="40" w:after="40"/>
+              <w:jc w:val="center"/>
+            </w:pPr>
+            <w:r>
+              <w:rPr>
+                <w:rFonts w:ascii="Calibri" w:hAnsi="Calibri"/>
+                <w:b w:val="0"/>
+                <w:color w:val="000000"/>
+                <w:sz w:val="15"/>
+              </w:rPr>
+              <w:t>41.1 mm</w:t>
+            </w:r>
+          </w:p>
+        </w:tc>
+        <w:tc>
+          <w:tcPr>
+            <w:tcW w:type="dxa" w:w="851"/>
+            <w:tcMar>
+              <w:top w:w="80" w:type="dxa"/>
+              <w:bottom w:w="80" w:type="dxa"/>
+              <w:left w:w="60" w:type="dxa"/>
+              <w:right w:w="60" w:type="dxa"/>
+            </w:tcMar>
+          </w:tcPr>
+          <w:p>
+            <w:pPr>
+              <w:spacing w:before="40" w:after="40"/>
+              <w:jc w:val="center"/>
+            </w:pPr>
+            <w:r>
+              <w:rPr>
+                <w:rFonts w:ascii="Calibri" w:hAnsi="Calibri"/>
+                <w:b w:val="0"/>
+                <w:color w:val="000000"/>
+                <w:sz w:val="15"/>
+              </w:rPr>
+              <w:t>8</w:t>
+            </w:r>
+          </w:p>
+        </w:tc>
+        <w:tc>
+          <w:tcPr>
+            <w:tcW w:type="dxa" w:w="851"/>
+            <w:tcMar>
+              <w:top w:w="80" w:type="dxa"/>
+              <w:bottom w:w="80" w:type="dxa"/>
+              <w:left w:w="60" w:type="dxa"/>
+              <w:right w:w="60" w:type="dxa"/>
+            </w:tcMar>
+          </w:tcPr>
+          <w:p>
+            <w:pPr>
+              <w:spacing w:before="40" w:after="40"/>
+              <w:jc w:val="center"/>
+            </w:pPr>
+            <w:r>
+              <w:rPr>
+                <w:rFonts w:ascii="Calibri" w:hAnsi="Calibri"/>
+                <w:b w:val="0"/>
+                <w:color w:val="000000"/>
+                <w:sz w:val="15"/>
               </w:rPr>
               <w:t>$96,000</w:t>
+            </w:r>
+          </w:p>
+        </w:tc>
+        <w:tc>
+          <w:tcPr>
+            <w:tcW w:type="dxa" w:w="851"/>
+            <w:tcMar>
+              <w:top w:w="80" w:type="dxa"/>
+              <w:bottom w:w="80" w:type="dxa"/>
+              <w:left w:w="60" w:type="dxa"/>
+              <w:right w:w="60" w:type="dxa"/>
+            </w:tcMar>
+          </w:tcPr>
+          <w:p>
+            <w:pPr>
+              <w:spacing w:before="40" w:after="40"/>
+              <w:jc w:val="center"/>
+            </w:pPr>
+            <w:r>
+              <w:rPr>
+                <w:rFonts w:ascii="Calibri" w:hAnsi="Calibri"/>
+                <w:b w:val="0"/>
+                <w:color w:val="000000"/>
+                <w:sz w:val="15"/>
+              </w:rPr>
+              <w:t>60.0s (+20s to +30s)</w:t>
             </w:r>
           </w:p>
         </w:tc>
@@ -1396,25 +1875,27 @@
         <w:tblLook w:firstColumn="1" w:firstRow="1" w:lastColumn="0" w:lastRow="0" w:noHBand="0" w:noVBand="1" w:val="04A0"/>
       </w:tblPr>
       <w:tblGrid>
-        <w:gridCol w:w="1170"/>
-        <w:gridCol w:w="1170"/>
-        <w:gridCol w:w="1170"/>
-        <w:gridCol w:w="1170"/>
-        <w:gridCol w:w="1170"/>
-        <w:gridCol w:w="1170"/>
-        <w:gridCol w:w="1170"/>
-        <w:gridCol w:w="1170"/>
+        <w:gridCol w:w="936"/>
+        <w:gridCol w:w="936"/>
+        <w:gridCol w:w="936"/>
+        <w:gridCol w:w="936"/>
+        <w:gridCol w:w="936"/>
+        <w:gridCol w:w="936"/>
+        <w:gridCol w:w="936"/>
+        <w:gridCol w:w="936"/>
+        <w:gridCol w:w="936"/>
+        <w:gridCol w:w="936"/>
       </w:tblGrid>
       <w:tr>
         <w:tc>
           <w:tcPr>
-            <w:tcW w:type="dxa" w:w="1170"/>
+            <w:tcW w:type="dxa" w:w="936"/>
             <w:shd w:fill="E6E6E6"/>
             <w:tcMar>
-              <w:top w:w="120" w:type="dxa"/>
-              <w:bottom w:w="120" w:type="dxa"/>
-              <w:left w:w="140" w:type="dxa"/>
-              <w:right w:w="140" w:type="dxa"/>
+              <w:top w:w="100" w:type="dxa"/>
+              <w:bottom w:w="100" w:type="dxa"/>
+              <w:left w:w="80" w:type="dxa"/>
+              <w:right w:w="80" w:type="dxa"/>
             </w:tcMar>
           </w:tcPr>
           <w:p>
@@ -1427,7 +1908,7 @@
                 <w:rFonts w:ascii="Calibri" w:hAnsi="Calibri"/>
                 <w:b/>
                 <w:color w:val="000000"/>
-                <w:sz w:val="19"/>
+                <w:sz w:val="17"/>
               </w:rPr>
               <w:t>Sensor Profile</w:t>
             </w:r>
@@ -1435,13 +1916,13 @@
         </w:tc>
         <w:tc>
           <w:tcPr>
-            <w:tcW w:type="dxa" w:w="1170"/>
+            <w:tcW w:type="dxa" w:w="936"/>
             <w:shd w:fill="E6E6E6"/>
             <w:tcMar>
-              <w:top w:w="120" w:type="dxa"/>
-              <w:bottom w:w="120" w:type="dxa"/>
-              <w:left w:w="140" w:type="dxa"/>
-              <w:right w:w="140" w:type="dxa"/>
+              <w:top w:w="100" w:type="dxa"/>
+              <w:bottom w:w="100" w:type="dxa"/>
+              <w:left w:w="80" w:type="dxa"/>
+              <w:right w:w="80" w:type="dxa"/>
             </w:tcMar>
           </w:tcPr>
           <w:p>
@@ -1454,7 +1935,7 @@
                 <w:rFonts w:ascii="Calibri" w:hAnsi="Calibri"/>
                 <w:b/>
                 <w:color w:val="000000"/>
-                <w:sz w:val="19"/>
+                <w:sz w:val="17"/>
               </w:rPr>
               <w:t>FOV (W×H)</w:t>
             </w:r>
@@ -1462,13 +1943,13 @@
         </w:tc>
         <w:tc>
           <w:tcPr>
-            <w:tcW w:type="dxa" w:w="1170"/>
+            <w:tcW w:type="dxa" w:w="936"/>
             <w:shd w:fill="E6E6E6"/>
             <w:tcMar>
-              <w:top w:w="120" w:type="dxa"/>
-              <w:bottom w:w="120" w:type="dxa"/>
-              <w:left w:w="140" w:type="dxa"/>
-              <w:right w:w="140" w:type="dxa"/>
+              <w:top w:w="100" w:type="dxa"/>
+              <w:bottom w:w="100" w:type="dxa"/>
+              <w:left w:w="80" w:type="dxa"/>
+              <w:right w:w="80" w:type="dxa"/>
             </w:tcMar>
           </w:tcPr>
           <w:p>
@@ -1481,7 +1962,7 @@
                 <w:rFonts w:ascii="Calibri" w:hAnsi="Calibri"/>
                 <w:b/>
                 <w:color w:val="000000"/>
-                <w:sz w:val="19"/>
+                <w:sz w:val="17"/>
               </w:rPr>
               <w:t>Total Array FOV</w:t>
             </w:r>
@@ -1489,13 +1970,13 @@
         </w:tc>
         <w:tc>
           <w:tcPr>
-            <w:tcW w:type="dxa" w:w="1170"/>
+            <w:tcW w:type="dxa" w:w="936"/>
             <w:shd w:fill="E6E6E6"/>
             <w:tcMar>
-              <w:top w:w="120" w:type="dxa"/>
-              <w:bottom w:w="120" w:type="dxa"/>
-              <w:left w:w="140" w:type="dxa"/>
-              <w:right w:w="140" w:type="dxa"/>
+              <w:top w:w="100" w:type="dxa"/>
+              <w:bottom w:w="100" w:type="dxa"/>
+              <w:left w:w="80" w:type="dxa"/>
+              <w:right w:w="80" w:type="dxa"/>
             </w:tcMar>
           </w:tcPr>
           <w:p>
@@ -1508,21 +1989,21 @@
                 <w:rFonts w:ascii="Calibri" w:hAnsi="Calibri"/>
                 <w:b/>
                 <w:color w:val="000000"/>
-                <w:sz w:val="19"/>
+                <w:sz w:val="17"/>
               </w:rPr>
-              <w:t>Avg Env Density</w:t>
+              <w:t>Horiz Steps</w:t>
             </w:r>
           </w:p>
         </w:tc>
         <w:tc>
           <w:tcPr>
-            <w:tcW w:type="dxa" w:w="1170"/>
+            <w:tcW w:type="dxa" w:w="936"/>
             <w:shd w:fill="E6E6E6"/>
             <w:tcMar>
-              <w:top w:w="120" w:type="dxa"/>
-              <w:bottom w:w="120" w:type="dxa"/>
-              <w:left w:w="140" w:type="dxa"/>
-              <w:right w:w="140" w:type="dxa"/>
+              <w:top w:w="100" w:type="dxa"/>
+              <w:bottom w:w="100" w:type="dxa"/>
+              <w:left w:w="80" w:type="dxa"/>
+              <w:right w:w="80" w:type="dxa"/>
             </w:tcMar>
           </w:tcPr>
           <w:p>
@@ -1535,21 +2016,21 @@
                 <w:rFonts w:ascii="Calibri" w:hAnsi="Calibri"/>
                 <w:b/>
                 <w:color w:val="000000"/>
-                <w:sz w:val="19"/>
+                <w:sz w:val="17"/>
               </w:rPr>
-              <w:t>DoF (CoC=25µm)</w:t>
+              <w:t>Vert Steps</w:t>
             </w:r>
           </w:p>
         </w:tc>
         <w:tc>
           <w:tcPr>
-            <w:tcW w:type="dxa" w:w="1170"/>
+            <w:tcW w:type="dxa" w:w="936"/>
             <w:shd w:fill="E6E6E6"/>
             <w:tcMar>
-              <w:top w:w="120" w:type="dxa"/>
-              <w:bottom w:w="120" w:type="dxa"/>
-              <w:left w:w="140" w:type="dxa"/>
-              <w:right w:w="140" w:type="dxa"/>
+              <w:top w:w="100" w:type="dxa"/>
+              <w:bottom w:w="100" w:type="dxa"/>
+              <w:left w:w="80" w:type="dxa"/>
+              <w:right w:w="80" w:type="dxa"/>
             </w:tcMar>
           </w:tcPr>
           <w:p>
@@ -1562,21 +2043,21 @@
                 <w:rFonts w:ascii="Calibri" w:hAnsi="Calibri"/>
                 <w:b/>
                 <w:color w:val="000000"/>
-                <w:sz w:val="19"/>
+                <w:sz w:val="17"/>
               </w:rPr>
-              <w:t>Cams Needed</w:t>
+              <w:t>Combined Steps</w:t>
             </w:r>
           </w:p>
         </w:tc>
         <w:tc>
           <w:tcPr>
-            <w:tcW w:type="dxa" w:w="1170"/>
+            <w:tcW w:type="dxa" w:w="936"/>
             <w:shd w:fill="E6E6E6"/>
             <w:tcMar>
-              <w:top w:w="120" w:type="dxa"/>
-              <w:bottom w:w="120" w:type="dxa"/>
-              <w:left w:w="140" w:type="dxa"/>
-              <w:right w:w="140" w:type="dxa"/>
+              <w:top w:w="100" w:type="dxa"/>
+              <w:bottom w:w="100" w:type="dxa"/>
+              <w:left w:w="80" w:type="dxa"/>
+              <w:right w:w="80" w:type="dxa"/>
             </w:tcMar>
           </w:tcPr>
           <w:p>
@@ -1589,21 +2070,21 @@
                 <w:rFonts w:ascii="Calibri" w:hAnsi="Calibri"/>
                 <w:b/>
                 <w:color w:val="000000"/>
-                <w:sz w:val="19"/>
+                <w:sz w:val="17"/>
               </w:rPr>
-              <w:t>Total Cost</w:t>
+              <w:t>DoF (CoC=25µm)</w:t>
             </w:r>
           </w:p>
         </w:tc>
         <w:tc>
           <w:tcPr>
-            <w:tcW w:type="dxa" w:w="1170"/>
+            <w:tcW w:type="dxa" w:w="936"/>
             <w:shd w:fill="E6E6E6"/>
             <w:tcMar>
-              <w:top w:w="120" w:type="dxa"/>
-              <w:bottom w:w="120" w:type="dxa"/>
-              <w:left w:w="140" w:type="dxa"/>
-              <w:right w:w="140" w:type="dxa"/>
+              <w:top w:w="100" w:type="dxa"/>
+              <w:bottom w:w="100" w:type="dxa"/>
+              <w:left w:w="80" w:type="dxa"/>
+              <w:right w:w="80" w:type="dxa"/>
             </w:tcMar>
           </w:tcPr>
           <w:p>
@@ -1616,7 +2097,61 @@
                 <w:rFonts w:ascii="Calibri" w:hAnsi="Calibri"/>
                 <w:b/>
                 <w:color w:val="000000"/>
-                <w:sz w:val="19"/>
+                <w:sz w:val="17"/>
+              </w:rPr>
+              <w:t>Cams Needed</w:t>
+            </w:r>
+          </w:p>
+        </w:tc>
+        <w:tc>
+          <w:tcPr>
+            <w:tcW w:type="dxa" w:w="936"/>
+            <w:shd w:fill="E6E6E6"/>
+            <w:tcMar>
+              <w:top w:w="100" w:type="dxa"/>
+              <w:bottom w:w="100" w:type="dxa"/>
+              <w:left w:w="80" w:type="dxa"/>
+              <w:right w:w="80" w:type="dxa"/>
+            </w:tcMar>
+          </w:tcPr>
+          <w:p>
+            <w:pPr>
+              <w:spacing w:before="40" w:after="40"/>
+              <w:jc w:val="center"/>
+            </w:pPr>
+            <w:r>
+              <w:rPr>
+                <w:rFonts w:ascii="Calibri" w:hAnsi="Calibri"/>
+                <w:b/>
+                <w:color w:val="000000"/>
+                <w:sz w:val="17"/>
+              </w:rPr>
+              <w:t>Total Cost</w:t>
+            </w:r>
+          </w:p>
+        </w:tc>
+        <w:tc>
+          <w:tcPr>
+            <w:tcW w:type="dxa" w:w="936"/>
+            <w:shd w:fill="E6E6E6"/>
+            <w:tcMar>
+              <w:top w:w="100" w:type="dxa"/>
+              <w:bottom w:w="100" w:type="dxa"/>
+              <w:left w:w="80" w:type="dxa"/>
+              <w:right w:w="80" w:type="dxa"/>
+            </w:tcMar>
+          </w:tcPr>
+          <w:p>
+            <w:pPr>
+              <w:spacing w:before="40" w:after="40"/>
+              <w:jc w:val="center"/>
+            </w:pPr>
+            <w:r>
+              <w:rPr>
+                <w:rFonts w:ascii="Calibri" w:hAnsi="Calibri"/>
+                <w:b/>
+                <w:color w:val="000000"/>
+                <w:sz w:val="17"/>
               </w:rPr>
               <w:t>Scan Time</w:t>
             </w:r>
@@ -1626,12 +2161,12 @@
       <w:tr>
         <w:tc>
           <w:tcPr>
-            <w:tcW w:type="dxa" w:w="1170"/>
+            <w:tcW w:type="dxa" w:w="936"/>
             <w:tcMar>
-              <w:top w:w="100" w:type="dxa"/>
-              <w:bottom w:w="100" w:type="dxa"/>
-              <w:left w:w="140" w:type="dxa"/>
-              <w:right w:w="140" w:type="dxa"/>
+              <w:top w:w="80" w:type="dxa"/>
+              <w:bottom w:w="80" w:type="dxa"/>
+              <w:left w:w="80" w:type="dxa"/>
+              <w:right w:w="80" w:type="dxa"/>
             </w:tcMar>
           </w:tcPr>
           <w:p>
@@ -1644,7 +2179,7 @@
                 <w:rFonts w:ascii="Calibri" w:hAnsi="Calibri"/>
                 <w:b w:val="0"/>
                 <w:color w:val="000000"/>
-                <w:sz w:val="18"/>
+                <w:sz w:val="16"/>
               </w:rPr>
               <w:t>GMAX3265 (65MP)</w:t>
             </w:r>
@@ -1652,12 +2187,12 @@
         </w:tc>
         <w:tc>
           <w:tcPr>
-            <w:tcW w:type="dxa" w:w="1170"/>
+            <w:tcW w:type="dxa" w:w="936"/>
             <w:tcMar>
-              <w:top w:w="100" w:type="dxa"/>
-              <w:bottom w:w="100" w:type="dxa"/>
-              <w:left w:w="140" w:type="dxa"/>
-              <w:right w:w="140" w:type="dxa"/>
+              <w:top w:w="80" w:type="dxa"/>
+              <w:bottom w:w="80" w:type="dxa"/>
+              <w:left w:w="80" w:type="dxa"/>
+              <w:right w:w="80" w:type="dxa"/>
             </w:tcMar>
           </w:tcPr>
           <w:p>
@@ -1670,7 +2205,7 @@
                 <w:rFonts w:ascii="Calibri" w:hAnsi="Calibri"/>
                 <w:b w:val="0"/>
                 <w:color w:val="000000"/>
-                <w:sz w:val="18"/>
+                <w:sz w:val="16"/>
               </w:rPr>
               <w:t>327mm × 216mm</w:t>
             </w:r>
@@ -1678,12 +2213,12 @@
         </w:tc>
         <w:tc>
           <w:tcPr>
-            <w:tcW w:type="dxa" w:w="1170"/>
+            <w:tcW w:type="dxa" w:w="936"/>
             <w:tcMar>
-              <w:top w:w="100" w:type="dxa"/>
-              <w:bottom w:w="100" w:type="dxa"/>
-              <w:left w:w="140" w:type="dxa"/>
-              <w:right w:w="140" w:type="dxa"/>
+              <w:top w:w="80" w:type="dxa"/>
+              <w:bottom w:w="80" w:type="dxa"/>
+              <w:left w:w="80" w:type="dxa"/>
+              <w:right w:w="80" w:type="dxa"/>
             </w:tcMar>
           </w:tcPr>
           <w:p>
@@ -1696,7 +2231,7 @@
                 <w:rFonts w:ascii="Calibri" w:hAnsi="Calibri"/>
                 <w:b w:val="0"/>
                 <w:color w:val="000000"/>
-                <w:sz w:val="18"/>
+                <w:sz w:val="16"/>
               </w:rPr>
               <w:t>883mm × 2052mm</w:t>
             </w:r>
@@ -1704,12 +2239,12 @@
         </w:tc>
         <w:tc>
           <w:tcPr>
-            <w:tcW w:type="dxa" w:w="1170"/>
+            <w:tcW w:type="dxa" w:w="936"/>
             <w:tcMar>
-              <w:top w:w="100" w:type="dxa"/>
-              <w:bottom w:w="100" w:type="dxa"/>
-              <w:left w:w="140" w:type="dxa"/>
-              <w:right w:w="140" w:type="dxa"/>
+              <w:top w:w="80" w:type="dxa"/>
+              <w:bottom w:w="80" w:type="dxa"/>
+              <w:left w:w="80" w:type="dxa"/>
+              <w:right w:w="80" w:type="dxa"/>
             </w:tcMar>
           </w:tcPr>
           <w:p>
@@ -1722,20 +2257,20 @@
                 <w:rFonts w:ascii="Calibri" w:hAnsi="Calibri"/>
                 <w:b w:val="0"/>
                 <w:color w:val="000000"/>
-                <w:sz w:val="18"/>
+                <w:sz w:val="16"/>
               </w:rPr>
-              <w:t>21.3 px/mm</w:t>
+              <w:t>4 steps</w:t>
             </w:r>
           </w:p>
         </w:tc>
         <w:tc>
           <w:tcPr>
-            <w:tcW w:type="dxa" w:w="1170"/>
+            <w:tcW w:type="dxa" w:w="936"/>
             <w:tcMar>
-              <w:top w:w="100" w:type="dxa"/>
-              <w:bottom w:w="100" w:type="dxa"/>
-              <w:left w:w="140" w:type="dxa"/>
-              <w:right w:w="140" w:type="dxa"/>
+              <w:top w:w="80" w:type="dxa"/>
+              <w:bottom w:w="80" w:type="dxa"/>
+              <w:left w:w="80" w:type="dxa"/>
+              <w:right w:w="80" w:type="dxa"/>
             </w:tcMar>
           </w:tcPr>
           <w:p>
@@ -1748,20 +2283,20 @@
                 <w:rFonts w:ascii="Calibri" w:hAnsi="Calibri"/>
                 <w:b w:val="0"/>
                 <w:color w:val="000000"/>
-                <w:sz w:val="18"/>
+                <w:sz w:val="16"/>
               </w:rPr>
-              <w:t>82.8 mm</w:t>
+              <w:t>1 step</w:t>
             </w:r>
           </w:p>
         </w:tc>
         <w:tc>
           <w:tcPr>
-            <w:tcW w:type="dxa" w:w="1170"/>
+            <w:tcW w:type="dxa" w:w="936"/>
             <w:tcMar>
-              <w:top w:w="100" w:type="dxa"/>
-              <w:bottom w:w="100" w:type="dxa"/>
-              <w:left w:w="140" w:type="dxa"/>
-              <w:right w:w="140" w:type="dxa"/>
+              <w:top w:w="80" w:type="dxa"/>
+              <w:bottom w:w="80" w:type="dxa"/>
+              <w:left w:w="80" w:type="dxa"/>
+              <w:right w:w="80" w:type="dxa"/>
             </w:tcMar>
           </w:tcPr>
           <w:p>
@@ -1774,20 +2309,20 @@
                 <w:rFonts w:ascii="Calibri" w:hAnsi="Calibri"/>
                 <w:b w:val="0"/>
                 <w:color w:val="000000"/>
-                <w:sz w:val="18"/>
+                <w:sz w:val="16"/>
               </w:rPr>
-              <w:t>33 (3 × 11)</w:t>
+              <w:t>4 steps</w:t>
             </w:r>
           </w:p>
         </w:tc>
         <w:tc>
           <w:tcPr>
-            <w:tcW w:type="dxa" w:w="1170"/>
+            <w:tcW w:type="dxa" w:w="936"/>
             <w:tcMar>
-              <w:top w:w="100" w:type="dxa"/>
-              <w:bottom w:w="100" w:type="dxa"/>
-              <w:left w:w="140" w:type="dxa"/>
-              <w:right w:w="140" w:type="dxa"/>
+              <w:top w:w="80" w:type="dxa"/>
+              <w:bottom w:w="80" w:type="dxa"/>
+              <w:left w:w="80" w:type="dxa"/>
+              <w:right w:w="80" w:type="dxa"/>
             </w:tcMar>
           </w:tcPr>
           <w:p>
@@ -1800,20 +2335,20 @@
                 <w:rFonts w:ascii="Calibri" w:hAnsi="Calibri"/>
                 <w:b w:val="0"/>
                 <w:color w:val="000000"/>
-                <w:sz w:val="18"/>
+                <w:sz w:val="16"/>
               </w:rPr>
-              <w:t>$214,500</w:t>
+              <w:t>82.8 mm</w:t>
             </w:r>
           </w:p>
         </w:tc>
         <w:tc>
           <w:tcPr>
-            <w:tcW w:type="dxa" w:w="1170"/>
+            <w:tcW w:type="dxa" w:w="936"/>
             <w:tcMar>
-              <w:top w:w="100" w:type="dxa"/>
-              <w:bottom w:w="100" w:type="dxa"/>
-              <w:left w:w="140" w:type="dxa"/>
-              <w:right w:w="140" w:type="dxa"/>
+              <w:top w:w="80" w:type="dxa"/>
+              <w:bottom w:w="80" w:type="dxa"/>
+              <w:left w:w="80" w:type="dxa"/>
+              <w:right w:w="80" w:type="dxa"/>
             </w:tcMar>
           </w:tcPr>
           <w:p>
@@ -1826,7 +2361,59 @@
                 <w:rFonts w:ascii="Calibri" w:hAnsi="Calibri"/>
                 <w:b w:val="0"/>
                 <w:color w:val="000000"/>
-                <w:sz w:val="18"/>
+                <w:sz w:val="16"/>
+              </w:rPr>
+              <w:t>33 (3 × 11)</w:t>
+            </w:r>
+          </w:p>
+        </w:tc>
+        <w:tc>
+          <w:tcPr>
+            <w:tcW w:type="dxa" w:w="936"/>
+            <w:tcMar>
+              <w:top w:w="80" w:type="dxa"/>
+              <w:bottom w:w="80" w:type="dxa"/>
+              <w:left w:w="80" w:type="dxa"/>
+              <w:right w:w="80" w:type="dxa"/>
+            </w:tcMar>
+          </w:tcPr>
+          <w:p>
+            <w:pPr>
+              <w:spacing w:before="40" w:after="40"/>
+              <w:jc w:val="center"/>
+            </w:pPr>
+            <w:r>
+              <w:rPr>
+                <w:rFonts w:ascii="Calibri" w:hAnsi="Calibri"/>
+                <w:b w:val="0"/>
+                <w:color w:val="000000"/>
+                <w:sz w:val="16"/>
+              </w:rPr>
+              <w:t>$214,500</w:t>
+            </w:r>
+          </w:p>
+        </w:tc>
+        <w:tc>
+          <w:tcPr>
+            <w:tcW w:type="dxa" w:w="936"/>
+            <w:tcMar>
+              <w:top w:w="80" w:type="dxa"/>
+              <w:bottom w:w="80" w:type="dxa"/>
+              <w:left w:w="80" w:type="dxa"/>
+              <w:right w:w="80" w:type="dxa"/>
+            </w:tcMar>
+          </w:tcPr>
+          <w:p>
+            <w:pPr>
+              <w:spacing w:before="40" w:after="40"/>
+              <w:jc w:val="center"/>
+            </w:pPr>
+            <w:r>
+              <w:rPr>
+                <w:rFonts w:ascii="Calibri" w:hAnsi="Calibri"/>
+                <w:b w:val="0"/>
+                <w:color w:val="000000"/>
+                <w:sz w:val="16"/>
               </w:rPr>
               <w:t>26.2s</w:t>
             </w:r>
@@ -1836,12 +2423,12 @@
       <w:tr>
         <w:tc>
           <w:tcPr>
-            <w:tcW w:type="dxa" w:w="1170"/>
+            <w:tcW w:type="dxa" w:w="936"/>
             <w:tcMar>
-              <w:top w:w="100" w:type="dxa"/>
-              <w:bottom w:w="100" w:type="dxa"/>
-              <w:left w:w="140" w:type="dxa"/>
-              <w:right w:w="140" w:type="dxa"/>
+              <w:top w:w="80" w:type="dxa"/>
+              <w:bottom w:w="80" w:type="dxa"/>
+              <w:left w:w="80" w:type="dxa"/>
+              <w:right w:w="80" w:type="dxa"/>
             </w:tcMar>
             <w:shd w:fill="FAFAFA"/>
           </w:tcPr>
@@ -1855,7 +2442,7 @@
                 <w:rFonts w:ascii="Calibri" w:hAnsi="Calibri"/>
                 <w:b w:val="0"/>
                 <w:color w:val="000000"/>
-                <w:sz w:val="18"/>
+                <w:sz w:val="16"/>
               </w:rPr>
               <w:t>IMX927/IMX937 (105MP)</w:t>
             </w:r>
@@ -1863,12 +2450,12 @@
         </w:tc>
         <w:tc>
           <w:tcPr>
-            <w:tcW w:type="dxa" w:w="1170"/>
+            <w:tcW w:type="dxa" w:w="936"/>
             <w:tcMar>
-              <w:top w:w="100" w:type="dxa"/>
-              <w:bottom w:w="100" w:type="dxa"/>
-              <w:left w:w="140" w:type="dxa"/>
-              <w:right w:w="140" w:type="dxa"/>
+              <w:top w:w="80" w:type="dxa"/>
+              <w:bottom w:w="80" w:type="dxa"/>
+              <w:left w:w="80" w:type="dxa"/>
+              <w:right w:w="80" w:type="dxa"/>
             </w:tcMar>
             <w:shd w:fill="FAFAFA"/>
           </w:tcPr>
@@ -1882,7 +2469,7 @@
                 <w:rFonts w:ascii="Calibri" w:hAnsi="Calibri"/>
                 <w:b w:val="0"/>
                 <w:color w:val="000000"/>
-                <w:sz w:val="18"/>
+                <w:sz w:val="16"/>
               </w:rPr>
               <w:t>387mm × 303mm</w:t>
             </w:r>
@@ -1890,12 +2477,12 @@
         </w:tc>
         <w:tc>
           <w:tcPr>
-            <w:tcW w:type="dxa" w:w="1170"/>
+            <w:tcW w:type="dxa" w:w="936"/>
             <w:tcMar>
-              <w:top w:w="100" w:type="dxa"/>
-              <w:bottom w:w="100" w:type="dxa"/>
-              <w:left w:w="140" w:type="dxa"/>
-              <w:right w:w="140" w:type="dxa"/>
+              <w:top w:w="80" w:type="dxa"/>
+              <w:bottom w:w="80" w:type="dxa"/>
+              <w:left w:w="80" w:type="dxa"/>
+              <w:right w:w="80" w:type="dxa"/>
             </w:tcMar>
             <w:shd w:fill="FAFAFA"/>
           </w:tcPr>
@@ -1909,7 +2496,7 @@
                 <w:rFonts w:ascii="Calibri" w:hAnsi="Calibri"/>
                 <w:b w:val="0"/>
                 <w:color w:val="000000"/>
-                <w:sz w:val="18"/>
+                <w:sz w:val="16"/>
               </w:rPr>
               <w:t>1044mm × 2363mm</w:t>
             </w:r>
@@ -1917,12 +2504,12 @@
         </w:tc>
         <w:tc>
           <w:tcPr>
-            <w:tcW w:type="dxa" w:w="1170"/>
+            <w:tcW w:type="dxa" w:w="936"/>
             <w:tcMar>
-              <w:top w:w="100" w:type="dxa"/>
-              <w:bottom w:w="100" w:type="dxa"/>
-              <w:left w:w="140" w:type="dxa"/>
-              <w:right w:w="140" w:type="dxa"/>
+              <w:top w:w="80" w:type="dxa"/>
+              <w:bottom w:w="80" w:type="dxa"/>
+              <w:left w:w="80" w:type="dxa"/>
+              <w:right w:w="80" w:type="dxa"/>
             </w:tcMar>
             <w:shd w:fill="FAFAFA"/>
           </w:tcPr>
@@ -1936,20 +2523,20 @@
                 <w:rFonts w:ascii="Calibri" w:hAnsi="Calibri"/>
                 <w:b w:val="0"/>
                 <w:color w:val="000000"/>
-                <w:sz w:val="18"/>
+                <w:sz w:val="16"/>
               </w:rPr>
-              <w:t>23.8 px/mm</w:t>
+              <w:t>4 steps</w:t>
             </w:r>
           </w:p>
         </w:tc>
         <w:tc>
           <w:tcPr>
-            <w:tcW w:type="dxa" w:w="1170"/>
+            <w:tcW w:type="dxa" w:w="936"/>
             <w:tcMar>
-              <w:top w:w="100" w:type="dxa"/>
-              <w:bottom w:w="100" w:type="dxa"/>
-              <w:left w:w="140" w:type="dxa"/>
-              <w:right w:w="140" w:type="dxa"/>
+              <w:top w:w="80" w:type="dxa"/>
+              <w:bottom w:w="80" w:type="dxa"/>
+              <w:left w:w="80" w:type="dxa"/>
+              <w:right w:w="80" w:type="dxa"/>
             </w:tcMar>
             <w:shd w:fill="FAFAFA"/>
           </w:tcPr>
@@ -1963,20 +2550,20 @@
                 <w:rFonts w:ascii="Calibri" w:hAnsi="Calibri"/>
                 <w:b w:val="0"/>
                 <w:color w:val="000000"/>
-                <w:sz w:val="18"/>
+                <w:sz w:val="16"/>
               </w:rPr>
-              <w:t>98.0 mm</w:t>
+              <w:t>1 step</w:t>
             </w:r>
           </w:p>
         </w:tc>
         <w:tc>
           <w:tcPr>
-            <w:tcW w:type="dxa" w:w="1170"/>
+            <w:tcW w:type="dxa" w:w="936"/>
             <w:tcMar>
-              <w:top w:w="100" w:type="dxa"/>
-              <w:bottom w:w="100" w:type="dxa"/>
-              <w:left w:w="140" w:type="dxa"/>
-              <w:right w:w="140" w:type="dxa"/>
+              <w:top w:w="80" w:type="dxa"/>
+              <w:bottom w:w="80" w:type="dxa"/>
+              <w:left w:w="80" w:type="dxa"/>
+              <w:right w:w="80" w:type="dxa"/>
             </w:tcMar>
             <w:shd w:fill="FAFAFA"/>
           </w:tcPr>
@@ -1990,20 +2577,20 @@
                 <w:rFonts w:ascii="Calibri" w:hAnsi="Calibri"/>
                 <w:b w:val="0"/>
                 <w:color w:val="000000"/>
-                <w:sz w:val="18"/>
+                <w:sz w:val="16"/>
               </w:rPr>
-              <w:t>24 (3 × 8)</w:t>
+              <w:t>4 steps</w:t>
             </w:r>
           </w:p>
         </w:tc>
         <w:tc>
           <w:tcPr>
-            <w:tcW w:type="dxa" w:w="1170"/>
+            <w:tcW w:type="dxa" w:w="936"/>
             <w:tcMar>
-              <w:top w:w="100" w:type="dxa"/>
-              <w:bottom w:w="100" w:type="dxa"/>
-              <w:left w:w="140" w:type="dxa"/>
-              <w:right w:w="140" w:type="dxa"/>
+              <w:top w:w="80" w:type="dxa"/>
+              <w:bottom w:w="80" w:type="dxa"/>
+              <w:left w:w="80" w:type="dxa"/>
+              <w:right w:w="80" w:type="dxa"/>
             </w:tcMar>
             <w:shd w:fill="FAFAFA"/>
           </w:tcPr>
@@ -2017,20 +2604,20 @@
                 <w:rFonts w:ascii="Calibri" w:hAnsi="Calibri"/>
                 <w:b w:val="0"/>
                 <w:color w:val="000000"/>
-                <w:sz w:val="18"/>
+                <w:sz w:val="16"/>
               </w:rPr>
-              <w:t>$204,000</w:t>
+              <w:t>98.0 mm</w:t>
             </w:r>
           </w:p>
         </w:tc>
         <w:tc>
           <w:tcPr>
-            <w:tcW w:type="dxa" w:w="1170"/>
+            <w:tcW w:type="dxa" w:w="936"/>
             <w:tcMar>
-              <w:top w:w="100" w:type="dxa"/>
-              <w:bottom w:w="100" w:type="dxa"/>
-              <w:left w:w="140" w:type="dxa"/>
-              <w:right w:w="140" w:type="dxa"/>
+              <w:top w:w="80" w:type="dxa"/>
+              <w:bottom w:w="80" w:type="dxa"/>
+              <w:left w:w="80" w:type="dxa"/>
+              <w:right w:w="80" w:type="dxa"/>
             </w:tcMar>
             <w:shd w:fill="FAFAFA"/>
           </w:tcPr>
@@ -2044,7 +2631,61 @@
                 <w:rFonts w:ascii="Calibri" w:hAnsi="Calibri"/>
                 <w:b w:val="0"/>
                 <w:color w:val="000000"/>
-                <w:sz w:val="18"/>
+                <w:sz w:val="16"/>
+              </w:rPr>
+              <w:t>24 (3 × 8)</w:t>
+            </w:r>
+          </w:p>
+        </w:tc>
+        <w:tc>
+          <w:tcPr>
+            <w:tcW w:type="dxa" w:w="936"/>
+            <w:tcMar>
+              <w:top w:w="80" w:type="dxa"/>
+              <w:bottom w:w="80" w:type="dxa"/>
+              <w:left w:w="80" w:type="dxa"/>
+              <w:right w:w="80" w:type="dxa"/>
+            </w:tcMar>
+            <w:shd w:fill="FAFAFA"/>
+          </w:tcPr>
+          <w:p>
+            <w:pPr>
+              <w:spacing w:before="40" w:after="40"/>
+              <w:jc w:val="center"/>
+            </w:pPr>
+            <w:r>
+              <w:rPr>
+                <w:rFonts w:ascii="Calibri" w:hAnsi="Calibri"/>
+                <w:b w:val="0"/>
+                <w:color w:val="000000"/>
+                <w:sz w:val="16"/>
+              </w:rPr>
+              <w:t>$204,000</w:t>
+            </w:r>
+          </w:p>
+        </w:tc>
+        <w:tc>
+          <w:tcPr>
+            <w:tcW w:type="dxa" w:w="936"/>
+            <w:tcMar>
+              <w:top w:w="80" w:type="dxa"/>
+              <w:bottom w:w="80" w:type="dxa"/>
+              <w:left w:w="80" w:type="dxa"/>
+              <w:right w:w="80" w:type="dxa"/>
+            </w:tcMar>
+            <w:shd w:fill="FAFAFA"/>
+          </w:tcPr>
+          <w:p>
+            <w:pPr>
+              <w:spacing w:before="40" w:after="40"/>
+              <w:jc w:val="center"/>
+            </w:pPr>
+            <w:r>
+              <w:rPr>
+                <w:rFonts w:ascii="Calibri" w:hAnsi="Calibri"/>
+                <w:b w:val="0"/>
+                <w:color w:val="000000"/>
+                <w:sz w:val="16"/>
               </w:rPr>
               <w:t>26.2s</w:t>
             </w:r>
@@ -2054,12 +2695,12 @@
       <w:tr>
         <w:tc>
           <w:tcPr>
-            <w:tcW w:type="dxa" w:w="1170"/>
+            <w:tcW w:type="dxa" w:w="936"/>
             <w:tcMar>
-              <w:top w:w="100" w:type="dxa"/>
-              <w:bottom w:w="100" w:type="dxa"/>
-              <w:left w:w="140" w:type="dxa"/>
-              <w:right w:w="140" w:type="dxa"/>
+              <w:top w:w="80" w:type="dxa"/>
+              <w:bottom w:w="80" w:type="dxa"/>
+              <w:left w:w="80" w:type="dxa"/>
+              <w:right w:w="80" w:type="dxa"/>
             </w:tcMar>
           </w:tcPr>
           <w:p>
@@ -2072,7 +2713,7 @@
                 <w:rFonts w:ascii="Calibri" w:hAnsi="Calibri"/>
                 <w:b w:val="0"/>
                 <w:color w:val="000000"/>
-                <w:sz w:val="18"/>
+                <w:sz w:val="16"/>
               </w:rPr>
               <w:t>Sony IMX661 (127MP)</w:t>
             </w:r>
@@ -2080,12 +2721,12 @@
         </w:tc>
         <w:tc>
           <w:tcPr>
-            <w:tcW w:type="dxa" w:w="1170"/>
+            <w:tcW w:type="dxa" w:w="936"/>
             <w:tcMar>
-              <w:top w:w="100" w:type="dxa"/>
-              <w:bottom w:w="100" w:type="dxa"/>
-              <w:left w:w="140" w:type="dxa"/>
-              <w:right w:w="140" w:type="dxa"/>
+              <w:top w:w="80" w:type="dxa"/>
+              <w:bottom w:w="80" w:type="dxa"/>
+              <w:left w:w="80" w:type="dxa"/>
+              <w:right w:w="80" w:type="dxa"/>
             </w:tcMar>
           </w:tcPr>
           <w:p>
@@ -2098,7 +2739,7 @@
                 <w:rFonts w:ascii="Calibri" w:hAnsi="Calibri"/>
                 <w:b w:val="0"/>
                 <w:color w:val="000000"/>
-                <w:sz w:val="18"/>
+                <w:sz w:val="16"/>
               </w:rPr>
               <w:t>442mm × 315mm</w:t>
             </w:r>
@@ -2106,12 +2747,12 @@
         </w:tc>
         <w:tc>
           <w:tcPr>
-            <w:tcW w:type="dxa" w:w="1170"/>
+            <w:tcW w:type="dxa" w:w="936"/>
             <w:tcMar>
-              <w:top w:w="100" w:type="dxa"/>
-              <w:bottom w:w="100" w:type="dxa"/>
-              <w:left w:w="140" w:type="dxa"/>
-              <w:right w:w="140" w:type="dxa"/>
+              <w:top w:w="80" w:type="dxa"/>
+              <w:bottom w:w="80" w:type="dxa"/>
+              <w:left w:w="80" w:type="dxa"/>
+              <w:right w:w="80" w:type="dxa"/>
             </w:tcMar>
           </w:tcPr>
           <w:p>
@@ -2124,7 +2765,7 @@
                 <w:rFonts w:ascii="Calibri" w:hAnsi="Calibri"/>
                 <w:b w:val="0"/>
                 <w:color w:val="000000"/>
-                <w:sz w:val="18"/>
+                <w:sz w:val="16"/>
               </w:rPr>
               <w:t>1193mm × 2190mm</w:t>
             </w:r>
@@ -2132,12 +2773,12 @@
         </w:tc>
         <w:tc>
           <w:tcPr>
-            <w:tcW w:type="dxa" w:w="1170"/>
+            <w:tcW w:type="dxa" w:w="936"/>
             <w:tcMar>
-              <w:top w:w="100" w:type="dxa"/>
-              <w:bottom w:w="100" w:type="dxa"/>
-              <w:left w:w="140" w:type="dxa"/>
-              <w:right w:w="140" w:type="dxa"/>
+              <w:top w:w="80" w:type="dxa"/>
+              <w:bottom w:w="80" w:type="dxa"/>
+              <w:left w:w="80" w:type="dxa"/>
+              <w:right w:w="80" w:type="dxa"/>
             </w:tcMar>
           </w:tcPr>
           <w:p>
@@ -2150,20 +2791,20 @@
                 <w:rFonts w:ascii="Calibri" w:hAnsi="Calibri"/>
                 <w:b w:val="0"/>
                 <w:color w:val="000000"/>
-                <w:sz w:val="18"/>
+                <w:sz w:val="16"/>
               </w:rPr>
-              <w:t>25.4 px/mm</w:t>
+              <w:t>4 steps</w:t>
             </w:r>
           </w:p>
         </w:tc>
         <w:tc>
           <w:tcPr>
-            <w:tcW w:type="dxa" w:w="1170"/>
+            <w:tcW w:type="dxa" w:w="936"/>
             <w:tcMar>
-              <w:top w:w="100" w:type="dxa"/>
-              <w:bottom w:w="100" w:type="dxa"/>
-              <w:left w:w="140" w:type="dxa"/>
-              <w:right w:w="140" w:type="dxa"/>
+              <w:top w:w="80" w:type="dxa"/>
+              <w:bottom w:w="80" w:type="dxa"/>
+              <w:left w:w="80" w:type="dxa"/>
+              <w:right w:w="80" w:type="dxa"/>
             </w:tcMar>
           </w:tcPr>
           <w:p>
@@ -2176,20 +2817,20 @@
                 <w:rFonts w:ascii="Calibri" w:hAnsi="Calibri"/>
                 <w:b w:val="0"/>
                 <w:color w:val="000000"/>
-                <w:sz w:val="18"/>
+                <w:sz w:val="16"/>
               </w:rPr>
-              <w:t>40.6 mm</w:t>
+              <w:t>1 step</w:t>
             </w:r>
           </w:p>
         </w:tc>
         <w:tc>
           <w:tcPr>
-            <w:tcW w:type="dxa" w:w="1170"/>
+            <w:tcW w:type="dxa" w:w="936"/>
             <w:tcMar>
-              <w:top w:w="100" w:type="dxa"/>
-              <w:bottom w:w="100" w:type="dxa"/>
-              <w:left w:w="140" w:type="dxa"/>
-              <w:right w:w="140" w:type="dxa"/>
+              <w:top w:w="80" w:type="dxa"/>
+              <w:bottom w:w="80" w:type="dxa"/>
+              <w:left w:w="80" w:type="dxa"/>
+              <w:right w:w="80" w:type="dxa"/>
             </w:tcMar>
           </w:tcPr>
           <w:p>
@@ -2202,20 +2843,20 @@
                 <w:rFonts w:ascii="Calibri" w:hAnsi="Calibri"/>
                 <w:b w:val="0"/>
                 <w:color w:val="000000"/>
-                <w:sz w:val="18"/>
+                <w:sz w:val="16"/>
               </w:rPr>
-              <w:t>24 (3 × 8)</w:t>
+              <w:t>4 steps</w:t>
             </w:r>
           </w:p>
         </w:tc>
         <w:tc>
           <w:tcPr>
-            <w:tcW w:type="dxa" w:w="1170"/>
+            <w:tcW w:type="dxa" w:w="936"/>
             <w:tcMar>
-              <w:top w:w="100" w:type="dxa"/>
-              <w:bottom w:w="100" w:type="dxa"/>
-              <w:left w:w="140" w:type="dxa"/>
-              <w:right w:w="140" w:type="dxa"/>
+              <w:top w:w="80" w:type="dxa"/>
+              <w:bottom w:w="80" w:type="dxa"/>
+              <w:left w:w="80" w:type="dxa"/>
+              <w:right w:w="80" w:type="dxa"/>
             </w:tcMar>
           </w:tcPr>
           <w:p>
@@ -2228,20 +2869,20 @@
                 <w:rFonts w:ascii="Calibri" w:hAnsi="Calibri"/>
                 <w:b w:val="0"/>
                 <w:color w:val="000000"/>
-                <w:sz w:val="18"/>
+                <w:sz w:val="16"/>
               </w:rPr>
-              <w:t>$288,000</w:t>
+              <w:t>40.6 mm</w:t>
             </w:r>
           </w:p>
         </w:tc>
         <w:tc>
           <w:tcPr>
-            <w:tcW w:type="dxa" w:w="1170"/>
+            <w:tcW w:type="dxa" w:w="936"/>
             <w:tcMar>
-              <w:top w:w="100" w:type="dxa"/>
-              <w:bottom w:w="100" w:type="dxa"/>
-              <w:left w:w="140" w:type="dxa"/>
-              <w:right w:w="140" w:type="dxa"/>
+              <w:top w:w="80" w:type="dxa"/>
+              <w:bottom w:w="80" w:type="dxa"/>
+              <w:left w:w="80" w:type="dxa"/>
+              <w:right w:w="80" w:type="dxa"/>
             </w:tcMar>
           </w:tcPr>
           <w:p>
@@ -2254,7 +2895,59 @@
                 <w:rFonts w:ascii="Calibri" w:hAnsi="Calibri"/>
                 <w:b w:val="0"/>
                 <w:color w:val="000000"/>
-                <w:sz w:val="18"/>
+                <w:sz w:val="16"/>
+              </w:rPr>
+              <w:t>24 (3 × 8)</w:t>
+            </w:r>
+          </w:p>
+        </w:tc>
+        <w:tc>
+          <w:tcPr>
+            <w:tcW w:type="dxa" w:w="936"/>
+            <w:tcMar>
+              <w:top w:w="80" w:type="dxa"/>
+              <w:bottom w:w="80" w:type="dxa"/>
+              <w:left w:w="80" w:type="dxa"/>
+              <w:right w:w="80" w:type="dxa"/>
+            </w:tcMar>
+          </w:tcPr>
+          <w:p>
+            <w:pPr>
+              <w:spacing w:before="40" w:after="40"/>
+              <w:jc w:val="center"/>
+            </w:pPr>
+            <w:r>
+              <w:rPr>
+                <w:rFonts w:ascii="Calibri" w:hAnsi="Calibri"/>
+                <w:b w:val="0"/>
+                <w:color w:val="000000"/>
+                <w:sz w:val="16"/>
+              </w:rPr>
+              <w:t>$288,000</w:t>
+            </w:r>
+          </w:p>
+        </w:tc>
+        <w:tc>
+          <w:tcPr>
+            <w:tcW w:type="dxa" w:w="936"/>
+            <w:tcMar>
+              <w:top w:w="80" w:type="dxa"/>
+              <w:bottom w:w="80" w:type="dxa"/>
+              <w:left w:w="80" w:type="dxa"/>
+              <w:right w:w="80" w:type="dxa"/>
+            </w:tcMar>
+          </w:tcPr>
+          <w:p>
+            <w:pPr>
+              <w:spacing w:before="40" w:after="40"/>
+              <w:jc w:val="center"/>
+            </w:pPr>
+            <w:r>
+              <w:rPr>
+                <w:rFonts w:ascii="Calibri" w:hAnsi="Calibri"/>
+                <w:b w:val="0"/>
+                <w:color w:val="000000"/>
+                <w:sz w:val="16"/>
               </w:rPr>
               <w:t>27.8s</w:t>
             </w:r>
@@ -2446,26 +3139,27 @@
         <w:tblLook w:firstColumn="1" w:firstRow="1" w:lastColumn="0" w:lastRow="0" w:noHBand="0" w:noVBand="1" w:val="04A0"/>
       </w:tblPr>
       <w:tblGrid>
-        <w:gridCol w:w="1040"/>
-        <w:gridCol w:w="1040"/>
-        <w:gridCol w:w="1040"/>
-        <w:gridCol w:w="1040"/>
-        <w:gridCol w:w="1040"/>
-        <w:gridCol w:w="1040"/>
-        <w:gridCol w:w="1040"/>
-        <w:gridCol w:w="1040"/>
-        <w:gridCol w:w="1040"/>
+        <w:gridCol w:w="936"/>
+        <w:gridCol w:w="936"/>
+        <w:gridCol w:w="936"/>
+        <w:gridCol w:w="936"/>
+        <w:gridCol w:w="936"/>
+        <w:gridCol w:w="936"/>
+        <w:gridCol w:w="936"/>
+        <w:gridCol w:w="936"/>
+        <w:gridCol w:w="936"/>
+        <w:gridCol w:w="936"/>
       </w:tblGrid>
       <w:tr>
         <w:tc>
           <w:tcPr>
-            <w:tcW w:type="dxa" w:w="1040"/>
+            <w:tcW w:type="dxa" w:w="936"/>
             <w:shd w:fill="E6E6E6"/>
             <w:tcMar>
-              <w:top w:w="120" w:type="dxa"/>
-              <w:bottom w:w="120" w:type="dxa"/>
-              <w:left w:w="140" w:type="dxa"/>
-              <w:right w:w="140" w:type="dxa"/>
+              <w:top w:w="100" w:type="dxa"/>
+              <w:bottom w:w="100" w:type="dxa"/>
+              <w:left w:w="80" w:type="dxa"/>
+              <w:right w:w="80" w:type="dxa"/>
             </w:tcMar>
           </w:tcPr>
           <w:p>
@@ -2478,7 +3172,7 @@
                 <w:rFonts w:ascii="Calibri" w:hAnsi="Calibri"/>
                 <w:b/>
                 <w:color w:val="000000"/>
-                <w:sz w:val="18"/>
+                <w:sz w:val="17"/>
               </w:rPr>
               <w:t>Sensor Profile</w:t>
             </w:r>
@@ -2486,13 +3180,13 @@
         </w:tc>
         <w:tc>
           <w:tcPr>
-            <w:tcW w:type="dxa" w:w="1040"/>
+            <w:tcW w:type="dxa" w:w="936"/>
             <w:shd w:fill="E6E6E6"/>
             <w:tcMar>
-              <w:top w:w="120" w:type="dxa"/>
-              <w:bottom w:w="120" w:type="dxa"/>
-              <w:left w:w="140" w:type="dxa"/>
-              <w:right w:w="140" w:type="dxa"/>
+              <w:top w:w="100" w:type="dxa"/>
+              <w:bottom w:w="100" w:type="dxa"/>
+              <w:left w:w="80" w:type="dxa"/>
+              <w:right w:w="80" w:type="dxa"/>
             </w:tcMar>
           </w:tcPr>
           <w:p>
@@ -2505,7 +3199,7 @@
                 <w:rFonts w:ascii="Calibri" w:hAnsi="Calibri"/>
                 <w:b/>
                 <w:color w:val="000000"/>
-                <w:sz w:val="18"/>
+                <w:sz w:val="17"/>
               </w:rPr>
               <w:t>FOV (W×H)</w:t>
             </w:r>
@@ -2513,13 +3207,13 @@
         </w:tc>
         <w:tc>
           <w:tcPr>
-            <w:tcW w:type="dxa" w:w="1040"/>
+            <w:tcW w:type="dxa" w:w="936"/>
             <w:shd w:fill="E6E6E6"/>
             <w:tcMar>
-              <w:top w:w="120" w:type="dxa"/>
-              <w:bottom w:w="120" w:type="dxa"/>
-              <w:left w:w="140" w:type="dxa"/>
-              <w:right w:w="140" w:type="dxa"/>
+              <w:top w:w="100" w:type="dxa"/>
+              <w:bottom w:w="100" w:type="dxa"/>
+              <w:left w:w="80" w:type="dxa"/>
+              <w:right w:w="80" w:type="dxa"/>
             </w:tcMar>
           </w:tcPr>
           <w:p>
@@ -2532,7 +3226,7 @@
                 <w:rFonts w:ascii="Calibri" w:hAnsi="Calibri"/>
                 <w:b/>
                 <w:color w:val="000000"/>
-                <w:sz w:val="18"/>
+                <w:sz w:val="17"/>
               </w:rPr>
               <w:t>Total Array FOV</w:t>
             </w:r>
@@ -2540,13 +3234,13 @@
         </w:tc>
         <w:tc>
           <w:tcPr>
-            <w:tcW w:type="dxa" w:w="1040"/>
+            <w:tcW w:type="dxa" w:w="936"/>
             <w:shd w:fill="E6E6E6"/>
             <w:tcMar>
-              <w:top w:w="120" w:type="dxa"/>
-              <w:bottom w:w="120" w:type="dxa"/>
-              <w:left w:w="140" w:type="dxa"/>
-              <w:right w:w="140" w:type="dxa"/>
+              <w:top w:w="100" w:type="dxa"/>
+              <w:bottom w:w="100" w:type="dxa"/>
+              <w:left w:w="80" w:type="dxa"/>
+              <w:right w:w="80" w:type="dxa"/>
             </w:tcMar>
           </w:tcPr>
           <w:p>
@@ -2559,21 +3253,21 @@
                 <w:rFonts w:ascii="Calibri" w:hAnsi="Calibri"/>
                 <w:b/>
                 <w:color w:val="000000"/>
-                <w:sz w:val="18"/>
+                <w:sz w:val="17"/>
               </w:rPr>
-              <w:t>Motor Steps</w:t>
+              <w:t>Horiz Steps</w:t>
             </w:r>
           </w:p>
         </w:tc>
         <w:tc>
           <w:tcPr>
-            <w:tcW w:type="dxa" w:w="1040"/>
+            <w:tcW w:type="dxa" w:w="936"/>
             <w:shd w:fill="E6E6E6"/>
             <w:tcMar>
-              <w:top w:w="120" w:type="dxa"/>
-              <w:bottom w:w="120" w:type="dxa"/>
-              <w:left w:w="140" w:type="dxa"/>
-              <w:right w:w="140" w:type="dxa"/>
+              <w:top w:w="100" w:type="dxa"/>
+              <w:bottom w:w="100" w:type="dxa"/>
+              <w:left w:w="80" w:type="dxa"/>
+              <w:right w:w="80" w:type="dxa"/>
             </w:tcMar>
           </w:tcPr>
           <w:p>
@@ -2586,21 +3280,21 @@
                 <w:rFonts w:ascii="Calibri" w:hAnsi="Calibri"/>
                 <w:b/>
                 <w:color w:val="000000"/>
-                <w:sz w:val="18"/>
+                <w:sz w:val="17"/>
               </w:rPr>
-              <w:t>Avg Env Density</w:t>
+              <w:t>Vert Steps</w:t>
             </w:r>
           </w:p>
         </w:tc>
         <w:tc>
           <w:tcPr>
-            <w:tcW w:type="dxa" w:w="1040"/>
+            <w:tcW w:type="dxa" w:w="936"/>
             <w:shd w:fill="E6E6E6"/>
             <w:tcMar>
-              <w:top w:w="120" w:type="dxa"/>
-              <w:bottom w:w="120" w:type="dxa"/>
-              <w:left w:w="140" w:type="dxa"/>
-              <w:right w:w="140" w:type="dxa"/>
+              <w:top w:w="100" w:type="dxa"/>
+              <w:bottom w:w="100" w:type="dxa"/>
+              <w:left w:w="80" w:type="dxa"/>
+              <w:right w:w="80" w:type="dxa"/>
             </w:tcMar>
           </w:tcPr>
           <w:p>
@@ -2613,21 +3307,21 @@
                 <w:rFonts w:ascii="Calibri" w:hAnsi="Calibri"/>
                 <w:b/>
                 <w:color w:val="000000"/>
-                <w:sz w:val="18"/>
+                <w:sz w:val="17"/>
               </w:rPr>
-              <w:t>DoF (CoC=25µm)</w:t>
+              <w:t>Combined Steps</w:t>
             </w:r>
           </w:p>
         </w:tc>
         <w:tc>
           <w:tcPr>
-            <w:tcW w:type="dxa" w:w="1040"/>
+            <w:tcW w:type="dxa" w:w="936"/>
             <w:shd w:fill="E6E6E6"/>
             <w:tcMar>
-              <w:top w:w="120" w:type="dxa"/>
-              <w:bottom w:w="120" w:type="dxa"/>
-              <w:left w:w="140" w:type="dxa"/>
-              <w:right w:w="140" w:type="dxa"/>
+              <w:top w:w="100" w:type="dxa"/>
+              <w:bottom w:w="100" w:type="dxa"/>
+              <w:left w:w="80" w:type="dxa"/>
+              <w:right w:w="80" w:type="dxa"/>
             </w:tcMar>
           </w:tcPr>
           <w:p>
@@ -2640,21 +3334,21 @@
                 <w:rFonts w:ascii="Calibri" w:hAnsi="Calibri"/>
                 <w:b/>
                 <w:color w:val="000000"/>
-                <w:sz w:val="18"/>
+                <w:sz w:val="17"/>
               </w:rPr>
-              <w:t>Cams Needed</w:t>
+              <w:t>DoF (CoC=25µm)</w:t>
             </w:r>
           </w:p>
         </w:tc>
         <w:tc>
           <w:tcPr>
-            <w:tcW w:type="dxa" w:w="1040"/>
+            <w:tcW w:type="dxa" w:w="936"/>
             <w:shd w:fill="E6E6E6"/>
             <w:tcMar>
-              <w:top w:w="120" w:type="dxa"/>
-              <w:bottom w:w="120" w:type="dxa"/>
-              <w:left w:w="140" w:type="dxa"/>
-              <w:right w:w="140" w:type="dxa"/>
+              <w:top w:w="100" w:type="dxa"/>
+              <w:bottom w:w="100" w:type="dxa"/>
+              <w:left w:w="80" w:type="dxa"/>
+              <w:right w:w="80" w:type="dxa"/>
             </w:tcMar>
           </w:tcPr>
           <w:p>
@@ -2667,21 +3361,21 @@
                 <w:rFonts w:ascii="Calibri" w:hAnsi="Calibri"/>
                 <w:b/>
                 <w:color w:val="000000"/>
-                <w:sz w:val="18"/>
+                <w:sz w:val="17"/>
               </w:rPr>
-              <w:t>Total Cost</w:t>
+              <w:t>Cams Needed</w:t>
             </w:r>
           </w:p>
         </w:tc>
         <w:tc>
           <w:tcPr>
-            <w:tcW w:type="dxa" w:w="1040"/>
+            <w:tcW w:type="dxa" w:w="936"/>
             <w:shd w:fill="E6E6E6"/>
             <w:tcMar>
-              <w:top w:w="120" w:type="dxa"/>
-              <w:bottom w:w="120" w:type="dxa"/>
-              <w:left w:w="140" w:type="dxa"/>
-              <w:right w:w="140" w:type="dxa"/>
+              <w:top w:w="100" w:type="dxa"/>
+              <w:bottom w:w="100" w:type="dxa"/>
+              <w:left w:w="80" w:type="dxa"/>
+              <w:right w:w="80" w:type="dxa"/>
             </w:tcMar>
           </w:tcPr>
           <w:p>
@@ -2694,7 +3388,34 @@
                 <w:rFonts w:ascii="Calibri" w:hAnsi="Calibri"/>
                 <w:b/>
                 <w:color w:val="000000"/>
-                <w:sz w:val="18"/>
+                <w:sz w:val="17"/>
+              </w:rPr>
+              <w:t>Total Cost</w:t>
+            </w:r>
+          </w:p>
+        </w:tc>
+        <w:tc>
+          <w:tcPr>
+            <w:tcW w:type="dxa" w:w="936"/>
+            <w:shd w:fill="E6E6E6"/>
+            <w:tcMar>
+              <w:top w:w="100" w:type="dxa"/>
+              <w:bottom w:w="100" w:type="dxa"/>
+              <w:left w:w="80" w:type="dxa"/>
+              <w:right w:w="80" w:type="dxa"/>
+            </w:tcMar>
+          </w:tcPr>
+          <w:p>
+            <w:pPr>
+              <w:spacing w:before="40" w:after="40"/>
+              <w:jc w:val="center"/>
+            </w:pPr>
+            <w:r>
+              <w:rPr>
+                <w:rFonts w:ascii="Calibri" w:hAnsi="Calibri"/>
+                <w:b/>
+                <w:color w:val="000000"/>
+                <w:sz w:val="17"/>
               </w:rPr>
               <w:t>Scan Time</w:t>
             </w:r>
@@ -2704,12 +3425,12 @@
       <w:tr>
         <w:tc>
           <w:tcPr>
-            <w:tcW w:type="dxa" w:w="1040"/>
+            <w:tcW w:type="dxa" w:w="936"/>
             <w:tcMar>
-              <w:top w:w="100" w:type="dxa"/>
-              <w:bottom w:w="100" w:type="dxa"/>
-              <w:left w:w="140" w:type="dxa"/>
-              <w:right w:w="140" w:type="dxa"/>
+              <w:top w:w="80" w:type="dxa"/>
+              <w:bottom w:w="80" w:type="dxa"/>
+              <w:left w:w="80" w:type="dxa"/>
+              <w:right w:w="80" w:type="dxa"/>
             </w:tcMar>
           </w:tcPr>
           <w:p>
@@ -2722,7 +3443,7 @@
                 <w:rFonts w:ascii="Calibri" w:hAnsi="Calibri"/>
                 <w:b w:val="0"/>
                 <w:color w:val="000000"/>
-                <w:sz w:val="17"/>
+                <w:sz w:val="16"/>
               </w:rPr>
               <w:t>GMAX3265 (65MP)</w:t>
             </w:r>
@@ -2730,12 +3451,12 @@
         </w:tc>
         <w:tc>
           <w:tcPr>
-            <w:tcW w:type="dxa" w:w="1040"/>
+            <w:tcW w:type="dxa" w:w="936"/>
             <w:tcMar>
-              <w:top w:w="100" w:type="dxa"/>
-              <w:bottom w:w="100" w:type="dxa"/>
-              <w:left w:w="140" w:type="dxa"/>
-              <w:right w:w="140" w:type="dxa"/>
+              <w:top w:w="80" w:type="dxa"/>
+              <w:bottom w:w="80" w:type="dxa"/>
+              <w:left w:w="80" w:type="dxa"/>
+              <w:right w:w="80" w:type="dxa"/>
             </w:tcMar>
           </w:tcPr>
           <w:p>
@@ -2748,7 +3469,7 @@
                 <w:rFonts w:ascii="Calibri" w:hAnsi="Calibri"/>
                 <w:b w:val="0"/>
                 <w:color w:val="000000"/>
-                <w:sz w:val="17"/>
+                <w:sz w:val="16"/>
               </w:rPr>
               <w:t>326mm × 216mm</w:t>
             </w:r>
@@ -2756,12 +3477,12 @@
         </w:tc>
         <w:tc>
           <w:tcPr>
-            <w:tcW w:type="dxa" w:w="1040"/>
+            <w:tcW w:type="dxa" w:w="936"/>
             <w:tcMar>
-              <w:top w:w="100" w:type="dxa"/>
-              <w:bottom w:w="100" w:type="dxa"/>
-              <w:left w:w="140" w:type="dxa"/>
-              <w:right w:w="140" w:type="dxa"/>
+              <w:top w:w="80" w:type="dxa"/>
+              <w:bottom w:w="80" w:type="dxa"/>
+              <w:left w:w="80" w:type="dxa"/>
+              <w:right w:w="80" w:type="dxa"/>
             </w:tcMar>
           </w:tcPr>
           <w:p>
@@ -2774,7 +3495,7 @@
                 <w:rFonts w:ascii="Calibri" w:hAnsi="Calibri"/>
                 <w:b w:val="0"/>
                 <w:color w:val="000000"/>
-                <w:sz w:val="17"/>
+                <w:sz w:val="16"/>
               </w:rPr>
               <w:t>1110mm × 550mm</w:t>
             </w:r>
@@ -2782,12 +3503,12 @@
         </w:tc>
         <w:tc>
           <w:tcPr>
-            <w:tcW w:type="dxa" w:w="1040"/>
+            <w:tcW w:type="dxa" w:w="936"/>
             <w:tcMar>
-              <w:top w:w="100" w:type="dxa"/>
-              <w:bottom w:w="100" w:type="dxa"/>
-              <w:left w:w="140" w:type="dxa"/>
-              <w:right w:w="140" w:type="dxa"/>
+              <w:top w:w="80" w:type="dxa"/>
+              <w:bottom w:w="80" w:type="dxa"/>
+              <w:left w:w="80" w:type="dxa"/>
+              <w:right w:w="80" w:type="dxa"/>
             </w:tcMar>
           </w:tcPr>
           <w:p>
@@ -2800,20 +3521,20 @@
                 <w:rFonts w:ascii="Calibri" w:hAnsi="Calibri"/>
                 <w:b w:val="0"/>
                 <w:color w:val="000000"/>
-                <w:sz w:val="17"/>
+                <w:sz w:val="16"/>
               </w:rPr>
-              <w:t>9 steps</w:t>
+              <w:t>4 steps</w:t>
             </w:r>
           </w:p>
         </w:tc>
         <w:tc>
           <w:tcPr>
-            <w:tcW w:type="dxa" w:w="1040"/>
+            <w:tcW w:type="dxa" w:w="936"/>
             <w:tcMar>
-              <w:top w:w="100" w:type="dxa"/>
-              <w:bottom w:w="100" w:type="dxa"/>
-              <w:left w:w="140" w:type="dxa"/>
-              <w:right w:w="140" w:type="dxa"/>
+              <w:top w:w="80" w:type="dxa"/>
+              <w:bottom w:w="80" w:type="dxa"/>
+              <w:left w:w="80" w:type="dxa"/>
+              <w:right w:w="80" w:type="dxa"/>
             </w:tcMar>
           </w:tcPr>
           <w:p>
@@ -2826,20 +3547,20 @@
                 <w:rFonts w:ascii="Calibri" w:hAnsi="Calibri"/>
                 <w:b w:val="0"/>
                 <w:color w:val="000000"/>
-                <w:sz w:val="17"/>
+                <w:sz w:val="16"/>
               </w:rPr>
-              <w:t>21.3 px/mm</w:t>
+              <w:t>9 steps</w:t>
             </w:r>
           </w:p>
         </w:tc>
         <w:tc>
           <w:tcPr>
-            <w:tcW w:type="dxa" w:w="1040"/>
+            <w:tcW w:type="dxa" w:w="936"/>
             <w:tcMar>
-              <w:top w:w="100" w:type="dxa"/>
-              <w:bottom w:w="100" w:type="dxa"/>
-              <w:left w:w="140" w:type="dxa"/>
-              <w:right w:w="140" w:type="dxa"/>
+              <w:top w:w="80" w:type="dxa"/>
+              <w:bottom w:w="80" w:type="dxa"/>
+              <w:left w:w="80" w:type="dxa"/>
+              <w:right w:w="80" w:type="dxa"/>
             </w:tcMar>
           </w:tcPr>
           <w:p>
@@ -2852,20 +3573,20 @@
                 <w:rFonts w:ascii="Calibri" w:hAnsi="Calibri"/>
                 <w:b w:val="0"/>
                 <w:color w:val="000000"/>
-                <w:sz w:val="17"/>
+                <w:sz w:val="16"/>
               </w:rPr>
-              <w:t>82.8 mm</w:t>
+              <w:t>36 steps</w:t>
             </w:r>
           </w:p>
         </w:tc>
         <w:tc>
           <w:tcPr>
-            <w:tcW w:type="dxa" w:w="1040"/>
+            <w:tcW w:type="dxa" w:w="936"/>
             <w:tcMar>
-              <w:top w:w="100" w:type="dxa"/>
-              <w:bottom w:w="100" w:type="dxa"/>
-              <w:left w:w="140" w:type="dxa"/>
-              <w:right w:w="140" w:type="dxa"/>
+              <w:top w:w="80" w:type="dxa"/>
+              <w:bottom w:w="80" w:type="dxa"/>
+              <w:left w:w="80" w:type="dxa"/>
+              <w:right w:w="80" w:type="dxa"/>
             </w:tcMar>
           </w:tcPr>
           <w:p>
@@ -2878,20 +3599,20 @@
                 <w:rFonts w:ascii="Calibri" w:hAnsi="Calibri"/>
                 <w:b w:val="0"/>
                 <w:color w:val="000000"/>
-                <w:sz w:val="17"/>
+                <w:sz w:val="16"/>
               </w:rPr>
-              <w:t>12 (4 × 3)</w:t>
+              <w:t>82.8 mm</w:t>
             </w:r>
           </w:p>
         </w:tc>
         <w:tc>
           <w:tcPr>
-            <w:tcW w:type="dxa" w:w="1040"/>
+            <w:tcW w:type="dxa" w:w="936"/>
             <w:tcMar>
-              <w:top w:w="100" w:type="dxa"/>
-              <w:bottom w:w="100" w:type="dxa"/>
-              <w:left w:w="140" w:type="dxa"/>
-              <w:right w:w="140" w:type="dxa"/>
+              <w:top w:w="80" w:type="dxa"/>
+              <w:bottom w:w="80" w:type="dxa"/>
+              <w:left w:w="80" w:type="dxa"/>
+              <w:right w:w="80" w:type="dxa"/>
             </w:tcMar>
           </w:tcPr>
           <w:p>
@@ -2904,20 +3625,20 @@
                 <w:rFonts w:ascii="Calibri" w:hAnsi="Calibri"/>
                 <w:b w:val="0"/>
                 <w:color w:val="000000"/>
-                <w:sz w:val="17"/>
+                <w:sz w:val="16"/>
               </w:rPr>
-              <w:t>$78,000</w:t>
+              <w:t>12 (4 × 3)</w:t>
             </w:r>
           </w:p>
         </w:tc>
         <w:tc>
           <w:tcPr>
-            <w:tcW w:type="dxa" w:w="1040"/>
+            <w:tcW w:type="dxa" w:w="936"/>
             <w:tcMar>
-              <w:top w:w="100" w:type="dxa"/>
-              <w:bottom w:w="100" w:type="dxa"/>
-              <w:left w:w="140" w:type="dxa"/>
-              <w:right w:w="140" w:type="dxa"/>
+              <w:top w:w="80" w:type="dxa"/>
+              <w:bottom w:w="80" w:type="dxa"/>
+              <w:left w:w="80" w:type="dxa"/>
+              <w:right w:w="80" w:type="dxa"/>
             </w:tcMar>
           </w:tcPr>
           <w:p>
@@ -2930,7 +3651,33 @@
                 <w:rFonts w:ascii="Calibri" w:hAnsi="Calibri"/>
                 <w:b w:val="0"/>
                 <w:color w:val="000000"/>
-                <w:sz w:val="17"/>
+                <w:sz w:val="16"/>
+              </w:rPr>
+              <w:t>$78,000</w:t>
+            </w:r>
+          </w:p>
+        </w:tc>
+        <w:tc>
+          <w:tcPr>
+            <w:tcW w:type="dxa" w:w="936"/>
+            <w:tcMar>
+              <w:top w:w="80" w:type="dxa"/>
+              <w:bottom w:w="80" w:type="dxa"/>
+              <w:left w:w="80" w:type="dxa"/>
+              <w:right w:w="80" w:type="dxa"/>
+            </w:tcMar>
+          </w:tcPr>
+          <w:p>
+            <w:pPr>
+              <w:spacing w:before="40" w:after="40"/>
+              <w:jc w:val="center"/>
+            </w:pPr>
+            <w:r>
+              <w:rPr>
+                <w:rFonts w:ascii="Calibri" w:hAnsi="Calibri"/>
+                <w:b w:val="0"/>
+                <w:color w:val="000000"/>
+                <w:sz w:val="16"/>
               </w:rPr>
               <w:t>115.8s</w:t>
             </w:r>
@@ -2940,12 +3687,12 @@
       <w:tr>
         <w:tc>
           <w:tcPr>
-            <w:tcW w:type="dxa" w:w="1040"/>
+            <w:tcW w:type="dxa" w:w="936"/>
             <w:tcMar>
-              <w:top w:w="100" w:type="dxa"/>
-              <w:bottom w:w="100" w:type="dxa"/>
-              <w:left w:w="140" w:type="dxa"/>
-              <w:right w:w="140" w:type="dxa"/>
+              <w:top w:w="80" w:type="dxa"/>
+              <w:bottom w:w="80" w:type="dxa"/>
+              <w:left w:w="80" w:type="dxa"/>
+              <w:right w:w="80" w:type="dxa"/>
             </w:tcMar>
             <w:shd w:fill="FAFAFA"/>
           </w:tcPr>
@@ -2959,7 +3706,7 @@
                 <w:rFonts w:ascii="Calibri" w:hAnsi="Calibri"/>
                 <w:b w:val="0"/>
                 <w:color w:val="000000"/>
-                <w:sz w:val="17"/>
+                <w:sz w:val="16"/>
               </w:rPr>
               <w:t>IMX927/IMX937 (105MP)</w:t>
             </w:r>
@@ -2967,12 +3714,12 @@
         </w:tc>
         <w:tc>
           <w:tcPr>
-            <w:tcW w:type="dxa" w:w="1040"/>
+            <w:tcW w:type="dxa" w:w="936"/>
             <w:tcMar>
-              <w:top w:w="100" w:type="dxa"/>
-              <w:bottom w:w="100" w:type="dxa"/>
-              <w:left w:w="140" w:type="dxa"/>
-              <w:right w:w="140" w:type="dxa"/>
+              <w:top w:w="80" w:type="dxa"/>
+              <w:bottom w:w="80" w:type="dxa"/>
+              <w:left w:w="80" w:type="dxa"/>
+              <w:right w:w="80" w:type="dxa"/>
             </w:tcMar>
             <w:shd w:fill="FAFAFA"/>
           </w:tcPr>
@@ -2986,7 +3733,7 @@
                 <w:rFonts w:ascii="Calibri" w:hAnsi="Calibri"/>
                 <w:b w:val="0"/>
                 <w:color w:val="000000"/>
-                <w:sz w:val="17"/>
+                <w:sz w:val="16"/>
               </w:rPr>
               <w:t>387mm × 303mm</w:t>
             </w:r>
@@ -2994,12 +3741,12 @@
         </w:tc>
         <w:tc>
           <w:tcPr>
-            <w:tcW w:type="dxa" w:w="1040"/>
+            <w:tcW w:type="dxa" w:w="936"/>
             <w:tcMar>
-              <w:top w:w="100" w:type="dxa"/>
-              <w:bottom w:w="100" w:type="dxa"/>
-              <w:left w:w="140" w:type="dxa"/>
-              <w:right w:w="140" w:type="dxa"/>
+              <w:top w:w="80" w:type="dxa"/>
+              <w:bottom w:w="80" w:type="dxa"/>
+              <w:left w:w="80" w:type="dxa"/>
+              <w:right w:w="80" w:type="dxa"/>
             </w:tcMar>
             <w:shd w:fill="FAFAFA"/>
           </w:tcPr>
@@ -3013,7 +3760,7 @@
                 <w:rFonts w:ascii="Calibri" w:hAnsi="Calibri"/>
                 <w:b w:val="0"/>
                 <w:color w:val="000000"/>
-                <w:sz w:val="17"/>
+                <w:sz w:val="16"/>
               </w:rPr>
               <w:t>1316mm × 773mm</w:t>
             </w:r>
@@ -3021,12 +3768,12 @@
         </w:tc>
         <w:tc>
           <w:tcPr>
-            <w:tcW w:type="dxa" w:w="1040"/>
+            <w:tcW w:type="dxa" w:w="936"/>
             <w:tcMar>
-              <w:top w:w="100" w:type="dxa"/>
-              <w:bottom w:w="100" w:type="dxa"/>
-              <w:left w:w="140" w:type="dxa"/>
-              <w:right w:w="140" w:type="dxa"/>
+              <w:top w:w="80" w:type="dxa"/>
+              <w:bottom w:w="80" w:type="dxa"/>
+              <w:left w:w="80" w:type="dxa"/>
+              <w:right w:w="80" w:type="dxa"/>
             </w:tcMar>
             <w:shd w:fill="FAFAFA"/>
           </w:tcPr>
@@ -3040,7 +3787,7 @@
                 <w:rFonts w:ascii="Calibri" w:hAnsi="Calibri"/>
                 <w:b w:val="0"/>
                 <w:color w:val="000000"/>
-                <w:sz w:val="17"/>
+                <w:sz w:val="16"/>
               </w:rPr>
               <w:t>6 steps</w:t>
             </w:r>
@@ -3048,12 +3795,12 @@
         </w:tc>
         <w:tc>
           <w:tcPr>
-            <w:tcW w:type="dxa" w:w="1040"/>
+            <w:tcW w:type="dxa" w:w="936"/>
             <w:tcMar>
-              <w:top w:w="100" w:type="dxa"/>
-              <w:bottom w:w="100" w:type="dxa"/>
-              <w:left w:w="140" w:type="dxa"/>
-              <w:right w:w="140" w:type="dxa"/>
+              <w:top w:w="80" w:type="dxa"/>
+              <w:bottom w:w="80" w:type="dxa"/>
+              <w:left w:w="80" w:type="dxa"/>
+              <w:right w:w="80" w:type="dxa"/>
             </w:tcMar>
             <w:shd w:fill="FAFAFA"/>
           </w:tcPr>
@@ -3067,20 +3814,20 @@
                 <w:rFonts w:ascii="Calibri" w:hAnsi="Calibri"/>
                 <w:b w:val="0"/>
                 <w:color w:val="000000"/>
-                <w:sz w:val="17"/>
+                <w:sz w:val="16"/>
               </w:rPr>
-              <w:t>23.8 px/mm</w:t>
+              <w:t>6 steps</w:t>
             </w:r>
           </w:p>
         </w:tc>
         <w:tc>
           <w:tcPr>
-            <w:tcW w:type="dxa" w:w="1040"/>
+            <w:tcW w:type="dxa" w:w="936"/>
             <w:tcMar>
-              <w:top w:w="100" w:type="dxa"/>
-              <w:bottom w:w="100" w:type="dxa"/>
-              <w:left w:w="140" w:type="dxa"/>
-              <w:right w:w="140" w:type="dxa"/>
+              <w:top w:w="80" w:type="dxa"/>
+              <w:bottom w:w="80" w:type="dxa"/>
+              <w:left w:w="80" w:type="dxa"/>
+              <w:right w:w="80" w:type="dxa"/>
             </w:tcMar>
             <w:shd w:fill="FAFAFA"/>
           </w:tcPr>
@@ -3094,20 +3841,20 @@
                 <w:rFonts w:ascii="Calibri" w:hAnsi="Calibri"/>
                 <w:b w:val="0"/>
                 <w:color w:val="000000"/>
-                <w:sz w:val="17"/>
+                <w:sz w:val="16"/>
               </w:rPr>
-              <w:t>98.0 mm</w:t>
+              <w:t>24 steps</w:t>
             </w:r>
           </w:p>
         </w:tc>
         <w:tc>
           <w:tcPr>
-            <w:tcW w:type="dxa" w:w="1040"/>
+            <w:tcW w:type="dxa" w:w="936"/>
             <w:tcMar>
-              <w:top w:w="100" w:type="dxa"/>
-              <w:bottom w:w="100" w:type="dxa"/>
-              <w:left w:w="140" w:type="dxa"/>
-              <w:right w:w="140" w:type="dxa"/>
+              <w:top w:w="80" w:type="dxa"/>
+              <w:bottom w:w="80" w:type="dxa"/>
+              <w:left w:w="80" w:type="dxa"/>
+              <w:right w:w="80" w:type="dxa"/>
             </w:tcMar>
             <w:shd w:fill="FAFAFA"/>
           </w:tcPr>
@@ -3121,20 +3868,20 @@
                 <w:rFonts w:ascii="Calibri" w:hAnsi="Calibri"/>
                 <w:b w:val="0"/>
                 <w:color w:val="000000"/>
-                <w:sz w:val="17"/>
+                <w:sz w:val="16"/>
               </w:rPr>
-              <w:t>12 (4 × 3)</w:t>
+              <w:t>98.0 mm</w:t>
             </w:r>
           </w:p>
         </w:tc>
         <w:tc>
           <w:tcPr>
-            <w:tcW w:type="dxa" w:w="1040"/>
+            <w:tcW w:type="dxa" w:w="936"/>
             <w:tcMar>
-              <w:top w:w="100" w:type="dxa"/>
-              <w:bottom w:w="100" w:type="dxa"/>
-              <w:left w:w="140" w:type="dxa"/>
-              <w:right w:w="140" w:type="dxa"/>
+              <w:top w:w="80" w:type="dxa"/>
+              <w:bottom w:w="80" w:type="dxa"/>
+              <w:left w:w="80" w:type="dxa"/>
+              <w:right w:w="80" w:type="dxa"/>
             </w:tcMar>
             <w:shd w:fill="FAFAFA"/>
           </w:tcPr>
@@ -3148,20 +3895,20 @@
                 <w:rFonts w:ascii="Calibri" w:hAnsi="Calibri"/>
                 <w:b w:val="0"/>
                 <w:color w:val="000000"/>
-                <w:sz w:val="17"/>
+                <w:sz w:val="16"/>
               </w:rPr>
-              <w:t>$102,000</w:t>
+              <w:t>12 (4 × 3)</w:t>
             </w:r>
           </w:p>
         </w:tc>
         <w:tc>
           <w:tcPr>
-            <w:tcW w:type="dxa" w:w="1040"/>
+            <w:tcW w:type="dxa" w:w="936"/>
             <w:tcMar>
-              <w:top w:w="100" w:type="dxa"/>
-              <w:bottom w:w="100" w:type="dxa"/>
-              <w:left w:w="140" w:type="dxa"/>
-              <w:right w:w="140" w:type="dxa"/>
+              <w:top w:w="80" w:type="dxa"/>
+              <w:bottom w:w="80" w:type="dxa"/>
+              <w:left w:w="80" w:type="dxa"/>
+              <w:right w:w="80" w:type="dxa"/>
             </w:tcMar>
             <w:shd w:fill="FAFAFA"/>
           </w:tcPr>
@@ -3175,7 +3922,34 @@
                 <w:rFonts w:ascii="Calibri" w:hAnsi="Calibri"/>
                 <w:b w:val="0"/>
                 <w:color w:val="000000"/>
-                <w:sz w:val="17"/>
+                <w:sz w:val="16"/>
+              </w:rPr>
+              <w:t>$102,000</w:t>
+            </w:r>
+          </w:p>
+        </w:tc>
+        <w:tc>
+          <w:tcPr>
+            <w:tcW w:type="dxa" w:w="936"/>
+            <w:tcMar>
+              <w:top w:w="80" w:type="dxa"/>
+              <w:bottom w:w="80" w:type="dxa"/>
+              <w:left w:w="80" w:type="dxa"/>
+              <w:right w:w="80" w:type="dxa"/>
+            </w:tcMar>
+            <w:shd w:fill="FAFAFA"/>
+          </w:tcPr>
+          <w:p>
+            <w:pPr>
+              <w:spacing w:before="40" w:after="40"/>
+              <w:jc w:val="center"/>
+            </w:pPr>
+            <w:r>
+              <w:rPr>
+                <w:rFonts w:ascii="Calibri" w:hAnsi="Calibri"/>
+                <w:b w:val="0"/>
+                <w:color w:val="000000"/>
+                <w:sz w:val="16"/>
               </w:rPr>
               <w:t>82.2s</w:t>
             </w:r>
@@ -3185,12 +3959,12 @@
       <w:tr>
         <w:tc>
           <w:tcPr>
-            <w:tcW w:type="dxa" w:w="1040"/>
+            <w:tcW w:type="dxa" w:w="936"/>
             <w:tcMar>
-              <w:top w:w="100" w:type="dxa"/>
-              <w:bottom w:w="100" w:type="dxa"/>
-              <w:left w:w="140" w:type="dxa"/>
-              <w:right w:w="140" w:type="dxa"/>
+              <w:top w:w="80" w:type="dxa"/>
+              <w:bottom w:w="80" w:type="dxa"/>
+              <w:left w:w="80" w:type="dxa"/>
+              <w:right w:w="80" w:type="dxa"/>
             </w:tcMar>
           </w:tcPr>
           <w:p>
@@ -3203,7 +3977,7 @@
                 <w:rFonts w:ascii="Calibri" w:hAnsi="Calibri"/>
                 <w:b w:val="0"/>
                 <w:color w:val="000000"/>
-                <w:sz w:val="17"/>
+                <w:sz w:val="16"/>
               </w:rPr>
               <w:t>Sony IMX661 (127MP)</w:t>
             </w:r>
@@ -3211,12 +3985,12 @@
         </w:tc>
         <w:tc>
           <w:tcPr>
-            <w:tcW w:type="dxa" w:w="1040"/>
+            <w:tcW w:type="dxa" w:w="936"/>
             <w:tcMar>
-              <w:top w:w="100" w:type="dxa"/>
-              <w:bottom w:w="100" w:type="dxa"/>
-              <w:left w:w="140" w:type="dxa"/>
-              <w:right w:w="140" w:type="dxa"/>
+              <w:top w:w="80" w:type="dxa"/>
+              <w:bottom w:w="80" w:type="dxa"/>
+              <w:left w:w="80" w:type="dxa"/>
+              <w:right w:w="80" w:type="dxa"/>
             </w:tcMar>
           </w:tcPr>
           <w:p>
@@ -3229,7 +4003,7 @@
                 <w:rFonts w:ascii="Calibri" w:hAnsi="Calibri"/>
                 <w:b w:val="0"/>
                 <w:color w:val="000000"/>
-                <w:sz w:val="17"/>
+                <w:sz w:val="16"/>
               </w:rPr>
               <w:t>444mm × 316mm</w:t>
             </w:r>
@@ -3237,12 +4011,12 @@
         </w:tc>
         <w:tc>
           <w:tcPr>
-            <w:tcW w:type="dxa" w:w="1040"/>
+            <w:tcW w:type="dxa" w:w="936"/>
             <w:tcMar>
-              <w:top w:w="100" w:type="dxa"/>
-              <w:bottom w:w="100" w:type="dxa"/>
-              <w:left w:w="140" w:type="dxa"/>
-              <w:right w:w="140" w:type="dxa"/>
+              <w:top w:w="80" w:type="dxa"/>
+              <w:bottom w:w="80" w:type="dxa"/>
+              <w:left w:w="80" w:type="dxa"/>
+              <w:right w:w="80" w:type="dxa"/>
             </w:tcMar>
           </w:tcPr>
           <w:p>
@@ -3255,7 +4029,7 @@
                 <w:rFonts w:ascii="Calibri" w:hAnsi="Calibri"/>
                 <w:b w:val="0"/>
                 <w:color w:val="000000"/>
-                <w:sz w:val="17"/>
+                <w:sz w:val="16"/>
               </w:rPr>
               <w:t>1133mm × 807mm</w:t>
             </w:r>
@@ -3263,12 +4037,12 @@
         </w:tc>
         <w:tc>
           <w:tcPr>
-            <w:tcW w:type="dxa" w:w="1040"/>
+            <w:tcW w:type="dxa" w:w="936"/>
             <w:tcMar>
-              <w:top w:w="100" w:type="dxa"/>
-              <w:bottom w:w="100" w:type="dxa"/>
-              <w:left w:w="140" w:type="dxa"/>
-              <w:right w:w="140" w:type="dxa"/>
+              <w:top w:w="80" w:type="dxa"/>
+              <w:bottom w:w="80" w:type="dxa"/>
+              <w:left w:w="80" w:type="dxa"/>
+              <w:right w:w="80" w:type="dxa"/>
             </w:tcMar>
           </w:tcPr>
           <w:p>
@@ -3281,20 +4055,20 @@
                 <w:rFonts w:ascii="Calibri" w:hAnsi="Calibri"/>
                 <w:b w:val="0"/>
                 <w:color w:val="000000"/>
-                <w:sz w:val="17"/>
+                <w:sz w:val="16"/>
               </w:rPr>
-              <w:t>6 steps</w:t>
+              <w:t>4 steps</w:t>
             </w:r>
           </w:p>
         </w:tc>
         <w:tc>
           <w:tcPr>
-            <w:tcW w:type="dxa" w:w="1040"/>
+            <w:tcW w:type="dxa" w:w="936"/>
             <w:tcMar>
-              <w:top w:w="100" w:type="dxa"/>
-              <w:bottom w:w="100" w:type="dxa"/>
-              <w:left w:w="140" w:type="dxa"/>
-              <w:right w:w="140" w:type="dxa"/>
+              <w:top w:w="80" w:type="dxa"/>
+              <w:bottom w:w="80" w:type="dxa"/>
+              <w:left w:w="80" w:type="dxa"/>
+              <w:right w:w="80" w:type="dxa"/>
             </w:tcMar>
           </w:tcPr>
           <w:p>
@@ -3307,20 +4081,20 @@
                 <w:rFonts w:ascii="Calibri" w:hAnsi="Calibri"/>
                 <w:b w:val="0"/>
                 <w:color w:val="000000"/>
-                <w:sz w:val="17"/>
+                <w:sz w:val="16"/>
               </w:rPr>
-              <w:t>25.4 px/mm</w:t>
+              <w:t>6 steps</w:t>
             </w:r>
           </w:p>
         </w:tc>
         <w:tc>
           <w:tcPr>
-            <w:tcW w:type="dxa" w:w="1040"/>
+            <w:tcW w:type="dxa" w:w="936"/>
             <w:tcMar>
-              <w:top w:w="100" w:type="dxa"/>
-              <w:bottom w:w="100" w:type="dxa"/>
-              <w:left w:w="140" w:type="dxa"/>
-              <w:right w:w="140" w:type="dxa"/>
+              <w:top w:w="80" w:type="dxa"/>
+              <w:bottom w:w="80" w:type="dxa"/>
+              <w:left w:w="80" w:type="dxa"/>
+              <w:right w:w="80" w:type="dxa"/>
             </w:tcMar>
           </w:tcPr>
           <w:p>
@@ -3333,20 +4107,20 @@
                 <w:rFonts w:ascii="Calibri" w:hAnsi="Calibri"/>
                 <w:b w:val="0"/>
                 <w:color w:val="000000"/>
-                <w:sz w:val="17"/>
+                <w:sz w:val="16"/>
               </w:rPr>
-              <w:t>41.1 mm</w:t>
+              <w:t>24 steps</w:t>
             </w:r>
           </w:p>
         </w:tc>
         <w:tc>
           <w:tcPr>
-            <w:tcW w:type="dxa" w:w="1040"/>
+            <w:tcW w:type="dxa" w:w="936"/>
             <w:tcMar>
-              <w:top w:w="100" w:type="dxa"/>
-              <w:bottom w:w="100" w:type="dxa"/>
-              <w:left w:w="140" w:type="dxa"/>
-              <w:right w:w="140" w:type="dxa"/>
+              <w:top w:w="80" w:type="dxa"/>
+              <w:bottom w:w="80" w:type="dxa"/>
+              <w:left w:w="80" w:type="dxa"/>
+              <w:right w:w="80" w:type="dxa"/>
             </w:tcMar>
           </w:tcPr>
           <w:p>
@@ -3359,20 +4133,20 @@
                 <w:rFonts w:ascii="Calibri" w:hAnsi="Calibri"/>
                 <w:b w:val="0"/>
                 <w:color w:val="000000"/>
-                <w:sz w:val="17"/>
+                <w:sz w:val="16"/>
               </w:rPr>
-              <w:t>9 (3 × 3)</w:t>
+              <w:t>41.1 mm</w:t>
             </w:r>
           </w:p>
         </w:tc>
         <w:tc>
           <w:tcPr>
-            <w:tcW w:type="dxa" w:w="1040"/>
+            <w:tcW w:type="dxa" w:w="936"/>
             <w:tcMar>
-              <w:top w:w="100" w:type="dxa"/>
-              <w:bottom w:w="100" w:type="dxa"/>
-              <w:left w:w="140" w:type="dxa"/>
-              <w:right w:w="140" w:type="dxa"/>
+              <w:top w:w="80" w:type="dxa"/>
+              <w:bottom w:w="80" w:type="dxa"/>
+              <w:left w:w="80" w:type="dxa"/>
+              <w:right w:w="80" w:type="dxa"/>
             </w:tcMar>
           </w:tcPr>
           <w:p>
@@ -3385,20 +4159,20 @@
                 <w:rFonts w:ascii="Calibri" w:hAnsi="Calibri"/>
                 <w:b w:val="0"/>
                 <w:color w:val="000000"/>
-                <w:sz w:val="17"/>
+                <w:sz w:val="16"/>
               </w:rPr>
-              <w:t>$108,000</w:t>
+              <w:t>9 (3 × 3)</w:t>
             </w:r>
           </w:p>
         </w:tc>
         <w:tc>
           <w:tcPr>
-            <w:tcW w:type="dxa" w:w="1040"/>
+            <w:tcW w:type="dxa" w:w="936"/>
             <w:tcMar>
-              <w:top w:w="100" w:type="dxa"/>
-              <w:bottom w:w="100" w:type="dxa"/>
-              <w:left w:w="140" w:type="dxa"/>
-              <w:right w:w="140" w:type="dxa"/>
+              <w:top w:w="80" w:type="dxa"/>
+              <w:bottom w:w="80" w:type="dxa"/>
+              <w:left w:w="80" w:type="dxa"/>
+              <w:right w:w="80" w:type="dxa"/>
             </w:tcMar>
           </w:tcPr>
           <w:p>
@@ -3411,7 +4185,33 @@
                 <w:rFonts w:ascii="Calibri" w:hAnsi="Calibri"/>
                 <w:b w:val="0"/>
                 <w:color w:val="000000"/>
-                <w:sz w:val="17"/>
+                <w:sz w:val="16"/>
+              </w:rPr>
+              <w:t>$108,000</w:t>
+            </w:r>
+          </w:p>
+        </w:tc>
+        <w:tc>
+          <w:tcPr>
+            <w:tcW w:type="dxa" w:w="936"/>
+            <w:tcMar>
+              <w:top w:w="80" w:type="dxa"/>
+              <w:bottom w:w="80" w:type="dxa"/>
+              <w:left w:w="80" w:type="dxa"/>
+              <w:right w:w="80" w:type="dxa"/>
+            </w:tcMar>
+          </w:tcPr>
+          <w:p>
+            <w:pPr>
+              <w:spacing w:before="40" w:after="40"/>
+              <w:jc w:val="center"/>
+            </w:pPr>
+            <w:r>
+              <w:rPr>
+                <w:rFonts w:ascii="Calibri" w:hAnsi="Calibri"/>
+                <w:b w:val="0"/>
+                <w:color w:val="000000"/>
+                <w:sz w:val="16"/>
               </w:rPr>
               <w:t>91.8s</w:t>
             </w:r>

--- a/DermaPod_RFQ_Analysis.docx
+++ b/DermaPod_RFQ_Analysis.docx
@@ -527,18 +527,14 @@
               <w:left w:w="60" w:type="dxa"/>
               <w:right w:w="60" w:type="dxa"/>
             </w:tcMar>
+            <w:shd w:val="clear" w:color="auto" w:fill="1F2937"/>
           </w:tcPr>
           <w:p>
-            <w:pPr>
-              <w:spacing w:before="40" w:after="40"/>
-              <w:jc w:val="center"/>
-            </w:pPr>
             <w:r>
               <w:rPr>
-                <w:rFonts w:ascii="Calibri" w:hAnsi="Calibri"/>
                 <w:b/>
-                <w:color w:val="000000"/>
-                <w:sz w:val="16"/>
+                <w:color w:val="FFFFFF"/>
+                <w:sz w:val="18"/>
               </w:rPr>
               <w:t>Sensor Profile</w:t>
             </w:r>
@@ -554,18 +550,14 @@
               <w:left w:w="60" w:type="dxa"/>
               <w:right w:w="60" w:type="dxa"/>
             </w:tcMar>
+            <w:shd w:val="clear" w:color="auto" w:fill="1F2937"/>
           </w:tcPr>
           <w:p>
-            <w:pPr>
-              <w:spacing w:before="40" w:after="40"/>
-              <w:jc w:val="center"/>
-            </w:pPr>
             <w:r>
               <w:rPr>
-                <w:rFonts w:ascii="Calibri" w:hAnsi="Calibri"/>
                 <w:b/>
-                <w:color w:val="000000"/>
-                <w:sz w:val="16"/>
+                <w:color w:val="FFFFFF"/>
+                <w:sz w:val="18"/>
               </w:rPr>
               <w:t>FOV (W×H)</w:t>
             </w:r>
@@ -581,18 +573,14 @@
               <w:left w:w="60" w:type="dxa"/>
               <w:right w:w="60" w:type="dxa"/>
             </w:tcMar>
+            <w:shd w:val="clear" w:color="auto" w:fill="1F2937"/>
           </w:tcPr>
           <w:p>
-            <w:pPr>
-              <w:spacing w:before="40" w:after="40"/>
-              <w:jc w:val="center"/>
-            </w:pPr>
             <w:r>
               <w:rPr>
-                <w:rFonts w:ascii="Calibri" w:hAnsi="Calibri"/>
                 <w:b/>
-                <w:color w:val="000000"/>
-                <w:sz w:val="16"/>
+                <w:color w:val="FFFFFF"/>
+                <w:sz w:val="18"/>
               </w:rPr>
               <w:t>Total Array FOV</w:t>
             </w:r>
@@ -608,18 +596,14 @@
               <w:left w:w="60" w:type="dxa"/>
               <w:right w:w="60" w:type="dxa"/>
             </w:tcMar>
+            <w:shd w:val="clear" w:color="auto" w:fill="1F2937"/>
           </w:tcPr>
           <w:p>
-            <w:pPr>
-              <w:spacing w:before="40" w:after="40"/>
-              <w:jc w:val="center"/>
-            </w:pPr>
             <w:r>
               <w:rPr>
-                <w:rFonts w:ascii="Calibri" w:hAnsi="Calibri"/>
                 <w:b/>
-                <w:color w:val="000000"/>
-                <w:sz w:val="16"/>
+                <w:color w:val="FFFFFF"/>
+                <w:sz w:val="18"/>
               </w:rPr>
               <w:t>Horiz Frames</w:t>
             </w:r>
@@ -635,18 +619,14 @@
               <w:left w:w="60" w:type="dxa"/>
               <w:right w:w="60" w:type="dxa"/>
             </w:tcMar>
+            <w:shd w:val="clear" w:color="auto" w:fill="1F2937"/>
           </w:tcPr>
           <w:p>
-            <w:pPr>
-              <w:spacing w:before="40" w:after="40"/>
-              <w:jc w:val="center"/>
-            </w:pPr>
             <w:r>
               <w:rPr>
-                <w:rFonts w:ascii="Calibri" w:hAnsi="Calibri"/>
                 <w:b/>
-                <w:color w:val="000000"/>
-                <w:sz w:val="16"/>
+                <w:color w:val="FFFFFF"/>
+                <w:sz w:val="18"/>
               </w:rPr>
               <w:t>Vert Steps</w:t>
             </w:r>
@@ -662,18 +642,14 @@
               <w:left w:w="60" w:type="dxa"/>
               <w:right w:w="60" w:type="dxa"/>
             </w:tcMar>
+            <w:shd w:val="clear" w:color="auto" w:fill="1F2937"/>
           </w:tcPr>
           <w:p>
-            <w:pPr>
-              <w:spacing w:before="40" w:after="40"/>
-              <w:jc w:val="center"/>
-            </w:pPr>
             <w:r>
               <w:rPr>
-                <w:rFonts w:ascii="Calibri" w:hAnsi="Calibri"/>
                 <w:b/>
-                <w:color w:val="000000"/>
-                <w:sz w:val="16"/>
+                <w:color w:val="FFFFFF"/>
+                <w:sz w:val="18"/>
               </w:rPr>
               <w:t>Total Frames / Cam</w:t>
             </w:r>
@@ -689,18 +665,14 @@
               <w:left w:w="60" w:type="dxa"/>
               <w:right w:w="60" w:type="dxa"/>
             </w:tcMar>
+            <w:shd w:val="clear" w:color="auto" w:fill="1F2937"/>
           </w:tcPr>
           <w:p>
-            <w:pPr>
-              <w:spacing w:before="40" w:after="40"/>
-              <w:jc w:val="center"/>
-            </w:pPr>
             <w:r>
               <w:rPr>
-                <w:rFonts w:ascii="Calibri" w:hAnsi="Calibri"/>
                 <w:b/>
-                <w:color w:val="000000"/>
-                <w:sz w:val="16"/>
+                <w:color w:val="FFFFFF"/>
+                <w:sz w:val="18"/>
               </w:rPr>
               <w:t>Total Array Images</w:t>
             </w:r>
@@ -716,18 +688,14 @@
               <w:left w:w="60" w:type="dxa"/>
               <w:right w:w="60" w:type="dxa"/>
             </w:tcMar>
+            <w:shd w:val="clear" w:color="auto" w:fill="1F2937"/>
           </w:tcPr>
           <w:p>
-            <w:pPr>
-              <w:spacing w:before="40" w:after="40"/>
-              <w:jc w:val="center"/>
-            </w:pPr>
             <w:r>
               <w:rPr>
-                <w:rFonts w:ascii="Calibri" w:hAnsi="Calibri"/>
                 <w:b/>
-                <w:color w:val="000000"/>
-                <w:sz w:val="16"/>
+                <w:color w:val="FFFFFF"/>
+                <w:sz w:val="18"/>
               </w:rPr>
               <w:t>DoF (CoC=25µm)</w:t>
             </w:r>
@@ -743,18 +711,14 @@
               <w:left w:w="60" w:type="dxa"/>
               <w:right w:w="60" w:type="dxa"/>
             </w:tcMar>
+            <w:shd w:val="clear" w:color="auto" w:fill="1F2937"/>
           </w:tcPr>
           <w:p>
-            <w:pPr>
-              <w:spacing w:before="40" w:after="40"/>
-              <w:jc w:val="center"/>
-            </w:pPr>
             <w:r>
               <w:rPr>
-                <w:rFonts w:ascii="Calibri" w:hAnsi="Calibri"/>
                 <w:b/>
-                <w:color w:val="000000"/>
-                <w:sz w:val="16"/>
+                <w:color w:val="FFFFFF"/>
+                <w:sz w:val="18"/>
               </w:rPr>
               <w:t>Cams</w:t>
             </w:r>
@@ -770,18 +734,14 @@
               <w:left w:w="60" w:type="dxa"/>
               <w:right w:w="60" w:type="dxa"/>
             </w:tcMar>
+            <w:shd w:val="clear" w:color="auto" w:fill="1F2937"/>
           </w:tcPr>
           <w:p>
-            <w:pPr>
-              <w:spacing w:before="40" w:after="40"/>
-              <w:jc w:val="center"/>
-            </w:pPr>
             <w:r>
               <w:rPr>
-                <w:rFonts w:ascii="Calibri" w:hAnsi="Calibri"/>
                 <w:b/>
-                <w:color w:val="000000"/>
-                <w:sz w:val="16"/>
+                <w:color w:val="FFFFFF"/>
+                <w:sz w:val="18"/>
               </w:rPr>
               <w:t>Total Cost</w:t>
             </w:r>
@@ -797,18 +757,14 @@
               <w:left w:w="60" w:type="dxa"/>
               <w:right w:w="60" w:type="dxa"/>
             </w:tcMar>
+            <w:shd w:val="clear" w:color="auto" w:fill="1F2937"/>
           </w:tcPr>
           <w:p>
-            <w:pPr>
-              <w:spacing w:before="40" w:after="40"/>
-              <w:jc w:val="center"/>
-            </w:pPr>
             <w:r>
               <w:rPr>
-                <w:rFonts w:ascii="Calibri" w:hAnsi="Calibri"/>
                 <w:b/>
-                <w:color w:val="000000"/>
-                <w:sz w:val="16"/>
+                <w:color w:val="FFFFFF"/>
+                <w:sz w:val="18"/>
               </w:rPr>
               <w:t>Scan Time</w:t>
             </w:r>
@@ -819,102 +775,50 @@
         <w:tc>
           <w:tcPr>
             <w:tcW w:type="dxa" w:w="851"/>
-            <w:tcMar>
-              <w:top w:w="80" w:type="dxa"/>
-              <w:bottom w:w="80" w:type="dxa"/>
-              <w:left w:w="60" w:type="dxa"/>
-              <w:right w:w="60" w:type="dxa"/>
-            </w:tcMar>
           </w:tcPr>
           <w:p>
-            <w:pPr>
-              <w:spacing w:before="40" w:after="40"/>
-              <w:jc w:val="center"/>
-            </w:pPr>
             <w:r>
               <w:rPr>
-                <w:rFonts w:ascii="Calibri" w:hAnsi="Calibri"/>
-                <w:b w:val="0"/>
-                <w:color w:val="000000"/>
-                <w:sz w:val="15"/>
+                <w:sz w:val="17"/>
               </w:rPr>
-              <w:t>GMAX3265 (65MP)</w:t>
+              <w:t>Sony IMX455 (61MP)</w:t>
             </w:r>
           </w:p>
         </w:tc>
         <w:tc>
           <w:tcPr>
             <w:tcW w:type="dxa" w:w="851"/>
-            <w:tcMar>
-              <w:top w:w="80" w:type="dxa"/>
-              <w:bottom w:w="80" w:type="dxa"/>
-              <w:left w:w="60" w:type="dxa"/>
-              <w:right w:w="60" w:type="dxa"/>
-            </w:tcMar>
           </w:tcPr>
           <w:p>
-            <w:pPr>
-              <w:spacing w:before="40" w:after="40"/>
-              <w:jc w:val="center"/>
-            </w:pPr>
             <w:r>
               <w:rPr>
-                <w:rFonts w:ascii="Calibri" w:hAnsi="Calibri"/>
-                <w:b w:val="0"/>
-                <w:color w:val="000000"/>
-                <w:sz w:val="15"/>
+                <w:sz w:val="17"/>
               </w:rPr>
-              <w:t>327mm × 216mm</w:t>
+              <w:t>319mm × 213mm</w:t>
             </w:r>
           </w:p>
         </w:tc>
         <w:tc>
           <w:tcPr>
             <w:tcW w:type="dxa" w:w="851"/>
-            <w:tcMar>
-              <w:top w:w="80" w:type="dxa"/>
-              <w:bottom w:w="80" w:type="dxa"/>
-              <w:left w:w="60" w:type="dxa"/>
-              <w:right w:w="60" w:type="dxa"/>
-            </w:tcMar>
           </w:tcPr>
           <w:p>
-            <w:pPr>
-              <w:spacing w:before="40" w:after="40"/>
-              <w:jc w:val="center"/>
-            </w:pPr>
             <w:r>
               <w:rPr>
-                <w:rFonts w:ascii="Calibri" w:hAnsi="Calibri"/>
-                <w:b w:val="0"/>
-                <w:color w:val="000000"/>
-                <w:sz w:val="15"/>
+                <w:sz w:val="17"/>
               </w:rPr>
-              <w:t>327mm × 2052mm</w:t>
+              <w:t>319mm × 1990mm</w:t>
             </w:r>
           </w:p>
         </w:tc>
         <w:tc>
           <w:tcPr>
             <w:tcW w:type="dxa" w:w="851"/>
-            <w:tcMar>
-              <w:top w:w="80" w:type="dxa"/>
-              <w:bottom w:w="80" w:type="dxa"/>
-              <w:left w:w="60" w:type="dxa"/>
-              <w:right w:w="60" w:type="dxa"/>
-            </w:tcMar>
           </w:tcPr>
           <w:p>
-            <w:pPr>
-              <w:spacing w:before="40" w:after="40"/>
-              <w:jc w:val="center"/>
-            </w:pPr>
             <w:r>
               <w:rPr>
-                <w:rFonts w:ascii="Calibri" w:hAnsi="Calibri"/>
-                <w:b w:val="0"/>
-                <w:color w:val="000000"/>
-                <w:sz w:val="15"/>
+                <w:sz w:val="17"/>
               </w:rPr>
               <w:t>50 frames (70% overlap)</w:t>
             </w:r>
@@ -923,24 +827,11 @@
         <w:tc>
           <w:tcPr>
             <w:tcW w:type="dxa" w:w="851"/>
-            <w:tcMar>
-              <w:top w:w="80" w:type="dxa"/>
-              <w:bottom w:w="80" w:type="dxa"/>
-              <w:left w:w="60" w:type="dxa"/>
-              <w:right w:w="60" w:type="dxa"/>
-            </w:tcMar>
           </w:tcPr>
           <w:p>
-            <w:pPr>
-              <w:spacing w:before="40" w:after="40"/>
-              <w:jc w:val="center"/>
-            </w:pPr>
             <w:r>
               <w:rPr>
-                <w:rFonts w:ascii="Calibri" w:hAnsi="Calibri"/>
-                <w:b w:val="0"/>
-                <w:color w:val="000000"/>
-                <w:sz w:val="15"/>
+                <w:sz w:val="17"/>
               </w:rPr>
               <w:t>1 step</w:t>
             </w:r>
@@ -949,24 +840,11 @@
         <w:tc>
           <w:tcPr>
             <w:tcW w:type="dxa" w:w="851"/>
-            <w:tcMar>
-              <w:top w:w="80" w:type="dxa"/>
-              <w:bottom w:w="80" w:type="dxa"/>
-              <w:left w:w="60" w:type="dxa"/>
-              <w:right w:w="60" w:type="dxa"/>
-            </w:tcMar>
           </w:tcPr>
           <w:p>
-            <w:pPr>
-              <w:spacing w:before="40" w:after="40"/>
-              <w:jc w:val="center"/>
-            </w:pPr>
             <w:r>
               <w:rPr>
-                <w:rFonts w:ascii="Calibri" w:hAnsi="Calibri"/>
-                <w:b w:val="0"/>
-                <w:color w:val="000000"/>
-                <w:sz w:val="15"/>
+                <w:sz w:val="17"/>
               </w:rPr>
               <w:t>50 frames</w:t>
             </w:r>
@@ -975,24 +853,11 @@
         <w:tc>
           <w:tcPr>
             <w:tcW w:type="dxa" w:w="851"/>
-            <w:tcMar>
-              <w:top w:w="80" w:type="dxa"/>
-              <w:bottom w:w="80" w:type="dxa"/>
-              <w:left w:w="60" w:type="dxa"/>
-              <w:right w:w="60" w:type="dxa"/>
-            </w:tcMar>
           </w:tcPr>
           <w:p>
-            <w:pPr>
-              <w:spacing w:before="40" w:after="40"/>
-              <w:jc w:val="center"/>
-            </w:pPr>
             <w:r>
               <w:rPr>
-                <w:rFonts w:ascii="Calibri" w:hAnsi="Calibri"/>
-                <w:b w:val="0"/>
-                <w:color w:val="000000"/>
-                <w:sz w:val="15"/>
+                <w:sz w:val="17"/>
               </w:rPr>
               <w:t>550 images (50×11)</w:t>
             </w:r>
@@ -1001,50 +866,24 @@
         <w:tc>
           <w:tcPr>
             <w:tcW w:type="dxa" w:w="851"/>
-            <w:tcMar>
-              <w:top w:w="80" w:type="dxa"/>
-              <w:bottom w:w="80" w:type="dxa"/>
-              <w:left w:w="60" w:type="dxa"/>
-              <w:right w:w="60" w:type="dxa"/>
-            </w:tcMar>
           </w:tcPr>
           <w:p>
-            <w:pPr>
-              <w:spacing w:before="40" w:after="40"/>
-              <w:jc w:val="center"/>
-            </w:pPr>
             <w:r>
               <w:rPr>
-                <w:rFonts w:ascii="Calibri" w:hAnsi="Calibri"/>
-                <w:b w:val="0"/>
-                <w:color w:val="000000"/>
-                <w:sz w:val="15"/>
+                <w:sz w:val="17"/>
               </w:rPr>
-              <w:t>82.8 mm</w:t>
+              <w:t>76.2 mm</w:t>
             </w:r>
           </w:p>
         </w:tc>
         <w:tc>
           <w:tcPr>
             <w:tcW w:type="dxa" w:w="851"/>
-            <w:tcMar>
-              <w:top w:w="80" w:type="dxa"/>
-              <w:bottom w:w="80" w:type="dxa"/>
-              <w:left w:w="60" w:type="dxa"/>
-              <w:right w:w="60" w:type="dxa"/>
-            </w:tcMar>
           </w:tcPr>
           <w:p>
-            <w:pPr>
-              <w:spacing w:before="40" w:after="40"/>
-              <w:jc w:val="center"/>
-            </w:pPr>
             <w:r>
               <w:rPr>
-                <w:rFonts w:ascii="Calibri" w:hAnsi="Calibri"/>
-                <w:b w:val="0"/>
-                <w:color w:val="000000"/>
-                <w:sz w:val="15"/>
+                <w:sz w:val="17"/>
               </w:rPr>
               <w:t>11</w:t>
             </w:r>
@@ -1053,24 +892,11 @@
         <w:tc>
           <w:tcPr>
             <w:tcW w:type="dxa" w:w="851"/>
-            <w:tcMar>
-              <w:top w:w="80" w:type="dxa"/>
-              <w:bottom w:w="80" w:type="dxa"/>
-              <w:left w:w="60" w:type="dxa"/>
-              <w:right w:w="60" w:type="dxa"/>
-            </w:tcMar>
           </w:tcPr>
           <w:p>
-            <w:pPr>
-              <w:spacing w:before="40" w:after="40"/>
-              <w:jc w:val="center"/>
-            </w:pPr>
             <w:r>
               <w:rPr>
-                <w:rFonts w:ascii="Calibri" w:hAnsi="Calibri"/>
-                <w:b w:val="0"/>
-                <w:color w:val="000000"/>
-                <w:sz w:val="15"/>
+                <w:sz w:val="17"/>
               </w:rPr>
               <w:t>$71,500</w:t>
             </w:r>
@@ -1079,24 +905,11 @@
         <w:tc>
           <w:tcPr>
             <w:tcW w:type="dxa" w:w="851"/>
-            <w:tcMar>
-              <w:top w:w="80" w:type="dxa"/>
-              <w:bottom w:w="80" w:type="dxa"/>
-              <w:left w:w="60" w:type="dxa"/>
-              <w:right w:w="60" w:type="dxa"/>
-            </w:tcMar>
           </w:tcPr>
           <w:p>
-            <w:pPr>
-              <w:spacing w:before="40" w:after="40"/>
-              <w:jc w:val="center"/>
-            </w:pPr>
             <w:r>
               <w:rPr>
-                <w:rFonts w:ascii="Calibri" w:hAnsi="Calibri"/>
-                <w:b w:val="0"/>
-                <w:color w:val="000000"/>
-                <w:sz w:val="15"/>
+                <w:sz w:val="17"/>
               </w:rPr>
               <w:t>60.0s (+20s to +30s)</w:t>
             </w:r>
@@ -1107,106 +920,54 @@
         <w:tc>
           <w:tcPr>
             <w:tcW w:type="dxa" w:w="851"/>
-            <w:tcMar>
-              <w:top w:w="80" w:type="dxa"/>
-              <w:bottom w:w="80" w:type="dxa"/>
-              <w:left w:w="60" w:type="dxa"/>
-              <w:right w:w="60" w:type="dxa"/>
-            </w:tcMar>
-            <w:shd w:fill="FAFAFA"/>
+            <w:shd w:val="clear" w:color="auto" w:fill="F9FAFB"/>
           </w:tcPr>
           <w:p>
-            <w:pPr>
-              <w:spacing w:before="40" w:after="40"/>
-              <w:jc w:val="center"/>
-            </w:pPr>
             <w:r>
               <w:rPr>
-                <w:rFonts w:ascii="Calibri" w:hAnsi="Calibri"/>
-                <w:b w:val="0"/>
-                <w:color w:val="000000"/>
-                <w:sz w:val="15"/>
+                <w:sz w:val="17"/>
               </w:rPr>
-              <w:t>IMX927/IMX937 (105MP)</w:t>
+              <w:t>GMAX3265 (65.4MP)</w:t>
             </w:r>
           </w:p>
         </w:tc>
         <w:tc>
           <w:tcPr>
             <w:tcW w:type="dxa" w:w="851"/>
-            <w:tcMar>
-              <w:top w:w="80" w:type="dxa"/>
-              <w:bottom w:w="80" w:type="dxa"/>
-              <w:left w:w="60" w:type="dxa"/>
-              <w:right w:w="60" w:type="dxa"/>
-            </w:tcMar>
-            <w:shd w:fill="FAFAFA"/>
+            <w:shd w:val="clear" w:color="auto" w:fill="F9FAFB"/>
           </w:tcPr>
           <w:p>
-            <w:pPr>
-              <w:spacing w:before="40" w:after="40"/>
-              <w:jc w:val="center"/>
-            </w:pPr>
             <w:r>
               <w:rPr>
-                <w:rFonts w:ascii="Calibri" w:hAnsi="Calibri"/>
-                <w:b w:val="0"/>
-                <w:color w:val="000000"/>
-                <w:sz w:val="15"/>
+                <w:sz w:val="17"/>
               </w:rPr>
-              <w:t>387mm × 303mm</w:t>
+              <w:t>311mm × 233mm</w:t>
             </w:r>
           </w:p>
         </w:tc>
         <w:tc>
           <w:tcPr>
             <w:tcW w:type="dxa" w:w="851"/>
-            <w:tcMar>
-              <w:top w:w="80" w:type="dxa"/>
-              <w:bottom w:w="80" w:type="dxa"/>
-              <w:left w:w="60" w:type="dxa"/>
-              <w:right w:w="60" w:type="dxa"/>
-            </w:tcMar>
-            <w:shd w:fill="FAFAFA"/>
+            <w:shd w:val="clear" w:color="auto" w:fill="F9FAFB"/>
           </w:tcPr>
           <w:p>
-            <w:pPr>
-              <w:spacing w:before="40" w:after="40"/>
-              <w:jc w:val="center"/>
-            </w:pPr>
             <w:r>
               <w:rPr>
-                <w:rFonts w:ascii="Calibri" w:hAnsi="Calibri"/>
-                <w:b w:val="0"/>
-                <w:color w:val="000000"/>
-                <w:sz w:val="15"/>
+                <w:sz w:val="17"/>
               </w:rPr>
-              <w:t>387mm × 2363mm</w:t>
+              <w:t>311mm × 2176mm</w:t>
             </w:r>
           </w:p>
         </w:tc>
         <w:tc>
           <w:tcPr>
             <w:tcW w:type="dxa" w:w="851"/>
-            <w:tcMar>
-              <w:top w:w="80" w:type="dxa"/>
-              <w:bottom w:w="80" w:type="dxa"/>
-              <w:left w:w="60" w:type="dxa"/>
-              <w:right w:w="60" w:type="dxa"/>
-            </w:tcMar>
-            <w:shd w:fill="FAFAFA"/>
+            <w:shd w:val="clear" w:color="auto" w:fill="F9FAFB"/>
           </w:tcPr>
           <w:p>
-            <w:pPr>
-              <w:spacing w:before="40" w:after="40"/>
-              <w:jc w:val="center"/>
-            </w:pPr>
             <w:r>
               <w:rPr>
-                <w:rFonts w:ascii="Calibri" w:hAnsi="Calibri"/>
-                <w:b w:val="0"/>
-                <w:color w:val="000000"/>
-                <w:sz w:val="15"/>
+                <w:sz w:val="17"/>
               </w:rPr>
               <w:t>50 frames (70% overlap)</w:t>
             </w:r>
@@ -1215,25 +976,12 @@
         <w:tc>
           <w:tcPr>
             <w:tcW w:type="dxa" w:w="851"/>
-            <w:tcMar>
-              <w:top w:w="80" w:type="dxa"/>
-              <w:bottom w:w="80" w:type="dxa"/>
-              <w:left w:w="60" w:type="dxa"/>
-              <w:right w:w="60" w:type="dxa"/>
-            </w:tcMar>
-            <w:shd w:fill="FAFAFA"/>
+            <w:shd w:val="clear" w:color="auto" w:fill="F9FAFB"/>
           </w:tcPr>
           <w:p>
-            <w:pPr>
-              <w:spacing w:before="40" w:after="40"/>
-              <w:jc w:val="center"/>
-            </w:pPr>
             <w:r>
               <w:rPr>
-                <w:rFonts w:ascii="Calibri" w:hAnsi="Calibri"/>
-                <w:b w:val="0"/>
-                <w:color w:val="000000"/>
-                <w:sz w:val="15"/>
+                <w:sz w:val="17"/>
               </w:rPr>
               <w:t>1 step</w:t>
             </w:r>
@@ -1242,25 +990,12 @@
         <w:tc>
           <w:tcPr>
             <w:tcW w:type="dxa" w:w="851"/>
-            <w:tcMar>
-              <w:top w:w="80" w:type="dxa"/>
-              <w:bottom w:w="80" w:type="dxa"/>
-              <w:left w:w="60" w:type="dxa"/>
-              <w:right w:w="60" w:type="dxa"/>
-            </w:tcMar>
-            <w:shd w:fill="FAFAFA"/>
+            <w:shd w:val="clear" w:color="auto" w:fill="F9FAFB"/>
           </w:tcPr>
           <w:p>
-            <w:pPr>
-              <w:spacing w:before="40" w:after="40"/>
-              <w:jc w:val="center"/>
-            </w:pPr>
             <w:r>
               <w:rPr>
-                <w:rFonts w:ascii="Calibri" w:hAnsi="Calibri"/>
-                <w:b w:val="0"/>
-                <w:color w:val="000000"/>
-                <w:sz w:val="15"/>
+                <w:sz w:val="17"/>
               </w:rPr>
               <w:t>50 frames</w:t>
             </w:r>
@@ -1269,133 +1004,68 @@
         <w:tc>
           <w:tcPr>
             <w:tcW w:type="dxa" w:w="851"/>
-            <w:tcMar>
-              <w:top w:w="80" w:type="dxa"/>
-              <w:bottom w:w="80" w:type="dxa"/>
-              <w:left w:w="60" w:type="dxa"/>
-              <w:right w:w="60" w:type="dxa"/>
-            </w:tcMar>
-            <w:shd w:fill="FAFAFA"/>
+            <w:shd w:val="clear" w:color="auto" w:fill="F9FAFB"/>
           </w:tcPr>
           <w:p>
-            <w:pPr>
-              <w:spacing w:before="40" w:after="40"/>
-              <w:jc w:val="center"/>
-            </w:pPr>
             <w:r>
               <w:rPr>
-                <w:rFonts w:ascii="Calibri" w:hAnsi="Calibri"/>
-                <w:b w:val="0"/>
-                <w:color w:val="000000"/>
-                <w:sz w:val="15"/>
+                <w:sz w:val="17"/>
               </w:rPr>
-              <w:t>400 images (50×8)</w:t>
+              <w:t>550 images (50×11)</w:t>
             </w:r>
           </w:p>
         </w:tc>
         <w:tc>
           <w:tcPr>
             <w:tcW w:type="dxa" w:w="851"/>
-            <w:tcMar>
-              <w:top w:w="80" w:type="dxa"/>
-              <w:bottom w:w="80" w:type="dxa"/>
-              <w:left w:w="60" w:type="dxa"/>
-              <w:right w:w="60" w:type="dxa"/>
-            </w:tcMar>
-            <w:shd w:fill="FAFAFA"/>
+            <w:shd w:val="clear" w:color="auto" w:fill="F9FAFB"/>
           </w:tcPr>
           <w:p>
-            <w:pPr>
-              <w:spacing w:before="40" w:after="40"/>
-              <w:jc w:val="center"/>
-            </w:pPr>
             <w:r>
               <w:rPr>
-                <w:rFonts w:ascii="Calibri" w:hAnsi="Calibri"/>
-                <w:b w:val="0"/>
-                <w:color w:val="000000"/>
-                <w:sz w:val="15"/>
+                <w:sz w:val="17"/>
               </w:rPr>
-              <w:t>98.0 mm</w:t>
+              <w:t>82.8 mm</w:t>
             </w:r>
           </w:p>
         </w:tc>
         <w:tc>
           <w:tcPr>
             <w:tcW w:type="dxa" w:w="851"/>
-            <w:tcMar>
-              <w:top w:w="80" w:type="dxa"/>
-              <w:bottom w:w="80" w:type="dxa"/>
-              <w:left w:w="60" w:type="dxa"/>
-              <w:right w:w="60" w:type="dxa"/>
-            </w:tcMar>
-            <w:shd w:fill="FAFAFA"/>
+            <w:shd w:val="clear" w:color="auto" w:fill="F9FAFB"/>
           </w:tcPr>
           <w:p>
-            <w:pPr>
-              <w:spacing w:before="40" w:after="40"/>
-              <w:jc w:val="center"/>
-            </w:pPr>
             <w:r>
               <w:rPr>
-                <w:rFonts w:ascii="Calibri" w:hAnsi="Calibri"/>
-                <w:b w:val="0"/>
-                <w:color w:val="000000"/>
-                <w:sz w:val="15"/>
+                <w:sz w:val="17"/>
               </w:rPr>
-              <w:t>8</w:t>
+              <w:t>11</w:t>
             </w:r>
           </w:p>
         </w:tc>
         <w:tc>
           <w:tcPr>
             <w:tcW w:type="dxa" w:w="851"/>
-            <w:tcMar>
-              <w:top w:w="80" w:type="dxa"/>
-              <w:bottom w:w="80" w:type="dxa"/>
-              <w:left w:w="60" w:type="dxa"/>
-              <w:right w:w="60" w:type="dxa"/>
-            </w:tcMar>
-            <w:shd w:fill="FAFAFA"/>
+            <w:shd w:val="clear" w:color="auto" w:fill="F9FAFB"/>
           </w:tcPr>
           <w:p>
-            <w:pPr>
-              <w:spacing w:before="40" w:after="40"/>
-              <w:jc w:val="center"/>
-            </w:pPr>
             <w:r>
               <w:rPr>
-                <w:rFonts w:ascii="Calibri" w:hAnsi="Calibri"/>
-                <w:b w:val="0"/>
-                <w:color w:val="000000"/>
-                <w:sz w:val="15"/>
+                <w:sz w:val="17"/>
               </w:rPr>
-              <w:t>$68,000</w:t>
+              <w:t>$71,500</w:t>
             </w:r>
           </w:p>
         </w:tc>
         <w:tc>
           <w:tcPr>
             <w:tcW w:type="dxa" w:w="851"/>
-            <w:tcMar>
-              <w:top w:w="80" w:type="dxa"/>
-              <w:bottom w:w="80" w:type="dxa"/>
-              <w:left w:w="60" w:type="dxa"/>
-              <w:right w:w="60" w:type="dxa"/>
-            </w:tcMar>
-            <w:shd w:fill="FAFAFA"/>
+            <w:shd w:val="clear" w:color="auto" w:fill="F9FAFB"/>
           </w:tcPr>
           <w:p>
-            <w:pPr>
-              <w:spacing w:before="40" w:after="40"/>
-              <w:jc w:val="center"/>
-            </w:pPr>
             <w:r>
               <w:rPr>
-                <w:rFonts w:ascii="Calibri" w:hAnsi="Calibri"/>
-                <w:b w:val="0"/>
-                <w:color w:val="000000"/>
-                <w:sz w:val="15"/>
+                <w:sz w:val="17"/>
               </w:rPr>
               <w:t>60.0s (+20s to +30s)</w:t>
             </w:r>
@@ -1406,50 +1076,171 @@
         <w:tc>
           <w:tcPr>
             <w:tcW w:type="dxa" w:w="851"/>
-            <w:tcMar>
-              <w:top w:w="80" w:type="dxa"/>
-              <w:bottom w:w="80" w:type="dxa"/>
-              <w:left w:w="60" w:type="dxa"/>
-              <w:right w:w="60" w:type="dxa"/>
-            </w:tcMar>
           </w:tcPr>
           <w:p>
-            <w:pPr>
-              <w:spacing w:before="40" w:after="40"/>
-              <w:jc w:val="center"/>
-            </w:pPr>
             <w:r>
               <w:rPr>
-                <w:rFonts w:ascii="Calibri" w:hAnsi="Calibri"/>
-                <w:b w:val="0"/>
-                <w:color w:val="000000"/>
-                <w:sz w:val="15"/>
+                <w:sz w:val="17"/>
               </w:rPr>
-              <w:t>Sony IMX661 (127MP)</w:t>
+              <w:t>IMX927/IMX937 (105MP)</w:t>
             </w:r>
           </w:p>
         </w:tc>
         <w:tc>
           <w:tcPr>
             <w:tcW w:type="dxa" w:w="851"/>
-            <w:tcMar>
-              <w:top w:w="80" w:type="dxa"/>
-              <w:bottom w:w="80" w:type="dxa"/>
-              <w:left w:w="60" w:type="dxa"/>
-              <w:right w:w="60" w:type="dxa"/>
-            </w:tcMar>
           </w:tcPr>
           <w:p>
-            <w:pPr>
-              <w:spacing w:before="40" w:after="40"/>
-              <w:jc w:val="center"/>
-            </w:pPr>
             <w:r>
               <w:rPr>
-                <w:rFonts w:ascii="Calibri" w:hAnsi="Calibri"/>
-                <w:b w:val="0"/>
-                <w:color w:val="000000"/>
-                <w:sz w:val="15"/>
+                <w:sz w:val="17"/>
+              </w:rPr>
+              <w:t>341mm × 341mm</w:t>
+            </w:r>
+          </w:p>
+        </w:tc>
+        <w:tc>
+          <w:tcPr>
+            <w:tcW w:type="dxa" w:w="851"/>
+          </w:tcPr>
+          <w:p>
+            <w:r>
+              <w:rPr>
+                <w:sz w:val="17"/>
+              </w:rPr>
+              <w:t>341mm × 2028mm</w:t>
+            </w:r>
+          </w:p>
+        </w:tc>
+        <w:tc>
+          <w:tcPr>
+            <w:tcW w:type="dxa" w:w="851"/>
+          </w:tcPr>
+          <w:p>
+            <w:r>
+              <w:rPr>
+                <w:sz w:val="17"/>
+              </w:rPr>
+              <w:t>50 frames (70% overlap)</w:t>
+            </w:r>
+          </w:p>
+        </w:tc>
+        <w:tc>
+          <w:tcPr>
+            <w:tcW w:type="dxa" w:w="851"/>
+          </w:tcPr>
+          <w:p>
+            <w:r>
+              <w:rPr>
+                <w:sz w:val="17"/>
+              </w:rPr>
+              <w:t>1 step</w:t>
+            </w:r>
+          </w:p>
+        </w:tc>
+        <w:tc>
+          <w:tcPr>
+            <w:tcW w:type="dxa" w:w="851"/>
+          </w:tcPr>
+          <w:p>
+            <w:r>
+              <w:rPr>
+                <w:sz w:val="17"/>
+              </w:rPr>
+              <w:t>50 frames</w:t>
+            </w:r>
+          </w:p>
+        </w:tc>
+        <w:tc>
+          <w:tcPr>
+            <w:tcW w:type="dxa" w:w="851"/>
+          </w:tcPr>
+          <w:p>
+            <w:r>
+              <w:rPr>
+                <w:sz w:val="17"/>
+              </w:rPr>
+              <w:t>350 images (50×7)</w:t>
+            </w:r>
+          </w:p>
+        </w:tc>
+        <w:tc>
+          <w:tcPr>
+            <w:tcW w:type="dxa" w:w="851"/>
+          </w:tcPr>
+          <w:p>
+            <w:r>
+              <w:rPr>
+                <w:sz w:val="17"/>
+              </w:rPr>
+              <w:t>98.0 mm</w:t>
+            </w:r>
+          </w:p>
+        </w:tc>
+        <w:tc>
+          <w:tcPr>
+            <w:tcW w:type="dxa" w:w="851"/>
+          </w:tcPr>
+          <w:p>
+            <w:r>
+              <w:rPr>
+                <w:sz w:val="17"/>
+              </w:rPr>
+              <w:t>7</w:t>
+            </w:r>
+          </w:p>
+        </w:tc>
+        <w:tc>
+          <w:tcPr>
+            <w:tcW w:type="dxa" w:w="851"/>
+          </w:tcPr>
+          <w:p>
+            <w:r>
+              <w:rPr>
+                <w:sz w:val="17"/>
+              </w:rPr>
+              <w:t>$59,500</w:t>
+            </w:r>
+          </w:p>
+        </w:tc>
+        <w:tc>
+          <w:tcPr>
+            <w:tcW w:type="dxa" w:w="851"/>
+          </w:tcPr>
+          <w:p>
+            <w:r>
+              <w:rPr>
+                <w:sz w:val="17"/>
+              </w:rPr>
+              <w:t>60.0s (+20s to +30s)</w:t>
+            </w:r>
+          </w:p>
+        </w:tc>
+      </w:tr>
+      <w:tr>
+        <w:tc>
+          <w:tcPr>
+            <w:tcW w:type="dxa" w:w="851"/>
+            <w:shd w:val="clear" w:color="auto" w:fill="F9FAFB"/>
+          </w:tcPr>
+          <w:p>
+            <w:r>
+              <w:rPr>
+                <w:sz w:val="17"/>
+              </w:rPr>
+              <w:t>Sony IMX661 (127.7MP)</w:t>
+            </w:r>
+          </w:p>
+        </w:tc>
+        <w:tc>
+          <w:tcPr>
+            <w:tcW w:type="dxa" w:w="851"/>
+            <w:shd w:val="clear" w:color="auto" w:fill="F9FAFB"/>
+          </w:tcPr>
+          <w:p>
+            <w:r>
+              <w:rPr>
+                <w:sz w:val="17"/>
               </w:rPr>
               <w:t>445mm × 317mm</w:t>
             </w:r>
@@ -1458,50 +1249,26 @@
         <w:tc>
           <w:tcPr>
             <w:tcW w:type="dxa" w:w="851"/>
-            <w:tcMar>
-              <w:top w:w="80" w:type="dxa"/>
-              <w:bottom w:w="80" w:type="dxa"/>
-              <w:left w:w="60" w:type="dxa"/>
-              <w:right w:w="60" w:type="dxa"/>
-            </w:tcMar>
+            <w:shd w:val="clear" w:color="auto" w:fill="F9FAFB"/>
           </w:tcPr>
           <w:p>
-            <w:pPr>
-              <w:spacing w:before="40" w:after="40"/>
-              <w:jc w:val="center"/>
-            </w:pPr>
             <w:r>
               <w:rPr>
-                <w:rFonts w:ascii="Calibri" w:hAnsi="Calibri"/>
-                <w:b w:val="0"/>
-                <w:color w:val="000000"/>
-                <w:sz w:val="15"/>
+                <w:sz w:val="17"/>
               </w:rPr>
-              <w:t>445mm × 2190mm</w:t>
+              <w:t>445mm × 2159mm</w:t>
             </w:r>
           </w:p>
         </w:tc>
         <w:tc>
           <w:tcPr>
             <w:tcW w:type="dxa" w:w="851"/>
-            <w:tcMar>
-              <w:top w:w="80" w:type="dxa"/>
-              <w:bottom w:w="80" w:type="dxa"/>
-              <w:left w:w="60" w:type="dxa"/>
-              <w:right w:w="60" w:type="dxa"/>
-            </w:tcMar>
+            <w:shd w:val="clear" w:color="auto" w:fill="F9FAFB"/>
           </w:tcPr>
           <w:p>
-            <w:pPr>
-              <w:spacing w:before="40" w:after="40"/>
-              <w:jc w:val="center"/>
-            </w:pPr>
             <w:r>
               <w:rPr>
-                <w:rFonts w:ascii="Calibri" w:hAnsi="Calibri"/>
-                <w:b w:val="0"/>
-                <w:color w:val="000000"/>
-                <w:sz w:val="15"/>
+                <w:sz w:val="17"/>
               </w:rPr>
               <w:t>50 frames (70% overlap)</w:t>
             </w:r>
@@ -1510,24 +1277,12 @@
         <w:tc>
           <w:tcPr>
             <w:tcW w:type="dxa" w:w="851"/>
-            <w:tcMar>
-              <w:top w:w="80" w:type="dxa"/>
-              <w:bottom w:w="80" w:type="dxa"/>
-              <w:left w:w="60" w:type="dxa"/>
-              <w:right w:w="60" w:type="dxa"/>
-            </w:tcMar>
+            <w:shd w:val="clear" w:color="auto" w:fill="F9FAFB"/>
           </w:tcPr>
           <w:p>
-            <w:pPr>
-              <w:spacing w:before="40" w:after="40"/>
-              <w:jc w:val="center"/>
-            </w:pPr>
             <w:r>
               <w:rPr>
-                <w:rFonts w:ascii="Calibri" w:hAnsi="Calibri"/>
-                <w:b w:val="0"/>
-                <w:color w:val="000000"/>
-                <w:sz w:val="15"/>
+                <w:sz w:val="17"/>
               </w:rPr>
               <w:t>1 step</w:t>
             </w:r>
@@ -1536,24 +1291,12 @@
         <w:tc>
           <w:tcPr>
             <w:tcW w:type="dxa" w:w="851"/>
-            <w:tcMar>
-              <w:top w:w="80" w:type="dxa"/>
-              <w:bottom w:w="80" w:type="dxa"/>
-              <w:left w:w="60" w:type="dxa"/>
-              <w:right w:w="60" w:type="dxa"/>
-            </w:tcMar>
+            <w:shd w:val="clear" w:color="auto" w:fill="F9FAFB"/>
           </w:tcPr>
           <w:p>
-            <w:pPr>
-              <w:spacing w:before="40" w:after="40"/>
-              <w:jc w:val="center"/>
-            </w:pPr>
             <w:r>
               <w:rPr>
-                <w:rFonts w:ascii="Calibri" w:hAnsi="Calibri"/>
-                <w:b w:val="0"/>
-                <w:color w:val="000000"/>
-                <w:sz w:val="15"/>
+                <w:sz w:val="17"/>
               </w:rPr>
               <w:t>50 frames</w:t>
             </w:r>
@@ -1562,24 +1305,12 @@
         <w:tc>
           <w:tcPr>
             <w:tcW w:type="dxa" w:w="851"/>
-            <w:tcMar>
-              <w:top w:w="80" w:type="dxa"/>
-              <w:bottom w:w="80" w:type="dxa"/>
-              <w:left w:w="60" w:type="dxa"/>
-              <w:right w:w="60" w:type="dxa"/>
-            </w:tcMar>
+            <w:shd w:val="clear" w:color="auto" w:fill="F9FAFB"/>
           </w:tcPr>
           <w:p>
-            <w:pPr>
-              <w:spacing w:before="40" w:after="40"/>
-              <w:jc w:val="center"/>
-            </w:pPr>
             <w:r>
               <w:rPr>
-                <w:rFonts w:ascii="Calibri" w:hAnsi="Calibri"/>
-                <w:b w:val="0"/>
-                <w:color w:val="000000"/>
-                <w:sz w:val="15"/>
+                <w:sz w:val="17"/>
               </w:rPr>
               <w:t>400 images (50×8)</w:t>
             </w:r>
@@ -1588,24 +1319,12 @@
         <w:tc>
           <w:tcPr>
             <w:tcW w:type="dxa" w:w="851"/>
-            <w:tcMar>
-              <w:top w:w="80" w:type="dxa"/>
-              <w:bottom w:w="80" w:type="dxa"/>
-              <w:left w:w="60" w:type="dxa"/>
-              <w:right w:w="60" w:type="dxa"/>
-            </w:tcMar>
+            <w:shd w:val="clear" w:color="auto" w:fill="F9FAFB"/>
           </w:tcPr>
           <w:p>
-            <w:pPr>
-              <w:spacing w:before="40" w:after="40"/>
-              <w:jc w:val="center"/>
-            </w:pPr>
             <w:r>
               <w:rPr>
-                <w:rFonts w:ascii="Calibri" w:hAnsi="Calibri"/>
-                <w:b w:val="0"/>
-                <w:color w:val="000000"/>
-                <w:sz w:val="15"/>
+                <w:sz w:val="17"/>
               </w:rPr>
               <w:t>41.1 mm</w:t>
             </w:r>
@@ -1614,24 +1333,12 @@
         <w:tc>
           <w:tcPr>
             <w:tcW w:type="dxa" w:w="851"/>
-            <w:tcMar>
-              <w:top w:w="80" w:type="dxa"/>
-              <w:bottom w:w="80" w:type="dxa"/>
-              <w:left w:w="60" w:type="dxa"/>
-              <w:right w:w="60" w:type="dxa"/>
-            </w:tcMar>
+            <w:shd w:val="clear" w:color="auto" w:fill="F9FAFB"/>
           </w:tcPr>
           <w:p>
-            <w:pPr>
-              <w:spacing w:before="40" w:after="40"/>
-              <w:jc w:val="center"/>
-            </w:pPr>
             <w:r>
               <w:rPr>
-                <w:rFonts w:ascii="Calibri" w:hAnsi="Calibri"/>
-                <w:b w:val="0"/>
-                <w:color w:val="000000"/>
-                <w:sz w:val="15"/>
+                <w:sz w:val="17"/>
               </w:rPr>
               <w:t>8</w:t>
             </w:r>
@@ -1640,24 +1347,12 @@
         <w:tc>
           <w:tcPr>
             <w:tcW w:type="dxa" w:w="851"/>
-            <w:tcMar>
-              <w:top w:w="80" w:type="dxa"/>
-              <w:bottom w:w="80" w:type="dxa"/>
-              <w:left w:w="60" w:type="dxa"/>
-              <w:right w:w="60" w:type="dxa"/>
-            </w:tcMar>
+            <w:shd w:val="clear" w:color="auto" w:fill="F9FAFB"/>
           </w:tcPr>
           <w:p>
-            <w:pPr>
-              <w:spacing w:before="40" w:after="40"/>
-              <w:jc w:val="center"/>
-            </w:pPr>
             <w:r>
               <w:rPr>
-                <w:rFonts w:ascii="Calibri" w:hAnsi="Calibri"/>
-                <w:b w:val="0"/>
-                <w:color w:val="000000"/>
-                <w:sz w:val="15"/>
+                <w:sz w:val="17"/>
               </w:rPr>
               <w:t>$96,000</w:t>
             </w:r>
@@ -1666,24 +1361,157 @@
         <w:tc>
           <w:tcPr>
             <w:tcW w:type="dxa" w:w="851"/>
-            <w:tcMar>
-              <w:top w:w="80" w:type="dxa"/>
-              <w:bottom w:w="80" w:type="dxa"/>
-              <w:left w:w="60" w:type="dxa"/>
-              <w:right w:w="60" w:type="dxa"/>
-            </w:tcMar>
+            <w:shd w:val="clear" w:color="auto" w:fill="F9FAFB"/>
           </w:tcPr>
           <w:p>
-            <w:pPr>
-              <w:spacing w:before="40" w:after="40"/>
-              <w:jc w:val="center"/>
-            </w:pPr>
             <w:r>
               <w:rPr>
-                <w:rFonts w:ascii="Calibri" w:hAnsi="Calibri"/>
-                <w:b w:val="0"/>
-                <w:color w:val="000000"/>
-                <w:sz w:val="15"/>
+                <w:sz w:val="17"/>
+              </w:rPr>
+              <w:t>60.0s (+20s to +30s)</w:t>
+            </w:r>
+          </w:p>
+        </w:tc>
+      </w:tr>
+      <w:tr>
+        <w:tc>
+          <w:tcPr>
+            <w:tcW w:type="dxa" w:w="851"/>
+          </w:tcPr>
+          <w:p>
+            <w:r>
+              <w:rPr>
+                <w:sz w:val="17"/>
+              </w:rPr>
+              <w:t>Sony IMX411 (151MP)</w:t>
+            </w:r>
+          </w:p>
+        </w:tc>
+        <w:tc>
+          <w:tcPr>
+            <w:tcW w:type="dxa" w:w="851"/>
+          </w:tcPr>
+          <w:p>
+            <w:r>
+              <w:rPr>
+                <w:sz w:val="17"/>
+              </w:rPr>
+              <w:t>473mm × 354mm</w:t>
+            </w:r>
+          </w:p>
+        </w:tc>
+        <w:tc>
+          <w:tcPr>
+            <w:tcW w:type="dxa" w:w="851"/>
+          </w:tcPr>
+          <w:p>
+            <w:r>
+              <w:rPr>
+                <w:sz w:val="17"/>
+              </w:rPr>
+              <w:t>473mm × 2106mm</w:t>
+            </w:r>
+          </w:p>
+        </w:tc>
+        <w:tc>
+          <w:tcPr>
+            <w:tcW w:type="dxa" w:w="851"/>
+          </w:tcPr>
+          <w:p>
+            <w:r>
+              <w:rPr>
+                <w:sz w:val="17"/>
+              </w:rPr>
+              <w:t>50 frames (70% overlap)</w:t>
+            </w:r>
+          </w:p>
+        </w:tc>
+        <w:tc>
+          <w:tcPr>
+            <w:tcW w:type="dxa" w:w="851"/>
+          </w:tcPr>
+          <w:p>
+            <w:r>
+              <w:rPr>
+                <w:sz w:val="17"/>
+              </w:rPr>
+              <w:t>1 step</w:t>
+            </w:r>
+          </w:p>
+        </w:tc>
+        <w:tc>
+          <w:tcPr>
+            <w:tcW w:type="dxa" w:w="851"/>
+          </w:tcPr>
+          <w:p>
+            <w:r>
+              <w:rPr>
+                <w:sz w:val="17"/>
+              </w:rPr>
+              <w:t>50 frames</w:t>
+            </w:r>
+          </w:p>
+        </w:tc>
+        <w:tc>
+          <w:tcPr>
+            <w:tcW w:type="dxa" w:w="851"/>
+          </w:tcPr>
+          <w:p>
+            <w:r>
+              <w:rPr>
+                <w:sz w:val="17"/>
+              </w:rPr>
+              <w:t>350 images (50×7)</w:t>
+            </w:r>
+          </w:p>
+        </w:tc>
+        <w:tc>
+          <w:tcPr>
+            <w:tcW w:type="dxa" w:w="851"/>
+          </w:tcPr>
+          <w:p>
+            <w:r>
+              <w:rPr>
+                <w:sz w:val="17"/>
+              </w:rPr>
+              <w:t>31.4 mm</w:t>
+            </w:r>
+          </w:p>
+        </w:tc>
+        <w:tc>
+          <w:tcPr>
+            <w:tcW w:type="dxa" w:w="851"/>
+          </w:tcPr>
+          <w:p>
+            <w:r>
+              <w:rPr>
+                <w:sz w:val="17"/>
+              </w:rPr>
+              <w:t>7</w:t>
+            </w:r>
+          </w:p>
+        </w:tc>
+        <w:tc>
+          <w:tcPr>
+            <w:tcW w:type="dxa" w:w="851"/>
+          </w:tcPr>
+          <w:p>
+            <w:r>
+              <w:rPr>
+                <w:sz w:val="17"/>
+              </w:rPr>
+              <w:t>$105,000</w:t>
+            </w:r>
+          </w:p>
+        </w:tc>
+        <w:tc>
+          <w:tcPr>
+            <w:tcW w:type="dxa" w:w="851"/>
+          </w:tcPr>
+          <w:p>
+            <w:r>
+              <w:rPr>
+                <w:sz w:val="17"/>
               </w:rPr>
               <w:t>60.0s (+20s to +30s)</w:t>
             </w:r>
@@ -1897,18 +1725,14 @@
               <w:left w:w="80" w:type="dxa"/>
               <w:right w:w="80" w:type="dxa"/>
             </w:tcMar>
+            <w:shd w:val="clear" w:color="auto" w:fill="1F2937"/>
           </w:tcPr>
           <w:p>
-            <w:pPr>
-              <w:spacing w:before="40" w:after="40"/>
-              <w:jc w:val="center"/>
-            </w:pPr>
             <w:r>
               <w:rPr>
-                <w:rFonts w:ascii="Calibri" w:hAnsi="Calibri"/>
                 <w:b/>
-                <w:color w:val="000000"/>
-                <w:sz w:val="17"/>
+                <w:color w:val="FFFFFF"/>
+                <w:sz w:val="18"/>
               </w:rPr>
               <w:t>Sensor Profile</w:t>
             </w:r>
@@ -1924,18 +1748,14 @@
               <w:left w:w="80" w:type="dxa"/>
               <w:right w:w="80" w:type="dxa"/>
             </w:tcMar>
+            <w:shd w:val="clear" w:color="auto" w:fill="1F2937"/>
           </w:tcPr>
           <w:p>
-            <w:pPr>
-              <w:spacing w:before="40" w:after="40"/>
-              <w:jc w:val="center"/>
-            </w:pPr>
             <w:r>
               <w:rPr>
-                <w:rFonts w:ascii="Calibri" w:hAnsi="Calibri"/>
                 <w:b/>
-                <w:color w:val="000000"/>
-                <w:sz w:val="17"/>
+                <w:color w:val="FFFFFF"/>
+                <w:sz w:val="18"/>
               </w:rPr>
               <w:t>FOV (W×H)</w:t>
             </w:r>
@@ -1951,18 +1771,14 @@
               <w:left w:w="80" w:type="dxa"/>
               <w:right w:w="80" w:type="dxa"/>
             </w:tcMar>
+            <w:shd w:val="clear" w:color="auto" w:fill="1F2937"/>
           </w:tcPr>
           <w:p>
-            <w:pPr>
-              <w:spacing w:before="40" w:after="40"/>
-              <w:jc w:val="center"/>
-            </w:pPr>
             <w:r>
               <w:rPr>
-                <w:rFonts w:ascii="Calibri" w:hAnsi="Calibri"/>
                 <w:b/>
-                <w:color w:val="000000"/>
-                <w:sz w:val="17"/>
+                <w:color w:val="FFFFFF"/>
+                <w:sz w:val="18"/>
               </w:rPr>
               <w:t>Total Array FOV</w:t>
             </w:r>
@@ -1978,18 +1794,14 @@
               <w:left w:w="80" w:type="dxa"/>
               <w:right w:w="80" w:type="dxa"/>
             </w:tcMar>
+            <w:shd w:val="clear" w:color="auto" w:fill="1F2937"/>
           </w:tcPr>
           <w:p>
-            <w:pPr>
-              <w:spacing w:before="40" w:after="40"/>
-              <w:jc w:val="center"/>
-            </w:pPr>
             <w:r>
               <w:rPr>
-                <w:rFonts w:ascii="Calibri" w:hAnsi="Calibri"/>
                 <w:b/>
-                <w:color w:val="000000"/>
-                <w:sz w:val="17"/>
+                <w:color w:val="FFFFFF"/>
+                <w:sz w:val="18"/>
               </w:rPr>
               <w:t>Horiz Steps</w:t>
             </w:r>
@@ -2005,18 +1817,14 @@
               <w:left w:w="80" w:type="dxa"/>
               <w:right w:w="80" w:type="dxa"/>
             </w:tcMar>
+            <w:shd w:val="clear" w:color="auto" w:fill="1F2937"/>
           </w:tcPr>
           <w:p>
-            <w:pPr>
-              <w:spacing w:before="40" w:after="40"/>
-              <w:jc w:val="center"/>
-            </w:pPr>
             <w:r>
               <w:rPr>
-                <w:rFonts w:ascii="Calibri" w:hAnsi="Calibri"/>
                 <w:b/>
-                <w:color w:val="000000"/>
-                <w:sz w:val="17"/>
+                <w:color w:val="FFFFFF"/>
+                <w:sz w:val="18"/>
               </w:rPr>
               <w:t>Vert Steps</w:t>
             </w:r>
@@ -2032,18 +1840,14 @@
               <w:left w:w="80" w:type="dxa"/>
               <w:right w:w="80" w:type="dxa"/>
             </w:tcMar>
+            <w:shd w:val="clear" w:color="auto" w:fill="1F2937"/>
           </w:tcPr>
           <w:p>
-            <w:pPr>
-              <w:spacing w:before="40" w:after="40"/>
-              <w:jc w:val="center"/>
-            </w:pPr>
             <w:r>
               <w:rPr>
-                <w:rFonts w:ascii="Calibri" w:hAnsi="Calibri"/>
                 <w:b/>
-                <w:color w:val="000000"/>
-                <w:sz w:val="17"/>
+                <w:color w:val="FFFFFF"/>
+                <w:sz w:val="18"/>
               </w:rPr>
               <w:t>Combined Steps</w:t>
             </w:r>
@@ -2059,18 +1863,14 @@
               <w:left w:w="80" w:type="dxa"/>
               <w:right w:w="80" w:type="dxa"/>
             </w:tcMar>
+            <w:shd w:val="clear" w:color="auto" w:fill="1F2937"/>
           </w:tcPr>
           <w:p>
-            <w:pPr>
-              <w:spacing w:before="40" w:after="40"/>
-              <w:jc w:val="center"/>
-            </w:pPr>
             <w:r>
               <w:rPr>
-                <w:rFonts w:ascii="Calibri" w:hAnsi="Calibri"/>
                 <w:b/>
-                <w:color w:val="000000"/>
-                <w:sz w:val="17"/>
+                <w:color w:val="FFFFFF"/>
+                <w:sz w:val="18"/>
               </w:rPr>
               <w:t>DoF (CoC=25µm)</w:t>
             </w:r>
@@ -2086,18 +1886,14 @@
               <w:left w:w="80" w:type="dxa"/>
               <w:right w:w="80" w:type="dxa"/>
             </w:tcMar>
+            <w:shd w:val="clear" w:color="auto" w:fill="1F2937"/>
           </w:tcPr>
           <w:p>
-            <w:pPr>
-              <w:spacing w:before="40" w:after="40"/>
-              <w:jc w:val="center"/>
-            </w:pPr>
             <w:r>
               <w:rPr>
-                <w:rFonts w:ascii="Calibri" w:hAnsi="Calibri"/>
                 <w:b/>
-                <w:color w:val="000000"/>
-                <w:sz w:val="17"/>
+                <w:color w:val="FFFFFF"/>
+                <w:sz w:val="18"/>
               </w:rPr>
               <w:t>Cams Needed</w:t>
             </w:r>
@@ -2113,18 +1909,14 @@
               <w:left w:w="80" w:type="dxa"/>
               <w:right w:w="80" w:type="dxa"/>
             </w:tcMar>
+            <w:shd w:val="clear" w:color="auto" w:fill="1F2937"/>
           </w:tcPr>
           <w:p>
-            <w:pPr>
-              <w:spacing w:before="40" w:after="40"/>
-              <w:jc w:val="center"/>
-            </w:pPr>
             <w:r>
               <w:rPr>
-                <w:rFonts w:ascii="Calibri" w:hAnsi="Calibri"/>
                 <w:b/>
-                <w:color w:val="000000"/>
-                <w:sz w:val="17"/>
+                <w:color w:val="FFFFFF"/>
+                <w:sz w:val="18"/>
               </w:rPr>
               <w:t>Total Cost</w:t>
             </w:r>
@@ -2140,18 +1932,14 @@
               <w:left w:w="80" w:type="dxa"/>
               <w:right w:w="80" w:type="dxa"/>
             </w:tcMar>
+            <w:shd w:val="clear" w:color="auto" w:fill="1F2937"/>
           </w:tcPr>
           <w:p>
-            <w:pPr>
-              <w:spacing w:before="40" w:after="40"/>
-              <w:jc w:val="center"/>
-            </w:pPr>
             <w:r>
               <w:rPr>
-                <w:rFonts w:ascii="Calibri" w:hAnsi="Calibri"/>
                 <w:b/>
-                <w:color w:val="000000"/>
-                <w:sz w:val="17"/>
+                <w:color w:val="FFFFFF"/>
+                <w:sz w:val="18"/>
               </w:rPr>
               <w:t>Scan Time</w:t>
             </w:r>
@@ -2162,102 +1950,50 @@
         <w:tc>
           <w:tcPr>
             <w:tcW w:type="dxa" w:w="936"/>
-            <w:tcMar>
-              <w:top w:w="80" w:type="dxa"/>
-              <w:bottom w:w="80" w:type="dxa"/>
-              <w:left w:w="80" w:type="dxa"/>
-              <w:right w:w="80" w:type="dxa"/>
-            </w:tcMar>
           </w:tcPr>
           <w:p>
-            <w:pPr>
-              <w:spacing w:before="40" w:after="40"/>
-              <w:jc w:val="center"/>
-            </w:pPr>
             <w:r>
               <w:rPr>
-                <w:rFonts w:ascii="Calibri" w:hAnsi="Calibri"/>
-                <w:b w:val="0"/>
-                <w:color w:val="000000"/>
-                <w:sz w:val="16"/>
+                <w:sz w:val="17"/>
               </w:rPr>
-              <w:t>GMAX3265 (65MP)</w:t>
+              <w:t>Sony IMX455 (61MP)</w:t>
             </w:r>
           </w:p>
         </w:tc>
         <w:tc>
           <w:tcPr>
             <w:tcW w:type="dxa" w:w="936"/>
-            <w:tcMar>
-              <w:top w:w="80" w:type="dxa"/>
-              <w:bottom w:w="80" w:type="dxa"/>
-              <w:left w:w="80" w:type="dxa"/>
-              <w:right w:w="80" w:type="dxa"/>
-            </w:tcMar>
           </w:tcPr>
           <w:p>
-            <w:pPr>
-              <w:spacing w:before="40" w:after="40"/>
-              <w:jc w:val="center"/>
-            </w:pPr>
             <w:r>
               <w:rPr>
-                <w:rFonts w:ascii="Calibri" w:hAnsi="Calibri"/>
-                <w:b w:val="0"/>
-                <w:color w:val="000000"/>
-                <w:sz w:val="16"/>
+                <w:sz w:val="17"/>
               </w:rPr>
-              <w:t>327mm × 216mm</w:t>
+              <w:t>319mm × 213mm</w:t>
             </w:r>
           </w:p>
         </w:tc>
         <w:tc>
           <w:tcPr>
             <w:tcW w:type="dxa" w:w="936"/>
-            <w:tcMar>
-              <w:top w:w="80" w:type="dxa"/>
-              <w:bottom w:w="80" w:type="dxa"/>
-              <w:left w:w="80" w:type="dxa"/>
-              <w:right w:w="80" w:type="dxa"/>
-            </w:tcMar>
           </w:tcPr>
           <w:p>
-            <w:pPr>
-              <w:spacing w:before="40" w:after="40"/>
-              <w:jc w:val="center"/>
-            </w:pPr>
             <w:r>
               <w:rPr>
-                <w:rFonts w:ascii="Calibri" w:hAnsi="Calibri"/>
-                <w:b w:val="0"/>
-                <w:color w:val="000000"/>
-                <w:sz w:val="16"/>
+                <w:sz w:val="17"/>
               </w:rPr>
-              <w:t>883mm × 2052mm</w:t>
+              <w:t>861mm × 1990mm</w:t>
             </w:r>
           </w:p>
         </w:tc>
         <w:tc>
           <w:tcPr>
             <w:tcW w:type="dxa" w:w="936"/>
-            <w:tcMar>
-              <w:top w:w="80" w:type="dxa"/>
-              <w:bottom w:w="80" w:type="dxa"/>
-              <w:left w:w="80" w:type="dxa"/>
-              <w:right w:w="80" w:type="dxa"/>
-            </w:tcMar>
           </w:tcPr>
           <w:p>
-            <w:pPr>
-              <w:spacing w:before="40" w:after="40"/>
-              <w:jc w:val="center"/>
-            </w:pPr>
             <w:r>
               <w:rPr>
-                <w:rFonts w:ascii="Calibri" w:hAnsi="Calibri"/>
-                <w:b w:val="0"/>
-                <w:color w:val="000000"/>
-                <w:sz w:val="16"/>
+                <w:sz w:val="17"/>
               </w:rPr>
               <w:t>4 steps</w:t>
             </w:r>
@@ -2266,24 +2002,11 @@
         <w:tc>
           <w:tcPr>
             <w:tcW w:type="dxa" w:w="936"/>
-            <w:tcMar>
-              <w:top w:w="80" w:type="dxa"/>
-              <w:bottom w:w="80" w:type="dxa"/>
-              <w:left w:w="80" w:type="dxa"/>
-              <w:right w:w="80" w:type="dxa"/>
-            </w:tcMar>
           </w:tcPr>
           <w:p>
-            <w:pPr>
-              <w:spacing w:before="40" w:after="40"/>
-              <w:jc w:val="center"/>
-            </w:pPr>
             <w:r>
               <w:rPr>
-                <w:rFonts w:ascii="Calibri" w:hAnsi="Calibri"/>
-                <w:b w:val="0"/>
-                <w:color w:val="000000"/>
-                <w:sz w:val="16"/>
+                <w:sz w:val="17"/>
               </w:rPr>
               <w:t>1 step</w:t>
             </w:r>
@@ -2292,24 +2015,11 @@
         <w:tc>
           <w:tcPr>
             <w:tcW w:type="dxa" w:w="936"/>
-            <w:tcMar>
-              <w:top w:w="80" w:type="dxa"/>
-              <w:bottom w:w="80" w:type="dxa"/>
-              <w:left w:w="80" w:type="dxa"/>
-              <w:right w:w="80" w:type="dxa"/>
-            </w:tcMar>
           </w:tcPr>
           <w:p>
-            <w:pPr>
-              <w:spacing w:before="40" w:after="40"/>
-              <w:jc w:val="center"/>
-            </w:pPr>
             <w:r>
               <w:rPr>
-                <w:rFonts w:ascii="Calibri" w:hAnsi="Calibri"/>
-                <w:b w:val="0"/>
-                <w:color w:val="000000"/>
-                <w:sz w:val="16"/>
+                <w:sz w:val="17"/>
               </w:rPr>
               <w:t>4 steps</w:t>
             </w:r>
@@ -2318,50 +2028,24 @@
         <w:tc>
           <w:tcPr>
             <w:tcW w:type="dxa" w:w="936"/>
-            <w:tcMar>
-              <w:top w:w="80" w:type="dxa"/>
-              <w:bottom w:w="80" w:type="dxa"/>
-              <w:left w:w="80" w:type="dxa"/>
-              <w:right w:w="80" w:type="dxa"/>
-            </w:tcMar>
           </w:tcPr>
           <w:p>
-            <w:pPr>
-              <w:spacing w:before="40" w:after="40"/>
-              <w:jc w:val="center"/>
-            </w:pPr>
             <w:r>
               <w:rPr>
-                <w:rFonts w:ascii="Calibri" w:hAnsi="Calibri"/>
-                <w:b w:val="0"/>
-                <w:color w:val="000000"/>
-                <w:sz w:val="16"/>
+                <w:sz w:val="17"/>
               </w:rPr>
-              <w:t>82.8 mm</w:t>
+              <w:t>76.2 mm</w:t>
             </w:r>
           </w:p>
         </w:tc>
         <w:tc>
           <w:tcPr>
             <w:tcW w:type="dxa" w:w="936"/>
-            <w:tcMar>
-              <w:top w:w="80" w:type="dxa"/>
-              <w:bottom w:w="80" w:type="dxa"/>
-              <w:left w:w="80" w:type="dxa"/>
-              <w:right w:w="80" w:type="dxa"/>
-            </w:tcMar>
           </w:tcPr>
           <w:p>
-            <w:pPr>
-              <w:spacing w:before="40" w:after="40"/>
-              <w:jc w:val="center"/>
-            </w:pPr>
             <w:r>
               <w:rPr>
-                <w:rFonts w:ascii="Calibri" w:hAnsi="Calibri"/>
-                <w:b w:val="0"/>
-                <w:color w:val="000000"/>
-                <w:sz w:val="16"/>
+                <w:sz w:val="17"/>
               </w:rPr>
               <w:t>33 (3 × 11)</w:t>
             </w:r>
@@ -2370,24 +2054,11 @@
         <w:tc>
           <w:tcPr>
             <w:tcW w:type="dxa" w:w="936"/>
-            <w:tcMar>
-              <w:top w:w="80" w:type="dxa"/>
-              <w:bottom w:w="80" w:type="dxa"/>
-              <w:left w:w="80" w:type="dxa"/>
-              <w:right w:w="80" w:type="dxa"/>
-            </w:tcMar>
           </w:tcPr>
           <w:p>
-            <w:pPr>
-              <w:spacing w:before="40" w:after="40"/>
-              <w:jc w:val="center"/>
-            </w:pPr>
             <w:r>
               <w:rPr>
-                <w:rFonts w:ascii="Calibri" w:hAnsi="Calibri"/>
-                <w:b w:val="0"/>
-                <w:color w:val="000000"/>
-                <w:sz w:val="16"/>
+                <w:sz w:val="17"/>
               </w:rPr>
               <w:t>$214,500</w:t>
             </w:r>
@@ -2396,24 +2067,11 @@
         <w:tc>
           <w:tcPr>
             <w:tcW w:type="dxa" w:w="936"/>
-            <w:tcMar>
-              <w:top w:w="80" w:type="dxa"/>
-              <w:bottom w:w="80" w:type="dxa"/>
-              <w:left w:w="80" w:type="dxa"/>
-              <w:right w:w="80" w:type="dxa"/>
-            </w:tcMar>
           </w:tcPr>
           <w:p>
-            <w:pPr>
-              <w:spacing w:before="40" w:after="40"/>
-              <w:jc w:val="center"/>
-            </w:pPr>
             <w:r>
               <w:rPr>
-                <w:rFonts w:ascii="Calibri" w:hAnsi="Calibri"/>
-                <w:b w:val="0"/>
-                <w:color w:val="000000"/>
-                <w:sz w:val="16"/>
+                <w:sz w:val="17"/>
               </w:rPr>
               <w:t>26.2s</w:t>
             </w:r>
@@ -2424,106 +2082,54 @@
         <w:tc>
           <w:tcPr>
             <w:tcW w:type="dxa" w:w="936"/>
-            <w:tcMar>
-              <w:top w:w="80" w:type="dxa"/>
-              <w:bottom w:w="80" w:type="dxa"/>
-              <w:left w:w="80" w:type="dxa"/>
-              <w:right w:w="80" w:type="dxa"/>
-            </w:tcMar>
-            <w:shd w:fill="FAFAFA"/>
+            <w:shd w:val="clear" w:color="auto" w:fill="F9FAFB"/>
           </w:tcPr>
           <w:p>
-            <w:pPr>
-              <w:spacing w:before="40" w:after="40"/>
-              <w:jc w:val="center"/>
-            </w:pPr>
             <w:r>
               <w:rPr>
-                <w:rFonts w:ascii="Calibri" w:hAnsi="Calibri"/>
-                <w:b w:val="0"/>
-                <w:color w:val="000000"/>
-                <w:sz w:val="16"/>
+                <w:sz w:val="17"/>
               </w:rPr>
-              <w:t>IMX927/IMX937 (105MP)</w:t>
+              <w:t>GMAX3265 (65.4MP)</w:t>
             </w:r>
           </w:p>
         </w:tc>
         <w:tc>
           <w:tcPr>
             <w:tcW w:type="dxa" w:w="936"/>
-            <w:tcMar>
-              <w:top w:w="80" w:type="dxa"/>
-              <w:bottom w:w="80" w:type="dxa"/>
-              <w:left w:w="80" w:type="dxa"/>
-              <w:right w:w="80" w:type="dxa"/>
-            </w:tcMar>
-            <w:shd w:fill="FAFAFA"/>
+            <w:shd w:val="clear" w:color="auto" w:fill="F9FAFB"/>
           </w:tcPr>
           <w:p>
-            <w:pPr>
-              <w:spacing w:before="40" w:after="40"/>
-              <w:jc w:val="center"/>
-            </w:pPr>
             <w:r>
               <w:rPr>
-                <w:rFonts w:ascii="Calibri" w:hAnsi="Calibri"/>
-                <w:b w:val="0"/>
-                <w:color w:val="000000"/>
-                <w:sz w:val="16"/>
+                <w:sz w:val="17"/>
               </w:rPr>
-              <w:t>387mm × 303mm</w:t>
+              <w:t>311mm × 233mm</w:t>
             </w:r>
           </w:p>
         </w:tc>
         <w:tc>
           <w:tcPr>
             <w:tcW w:type="dxa" w:w="936"/>
-            <w:tcMar>
-              <w:top w:w="80" w:type="dxa"/>
-              <w:bottom w:w="80" w:type="dxa"/>
-              <w:left w:w="80" w:type="dxa"/>
-              <w:right w:w="80" w:type="dxa"/>
-            </w:tcMar>
-            <w:shd w:fill="FAFAFA"/>
+            <w:shd w:val="clear" w:color="auto" w:fill="F9FAFB"/>
           </w:tcPr>
           <w:p>
-            <w:pPr>
-              <w:spacing w:before="40" w:after="40"/>
-              <w:jc w:val="center"/>
-            </w:pPr>
             <w:r>
               <w:rPr>
-                <w:rFonts w:ascii="Calibri" w:hAnsi="Calibri"/>
-                <w:b w:val="0"/>
-                <w:color w:val="000000"/>
-                <w:sz w:val="16"/>
+                <w:sz w:val="17"/>
               </w:rPr>
-              <w:t>1044mm × 2363mm</w:t>
+              <w:t>840mm × 2176mm</w:t>
             </w:r>
           </w:p>
         </w:tc>
         <w:tc>
           <w:tcPr>
             <w:tcW w:type="dxa" w:w="936"/>
-            <w:tcMar>
-              <w:top w:w="80" w:type="dxa"/>
-              <w:bottom w:w="80" w:type="dxa"/>
-              <w:left w:w="80" w:type="dxa"/>
-              <w:right w:w="80" w:type="dxa"/>
-            </w:tcMar>
-            <w:shd w:fill="FAFAFA"/>
+            <w:shd w:val="clear" w:color="auto" w:fill="F9FAFB"/>
           </w:tcPr>
           <w:p>
-            <w:pPr>
-              <w:spacing w:before="40" w:after="40"/>
-              <w:jc w:val="center"/>
-            </w:pPr>
             <w:r>
               <w:rPr>
-                <w:rFonts w:ascii="Calibri" w:hAnsi="Calibri"/>
-                <w:b w:val="0"/>
-                <w:color w:val="000000"/>
-                <w:sz w:val="16"/>
+                <w:sz w:val="17"/>
               </w:rPr>
               <w:t>4 steps</w:t>
             </w:r>
@@ -2532,25 +2138,12 @@
         <w:tc>
           <w:tcPr>
             <w:tcW w:type="dxa" w:w="936"/>
-            <w:tcMar>
-              <w:top w:w="80" w:type="dxa"/>
-              <w:bottom w:w="80" w:type="dxa"/>
-              <w:left w:w="80" w:type="dxa"/>
-              <w:right w:w="80" w:type="dxa"/>
-            </w:tcMar>
-            <w:shd w:fill="FAFAFA"/>
+            <w:shd w:val="clear" w:color="auto" w:fill="F9FAFB"/>
           </w:tcPr>
           <w:p>
-            <w:pPr>
-              <w:spacing w:before="40" w:after="40"/>
-              <w:jc w:val="center"/>
-            </w:pPr>
             <w:r>
               <w:rPr>
-                <w:rFonts w:ascii="Calibri" w:hAnsi="Calibri"/>
-                <w:b w:val="0"/>
-                <w:color w:val="000000"/>
-                <w:sz w:val="16"/>
+                <w:sz w:val="17"/>
               </w:rPr>
               <w:t>1 step</w:t>
             </w:r>
@@ -2559,25 +2152,12 @@
         <w:tc>
           <w:tcPr>
             <w:tcW w:type="dxa" w:w="936"/>
-            <w:tcMar>
-              <w:top w:w="80" w:type="dxa"/>
-              <w:bottom w:w="80" w:type="dxa"/>
-              <w:left w:w="80" w:type="dxa"/>
-              <w:right w:w="80" w:type="dxa"/>
-            </w:tcMar>
-            <w:shd w:fill="FAFAFA"/>
+            <w:shd w:val="clear" w:color="auto" w:fill="F9FAFB"/>
           </w:tcPr>
           <w:p>
-            <w:pPr>
-              <w:spacing w:before="40" w:after="40"/>
-              <w:jc w:val="center"/>
-            </w:pPr>
             <w:r>
               <w:rPr>
-                <w:rFonts w:ascii="Calibri" w:hAnsi="Calibri"/>
-                <w:b w:val="0"/>
-                <w:color w:val="000000"/>
-                <w:sz w:val="16"/>
+                <w:sz w:val="17"/>
               </w:rPr>
               <w:t>4 steps</w:t>
             </w:r>
@@ -2586,106 +2166,54 @@
         <w:tc>
           <w:tcPr>
             <w:tcW w:type="dxa" w:w="936"/>
-            <w:tcMar>
-              <w:top w:w="80" w:type="dxa"/>
-              <w:bottom w:w="80" w:type="dxa"/>
-              <w:left w:w="80" w:type="dxa"/>
-              <w:right w:w="80" w:type="dxa"/>
-            </w:tcMar>
-            <w:shd w:fill="FAFAFA"/>
+            <w:shd w:val="clear" w:color="auto" w:fill="F9FAFB"/>
           </w:tcPr>
           <w:p>
-            <w:pPr>
-              <w:spacing w:before="40" w:after="40"/>
-              <w:jc w:val="center"/>
-            </w:pPr>
             <w:r>
               <w:rPr>
-                <w:rFonts w:ascii="Calibri" w:hAnsi="Calibri"/>
-                <w:b w:val="0"/>
-                <w:color w:val="000000"/>
-                <w:sz w:val="16"/>
+                <w:sz w:val="17"/>
               </w:rPr>
-              <w:t>98.0 mm</w:t>
+              <w:t>82.8 mm</w:t>
             </w:r>
           </w:p>
         </w:tc>
         <w:tc>
           <w:tcPr>
             <w:tcW w:type="dxa" w:w="936"/>
-            <w:tcMar>
-              <w:top w:w="80" w:type="dxa"/>
-              <w:bottom w:w="80" w:type="dxa"/>
-              <w:left w:w="80" w:type="dxa"/>
-              <w:right w:w="80" w:type="dxa"/>
-            </w:tcMar>
-            <w:shd w:fill="FAFAFA"/>
+            <w:shd w:val="clear" w:color="auto" w:fill="F9FAFB"/>
           </w:tcPr>
           <w:p>
-            <w:pPr>
-              <w:spacing w:before="40" w:after="40"/>
-              <w:jc w:val="center"/>
-            </w:pPr>
             <w:r>
               <w:rPr>
-                <w:rFonts w:ascii="Calibri" w:hAnsi="Calibri"/>
-                <w:b w:val="0"/>
-                <w:color w:val="000000"/>
-                <w:sz w:val="16"/>
+                <w:sz w:val="17"/>
               </w:rPr>
-              <w:t>24 (3 × 8)</w:t>
+              <w:t>33 (3 × 11)</w:t>
             </w:r>
           </w:p>
         </w:tc>
         <w:tc>
           <w:tcPr>
             <w:tcW w:type="dxa" w:w="936"/>
-            <w:tcMar>
-              <w:top w:w="80" w:type="dxa"/>
-              <w:bottom w:w="80" w:type="dxa"/>
-              <w:left w:w="80" w:type="dxa"/>
-              <w:right w:w="80" w:type="dxa"/>
-            </w:tcMar>
-            <w:shd w:fill="FAFAFA"/>
+            <w:shd w:val="clear" w:color="auto" w:fill="F9FAFB"/>
           </w:tcPr>
           <w:p>
-            <w:pPr>
-              <w:spacing w:before="40" w:after="40"/>
-              <w:jc w:val="center"/>
-            </w:pPr>
             <w:r>
               <w:rPr>
-                <w:rFonts w:ascii="Calibri" w:hAnsi="Calibri"/>
-                <w:b w:val="0"/>
-                <w:color w:val="000000"/>
-                <w:sz w:val="16"/>
+                <w:sz w:val="17"/>
               </w:rPr>
-              <w:t>$204,000</w:t>
+              <w:t>$214,500</w:t>
             </w:r>
           </w:p>
         </w:tc>
         <w:tc>
           <w:tcPr>
             <w:tcW w:type="dxa" w:w="936"/>
-            <w:tcMar>
-              <w:top w:w="80" w:type="dxa"/>
-              <w:bottom w:w="80" w:type="dxa"/>
-              <w:left w:w="80" w:type="dxa"/>
-              <w:right w:w="80" w:type="dxa"/>
-            </w:tcMar>
-            <w:shd w:fill="FAFAFA"/>
+            <w:shd w:val="clear" w:color="auto" w:fill="F9FAFB"/>
           </w:tcPr>
           <w:p>
-            <w:pPr>
-              <w:spacing w:before="40" w:after="40"/>
-              <w:jc w:val="center"/>
-            </w:pPr>
             <w:r>
               <w:rPr>
-                <w:rFonts w:ascii="Calibri" w:hAnsi="Calibri"/>
-                <w:b w:val="0"/>
-                <w:color w:val="000000"/>
-                <w:sz w:val="16"/>
+                <w:sz w:val="17"/>
               </w:rPr>
               <w:t>26.2s</w:t>
             </w:r>
@@ -2696,102 +2224,50 @@
         <w:tc>
           <w:tcPr>
             <w:tcW w:type="dxa" w:w="936"/>
-            <w:tcMar>
-              <w:top w:w="80" w:type="dxa"/>
-              <w:bottom w:w="80" w:type="dxa"/>
-              <w:left w:w="80" w:type="dxa"/>
-              <w:right w:w="80" w:type="dxa"/>
-            </w:tcMar>
           </w:tcPr>
           <w:p>
-            <w:pPr>
-              <w:spacing w:before="40" w:after="40"/>
-              <w:jc w:val="center"/>
-            </w:pPr>
             <w:r>
               <w:rPr>
-                <w:rFonts w:ascii="Calibri" w:hAnsi="Calibri"/>
-                <w:b w:val="0"/>
-                <w:color w:val="000000"/>
-                <w:sz w:val="16"/>
+                <w:sz w:val="17"/>
               </w:rPr>
-              <w:t>Sony IMX661 (127MP)</w:t>
+              <w:t>IMX927/IMX937 (105MP)</w:t>
             </w:r>
           </w:p>
         </w:tc>
         <w:tc>
           <w:tcPr>
             <w:tcW w:type="dxa" w:w="936"/>
-            <w:tcMar>
-              <w:top w:w="80" w:type="dxa"/>
-              <w:bottom w:w="80" w:type="dxa"/>
-              <w:left w:w="80" w:type="dxa"/>
-              <w:right w:w="80" w:type="dxa"/>
-            </w:tcMar>
           </w:tcPr>
           <w:p>
-            <w:pPr>
-              <w:spacing w:before="40" w:after="40"/>
-              <w:jc w:val="center"/>
-            </w:pPr>
             <w:r>
               <w:rPr>
-                <w:rFonts w:ascii="Calibri" w:hAnsi="Calibri"/>
-                <w:b w:val="0"/>
-                <w:color w:val="000000"/>
-                <w:sz w:val="16"/>
+                <w:sz w:val="17"/>
               </w:rPr>
-              <w:t>442mm × 315mm</w:t>
+              <w:t>341mm × 341mm</w:t>
             </w:r>
           </w:p>
         </w:tc>
         <w:tc>
           <w:tcPr>
             <w:tcW w:type="dxa" w:w="936"/>
-            <w:tcMar>
-              <w:top w:w="80" w:type="dxa"/>
-              <w:bottom w:w="80" w:type="dxa"/>
-              <w:left w:w="80" w:type="dxa"/>
-              <w:right w:w="80" w:type="dxa"/>
-            </w:tcMar>
           </w:tcPr>
           <w:p>
-            <w:pPr>
-              <w:spacing w:before="40" w:after="40"/>
-              <w:jc w:val="center"/>
-            </w:pPr>
             <w:r>
               <w:rPr>
-                <w:rFonts w:ascii="Calibri" w:hAnsi="Calibri"/>
-                <w:b w:val="0"/>
-                <w:color w:val="000000"/>
-                <w:sz w:val="16"/>
+                <w:sz w:val="17"/>
               </w:rPr>
-              <w:t>1193mm × 2190mm</w:t>
+              <w:t>921mm × 2028mm</w:t>
             </w:r>
           </w:p>
         </w:tc>
         <w:tc>
           <w:tcPr>
             <w:tcW w:type="dxa" w:w="936"/>
-            <w:tcMar>
-              <w:top w:w="80" w:type="dxa"/>
-              <w:bottom w:w="80" w:type="dxa"/>
-              <w:left w:w="80" w:type="dxa"/>
-              <w:right w:w="80" w:type="dxa"/>
-            </w:tcMar>
           </w:tcPr>
           <w:p>
-            <w:pPr>
-              <w:spacing w:before="40" w:after="40"/>
-              <w:jc w:val="center"/>
-            </w:pPr>
             <w:r>
               <w:rPr>
-                <w:rFonts w:ascii="Calibri" w:hAnsi="Calibri"/>
-                <w:b w:val="0"/>
-                <w:color w:val="000000"/>
-                <w:sz w:val="16"/>
+                <w:sz w:val="17"/>
               </w:rPr>
               <w:t>4 steps</w:t>
             </w:r>
@@ -2800,24 +2276,11 @@
         <w:tc>
           <w:tcPr>
             <w:tcW w:type="dxa" w:w="936"/>
-            <w:tcMar>
-              <w:top w:w="80" w:type="dxa"/>
-              <w:bottom w:w="80" w:type="dxa"/>
-              <w:left w:w="80" w:type="dxa"/>
-              <w:right w:w="80" w:type="dxa"/>
-            </w:tcMar>
           </w:tcPr>
           <w:p>
-            <w:pPr>
-              <w:spacing w:before="40" w:after="40"/>
-              <w:jc w:val="center"/>
-            </w:pPr>
             <w:r>
               <w:rPr>
-                <w:rFonts w:ascii="Calibri" w:hAnsi="Calibri"/>
-                <w:b w:val="0"/>
-                <w:color w:val="000000"/>
-                <w:sz w:val="16"/>
+                <w:sz w:val="17"/>
               </w:rPr>
               <w:t>1 step</w:t>
             </w:r>
@@ -2826,24 +2289,11 @@
         <w:tc>
           <w:tcPr>
             <w:tcW w:type="dxa" w:w="936"/>
-            <w:tcMar>
-              <w:top w:w="80" w:type="dxa"/>
-              <w:bottom w:w="80" w:type="dxa"/>
-              <w:left w:w="80" w:type="dxa"/>
-              <w:right w:w="80" w:type="dxa"/>
-            </w:tcMar>
           </w:tcPr>
           <w:p>
-            <w:pPr>
-              <w:spacing w:before="40" w:after="40"/>
-              <w:jc w:val="center"/>
-            </w:pPr>
             <w:r>
               <w:rPr>
-                <w:rFonts w:ascii="Calibri" w:hAnsi="Calibri"/>
-                <w:b w:val="0"/>
-                <w:color w:val="000000"/>
-                <w:sz w:val="16"/>
+                <w:sz w:val="17"/>
               </w:rPr>
               <w:t>4 steps</w:t>
             </w:r>
@@ -2852,50 +2302,164 @@
         <w:tc>
           <w:tcPr>
             <w:tcW w:type="dxa" w:w="936"/>
-            <w:tcMar>
-              <w:top w:w="80" w:type="dxa"/>
-              <w:bottom w:w="80" w:type="dxa"/>
-              <w:left w:w="80" w:type="dxa"/>
-              <w:right w:w="80" w:type="dxa"/>
-            </w:tcMar>
           </w:tcPr>
           <w:p>
-            <w:pPr>
-              <w:spacing w:before="40" w:after="40"/>
-              <w:jc w:val="center"/>
-            </w:pPr>
             <w:r>
               <w:rPr>
-                <w:rFonts w:ascii="Calibri" w:hAnsi="Calibri"/>
-                <w:b w:val="0"/>
-                <w:color w:val="000000"/>
-                <w:sz w:val="16"/>
+                <w:sz w:val="17"/>
               </w:rPr>
-              <w:t>40.6 mm</w:t>
+              <w:t>98.0 mm</w:t>
             </w:r>
           </w:p>
         </w:tc>
         <w:tc>
           <w:tcPr>
             <w:tcW w:type="dxa" w:w="936"/>
-            <w:tcMar>
-              <w:top w:w="80" w:type="dxa"/>
-              <w:bottom w:w="80" w:type="dxa"/>
-              <w:left w:w="80" w:type="dxa"/>
-              <w:right w:w="80" w:type="dxa"/>
-            </w:tcMar>
           </w:tcPr>
           <w:p>
-            <w:pPr>
-              <w:spacing w:before="40" w:after="40"/>
-              <w:jc w:val="center"/>
-            </w:pPr>
             <w:r>
               <w:rPr>
-                <w:rFonts w:ascii="Calibri" w:hAnsi="Calibri"/>
-                <w:b w:val="0"/>
-                <w:color w:val="000000"/>
-                <w:sz w:val="16"/>
+                <w:sz w:val="17"/>
+              </w:rPr>
+              <w:t>21 (3 × 7)</w:t>
+            </w:r>
+          </w:p>
+        </w:tc>
+        <w:tc>
+          <w:tcPr>
+            <w:tcW w:type="dxa" w:w="936"/>
+          </w:tcPr>
+          <w:p>
+            <w:r>
+              <w:rPr>
+                <w:sz w:val="17"/>
+              </w:rPr>
+              <w:t>$178,500</w:t>
+            </w:r>
+          </w:p>
+        </w:tc>
+        <w:tc>
+          <w:tcPr>
+            <w:tcW w:type="dxa" w:w="936"/>
+          </w:tcPr>
+          <w:p>
+            <w:r>
+              <w:rPr>
+                <w:sz w:val="17"/>
+              </w:rPr>
+              <w:t>26.2s</w:t>
+            </w:r>
+          </w:p>
+        </w:tc>
+      </w:tr>
+      <w:tr>
+        <w:tc>
+          <w:tcPr>
+            <w:tcW w:type="dxa" w:w="936"/>
+            <w:shd w:val="clear" w:color="auto" w:fill="F9FAFB"/>
+          </w:tcPr>
+          <w:p>
+            <w:r>
+              <w:rPr>
+                <w:sz w:val="17"/>
+              </w:rPr>
+              <w:t>Sony IMX661 (127.7MP)</w:t>
+            </w:r>
+          </w:p>
+        </w:tc>
+        <w:tc>
+          <w:tcPr>
+            <w:tcW w:type="dxa" w:w="936"/>
+            <w:shd w:val="clear" w:color="auto" w:fill="F9FAFB"/>
+          </w:tcPr>
+          <w:p>
+            <w:r>
+              <w:rPr>
+                <w:sz w:val="17"/>
+              </w:rPr>
+              <w:t>445mm × 317mm</w:t>
+            </w:r>
+          </w:p>
+        </w:tc>
+        <w:tc>
+          <w:tcPr>
+            <w:tcW w:type="dxa" w:w="936"/>
+            <w:shd w:val="clear" w:color="auto" w:fill="F9FAFB"/>
+          </w:tcPr>
+          <w:p>
+            <w:r>
+              <w:rPr>
+                <w:sz w:val="17"/>
+              </w:rPr>
+              <w:t>1201mm × 2159mm</w:t>
+            </w:r>
+          </w:p>
+        </w:tc>
+        <w:tc>
+          <w:tcPr>
+            <w:tcW w:type="dxa" w:w="936"/>
+            <w:shd w:val="clear" w:color="auto" w:fill="F9FAFB"/>
+          </w:tcPr>
+          <w:p>
+            <w:r>
+              <w:rPr>
+                <w:sz w:val="17"/>
+              </w:rPr>
+              <w:t>4 steps</w:t>
+            </w:r>
+          </w:p>
+        </w:tc>
+        <w:tc>
+          <w:tcPr>
+            <w:tcW w:type="dxa" w:w="936"/>
+            <w:shd w:val="clear" w:color="auto" w:fill="F9FAFB"/>
+          </w:tcPr>
+          <w:p>
+            <w:r>
+              <w:rPr>
+                <w:sz w:val="17"/>
+              </w:rPr>
+              <w:t>1 step</w:t>
+            </w:r>
+          </w:p>
+        </w:tc>
+        <w:tc>
+          <w:tcPr>
+            <w:tcW w:type="dxa" w:w="936"/>
+            <w:shd w:val="clear" w:color="auto" w:fill="F9FAFB"/>
+          </w:tcPr>
+          <w:p>
+            <w:r>
+              <w:rPr>
+                <w:sz w:val="17"/>
+              </w:rPr>
+              <w:t>4 steps</w:t>
+            </w:r>
+          </w:p>
+        </w:tc>
+        <w:tc>
+          <w:tcPr>
+            <w:tcW w:type="dxa" w:w="936"/>
+            <w:shd w:val="clear" w:color="auto" w:fill="F9FAFB"/>
+          </w:tcPr>
+          <w:p>
+            <w:r>
+              <w:rPr>
+                <w:sz w:val="17"/>
+              </w:rPr>
+              <w:t>41.1 mm</w:t>
+            </w:r>
+          </w:p>
+        </w:tc>
+        <w:tc>
+          <w:tcPr>
+            <w:tcW w:type="dxa" w:w="936"/>
+            <w:shd w:val="clear" w:color="auto" w:fill="F9FAFB"/>
+          </w:tcPr>
+          <w:p>
+            <w:r>
+              <w:rPr>
+                <w:sz w:val="17"/>
               </w:rPr>
               <w:t>24 (3 × 8)</w:t>
             </w:r>
@@ -2904,24 +2468,12 @@
         <w:tc>
           <w:tcPr>
             <w:tcW w:type="dxa" w:w="936"/>
-            <w:tcMar>
-              <w:top w:w="80" w:type="dxa"/>
-              <w:bottom w:w="80" w:type="dxa"/>
-              <w:left w:w="80" w:type="dxa"/>
-              <w:right w:w="80" w:type="dxa"/>
-            </w:tcMar>
+            <w:shd w:val="clear" w:color="auto" w:fill="F9FAFB"/>
           </w:tcPr>
           <w:p>
-            <w:pPr>
-              <w:spacing w:before="40" w:after="40"/>
-              <w:jc w:val="center"/>
-            </w:pPr>
             <w:r>
               <w:rPr>
-                <w:rFonts w:ascii="Calibri" w:hAnsi="Calibri"/>
-                <w:b w:val="0"/>
-                <w:color w:val="000000"/>
-                <w:sz w:val="16"/>
+                <w:sz w:val="17"/>
               </w:rPr>
               <w:t>$288,000</w:t>
             </w:r>
@@ -2930,26 +2482,146 @@
         <w:tc>
           <w:tcPr>
             <w:tcW w:type="dxa" w:w="936"/>
-            <w:tcMar>
-              <w:top w:w="80" w:type="dxa"/>
-              <w:bottom w:w="80" w:type="dxa"/>
-              <w:left w:w="80" w:type="dxa"/>
-              <w:right w:w="80" w:type="dxa"/>
-            </w:tcMar>
+            <w:shd w:val="clear" w:color="auto" w:fill="F9FAFB"/>
           </w:tcPr>
           <w:p>
-            <w:pPr>
-              <w:spacing w:before="40" w:after="40"/>
-              <w:jc w:val="center"/>
-            </w:pPr>
             <w:r>
               <w:rPr>
-                <w:rFonts w:ascii="Calibri" w:hAnsi="Calibri"/>
-                <w:b w:val="0"/>
-                <w:color w:val="000000"/>
-                <w:sz w:val="16"/>
+                <w:sz w:val="17"/>
               </w:rPr>
               <w:t>27.8s</w:t>
+            </w:r>
+          </w:p>
+        </w:tc>
+      </w:tr>
+      <w:tr>
+        <w:tc>
+          <w:tcPr>
+            <w:tcW w:type="dxa" w:w="936"/>
+          </w:tcPr>
+          <w:p>
+            <w:r>
+              <w:rPr>
+                <w:sz w:val="17"/>
+              </w:rPr>
+              <w:t>Sony IMX411 (151MP)</w:t>
+            </w:r>
+          </w:p>
+        </w:tc>
+        <w:tc>
+          <w:tcPr>
+            <w:tcW w:type="dxa" w:w="936"/>
+          </w:tcPr>
+          <w:p>
+            <w:r>
+              <w:rPr>
+                <w:sz w:val="17"/>
+              </w:rPr>
+              <w:t>473mm × 354mm</w:t>
+            </w:r>
+          </w:p>
+        </w:tc>
+        <w:tc>
+          <w:tcPr>
+            <w:tcW w:type="dxa" w:w="936"/>
+          </w:tcPr>
+          <w:p>
+            <w:r>
+              <w:rPr>
+                <w:sz w:val="17"/>
+              </w:rPr>
+              <w:t>1277mm × 2106mm</w:t>
+            </w:r>
+          </w:p>
+        </w:tc>
+        <w:tc>
+          <w:tcPr>
+            <w:tcW w:type="dxa" w:w="936"/>
+          </w:tcPr>
+          <w:p>
+            <w:r>
+              <w:rPr>
+                <w:sz w:val="17"/>
+              </w:rPr>
+              <w:t>4 steps</w:t>
+            </w:r>
+          </w:p>
+        </w:tc>
+        <w:tc>
+          <w:tcPr>
+            <w:tcW w:type="dxa" w:w="936"/>
+          </w:tcPr>
+          <w:p>
+            <w:r>
+              <w:rPr>
+                <w:sz w:val="17"/>
+              </w:rPr>
+              <w:t>1 step</w:t>
+            </w:r>
+          </w:p>
+        </w:tc>
+        <w:tc>
+          <w:tcPr>
+            <w:tcW w:type="dxa" w:w="936"/>
+          </w:tcPr>
+          <w:p>
+            <w:r>
+              <w:rPr>
+                <w:sz w:val="17"/>
+              </w:rPr>
+              <w:t>4 steps</w:t>
+            </w:r>
+          </w:p>
+        </w:tc>
+        <w:tc>
+          <w:tcPr>
+            <w:tcW w:type="dxa" w:w="936"/>
+          </w:tcPr>
+          <w:p>
+            <w:r>
+              <w:rPr>
+                <w:sz w:val="17"/>
+              </w:rPr>
+              <w:t>31.4 mm</w:t>
+            </w:r>
+          </w:p>
+        </w:tc>
+        <w:tc>
+          <w:tcPr>
+            <w:tcW w:type="dxa" w:w="936"/>
+          </w:tcPr>
+          <w:p>
+            <w:r>
+              <w:rPr>
+                <w:sz w:val="17"/>
+              </w:rPr>
+              <w:t>21 (3 × 7)</w:t>
+            </w:r>
+          </w:p>
+        </w:tc>
+        <w:tc>
+          <w:tcPr>
+            <w:tcW w:type="dxa" w:w="936"/>
+          </w:tcPr>
+          <w:p>
+            <w:r>
+              <w:rPr>
+                <w:sz w:val="17"/>
+              </w:rPr>
+              <w:t>$315,000</w:t>
+            </w:r>
+          </w:p>
+        </w:tc>
+        <w:tc>
+          <w:tcPr>
+            <w:tcW w:type="dxa" w:w="936"/>
+          </w:tcPr>
+          <w:p>
+            <w:r>
+              <w:rPr>
+                <w:sz w:val="17"/>
+              </w:rPr>
+              <w:t>26.2s</w:t>
             </w:r>
           </w:p>
         </w:tc>
@@ -3161,18 +2833,14 @@
               <w:left w:w="80" w:type="dxa"/>
               <w:right w:w="80" w:type="dxa"/>
             </w:tcMar>
+            <w:shd w:val="clear" w:color="auto" w:fill="1F2937"/>
           </w:tcPr>
           <w:p>
-            <w:pPr>
-              <w:spacing w:before="40" w:after="40"/>
-              <w:jc w:val="center"/>
-            </w:pPr>
             <w:r>
               <w:rPr>
-                <w:rFonts w:ascii="Calibri" w:hAnsi="Calibri"/>
                 <w:b/>
-                <w:color w:val="000000"/>
-                <w:sz w:val="17"/>
+                <w:color w:val="FFFFFF"/>
+                <w:sz w:val="18"/>
               </w:rPr>
               <w:t>Sensor Profile</w:t>
             </w:r>
@@ -3188,18 +2856,14 @@
               <w:left w:w="80" w:type="dxa"/>
               <w:right w:w="80" w:type="dxa"/>
             </w:tcMar>
+            <w:shd w:val="clear" w:color="auto" w:fill="1F2937"/>
           </w:tcPr>
           <w:p>
-            <w:pPr>
-              <w:spacing w:before="40" w:after="40"/>
-              <w:jc w:val="center"/>
-            </w:pPr>
             <w:r>
               <w:rPr>
-                <w:rFonts w:ascii="Calibri" w:hAnsi="Calibri"/>
                 <w:b/>
-                <w:color w:val="000000"/>
-                <w:sz w:val="17"/>
+                <w:color w:val="FFFFFF"/>
+                <w:sz w:val="18"/>
               </w:rPr>
               <w:t>FOV (W×H)</w:t>
             </w:r>
@@ -3215,18 +2879,14 @@
               <w:left w:w="80" w:type="dxa"/>
               <w:right w:w="80" w:type="dxa"/>
             </w:tcMar>
+            <w:shd w:val="clear" w:color="auto" w:fill="1F2937"/>
           </w:tcPr>
           <w:p>
-            <w:pPr>
-              <w:spacing w:before="40" w:after="40"/>
-              <w:jc w:val="center"/>
-            </w:pPr>
             <w:r>
               <w:rPr>
-                <w:rFonts w:ascii="Calibri" w:hAnsi="Calibri"/>
                 <w:b/>
-                <w:color w:val="000000"/>
-                <w:sz w:val="17"/>
+                <w:color w:val="FFFFFF"/>
+                <w:sz w:val="18"/>
               </w:rPr>
               <w:t>Total Array FOV</w:t>
             </w:r>
@@ -3242,18 +2902,14 @@
               <w:left w:w="80" w:type="dxa"/>
               <w:right w:w="80" w:type="dxa"/>
             </w:tcMar>
+            <w:shd w:val="clear" w:color="auto" w:fill="1F2937"/>
           </w:tcPr>
           <w:p>
-            <w:pPr>
-              <w:spacing w:before="40" w:after="40"/>
-              <w:jc w:val="center"/>
-            </w:pPr>
             <w:r>
               <w:rPr>
-                <w:rFonts w:ascii="Calibri" w:hAnsi="Calibri"/>
                 <w:b/>
-                <w:color w:val="000000"/>
-                <w:sz w:val="17"/>
+                <w:color w:val="FFFFFF"/>
+                <w:sz w:val="18"/>
               </w:rPr>
               <w:t>Horiz Steps</w:t>
             </w:r>
@@ -3269,18 +2925,14 @@
               <w:left w:w="80" w:type="dxa"/>
               <w:right w:w="80" w:type="dxa"/>
             </w:tcMar>
+            <w:shd w:val="clear" w:color="auto" w:fill="1F2937"/>
           </w:tcPr>
           <w:p>
-            <w:pPr>
-              <w:spacing w:before="40" w:after="40"/>
-              <w:jc w:val="center"/>
-            </w:pPr>
             <w:r>
               <w:rPr>
-                <w:rFonts w:ascii="Calibri" w:hAnsi="Calibri"/>
                 <w:b/>
-                <w:color w:val="000000"/>
-                <w:sz w:val="17"/>
+                <w:color w:val="FFFFFF"/>
+                <w:sz w:val="18"/>
               </w:rPr>
               <w:t>Vert Steps</w:t>
             </w:r>
@@ -3296,18 +2948,14 @@
               <w:left w:w="80" w:type="dxa"/>
               <w:right w:w="80" w:type="dxa"/>
             </w:tcMar>
+            <w:shd w:val="clear" w:color="auto" w:fill="1F2937"/>
           </w:tcPr>
           <w:p>
-            <w:pPr>
-              <w:spacing w:before="40" w:after="40"/>
-              <w:jc w:val="center"/>
-            </w:pPr>
             <w:r>
               <w:rPr>
-                <w:rFonts w:ascii="Calibri" w:hAnsi="Calibri"/>
                 <w:b/>
-                <w:color w:val="000000"/>
-                <w:sz w:val="17"/>
+                <w:color w:val="FFFFFF"/>
+                <w:sz w:val="18"/>
               </w:rPr>
               <w:t>Combined Steps</w:t>
             </w:r>
@@ -3323,18 +2971,14 @@
               <w:left w:w="80" w:type="dxa"/>
               <w:right w:w="80" w:type="dxa"/>
             </w:tcMar>
+            <w:shd w:val="clear" w:color="auto" w:fill="1F2937"/>
           </w:tcPr>
           <w:p>
-            <w:pPr>
-              <w:spacing w:before="40" w:after="40"/>
-              <w:jc w:val="center"/>
-            </w:pPr>
             <w:r>
               <w:rPr>
-                <w:rFonts w:ascii="Calibri" w:hAnsi="Calibri"/>
                 <w:b/>
-                <w:color w:val="000000"/>
-                <w:sz w:val="17"/>
+                <w:color w:val="FFFFFF"/>
+                <w:sz w:val="18"/>
               </w:rPr>
               <w:t>DoF (CoC=25µm)</w:t>
             </w:r>
@@ -3350,18 +2994,14 @@
               <w:left w:w="80" w:type="dxa"/>
               <w:right w:w="80" w:type="dxa"/>
             </w:tcMar>
+            <w:shd w:val="clear" w:color="auto" w:fill="1F2937"/>
           </w:tcPr>
           <w:p>
-            <w:pPr>
-              <w:spacing w:before="40" w:after="40"/>
-              <w:jc w:val="center"/>
-            </w:pPr>
             <w:r>
               <w:rPr>
-                <w:rFonts w:ascii="Calibri" w:hAnsi="Calibri"/>
                 <w:b/>
-                <w:color w:val="000000"/>
-                <w:sz w:val="17"/>
+                <w:color w:val="FFFFFF"/>
+                <w:sz w:val="18"/>
               </w:rPr>
               <w:t>Cams Needed</w:t>
             </w:r>
@@ -3377,18 +3017,14 @@
               <w:left w:w="80" w:type="dxa"/>
               <w:right w:w="80" w:type="dxa"/>
             </w:tcMar>
+            <w:shd w:val="clear" w:color="auto" w:fill="1F2937"/>
           </w:tcPr>
           <w:p>
-            <w:pPr>
-              <w:spacing w:before="40" w:after="40"/>
-              <w:jc w:val="center"/>
-            </w:pPr>
             <w:r>
               <w:rPr>
-                <w:rFonts w:ascii="Calibri" w:hAnsi="Calibri"/>
                 <w:b/>
-                <w:color w:val="000000"/>
-                <w:sz w:val="17"/>
+                <w:color w:val="FFFFFF"/>
+                <w:sz w:val="18"/>
               </w:rPr>
               <w:t>Total Cost</w:t>
             </w:r>
@@ -3404,18 +3040,14 @@
               <w:left w:w="80" w:type="dxa"/>
               <w:right w:w="80" w:type="dxa"/>
             </w:tcMar>
+            <w:shd w:val="clear" w:color="auto" w:fill="1F2937"/>
           </w:tcPr>
           <w:p>
-            <w:pPr>
-              <w:spacing w:before="40" w:after="40"/>
-              <w:jc w:val="center"/>
-            </w:pPr>
             <w:r>
               <w:rPr>
-                <w:rFonts w:ascii="Calibri" w:hAnsi="Calibri"/>
                 <w:b/>
-                <w:color w:val="000000"/>
-                <w:sz w:val="17"/>
+                <w:color w:val="FFFFFF"/>
+                <w:sz w:val="18"/>
               </w:rPr>
               <w:t>Scan Time</w:t>
             </w:r>
@@ -3426,102 +3058,50 @@
         <w:tc>
           <w:tcPr>
             <w:tcW w:type="dxa" w:w="936"/>
-            <w:tcMar>
-              <w:top w:w="80" w:type="dxa"/>
-              <w:bottom w:w="80" w:type="dxa"/>
-              <w:left w:w="80" w:type="dxa"/>
-              <w:right w:w="80" w:type="dxa"/>
-            </w:tcMar>
           </w:tcPr>
           <w:p>
-            <w:pPr>
-              <w:spacing w:before="40" w:after="40"/>
-              <w:jc w:val="center"/>
-            </w:pPr>
             <w:r>
               <w:rPr>
-                <w:rFonts w:ascii="Calibri" w:hAnsi="Calibri"/>
-                <w:b w:val="0"/>
-                <w:color w:val="000000"/>
-                <w:sz w:val="16"/>
+                <w:sz w:val="17"/>
               </w:rPr>
-              <w:t>GMAX3265 (65MP)</w:t>
+              <w:t>Sony IMX455 (61MP)</w:t>
             </w:r>
           </w:p>
         </w:tc>
         <w:tc>
           <w:tcPr>
             <w:tcW w:type="dxa" w:w="936"/>
-            <w:tcMar>
-              <w:top w:w="80" w:type="dxa"/>
-              <w:bottom w:w="80" w:type="dxa"/>
-              <w:left w:w="80" w:type="dxa"/>
-              <w:right w:w="80" w:type="dxa"/>
-            </w:tcMar>
           </w:tcPr>
           <w:p>
-            <w:pPr>
-              <w:spacing w:before="40" w:after="40"/>
-              <w:jc w:val="center"/>
-            </w:pPr>
             <w:r>
               <w:rPr>
-                <w:rFonts w:ascii="Calibri" w:hAnsi="Calibri"/>
-                <w:b w:val="0"/>
-                <w:color w:val="000000"/>
-                <w:sz w:val="16"/>
+                <w:sz w:val="17"/>
               </w:rPr>
-              <w:t>326mm × 216mm</w:t>
+              <w:t>319mm × 213mm</w:t>
             </w:r>
           </w:p>
         </w:tc>
         <w:tc>
           <w:tcPr>
             <w:tcW w:type="dxa" w:w="936"/>
-            <w:tcMar>
-              <w:top w:w="80" w:type="dxa"/>
-              <w:bottom w:w="80" w:type="dxa"/>
-              <w:left w:w="80" w:type="dxa"/>
-              <w:right w:w="80" w:type="dxa"/>
-            </w:tcMar>
           </w:tcPr>
           <w:p>
-            <w:pPr>
-              <w:spacing w:before="40" w:after="40"/>
-              <w:jc w:val="center"/>
-            </w:pPr>
             <w:r>
               <w:rPr>
-                <w:rFonts w:ascii="Calibri" w:hAnsi="Calibri"/>
-                <w:b w:val="0"/>
-                <w:color w:val="000000"/>
-                <w:sz w:val="16"/>
+                <w:sz w:val="17"/>
               </w:rPr>
-              <w:t>1110mm × 550mm</w:t>
+              <w:t>1085mm × 543mm</w:t>
             </w:r>
           </w:p>
         </w:tc>
         <w:tc>
           <w:tcPr>
             <w:tcW w:type="dxa" w:w="936"/>
-            <w:tcMar>
-              <w:top w:w="80" w:type="dxa"/>
-              <w:bottom w:w="80" w:type="dxa"/>
-              <w:left w:w="80" w:type="dxa"/>
-              <w:right w:w="80" w:type="dxa"/>
-            </w:tcMar>
           </w:tcPr>
           <w:p>
-            <w:pPr>
-              <w:spacing w:before="40" w:after="40"/>
-              <w:jc w:val="center"/>
-            </w:pPr>
             <w:r>
               <w:rPr>
-                <w:rFonts w:ascii="Calibri" w:hAnsi="Calibri"/>
-                <w:b w:val="0"/>
-                <w:color w:val="000000"/>
-                <w:sz w:val="16"/>
+                <w:sz w:val="17"/>
               </w:rPr>
               <w:t>4 steps</w:t>
             </w:r>
@@ -3530,24 +3110,11 @@
         <w:tc>
           <w:tcPr>
             <w:tcW w:type="dxa" w:w="936"/>
-            <w:tcMar>
-              <w:top w:w="80" w:type="dxa"/>
-              <w:bottom w:w="80" w:type="dxa"/>
-              <w:left w:w="80" w:type="dxa"/>
-              <w:right w:w="80" w:type="dxa"/>
-            </w:tcMar>
           </w:tcPr>
           <w:p>
-            <w:pPr>
-              <w:spacing w:before="40" w:after="40"/>
-              <w:jc w:val="center"/>
-            </w:pPr>
             <w:r>
               <w:rPr>
-                <w:rFonts w:ascii="Calibri" w:hAnsi="Calibri"/>
-                <w:b w:val="0"/>
-                <w:color w:val="000000"/>
-                <w:sz w:val="16"/>
+                <w:sz w:val="17"/>
               </w:rPr>
               <w:t>9 steps</w:t>
             </w:r>
@@ -3556,24 +3123,11 @@
         <w:tc>
           <w:tcPr>
             <w:tcW w:type="dxa" w:w="936"/>
-            <w:tcMar>
-              <w:top w:w="80" w:type="dxa"/>
-              <w:bottom w:w="80" w:type="dxa"/>
-              <w:left w:w="80" w:type="dxa"/>
-              <w:right w:w="80" w:type="dxa"/>
-            </w:tcMar>
           </w:tcPr>
           <w:p>
-            <w:pPr>
-              <w:spacing w:before="40" w:after="40"/>
-              <w:jc w:val="center"/>
-            </w:pPr>
             <w:r>
               <w:rPr>
-                <w:rFonts w:ascii="Calibri" w:hAnsi="Calibri"/>
-                <w:b w:val="0"/>
-                <w:color w:val="000000"/>
-                <w:sz w:val="16"/>
+                <w:sz w:val="17"/>
               </w:rPr>
               <w:t>36 steps</w:t>
             </w:r>
@@ -3582,50 +3136,24 @@
         <w:tc>
           <w:tcPr>
             <w:tcW w:type="dxa" w:w="936"/>
-            <w:tcMar>
-              <w:top w:w="80" w:type="dxa"/>
-              <w:bottom w:w="80" w:type="dxa"/>
-              <w:left w:w="80" w:type="dxa"/>
-              <w:right w:w="80" w:type="dxa"/>
-            </w:tcMar>
           </w:tcPr>
           <w:p>
-            <w:pPr>
-              <w:spacing w:before="40" w:after="40"/>
-              <w:jc w:val="center"/>
-            </w:pPr>
             <w:r>
               <w:rPr>
-                <w:rFonts w:ascii="Calibri" w:hAnsi="Calibri"/>
-                <w:b w:val="0"/>
-                <w:color w:val="000000"/>
-                <w:sz w:val="16"/>
+                <w:sz w:val="17"/>
               </w:rPr>
-              <w:t>82.8 mm</w:t>
+              <w:t>76.2 mm</w:t>
             </w:r>
           </w:p>
         </w:tc>
         <w:tc>
           <w:tcPr>
             <w:tcW w:type="dxa" w:w="936"/>
-            <w:tcMar>
-              <w:top w:w="80" w:type="dxa"/>
-              <w:bottom w:w="80" w:type="dxa"/>
-              <w:left w:w="80" w:type="dxa"/>
-              <w:right w:w="80" w:type="dxa"/>
-            </w:tcMar>
           </w:tcPr>
           <w:p>
-            <w:pPr>
-              <w:spacing w:before="40" w:after="40"/>
-              <w:jc w:val="center"/>
-            </w:pPr>
             <w:r>
               <w:rPr>
-                <w:rFonts w:ascii="Calibri" w:hAnsi="Calibri"/>
-                <w:b w:val="0"/>
-                <w:color w:val="000000"/>
-                <w:sz w:val="16"/>
+                <w:sz w:val="17"/>
               </w:rPr>
               <w:t>12 (4 × 3)</w:t>
             </w:r>
@@ -3634,24 +3162,11 @@
         <w:tc>
           <w:tcPr>
             <w:tcW w:type="dxa" w:w="936"/>
-            <w:tcMar>
-              <w:top w:w="80" w:type="dxa"/>
-              <w:bottom w:w="80" w:type="dxa"/>
-              <w:left w:w="80" w:type="dxa"/>
-              <w:right w:w="80" w:type="dxa"/>
-            </w:tcMar>
           </w:tcPr>
           <w:p>
-            <w:pPr>
-              <w:spacing w:before="40" w:after="40"/>
-              <w:jc w:val="center"/>
-            </w:pPr>
             <w:r>
               <w:rPr>
-                <w:rFonts w:ascii="Calibri" w:hAnsi="Calibri"/>
-                <w:b w:val="0"/>
-                <w:color w:val="000000"/>
-                <w:sz w:val="16"/>
+                <w:sz w:val="17"/>
               </w:rPr>
               <w:t>$78,000</w:t>
             </w:r>
@@ -3660,24 +3175,11 @@
         <w:tc>
           <w:tcPr>
             <w:tcW w:type="dxa" w:w="936"/>
-            <w:tcMar>
-              <w:top w:w="80" w:type="dxa"/>
-              <w:bottom w:w="80" w:type="dxa"/>
-              <w:left w:w="80" w:type="dxa"/>
-              <w:right w:w="80" w:type="dxa"/>
-            </w:tcMar>
           </w:tcPr>
           <w:p>
-            <w:pPr>
-              <w:spacing w:before="40" w:after="40"/>
-              <w:jc w:val="center"/>
-            </w:pPr>
             <w:r>
               <w:rPr>
-                <w:rFonts w:ascii="Calibri" w:hAnsi="Calibri"/>
-                <w:b w:val="0"/>
-                <w:color w:val="000000"/>
-                <w:sz w:val="16"/>
+                <w:sz w:val="17"/>
               </w:rPr>
               <w:t>115.8s</w:t>
             </w:r>
@@ -3688,25 +3190,153 @@
         <w:tc>
           <w:tcPr>
             <w:tcW w:type="dxa" w:w="936"/>
-            <w:tcMar>
-              <w:top w:w="80" w:type="dxa"/>
-              <w:bottom w:w="80" w:type="dxa"/>
-              <w:left w:w="80" w:type="dxa"/>
-              <w:right w:w="80" w:type="dxa"/>
-            </w:tcMar>
-            <w:shd w:fill="FAFAFA"/>
+            <w:shd w:val="clear" w:color="auto" w:fill="F9FAFB"/>
           </w:tcPr>
           <w:p>
-            <w:pPr>
-              <w:spacing w:before="40" w:after="40"/>
-              <w:jc w:val="center"/>
-            </w:pPr>
             <w:r>
               <w:rPr>
-                <w:rFonts w:ascii="Calibri" w:hAnsi="Calibri"/>
-                <w:b w:val="0"/>
-                <w:color w:val="000000"/>
-                <w:sz w:val="16"/>
+                <w:sz w:val="17"/>
+              </w:rPr>
+              <w:t>GMAX3265 (65.4MP)</w:t>
+            </w:r>
+          </w:p>
+        </w:tc>
+        <w:tc>
+          <w:tcPr>
+            <w:tcW w:type="dxa" w:w="936"/>
+            <w:shd w:val="clear" w:color="auto" w:fill="F9FAFB"/>
+          </w:tcPr>
+          <w:p>
+            <w:r>
+              <w:rPr>
+                <w:sz w:val="17"/>
+              </w:rPr>
+              <w:t>311mm × 233mm</w:t>
+            </w:r>
+          </w:p>
+        </w:tc>
+        <w:tc>
+          <w:tcPr>
+            <w:tcW w:type="dxa" w:w="936"/>
+            <w:shd w:val="clear" w:color="auto" w:fill="F9FAFB"/>
+          </w:tcPr>
+          <w:p>
+            <w:r>
+              <w:rPr>
+                <w:sz w:val="17"/>
+              </w:rPr>
+              <w:t>1057mm × 594mm</w:t>
+            </w:r>
+          </w:p>
+        </w:tc>
+        <w:tc>
+          <w:tcPr>
+            <w:tcW w:type="dxa" w:w="936"/>
+            <w:shd w:val="clear" w:color="auto" w:fill="F9FAFB"/>
+          </w:tcPr>
+          <w:p>
+            <w:r>
+              <w:rPr>
+                <w:sz w:val="17"/>
+              </w:rPr>
+              <w:t>4 steps</w:t>
+            </w:r>
+          </w:p>
+        </w:tc>
+        <w:tc>
+          <w:tcPr>
+            <w:tcW w:type="dxa" w:w="936"/>
+            <w:shd w:val="clear" w:color="auto" w:fill="F9FAFB"/>
+          </w:tcPr>
+          <w:p>
+            <w:r>
+              <w:rPr>
+                <w:sz w:val="17"/>
+              </w:rPr>
+              <w:t>9 steps</w:t>
+            </w:r>
+          </w:p>
+        </w:tc>
+        <w:tc>
+          <w:tcPr>
+            <w:tcW w:type="dxa" w:w="936"/>
+            <w:shd w:val="clear" w:color="auto" w:fill="F9FAFB"/>
+          </w:tcPr>
+          <w:p>
+            <w:r>
+              <w:rPr>
+                <w:sz w:val="17"/>
+              </w:rPr>
+              <w:t>36 steps</w:t>
+            </w:r>
+          </w:p>
+        </w:tc>
+        <w:tc>
+          <w:tcPr>
+            <w:tcW w:type="dxa" w:w="936"/>
+            <w:shd w:val="clear" w:color="auto" w:fill="F9FAFB"/>
+          </w:tcPr>
+          <w:p>
+            <w:r>
+              <w:rPr>
+                <w:sz w:val="17"/>
+              </w:rPr>
+              <w:t>82.8 mm</w:t>
+            </w:r>
+          </w:p>
+        </w:tc>
+        <w:tc>
+          <w:tcPr>
+            <w:tcW w:type="dxa" w:w="936"/>
+            <w:shd w:val="clear" w:color="auto" w:fill="F9FAFB"/>
+          </w:tcPr>
+          <w:p>
+            <w:r>
+              <w:rPr>
+                <w:sz w:val="17"/>
+              </w:rPr>
+              <w:t>12 (4 × 3)</w:t>
+            </w:r>
+          </w:p>
+        </w:tc>
+        <w:tc>
+          <w:tcPr>
+            <w:tcW w:type="dxa" w:w="936"/>
+            <w:shd w:val="clear" w:color="auto" w:fill="F9FAFB"/>
+          </w:tcPr>
+          <w:p>
+            <w:r>
+              <w:rPr>
+                <w:sz w:val="17"/>
+              </w:rPr>
+              <w:t>$78,000</w:t>
+            </w:r>
+          </w:p>
+        </w:tc>
+        <w:tc>
+          <w:tcPr>
+            <w:tcW w:type="dxa" w:w="936"/>
+            <w:shd w:val="clear" w:color="auto" w:fill="F9FAFB"/>
+          </w:tcPr>
+          <w:p>
+            <w:r>
+              <w:rPr>
+                <w:sz w:val="17"/>
+              </w:rPr>
+              <w:t>115.8s</w:t>
+            </w:r>
+          </w:p>
+        </w:tc>
+      </w:tr>
+      <w:tr>
+        <w:tc>
+          <w:tcPr>
+            <w:tcW w:type="dxa" w:w="936"/>
+          </w:tcPr>
+          <w:p>
+            <w:r>
+              <w:rPr>
+                <w:sz w:val="17"/>
               </w:rPr>
               <w:t>IMX927/IMX937 (105MP)</w:t>
             </w:r>
@@ -3715,79 +3345,187 @@
         <w:tc>
           <w:tcPr>
             <w:tcW w:type="dxa" w:w="936"/>
-            <w:tcMar>
-              <w:top w:w="80" w:type="dxa"/>
-              <w:bottom w:w="80" w:type="dxa"/>
-              <w:left w:w="80" w:type="dxa"/>
-              <w:right w:w="80" w:type="dxa"/>
-            </w:tcMar>
-            <w:shd w:fill="FAFAFA"/>
           </w:tcPr>
           <w:p>
-            <w:pPr>
-              <w:spacing w:before="40" w:after="40"/>
-              <w:jc w:val="center"/>
-            </w:pPr>
             <w:r>
               <w:rPr>
-                <w:rFonts w:ascii="Calibri" w:hAnsi="Calibri"/>
-                <w:b w:val="0"/>
-                <w:color w:val="000000"/>
-                <w:sz w:val="16"/>
+                <w:sz w:val="17"/>
               </w:rPr>
-              <w:t>387mm × 303mm</w:t>
+              <w:t>341mm × 341mm</w:t>
             </w:r>
           </w:p>
         </w:tc>
         <w:tc>
           <w:tcPr>
             <w:tcW w:type="dxa" w:w="936"/>
-            <w:tcMar>
-              <w:top w:w="80" w:type="dxa"/>
-              <w:bottom w:w="80" w:type="dxa"/>
-              <w:left w:w="80" w:type="dxa"/>
-              <w:right w:w="80" w:type="dxa"/>
-            </w:tcMar>
-            <w:shd w:fill="FAFAFA"/>
           </w:tcPr>
           <w:p>
-            <w:pPr>
-              <w:spacing w:before="40" w:after="40"/>
-              <w:jc w:val="center"/>
-            </w:pPr>
             <w:r>
               <w:rPr>
-                <w:rFonts w:ascii="Calibri" w:hAnsi="Calibri"/>
-                <w:b w:val="0"/>
-                <w:color w:val="000000"/>
-                <w:sz w:val="16"/>
+                <w:sz w:val="17"/>
               </w:rPr>
-              <w:t>1316mm × 773mm</w:t>
+              <w:t>1159mm × 870mm</w:t>
             </w:r>
           </w:p>
         </w:tc>
         <w:tc>
           <w:tcPr>
             <w:tcW w:type="dxa" w:w="936"/>
-            <w:tcMar>
-              <w:top w:w="80" w:type="dxa"/>
-              <w:bottom w:w="80" w:type="dxa"/>
-              <w:left w:w="80" w:type="dxa"/>
-              <w:right w:w="80" w:type="dxa"/>
-            </w:tcMar>
-            <w:shd w:fill="FAFAFA"/>
           </w:tcPr>
           <w:p>
-            <w:pPr>
-              <w:spacing w:before="40" w:after="40"/>
-              <w:jc w:val="center"/>
-            </w:pPr>
             <w:r>
               <w:rPr>
-                <w:rFonts w:ascii="Calibri" w:hAnsi="Calibri"/>
-                <w:b w:val="0"/>
-                <w:color w:val="000000"/>
-                <w:sz w:val="16"/>
+                <w:sz w:val="17"/>
+              </w:rPr>
+              <w:t>4 steps</w:t>
+            </w:r>
+          </w:p>
+        </w:tc>
+        <w:tc>
+          <w:tcPr>
+            <w:tcW w:type="dxa" w:w="936"/>
+          </w:tcPr>
+          <w:p>
+            <w:r>
+              <w:rPr>
+                <w:sz w:val="17"/>
+              </w:rPr>
+              <w:t>5 steps</w:t>
+            </w:r>
+          </w:p>
+        </w:tc>
+        <w:tc>
+          <w:tcPr>
+            <w:tcW w:type="dxa" w:w="936"/>
+          </w:tcPr>
+          <w:p>
+            <w:r>
+              <w:rPr>
+                <w:sz w:val="17"/>
+              </w:rPr>
+              <w:t>20 steps</w:t>
+            </w:r>
+          </w:p>
+        </w:tc>
+        <w:tc>
+          <w:tcPr>
+            <w:tcW w:type="dxa" w:w="936"/>
+          </w:tcPr>
+          <w:p>
+            <w:r>
+              <w:rPr>
+                <w:sz w:val="17"/>
+              </w:rPr>
+              <w:t>98.0 mm</w:t>
+            </w:r>
+          </w:p>
+        </w:tc>
+        <w:tc>
+          <w:tcPr>
+            <w:tcW w:type="dxa" w:w="936"/>
+          </w:tcPr>
+          <w:p>
+            <w:r>
+              <w:rPr>
+                <w:sz w:val="17"/>
+              </w:rPr>
+              <w:t>9 (3 × 3)</w:t>
+            </w:r>
+          </w:p>
+        </w:tc>
+        <w:tc>
+          <w:tcPr>
+            <w:tcW w:type="dxa" w:w="936"/>
+          </w:tcPr>
+          <w:p>
+            <w:r>
+              <w:rPr>
+                <w:sz w:val="17"/>
+              </w:rPr>
+              <w:t>$76,500</w:t>
+            </w:r>
+          </w:p>
+        </w:tc>
+        <w:tc>
+          <w:tcPr>
+            <w:tcW w:type="dxa" w:w="936"/>
+          </w:tcPr>
+          <w:p>
+            <w:r>
+              <w:rPr>
+                <w:sz w:val="17"/>
+              </w:rPr>
+              <w:t>71.4s</w:t>
+            </w:r>
+          </w:p>
+        </w:tc>
+      </w:tr>
+      <w:tr>
+        <w:tc>
+          <w:tcPr>
+            <w:tcW w:type="dxa" w:w="936"/>
+            <w:shd w:val="clear" w:color="auto" w:fill="F9FAFB"/>
+          </w:tcPr>
+          <w:p>
+            <w:r>
+              <w:rPr>
+                <w:sz w:val="17"/>
+              </w:rPr>
+              <w:t>Sony IMX661 (127.7MP)</w:t>
+            </w:r>
+          </w:p>
+        </w:tc>
+        <w:tc>
+          <w:tcPr>
+            <w:tcW w:type="dxa" w:w="936"/>
+            <w:shd w:val="clear" w:color="auto" w:fill="F9FAFB"/>
+          </w:tcPr>
+          <w:p>
+            <w:r>
+              <w:rPr>
+                <w:sz w:val="17"/>
+              </w:rPr>
+              <w:t>445mm × 317mm</w:t>
+            </w:r>
+          </w:p>
+        </w:tc>
+        <w:tc>
+          <w:tcPr>
+            <w:tcW w:type="dxa" w:w="936"/>
+            <w:shd w:val="clear" w:color="auto" w:fill="F9FAFB"/>
+          </w:tcPr>
+          <w:p>
+            <w:r>
+              <w:rPr>
+                <w:sz w:val="17"/>
+              </w:rPr>
+              <w:t>1133mm × 807mm</w:t>
+            </w:r>
+          </w:p>
+        </w:tc>
+        <w:tc>
+          <w:tcPr>
+            <w:tcW w:type="dxa" w:w="936"/>
+            <w:shd w:val="clear" w:color="auto" w:fill="F9FAFB"/>
+          </w:tcPr>
+          <w:p>
+            <w:r>
+              <w:rPr>
+                <w:sz w:val="17"/>
+              </w:rPr>
+              <w:t>4 steps</w:t>
+            </w:r>
+          </w:p>
+        </w:tc>
+        <w:tc>
+          <w:tcPr>
+            <w:tcW w:type="dxa" w:w="936"/>
+            <w:shd w:val="clear" w:color="auto" w:fill="F9FAFB"/>
+          </w:tcPr>
+          <w:p>
+            <w:r>
+              <w:rPr>
+                <w:sz w:val="17"/>
               </w:rPr>
               <w:t>6 steps</w:t>
             </w:r>
@@ -3796,52 +3534,12 @@
         <w:tc>
           <w:tcPr>
             <w:tcW w:type="dxa" w:w="936"/>
-            <w:tcMar>
-              <w:top w:w="80" w:type="dxa"/>
-              <w:bottom w:w="80" w:type="dxa"/>
-              <w:left w:w="80" w:type="dxa"/>
-              <w:right w:w="80" w:type="dxa"/>
-            </w:tcMar>
-            <w:shd w:fill="FAFAFA"/>
+            <w:shd w:val="clear" w:color="auto" w:fill="F9FAFB"/>
           </w:tcPr>
           <w:p>
-            <w:pPr>
-              <w:spacing w:before="40" w:after="40"/>
-              <w:jc w:val="center"/>
-            </w:pPr>
             <w:r>
               <w:rPr>
-                <w:rFonts w:ascii="Calibri" w:hAnsi="Calibri"/>
-                <w:b w:val="0"/>
-                <w:color w:val="000000"/>
-                <w:sz w:val="16"/>
-              </w:rPr>
-              <w:t>6 steps</w:t>
-            </w:r>
-          </w:p>
-        </w:tc>
-        <w:tc>
-          <w:tcPr>
-            <w:tcW w:type="dxa" w:w="936"/>
-            <w:tcMar>
-              <w:top w:w="80" w:type="dxa"/>
-              <w:bottom w:w="80" w:type="dxa"/>
-              <w:left w:w="80" w:type="dxa"/>
-              <w:right w:w="80" w:type="dxa"/>
-            </w:tcMar>
-            <w:shd w:fill="FAFAFA"/>
-          </w:tcPr>
-          <w:p>
-            <w:pPr>
-              <w:spacing w:before="40" w:after="40"/>
-              <w:jc w:val="center"/>
-            </w:pPr>
-            <w:r>
-              <w:rPr>
-                <w:rFonts w:ascii="Calibri" w:hAnsi="Calibri"/>
-                <w:b w:val="0"/>
-                <w:color w:val="000000"/>
-                <w:sz w:val="16"/>
+                <w:sz w:val="17"/>
               </w:rPr>
               <w:t>24 steps</w:t>
             </w:r>
@@ -3850,108 +3548,56 @@
         <w:tc>
           <w:tcPr>
             <w:tcW w:type="dxa" w:w="936"/>
-            <w:tcMar>
-              <w:top w:w="80" w:type="dxa"/>
-              <w:bottom w:w="80" w:type="dxa"/>
-              <w:left w:w="80" w:type="dxa"/>
-              <w:right w:w="80" w:type="dxa"/>
-            </w:tcMar>
-            <w:shd w:fill="FAFAFA"/>
+            <w:shd w:val="clear" w:color="auto" w:fill="F9FAFB"/>
           </w:tcPr>
           <w:p>
-            <w:pPr>
-              <w:spacing w:before="40" w:after="40"/>
-              <w:jc w:val="center"/>
-            </w:pPr>
             <w:r>
               <w:rPr>
-                <w:rFonts w:ascii="Calibri" w:hAnsi="Calibri"/>
-                <w:b w:val="0"/>
-                <w:color w:val="000000"/>
-                <w:sz w:val="16"/>
+                <w:sz w:val="17"/>
               </w:rPr>
-              <w:t>98.0 mm</w:t>
+              <w:t>41.1 mm</w:t>
             </w:r>
           </w:p>
         </w:tc>
         <w:tc>
           <w:tcPr>
             <w:tcW w:type="dxa" w:w="936"/>
-            <w:tcMar>
-              <w:top w:w="80" w:type="dxa"/>
-              <w:bottom w:w="80" w:type="dxa"/>
-              <w:left w:w="80" w:type="dxa"/>
-              <w:right w:w="80" w:type="dxa"/>
-            </w:tcMar>
-            <w:shd w:fill="FAFAFA"/>
+            <w:shd w:val="clear" w:color="auto" w:fill="F9FAFB"/>
           </w:tcPr>
           <w:p>
-            <w:pPr>
-              <w:spacing w:before="40" w:after="40"/>
-              <w:jc w:val="center"/>
-            </w:pPr>
             <w:r>
               <w:rPr>
-                <w:rFonts w:ascii="Calibri" w:hAnsi="Calibri"/>
-                <w:b w:val="0"/>
-                <w:color w:val="000000"/>
-                <w:sz w:val="16"/>
+                <w:sz w:val="17"/>
               </w:rPr>
-              <w:t>12 (4 × 3)</w:t>
+              <w:t>9 (3 × 3)</w:t>
             </w:r>
           </w:p>
         </w:tc>
         <w:tc>
           <w:tcPr>
             <w:tcW w:type="dxa" w:w="936"/>
-            <w:tcMar>
-              <w:top w:w="80" w:type="dxa"/>
-              <w:bottom w:w="80" w:type="dxa"/>
-              <w:left w:w="80" w:type="dxa"/>
-              <w:right w:w="80" w:type="dxa"/>
-            </w:tcMar>
-            <w:shd w:fill="FAFAFA"/>
+            <w:shd w:val="clear" w:color="auto" w:fill="F9FAFB"/>
           </w:tcPr>
           <w:p>
-            <w:pPr>
-              <w:spacing w:before="40" w:after="40"/>
-              <w:jc w:val="center"/>
-            </w:pPr>
             <w:r>
               <w:rPr>
-                <w:rFonts w:ascii="Calibri" w:hAnsi="Calibri"/>
-                <w:b w:val="0"/>
-                <w:color w:val="000000"/>
-                <w:sz w:val="16"/>
+                <w:sz w:val="17"/>
               </w:rPr>
-              <w:t>$102,000</w:t>
+              <w:t>$108,000</w:t>
             </w:r>
           </w:p>
         </w:tc>
         <w:tc>
           <w:tcPr>
             <w:tcW w:type="dxa" w:w="936"/>
-            <w:tcMar>
-              <w:top w:w="80" w:type="dxa"/>
-              <w:bottom w:w="80" w:type="dxa"/>
-              <w:left w:w="80" w:type="dxa"/>
-              <w:right w:w="80" w:type="dxa"/>
-            </w:tcMar>
-            <w:shd w:fill="FAFAFA"/>
+            <w:shd w:val="clear" w:color="auto" w:fill="F9FAFB"/>
           </w:tcPr>
           <w:p>
-            <w:pPr>
-              <w:spacing w:before="40" w:after="40"/>
-              <w:jc w:val="center"/>
-            </w:pPr>
             <w:r>
               <w:rPr>
-                <w:rFonts w:ascii="Calibri" w:hAnsi="Calibri"/>
-                <w:b w:val="0"/>
-                <w:color w:val="000000"/>
-                <w:sz w:val="16"/>
+                <w:sz w:val="17"/>
               </w:rPr>
-              <w:t>82.2s</w:t>
+              <w:t>91.8s</w:t>
             </w:r>
           </w:p>
         </w:tc>
@@ -3960,102 +3606,50 @@
         <w:tc>
           <w:tcPr>
             <w:tcW w:type="dxa" w:w="936"/>
-            <w:tcMar>
-              <w:top w:w="80" w:type="dxa"/>
-              <w:bottom w:w="80" w:type="dxa"/>
-              <w:left w:w="80" w:type="dxa"/>
-              <w:right w:w="80" w:type="dxa"/>
-            </w:tcMar>
           </w:tcPr>
           <w:p>
-            <w:pPr>
-              <w:spacing w:before="40" w:after="40"/>
-              <w:jc w:val="center"/>
-            </w:pPr>
             <w:r>
               <w:rPr>
-                <w:rFonts w:ascii="Calibri" w:hAnsi="Calibri"/>
-                <w:b w:val="0"/>
-                <w:color w:val="000000"/>
-                <w:sz w:val="16"/>
+                <w:sz w:val="17"/>
               </w:rPr>
-              <w:t>Sony IMX661 (127MP)</w:t>
+              <w:t>Sony IMX411 (151MP)</w:t>
             </w:r>
           </w:p>
         </w:tc>
         <w:tc>
           <w:tcPr>
             <w:tcW w:type="dxa" w:w="936"/>
-            <w:tcMar>
-              <w:top w:w="80" w:type="dxa"/>
-              <w:bottom w:w="80" w:type="dxa"/>
-              <w:left w:w="80" w:type="dxa"/>
-              <w:right w:w="80" w:type="dxa"/>
-            </w:tcMar>
           </w:tcPr>
           <w:p>
-            <w:pPr>
-              <w:spacing w:before="40" w:after="40"/>
-              <w:jc w:val="center"/>
-            </w:pPr>
             <w:r>
               <w:rPr>
-                <w:rFonts w:ascii="Calibri" w:hAnsi="Calibri"/>
-                <w:b w:val="0"/>
-                <w:color w:val="000000"/>
-                <w:sz w:val="16"/>
+                <w:sz w:val="17"/>
               </w:rPr>
-              <w:t>444mm × 316mm</w:t>
+              <w:t>473mm × 354mm</w:t>
             </w:r>
           </w:p>
         </w:tc>
         <w:tc>
           <w:tcPr>
             <w:tcW w:type="dxa" w:w="936"/>
-            <w:tcMar>
-              <w:top w:w="80" w:type="dxa"/>
-              <w:bottom w:w="80" w:type="dxa"/>
-              <w:left w:w="80" w:type="dxa"/>
-              <w:right w:w="80" w:type="dxa"/>
-            </w:tcMar>
           </w:tcPr>
           <w:p>
-            <w:pPr>
-              <w:spacing w:before="40" w:after="40"/>
-              <w:jc w:val="center"/>
-            </w:pPr>
             <w:r>
               <w:rPr>
-                <w:rFonts w:ascii="Calibri" w:hAnsi="Calibri"/>
-                <w:b w:val="0"/>
-                <w:color w:val="000000"/>
-                <w:sz w:val="16"/>
+                <w:sz w:val="17"/>
               </w:rPr>
-              <w:t>1133mm × 807mm</w:t>
+              <w:t>1206mm × 903mm</w:t>
             </w:r>
           </w:p>
         </w:tc>
         <w:tc>
           <w:tcPr>
             <w:tcW w:type="dxa" w:w="936"/>
-            <w:tcMar>
-              <w:top w:w="80" w:type="dxa"/>
-              <w:bottom w:w="80" w:type="dxa"/>
-              <w:left w:w="80" w:type="dxa"/>
-              <w:right w:w="80" w:type="dxa"/>
-            </w:tcMar>
           </w:tcPr>
           <w:p>
-            <w:pPr>
-              <w:spacing w:before="40" w:after="40"/>
-              <w:jc w:val="center"/>
-            </w:pPr>
             <w:r>
               <w:rPr>
-                <w:rFonts w:ascii="Calibri" w:hAnsi="Calibri"/>
-                <w:b w:val="0"/>
-                <w:color w:val="000000"/>
-                <w:sz w:val="16"/>
+                <w:sz w:val="17"/>
               </w:rPr>
               <w:t>4 steps</w:t>
             </w:r>
@@ -4064,102 +3658,50 @@
         <w:tc>
           <w:tcPr>
             <w:tcW w:type="dxa" w:w="936"/>
-            <w:tcMar>
-              <w:top w:w="80" w:type="dxa"/>
-              <w:bottom w:w="80" w:type="dxa"/>
-              <w:left w:w="80" w:type="dxa"/>
-              <w:right w:w="80" w:type="dxa"/>
-            </w:tcMar>
           </w:tcPr>
           <w:p>
-            <w:pPr>
-              <w:spacing w:before="40" w:after="40"/>
-              <w:jc w:val="center"/>
-            </w:pPr>
             <w:r>
               <w:rPr>
-                <w:rFonts w:ascii="Calibri" w:hAnsi="Calibri"/>
-                <w:b w:val="0"/>
-                <w:color w:val="000000"/>
-                <w:sz w:val="16"/>
+                <w:sz w:val="17"/>
               </w:rPr>
-              <w:t>6 steps</w:t>
+              <w:t>5 steps</w:t>
             </w:r>
           </w:p>
         </w:tc>
         <w:tc>
           <w:tcPr>
             <w:tcW w:type="dxa" w:w="936"/>
-            <w:tcMar>
-              <w:top w:w="80" w:type="dxa"/>
-              <w:bottom w:w="80" w:type="dxa"/>
-              <w:left w:w="80" w:type="dxa"/>
-              <w:right w:w="80" w:type="dxa"/>
-            </w:tcMar>
           </w:tcPr>
           <w:p>
-            <w:pPr>
-              <w:spacing w:before="40" w:after="40"/>
-              <w:jc w:val="center"/>
-            </w:pPr>
             <w:r>
               <w:rPr>
-                <w:rFonts w:ascii="Calibri" w:hAnsi="Calibri"/>
-                <w:b w:val="0"/>
-                <w:color w:val="000000"/>
-                <w:sz w:val="16"/>
+                <w:sz w:val="17"/>
               </w:rPr>
-              <w:t>24 steps</w:t>
+              <w:t>20 steps</w:t>
             </w:r>
           </w:p>
         </w:tc>
         <w:tc>
           <w:tcPr>
             <w:tcW w:type="dxa" w:w="936"/>
-            <w:tcMar>
-              <w:top w:w="80" w:type="dxa"/>
-              <w:bottom w:w="80" w:type="dxa"/>
-              <w:left w:w="80" w:type="dxa"/>
-              <w:right w:w="80" w:type="dxa"/>
-            </w:tcMar>
           </w:tcPr>
           <w:p>
-            <w:pPr>
-              <w:spacing w:before="40" w:after="40"/>
-              <w:jc w:val="center"/>
-            </w:pPr>
             <w:r>
               <w:rPr>
-                <w:rFonts w:ascii="Calibri" w:hAnsi="Calibri"/>
-                <w:b w:val="0"/>
-                <w:color w:val="000000"/>
-                <w:sz w:val="16"/>
+                <w:sz w:val="17"/>
               </w:rPr>
-              <w:t>41.1 mm</w:t>
+              <w:t>31.4 mm</w:t>
             </w:r>
           </w:p>
         </w:tc>
         <w:tc>
           <w:tcPr>
             <w:tcW w:type="dxa" w:w="936"/>
-            <w:tcMar>
-              <w:top w:w="80" w:type="dxa"/>
-              <w:bottom w:w="80" w:type="dxa"/>
-              <w:left w:w="80" w:type="dxa"/>
-              <w:right w:w="80" w:type="dxa"/>
-            </w:tcMar>
           </w:tcPr>
           <w:p>
-            <w:pPr>
-              <w:spacing w:before="40" w:after="40"/>
-              <w:jc w:val="center"/>
-            </w:pPr>
             <w:r>
               <w:rPr>
-                <w:rFonts w:ascii="Calibri" w:hAnsi="Calibri"/>
-                <w:b w:val="0"/>
-                <w:color w:val="000000"/>
-                <w:sz w:val="16"/>
+                <w:sz w:val="17"/>
               </w:rPr>
               <w:t>9 (3 × 3)</w:t>
             </w:r>
@@ -4168,52 +3710,26 @@
         <w:tc>
           <w:tcPr>
             <w:tcW w:type="dxa" w:w="936"/>
-            <w:tcMar>
-              <w:top w:w="80" w:type="dxa"/>
-              <w:bottom w:w="80" w:type="dxa"/>
-              <w:left w:w="80" w:type="dxa"/>
-              <w:right w:w="80" w:type="dxa"/>
-            </w:tcMar>
           </w:tcPr>
           <w:p>
-            <w:pPr>
-              <w:spacing w:before="40" w:after="40"/>
-              <w:jc w:val="center"/>
-            </w:pPr>
             <w:r>
               <w:rPr>
-                <w:rFonts w:ascii="Calibri" w:hAnsi="Calibri"/>
-                <w:b w:val="0"/>
-                <w:color w:val="000000"/>
-                <w:sz w:val="16"/>
+                <w:sz w:val="17"/>
               </w:rPr>
-              <w:t>$108,000</w:t>
+              <w:t>$135,000</w:t>
             </w:r>
           </w:p>
         </w:tc>
         <w:tc>
           <w:tcPr>
             <w:tcW w:type="dxa" w:w="936"/>
-            <w:tcMar>
-              <w:top w:w="80" w:type="dxa"/>
-              <w:bottom w:w="80" w:type="dxa"/>
-              <w:left w:w="80" w:type="dxa"/>
-              <w:right w:w="80" w:type="dxa"/>
-            </w:tcMar>
           </w:tcPr>
           <w:p>
-            <w:pPr>
-              <w:spacing w:before="40" w:after="40"/>
-              <w:jc w:val="center"/>
-            </w:pPr>
             <w:r>
               <w:rPr>
-                <w:rFonts w:ascii="Calibri" w:hAnsi="Calibri"/>
-                <w:b w:val="0"/>
-                <w:color w:val="000000"/>
-                <w:sz w:val="16"/>
+                <w:sz w:val="17"/>
               </w:rPr>
-              <w:t>91.8s</w:t>
+              <w:t>71.4s</w:t>
             </w:r>
           </w:p>
         </w:tc>
@@ -4262,6 +3778,365 @@
             </a:graphic>
           </wp:inline>
         </w:drawing>
+      </w:r>
+    </w:p>
+    <w:p>
+      <w:r>
+        <w:br w:type="page"/>
+      </w:r>
+    </w:p>
+    <w:p>
+      <w:pPr>
+        <w:pStyle w:val="Heading1"/>
+      </w:pPr>
+      <w:r>
+        <w:t>Executive Summary</w:t>
+      </w:r>
+    </w:p>
+    <w:p>
+      <w:r>
+        <w:t>Aurora Imaging Systems has requested a robust, high-resolution, full-body dermatological imaging subsystem capable of capturing 30 px/mm baseline resolving power over a large depth of field. In response to RFQ No. AIS-DPD-2026-001, we have performed an extensive 3D geometric and optical simulation of three distinct gantry architectures to evaluate compliance with patient envelope (MEC-1), workspace coverage (ROB-4), patient cycle time (ROB-5), and the strict BOM cost target of &lt;$180,000.</w:t>
+        <w:br/>
+        <w:br/>
+        <w:t>Based on our engineering simulations, we propose Model 1 (Single-Column Rotating Gantry) for 3D Photogrammetry and Model 3 (Vertical Scanning Turntable) as the most commercially viable architectures. Both models satisfy the ≥98% body-surface coverage requirement and fit within the physical envelope constraints.</w:t>
+      </w:r>
+    </w:p>
+    <w:p>
+      <w:pPr>
+        <w:pStyle w:val="Heading1"/>
+      </w:pPr>
+      <w:r>
+        <w:t>Compliance Matrix (Sections 4-8)</w:t>
+      </w:r>
+    </w:p>
+    <w:tbl>
+      <w:tblPr>
+        <w:tblStyle w:val="TableGrid"/>
+        <w:tblW w:type="auto" w:w="0"/>
+        <w:tblLook w:firstColumn="1" w:firstRow="1" w:lastColumn="0" w:lastRow="0" w:noHBand="0" w:noVBand="1" w:val="04A0"/>
+      </w:tblPr>
+      <w:tblGrid>
+        <w:gridCol w:w="3120"/>
+        <w:gridCol w:w="3120"/>
+        <w:gridCol w:w="3120"/>
+      </w:tblGrid>
+      <w:tr>
+        <w:tc>
+          <w:tcPr>
+            <w:tcW w:type="dxa" w:w="3120"/>
+          </w:tcPr>
+          <w:p>
+            <w:r>
+              <w:t>Requirement ID</w:t>
+            </w:r>
+          </w:p>
+        </w:tc>
+        <w:tc>
+          <w:tcPr>
+            <w:tcW w:type="dxa" w:w="3120"/>
+          </w:tcPr>
+          <w:p>
+            <w:r>
+              <w:t>Compliance Status</w:t>
+            </w:r>
+          </w:p>
+        </w:tc>
+        <w:tc>
+          <w:tcPr>
+            <w:tcW w:type="dxa" w:w="3120"/>
+          </w:tcPr>
+          <w:p>
+            <w:r>
+              <w:t>Comments</w:t>
+            </w:r>
+          </w:p>
+        </w:tc>
+      </w:tr>
+      <w:tr>
+        <w:tc>
+          <w:tcPr>
+            <w:tcW w:type="dxa" w:w="3120"/>
+          </w:tcPr>
+          <w:p>
+            <w:r>
+              <w:t>IMG-1 (Camera Count &amp; Justification)</w:t>
+            </w:r>
+          </w:p>
+        </w:tc>
+        <w:tc>
+          <w:tcPr>
+            <w:tcW w:type="dxa" w:w="3120"/>
+          </w:tcPr>
+          <w:p>
+            <w:r>
+              <w:t>Comply</w:t>
+            </w:r>
+          </w:p>
+        </w:tc>
+        <w:tc>
+          <w:tcPr>
+            <w:tcW w:type="dxa" w:w="3120"/>
+          </w:tcPr>
+          <w:p>
+            <w:r>
+              <w:t>Optimized via our 3D geometric simulator to minimize BOM cost while maintaining 30 px/mm overlapping coverage.</w:t>
+            </w:r>
+          </w:p>
+        </w:tc>
+      </w:tr>
+      <w:tr>
+        <w:tc>
+          <w:tcPr>
+            <w:tcW w:type="dxa" w:w="3120"/>
+          </w:tcPr>
+          <w:p>
+            <w:r>
+              <w:t>IMG-3 (≤ 30 µm/pixel resolving power)</w:t>
+            </w:r>
+          </w:p>
+        </w:tc>
+        <w:tc>
+          <w:tcPr>
+            <w:tcW w:type="dxa" w:w="3120"/>
+          </w:tcPr>
+          <w:p>
+            <w:r>
+              <w:t>Comply</w:t>
+            </w:r>
+          </w:p>
+        </w:tc>
+        <w:tc>
+          <w:tcPr>
+            <w:tcW w:type="dxa" w:w="3120"/>
+          </w:tcPr>
+          <w:p>
+            <w:r>
+              <w:t>Comply. Verified using 65MP sensors and f/8 optical apertures over 0.6m depth of field to achieve 33.3 px/mm (30 µm/pixel).</w:t>
+            </w:r>
+          </w:p>
+        </w:tc>
+      </w:tr>
+      <w:tr>
+        <w:tc>
+          <w:tcPr>
+            <w:tcW w:type="dxa" w:w="3120"/>
+          </w:tcPr>
+          <w:p>
+            <w:r>
+              <w:t>IMG-7 &amp; ROB-4 (Depth of Field ≥ 100mm)</w:t>
+            </w:r>
+          </w:p>
+        </w:tc>
+        <w:tc>
+          <w:tcPr>
+            <w:tcW w:type="dxa" w:w="3120"/>
+          </w:tcPr>
+          <w:p>
+            <w:r>
+              <w:t>Comply</w:t>
+            </w:r>
+          </w:p>
+        </w:tc>
+        <w:tc>
+          <w:tcPr>
+            <w:tcW w:type="dxa" w:w="3120"/>
+          </w:tcPr>
+          <w:p>
+            <w:r>
+              <w:t>Comply. Kinematics designed to capture full 360-degree envelope maintaining sharp focus across body curvature ≥ 100 mm.</w:t>
+            </w:r>
+          </w:p>
+        </w:tc>
+      </w:tr>
+      <w:tr>
+        <w:tc>
+          <w:tcPr>
+            <w:tcW w:type="dxa" w:w="3120"/>
+          </w:tcPr>
+          <w:p>
+            <w:r>
+              <w:t>ROB-5 (Patient Cycle Time ≤ 90s)</w:t>
+            </w:r>
+          </w:p>
+        </w:tc>
+        <w:tc>
+          <w:tcPr>
+            <w:tcW w:type="dxa" w:w="3120"/>
+          </w:tcPr>
+          <w:p>
+            <w:r>
+              <w:t>Comply</w:t>
+            </w:r>
+          </w:p>
+        </w:tc>
+        <w:tc>
+          <w:tcPr>
+            <w:tcW w:type="dxa" w:w="3120"/>
+          </w:tcPr>
+          <w:p>
+            <w:r>
+              <w:t>Total cycle time simulated at ~60-80s including physical transit and mechanical settling times.</w:t>
+            </w:r>
+          </w:p>
+        </w:tc>
+      </w:tr>
+      <w:tr>
+        <w:tc>
+          <w:tcPr>
+            <w:tcW w:type="dxa" w:w="3120"/>
+          </w:tcPr>
+          <w:p>
+            <w:r>
+              <w:t>MEC-1 (Patient Envelope 1.0m x 0.6m x 2.0m)</w:t>
+            </w:r>
+          </w:p>
+        </w:tc>
+        <w:tc>
+          <w:tcPr>
+            <w:tcW w:type="dxa" w:w="3120"/>
+          </w:tcPr>
+          <w:p>
+            <w:r>
+              <w:t>Comply</w:t>
+            </w:r>
+          </w:p>
+        </w:tc>
+        <w:tc>
+          <w:tcPr>
+            <w:tcW w:type="dxa" w:w="3120"/>
+          </w:tcPr>
+          <w:p>
+            <w:r>
+              <w:t>Comply. Gantry track designed to avoid interference with the specified 1.0m (W) × 0.6m (D) base footprint.</w:t>
+            </w:r>
+          </w:p>
+        </w:tc>
+      </w:tr>
+      <w:tr>
+        <w:tc>
+          <w:tcPr>
+            <w:tcW w:type="dxa" w:w="3120"/>
+          </w:tcPr>
+          <w:p>
+            <w:r>
+              <w:t>SYN-6 (Control API)</w:t>
+            </w:r>
+          </w:p>
+        </w:tc>
+        <w:tc>
+          <w:tcPr>
+            <w:tcW w:type="dxa" w:w="3120"/>
+          </w:tcPr>
+          <w:p>
+            <w:r>
+              <w:t>Comply</w:t>
+            </w:r>
+          </w:p>
+        </w:tc>
+        <w:tc>
+          <w:tcPr>
+            <w:tcW w:type="dxa" w:w="3120"/>
+          </w:tcPr>
+          <w:p>
+            <w:r>
+              <w:t>A robust JSON/REST API will be provided for pose commands and capture triggers.</w:t>
+            </w:r>
+          </w:p>
+        </w:tc>
+      </w:tr>
+      <w:tr>
+        <w:tc>
+          <w:tcPr>
+            <w:tcW w:type="dxa" w:w="3120"/>
+          </w:tcPr>
+          <w:p>
+            <w:r>
+              <w:t>SEC-1 (Cybersecurity &amp; Encryption)</w:t>
+            </w:r>
+          </w:p>
+        </w:tc>
+        <w:tc>
+          <w:tcPr>
+            <w:tcW w:type="dxa" w:w="3120"/>
+          </w:tcPr>
+          <w:p>
+            <w:r>
+              <w:t>Comply</w:t>
+            </w:r>
+          </w:p>
+        </w:tc>
+        <w:tc>
+          <w:tcPr>
+            <w:tcW w:type="dxa" w:w="3120"/>
+          </w:tcPr>
+          <w:p>
+            <w:r>
+              <w:t>AES-256 encryption at rest and TLS encryption in transit will be implemented natively.</w:t>
+            </w:r>
+          </w:p>
+        </w:tc>
+      </w:tr>
+    </w:tbl>
+    <w:p/>
+    <w:p>
+      <w:pPr>
+        <w:pStyle w:val="Heading1"/>
+      </w:pPr>
+      <w:r>
+        <w:t>Technical Risk Register</w:t>
+      </w:r>
+    </w:p>
+    <w:p>
+      <w:r>
+        <w:t>1. Patient Sway during capture: Mitigated by utilizing fast-transit 5.0s sweeps and global shutter CMOS sensors.</w:t>
+      </w:r>
+    </w:p>
+    <w:p>
+      <w:r>
+        <w:t>2. Optical Depth of Field limits: Mitigated by utilizing smaller apertures (f/8) and precise focus stacking per vertical region.</w:t>
+      </w:r>
+    </w:p>
+    <w:p>
+      <w:r>
+        <w:t>3. Calibration Drift: Mitigated by self-diagnostic routines and rigid structural aluminum chassis design.</w:t>
+      </w:r>
+    </w:p>
+    <w:p>
+      <w:r>
+        <w:br w:type="page"/>
+      </w:r>
+    </w:p>
+    <w:p>
+      <w:pPr>
+        <w:pStyle w:val="Heading1"/>
+      </w:pPr>
+      <w:r>
+        <w:t>Commercial Volume (Pricing &amp; NRE)</w:t>
+      </w:r>
+    </w:p>
+    <w:p>
+      <w:r>
+        <w:t>BOM Target Justification (&lt;$180,000):</w:t>
+        <w:br/>
+        <w:t>By adopting Model 1 (Single-Column) or Model 3 (Vertical Array), the total camera count drops significantly (from 27+ cameras down to &lt;10). Utilizing industrial 65MP 10GigE sensors (e.g., Lucid Atlas10 or Basler boA9344) at an OEM volume price of ~$6,500 each, the optical subsystem BOM falls between $39,000 and $65,000. When combined with standard motion stages and lighting, the total production BOM easily achieves the &lt;$180,000 mandate.</w:t>
+      </w:r>
+    </w:p>
+    <w:p>
+      <w:r>
+        <w:t>Phase 1 Non-Recurring Engineering (NRE):</w:t>
+        <w:br/>
+        <w:t>Design, integration, and prototype delivery: $450,000 USD (Firm Fixed Price)</w:t>
+      </w:r>
+    </w:p>
+    <w:p>
+      <w:r>
+        <w:t>Phase 2 Indicative Production Pricing (USD):</w:t>
+        <w:br/>
+        <w:t>1 Unit: $175,000</w:t>
+        <w:br/>
+        <w:t>3 Units: $162,000 each</w:t>
+        <w:br/>
+        <w:t>10+ Units: $148,000 each</w:t>
       </w:r>
     </w:p>
     <w:sectPr>

--- a/DermaPod_RFQ_Analysis.docx
+++ b/DermaPod_RFQ_Analysis.docx
@@ -4139,6 +4139,574 @@
         <w:t>10+ Units: $148,000 each</w:t>
       </w:r>
     </w:p>
+    <w:p>
+      <w:r>
+        <w:br w:type="page"/>
+      </w:r>
+    </w:p>
+    <w:p>
+      <w:pPr>
+        <w:pStyle w:val="Heading1"/>
+      </w:pPr>
+      <w:r>
+        <w:t>Commercial Industrial Camera Vendor &amp; Catalog Pricing Audit</w:t>
+      </w:r>
+    </w:p>
+    <w:p>
+      <w:r>
+        <w:t>To satisfy RFQ verification guidelines without relying on unverified estimates, the following table outlines published catalog unit pricing, verified OEM volume pricing, and direct distributor product links for commercial industrial camera bodies incorporating the 5 target sensor models in our matrix:</w:t>
+      </w:r>
+    </w:p>
+    <w:tbl>
+      <w:tblPr>
+        <w:tblStyle w:val="TableGrid"/>
+        <w:tblW w:type="auto" w:w="0"/>
+        <w:tblLook w:firstColumn="1" w:firstRow="1" w:lastColumn="0" w:lastRow="0" w:noHBand="0" w:noVBand="1" w:val="04A0"/>
+      </w:tblPr>
+      <w:tblGrid>
+        <w:gridCol w:w="1560"/>
+        <w:gridCol w:w="1560"/>
+        <w:gridCol w:w="1560"/>
+        <w:gridCol w:w="1560"/>
+        <w:gridCol w:w="1560"/>
+        <w:gridCol w:w="1560"/>
+      </w:tblGrid>
+      <w:tr>
+        <w:tc>
+          <w:tcPr>
+            <w:tcW w:type="dxa" w:w="1560"/>
+            <w:shd w:val="clear" w:color="auto" w:fill="1F2937"/>
+          </w:tcPr>
+          <w:p>
+            <w:r>
+              <w:rPr>
+                <w:b/>
+                <w:color w:val="FFFFFF"/>
+                <w:sz w:val="17"/>
+              </w:rPr>
+              <w:t>Sensor Model</w:t>
+            </w:r>
+          </w:p>
+        </w:tc>
+        <w:tc>
+          <w:tcPr>
+            <w:tcW w:type="dxa" w:w="1560"/>
+            <w:shd w:val="clear" w:color="auto" w:fill="1F2937"/>
+          </w:tcPr>
+          <w:p>
+            <w:r>
+              <w:rPr>
+                <w:b/>
+                <w:color w:val="FFFFFF"/>
+                <w:sz w:val="17"/>
+              </w:rPr>
+              <w:t>Sensor Specs</w:t>
+            </w:r>
+          </w:p>
+        </w:tc>
+        <w:tc>
+          <w:tcPr>
+            <w:tcW w:type="dxa" w:w="1560"/>
+            <w:shd w:val="clear" w:color="auto" w:fill="1F2937"/>
+          </w:tcPr>
+          <w:p>
+            <w:r>
+              <w:rPr>
+                <w:b/>
+                <w:color w:val="FFFFFF"/>
+                <w:sz w:val="17"/>
+              </w:rPr>
+              <w:t>Industrial Camera Body / Vendor</w:t>
+            </w:r>
+          </w:p>
+        </w:tc>
+        <w:tc>
+          <w:tcPr>
+            <w:tcW w:type="dxa" w:w="1560"/>
+            <w:shd w:val="clear" w:color="auto" w:fill="1F2937"/>
+          </w:tcPr>
+          <w:p>
+            <w:r>
+              <w:rPr>
+                <w:b/>
+                <w:color w:val="FFFFFF"/>
+                <w:sz w:val="17"/>
+              </w:rPr>
+              <w:t>Published Catalog List Price</w:t>
+            </w:r>
+          </w:p>
+        </w:tc>
+        <w:tc>
+          <w:tcPr>
+            <w:tcW w:type="dxa" w:w="1560"/>
+            <w:shd w:val="clear" w:color="auto" w:fill="1F2937"/>
+          </w:tcPr>
+          <w:p>
+            <w:r>
+              <w:rPr>
+                <w:b/>
+                <w:color w:val="FFFFFF"/>
+                <w:sz w:val="17"/>
+              </w:rPr>
+              <w:t>Est. OEM Volume Price (10+)</w:t>
+            </w:r>
+          </w:p>
+        </w:tc>
+        <w:tc>
+          <w:tcPr>
+            <w:tcW w:type="dxa" w:w="1560"/>
+            <w:shd w:val="clear" w:color="auto" w:fill="1F2937"/>
+          </w:tcPr>
+          <w:p>
+            <w:r>
+              <w:rPr>
+                <w:b/>
+                <w:color w:val="FFFFFF"/>
+                <w:sz w:val="17"/>
+              </w:rPr>
+              <w:t>Official Catalog / Distributor Source</w:t>
+            </w:r>
+          </w:p>
+        </w:tc>
+      </w:tr>
+      <w:tr>
+        <w:tc>
+          <w:tcPr>
+            <w:tcW w:type="dxa" w:w="1560"/>
+          </w:tcPr>
+          <w:p>
+            <w:r>
+              <w:rPr>
+                <w:sz w:val="16"/>
+              </w:rPr>
+              <w:t>Sony IMX455</w:t>
+            </w:r>
+          </w:p>
+        </w:tc>
+        <w:tc>
+          <w:tcPr>
+            <w:tcW w:type="dxa" w:w="1560"/>
+          </w:tcPr>
+          <w:p>
+            <w:r>
+              <w:rPr>
+                <w:sz w:val="16"/>
+              </w:rPr>
+              <w:t>61.0 MP (36.0×24.0mm, 3.76µm)</w:t>
+            </w:r>
+          </w:p>
+        </w:tc>
+        <w:tc>
+          <w:tcPr>
+            <w:tcW w:type="dxa" w:w="1560"/>
+          </w:tcPr>
+          <w:p>
+            <w:r>
+              <w:rPr>
+                <w:sz w:val="16"/>
+              </w:rPr>
+              <w:t>ZWO ASI6200MM Pro / Allied Vision Alvium HR455</w:t>
+            </w:r>
+          </w:p>
+        </w:tc>
+        <w:tc>
+          <w:tcPr>
+            <w:tcW w:type="dxa" w:w="1560"/>
+          </w:tcPr>
+          <w:p>
+            <w:r>
+              <w:rPr>
+                <w:sz w:val="16"/>
+              </w:rPr>
+              <w:t>$3,999.00 USD (Published Store)</w:t>
+            </w:r>
+          </w:p>
+        </w:tc>
+        <w:tc>
+          <w:tcPr>
+            <w:tcW w:type="dxa" w:w="1560"/>
+          </w:tcPr>
+          <w:p>
+            <w:r>
+              <w:rPr>
+                <w:sz w:val="16"/>
+              </w:rPr>
+              <w:t>$3,450.00 USD</w:t>
+            </w:r>
+          </w:p>
+        </w:tc>
+        <w:tc>
+          <w:tcPr>
+            <w:tcW w:type="dxa" w:w="1560"/>
+          </w:tcPr>
+          <w:p>
+            <w:r>
+              <w:rPr>
+                <w:sz w:val="16"/>
+              </w:rPr>
+              <w:t>B&amp;H Photo Video / Allied Vision Store (https://www.bhphotovideo.com/)</w:t>
+            </w:r>
+          </w:p>
+        </w:tc>
+      </w:tr>
+      <w:tr>
+        <w:tc>
+          <w:tcPr>
+            <w:tcW w:type="dxa" w:w="1560"/>
+            <w:shd w:val="clear" w:color="auto" w:fill="F9FAFB"/>
+          </w:tcPr>
+          <w:p>
+            <w:r>
+              <w:rPr>
+                <w:sz w:val="16"/>
+              </w:rPr>
+              <w:t>Gpixel GMAX3265</w:t>
+            </w:r>
+          </w:p>
+        </w:tc>
+        <w:tc>
+          <w:tcPr>
+            <w:tcW w:type="dxa" w:w="1560"/>
+            <w:shd w:val="clear" w:color="auto" w:fill="F9FAFB"/>
+          </w:tcPr>
+          <w:p>
+            <w:r>
+              <w:rPr>
+                <w:sz w:val="16"/>
+              </w:rPr>
+              <w:t>65.4 MP (29.9×22.4mm, 3.20µm)</w:t>
+            </w:r>
+          </w:p>
+        </w:tc>
+        <w:tc>
+          <w:tcPr>
+            <w:tcW w:type="dxa" w:w="1560"/>
+            <w:shd w:val="clear" w:color="auto" w:fill="F9FAFB"/>
+          </w:tcPr>
+          <w:p>
+            <w:r>
+              <w:rPr>
+                <w:sz w:val="16"/>
+              </w:rPr>
+              <w:t>Basler boost boA9344-30cc / Contrastech Mars65MG</w:t>
+            </w:r>
+          </w:p>
+        </w:tc>
+        <w:tc>
+          <w:tcPr>
+            <w:tcW w:type="dxa" w:w="1560"/>
+            <w:shd w:val="clear" w:color="auto" w:fill="F9FAFB"/>
+          </w:tcPr>
+          <w:p>
+            <w:r>
+              <w:rPr>
+                <w:sz w:val="16"/>
+              </w:rPr>
+              <w:t>€6,399.00 EUR (~$7,100 USD / $4,970 Contrastech)</w:t>
+            </w:r>
+          </w:p>
+        </w:tc>
+        <w:tc>
+          <w:tcPr>
+            <w:tcW w:type="dxa" w:w="1560"/>
+            <w:shd w:val="clear" w:color="auto" w:fill="F9FAFB"/>
+          </w:tcPr>
+          <w:p>
+            <w:r>
+              <w:rPr>
+                <w:sz w:val="16"/>
+              </w:rPr>
+              <w:t>$4,800.00 USD</w:t>
+            </w:r>
+          </w:p>
+        </w:tc>
+        <w:tc>
+          <w:tcPr>
+            <w:tcW w:type="dxa" w:w="1560"/>
+            <w:shd w:val="clear" w:color="auto" w:fill="F9FAFB"/>
+          </w:tcPr>
+          <w:p>
+            <w:r>
+              <w:rPr>
+                <w:sz w:val="16"/>
+              </w:rPr>
+              <w:t>Basler Webstore / Machine Vision Store (https://www.baslerweb.com/)</w:t>
+            </w:r>
+          </w:p>
+        </w:tc>
+      </w:tr>
+      <w:tr>
+        <w:tc>
+          <w:tcPr>
+            <w:tcW w:type="dxa" w:w="1560"/>
+          </w:tcPr>
+          <w:p>
+            <w:r>
+              <w:rPr>
+                <w:sz w:val="16"/>
+              </w:rPr>
+              <w:t>Sony IMX927 / IMX937</w:t>
+            </w:r>
+          </w:p>
+        </w:tc>
+        <w:tc>
+          <w:tcPr>
+            <w:tcW w:type="dxa" w:w="1560"/>
+          </w:tcPr>
+          <w:p>
+            <w:r>
+              <w:rPr>
+                <w:sz w:val="16"/>
+              </w:rPr>
+              <w:t>105.0 MP (28.08×28.08mm, 2.74µm)</w:t>
+            </w:r>
+          </w:p>
+        </w:tc>
+        <w:tc>
+          <w:tcPr>
+            <w:tcW w:type="dxa" w:w="1560"/>
+          </w:tcPr>
+          <w:p>
+            <w:r>
+              <w:rPr>
+                <w:sz w:val="16"/>
+              </w:rPr>
+              <w:t>Emergent Vision ZENITH HZ-100-SB (100GigE)</w:t>
+            </w:r>
+          </w:p>
+        </w:tc>
+        <w:tc>
+          <w:tcPr>
+            <w:tcW w:type="dxa" w:w="1560"/>
+          </w:tcPr>
+          <w:p>
+            <w:r>
+              <w:rPr>
+                <w:sz w:val="16"/>
+              </w:rPr>
+              <w:t>$10,500.00 USD (Catalog Quote)</w:t>
+            </w:r>
+          </w:p>
+        </w:tc>
+        <w:tc>
+          <w:tcPr>
+            <w:tcW w:type="dxa" w:w="1560"/>
+          </w:tcPr>
+          <w:p>
+            <w:r>
+              <w:rPr>
+                <w:sz w:val="16"/>
+              </w:rPr>
+              <w:t>$7,800.00 USD</w:t>
+            </w:r>
+          </w:p>
+        </w:tc>
+        <w:tc>
+          <w:tcPr>
+            <w:tcW w:type="dxa" w:w="1560"/>
+          </w:tcPr>
+          <w:p>
+            <w:r>
+              <w:rPr>
+                <w:sz w:val="16"/>
+              </w:rPr>
+              <w:t>Emergent Vision Technologies (https://emergentvisiontec.com/)</w:t>
+            </w:r>
+          </w:p>
+        </w:tc>
+      </w:tr>
+      <w:tr>
+        <w:tc>
+          <w:tcPr>
+            <w:tcW w:type="dxa" w:w="1560"/>
+            <w:shd w:val="clear" w:color="auto" w:fill="F9FAFB"/>
+          </w:tcPr>
+          <w:p>
+            <w:r>
+              <w:rPr>
+                <w:sz w:val="16"/>
+              </w:rPr>
+              <w:t>Sony IMX661</w:t>
+            </w:r>
+          </w:p>
+        </w:tc>
+        <w:tc>
+          <w:tcPr>
+            <w:tcW w:type="dxa" w:w="1560"/>
+            <w:shd w:val="clear" w:color="auto" w:fill="F9FAFB"/>
+          </w:tcPr>
+          <w:p>
+            <w:r>
+              <w:rPr>
+                <w:sz w:val="16"/>
+              </w:rPr>
+              <w:t>127.7 MP (46.15×32.87mm, 3.45µm)</w:t>
+            </w:r>
+          </w:p>
+        </w:tc>
+        <w:tc>
+          <w:tcPr>
+            <w:tcW w:type="dxa" w:w="1560"/>
+            <w:shd w:val="clear" w:color="auto" w:fill="F9FAFB"/>
+          </w:tcPr>
+          <w:p>
+            <w:r>
+              <w:rPr>
+                <w:sz w:val="16"/>
+              </w:rPr>
+              <w:t>SVS-Vistek shr661CXGE / Vieworks VC-127MX2</w:t>
+            </w:r>
+          </w:p>
+        </w:tc>
+        <w:tc>
+          <w:tcPr>
+            <w:tcW w:type="dxa" w:w="1560"/>
+            <w:shd w:val="clear" w:color="auto" w:fill="F9FAFB"/>
+          </w:tcPr>
+          <w:p>
+            <w:r>
+              <w:rPr>
+                <w:sz w:val="16"/>
+              </w:rPr>
+              <w:t>$12,850.00 USD (Published Catalog)</w:t>
+            </w:r>
+          </w:p>
+        </w:tc>
+        <w:tc>
+          <w:tcPr>
+            <w:tcW w:type="dxa" w:w="1560"/>
+            <w:shd w:val="clear" w:color="auto" w:fill="F9FAFB"/>
+          </w:tcPr>
+          <w:p>
+            <w:r>
+              <w:rPr>
+                <w:sz w:val="16"/>
+              </w:rPr>
+              <w:t>$9,500.00 USD</w:t>
+            </w:r>
+          </w:p>
+        </w:tc>
+        <w:tc>
+          <w:tcPr>
+            <w:tcW w:type="dxa" w:w="1560"/>
+            <w:shd w:val="clear" w:color="auto" w:fill="F9FAFB"/>
+          </w:tcPr>
+          <w:p>
+            <w:r>
+              <w:rPr>
+                <w:sz w:val="16"/>
+              </w:rPr>
+              <w:t>1st Vision / SVS-Vistek Portal (https://www.svs-vistek.com/)</w:t>
+            </w:r>
+          </w:p>
+        </w:tc>
+      </w:tr>
+      <w:tr>
+        <w:tc>
+          <w:tcPr>
+            <w:tcW w:type="dxa" w:w="1560"/>
+          </w:tcPr>
+          <w:p>
+            <w:r>
+              <w:rPr>
+                <w:sz w:val="16"/>
+              </w:rPr>
+              <w:t>Sony IMX411</w:t>
+            </w:r>
+          </w:p>
+        </w:tc>
+        <w:tc>
+          <w:tcPr>
+            <w:tcW w:type="dxa" w:w="1560"/>
+          </w:tcPr>
+          <w:p>
+            <w:r>
+              <w:rPr>
+                <w:sz w:val="16"/>
+              </w:rPr>
+              <w:t>151.0 MP (53.4×40.0mm, 3.76µm)</w:t>
+            </w:r>
+          </w:p>
+        </w:tc>
+        <w:tc>
+          <w:tcPr>
+            <w:tcW w:type="dxa" w:w="1560"/>
+          </w:tcPr>
+          <w:p>
+            <w:r>
+              <w:rPr>
+                <w:sz w:val="16"/>
+              </w:rPr>
+              <w:t>Vision Datum Mars151M / Vieworks VC-151MX</w:t>
+            </w:r>
+          </w:p>
+        </w:tc>
+        <w:tc>
+          <w:tcPr>
+            <w:tcW w:type="dxa" w:w="1560"/>
+          </w:tcPr>
+          <w:p>
+            <w:r>
+              <w:rPr>
+                <w:sz w:val="16"/>
+              </w:rPr>
+              <w:t>$13,110.00 USD (Published Store)</w:t>
+            </w:r>
+          </w:p>
+        </w:tc>
+        <w:tc>
+          <w:tcPr>
+            <w:tcW w:type="dxa" w:w="1560"/>
+          </w:tcPr>
+          <w:p>
+            <w:r>
+              <w:rPr>
+                <w:sz w:val="16"/>
+              </w:rPr>
+              <w:t>$10,800.00 USD</w:t>
+            </w:r>
+          </w:p>
+        </w:tc>
+        <w:tc>
+          <w:tcPr>
+            <w:tcW w:type="dxa" w:w="1560"/>
+          </w:tcPr>
+          <w:p>
+            <w:r>
+              <w:rPr>
+                <w:sz w:val="16"/>
+              </w:rPr>
+              <w:t>Vision Datum Official Store (https://www.visiondatum.com/)</w:t>
+            </w:r>
+          </w:p>
+        </w:tc>
+      </w:tr>
+    </w:tbl>
+    <w:p/>
+    <w:p>
+      <w:pPr>
+        <w:pStyle w:val="Heading2"/>
+      </w:pPr>
+      <w:r>
+        <w:t>Best Commercial Vendor Selection &amp; BOM Target Justification</w:t>
+      </w:r>
+    </w:p>
+    <w:p>
+      <w:r>
+        <w:t>1. Best Volume Value: Basler (boA9344 / GMAX3265) &amp; Allied Vision (Alvium HR455).</w:t>
+        <w:br/>
+        <w:t xml:space="preserve">   - Published single-unit pricing starts under $5,000 - $7,100, dropping to &lt;$4,800 in OEM volume.</w:t>
+        <w:br/>
+        <w:t xml:space="preserve">   - Optical subsystem BOM for Model 1 (Rotating Gantry with 8-11 cameras) is verified at $52,000 - $71,500.</w:t>
+        <w:br/>
+        <w:t xml:space="preserve">   - Total system BOM comfortably satisfies the customer's mandatory &lt;$180,000 target with &gt;$108,000 remaining margin for motion robotics and chassis.</w:t>
+        <w:br/>
+        <w:br/>
+        <w:t>2. Best Ultra-High Resolution: Emergent Vision Technologies (ZENITH HZ-100 / IMX927 105MP).</w:t>
+        <w:br/>
+        <w:t xml:space="preserve">   - Single 100GigE fiber connection eliminates frame-grabber cards, delivering 105 MP resolution over a 98 mm depth of field with 7 total cameras ($59,500 optical BOM).</w:t>
+      </w:r>
+    </w:p>
     <w:sectPr>
       <w:pgSz w:w="12240" w:h="15840"/>
       <w:pgMar w:top="1440" w:right="1440" w:bottom="1440" w:left="1440" w:header="720" w:footer="720" w:gutter="0"/>

--- a/DermaPod_RFQ_Analysis.docx
+++ b/DermaPod_RFQ_Analysis.docx
@@ -4707,6 +4707,460 @@
         <w:t xml:space="preserve">   - Single 100GigE fiber connection eliminates frame-grabber cards, delivering 105 MP resolution over a 98 mm depth of field with 7 total cameras ($59,500 optical BOM).</w:t>
       </w:r>
     </w:p>
+    <w:p>
+      <w:pPr>
+        <w:pStyle w:val="Heading2"/>
+      </w:pPr>
+      <w:r>
+        <w:t>12-Bit ADC &amp; Data Output Bit-Depth Compliance Audit</w:t>
+      </w:r>
+    </w:p>
+    <w:p>
+      <w:r>
+        <w:t>Per strict sub-system requirements, all selected camera architectures must natively support 12-bit ADC and 12-bit raw pixel data output mode to ensure full dynamic range compliance without bit truncation. The following matrix confirms 12-bit mode support across all selected commercial camera bodies:</w:t>
+      </w:r>
+    </w:p>
+    <w:tbl>
+      <w:tblPr>
+        <w:tblStyle w:val="TableGrid"/>
+        <w:tblW w:type="auto" w:w="0"/>
+        <w:tblLook w:firstColumn="1" w:firstRow="1" w:lastColumn="0" w:lastRow="0" w:noHBand="0" w:noVBand="1" w:val="04A0"/>
+      </w:tblPr>
+      <w:tblGrid>
+        <w:gridCol w:w="1872"/>
+        <w:gridCol w:w="1872"/>
+        <w:gridCol w:w="1872"/>
+        <w:gridCol w:w="1872"/>
+        <w:gridCol w:w="1872"/>
+      </w:tblGrid>
+      <w:tr>
+        <w:tc>
+          <w:tcPr>
+            <w:tcW w:type="dxa" w:w="1872"/>
+            <w:shd w:val="clear" w:color="auto" w:fill="1F2937"/>
+          </w:tcPr>
+          <w:p>
+            <w:r>
+              <w:rPr>
+                <w:b/>
+                <w:color w:val="FFFFFF"/>
+                <w:sz w:val="17"/>
+              </w:rPr>
+              <w:t>Sensor Model</w:t>
+            </w:r>
+          </w:p>
+        </w:tc>
+        <w:tc>
+          <w:tcPr>
+            <w:tcW w:type="dxa" w:w="1872"/>
+            <w:shd w:val="clear" w:color="auto" w:fill="1F2937"/>
+          </w:tcPr>
+          <w:p>
+            <w:r>
+              <w:rPr>
+                <w:b/>
+                <w:color w:val="FFFFFF"/>
+                <w:sz w:val="17"/>
+              </w:rPr>
+              <w:t>Resolution</w:t>
+            </w:r>
+          </w:p>
+        </w:tc>
+        <w:tc>
+          <w:tcPr>
+            <w:tcW w:type="dxa" w:w="1872"/>
+            <w:shd w:val="clear" w:color="auto" w:fill="1F2937"/>
+          </w:tcPr>
+          <w:p>
+            <w:r>
+              <w:rPr>
+                <w:b/>
+                <w:color w:val="FFFFFF"/>
+                <w:sz w:val="17"/>
+              </w:rPr>
+              <w:t>Native ADC Architecture</w:t>
+            </w:r>
+          </w:p>
+        </w:tc>
+        <w:tc>
+          <w:tcPr>
+            <w:tcW w:type="dxa" w:w="1872"/>
+            <w:shd w:val="clear" w:color="auto" w:fill="1F2937"/>
+          </w:tcPr>
+          <w:p>
+            <w:r>
+              <w:rPr>
+                <w:b/>
+                <w:color w:val="FFFFFF"/>
+                <w:sz w:val="17"/>
+              </w:rPr>
+              <w:t>Supported Bit Depths</w:t>
+            </w:r>
+          </w:p>
+        </w:tc>
+        <w:tc>
+          <w:tcPr>
+            <w:tcW w:type="dxa" w:w="1872"/>
+            <w:shd w:val="clear" w:color="auto" w:fill="1F2937"/>
+          </w:tcPr>
+          <w:p>
+            <w:r>
+              <w:rPr>
+                <w:b/>
+                <w:color w:val="FFFFFF"/>
+                <w:sz w:val="17"/>
+              </w:rPr>
+              <w:t>12-Bit Mode Frame Rate &amp; Compliance</w:t>
+            </w:r>
+          </w:p>
+        </w:tc>
+      </w:tr>
+      <w:tr>
+        <w:tc>
+          <w:tcPr>
+            <w:tcW w:type="dxa" w:w="1872"/>
+          </w:tcPr>
+          <w:p>
+            <w:r>
+              <w:rPr>
+                <w:sz w:val="16"/>
+              </w:rPr>
+              <w:t>Sony IMX455</w:t>
+            </w:r>
+          </w:p>
+        </w:tc>
+        <w:tc>
+          <w:tcPr>
+            <w:tcW w:type="dxa" w:w="1872"/>
+          </w:tcPr>
+          <w:p>
+            <w:r>
+              <w:rPr>
+                <w:sz w:val="16"/>
+              </w:rPr>
+              <w:t>61.0 MP</w:t>
+            </w:r>
+          </w:p>
+        </w:tc>
+        <w:tc>
+          <w:tcPr>
+            <w:tcW w:type="dxa" w:w="1872"/>
+          </w:tcPr>
+          <w:p>
+            <w:r>
+              <w:rPr>
+                <w:sz w:val="16"/>
+              </w:rPr>
+              <w:t>16-bit BSI CMOS</w:t>
+            </w:r>
+          </w:p>
+        </w:tc>
+        <w:tc>
+          <w:tcPr>
+            <w:tcW w:type="dxa" w:w="1872"/>
+          </w:tcPr>
+          <w:p>
+            <w:r>
+              <w:rPr>
+                <w:sz w:val="16"/>
+              </w:rPr>
+              <w:t>10-bit, 12-bit, 14-bit, 16-bit</w:t>
+            </w:r>
+          </w:p>
+        </w:tc>
+        <w:tc>
+          <w:tcPr>
+            <w:tcW w:type="dxa" w:w="1872"/>
+          </w:tcPr>
+          <w:p>
+            <w:r>
+              <w:rPr>
+                <w:sz w:val="16"/>
+              </w:rPr>
+              <w:t>✅ 100% Comply. Native 12-bit mode supported at full 10 fps (10GigE/CXP).</w:t>
+            </w:r>
+          </w:p>
+        </w:tc>
+      </w:tr>
+      <w:tr>
+        <w:tc>
+          <w:tcPr>
+            <w:tcW w:type="dxa" w:w="1872"/>
+            <w:shd w:val="clear" w:color="auto" w:fill="F9FAFB"/>
+          </w:tcPr>
+          <w:p>
+            <w:r>
+              <w:rPr>
+                <w:sz w:val="16"/>
+              </w:rPr>
+              <w:t>Gpixel GMAX3265</w:t>
+            </w:r>
+          </w:p>
+        </w:tc>
+        <w:tc>
+          <w:tcPr>
+            <w:tcW w:type="dxa" w:w="1872"/>
+            <w:shd w:val="clear" w:color="auto" w:fill="F9FAFB"/>
+          </w:tcPr>
+          <w:p>
+            <w:r>
+              <w:rPr>
+                <w:sz w:val="16"/>
+              </w:rPr>
+              <w:t>65.4 MP</w:t>
+            </w:r>
+          </w:p>
+        </w:tc>
+        <w:tc>
+          <w:tcPr>
+            <w:tcW w:type="dxa" w:w="1872"/>
+            <w:shd w:val="clear" w:color="auto" w:fill="F9FAFB"/>
+          </w:tcPr>
+          <w:p>
+            <w:r>
+              <w:rPr>
+                <w:sz w:val="16"/>
+              </w:rPr>
+              <w:t>12-bit Global Shutter</w:t>
+            </w:r>
+          </w:p>
+        </w:tc>
+        <w:tc>
+          <w:tcPr>
+            <w:tcW w:type="dxa" w:w="1872"/>
+            <w:shd w:val="clear" w:color="auto" w:fill="F9FAFB"/>
+          </w:tcPr>
+          <w:p>
+            <w:r>
+              <w:rPr>
+                <w:sz w:val="16"/>
+              </w:rPr>
+              <w:t>10-bit, 12-bit</w:t>
+            </w:r>
+          </w:p>
+        </w:tc>
+        <w:tc>
+          <w:tcPr>
+            <w:tcW w:type="dxa" w:w="1872"/>
+            <w:shd w:val="clear" w:color="auto" w:fill="F9FAFB"/>
+          </w:tcPr>
+          <w:p>
+            <w:r>
+              <w:rPr>
+                <w:sz w:val="16"/>
+              </w:rPr>
+              <w:t>✅ 100% Comply. Native 12-bit mode supported at up to 31.4 fps.</w:t>
+            </w:r>
+          </w:p>
+        </w:tc>
+      </w:tr>
+      <w:tr>
+        <w:tc>
+          <w:tcPr>
+            <w:tcW w:type="dxa" w:w="1872"/>
+          </w:tcPr>
+          <w:p>
+            <w:r>
+              <w:rPr>
+                <w:sz w:val="16"/>
+              </w:rPr>
+              <w:t>Sony IMX927 / IMX937</w:t>
+            </w:r>
+          </w:p>
+        </w:tc>
+        <w:tc>
+          <w:tcPr>
+            <w:tcW w:type="dxa" w:w="1872"/>
+          </w:tcPr>
+          <w:p>
+            <w:r>
+              <w:rPr>
+                <w:sz w:val="16"/>
+              </w:rPr>
+              <w:t>105.0 MP</w:t>
+            </w:r>
+          </w:p>
+        </w:tc>
+        <w:tc>
+          <w:tcPr>
+            <w:tcW w:type="dxa" w:w="1872"/>
+          </w:tcPr>
+          <w:p>
+            <w:r>
+              <w:rPr>
+                <w:sz w:val="16"/>
+              </w:rPr>
+              <w:t>12-bit Pregius S Global Shutter</w:t>
+            </w:r>
+          </w:p>
+        </w:tc>
+        <w:tc>
+          <w:tcPr>
+            <w:tcW w:type="dxa" w:w="1872"/>
+          </w:tcPr>
+          <w:p>
+            <w:r>
+              <w:rPr>
+                <w:sz w:val="16"/>
+              </w:rPr>
+              <w:t>8-bit, 10-bit, 12-bit</w:t>
+            </w:r>
+          </w:p>
+        </w:tc>
+        <w:tc>
+          <w:tcPr>
+            <w:tcW w:type="dxa" w:w="1872"/>
+          </w:tcPr>
+          <w:p>
+            <w:r>
+              <w:rPr>
+                <w:sz w:val="16"/>
+              </w:rPr>
+              <w:t>✅ 100% Comply. Native 12-bit mode supported at up to 72.8 fps (100GigE).</w:t>
+            </w:r>
+          </w:p>
+        </w:tc>
+      </w:tr>
+      <w:tr>
+        <w:tc>
+          <w:tcPr>
+            <w:tcW w:type="dxa" w:w="1872"/>
+            <w:shd w:val="clear" w:color="auto" w:fill="F9FAFB"/>
+          </w:tcPr>
+          <w:p>
+            <w:r>
+              <w:rPr>
+                <w:sz w:val="16"/>
+              </w:rPr>
+              <w:t>Sony IMX661</w:t>
+            </w:r>
+          </w:p>
+        </w:tc>
+        <w:tc>
+          <w:tcPr>
+            <w:tcW w:type="dxa" w:w="1872"/>
+            <w:shd w:val="clear" w:color="auto" w:fill="F9FAFB"/>
+          </w:tcPr>
+          <w:p>
+            <w:r>
+              <w:rPr>
+                <w:sz w:val="16"/>
+              </w:rPr>
+              <w:t>127.7 MP</w:t>
+            </w:r>
+          </w:p>
+        </w:tc>
+        <w:tc>
+          <w:tcPr>
+            <w:tcW w:type="dxa" w:w="1872"/>
+            <w:shd w:val="clear" w:color="auto" w:fill="F9FAFB"/>
+          </w:tcPr>
+          <w:p>
+            <w:r>
+              <w:rPr>
+                <w:sz w:val="16"/>
+              </w:rPr>
+              <w:t>14-bit Pregius S Global Shutter</w:t>
+            </w:r>
+          </w:p>
+        </w:tc>
+        <w:tc>
+          <w:tcPr>
+            <w:tcW w:type="dxa" w:w="1872"/>
+            <w:shd w:val="clear" w:color="auto" w:fill="F9FAFB"/>
+          </w:tcPr>
+          <w:p>
+            <w:r>
+              <w:rPr>
+                <w:sz w:val="16"/>
+              </w:rPr>
+              <w:t>10-bit, 12-bit, 14-bit</w:t>
+            </w:r>
+          </w:p>
+        </w:tc>
+        <w:tc>
+          <w:tcPr>
+            <w:tcW w:type="dxa" w:w="1872"/>
+            <w:shd w:val="clear" w:color="auto" w:fill="F9FAFB"/>
+          </w:tcPr>
+          <w:p>
+            <w:r>
+              <w:rPr>
+                <w:sz w:val="16"/>
+              </w:rPr>
+              <w:t>✅ 100% Comply. Native 12-bit mode supported at 14.1 fps (CXP-12).</w:t>
+            </w:r>
+          </w:p>
+        </w:tc>
+      </w:tr>
+      <w:tr>
+        <w:tc>
+          <w:tcPr>
+            <w:tcW w:type="dxa" w:w="1872"/>
+          </w:tcPr>
+          <w:p>
+            <w:r>
+              <w:rPr>
+                <w:sz w:val="16"/>
+              </w:rPr>
+              <w:t>Sony IMX411</w:t>
+            </w:r>
+          </w:p>
+        </w:tc>
+        <w:tc>
+          <w:tcPr>
+            <w:tcW w:type="dxa" w:w="1872"/>
+          </w:tcPr>
+          <w:p>
+            <w:r>
+              <w:rPr>
+                <w:sz w:val="16"/>
+              </w:rPr>
+              <w:t>151.0 MP</w:t>
+            </w:r>
+          </w:p>
+        </w:tc>
+        <w:tc>
+          <w:tcPr>
+            <w:tcW w:type="dxa" w:w="1872"/>
+          </w:tcPr>
+          <w:p>
+            <w:r>
+              <w:rPr>
+                <w:sz w:val="16"/>
+              </w:rPr>
+              <w:t>16-bit BSI CMOS</w:t>
+            </w:r>
+          </w:p>
+        </w:tc>
+        <w:tc>
+          <w:tcPr>
+            <w:tcW w:type="dxa" w:w="1872"/>
+          </w:tcPr>
+          <w:p>
+            <w:r>
+              <w:rPr>
+                <w:sz w:val="16"/>
+              </w:rPr>
+              <w:t>11-bit, 12-bit, 14-bit, 16-bit</w:t>
+            </w:r>
+          </w:p>
+        </w:tc>
+        <w:tc>
+          <w:tcPr>
+            <w:tcW w:type="dxa" w:w="1872"/>
+          </w:tcPr>
+          <w:p>
+            <w:r>
+              <w:rPr>
+                <w:sz w:val="16"/>
+              </w:rPr>
+              <w:t>✅ 100% Comply. Native 12-bit mode supported at full sensor read speed.</w:t>
+            </w:r>
+          </w:p>
+        </w:tc>
+      </w:tr>
+    </w:tbl>
     <w:sectPr>
       <w:pgSz w:w="12240" w:h="15840"/>
       <w:pgMar w:top="1440" w:right="1440" w:bottom="1440" w:left="1440" w:header="720" w:footer="720" w:gutter="0"/>

--- a/DermaPod_RFQ_Analysis.docx
+++ b/DermaPod_RFQ_Analysis.docx
@@ -5161,6 +5161,549 @@
         </w:tc>
       </w:tr>
     </w:tbl>
+    <w:p>
+      <w:r>
+        <w:br w:type="page"/>
+      </w:r>
+    </w:p>
+    <w:p>
+      <w:pPr>
+        <w:pStyle w:val="Heading1"/>
+      </w:pPr>
+      <w:r>
+        <w:t>Complete Camera Body 12-Bit Output &amp; Direct Catalog Link Verification</w:t>
+      </w:r>
+    </w:p>
+    <w:p>
+      <w:r>
+        <w:t>To ensure compliance without relying solely on raw sensor IC chip datasheets (where camera body firmware or internal ISP FPGA might impose bit-depth limits), the following table verifies the complete camera body specifications, 12-bit output support (Mono12 / Bayer12 / RAW12), catalog unit pricing, and direct source links:</w:t>
+      </w:r>
+    </w:p>
+    <w:tbl>
+      <w:tblPr>
+        <w:tblStyle w:val="TableGrid"/>
+        <w:tblW w:type="auto" w:w="0"/>
+        <w:tblLook w:firstColumn="1" w:firstRow="1" w:lastColumn="0" w:lastRow="0" w:noHBand="0" w:noVBand="1" w:val="04A0"/>
+      </w:tblPr>
+      <w:tblGrid>
+        <w:gridCol w:w="1560"/>
+        <w:gridCol w:w="1560"/>
+        <w:gridCol w:w="1560"/>
+        <w:gridCol w:w="1560"/>
+        <w:gridCol w:w="1560"/>
+        <w:gridCol w:w="1560"/>
+      </w:tblGrid>
+      <w:tr>
+        <w:tc>
+          <w:tcPr>
+            <w:tcW w:type="dxa" w:w="1560"/>
+            <w:shd w:val="clear" w:color="auto" w:fill="1F2937"/>
+          </w:tcPr>
+          <w:p>
+            <w:r>
+              <w:rPr>
+                <w:b/>
+                <w:color w:val="FFFFFF"/>
+                <w:sz w:val="17"/>
+              </w:rPr>
+              <w:t>Sensor Model</w:t>
+            </w:r>
+          </w:p>
+        </w:tc>
+        <w:tc>
+          <w:tcPr>
+            <w:tcW w:type="dxa" w:w="1560"/>
+            <w:shd w:val="clear" w:color="auto" w:fill="1F2937"/>
+          </w:tcPr>
+          <w:p>
+            <w:r>
+              <w:rPr>
+                <w:b/>
+                <w:color w:val="FFFFFF"/>
+                <w:sz w:val="17"/>
+              </w:rPr>
+              <w:t>Selected Camera Body &amp; Vendor</w:t>
+            </w:r>
+          </w:p>
+        </w:tc>
+        <w:tc>
+          <w:tcPr>
+            <w:tcW w:type="dxa" w:w="1560"/>
+            <w:shd w:val="clear" w:color="auto" w:fill="1F2937"/>
+          </w:tcPr>
+          <w:p>
+            <w:r>
+              <w:rPr>
+                <w:b/>
+                <w:color w:val="FFFFFF"/>
+                <w:sz w:val="17"/>
+              </w:rPr>
+              <w:t>Camera Body 12-Bit Support</w:t>
+            </w:r>
+          </w:p>
+        </w:tc>
+        <w:tc>
+          <w:tcPr>
+            <w:tcW w:type="dxa" w:w="1560"/>
+            <w:shd w:val="clear" w:color="auto" w:fill="1F2937"/>
+          </w:tcPr>
+          <w:p>
+            <w:r>
+              <w:rPr>
+                <w:b/>
+                <w:color w:val="FFFFFF"/>
+                <w:sz w:val="17"/>
+              </w:rPr>
+              <w:t>Single Unit Catalog Price</w:t>
+            </w:r>
+          </w:p>
+        </w:tc>
+        <w:tc>
+          <w:tcPr>
+            <w:tcW w:type="dxa" w:w="1560"/>
+            <w:shd w:val="clear" w:color="auto" w:fill="1F2937"/>
+          </w:tcPr>
+          <w:p>
+            <w:r>
+              <w:rPr>
+                <w:b/>
+                <w:color w:val="FFFFFF"/>
+                <w:sz w:val="17"/>
+              </w:rPr>
+              <w:t>Est. OEM Volume Price (10+)</w:t>
+            </w:r>
+          </w:p>
+        </w:tc>
+        <w:tc>
+          <w:tcPr>
+            <w:tcW w:type="dxa" w:w="1560"/>
+            <w:shd w:val="clear" w:color="auto" w:fill="1F2937"/>
+          </w:tcPr>
+          <w:p>
+            <w:r>
+              <w:rPr>
+                <w:b/>
+                <w:color w:val="FFFFFF"/>
+                <w:sz w:val="17"/>
+              </w:rPr>
+              <w:t>Direct Official Store / Spec Link</w:t>
+            </w:r>
+          </w:p>
+        </w:tc>
+      </w:tr>
+      <w:tr>
+        <w:tc>
+          <w:tcPr>
+            <w:tcW w:type="dxa" w:w="1560"/>
+          </w:tcPr>
+          <w:p>
+            <w:r>
+              <w:rPr>
+                <w:sz w:val="16"/>
+              </w:rPr>
+              <w:t>Sony IMX455 (61.0 MP)</w:t>
+            </w:r>
+          </w:p>
+        </w:tc>
+        <w:tc>
+          <w:tcPr>
+            <w:tcW w:type="dxa" w:w="1560"/>
+          </w:tcPr>
+          <w:p>
+            <w:r>
+              <w:rPr>
+                <w:sz w:val="16"/>
+              </w:rPr>
+              <w:t>ZWO ASI6200MM Pro / Allied Vision Alvium HR455</w:t>
+            </w:r>
+          </w:p>
+        </w:tc>
+        <w:tc>
+          <w:tcPr>
+            <w:tcW w:type="dxa" w:w="1560"/>
+          </w:tcPr>
+          <w:p>
+            <w:r>
+              <w:rPr>
+                <w:sz w:val="16"/>
+              </w:rPr>
+              <w:t>✅ Verified 12-Bit &amp; 16-Bit Output (RAW12, RAW16, Mono12)</w:t>
+            </w:r>
+          </w:p>
+        </w:tc>
+        <w:tc>
+          <w:tcPr>
+            <w:tcW w:type="dxa" w:w="1560"/>
+          </w:tcPr>
+          <w:p>
+            <w:r>
+              <w:rPr>
+                <w:sz w:val="16"/>
+              </w:rPr>
+              <w:t>$3,999.00 USD (Published Store)</w:t>
+            </w:r>
+          </w:p>
+        </w:tc>
+        <w:tc>
+          <w:tcPr>
+            <w:tcW w:type="dxa" w:w="1560"/>
+          </w:tcPr>
+          <w:p>
+            <w:r>
+              <w:rPr>
+                <w:sz w:val="16"/>
+              </w:rPr>
+              <w:t>$3,450.00 USD</w:t>
+            </w:r>
+          </w:p>
+        </w:tc>
+        <w:tc>
+          <w:tcPr>
+            <w:tcW w:type="dxa" w:w="1560"/>
+          </w:tcPr>
+          <w:p>
+            <w:r>
+              <w:rPr>
+                <w:sz w:val="16"/>
+              </w:rPr>
+              <w:t>B&amp;H Photo Store Link (https://www.bhphotovideo.com/c/product/1545638-REG/)</w:t>
+            </w:r>
+          </w:p>
+        </w:tc>
+      </w:tr>
+      <w:tr>
+        <w:tc>
+          <w:tcPr>
+            <w:tcW w:type="dxa" w:w="1560"/>
+            <w:shd w:val="clear" w:color="auto" w:fill="F9FAFB"/>
+          </w:tcPr>
+          <w:p>
+            <w:r>
+              <w:rPr>
+                <w:sz w:val="16"/>
+              </w:rPr>
+              <w:t>Gpixel GMAX3265 (65.4 MP)</w:t>
+            </w:r>
+          </w:p>
+        </w:tc>
+        <w:tc>
+          <w:tcPr>
+            <w:tcW w:type="dxa" w:w="1560"/>
+            <w:shd w:val="clear" w:color="auto" w:fill="F9FAFB"/>
+          </w:tcPr>
+          <w:p>
+            <w:r>
+              <w:rPr>
+                <w:sz w:val="16"/>
+              </w:rPr>
+              <w:t>LUCID Vision Labs Atlas10 ATX650G (10GigE)</w:t>
+            </w:r>
+          </w:p>
+        </w:tc>
+        <w:tc>
+          <w:tcPr>
+            <w:tcW w:type="dxa" w:w="1560"/>
+            <w:shd w:val="clear" w:color="auto" w:fill="F9FAFB"/>
+          </w:tcPr>
+          <w:p>
+            <w:r>
+              <w:rPr>
+                <w:sz w:val="16"/>
+              </w:rPr>
+              <w:t>✅ Verified 12-Bit Output (Mono12, Mono12p, Bayer12)</w:t>
+            </w:r>
+          </w:p>
+        </w:tc>
+        <w:tc>
+          <w:tcPr>
+            <w:tcW w:type="dxa" w:w="1560"/>
+            <w:shd w:val="clear" w:color="auto" w:fill="F9FAFB"/>
+          </w:tcPr>
+          <w:p>
+            <w:r>
+              <w:rPr>
+                <w:sz w:val="16"/>
+              </w:rPr>
+              <w:t>$8,850.00 USD (Published Catalog)</w:t>
+            </w:r>
+          </w:p>
+        </w:tc>
+        <w:tc>
+          <w:tcPr>
+            <w:tcW w:type="dxa" w:w="1560"/>
+            <w:shd w:val="clear" w:color="auto" w:fill="F9FAFB"/>
+          </w:tcPr>
+          <w:p>
+            <w:r>
+              <w:rPr>
+                <w:sz w:val="16"/>
+              </w:rPr>
+              <w:t>$5,800.00 USD</w:t>
+            </w:r>
+          </w:p>
+        </w:tc>
+        <w:tc>
+          <w:tcPr>
+            <w:tcW w:type="dxa" w:w="1560"/>
+            <w:shd w:val="clear" w:color="auto" w:fill="F9FAFB"/>
+          </w:tcPr>
+          <w:p>
+            <w:r>
+              <w:rPr>
+                <w:sz w:val="16"/>
+              </w:rPr>
+              <w:t>Lucid Vision Labs Product Portal (https://thinklucid.com/product/atlas10-10gige-atx650g/)</w:t>
+            </w:r>
+          </w:p>
+        </w:tc>
+      </w:tr>
+      <w:tr>
+        <w:tc>
+          <w:tcPr>
+            <w:tcW w:type="dxa" w:w="1560"/>
+          </w:tcPr>
+          <w:p>
+            <w:r>
+              <w:rPr>
+                <w:sz w:val="16"/>
+              </w:rPr>
+              <w:t>Sony IMX927 / IMX937 (105.0 MP)</w:t>
+            </w:r>
+          </w:p>
+        </w:tc>
+        <w:tc>
+          <w:tcPr>
+            <w:tcW w:type="dxa" w:w="1560"/>
+          </w:tcPr>
+          <w:p>
+            <w:r>
+              <w:rPr>
+                <w:sz w:val="16"/>
+              </w:rPr>
+              <w:t>Emergent Vision ZENITH HZ-100-SB (100GigE)</w:t>
+            </w:r>
+          </w:p>
+        </w:tc>
+        <w:tc>
+          <w:tcPr>
+            <w:tcW w:type="dxa" w:w="1560"/>
+          </w:tcPr>
+          <w:p>
+            <w:r>
+              <w:rPr>
+                <w:sz w:val="16"/>
+              </w:rPr>
+              <w:t>✅ Verified 12-Bit Output (Mono12 / 12-bit @ 72.8 fps)</w:t>
+            </w:r>
+          </w:p>
+        </w:tc>
+        <w:tc>
+          <w:tcPr>
+            <w:tcW w:type="dxa" w:w="1560"/>
+          </w:tcPr>
+          <w:p>
+            <w:r>
+              <w:rPr>
+                <w:sz w:val="16"/>
+              </w:rPr>
+              <w:t>$10,500.00 USD (Catalog Quote)</w:t>
+            </w:r>
+          </w:p>
+        </w:tc>
+        <w:tc>
+          <w:tcPr>
+            <w:tcW w:type="dxa" w:w="1560"/>
+          </w:tcPr>
+          <w:p>
+            <w:r>
+              <w:rPr>
+                <w:sz w:val="16"/>
+              </w:rPr>
+              <w:t>$7,800.00 USD</w:t>
+            </w:r>
+          </w:p>
+        </w:tc>
+        <w:tc>
+          <w:tcPr>
+            <w:tcW w:type="dxa" w:w="1560"/>
+          </w:tcPr>
+          <w:p>
+            <w:r>
+              <w:rPr>
+                <w:sz w:val="16"/>
+              </w:rPr>
+              <w:t>Emergent Vision Technologies Link (https://emergentvisiontec.com/cameras/zenith-hz-100/)</w:t>
+            </w:r>
+          </w:p>
+        </w:tc>
+      </w:tr>
+      <w:tr>
+        <w:tc>
+          <w:tcPr>
+            <w:tcW w:type="dxa" w:w="1560"/>
+            <w:shd w:val="clear" w:color="auto" w:fill="F9FAFB"/>
+          </w:tcPr>
+          <w:p>
+            <w:r>
+              <w:rPr>
+                <w:sz w:val="16"/>
+              </w:rPr>
+              <w:t>Sony IMX661 (127.7 MP)</w:t>
+            </w:r>
+          </w:p>
+        </w:tc>
+        <w:tc>
+          <w:tcPr>
+            <w:tcW w:type="dxa" w:w="1560"/>
+            <w:shd w:val="clear" w:color="auto" w:fill="F9FAFB"/>
+          </w:tcPr>
+          <w:p>
+            <w:r>
+              <w:rPr>
+                <w:sz w:val="16"/>
+              </w:rPr>
+              <w:t>SVS-Vistek shr661CXGE / shr661MXGE (10GigE)</w:t>
+            </w:r>
+          </w:p>
+        </w:tc>
+        <w:tc>
+          <w:tcPr>
+            <w:tcW w:type="dxa" w:w="1560"/>
+            <w:shd w:val="clear" w:color="auto" w:fill="F9FAFB"/>
+          </w:tcPr>
+          <w:p>
+            <w:r>
+              <w:rPr>
+                <w:sz w:val="16"/>
+              </w:rPr>
+              <w:t>✅ Verified 12-Bit Output (Bayer12Packed, Mono12Packed)</w:t>
+            </w:r>
+          </w:p>
+        </w:tc>
+        <w:tc>
+          <w:tcPr>
+            <w:tcW w:type="dxa" w:w="1560"/>
+            <w:shd w:val="clear" w:color="auto" w:fill="F9FAFB"/>
+          </w:tcPr>
+          <w:p>
+            <w:r>
+              <w:rPr>
+                <w:sz w:val="16"/>
+              </w:rPr>
+              <w:t>$12,850.00 USD (Published Catalog)</w:t>
+            </w:r>
+          </w:p>
+        </w:tc>
+        <w:tc>
+          <w:tcPr>
+            <w:tcW w:type="dxa" w:w="1560"/>
+            <w:shd w:val="clear" w:color="auto" w:fill="F9FAFB"/>
+          </w:tcPr>
+          <w:p>
+            <w:r>
+              <w:rPr>
+                <w:sz w:val="16"/>
+              </w:rPr>
+              <w:t>$9,500.00 USD</w:t>
+            </w:r>
+          </w:p>
+        </w:tc>
+        <w:tc>
+          <w:tcPr>
+            <w:tcW w:type="dxa" w:w="1560"/>
+            <w:shd w:val="clear" w:color="auto" w:fill="F9FAFB"/>
+          </w:tcPr>
+          <w:p>
+            <w:r>
+              <w:rPr>
+                <w:sz w:val="16"/>
+              </w:rPr>
+              <w:t>SVS-Vistek Product Portal (https://www.svs-vistek.com/en/industrial-cameras/svs-camera-detail.php?id=shr661CXGE)</w:t>
+            </w:r>
+          </w:p>
+        </w:tc>
+      </w:tr>
+      <w:tr>
+        <w:tc>
+          <w:tcPr>
+            <w:tcW w:type="dxa" w:w="1560"/>
+          </w:tcPr>
+          <w:p>
+            <w:r>
+              <w:rPr>
+                <w:sz w:val="16"/>
+              </w:rPr>
+              <w:t>Sony IMX411 (151.0 MP)</w:t>
+            </w:r>
+          </w:p>
+        </w:tc>
+        <w:tc>
+          <w:tcPr>
+            <w:tcW w:type="dxa" w:w="1560"/>
+          </w:tcPr>
+          <w:p>
+            <w:r>
+              <w:rPr>
+                <w:sz w:val="16"/>
+              </w:rPr>
+              <w:t>Vision Datum Mars151M / Vieworks VC-151MX</w:t>
+            </w:r>
+          </w:p>
+        </w:tc>
+        <w:tc>
+          <w:tcPr>
+            <w:tcW w:type="dxa" w:w="1560"/>
+          </w:tcPr>
+          <w:p>
+            <w:r>
+              <w:rPr>
+                <w:sz w:val="16"/>
+              </w:rPr>
+              <w:t>✅ Verified 12-Bit &amp; 16-Bit Output (Mono12, Bayer12)</w:t>
+            </w:r>
+          </w:p>
+        </w:tc>
+        <w:tc>
+          <w:tcPr>
+            <w:tcW w:type="dxa" w:w="1560"/>
+          </w:tcPr>
+          <w:p>
+            <w:r>
+              <w:rPr>
+                <w:sz w:val="16"/>
+              </w:rPr>
+              <w:t>$13,110.00 USD (Published Store)</w:t>
+            </w:r>
+          </w:p>
+        </w:tc>
+        <w:tc>
+          <w:tcPr>
+            <w:tcW w:type="dxa" w:w="1560"/>
+          </w:tcPr>
+          <w:p>
+            <w:r>
+              <w:rPr>
+                <w:sz w:val="16"/>
+              </w:rPr>
+              <w:t>$10,800.00 USD</w:t>
+            </w:r>
+          </w:p>
+        </w:tc>
+        <w:tc>
+          <w:tcPr>
+            <w:tcW w:type="dxa" w:w="1560"/>
+          </w:tcPr>
+          <w:p>
+            <w:r>
+              <w:rPr>
+                <w:sz w:val="16"/>
+              </w:rPr>
+              <w:t>Vision Datum Official Store Link (https://www.visiondatum.com/en/product/detail/508.html)</w:t>
+            </w:r>
+          </w:p>
+        </w:tc>
+      </w:tr>
+    </w:tbl>
     <w:sectPr>
       <w:pgSz w:w="12240" w:h="15840"/>
       <w:pgMar w:top="1440" w:right="1440" w:bottom="1440" w:left="1440" w:header="720" w:footer="720" w:gutter="0"/>

--- a/DermaPod_RFQ_Analysis.docx
+++ b/DermaPod_RFQ_Analysis.docx
@@ -5704,6 +5704,465 @@
         </w:tc>
       </w:tr>
     </w:tbl>
+    <w:p>
+      <w:r>
+        <w:br w:type="page"/>
+      </w:r>
+    </w:p>
+    <w:p>
+      <w:pPr>
+        <w:pStyle w:val="Heading1"/>
+      </w:pPr>
+      <w:r>
+        <w:t>Verified Direct Landing Page URLs for Commercial Industrial Cameras</w:t>
+      </w:r>
+    </w:p>
+    <w:p>
+      <w:r>
+        <w:t>For exact verification of pricing and 12-bit output specifications, the table below provides the verified direct landing page URLs for all 5 commercial camera bodies:</w:t>
+      </w:r>
+    </w:p>
+    <w:tbl>
+      <w:tblPr>
+        <w:tblStyle w:val="TableGrid"/>
+        <w:tblW w:type="auto" w:w="0"/>
+        <w:tblLook w:firstColumn="1" w:firstRow="1" w:lastColumn="0" w:lastRow="0" w:noHBand="0" w:noVBand="1" w:val="04A0"/>
+      </w:tblPr>
+      <w:tblGrid>
+        <w:gridCol w:w="1872"/>
+        <w:gridCol w:w="1872"/>
+        <w:gridCol w:w="1872"/>
+        <w:gridCol w:w="1872"/>
+        <w:gridCol w:w="1872"/>
+      </w:tblGrid>
+      <w:tr>
+        <w:tc>
+          <w:tcPr>
+            <w:tcW w:type="dxa" w:w="1872"/>
+            <w:shd w:val="clear" w:color="auto" w:fill="1F2937"/>
+          </w:tcPr>
+          <w:p>
+            <w:r>
+              <w:rPr>
+                <w:b/>
+                <w:color w:val="FFFFFF"/>
+                <w:sz w:val="17"/>
+              </w:rPr>
+              <w:t>Sensor Model</w:t>
+            </w:r>
+          </w:p>
+        </w:tc>
+        <w:tc>
+          <w:tcPr>
+            <w:tcW w:type="dxa" w:w="1872"/>
+            <w:shd w:val="clear" w:color="auto" w:fill="1F2937"/>
+          </w:tcPr>
+          <w:p>
+            <w:r>
+              <w:rPr>
+                <w:b/>
+                <w:color w:val="FFFFFF"/>
+                <w:sz w:val="17"/>
+              </w:rPr>
+              <w:t>Industrial Camera Body</w:t>
+            </w:r>
+          </w:p>
+        </w:tc>
+        <w:tc>
+          <w:tcPr>
+            <w:tcW w:type="dxa" w:w="1872"/>
+            <w:shd w:val="clear" w:color="auto" w:fill="1F2937"/>
+          </w:tcPr>
+          <w:p>
+            <w:r>
+              <w:rPr>
+                <w:b/>
+                <w:color w:val="FFFFFF"/>
+                <w:sz w:val="17"/>
+              </w:rPr>
+              <w:t>Camera Body Specs &amp; 12-Bit Support</w:t>
+            </w:r>
+          </w:p>
+        </w:tc>
+        <w:tc>
+          <w:tcPr>
+            <w:tcW w:type="dxa" w:w="1872"/>
+            <w:shd w:val="clear" w:color="auto" w:fill="1F2937"/>
+          </w:tcPr>
+          <w:p>
+            <w:r>
+              <w:rPr>
+                <w:b/>
+                <w:color w:val="FFFFFF"/>
+                <w:sz w:val="17"/>
+              </w:rPr>
+              <w:t>Catalog Unit Cost</w:t>
+            </w:r>
+          </w:p>
+        </w:tc>
+        <w:tc>
+          <w:tcPr>
+            <w:tcW w:type="dxa" w:w="1872"/>
+            <w:shd w:val="clear" w:color="auto" w:fill="1F2937"/>
+          </w:tcPr>
+          <w:p>
+            <w:r>
+              <w:rPr>
+                <w:b/>
+                <w:color w:val="FFFFFF"/>
+                <w:sz w:val="17"/>
+              </w:rPr>
+              <w:t>Direct Landing Page URL</w:t>
+            </w:r>
+          </w:p>
+        </w:tc>
+      </w:tr>
+      <w:tr>
+        <w:tc>
+          <w:tcPr>
+            <w:tcW w:type="dxa" w:w="1872"/>
+          </w:tcPr>
+          <w:p>
+            <w:r>
+              <w:rPr>
+                <w:sz w:val="16"/>
+              </w:rPr>
+              <w:t>Sony IMX455 (61.0 MP)</w:t>
+            </w:r>
+          </w:p>
+        </w:tc>
+        <w:tc>
+          <w:tcPr>
+            <w:tcW w:type="dxa" w:w="1872"/>
+          </w:tcPr>
+          <w:p>
+            <w:r>
+              <w:rPr>
+                <w:sz w:val="16"/>
+              </w:rPr>
+              <w:t>ZWO ASI6200MM Pro</w:t>
+            </w:r>
+          </w:p>
+        </w:tc>
+        <w:tc>
+          <w:tcPr>
+            <w:tcW w:type="dxa" w:w="1872"/>
+          </w:tcPr>
+          <w:p>
+            <w:r>
+              <w:rPr>
+                <w:sz w:val="16"/>
+              </w:rPr>
+              <w:t>12-bit / 16-bit BSI CMOS (RAW12, RAW16)</w:t>
+            </w:r>
+          </w:p>
+        </w:tc>
+        <w:tc>
+          <w:tcPr>
+            <w:tcW w:type="dxa" w:w="1872"/>
+          </w:tcPr>
+          <w:p>
+            <w:r>
+              <w:rPr>
+                <w:sz w:val="16"/>
+              </w:rPr>
+              <w:t>$3,999.00 USD</w:t>
+            </w:r>
+          </w:p>
+        </w:tc>
+        <w:tc>
+          <w:tcPr>
+            <w:tcW w:type="dxa" w:w="1872"/>
+          </w:tcPr>
+          <w:p>
+            <w:r>
+              <w:rPr>
+                <w:sz w:val="16"/>
+              </w:rPr>
+              <w:t>https://astronomy-imaging-camera.com/product/asi6200mm-pro/</w:t>
+            </w:r>
+          </w:p>
+        </w:tc>
+      </w:tr>
+      <w:tr>
+        <w:tc>
+          <w:tcPr>
+            <w:tcW w:type="dxa" w:w="1872"/>
+            <w:shd w:val="clear" w:color="auto" w:fill="F9FAFB"/>
+          </w:tcPr>
+          <w:p>
+            <w:r>
+              <w:rPr>
+                <w:sz w:val="16"/>
+              </w:rPr>
+              <w:t>Gpixel GMAX3265 (65.4 MP)</w:t>
+            </w:r>
+          </w:p>
+        </w:tc>
+        <w:tc>
+          <w:tcPr>
+            <w:tcW w:type="dxa" w:w="1872"/>
+            <w:shd w:val="clear" w:color="auto" w:fill="F9FAFB"/>
+          </w:tcPr>
+          <w:p>
+            <w:r>
+              <w:rPr>
+                <w:sz w:val="16"/>
+              </w:rPr>
+              <w:t>LUCID Vision Labs Atlas10 ATX650G</w:t>
+            </w:r>
+          </w:p>
+        </w:tc>
+        <w:tc>
+          <w:tcPr>
+            <w:tcW w:type="dxa" w:w="1872"/>
+            <w:shd w:val="clear" w:color="auto" w:fill="F9FAFB"/>
+          </w:tcPr>
+          <w:p>
+            <w:r>
+              <w:rPr>
+                <w:sz w:val="16"/>
+              </w:rPr>
+              <w:t>12-bit 10GigE (Mono12, Bayer12)</w:t>
+            </w:r>
+          </w:p>
+        </w:tc>
+        <w:tc>
+          <w:tcPr>
+            <w:tcW w:type="dxa" w:w="1872"/>
+            <w:shd w:val="clear" w:color="auto" w:fill="F9FAFB"/>
+          </w:tcPr>
+          <w:p>
+            <w:r>
+              <w:rPr>
+                <w:sz w:val="16"/>
+              </w:rPr>
+              <w:t>$8,850.00 USD</w:t>
+            </w:r>
+          </w:p>
+        </w:tc>
+        <w:tc>
+          <w:tcPr>
+            <w:tcW w:type="dxa" w:w="1872"/>
+            <w:shd w:val="clear" w:color="auto" w:fill="F9FAFB"/>
+          </w:tcPr>
+          <w:p>
+            <w:r>
+              <w:rPr>
+                <w:sz w:val="16"/>
+              </w:rPr>
+              <w:t>https://thinklucid.com/product/atlas10-65-mp-gmax3265/</w:t>
+            </w:r>
+          </w:p>
+        </w:tc>
+      </w:tr>
+      <w:tr>
+        <w:tc>
+          <w:tcPr>
+            <w:tcW w:type="dxa" w:w="1872"/>
+          </w:tcPr>
+          <w:p>
+            <w:r>
+              <w:rPr>
+                <w:sz w:val="16"/>
+              </w:rPr>
+              <w:t>Sony IMX927 / IMX937 (105.0 MP)</w:t>
+            </w:r>
+          </w:p>
+        </w:tc>
+        <w:tc>
+          <w:tcPr>
+            <w:tcW w:type="dxa" w:w="1872"/>
+          </w:tcPr>
+          <w:p>
+            <w:r>
+              <w:rPr>
+                <w:sz w:val="16"/>
+              </w:rPr>
+              <w:t>Emergent Vision ZENITH HZ-100-SB</w:t>
+            </w:r>
+          </w:p>
+        </w:tc>
+        <w:tc>
+          <w:tcPr>
+            <w:tcW w:type="dxa" w:w="1872"/>
+          </w:tcPr>
+          <w:p>
+            <w:r>
+              <w:rPr>
+                <w:sz w:val="16"/>
+              </w:rPr>
+              <w:t>12-bit 100GigE (@ 72.8 fps)</w:t>
+            </w:r>
+          </w:p>
+        </w:tc>
+        <w:tc>
+          <w:tcPr>
+            <w:tcW w:type="dxa" w:w="1872"/>
+          </w:tcPr>
+          <w:p>
+            <w:r>
+              <w:rPr>
+                <w:sz w:val="16"/>
+              </w:rPr>
+              <w:t>$10,500.00 USD</w:t>
+            </w:r>
+          </w:p>
+        </w:tc>
+        <w:tc>
+          <w:tcPr>
+            <w:tcW w:type="dxa" w:w="1872"/>
+          </w:tcPr>
+          <w:p>
+            <w:r>
+              <w:rPr>
+                <w:sz w:val="16"/>
+              </w:rPr>
+              <w:t>https://emergentvisiontec.com/cameras/zenith-hz-100/</w:t>
+            </w:r>
+          </w:p>
+        </w:tc>
+      </w:tr>
+      <w:tr>
+        <w:tc>
+          <w:tcPr>
+            <w:tcW w:type="dxa" w:w="1872"/>
+            <w:shd w:val="clear" w:color="auto" w:fill="F9FAFB"/>
+          </w:tcPr>
+          <w:p>
+            <w:r>
+              <w:rPr>
+                <w:sz w:val="16"/>
+              </w:rPr>
+              <w:t>Sony IMX661 (127.7 MP)</w:t>
+            </w:r>
+          </w:p>
+        </w:tc>
+        <w:tc>
+          <w:tcPr>
+            <w:tcW w:type="dxa" w:w="1872"/>
+            <w:shd w:val="clear" w:color="auto" w:fill="F9FAFB"/>
+          </w:tcPr>
+          <w:p>
+            <w:r>
+              <w:rPr>
+                <w:sz w:val="16"/>
+              </w:rPr>
+              <w:t>SVS-Vistek (Allied Vision) shr661MXGE</w:t>
+            </w:r>
+          </w:p>
+        </w:tc>
+        <w:tc>
+          <w:tcPr>
+            <w:tcW w:type="dxa" w:w="1872"/>
+            <w:shd w:val="clear" w:color="auto" w:fill="F9FAFB"/>
+          </w:tcPr>
+          <w:p>
+            <w:r>
+              <w:rPr>
+                <w:sz w:val="16"/>
+              </w:rPr>
+              <w:t>12-bit 10GigE (Mono12Packed, Bayer12)</w:t>
+            </w:r>
+          </w:p>
+        </w:tc>
+        <w:tc>
+          <w:tcPr>
+            <w:tcW w:type="dxa" w:w="1872"/>
+            <w:shd w:val="clear" w:color="auto" w:fill="F9FAFB"/>
+          </w:tcPr>
+          <w:p>
+            <w:r>
+              <w:rPr>
+                <w:sz w:val="16"/>
+              </w:rPr>
+              <w:t>$12,850.00 USD</w:t>
+            </w:r>
+          </w:p>
+        </w:tc>
+        <w:tc>
+          <w:tcPr>
+            <w:tcW w:type="dxa" w:w="1872"/>
+            <w:shd w:val="clear" w:color="auto" w:fill="F9FAFB"/>
+          </w:tcPr>
+          <w:p>
+            <w:r>
+              <w:rPr>
+                <w:sz w:val="16"/>
+              </w:rPr>
+              <w:t>https://www.alliedvision.com/en/products/cameras/detail/shr661MXGE/</w:t>
+            </w:r>
+          </w:p>
+        </w:tc>
+      </w:tr>
+      <w:tr>
+        <w:tc>
+          <w:tcPr>
+            <w:tcW w:type="dxa" w:w="1872"/>
+          </w:tcPr>
+          <w:p>
+            <w:r>
+              <w:rPr>
+                <w:sz w:val="16"/>
+              </w:rPr>
+              <w:t>Sony IMX411 (151.0 MP)</w:t>
+            </w:r>
+          </w:p>
+        </w:tc>
+        <w:tc>
+          <w:tcPr>
+            <w:tcW w:type="dxa" w:w="1872"/>
+          </w:tcPr>
+          <w:p>
+            <w:r>
+              <w:rPr>
+                <w:sz w:val="16"/>
+              </w:rPr>
+              <w:t>Vision Datum Mars151M / Vieworks VC-151MX</w:t>
+            </w:r>
+          </w:p>
+        </w:tc>
+        <w:tc>
+          <w:tcPr>
+            <w:tcW w:type="dxa" w:w="1872"/>
+          </w:tcPr>
+          <w:p>
+            <w:r>
+              <w:rPr>
+                <w:sz w:val="16"/>
+              </w:rPr>
+              <w:t>12-bit &amp; 16-bit CXP-12 (Mono12, Bayer12)</w:t>
+            </w:r>
+          </w:p>
+        </w:tc>
+        <w:tc>
+          <w:tcPr>
+            <w:tcW w:type="dxa" w:w="1872"/>
+          </w:tcPr>
+          <w:p>
+            <w:r>
+              <w:rPr>
+                <w:sz w:val="16"/>
+              </w:rPr>
+              <w:t>$13,110.00 USD</w:t>
+            </w:r>
+          </w:p>
+        </w:tc>
+        <w:tc>
+          <w:tcPr>
+            <w:tcW w:type="dxa" w:w="1872"/>
+          </w:tcPr>
+          <w:p>
+            <w:r>
+              <w:rPr>
+                <w:sz w:val="16"/>
+              </w:rPr>
+              <w:t>https://www.visiondatum.com/en/product/detail/508.html</w:t>
+            </w:r>
+          </w:p>
+        </w:tc>
+      </w:tr>
+    </w:tbl>
     <w:sectPr>
       <w:pgSz w:w="12240" w:h="15840"/>
       <w:pgMar w:top="1440" w:right="1440" w:bottom="1440" w:left="1440" w:header="720" w:footer="720" w:gutter="0"/>

--- a/DermaPod_RFQ_Analysis.docx
+++ b/DermaPod_RFQ_Analysis.docx
@@ -6163,6 +6163,556 @@
         </w:tc>
       </w:tr>
     </w:tbl>
+    <w:p>
+      <w:r>
+        <w:br w:type="page"/>
+      </w:r>
+    </w:p>
+    <w:p>
+      <w:pPr>
+        <w:pStyle w:val="Heading1"/>
+      </w:pPr>
+      <w:r>
+        <w:t>CORRECTED: Industrial Machine Vision Camera Body Selection (URL-Verified)</w:t>
+      </w:r>
+    </w:p>
+    <w:p>
+      <w:r>
+        <w:t>CRITICAL NOTE: The ZWO ASI6200MM Pro (previously listed) is an ASTRONOMY/ASTROPHOTOGRAPHY camera using USB 3.0 interface. It is NOT suitable for industrial multi-camera synchronized medical imaging. Correct industrial-grade replacements with verified live product page URLs are listed below:</w:t>
+      </w:r>
+    </w:p>
+    <w:tbl>
+      <w:tblPr>
+        <w:tblStyle w:val="TableGrid"/>
+        <w:tblW w:type="auto" w:w="0"/>
+        <w:tblLook w:firstColumn="1" w:firstRow="1" w:lastColumn="0" w:lastRow="0" w:noHBand="0" w:noVBand="1" w:val="04A0"/>
+      </w:tblPr>
+      <w:tblGrid>
+        <w:gridCol w:w="1560"/>
+        <w:gridCol w:w="1560"/>
+        <w:gridCol w:w="1560"/>
+        <w:gridCol w:w="1560"/>
+        <w:gridCol w:w="1560"/>
+        <w:gridCol w:w="1560"/>
+      </w:tblGrid>
+      <w:tr>
+        <w:tc>
+          <w:tcPr>
+            <w:tcW w:type="dxa" w:w="1560"/>
+            <w:shd w:val="clear" w:color="auto" w:fill="1F2937"/>
+          </w:tcPr>
+          <w:p>
+            <w:r>
+              <w:rPr>
+                <w:b/>
+                <w:color w:val="FFFFFF"/>
+                <w:sz w:val="17"/>
+              </w:rPr>
+              <w:t>Sensor Model</w:t>
+            </w:r>
+          </w:p>
+        </w:tc>
+        <w:tc>
+          <w:tcPr>
+            <w:tcW w:type="dxa" w:w="1560"/>
+            <w:shd w:val="clear" w:color="auto" w:fill="1F2937"/>
+          </w:tcPr>
+          <w:p>
+            <w:r>
+              <w:rPr>
+                <w:b/>
+                <w:color w:val="FFFFFF"/>
+                <w:sz w:val="17"/>
+              </w:rPr>
+              <w:t>INCORRECT (Consumer/Wrong) Camera</w:t>
+            </w:r>
+          </w:p>
+        </w:tc>
+        <w:tc>
+          <w:tcPr>
+            <w:tcW w:type="dxa" w:w="1560"/>
+            <w:shd w:val="clear" w:color="auto" w:fill="1F2937"/>
+          </w:tcPr>
+          <w:p>
+            <w:r>
+              <w:rPr>
+                <w:b/>
+                <w:color w:val="FFFFFF"/>
+                <w:sz w:val="17"/>
+              </w:rPr>
+              <w:t>CORRECT Industrial Camera Body</w:t>
+            </w:r>
+          </w:p>
+        </w:tc>
+        <w:tc>
+          <w:tcPr>
+            <w:tcW w:type="dxa" w:w="1560"/>
+            <w:shd w:val="clear" w:color="auto" w:fill="1F2937"/>
+          </w:tcPr>
+          <w:p>
+            <w:r>
+              <w:rPr>
+                <w:b/>
+                <w:color w:val="FFFFFF"/>
+                <w:sz w:val="17"/>
+              </w:rPr>
+              <w:t>Interface</w:t>
+            </w:r>
+          </w:p>
+        </w:tc>
+        <w:tc>
+          <w:tcPr>
+            <w:tcW w:type="dxa" w:w="1560"/>
+            <w:shd w:val="clear" w:color="auto" w:fill="1F2937"/>
+          </w:tcPr>
+          <w:p>
+            <w:r>
+              <w:rPr>
+                <w:b/>
+                <w:color w:val="FFFFFF"/>
+                <w:sz w:val="17"/>
+              </w:rPr>
+              <w:t>12-Bit Output</w:t>
+            </w:r>
+          </w:p>
+        </w:tc>
+        <w:tc>
+          <w:tcPr>
+            <w:tcW w:type="dxa" w:w="1560"/>
+            <w:shd w:val="clear" w:color="auto" w:fill="1F2937"/>
+          </w:tcPr>
+          <w:p>
+            <w:r>
+              <w:rPr>
+                <w:b/>
+                <w:color w:val="FFFFFF"/>
+                <w:sz w:val="17"/>
+              </w:rPr>
+              <w:t>Verified Live URL</w:t>
+            </w:r>
+          </w:p>
+        </w:tc>
+      </w:tr>
+      <w:tr>
+        <w:tc>
+          <w:tcPr>
+            <w:tcW w:type="dxa" w:w="1560"/>
+          </w:tcPr>
+          <w:p>
+            <w:r>
+              <w:rPr>
+                <w:sz w:val="16"/>
+              </w:rPr>
+              <w:t>Sony IMX455 (61.0 MP)</w:t>
+            </w:r>
+          </w:p>
+        </w:tc>
+        <w:tc>
+          <w:tcPr>
+            <w:tcW w:type="dxa" w:w="1560"/>
+            <w:shd w:val="clear" w:color="auto" w:fill="FEE2E2"/>
+          </w:tcPr>
+          <w:p>
+            <w:r>
+              <w:rPr>
+                <w:sz w:val="16"/>
+              </w:rPr>
+              <w:t>❌ ZWO ASI6200MM Pro (Astronomy USB3 camera — wrong!)</w:t>
+            </w:r>
+          </w:p>
+        </w:tc>
+        <w:tc>
+          <w:tcPr>
+            <w:tcW w:type="dxa" w:w="1560"/>
+          </w:tcPr>
+          <w:p>
+            <w:r>
+              <w:rPr>
+                <w:sz w:val="16"/>
+              </w:rPr>
+              <w:t>✅ Allied Vision hr455MXGE (Industrial 10GigE) OR XIMEA MX610MR-SY (PCIe Gen3)</w:t>
+            </w:r>
+          </w:p>
+        </w:tc>
+        <w:tc>
+          <w:tcPr>
+            <w:tcW w:type="dxa" w:w="1560"/>
+          </w:tcPr>
+          <w:p>
+            <w:r>
+              <w:rPr>
+                <w:sz w:val="16"/>
+              </w:rPr>
+              <w:t>10GigE / PCIe Gen3</w:t>
+            </w:r>
+          </w:p>
+        </w:tc>
+        <w:tc>
+          <w:tcPr>
+            <w:tcW w:type="dxa" w:w="1560"/>
+          </w:tcPr>
+          <w:p>
+            <w:r>
+              <w:rPr>
+                <w:sz w:val="16"/>
+              </w:rPr>
+              <w:t>✅ Mono12, Mono12Packed</w:t>
+            </w:r>
+          </w:p>
+        </w:tc>
+        <w:tc>
+          <w:tcPr>
+            <w:tcW w:type="dxa" w:w="1560"/>
+          </w:tcPr>
+          <w:p>
+            <w:r>
+              <w:rPr>
+                <w:sz w:val="16"/>
+              </w:rPr>
+              <w:t>alliedvision.com/en/products/ → search hr455MXGE</w:t>
+              <w:br/>
+              <w:t>ximea.com/en/products/cameras → search MX610</w:t>
+            </w:r>
+          </w:p>
+        </w:tc>
+      </w:tr>
+      <w:tr>
+        <w:tc>
+          <w:tcPr>
+            <w:tcW w:type="dxa" w:w="1560"/>
+            <w:shd w:val="clear" w:color="auto" w:fill="F9FAFB"/>
+          </w:tcPr>
+          <w:p>
+            <w:r>
+              <w:rPr>
+                <w:sz w:val="16"/>
+              </w:rPr>
+              <w:t>Gpixel GMAX3265 (65.4 MP)</w:t>
+            </w:r>
+          </w:p>
+        </w:tc>
+        <w:tc>
+          <w:tcPr>
+            <w:tcW w:type="dxa" w:w="1560"/>
+            <w:shd w:val="clear" w:color="auto" w:fill="D1FAE5"/>
+          </w:tcPr>
+          <w:p>
+            <w:r>
+              <w:rPr>
+                <w:sz w:val="16"/>
+              </w:rPr>
+              <w:t>✅ Lucid Atlas10 ATX650G (correct — industrial 10GigE)</w:t>
+            </w:r>
+          </w:p>
+        </w:tc>
+        <w:tc>
+          <w:tcPr>
+            <w:tcW w:type="dxa" w:w="1560"/>
+            <w:shd w:val="clear" w:color="auto" w:fill="F9FAFB"/>
+          </w:tcPr>
+          <w:p>
+            <w:r>
+              <w:rPr>
+                <w:sz w:val="16"/>
+              </w:rPr>
+              <w:t>✅ Lucid Atlas10 ATX650G-MT2 (Mono) / ATX650G-CT2 (Color)</w:t>
+            </w:r>
+          </w:p>
+        </w:tc>
+        <w:tc>
+          <w:tcPr>
+            <w:tcW w:type="dxa" w:w="1560"/>
+            <w:shd w:val="clear" w:color="auto" w:fill="F9FAFB"/>
+          </w:tcPr>
+          <w:p>
+            <w:r>
+              <w:rPr>
+                <w:sz w:val="16"/>
+              </w:rPr>
+              <w:t>10GigE (10GBASE-T)</w:t>
+            </w:r>
+          </w:p>
+        </w:tc>
+        <w:tc>
+          <w:tcPr>
+            <w:tcW w:type="dxa" w:w="1560"/>
+            <w:shd w:val="clear" w:color="auto" w:fill="F9FAFB"/>
+          </w:tcPr>
+          <w:p>
+            <w:r>
+              <w:rPr>
+                <w:sz w:val="16"/>
+              </w:rPr>
+              <w:t>✅ Mono12, Mono12p, Bayer12</w:t>
+            </w:r>
+          </w:p>
+        </w:tc>
+        <w:tc>
+          <w:tcPr>
+            <w:tcW w:type="dxa" w:w="1560"/>
+            <w:shd w:val="clear" w:color="auto" w:fill="F9FAFB"/>
+          </w:tcPr>
+          <w:p>
+            <w:r>
+              <w:rPr>
+                <w:sz w:val="16"/>
+              </w:rPr>
+              <w:t>https://thinklucid.com/product/atlas10-65-mp-gmax3265/ (LIVE VERIFIED)</w:t>
+            </w:r>
+          </w:p>
+        </w:tc>
+      </w:tr>
+      <w:tr>
+        <w:tc>
+          <w:tcPr>
+            <w:tcW w:type="dxa" w:w="1560"/>
+          </w:tcPr>
+          <w:p>
+            <w:r>
+              <w:rPr>
+                <w:sz w:val="16"/>
+              </w:rPr>
+              <w:t>Sony IMX927/IMX937 (105.0 MP)</w:t>
+            </w:r>
+          </w:p>
+        </w:tc>
+        <w:tc>
+          <w:tcPr>
+            <w:tcW w:type="dxa" w:w="1560"/>
+            <w:shd w:val="clear" w:color="auto" w:fill="D1FAE5"/>
+          </w:tcPr>
+          <w:p>
+            <w:r>
+              <w:rPr>
+                <w:sz w:val="16"/>
+              </w:rPr>
+              <w:t>✅ Emergent ZENITH HZ-100 (correct — industrial 100GigE)</w:t>
+            </w:r>
+          </w:p>
+        </w:tc>
+        <w:tc>
+          <w:tcPr>
+            <w:tcW w:type="dxa" w:w="1560"/>
+          </w:tcPr>
+          <w:p>
+            <w:r>
+              <w:rPr>
+                <w:sz w:val="16"/>
+              </w:rPr>
+              <w:t>✅ Emergent Vision HZ-100-SB (100GigE fiber)</w:t>
+            </w:r>
+          </w:p>
+        </w:tc>
+        <w:tc>
+          <w:tcPr>
+            <w:tcW w:type="dxa" w:w="1560"/>
+          </w:tcPr>
+          <w:p>
+            <w:r>
+              <w:rPr>
+                <w:sz w:val="16"/>
+              </w:rPr>
+              <w:t>100GigE fiber</w:t>
+            </w:r>
+          </w:p>
+        </w:tc>
+        <w:tc>
+          <w:tcPr>
+            <w:tcW w:type="dxa" w:w="1560"/>
+          </w:tcPr>
+          <w:p>
+            <w:r>
+              <w:rPr>
+                <w:sz w:val="16"/>
+              </w:rPr>
+              <w:t>✅ Mono12 @ 72.8 fps</w:t>
+            </w:r>
+          </w:p>
+        </w:tc>
+        <w:tc>
+          <w:tcPr>
+            <w:tcW w:type="dxa" w:w="1560"/>
+          </w:tcPr>
+          <w:p>
+            <w:r>
+              <w:rPr>
+                <w:sz w:val="16"/>
+              </w:rPr>
+              <w:t>https://emergentvisiontec.com/cameras/zenith-hz-100/ (LIVE VERIFIED)</w:t>
+            </w:r>
+          </w:p>
+        </w:tc>
+      </w:tr>
+      <w:tr>
+        <w:tc>
+          <w:tcPr>
+            <w:tcW w:type="dxa" w:w="1560"/>
+            <w:shd w:val="clear" w:color="auto" w:fill="F9FAFB"/>
+          </w:tcPr>
+          <w:p>
+            <w:r>
+              <w:rPr>
+                <w:sz w:val="16"/>
+              </w:rPr>
+              <w:t>Sony IMX661 (127.7 MP)</w:t>
+            </w:r>
+          </w:p>
+        </w:tc>
+        <w:tc>
+          <w:tcPr>
+            <w:tcW w:type="dxa" w:w="1560"/>
+            <w:shd w:val="clear" w:color="auto" w:fill="FEE2E2"/>
+          </w:tcPr>
+          <w:p>
+            <w:r>
+              <w:rPr>
+                <w:sz w:val="16"/>
+              </w:rPr>
+              <w:t>❌ Dead URL (Allied Vision catalog restructured)</w:t>
+            </w:r>
+          </w:p>
+        </w:tc>
+        <w:tc>
+          <w:tcPr>
+            <w:tcW w:type="dxa" w:w="1560"/>
+            <w:shd w:val="clear" w:color="auto" w:fill="F9FAFB"/>
+          </w:tcPr>
+          <w:p>
+            <w:r>
+              <w:rPr>
+                <w:sz w:val="16"/>
+              </w:rPr>
+              <w:t>✅ Allied Vision shr661MXGE (10GigE) via distributor quote</w:t>
+            </w:r>
+          </w:p>
+        </w:tc>
+        <w:tc>
+          <w:tcPr>
+            <w:tcW w:type="dxa" w:w="1560"/>
+            <w:shd w:val="clear" w:color="auto" w:fill="F9FAFB"/>
+          </w:tcPr>
+          <w:p>
+            <w:r>
+              <w:rPr>
+                <w:sz w:val="16"/>
+              </w:rPr>
+              <w:t>10GigE</w:t>
+            </w:r>
+          </w:p>
+        </w:tc>
+        <w:tc>
+          <w:tcPr>
+            <w:tcW w:type="dxa" w:w="1560"/>
+            <w:shd w:val="clear" w:color="auto" w:fill="F9FAFB"/>
+          </w:tcPr>
+          <w:p>
+            <w:r>
+              <w:rPr>
+                <w:sz w:val="16"/>
+              </w:rPr>
+              <w:t>✅ Mono12Packed, Bayer12</w:t>
+            </w:r>
+          </w:p>
+        </w:tc>
+        <w:tc>
+          <w:tcPr>
+            <w:tcW w:type="dxa" w:w="1560"/>
+            <w:shd w:val="clear" w:color="auto" w:fill="F9FAFB"/>
+          </w:tcPr>
+          <w:p>
+            <w:r>
+              <w:rPr>
+                <w:sz w:val="16"/>
+              </w:rPr>
+              <w:t>Request quote: https://www.1stvision.com (search shr661MXGE)</w:t>
+              <w:br/>
+              <w:t>OR https://www.multipix.com</w:t>
+            </w:r>
+          </w:p>
+        </w:tc>
+      </w:tr>
+      <w:tr>
+        <w:tc>
+          <w:tcPr>
+            <w:tcW w:type="dxa" w:w="1560"/>
+          </w:tcPr>
+          <w:p>
+            <w:r>
+              <w:rPr>
+                <w:sz w:val="16"/>
+              </w:rPr>
+              <w:t>Sony IMX411 (151.0 MP)</w:t>
+            </w:r>
+          </w:p>
+        </w:tc>
+        <w:tc>
+          <w:tcPr>
+            <w:tcW w:type="dxa" w:w="1560"/>
+            <w:shd w:val="clear" w:color="auto" w:fill="D1FAE5"/>
+          </w:tcPr>
+          <w:p>
+            <w:r>
+              <w:rPr>
+                <w:sz w:val="16"/>
+              </w:rPr>
+              <w:t>✅ Vision Datum Mars151M (live page confirmed)</w:t>
+            </w:r>
+          </w:p>
+        </w:tc>
+        <w:tc>
+          <w:tcPr>
+            <w:tcW w:type="dxa" w:w="1560"/>
+          </w:tcPr>
+          <w:p>
+            <w:r>
+              <w:rPr>
+                <w:sz w:val="16"/>
+              </w:rPr>
+              <w:t>✅ Vision Datum Mars151M / Vieworks VC-151MX</w:t>
+            </w:r>
+          </w:p>
+        </w:tc>
+        <w:tc>
+          <w:tcPr>
+            <w:tcW w:type="dxa" w:w="1560"/>
+          </w:tcPr>
+          <w:p>
+            <w:r>
+              <w:rPr>
+                <w:sz w:val="16"/>
+              </w:rPr>
+              <w:t>CXP-12 / 10GigE</w:t>
+            </w:r>
+          </w:p>
+        </w:tc>
+        <w:tc>
+          <w:tcPr>
+            <w:tcW w:type="dxa" w:w="1560"/>
+          </w:tcPr>
+          <w:p>
+            <w:r>
+              <w:rPr>
+                <w:sz w:val="16"/>
+              </w:rPr>
+              <w:t>✅ Mono12, Mono16</w:t>
+            </w:r>
+          </w:p>
+        </w:tc>
+        <w:tc>
+          <w:tcPr>
+            <w:tcW w:type="dxa" w:w="1560"/>
+          </w:tcPr>
+          <w:p>
+            <w:r>
+              <w:rPr>
+                <w:sz w:val="16"/>
+              </w:rPr>
+              <w:t>https://www.visiondatum.com/en/product/detail/508.html (LIVE VERIFIED)</w:t>
+            </w:r>
+          </w:p>
+        </w:tc>
+      </w:tr>
+    </w:tbl>
     <w:sectPr>
       <w:pgSz w:w="12240" w:h="15840"/>
       <w:pgMar w:top="1440" w:right="1440" w:bottom="1440" w:left="1440" w:header="720" w:footer="720" w:gutter="0"/>

--- a/DermaPod_RFQ_Analysis.docx
+++ b/DermaPod_RFQ_Analysis.docx
@@ -6713,6 +6713,1711 @@
         </w:tc>
       </w:tr>
     </w:tbl>
+    <w:p>
+      <w:r>
+        <w:br w:type="page"/>
+      </w:r>
+    </w:p>
+    <w:p>
+      <w:pPr>
+        <w:pStyle w:val="Heading1"/>
+      </w:pPr>
+      <w:r>
+        <w:t>VERIFIED INDUSTRIAL CAMERA SELECTION — DermaPod Imaging System</w:t>
+      </w:r>
+    </w:p>
+    <w:p>
+      <w:r>
+        <w:t>This section documents the verified commercial industrial machine vision camera bodies selected for the DermaPod imaging gantry. All cameras are genuine industrial-grade GigE Vision / GenICam compliant devices with hardware trigger support, 12-bit raw output (Mono12), and cable lengths compatible with gantry deployment (10GigE = up to 100m, 100GigE = fiber optic). Pricing will be added after vendor RFQ confirmation.</w:t>
+      </w:r>
+    </w:p>
+    <w:p>
+      <w:pPr>
+        <w:pStyle w:val="Heading2"/>
+      </w:pPr>
+      <w:r>
+        <w:t>Table 1: Correct Industrial Camera Body Selection (All 5 Sensor Classes)</w:t>
+      </w:r>
+    </w:p>
+    <w:tbl>
+      <w:tblPr>
+        <w:tblStyle w:val="TableGrid"/>
+        <w:tblW w:type="auto" w:w="0"/>
+        <w:tblLook w:firstColumn="1" w:firstRow="1" w:lastColumn="0" w:lastRow="0" w:noHBand="0" w:noVBand="1" w:val="04A0"/>
+      </w:tblPr>
+      <w:tblGrid>
+        <w:gridCol w:w="1170"/>
+        <w:gridCol w:w="1170"/>
+        <w:gridCol w:w="1170"/>
+        <w:gridCol w:w="1170"/>
+        <w:gridCol w:w="1170"/>
+        <w:gridCol w:w="1170"/>
+        <w:gridCol w:w="1170"/>
+        <w:gridCol w:w="1170"/>
+      </w:tblGrid>
+      <w:tr>
+        <w:tc>
+          <w:tcPr>
+            <w:tcW w:type="dxa" w:w="1170"/>
+            <w:shd w:val="clear" w:color="auto" w:fill="1F2937"/>
+          </w:tcPr>
+          <w:p>
+            <w:r>
+              <w:rPr>
+                <w:b/>
+                <w:color w:val="FFFFFF"/>
+                <w:sz w:val="17"/>
+              </w:rPr>
+              <w:t>Sensor Model</w:t>
+            </w:r>
+          </w:p>
+        </w:tc>
+        <w:tc>
+          <w:tcPr>
+            <w:tcW w:type="dxa" w:w="1170"/>
+            <w:shd w:val="clear" w:color="auto" w:fill="1F2937"/>
+          </w:tcPr>
+          <w:p>
+            <w:r>
+              <w:rPr>
+                <w:b/>
+                <w:color w:val="FFFFFF"/>
+                <w:sz w:val="17"/>
+              </w:rPr>
+              <w:t>Resolution</w:t>
+            </w:r>
+          </w:p>
+        </w:tc>
+        <w:tc>
+          <w:tcPr>
+            <w:tcW w:type="dxa" w:w="1170"/>
+            <w:shd w:val="clear" w:color="auto" w:fill="1F2937"/>
+          </w:tcPr>
+          <w:p>
+            <w:r>
+              <w:rPr>
+                <w:b/>
+                <w:color w:val="FFFFFF"/>
+                <w:sz w:val="17"/>
+              </w:rPr>
+              <w:t>Sensor Size</w:t>
+            </w:r>
+          </w:p>
+        </w:tc>
+        <w:tc>
+          <w:tcPr>
+            <w:tcW w:type="dxa" w:w="1170"/>
+            <w:shd w:val="clear" w:color="auto" w:fill="1F2937"/>
+          </w:tcPr>
+          <w:p>
+            <w:r>
+              <w:rPr>
+                <w:b/>
+                <w:color w:val="FFFFFF"/>
+                <w:sz w:val="17"/>
+              </w:rPr>
+              <w:t>Pixel Size</w:t>
+            </w:r>
+          </w:p>
+        </w:tc>
+        <w:tc>
+          <w:tcPr>
+            <w:tcW w:type="dxa" w:w="1170"/>
+            <w:shd w:val="clear" w:color="auto" w:fill="1F2937"/>
+          </w:tcPr>
+          <w:p>
+            <w:r>
+              <w:rPr>
+                <w:b/>
+                <w:color w:val="FFFFFF"/>
+                <w:sz w:val="17"/>
+              </w:rPr>
+              <w:t>Shutter</w:t>
+            </w:r>
+          </w:p>
+        </w:tc>
+        <w:tc>
+          <w:tcPr>
+            <w:tcW w:type="dxa" w:w="1170"/>
+            <w:shd w:val="clear" w:color="auto" w:fill="1F2937"/>
+          </w:tcPr>
+          <w:p>
+            <w:r>
+              <w:rPr>
+                <w:b/>
+                <w:color w:val="FFFFFF"/>
+                <w:sz w:val="17"/>
+              </w:rPr>
+              <w:t>Selected Industrial Camera Body</w:t>
+            </w:r>
+          </w:p>
+        </w:tc>
+        <w:tc>
+          <w:tcPr>
+            <w:tcW w:type="dxa" w:w="1170"/>
+            <w:shd w:val="clear" w:color="auto" w:fill="1F2937"/>
+          </w:tcPr>
+          <w:p>
+            <w:r>
+              <w:rPr>
+                <w:b/>
+                <w:color w:val="FFFFFF"/>
+                <w:sz w:val="17"/>
+              </w:rPr>
+              <w:t>Interface</w:t>
+            </w:r>
+          </w:p>
+        </w:tc>
+        <w:tc>
+          <w:tcPr>
+            <w:tcW w:type="dxa" w:w="1170"/>
+            <w:shd w:val="clear" w:color="auto" w:fill="1F2937"/>
+          </w:tcPr>
+          <w:p>
+            <w:r>
+              <w:rPr>
+                <w:b/>
+                <w:color w:val="FFFFFF"/>
+                <w:sz w:val="17"/>
+              </w:rPr>
+              <w:t>12-Bit Output</w:t>
+            </w:r>
+          </w:p>
+        </w:tc>
+      </w:tr>
+      <w:tr>
+        <w:tc>
+          <w:tcPr>
+            <w:tcW w:type="dxa" w:w="1170"/>
+          </w:tcPr>
+          <w:p>
+            <w:r>
+              <w:rPr>
+                <w:sz w:val="16"/>
+              </w:rPr>
+              <w:t>Sony IMX455</w:t>
+            </w:r>
+          </w:p>
+        </w:tc>
+        <w:tc>
+          <w:tcPr>
+            <w:tcW w:type="dxa" w:w="1170"/>
+          </w:tcPr>
+          <w:p>
+            <w:r>
+              <w:rPr>
+                <w:sz w:val="16"/>
+              </w:rPr>
+              <w:t>61.0 MP (9568×6380)</w:t>
+            </w:r>
+          </w:p>
+        </w:tc>
+        <w:tc>
+          <w:tcPr>
+            <w:tcW w:type="dxa" w:w="1170"/>
+          </w:tcPr>
+          <w:p>
+            <w:r>
+              <w:rPr>
+                <w:sz w:val="16"/>
+              </w:rPr>
+              <w:t>Full Frame (36.1×24.0mm)</w:t>
+            </w:r>
+          </w:p>
+        </w:tc>
+        <w:tc>
+          <w:tcPr>
+            <w:tcW w:type="dxa" w:w="1170"/>
+          </w:tcPr>
+          <w:p>
+            <w:r>
+              <w:rPr>
+                <w:sz w:val="16"/>
+              </w:rPr>
+              <w:t>3.76 µm</w:t>
+            </w:r>
+          </w:p>
+        </w:tc>
+        <w:tc>
+          <w:tcPr>
+            <w:tcW w:type="dxa" w:w="1170"/>
+          </w:tcPr>
+          <w:p>
+            <w:r>
+              <w:rPr>
+                <w:sz w:val="16"/>
+              </w:rPr>
+              <w:t>Rolling + Global Reset</w:t>
+            </w:r>
+          </w:p>
+        </w:tc>
+        <w:tc>
+          <w:tcPr>
+            <w:tcW w:type="dxa" w:w="1170"/>
+          </w:tcPr>
+          <w:p>
+            <w:r>
+              <w:rPr>
+                <w:sz w:val="16"/>
+              </w:rPr>
+              <w:t>Allied Vision hr455MXGE (Mono 10GigE)</w:t>
+            </w:r>
+          </w:p>
+        </w:tc>
+        <w:tc>
+          <w:tcPr>
+            <w:tcW w:type="dxa" w:w="1170"/>
+          </w:tcPr>
+          <w:p>
+            <w:r>
+              <w:rPr>
+                <w:sz w:val="16"/>
+              </w:rPr>
+              <w:t>10GigE (RJ-45, up to 100m)</w:t>
+            </w:r>
+          </w:p>
+        </w:tc>
+        <w:tc>
+          <w:tcPr>
+            <w:tcW w:type="dxa" w:w="1170"/>
+          </w:tcPr>
+          <w:p>
+            <w:r>
+              <w:rPr>
+                <w:sz w:val="16"/>
+              </w:rPr>
+              <w:t>✅ Mono12, Mono12Packed, Mono16</w:t>
+            </w:r>
+          </w:p>
+        </w:tc>
+      </w:tr>
+      <w:tr>
+        <w:tc>
+          <w:tcPr>
+            <w:tcW w:type="dxa" w:w="1170"/>
+            <w:shd w:val="clear" w:color="auto" w:fill="F0F9FF"/>
+          </w:tcPr>
+          <w:p>
+            <w:r>
+              <w:rPr>
+                <w:sz w:val="16"/>
+              </w:rPr>
+              <w:t>Gpixel GMAX3265</w:t>
+            </w:r>
+          </w:p>
+        </w:tc>
+        <w:tc>
+          <w:tcPr>
+            <w:tcW w:type="dxa" w:w="1170"/>
+            <w:shd w:val="clear" w:color="auto" w:fill="F0F9FF"/>
+          </w:tcPr>
+          <w:p>
+            <w:r>
+              <w:rPr>
+                <w:sz w:val="16"/>
+              </w:rPr>
+              <w:t>65.4 MP (9344×7000)</w:t>
+            </w:r>
+          </w:p>
+        </w:tc>
+        <w:tc>
+          <w:tcPr>
+            <w:tcW w:type="dxa" w:w="1170"/>
+            <w:shd w:val="clear" w:color="auto" w:fill="F0F9FF"/>
+          </w:tcPr>
+          <w:p>
+            <w:r>
+              <w:rPr>
+                <w:sz w:val="16"/>
+              </w:rPr>
+              <w:t>APS-H (29.9×22.4mm)</w:t>
+            </w:r>
+          </w:p>
+        </w:tc>
+        <w:tc>
+          <w:tcPr>
+            <w:tcW w:type="dxa" w:w="1170"/>
+            <w:shd w:val="clear" w:color="auto" w:fill="F0F9FF"/>
+          </w:tcPr>
+          <w:p>
+            <w:r>
+              <w:rPr>
+                <w:sz w:val="16"/>
+              </w:rPr>
+              <w:t>3.20 µm</w:t>
+            </w:r>
+          </w:p>
+        </w:tc>
+        <w:tc>
+          <w:tcPr>
+            <w:tcW w:type="dxa" w:w="1170"/>
+            <w:shd w:val="clear" w:color="auto" w:fill="F0F9FF"/>
+          </w:tcPr>
+          <w:p>
+            <w:r>
+              <w:rPr>
+                <w:sz w:val="16"/>
+              </w:rPr>
+              <w:t>Global Shutter</w:t>
+            </w:r>
+          </w:p>
+        </w:tc>
+        <w:tc>
+          <w:tcPr>
+            <w:tcW w:type="dxa" w:w="1170"/>
+            <w:shd w:val="clear" w:color="auto" w:fill="F0F9FF"/>
+          </w:tcPr>
+          <w:p>
+            <w:r>
+              <w:rPr>
+                <w:sz w:val="16"/>
+              </w:rPr>
+              <w:t>Lucid Vision Labs Atlas10 ATX650G-MT2 (Mono 10GigE)</w:t>
+            </w:r>
+          </w:p>
+        </w:tc>
+        <w:tc>
+          <w:tcPr>
+            <w:tcW w:type="dxa" w:w="1170"/>
+            <w:shd w:val="clear" w:color="auto" w:fill="F0F9FF"/>
+          </w:tcPr>
+          <w:p>
+            <w:r>
+              <w:rPr>
+                <w:sz w:val="16"/>
+              </w:rPr>
+              <w:t>10GigE (10GBASE-T, up to 100m)</w:t>
+            </w:r>
+          </w:p>
+        </w:tc>
+        <w:tc>
+          <w:tcPr>
+            <w:tcW w:type="dxa" w:w="1170"/>
+            <w:shd w:val="clear" w:color="auto" w:fill="F0F9FF"/>
+          </w:tcPr>
+          <w:p>
+            <w:r>
+              <w:rPr>
+                <w:sz w:val="16"/>
+              </w:rPr>
+              <w:t>✅ Mono12, Mono12p, Bayer12</w:t>
+            </w:r>
+          </w:p>
+        </w:tc>
+      </w:tr>
+      <w:tr>
+        <w:tc>
+          <w:tcPr>
+            <w:tcW w:type="dxa" w:w="1170"/>
+          </w:tcPr>
+          <w:p>
+            <w:r>
+              <w:rPr>
+                <w:sz w:val="16"/>
+              </w:rPr>
+              <w:t>Sony IMX927 / IMX937</w:t>
+            </w:r>
+          </w:p>
+        </w:tc>
+        <w:tc>
+          <w:tcPr>
+            <w:tcW w:type="dxa" w:w="1170"/>
+          </w:tcPr>
+          <w:p>
+            <w:r>
+              <w:rPr>
+                <w:sz w:val="16"/>
+              </w:rPr>
+              <w:t>105.0 MP (10248×10248)</w:t>
+            </w:r>
+          </w:p>
+        </w:tc>
+        <w:tc>
+          <w:tcPr>
+            <w:tcW w:type="dxa" w:w="1170"/>
+          </w:tcPr>
+          <w:p>
+            <w:r>
+              <w:rPr>
+                <w:sz w:val="16"/>
+              </w:rPr>
+              <w:t>Type 2.5" Square (28.08×28.08mm)</w:t>
+            </w:r>
+          </w:p>
+        </w:tc>
+        <w:tc>
+          <w:tcPr>
+            <w:tcW w:type="dxa" w:w="1170"/>
+          </w:tcPr>
+          <w:p>
+            <w:r>
+              <w:rPr>
+                <w:sz w:val="16"/>
+              </w:rPr>
+              <w:t>2.74 µm</w:t>
+            </w:r>
+          </w:p>
+        </w:tc>
+        <w:tc>
+          <w:tcPr>
+            <w:tcW w:type="dxa" w:w="1170"/>
+          </w:tcPr>
+          <w:p>
+            <w:r>
+              <w:rPr>
+                <w:sz w:val="16"/>
+              </w:rPr>
+              <w:t>Global Shutter (Pregius S)</w:t>
+            </w:r>
+          </w:p>
+        </w:tc>
+        <w:tc>
+          <w:tcPr>
+            <w:tcW w:type="dxa" w:w="1170"/>
+          </w:tcPr>
+          <w:p>
+            <w:r>
+              <w:rPr>
+                <w:sz w:val="16"/>
+              </w:rPr>
+              <w:t>Emergent Vision ZENITH HZ-100-SB (Mono 100GigE)</w:t>
+            </w:r>
+          </w:p>
+        </w:tc>
+        <w:tc>
+          <w:tcPr>
+            <w:tcW w:type="dxa" w:w="1170"/>
+          </w:tcPr>
+          <w:p>
+            <w:r>
+              <w:rPr>
+                <w:sz w:val="16"/>
+              </w:rPr>
+              <w:t>100GigE fiber (up to 10km)</w:t>
+            </w:r>
+          </w:p>
+        </w:tc>
+        <w:tc>
+          <w:tcPr>
+            <w:tcW w:type="dxa" w:w="1170"/>
+          </w:tcPr>
+          <w:p>
+            <w:r>
+              <w:rPr>
+                <w:sz w:val="16"/>
+              </w:rPr>
+              <w:t>✅ Mono12 @ up to 72.8 fps</w:t>
+            </w:r>
+          </w:p>
+        </w:tc>
+      </w:tr>
+      <w:tr>
+        <w:tc>
+          <w:tcPr>
+            <w:tcW w:type="dxa" w:w="1170"/>
+            <w:shd w:val="clear" w:color="auto" w:fill="F0F9FF"/>
+          </w:tcPr>
+          <w:p>
+            <w:r>
+              <w:rPr>
+                <w:sz w:val="16"/>
+              </w:rPr>
+              <w:t>Sony IMX661</w:t>
+            </w:r>
+          </w:p>
+        </w:tc>
+        <w:tc>
+          <w:tcPr>
+            <w:tcW w:type="dxa" w:w="1170"/>
+            <w:shd w:val="clear" w:color="auto" w:fill="F0F9FF"/>
+          </w:tcPr>
+          <w:p>
+            <w:r>
+              <w:rPr>
+                <w:sz w:val="16"/>
+              </w:rPr>
+              <w:t>127.7 MP (13376×9528)</w:t>
+            </w:r>
+          </w:p>
+        </w:tc>
+        <w:tc>
+          <w:tcPr>
+            <w:tcW w:type="dxa" w:w="1170"/>
+            <w:shd w:val="clear" w:color="auto" w:fill="F0F9FF"/>
+          </w:tcPr>
+          <w:p>
+            <w:r>
+              <w:rPr>
+                <w:sz w:val="16"/>
+              </w:rPr>
+              <w:t>3.6" Large Format (46.15×32.87mm)</w:t>
+            </w:r>
+          </w:p>
+        </w:tc>
+        <w:tc>
+          <w:tcPr>
+            <w:tcW w:type="dxa" w:w="1170"/>
+            <w:shd w:val="clear" w:color="auto" w:fill="F0F9FF"/>
+          </w:tcPr>
+          <w:p>
+            <w:r>
+              <w:rPr>
+                <w:sz w:val="16"/>
+              </w:rPr>
+              <w:t>3.45 µm</w:t>
+            </w:r>
+          </w:p>
+        </w:tc>
+        <w:tc>
+          <w:tcPr>
+            <w:tcW w:type="dxa" w:w="1170"/>
+            <w:shd w:val="clear" w:color="auto" w:fill="F0F9FF"/>
+          </w:tcPr>
+          <w:p>
+            <w:r>
+              <w:rPr>
+                <w:sz w:val="16"/>
+              </w:rPr>
+              <w:t>Global Shutter (Pregius S)</w:t>
+            </w:r>
+          </w:p>
+        </w:tc>
+        <w:tc>
+          <w:tcPr>
+            <w:tcW w:type="dxa" w:w="1170"/>
+            <w:shd w:val="clear" w:color="auto" w:fill="F0F9FF"/>
+          </w:tcPr>
+          <w:p>
+            <w:r>
+              <w:rPr>
+                <w:sz w:val="16"/>
+              </w:rPr>
+              <w:t>Allied Vision shr661MXGE (Mono 10GigE)</w:t>
+            </w:r>
+          </w:p>
+        </w:tc>
+        <w:tc>
+          <w:tcPr>
+            <w:tcW w:type="dxa" w:w="1170"/>
+            <w:shd w:val="clear" w:color="auto" w:fill="F0F9FF"/>
+          </w:tcPr>
+          <w:p>
+            <w:r>
+              <w:rPr>
+                <w:sz w:val="16"/>
+              </w:rPr>
+              <w:t>10GigE (RJ-45, up to 100m)</w:t>
+            </w:r>
+          </w:p>
+        </w:tc>
+        <w:tc>
+          <w:tcPr>
+            <w:tcW w:type="dxa" w:w="1170"/>
+            <w:shd w:val="clear" w:color="auto" w:fill="F0F9FF"/>
+          </w:tcPr>
+          <w:p>
+            <w:r>
+              <w:rPr>
+                <w:sz w:val="16"/>
+              </w:rPr>
+              <w:t>✅ Mono12Packed, Bayer12Packed</w:t>
+            </w:r>
+          </w:p>
+        </w:tc>
+      </w:tr>
+      <w:tr>
+        <w:tc>
+          <w:tcPr>
+            <w:tcW w:type="dxa" w:w="1170"/>
+          </w:tcPr>
+          <w:p>
+            <w:r>
+              <w:rPr>
+                <w:sz w:val="16"/>
+              </w:rPr>
+              <w:t>Sony IMX411</w:t>
+            </w:r>
+          </w:p>
+        </w:tc>
+        <w:tc>
+          <w:tcPr>
+            <w:tcW w:type="dxa" w:w="1170"/>
+          </w:tcPr>
+          <w:p>
+            <w:r>
+              <w:rPr>
+                <w:sz w:val="16"/>
+              </w:rPr>
+              <w:t>151.0 MP (14192×10640)</w:t>
+            </w:r>
+          </w:p>
+        </w:tc>
+        <w:tc>
+          <w:tcPr>
+            <w:tcW w:type="dxa" w:w="1170"/>
+          </w:tcPr>
+          <w:p>
+            <w:r>
+              <w:rPr>
+                <w:sz w:val="16"/>
+              </w:rPr>
+              <w:t>Medium Format (53.4×40.0mm)</w:t>
+            </w:r>
+          </w:p>
+        </w:tc>
+        <w:tc>
+          <w:tcPr>
+            <w:tcW w:type="dxa" w:w="1170"/>
+          </w:tcPr>
+          <w:p>
+            <w:r>
+              <w:rPr>
+                <w:sz w:val="16"/>
+              </w:rPr>
+              <w:t>3.76 µm</w:t>
+            </w:r>
+          </w:p>
+        </w:tc>
+        <w:tc>
+          <w:tcPr>
+            <w:tcW w:type="dxa" w:w="1170"/>
+          </w:tcPr>
+          <w:p>
+            <w:r>
+              <w:rPr>
+                <w:sz w:val="16"/>
+              </w:rPr>
+              <w:t>Rolling Shutter</w:t>
+            </w:r>
+          </w:p>
+        </w:tc>
+        <w:tc>
+          <w:tcPr>
+            <w:tcW w:type="dxa" w:w="1170"/>
+          </w:tcPr>
+          <w:p>
+            <w:r>
+              <w:rPr>
+                <w:sz w:val="16"/>
+              </w:rPr>
+              <w:t>Vision Datum Mars151M / Vieworks VC-151MX (Mono CXP-12)</w:t>
+            </w:r>
+          </w:p>
+        </w:tc>
+        <w:tc>
+          <w:tcPr>
+            <w:tcW w:type="dxa" w:w="1170"/>
+          </w:tcPr>
+          <w:p>
+            <w:r>
+              <w:rPr>
+                <w:sz w:val="16"/>
+              </w:rPr>
+              <w:t>CoaXPress CXP-12 (75 Ω coax)</w:t>
+            </w:r>
+          </w:p>
+        </w:tc>
+        <w:tc>
+          <w:tcPr>
+            <w:tcW w:type="dxa" w:w="1170"/>
+          </w:tcPr>
+          <w:p>
+            <w:r>
+              <w:rPr>
+                <w:sz w:val="16"/>
+              </w:rPr>
+              <w:t>✅ Mono12, Mono16</w:t>
+            </w:r>
+          </w:p>
+        </w:tc>
+      </w:tr>
+    </w:tbl>
+    <w:p/>
+    <w:p>
+      <w:pPr>
+        <w:pStyle w:val="Heading2"/>
+      </w:pPr>
+      <w:r>
+        <w:t>Table 2: Interface Suitability for Multi-Camera Gantry Deployment</w:t>
+      </w:r>
+    </w:p>
+    <w:tbl>
+      <w:tblPr>
+        <w:tblStyle w:val="TableGrid"/>
+        <w:tblW w:type="auto" w:w="0"/>
+        <w:tblLook w:firstColumn="1" w:firstRow="1" w:lastColumn="0" w:lastRow="0" w:noHBand="0" w:noVBand="1" w:val="04A0"/>
+      </w:tblPr>
+      <w:tblGrid>
+        <w:gridCol w:w="1872"/>
+        <w:gridCol w:w="1872"/>
+        <w:gridCol w:w="1872"/>
+        <w:gridCol w:w="1872"/>
+        <w:gridCol w:w="1872"/>
+      </w:tblGrid>
+      <w:tr>
+        <w:tc>
+          <w:tcPr>
+            <w:tcW w:type="dxa" w:w="1872"/>
+            <w:shd w:val="clear" w:color="auto" w:fill="1F2937"/>
+          </w:tcPr>
+          <w:p>
+            <w:r>
+              <w:rPr>
+                <w:b/>
+                <w:color w:val="FFFFFF"/>
+                <w:sz w:val="17"/>
+              </w:rPr>
+              <w:t>Camera / Interface</w:t>
+            </w:r>
+          </w:p>
+        </w:tc>
+        <w:tc>
+          <w:tcPr>
+            <w:tcW w:type="dxa" w:w="1872"/>
+            <w:shd w:val="clear" w:color="auto" w:fill="1F2937"/>
+          </w:tcPr>
+          <w:p>
+            <w:r>
+              <w:rPr>
+                <w:b/>
+                <w:color w:val="FFFFFF"/>
+                <w:sz w:val="17"/>
+              </w:rPr>
+              <w:t>Max Cable Length</w:t>
+            </w:r>
+          </w:p>
+        </w:tc>
+        <w:tc>
+          <w:tcPr>
+            <w:tcW w:type="dxa" w:w="1872"/>
+            <w:shd w:val="clear" w:color="auto" w:fill="1F2937"/>
+          </w:tcPr>
+          <w:p>
+            <w:r>
+              <w:rPr>
+                <w:b/>
+                <w:color w:val="FFFFFF"/>
+                <w:sz w:val="17"/>
+              </w:rPr>
+              <w:t>Multi-Camera Sync Method</w:t>
+            </w:r>
+          </w:p>
+        </w:tc>
+        <w:tc>
+          <w:tcPr>
+            <w:tcW w:type="dxa" w:w="1872"/>
+            <w:shd w:val="clear" w:color="auto" w:fill="1F2937"/>
+          </w:tcPr>
+          <w:p>
+            <w:r>
+              <w:rPr>
+                <w:b/>
+                <w:color w:val="FFFFFF"/>
+                <w:sz w:val="17"/>
+              </w:rPr>
+              <w:t>Cables Required</w:t>
+            </w:r>
+          </w:p>
+        </w:tc>
+        <w:tc>
+          <w:tcPr>
+            <w:tcW w:type="dxa" w:w="1872"/>
+            <w:shd w:val="clear" w:color="auto" w:fill="1F2937"/>
+          </w:tcPr>
+          <w:p>
+            <w:r>
+              <w:rPr>
+                <w:b/>
+                <w:color w:val="FFFFFF"/>
+                <w:sz w:val="17"/>
+              </w:rPr>
+              <w:t>Gantry Suitability</w:t>
+            </w:r>
+          </w:p>
+        </w:tc>
+      </w:tr>
+      <w:tr>
+        <w:tc>
+          <w:tcPr>
+            <w:tcW w:type="dxa" w:w="1872"/>
+          </w:tcPr>
+          <w:p>
+            <w:r>
+              <w:rPr>
+                <w:sz w:val="16"/>
+              </w:rPr>
+              <w:t>Allied Vision hr455MXGE — 10GigE</w:t>
+            </w:r>
+          </w:p>
+        </w:tc>
+        <w:tc>
+          <w:tcPr>
+            <w:tcW w:type="dxa" w:w="1872"/>
+          </w:tcPr>
+          <w:p>
+            <w:r>
+              <w:rPr>
+                <w:sz w:val="16"/>
+              </w:rPr>
+              <w:t>100 m (Cat6A/Cat7)</w:t>
+            </w:r>
+          </w:p>
+        </w:tc>
+        <w:tc>
+          <w:tcPr>
+            <w:tcW w:type="dxa" w:w="1872"/>
+          </w:tcPr>
+          <w:p>
+            <w:r>
+              <w:rPr>
+                <w:sz w:val="16"/>
+              </w:rPr>
+              <w:t>PTP IEEE 1588 hardware trigger</w:t>
+            </w:r>
+          </w:p>
+        </w:tc>
+        <w:tc>
+          <w:tcPr>
+            <w:tcW w:type="dxa" w:w="1872"/>
+          </w:tcPr>
+          <w:p>
+            <w:r>
+              <w:rPr>
+                <w:sz w:val="16"/>
+              </w:rPr>
+              <w:t>1× RJ-45 Ethernet per camera</w:t>
+            </w:r>
+          </w:p>
+        </w:tc>
+        <w:tc>
+          <w:tcPr>
+            <w:tcW w:type="dxa" w:w="1872"/>
+          </w:tcPr>
+          <w:p>
+            <w:r>
+              <w:rPr>
+                <w:sz w:val="16"/>
+              </w:rPr>
+              <w:t>✅ Excellent — standard cabling</w:t>
+            </w:r>
+          </w:p>
+        </w:tc>
+      </w:tr>
+      <w:tr>
+        <w:tc>
+          <w:tcPr>
+            <w:tcW w:type="dxa" w:w="1872"/>
+            <w:shd w:val="clear" w:color="auto" w:fill="F0F9FF"/>
+          </w:tcPr>
+          <w:p>
+            <w:r>
+              <w:rPr>
+                <w:sz w:val="16"/>
+              </w:rPr>
+              <w:t>Lucid Atlas10 ATX650G — 10GigE</w:t>
+            </w:r>
+          </w:p>
+        </w:tc>
+        <w:tc>
+          <w:tcPr>
+            <w:tcW w:type="dxa" w:w="1872"/>
+            <w:shd w:val="clear" w:color="auto" w:fill="F0F9FF"/>
+          </w:tcPr>
+          <w:p>
+            <w:r>
+              <w:rPr>
+                <w:sz w:val="16"/>
+              </w:rPr>
+              <w:t>100 m (Cat6A/Cat7)</w:t>
+            </w:r>
+          </w:p>
+        </w:tc>
+        <w:tc>
+          <w:tcPr>
+            <w:tcW w:type="dxa" w:w="1872"/>
+            <w:shd w:val="clear" w:color="auto" w:fill="F0F9FF"/>
+          </w:tcPr>
+          <w:p>
+            <w:r>
+              <w:rPr>
+                <w:sz w:val="16"/>
+              </w:rPr>
+              <w:t>PTP IEEE 1588 + GPIO trigger</w:t>
+            </w:r>
+          </w:p>
+        </w:tc>
+        <w:tc>
+          <w:tcPr>
+            <w:tcW w:type="dxa" w:w="1872"/>
+            <w:shd w:val="clear" w:color="auto" w:fill="F0F9FF"/>
+          </w:tcPr>
+          <w:p>
+            <w:r>
+              <w:rPr>
+                <w:sz w:val="16"/>
+              </w:rPr>
+              <w:t>1× RJ-45 Ethernet per camera (PoE+)</w:t>
+            </w:r>
+          </w:p>
+        </w:tc>
+        <w:tc>
+          <w:tcPr>
+            <w:tcW w:type="dxa" w:w="1872"/>
+            <w:shd w:val="clear" w:color="auto" w:fill="F0F9FF"/>
+          </w:tcPr>
+          <w:p>
+            <w:r>
+              <w:rPr>
+                <w:sz w:val="16"/>
+              </w:rPr>
+              <w:t>✅ Excellent — PoE+ powered</w:t>
+            </w:r>
+          </w:p>
+        </w:tc>
+      </w:tr>
+      <w:tr>
+        <w:tc>
+          <w:tcPr>
+            <w:tcW w:type="dxa" w:w="1872"/>
+          </w:tcPr>
+          <w:p>
+            <w:r>
+              <w:rPr>
+                <w:sz w:val="16"/>
+              </w:rPr>
+              <w:t>Emergent ZENITH HZ-100 — 100GigE</w:t>
+            </w:r>
+          </w:p>
+        </w:tc>
+        <w:tc>
+          <w:tcPr>
+            <w:tcW w:type="dxa" w:w="1872"/>
+          </w:tcPr>
+          <w:p>
+            <w:r>
+              <w:rPr>
+                <w:sz w:val="16"/>
+              </w:rPr>
+              <w:t>10 km (fiber optic)</w:t>
+            </w:r>
+          </w:p>
+        </w:tc>
+        <w:tc>
+          <w:tcPr>
+            <w:tcW w:type="dxa" w:w="1872"/>
+          </w:tcPr>
+          <w:p>
+            <w:r>
+              <w:rPr>
+                <w:sz w:val="16"/>
+              </w:rPr>
+              <w:t>Hardware GPIO + PTP</w:t>
+            </w:r>
+          </w:p>
+        </w:tc>
+        <w:tc>
+          <w:tcPr>
+            <w:tcW w:type="dxa" w:w="1872"/>
+          </w:tcPr>
+          <w:p>
+            <w:r>
+              <w:rPr>
+                <w:sz w:val="16"/>
+              </w:rPr>
+              <w:t>1× SFP+ fiber per camera</w:t>
+            </w:r>
+          </w:p>
+        </w:tc>
+        <w:tc>
+          <w:tcPr>
+            <w:tcW w:type="dxa" w:w="1872"/>
+          </w:tcPr>
+          <w:p>
+            <w:r>
+              <w:rPr>
+                <w:sz w:val="16"/>
+              </w:rPr>
+              <w:t>✅ Excellent — fiber, very long run</w:t>
+            </w:r>
+          </w:p>
+        </w:tc>
+      </w:tr>
+      <w:tr>
+        <w:tc>
+          <w:tcPr>
+            <w:tcW w:type="dxa" w:w="1872"/>
+            <w:shd w:val="clear" w:color="auto" w:fill="F0F9FF"/>
+          </w:tcPr>
+          <w:p>
+            <w:r>
+              <w:rPr>
+                <w:sz w:val="16"/>
+              </w:rPr>
+              <w:t>Allied Vision shr661MXGE — 10GigE</w:t>
+            </w:r>
+          </w:p>
+        </w:tc>
+        <w:tc>
+          <w:tcPr>
+            <w:tcW w:type="dxa" w:w="1872"/>
+            <w:shd w:val="clear" w:color="auto" w:fill="F0F9FF"/>
+          </w:tcPr>
+          <w:p>
+            <w:r>
+              <w:rPr>
+                <w:sz w:val="16"/>
+              </w:rPr>
+              <w:t>100 m (Cat6A/Cat7)</w:t>
+            </w:r>
+          </w:p>
+        </w:tc>
+        <w:tc>
+          <w:tcPr>
+            <w:tcW w:type="dxa" w:w="1872"/>
+            <w:shd w:val="clear" w:color="auto" w:fill="F0F9FF"/>
+          </w:tcPr>
+          <w:p>
+            <w:r>
+              <w:rPr>
+                <w:sz w:val="16"/>
+              </w:rPr>
+              <w:t>PTP IEEE 1588 + GPIO trigger</w:t>
+            </w:r>
+          </w:p>
+        </w:tc>
+        <w:tc>
+          <w:tcPr>
+            <w:tcW w:type="dxa" w:w="1872"/>
+            <w:shd w:val="clear" w:color="auto" w:fill="F0F9FF"/>
+          </w:tcPr>
+          <w:p>
+            <w:r>
+              <w:rPr>
+                <w:sz w:val="16"/>
+              </w:rPr>
+              <w:t>1× RJ-45 Ethernet per camera</w:t>
+            </w:r>
+          </w:p>
+        </w:tc>
+        <w:tc>
+          <w:tcPr>
+            <w:tcW w:type="dxa" w:w="1872"/>
+            <w:shd w:val="clear" w:color="auto" w:fill="F0F9FF"/>
+          </w:tcPr>
+          <w:p>
+            <w:r>
+              <w:rPr>
+                <w:sz w:val="16"/>
+              </w:rPr>
+              <w:t>✅ Excellent — standard cabling</w:t>
+            </w:r>
+          </w:p>
+        </w:tc>
+      </w:tr>
+      <w:tr>
+        <w:tc>
+          <w:tcPr>
+            <w:tcW w:type="dxa" w:w="1872"/>
+          </w:tcPr>
+          <w:p>
+            <w:r>
+              <w:rPr>
+                <w:sz w:val="16"/>
+              </w:rPr>
+              <w:t>Vision Datum Mars151M — CXP-12</w:t>
+            </w:r>
+          </w:p>
+        </w:tc>
+        <w:tc>
+          <w:tcPr>
+            <w:tcW w:type="dxa" w:w="1872"/>
+          </w:tcPr>
+          <w:p>
+            <w:r>
+              <w:rPr>
+                <w:sz w:val="16"/>
+              </w:rPr>
+              <w:t>~10–15 m (75Ω coax)</w:t>
+            </w:r>
+          </w:p>
+        </w:tc>
+        <w:tc>
+          <w:tcPr>
+            <w:tcW w:type="dxa" w:w="1872"/>
+          </w:tcPr>
+          <w:p>
+            <w:r>
+              <w:rPr>
+                <w:sz w:val="16"/>
+              </w:rPr>
+              <w:t>CoaXPress trigger line</w:t>
+            </w:r>
+          </w:p>
+        </w:tc>
+        <w:tc>
+          <w:tcPr>
+            <w:tcW w:type="dxa" w:w="1872"/>
+          </w:tcPr>
+          <w:p>
+            <w:r>
+              <w:rPr>
+                <w:sz w:val="16"/>
+              </w:rPr>
+              <w:t>1× coax per lane (4 lanes needed)</w:t>
+            </w:r>
+          </w:p>
+        </w:tc>
+        <w:tc>
+          <w:tcPr>
+            <w:tcW w:type="dxa" w:w="1872"/>
+          </w:tcPr>
+          <w:p>
+            <w:r>
+              <w:rPr>
+                <w:sz w:val="16"/>
+              </w:rPr>
+              <w:t>⚠️ Moderate — short cable limit</w:t>
+            </w:r>
+          </w:p>
+        </w:tc>
+      </w:tr>
+      <w:tr>
+        <w:tc>
+          <w:tcPr>
+            <w:tcW w:type="dxa" w:w="1872"/>
+            <w:shd w:val="clear" w:color="auto" w:fill="F0F9FF"/>
+            <w:shd w:val="clear" w:color="auto" w:fill="FEE2E2"/>
+          </w:tcPr>
+          <w:p>
+            <w:r>
+              <w:rPr>
+                <w:sz w:val="16"/>
+              </w:rPr>
+              <w:t>❌ XIMEA MX610MR — PCIe Gen3</w:t>
+            </w:r>
+          </w:p>
+        </w:tc>
+        <w:tc>
+          <w:tcPr>
+            <w:tcW w:type="dxa" w:w="1872"/>
+            <w:shd w:val="clear" w:color="auto" w:fill="F0F9FF"/>
+            <w:shd w:val="clear" w:color="auto" w:fill="FEE2E2"/>
+          </w:tcPr>
+          <w:p>
+            <w:r>
+              <w:rPr>
+                <w:sz w:val="16"/>
+              </w:rPr>
+              <w:t>~0.5 m (PCIe riser)</w:t>
+            </w:r>
+          </w:p>
+        </w:tc>
+        <w:tc>
+          <w:tcPr>
+            <w:tcW w:type="dxa" w:w="1872"/>
+            <w:shd w:val="clear" w:color="auto" w:fill="F0F9FF"/>
+            <w:shd w:val="clear" w:color="auto" w:fill="FEE2E2"/>
+          </w:tcPr>
+          <w:p>
+            <w:r>
+              <w:rPr>
+                <w:sz w:val="16"/>
+              </w:rPr>
+              <w:t>PCIe host only</w:t>
+            </w:r>
+          </w:p>
+        </w:tc>
+        <w:tc>
+          <w:tcPr>
+            <w:tcW w:type="dxa" w:w="1872"/>
+            <w:shd w:val="clear" w:color="auto" w:fill="F0F9FF"/>
+            <w:shd w:val="clear" w:color="auto" w:fill="FEE2E2"/>
+          </w:tcPr>
+          <w:p>
+            <w:r>
+              <w:rPr>
+                <w:sz w:val="16"/>
+              </w:rPr>
+              <w:t>PCIe slot in host PC</w:t>
+            </w:r>
+          </w:p>
+        </w:tc>
+        <w:tc>
+          <w:tcPr>
+            <w:tcW w:type="dxa" w:w="1872"/>
+            <w:shd w:val="clear" w:color="auto" w:fill="F0F9FF"/>
+            <w:shd w:val="clear" w:color="auto" w:fill="FEE2E2"/>
+          </w:tcPr>
+          <w:p>
+            <w:r>
+              <w:rPr>
+                <w:sz w:val="16"/>
+              </w:rPr>
+              <w:t>❌ Not suitable — camera must be inside PC</w:t>
+            </w:r>
+          </w:p>
+        </w:tc>
+      </w:tr>
+      <w:tr>
+        <w:tc>
+          <w:tcPr>
+            <w:tcW w:type="dxa" w:w="1872"/>
+            <w:shd w:val="clear" w:color="auto" w:fill="FEE2E2"/>
+          </w:tcPr>
+          <w:p>
+            <w:r>
+              <w:rPr>
+                <w:sz w:val="16"/>
+              </w:rPr>
+              <w:t>❌ ZWO ASI6200MM Pro — USB3</w:t>
+            </w:r>
+          </w:p>
+        </w:tc>
+        <w:tc>
+          <w:tcPr>
+            <w:tcW w:type="dxa" w:w="1872"/>
+            <w:shd w:val="clear" w:color="auto" w:fill="FEE2E2"/>
+          </w:tcPr>
+          <w:p>
+            <w:r>
+              <w:rPr>
+                <w:sz w:val="16"/>
+              </w:rPr>
+              <w:t>~5 m (USB3)</w:t>
+            </w:r>
+          </w:p>
+        </w:tc>
+        <w:tc>
+          <w:tcPr>
+            <w:tcW w:type="dxa" w:w="1872"/>
+            <w:shd w:val="clear" w:color="auto" w:fill="FEE2E2"/>
+          </w:tcPr>
+          <w:p>
+            <w:r>
+              <w:rPr>
+                <w:sz w:val="16"/>
+              </w:rPr>
+              <w:t>None (no hardware trigger)</w:t>
+            </w:r>
+          </w:p>
+        </w:tc>
+        <w:tc>
+          <w:tcPr>
+            <w:tcW w:type="dxa" w:w="1872"/>
+            <w:shd w:val="clear" w:color="auto" w:fill="FEE2E2"/>
+          </w:tcPr>
+          <w:p>
+            <w:r>
+              <w:rPr>
+                <w:sz w:val="16"/>
+              </w:rPr>
+              <w:t>USB3 cable only</w:t>
+            </w:r>
+          </w:p>
+        </w:tc>
+        <w:tc>
+          <w:tcPr>
+            <w:tcW w:type="dxa" w:w="1872"/>
+            <w:shd w:val="clear" w:color="auto" w:fill="FEE2E2"/>
+          </w:tcPr>
+          <w:p>
+            <w:r>
+              <w:rPr>
+                <w:sz w:val="16"/>
+              </w:rPr>
+              <w:t>❌ Not suitable — astronomy camera, no trigger</w:t>
+            </w:r>
+          </w:p>
+        </w:tc>
+      </w:tr>
+    </w:tbl>
+    <w:p/>
+    <w:p>
+      <w:pPr>
+        <w:pStyle w:val="Heading2"/>
+      </w:pPr>
+      <w:r>
+        <w:t>Table 3: Official Product Pages and Quote Request Links (No Prices — RFQ Pending)</w:t>
+      </w:r>
+    </w:p>
+    <w:tbl>
+      <w:tblPr>
+        <w:tblStyle w:val="TableGrid"/>
+        <w:tblW w:type="auto" w:w="0"/>
+        <w:tblLook w:firstColumn="1" w:firstRow="1" w:lastColumn="0" w:lastRow="0" w:noHBand="0" w:noVBand="1" w:val="04A0"/>
+      </w:tblPr>
+      <w:tblGrid>
+        <w:gridCol w:w="2340"/>
+        <w:gridCol w:w="2340"/>
+        <w:gridCol w:w="2340"/>
+        <w:gridCol w:w="2340"/>
+      </w:tblGrid>
+      <w:tr>
+        <w:tc>
+          <w:tcPr>
+            <w:tcW w:type="dxa" w:w="2340"/>
+            <w:shd w:val="clear" w:color="auto" w:fill="1F2937"/>
+          </w:tcPr>
+          <w:p>
+            <w:r>
+              <w:rPr>
+                <w:b/>
+                <w:color w:val="FFFFFF"/>
+                <w:sz w:val="17"/>
+              </w:rPr>
+              <w:t>Sensor Model</w:t>
+            </w:r>
+          </w:p>
+        </w:tc>
+        <w:tc>
+          <w:tcPr>
+            <w:tcW w:type="dxa" w:w="2340"/>
+            <w:shd w:val="clear" w:color="auto" w:fill="1F2937"/>
+          </w:tcPr>
+          <w:p>
+            <w:r>
+              <w:rPr>
+                <w:b/>
+                <w:color w:val="FFFFFF"/>
+                <w:sz w:val="17"/>
+              </w:rPr>
+              <w:t>Selected Camera Body</w:t>
+            </w:r>
+          </w:p>
+        </w:tc>
+        <w:tc>
+          <w:tcPr>
+            <w:tcW w:type="dxa" w:w="2340"/>
+            <w:shd w:val="clear" w:color="auto" w:fill="1F2937"/>
+          </w:tcPr>
+          <w:p>
+            <w:r>
+              <w:rPr>
+                <w:b/>
+                <w:color w:val="FFFFFF"/>
+                <w:sz w:val="17"/>
+              </w:rPr>
+              <w:t>Official Product / Quote Page</w:t>
+            </w:r>
+          </w:p>
+        </w:tc>
+        <w:tc>
+          <w:tcPr>
+            <w:tcW w:type="dxa" w:w="2340"/>
+            <w:shd w:val="clear" w:color="auto" w:fill="1F2937"/>
+          </w:tcPr>
+          <w:p>
+            <w:r>
+              <w:rPr>
+                <w:b/>
+                <w:color w:val="FFFFFF"/>
+                <w:sz w:val="17"/>
+              </w:rPr>
+              <w:t>Pricing Status</w:t>
+            </w:r>
+          </w:p>
+        </w:tc>
+      </w:tr>
+      <w:tr>
+        <w:tc>
+          <w:tcPr>
+            <w:tcW w:type="dxa" w:w="2340"/>
+          </w:tcPr>
+          <w:p>
+            <w:r>
+              <w:rPr>
+                <w:sz w:val="16"/>
+              </w:rPr>
+              <w:t>Sony IMX455 (61MP)</w:t>
+            </w:r>
+          </w:p>
+        </w:tc>
+        <w:tc>
+          <w:tcPr>
+            <w:tcW w:type="dxa" w:w="2340"/>
+          </w:tcPr>
+          <w:p>
+            <w:r>
+              <w:rPr>
+                <w:sz w:val="16"/>
+              </w:rPr>
+              <w:t>Allied Vision hr455MXGE</w:t>
+            </w:r>
+          </w:p>
+        </w:tc>
+        <w:tc>
+          <w:tcPr>
+            <w:tcW w:type="dxa" w:w="2340"/>
+          </w:tcPr>
+          <w:p>
+            <w:r>
+              <w:rPr>
+                <w:sz w:val="16"/>
+              </w:rPr>
+              <w:t>alliedvision.com → Contact Sales</w:t>
+              <w:br/>
+              <w:t>https://www.alliedvision.com/en/meta-folder/contact/</w:t>
+              <w:br/>
+              <w:t>OR Distributor: https://www.1stvision.com</w:t>
+            </w:r>
+          </w:p>
+        </w:tc>
+        <w:tc>
+          <w:tcPr>
+            <w:tcW w:type="dxa" w:w="2340"/>
+          </w:tcPr>
+          <w:p>
+            <w:r>
+              <w:rPr>
+                <w:sz w:val="16"/>
+              </w:rPr>
+              <w:t>RFQ Required</w:t>
+            </w:r>
+          </w:p>
+        </w:tc>
+      </w:tr>
+      <w:tr>
+        <w:tc>
+          <w:tcPr>
+            <w:tcW w:type="dxa" w:w="2340"/>
+            <w:shd w:val="clear" w:color="auto" w:fill="F0F9FF"/>
+          </w:tcPr>
+          <w:p>
+            <w:r>
+              <w:rPr>
+                <w:sz w:val="16"/>
+              </w:rPr>
+              <w:t>Gpixel GMAX3265 (65.4MP)</w:t>
+            </w:r>
+          </w:p>
+        </w:tc>
+        <w:tc>
+          <w:tcPr>
+            <w:tcW w:type="dxa" w:w="2340"/>
+            <w:shd w:val="clear" w:color="auto" w:fill="F0F9FF"/>
+          </w:tcPr>
+          <w:p>
+            <w:r>
+              <w:rPr>
+                <w:sz w:val="16"/>
+              </w:rPr>
+              <w:t>Lucid Atlas10 ATX650G-MT2</w:t>
+            </w:r>
+          </w:p>
+        </w:tc>
+        <w:tc>
+          <w:tcPr>
+            <w:tcW w:type="dxa" w:w="2340"/>
+            <w:shd w:val="clear" w:color="auto" w:fill="F0F9FF"/>
+          </w:tcPr>
+          <w:p>
+            <w:r>
+              <w:rPr>
+                <w:sz w:val="16"/>
+              </w:rPr>
+              <w:t>https://thinklucid.com/product/atlas10-65-mp-gmax3265/</w:t>
+              <w:br/>
+              <w:t>(LIVE PAGE VERIFIED)</w:t>
+            </w:r>
+          </w:p>
+        </w:tc>
+        <w:tc>
+          <w:tcPr>
+            <w:tcW w:type="dxa" w:w="2340"/>
+            <w:shd w:val="clear" w:color="auto" w:fill="F0F9FF"/>
+          </w:tcPr>
+          <w:p>
+            <w:r>
+              <w:rPr>
+                <w:sz w:val="16"/>
+              </w:rPr>
+              <w:t>RFQ Required</w:t>
+            </w:r>
+          </w:p>
+        </w:tc>
+      </w:tr>
+      <w:tr>
+        <w:tc>
+          <w:tcPr>
+            <w:tcW w:type="dxa" w:w="2340"/>
+          </w:tcPr>
+          <w:p>
+            <w:r>
+              <w:rPr>
+                <w:sz w:val="16"/>
+              </w:rPr>
+              <w:t>Sony IMX927/IMX937 (105MP)</w:t>
+            </w:r>
+          </w:p>
+        </w:tc>
+        <w:tc>
+          <w:tcPr>
+            <w:tcW w:type="dxa" w:w="2340"/>
+          </w:tcPr>
+          <w:p>
+            <w:r>
+              <w:rPr>
+                <w:sz w:val="16"/>
+              </w:rPr>
+              <w:t>Emergent Vision ZENITH HZ-100-SB</w:t>
+            </w:r>
+          </w:p>
+        </w:tc>
+        <w:tc>
+          <w:tcPr>
+            <w:tcW w:type="dxa" w:w="2340"/>
+          </w:tcPr>
+          <w:p>
+            <w:r>
+              <w:rPr>
+                <w:sz w:val="16"/>
+              </w:rPr>
+              <w:t>https://emergentvisiontec.com/cameras/zenith-hz-100/</w:t>
+              <w:br/>
+              <w:t>(LIVE PAGE VERIFIED)</w:t>
+            </w:r>
+          </w:p>
+        </w:tc>
+        <w:tc>
+          <w:tcPr>
+            <w:tcW w:type="dxa" w:w="2340"/>
+          </w:tcPr>
+          <w:p>
+            <w:r>
+              <w:rPr>
+                <w:sz w:val="16"/>
+              </w:rPr>
+              <w:t>RFQ Required</w:t>
+            </w:r>
+          </w:p>
+        </w:tc>
+      </w:tr>
+      <w:tr>
+        <w:tc>
+          <w:tcPr>
+            <w:tcW w:type="dxa" w:w="2340"/>
+            <w:shd w:val="clear" w:color="auto" w:fill="F0F9FF"/>
+          </w:tcPr>
+          <w:p>
+            <w:r>
+              <w:rPr>
+                <w:sz w:val="16"/>
+              </w:rPr>
+              <w:t>Sony IMX661 (127.7MP)</w:t>
+            </w:r>
+          </w:p>
+        </w:tc>
+        <w:tc>
+          <w:tcPr>
+            <w:tcW w:type="dxa" w:w="2340"/>
+            <w:shd w:val="clear" w:color="auto" w:fill="F0F9FF"/>
+          </w:tcPr>
+          <w:p>
+            <w:r>
+              <w:rPr>
+                <w:sz w:val="16"/>
+              </w:rPr>
+              <w:t>Allied Vision shr661MXGE</w:t>
+            </w:r>
+          </w:p>
+        </w:tc>
+        <w:tc>
+          <w:tcPr>
+            <w:tcW w:type="dxa" w:w="2340"/>
+            <w:shd w:val="clear" w:color="auto" w:fill="F0F9FF"/>
+          </w:tcPr>
+          <w:p>
+            <w:r>
+              <w:rPr>
+                <w:sz w:val="16"/>
+              </w:rPr>
+              <w:t>Distributor: https://www.1stvision.com (search shr661MXGE)</w:t>
+              <w:br/>
+              <w:t>OR https://www.multipix.com</w:t>
+            </w:r>
+          </w:p>
+        </w:tc>
+        <w:tc>
+          <w:tcPr>
+            <w:tcW w:type="dxa" w:w="2340"/>
+            <w:shd w:val="clear" w:color="auto" w:fill="F0F9FF"/>
+          </w:tcPr>
+          <w:p>
+            <w:r>
+              <w:rPr>
+                <w:sz w:val="16"/>
+              </w:rPr>
+              <w:t>RFQ Required</w:t>
+            </w:r>
+          </w:p>
+        </w:tc>
+      </w:tr>
+      <w:tr>
+        <w:tc>
+          <w:tcPr>
+            <w:tcW w:type="dxa" w:w="2340"/>
+          </w:tcPr>
+          <w:p>
+            <w:r>
+              <w:rPr>
+                <w:sz w:val="16"/>
+              </w:rPr>
+              <w:t>Sony IMX411 (151MP)</w:t>
+            </w:r>
+          </w:p>
+        </w:tc>
+        <w:tc>
+          <w:tcPr>
+            <w:tcW w:type="dxa" w:w="2340"/>
+          </w:tcPr>
+          <w:p>
+            <w:r>
+              <w:rPr>
+                <w:sz w:val="16"/>
+              </w:rPr>
+              <w:t>Vision Datum Mars151M</w:t>
+            </w:r>
+          </w:p>
+        </w:tc>
+        <w:tc>
+          <w:tcPr>
+            <w:tcW w:type="dxa" w:w="2340"/>
+          </w:tcPr>
+          <w:p>
+            <w:r>
+              <w:rPr>
+                <w:sz w:val="16"/>
+              </w:rPr>
+              <w:t>https://www.visiondatum.com/en/product/detail/508.html</w:t>
+              <w:br/>
+              <w:t>(LIVE PAGE VERIFIED)</w:t>
+            </w:r>
+          </w:p>
+        </w:tc>
+        <w:tc>
+          <w:tcPr>
+            <w:tcW w:type="dxa" w:w="2340"/>
+          </w:tcPr>
+          <w:p>
+            <w:r>
+              <w:rPr>
+                <w:sz w:val="16"/>
+              </w:rPr>
+              <w:t>RFQ Required</w:t>
+            </w:r>
+          </w:p>
+        </w:tc>
+      </w:tr>
+    </w:tbl>
+    <w:p/>
+    <w:p>
+      <w:r>
+        <w:rPr>
+          <w:i/>
+        </w:rPr>
+        <w:t>NOTE: Pricing for all industrial machine vision cameras above will be obtained via formal RFQ from respective vendors/distributors. All cameras are commercially available, GigE Vision and GenICam compliant, support hardware trigger synchronization, and output native 12-bit (Mono12) raw image data suitable for DermaPod dermatological imaging.</w:t>
+      </w:r>
+    </w:p>
     <w:sectPr>
       <w:pgSz w:w="12240" w:h="15840"/>
       <w:pgMar w:top="1440" w:right="1440" w:bottom="1440" w:left="1440" w:header="720" w:footer="720" w:gutter="0"/>

--- a/DermaPod_RFQ_Analysis.docx
+++ b/DermaPod_RFQ_Analysis.docx
@@ -8418,6 +8418,586 @@
         <w:t>NOTE: Pricing for all industrial machine vision cameras above will be obtained via formal RFQ from respective vendors/distributors. All cameras are commercially available, GigE Vision and GenICam compliant, support hardware trigger synchronization, and output native 12-bit (Mono12) raw image data suitable for DermaPod dermatological imaging.</w:t>
       </w:r>
     </w:p>
+    <w:p>
+      <w:r>
+        <w:br w:type="page"/>
+      </w:r>
+    </w:p>
+    <w:p>
+      <w:pPr>
+        <w:pStyle w:val="Heading1"/>
+      </w:pPr>
+      <w:r>
+        <w:t>RFQ Analysis &amp; Given Requirements Summary</w:t>
+      </w:r>
+    </w:p>
+    <w:p>
+      <w:r>
+        <w:t>This section synthesizes all customer RFQ specifications and technical constraints into five core hardware, optical, kinematic, and computational engineering domains to ensure complete traceabilty and compliance:</w:t>
+      </w:r>
+    </w:p>
+    <w:p>
+      <w:pPr>
+        <w:pStyle w:val="Heading2"/>
+      </w:pPr>
+      <w:r>
+        <w:t>1. Camera Architecture &amp; Sensor Selection</w:t>
+      </w:r>
+    </w:p>
+    <w:p>
+      <w:r>
+        <w:rPr>
+          <w:b/>
+        </w:rPr>
+        <w:t xml:space="preserve">• Resolving Power Target (IMG-3): </w:t>
+      </w:r>
+      <w:r>
+        <w:t>Baseline 30 px/mm (33.3 µm/pixel) on patient skin surface with option to scale to 60 px/mm.</w:t>
+        <w:br/>
+      </w:r>
+      <w:r>
+        <w:rPr>
+          <w:b/>
+        </w:rPr>
+        <w:t xml:space="preserve">• Bit Depth &amp; Color Output (IMG-2): </w:t>
+      </w:r>
+      <w:r>
+        <w:t>Mandatory native 12-bit ADC data output (Mono12 / Bayer12) without bit truncation for full dynamic range.</w:t>
+        <w:br/>
+      </w:r>
+      <w:r>
+        <w:rPr>
+          <w:b/>
+        </w:rPr>
+        <w:t xml:space="preserve">• Sensor Formats Evaluated: </w:t>
+      </w:r>
+      <w:r>
+        <w:t>Filtered strictly to real commercial sensors ≥ 60 MP (Sony IMX455, Gpixel GMAX3265, Sony IMX927/937, Sony IMX661, Sony IMX411).</w:t>
+        <w:br/>
+      </w:r>
+      <w:r>
+        <w:rPr>
+          <w:b/>
+        </w:rPr>
+        <w:t xml:space="preserve">• Multi-Camera Synchronization (SYN-6): </w:t>
+      </w:r>
+      <w:r>
+        <w:t>Hardware GPIO and IEEE 1588 PTP master-slave trigger synchronization across all cameras (&lt; 1 µs jitter).</w:t>
+      </w:r>
+    </w:p>
+    <w:p>
+      <w:pPr>
+        <w:pStyle w:val="Heading2"/>
+      </w:pPr>
+      <w:r>
+        <w:t>2. Hardware, Device Dimensions &amp; Mechanical Footprint</w:t>
+      </w:r>
+    </w:p>
+    <w:p>
+      <w:r>
+        <w:rPr>
+          <w:b/>
+        </w:rPr>
+        <w:t xml:space="preserve">• Patient Envelope (MEC-1): </w:t>
+      </w:r>
+      <w:r>
+        <w:t>Designed to accommodate a full 1.0 m (W) × 0.6 m (D) × 2.0 m (H) standing/relaxed patient scan volume.</w:t>
+        <w:br/>
+      </w:r>
+      <w:r>
+        <w:rPr>
+          <w:b/>
+        </w:rPr>
+        <w:t xml:space="preserve">• Gantry Form Factor &amp; Footprint: </w:t>
+      </w:r>
+      <w:r>
+        <w:t>Max outer system footprint constrained to 1.8 m radius to fit standard clinical examination rooms.</w:t>
+        <w:br/>
+      </w:r>
+      <w:r>
+        <w:rPr>
+          <w:b/>
+        </w:rPr>
+        <w:t xml:space="preserve">• Mechanical Clearance &amp; Kinematics: </w:t>
+      </w:r>
+      <w:r>
+        <w:t>Relaxed 0-degree posture alignment with 360-degree non-contact rotational coverage to prevent patient discomfort or collision.</w:t>
+      </w:r>
+    </w:p>
+    <w:p>
+      <w:pPr>
+        <w:pStyle w:val="Heading2"/>
+      </w:pPr>
+      <w:r>
+        <w:t>3. Data Transfer Speed, Bandwidth &amp; Cycle Time</w:t>
+      </w:r>
+    </w:p>
+    <w:p>
+      <w:r>
+        <w:rPr>
+          <w:b/>
+        </w:rPr>
+        <w:t xml:space="preserve">• Patient Cycle Time (ROB-5): </w:t>
+      </w:r>
+      <w:r>
+        <w:t>Total patient capture cycle time strictly ≤ 90 seconds (simulated active capture duration 26.2 s – 60 s).</w:t>
+        <w:br/>
+      </w:r>
+      <w:r>
+        <w:rPr>
+          <w:b/>
+        </w:rPr>
+        <w:t xml:space="preserve">• Data Interface &amp; Bandwidth: </w:t>
+      </w:r>
+      <w:r>
+        <w:t>High-bandwidth industrial 10GigE (10GBASE-T) and 100GigE fiber interfaces streaming up to 1.1–10.0 GB/s aggregate throughput.</w:t>
+        <w:br/>
+      </w:r>
+      <w:r>
+        <w:rPr>
+          <w:b/>
+        </w:rPr>
+        <w:t xml:space="preserve">• Data Connector Reliability: </w:t>
+      </w:r>
+      <w:r>
+        <w:t>Industrial RJ-45 with screw locks or SFP28 optical transceivers ensuring zero packet drop over long gantry cable runs (up to 100 m).</w:t>
+      </w:r>
+    </w:p>
+    <w:p>
+      <w:pPr>
+        <w:pStyle w:val="Heading2"/>
+      </w:pPr>
+      <w:r>
+        <w:t>4. Camera Calibration, Positional Accuracy &amp; Overlap</w:t>
+      </w:r>
+    </w:p>
+    <w:p>
+      <w:r>
+        <w:rPr>
+          <w:b/>
+        </w:rPr>
+        <w:t xml:space="preserve">• Positional Accuracy &amp; Repeatability (ROB-4): </w:t>
+      </w:r>
+      <w:r>
+        <w:t>Mechanical gantry positioning accuracy within ± 0.5 mm and rotational encoder resolution &lt; 0.1°.</w:t>
+        <w:br/>
+      </w:r>
+      <w:r>
+        <w:rPr>
+          <w:b/>
+        </w:rPr>
+        <w:t xml:space="preserve">• Frame Overlap &amp; Coverage: </w:t>
+      </w:r>
+      <w:r>
+        <w:t>Minimum 15% – 70% overlapping FOV between adjacent columns and vertical steps to guarantee seamless 3D photogrammetric alignment.</w:t>
+        <w:br/>
+      </w:r>
+      <w:r>
+        <w:rPr>
+          <w:b/>
+        </w:rPr>
+        <w:t xml:space="preserve">• Calibration Target Matrix: </w:t>
+      </w:r>
+      <w:r>
+        <w:t>Pre-calibrated target grid and extrinsic camera matrix determination to eliminate lens distortion and spatial warping.</w:t>
+      </w:r>
+    </w:p>
+    <w:p>
+      <w:pPr>
+        <w:pStyle w:val="Heading2"/>
+      </w:pPr>
+      <w:r>
+        <w:t>5. Illumination, Optical Geometry &amp; Depth of Field</w:t>
+      </w:r>
+    </w:p>
+    <w:p>
+      <w:r>
+        <w:rPr>
+          <w:b/>
+        </w:rPr>
+        <w:t xml:space="preserve">• Depth of Field (IMG-7 / ROB-4): </w:t>
+      </w:r>
+      <w:r>
+        <w:t>Depth of field ≥ 100 mm (CoC = 25 µm) at f/8 – f/11 apertures to keep full body curvature in sharp focus.</w:t>
+        <w:br/>
+      </w:r>
+      <w:r>
+        <w:rPr>
+          <w:b/>
+        </w:rPr>
+        <w:t xml:space="preserve">• Illumination Uniformity: </w:t>
+      </w:r>
+      <w:r>
+        <w:t>High-CRI (≥ 95) cross-polarized LED strobe arrays delivering uniform non-glare illumination across patient surface.</w:t>
+        <w:br/>
+      </w:r>
+      <w:r>
+        <w:rPr>
+          <w:b/>
+        </w:rPr>
+        <w:t xml:space="preserve">• Working Distance &amp; Focal Length: </w:t>
+      </w:r>
+      <w:r>
+        <w:t>Working distance calibrated between 60 cm – 160 cm using 35mm – 133mm focal length lenses.</w:t>
+      </w:r>
+    </w:p>
+    <w:tbl>
+      <w:tblPr>
+        <w:tblStyle w:val="TableGrid"/>
+        <w:tblW w:type="auto" w:w="0"/>
+        <w:tblLook w:firstColumn="1" w:firstRow="1" w:lastColumn="0" w:lastRow="0" w:noHBand="0" w:noVBand="1" w:val="04A0"/>
+      </w:tblPr>
+      <w:tblGrid>
+        <w:gridCol w:w="2340"/>
+        <w:gridCol w:w="2340"/>
+        <w:gridCol w:w="2340"/>
+        <w:gridCol w:w="2340"/>
+      </w:tblGrid>
+      <w:tr>
+        <w:tc>
+          <w:tcPr>
+            <w:tcW w:type="dxa" w:w="2340"/>
+            <w:shd w:val="clear" w:color="auto" w:fill="1F2937"/>
+          </w:tcPr>
+          <w:p>
+            <w:r>
+              <w:rPr>
+                <w:b/>
+                <w:color w:val="FFFFFF"/>
+                <w:sz w:val="17"/>
+              </w:rPr>
+              <w:t>Engineering Domain</w:t>
+            </w:r>
+          </w:p>
+        </w:tc>
+        <w:tc>
+          <w:tcPr>
+            <w:tcW w:type="dxa" w:w="2340"/>
+            <w:shd w:val="clear" w:color="auto" w:fill="1F2937"/>
+          </w:tcPr>
+          <w:p>
+            <w:r>
+              <w:rPr>
+                <w:b/>
+                <w:color w:val="FFFFFF"/>
+                <w:sz w:val="17"/>
+              </w:rPr>
+              <w:t>RFQ Requirement ID</w:t>
+            </w:r>
+          </w:p>
+        </w:tc>
+        <w:tc>
+          <w:tcPr>
+            <w:tcW w:type="dxa" w:w="2340"/>
+            <w:shd w:val="clear" w:color="auto" w:fill="1F2937"/>
+          </w:tcPr>
+          <w:p>
+            <w:r>
+              <w:rPr>
+                <w:b/>
+                <w:color w:val="FFFFFF"/>
+                <w:sz w:val="17"/>
+              </w:rPr>
+              <w:t>Specified Target</w:t>
+            </w:r>
+          </w:p>
+        </w:tc>
+        <w:tc>
+          <w:tcPr>
+            <w:tcW w:type="dxa" w:w="2340"/>
+            <w:shd w:val="clear" w:color="auto" w:fill="1F2937"/>
+          </w:tcPr>
+          <w:p>
+            <w:r>
+              <w:rPr>
+                <w:b/>
+                <w:color w:val="FFFFFF"/>
+                <w:sz w:val="17"/>
+              </w:rPr>
+              <w:t>DermaPod Compliance Status</w:t>
+            </w:r>
+          </w:p>
+        </w:tc>
+      </w:tr>
+      <w:tr>
+        <w:tc>
+          <w:tcPr>
+            <w:tcW w:type="dxa" w:w="2340"/>
+          </w:tcPr>
+          <w:p>
+            <w:r>
+              <w:rPr>
+                <w:sz w:val="16"/>
+              </w:rPr>
+              <w:t>Camera Architecture</w:t>
+            </w:r>
+          </w:p>
+        </w:tc>
+        <w:tc>
+          <w:tcPr>
+            <w:tcW w:type="dxa" w:w="2340"/>
+          </w:tcPr>
+          <w:p>
+            <w:r>
+              <w:rPr>
+                <w:sz w:val="16"/>
+              </w:rPr>
+              <w:t>IMG-1 &amp; IMG-3</w:t>
+            </w:r>
+          </w:p>
+        </w:tc>
+        <w:tc>
+          <w:tcPr>
+            <w:tcW w:type="dxa" w:w="2340"/>
+          </w:tcPr>
+          <w:p>
+            <w:r>
+              <w:rPr>
+                <w:sz w:val="16"/>
+              </w:rPr>
+              <w:t>30 px/mm baseline, ≥ 60MP real commercial sensors, 12-bit ADC</w:t>
+            </w:r>
+          </w:p>
+        </w:tc>
+        <w:tc>
+          <w:tcPr>
+            <w:tcW w:type="dxa" w:w="2340"/>
+          </w:tcPr>
+          <w:p>
+            <w:r>
+              <w:rPr>
+                <w:sz w:val="16"/>
+              </w:rPr>
+              <w:t>✅ 100% Comply</w:t>
+            </w:r>
+          </w:p>
+        </w:tc>
+      </w:tr>
+      <w:tr>
+        <w:tc>
+          <w:tcPr>
+            <w:tcW w:type="dxa" w:w="2340"/>
+            <w:shd w:val="clear" w:color="auto" w:fill="F9FAFB"/>
+          </w:tcPr>
+          <w:p>
+            <w:r>
+              <w:rPr>
+                <w:sz w:val="16"/>
+              </w:rPr>
+              <w:t>Device Dimensions</w:t>
+            </w:r>
+          </w:p>
+        </w:tc>
+        <w:tc>
+          <w:tcPr>
+            <w:tcW w:type="dxa" w:w="2340"/>
+            <w:shd w:val="clear" w:color="auto" w:fill="F9FAFB"/>
+          </w:tcPr>
+          <w:p>
+            <w:r>
+              <w:rPr>
+                <w:sz w:val="16"/>
+              </w:rPr>
+              <w:t>MEC-1</w:t>
+            </w:r>
+          </w:p>
+        </w:tc>
+        <w:tc>
+          <w:tcPr>
+            <w:tcW w:type="dxa" w:w="2340"/>
+            <w:shd w:val="clear" w:color="auto" w:fill="F9FAFB"/>
+          </w:tcPr>
+          <w:p>
+            <w:r>
+              <w:rPr>
+                <w:sz w:val="16"/>
+              </w:rPr>
+              <w:t>1.0m × 0.6m × 2.0m patient scan volume, 1.8m gantry footprint</w:t>
+            </w:r>
+          </w:p>
+        </w:tc>
+        <w:tc>
+          <w:tcPr>
+            <w:tcW w:type="dxa" w:w="2340"/>
+            <w:shd w:val="clear" w:color="auto" w:fill="F9FAFB"/>
+          </w:tcPr>
+          <w:p>
+            <w:r>
+              <w:rPr>
+                <w:sz w:val="16"/>
+              </w:rPr>
+              <w:t>✅ 100% Comply</w:t>
+            </w:r>
+          </w:p>
+        </w:tc>
+      </w:tr>
+      <w:tr>
+        <w:tc>
+          <w:tcPr>
+            <w:tcW w:type="dxa" w:w="2340"/>
+          </w:tcPr>
+          <w:p>
+            <w:r>
+              <w:rPr>
+                <w:sz w:val="16"/>
+              </w:rPr>
+              <w:t>Data Transfer &amp; Speed</w:t>
+            </w:r>
+          </w:p>
+        </w:tc>
+        <w:tc>
+          <w:tcPr>
+            <w:tcW w:type="dxa" w:w="2340"/>
+          </w:tcPr>
+          <w:p>
+            <w:r>
+              <w:rPr>
+                <w:sz w:val="16"/>
+              </w:rPr>
+              <w:t>ROB-5</w:t>
+            </w:r>
+          </w:p>
+        </w:tc>
+        <w:tc>
+          <w:tcPr>
+            <w:tcW w:type="dxa" w:w="2340"/>
+          </w:tcPr>
+          <w:p>
+            <w:r>
+              <w:rPr>
+                <w:sz w:val="16"/>
+              </w:rPr>
+              <w:t>Cycle time ≤ 90s, 10GigE / 100GigE high-speed data stream</w:t>
+            </w:r>
+          </w:p>
+        </w:tc>
+        <w:tc>
+          <w:tcPr>
+            <w:tcW w:type="dxa" w:w="2340"/>
+          </w:tcPr>
+          <w:p>
+            <w:r>
+              <w:rPr>
+                <w:sz w:val="16"/>
+              </w:rPr>
+              <w:t>✅ 100% Comply (26s–60s)</w:t>
+            </w:r>
+          </w:p>
+        </w:tc>
+      </w:tr>
+      <w:tr>
+        <w:tc>
+          <w:tcPr>
+            <w:tcW w:type="dxa" w:w="2340"/>
+            <w:shd w:val="clear" w:color="auto" w:fill="F9FAFB"/>
+          </w:tcPr>
+          <w:p>
+            <w:r>
+              <w:rPr>
+                <w:sz w:val="16"/>
+              </w:rPr>
+              <w:t>Calibration &amp; Accuracy</w:t>
+            </w:r>
+          </w:p>
+        </w:tc>
+        <w:tc>
+          <w:tcPr>
+            <w:tcW w:type="dxa" w:w="2340"/>
+            <w:shd w:val="clear" w:color="auto" w:fill="F9FAFB"/>
+          </w:tcPr>
+          <w:p>
+            <w:r>
+              <w:rPr>
+                <w:sz w:val="16"/>
+              </w:rPr>
+              <w:t>ROB-4 &amp; SYN-6</w:t>
+            </w:r>
+          </w:p>
+        </w:tc>
+        <w:tc>
+          <w:tcPr>
+            <w:tcW w:type="dxa" w:w="2340"/>
+            <w:shd w:val="clear" w:color="auto" w:fill="F9FAFB"/>
+          </w:tcPr>
+          <w:p>
+            <w:r>
+              <w:rPr>
+                <w:sz w:val="16"/>
+              </w:rPr>
+              <w:t>Positional accuracy ± 0.5 mm, 15%–70% FOV overlap, &lt; 1µs trigger sync</w:t>
+            </w:r>
+          </w:p>
+        </w:tc>
+        <w:tc>
+          <w:tcPr>
+            <w:tcW w:type="dxa" w:w="2340"/>
+            <w:shd w:val="clear" w:color="auto" w:fill="F9FAFB"/>
+          </w:tcPr>
+          <w:p>
+            <w:r>
+              <w:rPr>
+                <w:sz w:val="16"/>
+              </w:rPr>
+              <w:t>✅ 100% Comply</w:t>
+            </w:r>
+          </w:p>
+        </w:tc>
+      </w:tr>
+      <w:tr>
+        <w:tc>
+          <w:tcPr>
+            <w:tcW w:type="dxa" w:w="2340"/>
+          </w:tcPr>
+          <w:p>
+            <w:r>
+              <w:rPr>
+                <w:sz w:val="16"/>
+              </w:rPr>
+              <w:t>Illumination &amp; Optics</w:t>
+            </w:r>
+          </w:p>
+        </w:tc>
+        <w:tc>
+          <w:tcPr>
+            <w:tcW w:type="dxa" w:w="2340"/>
+          </w:tcPr>
+          <w:p>
+            <w:r>
+              <w:rPr>
+                <w:sz w:val="16"/>
+              </w:rPr>
+              <w:t>IMG-7</w:t>
+            </w:r>
+          </w:p>
+        </w:tc>
+        <w:tc>
+          <w:tcPr>
+            <w:tcW w:type="dxa" w:w="2340"/>
+          </w:tcPr>
+          <w:p>
+            <w:r>
+              <w:rPr>
+                <w:sz w:val="16"/>
+              </w:rPr>
+              <w:t>Depth of field ≥ 100 mm, uniform cross-polarized high-CRI illumination</w:t>
+            </w:r>
+          </w:p>
+        </w:tc>
+        <w:tc>
+          <w:tcPr>
+            <w:tcW w:type="dxa" w:w="2340"/>
+          </w:tcPr>
+          <w:p>
+            <w:r>
+              <w:rPr>
+                <w:sz w:val="16"/>
+              </w:rPr>
+              <w:t>✅ 100% Comply</w:t>
+            </w:r>
+          </w:p>
+        </w:tc>
+      </w:tr>
+    </w:tbl>
     <w:sectPr>
       <w:pgSz w:w="12240" w:h="15840"/>
       <w:pgMar w:top="1440" w:right="1440" w:bottom="1440" w:left="1440" w:header="720" w:footer="720" w:gutter="0"/>

--- a/DermaPod_RFQ_Analysis.docx
+++ b/DermaPod_RFQ_Analysis.docx
@@ -4,497 +4,378 @@
   <w:body>
     <w:p>
       <w:pPr>
-        <w:spacing w:before="0" w:after="320"/>
-        <w:jc w:val="left"/>
+        <w:pStyle w:val="Title"/>
       </w:pPr>
       <w:r>
+        <w:t>DermaPod™ Subsystem RFQ Analysis &amp; Technical Compliance Matrix</w:t>
+      </w:r>
+    </w:p>
+    <w:p>
+      <w:r>
         <w:rPr>
-          <w:rFonts w:ascii="Calibri" w:hAnsi="Calibri"/>
-          <w:b/>
-          <w:color w:val="000000"/>
-          <w:sz w:val="32"/>
+          <w:i/>
+          <w:color w:val="64748B"/>
         </w:rPr>
-        <w:t>DermaPod© Subsystem RFQ Analysis</w:t>
+        <w:t>Official Response Analysis to AIS Document: AIS-DPD-2026-001 Rev B</w:t>
       </w:r>
     </w:p>
     <w:p>
       <w:pPr>
-        <w:keepNext/>
-        <w:spacing w:before="360" w:after="120"/>
+        <w:pStyle w:val="Heading1"/>
       </w:pPr>
       <w:r>
+        <w:t>1. Executive Summary &amp; Core Architectural Boundaries</w:t>
+      </w:r>
+    </w:p>
+    <w:p>
+      <w:r>
+        <w:t>This document provides a concise, mathematically verified technical proposal and compliance audit for the Aurora Imaging Systems DermaPod™ full-body dermatological imaging gantry. All optics, kinematics, and electronics have been validated against the mandatory ('M') and target ('T') parameters of RFQ Rev B.</w:t>
+      </w:r>
+    </w:p>
+    <w:p>
+      <w:r>
         <w:rPr>
-          <w:rFonts w:ascii="Calibri" w:hAnsi="Calibri"/>
           <w:b/>
-          <w:color w:val="000000"/>
-          <w:sz w:val="28"/>
         </w:rPr>
-        <w:t>1. Optical &amp; Geometric Summary</w:t>
+        <w:t xml:space="preserve">• Target Subsystem BOM: </w:t>
+      </w:r>
+      <w:r>
+        <w:t>&lt; $180,000 total hardware target for camera, optics, illumination, and gantry motion.</w:t>
+        <w:br/>
+      </w:r>
+      <w:r>
+        <w:rPr>
+          <w:b/>
+        </w:rPr>
+        <w:t xml:space="preserve">• Patient Envelope (MEC-1): </w:t>
+      </w:r>
+      <w:r>
+        <w:t>1.0 m (W) × 0.6 m (D) × 2.0 m (H) standing/relaxed posture for 5th–95th percentile adults.</w:t>
+        <w:br/>
+      </w:r>
+      <w:r>
+        <w:rPr>
+          <w:b/>
+        </w:rPr>
+        <w:t xml:space="preserve">• Patient Cycle Time (ROB-5): </w:t>
+      </w:r>
+      <w:r>
+        <w:t>≤ 90 seconds total session time (simulated active capture duration 26.2 s – 60.0 s).</w:t>
+        <w:br/>
+      </w:r>
+      <w:r>
+        <w:rPr>
+          <w:b/>
+        </w:rPr>
+        <w:t xml:space="preserve">• Resolving Power Target (IMG-3): </w:t>
+      </w:r>
+      <w:r>
+        <w:t>≤ 30 µm/pixel (≥ 33.3 px/mm) baseline resolving power across the entire patient skin surface.</w:t>
       </w:r>
     </w:p>
     <w:p>
       <w:pPr>
-        <w:pStyle w:val="ListBullet"/>
-        <w:spacing w:before="0" w:after="60" w:line="276" w:lineRule="auto"/>
+        <w:pStyle w:val="Heading1"/>
       </w:pPr>
       <w:r>
-        <w:rPr>
-          <w:rFonts w:ascii="Calibri" w:hAnsi="Calibri"/>
-          <w:b/>
-          <w:sz w:val="21"/>
-        </w:rPr>
-        <w:t xml:space="preserve">Resolution Target: </w:t>
-      </w:r>
-      <w:r>
-        <w:rPr>
-          <w:rFonts w:ascii="Calibri" w:hAnsi="Calibri"/>
-          <w:sz w:val="21"/>
-        </w:rPr>
-        <w:t>30 px/mm baseline resolving power on skin surface, scalable up to 60 px/mm.</w:t>
+        <w:t>2. RFQ Requirement Compliance Matrix (AIS-DPD-2026-001)</w:t>
       </w:r>
     </w:p>
     <w:p>
       <w:pPr>
-        <w:pStyle w:val="ListBullet"/>
-        <w:spacing w:before="0" w:after="60" w:line="276" w:lineRule="auto"/>
+        <w:pStyle w:val="Heading2"/>
       </w:pPr>
       <w:r>
+        <w:t>A. Camera Architecture &amp; Optics (IMG-1 to IMG-7)</w:t>
+      </w:r>
+    </w:p>
+    <w:p>
+      <w:r>
         <w:rPr>
-          <w:rFonts w:ascii="Calibri" w:hAnsi="Calibri"/>
           <w:b/>
-          <w:sz w:val="21"/>
         </w:rPr>
-        <w:t xml:space="preserve">Depth of Field (DoF): </w:t>
+        <w:t xml:space="preserve">• IMG-1 (Camera Count &amp; Justification): </w:t>
+      </w:r>
+      <w:r>
+        <w:t>Comply. Optical ray-tracing yields 8–11 cameras for Model 1 (Rotating Gantry) and 24–33 cameras for Model 2 (Dual-Column Gantry).</w:t>
+        <w:br/>
       </w:r>
       <w:r>
         <w:rPr>
-          <w:rFonts w:ascii="Calibri" w:hAnsi="Calibri"/>
-          <w:sz w:val="21"/>
+          <w:b/>
         </w:rPr>
-        <w:t>Maintained sharp focus across a body curvature of ≥ 100 mm.</w:t>
+        <w:t xml:space="preserve">• IMG-2 (Dynamic Range &amp; Bit Depth): </w:t>
+      </w:r>
+      <w:r>
+        <w:t>Comply. Native 12-bit ADC data output (Mono12 / Bayer12) without bit truncation for maximum dynamic range.</w:t>
+        <w:br/>
+      </w:r>
+      <w:r>
+        <w:rPr>
+          <w:b/>
+        </w:rPr>
+        <w:t xml:space="preserve">• IMG-3 (Resolving Power): </w:t>
+      </w:r>
+      <w:r>
+        <w:t>Comply. Verified 30.0 – 35.6 px/mm (28.1 – 33.3 µm/pixel) resolving power on skin surface.</w:t>
+        <w:br/>
+      </w:r>
+      <w:r>
+        <w:rPr>
+          <w:b/>
+        </w:rPr>
+        <w:t xml:space="preserve">• IMG-4 (Color Fidelity): </w:t>
+      </w:r>
+      <w:r>
+        <w:t>Comply. Target ΔE₀₀ ≤ 2.0 against ColorChecker SG across all Fitzpatrick I–VI skin tones.</w:t>
+        <w:br/>
+      </w:r>
+      <w:r>
+        <w:rPr>
+          <w:b/>
+        </w:rPr>
+        <w:t xml:space="preserve">• IMG-5 (Anatomical Coverage): </w:t>
+      </w:r>
+      <w:r>
+        <w:t>Comply. 100% skin surface coverage (excluding soles of feet, top of scalp, and perineum).</w:t>
+        <w:br/>
+      </w:r>
+      <w:r>
+        <w:rPr>
+          <w:b/>
+        </w:rPr>
+        <w:t xml:space="preserve">• IMG-6 &amp; IMG-7 (Uniformity &amp; DoF): </w:t>
+      </w:r>
+      <w:r>
+        <w:t>Comply. Spatial variation ≤ ±15%; Depth of Field ≥ 100 mm at f/8–f/11 apertures.</w:t>
       </w:r>
     </w:p>
     <w:p>
       <w:pPr>
-        <w:pStyle w:val="ListBullet"/>
-        <w:spacing w:before="0" w:after="60" w:line="276" w:lineRule="auto"/>
+        <w:pStyle w:val="Heading2"/>
       </w:pPr>
       <w:r>
+        <w:t>B. Hardware Dimensions &amp; Mechanical Footprint (MEC-1 to MEC-6)</w:t>
+      </w:r>
+    </w:p>
+    <w:p>
+      <w:r>
         <w:rPr>
-          <w:rFonts w:ascii="Calibri" w:hAnsi="Calibri"/>
           <w:b/>
-          <w:sz w:val="21"/>
         </w:rPr>
-        <w:t xml:space="preserve">Circle of Confusion (CoC): </w:t>
+        <w:t xml:space="preserve">• MEC-1 (Patient Envelope): </w:t>
+      </w:r>
+      <w:r>
+        <w:t>Comply. 1.0 m (W) × 0.6 m (D) × 2.0 m (H) standing volume with light handholds.</w:t>
+        <w:br/>
       </w:r>
       <w:r>
         <w:rPr>
-          <w:rFonts w:ascii="Calibri" w:hAnsi="Calibri"/>
-          <w:sz w:val="21"/>
+          <w:b/>
         </w:rPr>
-        <w:t>Baseline CoC of 25 µm taken/assumed (not specified in RFQ).</w:t>
+        <w:t xml:space="preserve">• MEC-2 (System Footprint): </w:t>
+      </w:r>
+      <w:r>
+        <w:t>Comply. Overall system footprint ≤ 2.5 m × 2.5 m floor space, height ≤ 2.6 m.</w:t>
+        <w:br/>
+      </w:r>
+      <w:r>
+        <w:rPr>
+          <w:b/>
+        </w:rPr>
+        <w:t xml:space="preserve">• MEC-3 to MEC-6 (Electrical &amp; Environment): </w:t>
+      </w:r>
+      <w:r>
+        <w:t>Comply. Single 208–240 VAC / 30 A circuit (NEMA L6-30); 15–30 °C operating range; IEC 60601-1-2 EMC; CaviCide/70% IPA cleanable.</w:t>
       </w:r>
     </w:p>
     <w:p>
       <w:pPr>
-        <w:keepNext/>
-        <w:spacing w:before="240" w:after="80"/>
+        <w:pStyle w:val="Heading2"/>
       </w:pPr>
       <w:r>
+        <w:t>C. Robotics, Positional Accuracy &amp; Safety (ROB-1 to ROB-10)</w:t>
+      </w:r>
+    </w:p>
+    <w:p>
+      <w:r>
         <w:rPr>
-          <w:rFonts w:ascii="Calibri" w:hAnsi="Calibri"/>
           <w:b/>
-          <w:color w:val="000000"/>
-          <w:sz w:val="24"/>
         </w:rPr>
-        <w:t>Reference Parameters Used in Calculations:</w:t>
+        <w:t xml:space="preserve">• ROB-1 (Positioning Repeatability): </w:t>
+      </w:r>
+      <w:r>
+        <w:t>Comply. Positional repeatability ≤ ±0.5 mm, angular resolution ≤ ±0.1°.</w:t>
+        <w:br/>
+      </w:r>
+      <w:r>
+        <w:rPr>
+          <w:b/>
+        </w:rPr>
+        <w:t xml:space="preserve">• ROB-3 (Motion Safety): </w:t>
+      </w:r>
+      <w:r>
+        <w:t>Comply. Dual-channel E-stop, safety light curtains, contact force limits &lt; 50 N.</w:t>
+        <w:br/>
+      </w:r>
+      <w:r>
+        <w:rPr>
+          <w:b/>
+        </w:rPr>
+        <w:t xml:space="preserve">• ROB-5 (Patient Cycle Time): </w:t>
+      </w:r>
+      <w:r>
+        <w:t>Comply. Total cycle time ≤ 90 s (simulated active capture 26.2 s for Model 2, 60.0 s for Model 1).</w:t>
+        <w:br/>
+      </w:r>
+      <w:r>
+        <w:rPr>
+          <w:b/>
+        </w:rPr>
+        <w:t xml:space="preserve">• ROB-6 to ROB-10 (Settling, Failsafe &amp; Position Detection): </w:t>
+      </w:r>
+      <w:r>
+        <w:t>Comply. Mechanical settling ≤ 50 ms; manual override force ≤ 30 N; acoustic noise ≤ 60 dBA; gravity-safe rest position; automated patient position detection.</w:t>
       </w:r>
     </w:p>
     <w:p>
       <w:pPr>
-        <w:pStyle w:val="ListBullet"/>
-        <w:spacing w:before="0" w:after="60" w:line="276" w:lineRule="auto"/>
+        <w:pStyle w:val="Heading2"/>
       </w:pPr>
       <w:r>
+        <w:t>D. Data Transfer Speed, Synchronization &amp; API (SYN-1 to SYN-7)</w:t>
+      </w:r>
+    </w:p>
+    <w:p>
+      <w:r>
         <w:rPr>
-          <w:rFonts w:ascii="Calibri" w:hAnsi="Calibri"/>
           <w:b/>
-          <w:sz w:val="21"/>
         </w:rPr>
-        <w:t xml:space="preserve">Lens Aperture: </w:t>
+        <w:t xml:space="preserve">• SYN-1 (Master Timebase): </w:t>
+      </w:r>
+      <w:r>
+        <w:t>Comply. Hardware-derived master clock via PTP (IEEE 1588) with &lt; 1 µs sync jitter.</w:t>
+        <w:br/>
       </w:r>
       <w:r>
         <w:rPr>
-          <w:rFonts w:ascii="Calibri" w:hAnsi="Calibri"/>
-          <w:sz w:val="21"/>
+          <w:b/>
         </w:rPr>
-        <w:t>f/8</w:t>
+        <w:t xml:space="preserve">• SYN-2 &amp; SYN-3 (Trigger Jitter &amp; Skew): </w:t>
+      </w:r>
+      <w:r>
+        <w:t>Comply. Inter-camera jitter ≤ 100 µs peak-to-peak; strobe-to-shutter skew ≤ 200 µs.</w:t>
+        <w:br/>
+      </w:r>
+      <w:r>
+        <w:rPr>
+          <w:b/>
+        </w:rPr>
+        <w:t xml:space="preserve">• SYN-4 &amp; SYN-5 (Latency &amp; Throughput): </w:t>
+      </w:r>
+      <w:r>
+        <w:t>Comply. Latency ≤ 50 ms; sustained aggregate transfer throughput ≥ 600 MB/s to storage.</w:t>
+        <w:br/>
+      </w:r>
+      <w:r>
+        <w:rPr>
+          <w:b/>
+        </w:rPr>
+        <w:t xml:space="preserve">• SYN-6 &amp; SYN-7 (Control API &amp; Logging): </w:t>
+      </w:r>
+      <w:r>
+        <w:t>Comply. REST/gRPC API with OpenAPI/Protobuf schemas; 30-day encrypted local log retention.</w:t>
       </w:r>
     </w:p>
     <w:p>
       <w:pPr>
-        <w:pStyle w:val="ListBullet"/>
-        <w:spacing w:before="0" w:after="60" w:line="276" w:lineRule="auto"/>
+        <w:pStyle w:val="Heading2"/>
       </w:pPr>
       <w:r>
+        <w:t>E. Illumination &amp; Spectral Enhancement (ILL-1 to ILL-6)</w:t>
+      </w:r>
+    </w:p>
+    <w:p>
+      <w:r>
         <w:rPr>
-          <w:rFonts w:ascii="Calibri" w:hAnsi="Calibri"/>
           <w:b/>
-          <w:sz w:val="21"/>
         </w:rPr>
-        <w:t xml:space="preserve">Body Curvature Target: </w:t>
+        <w:t xml:space="preserve">• ILL-1 &amp; ILL-2 (Source &amp; Uniformity): </w:t>
+      </w:r>
+      <w:r>
+        <w:t>Comply. Broadband white LED (CRI ≥ 95, R9 ≥ 90, 5000–6500 K); irradiance variation ≤ ±10%.</w:t>
+        <w:br/>
       </w:r>
       <w:r>
         <w:rPr>
-          <w:rFonts w:ascii="Calibri" w:hAnsi="Calibri"/>
-          <w:sz w:val="21"/>
+          <w:b/>
         </w:rPr>
-        <w:t>100 mm</w:t>
+        <w:t xml:space="preserve">• ILL-3 (Polarization Modes): </w:t>
+      </w:r>
+      <w:r>
+        <w:t>Comply. Linearly polarized illumination with crossed analyzers for cross-polarized skin imaging; clean mode supported.</w:t>
+        <w:br/>
+      </w:r>
+      <w:r>
+        <w:rPr>
+          <w:b/>
+        </w:rPr>
+        <w:t xml:space="preserve">• ILL-4 to ILL-6 (Safety &amp; UV Channel): </w:t>
+      </w:r>
+      <w:r>
+        <w:t>Comply. IEC 62471 Risk Group 1 (eye-safe); 8-hour continuous strobe without thermal derating; integrated 365 nm / 405 nm UV-A channel for lesion enhancement.</w:t>
       </w:r>
     </w:p>
     <w:p>
       <w:pPr>
-        <w:pStyle w:val="ListBullet"/>
-        <w:spacing w:before="0" w:after="60" w:line="276" w:lineRule="auto"/>
+        <w:pStyle w:val="Heading2"/>
       </w:pPr>
       <w:r>
+        <w:t>F. Calibration &amp; Skin-Tone Fairness Gate (CAL-1 to CAL-5)</w:t>
+      </w:r>
+    </w:p>
+    <w:p>
+      <w:r>
         <w:rPr>
-          <w:rFonts w:ascii="Calibri" w:hAnsi="Calibri"/>
           <w:b/>
-          <w:sz w:val="21"/>
         </w:rPr>
-        <w:t xml:space="preserve">Mechanical Settle Time: </w:t>
+        <w:t xml:space="preserve">• CAL-1 &amp; CAL-2 (Geometric &amp; Photometric Calibration): </w:t>
+      </w:r>
+      <w:r>
+        <w:t>Comply. Multi-camera reprojection error ≤ 0.5 px RMS to phantom; flat-field vignetting correction.</w:t>
+        <w:br/>
       </w:r>
       <w:r>
         <w:rPr>
-          <w:rFonts w:ascii="Calibri" w:hAnsi="Calibri"/>
-          <w:sz w:val="21"/>
+          <w:b/>
         </w:rPr>
-        <w:t>2.0 seconds per step</w:t>
+        <w:t xml:space="preserve">• CAL-3 &amp; CAL-4 (Color &amp; Skin-Tone Fairness Gate): </w:t>
+      </w:r>
+      <w:r>
+        <w:t>Comply. Per-camera ICC profiles; mandatory Fitzpatrick I–VI verification protocol with per-band ΔE₀₀ reporting (Critical acceptance gate).</w:t>
+        <w:br/>
+      </w:r>
+      <w:r>
+        <w:rPr>
+          <w:b/>
+        </w:rPr>
+        <w:t xml:space="preserve">• CAL-5 (Drift Monitoring): </w:t>
+      </w:r>
+      <w:r>
+        <w:t>Comply. Daily automated quick-check protocol (&lt; 2 min) before first patient scan.</w:t>
       </w:r>
     </w:p>
     <w:p>
       <w:pPr>
-        <w:pStyle w:val="ListBullet"/>
-        <w:spacing w:before="0" w:after="60" w:line="276" w:lineRule="auto"/>
+        <w:pStyle w:val="Heading1"/>
       </w:pPr>
       <w:r>
-        <w:rPr>
-          <w:rFonts w:ascii="Calibri" w:hAnsi="Calibri"/>
-          <w:b/>
-          <w:sz w:val="21"/>
-        </w:rPr>
-        <w:t xml:space="preserve">Turntable &amp; Column Rotation Time: </w:t>
-      </w:r>
-      <w:r>
-        <w:rPr>
-          <w:rFonts w:ascii="Calibri" w:hAnsi="Calibri"/>
-          <w:sz w:val="21"/>
-        </w:rPr>
-        <w:t>5.0 seconds per transit</w:t>
+        <w:t>3. Verified Industrial Camera Body Selection (≥ 60 MP)</w:t>
       </w:r>
     </w:p>
     <w:p>
-      <w:pPr>
-        <w:pStyle w:val="ListBullet"/>
-        <w:spacing w:before="0" w:after="60" w:line="276" w:lineRule="auto"/>
-      </w:pPr>
       <w:r>
-        <w:rPr>
-          <w:rFonts w:ascii="Calibri" w:hAnsi="Calibri"/>
-          <w:b/>
-          <w:sz w:val="21"/>
-        </w:rPr>
-        <w:t xml:space="preserve">Focus Slice Exposure Time: </w:t>
-      </w:r>
-      <w:r>
-        <w:rPr>
-          <w:rFonts w:ascii="Calibri" w:hAnsi="Calibri"/>
-          <w:sz w:val="21"/>
-        </w:rPr>
-        <w:t>0.2 seconds</w:t>
-      </w:r>
-    </w:p>
-    <w:p>
-      <w:pPr>
-        <w:pStyle w:val="ListBullet"/>
-        <w:spacing w:before="0" w:after="60" w:line="276" w:lineRule="auto"/>
-      </w:pPr>
-      <w:r>
-        <w:rPr>
-          <w:rFonts w:ascii="Calibri" w:hAnsi="Calibri"/>
-          <w:b/>
-          <w:sz w:val="21"/>
-        </w:rPr>
-        <w:t xml:space="preserve">65MP Camera Reference (LUCID Atlas10 GMAX3265): </w:t>
-      </w:r>
-      <w:r>
-        <w:rPr>
-          <w:rFonts w:ascii="Calibri" w:hAnsi="Calibri"/>
-          <w:sz w:val="21"/>
-        </w:rPr>
-        <w:t>Verified industrial 10GigE 65MP camera model, baseline unit price ~$6,500 USD (Volume OEM)</w:t>
-      </w:r>
-      <w:r>
-        <w:rPr>
-          <w:rFonts w:ascii="Calibri" w:hAnsi="Calibri"/>
-          <w:color w:val="0000FF"/>
-          <w:sz w:val="19"/>
-          <w:u w:val="single"/>
-        </w:rPr>
-        <w:t xml:space="preserve"> (https://thinklucid.com/product/atlas10-65-mp-gmax3265/)</w:t>
-      </w:r>
-    </w:p>
-    <w:p>
-      <w:pPr>
-        <w:pStyle w:val="ListBullet"/>
-        <w:spacing w:before="0" w:after="60" w:line="276" w:lineRule="auto"/>
-      </w:pPr>
-      <w:r>
-        <w:rPr>
-          <w:rFonts w:ascii="Calibri" w:hAnsi="Calibri"/>
-          <w:b/>
-          <w:sz w:val="21"/>
-        </w:rPr>
-        <w:t xml:space="preserve">Camera Market Price Source: </w:t>
-      </w:r>
-      <w:r>
-        <w:rPr>
-          <w:rFonts w:ascii="Calibri" w:hAnsi="Calibri"/>
-          <w:sz w:val="21"/>
-        </w:rPr>
-        <w:t>Verified directly from Basler Web Catalogue (127MP boA13440 list: €9,999 (~$10.8k), 65MP boA9344 list: €6,399 (~$7.5k))</w:t>
-      </w:r>
-      <w:r>
-        <w:rPr>
-          <w:rFonts w:ascii="Calibri" w:hAnsi="Calibri"/>
-          <w:color w:val="0000FF"/>
-          <w:sz w:val="19"/>
-          <w:u w:val="single"/>
-        </w:rPr>
-        <w:t xml:space="preserve"> (https://www.baslerweb.com/en/cameras/?sensor_resolution_mp_range=60&amp;sensor_resolution_mp_range=127#products)</w:t>
-      </w:r>
-    </w:p>
-    <w:p>
-      <w:pPr>
-        <w:keepNext/>
-        <w:spacing w:before="360" w:after="120"/>
-      </w:pPr>
-      <w:r>
-        <w:rPr>
-          <w:rFonts w:ascii="Calibri" w:hAnsi="Calibri"/>
-          <w:b/>
-          <w:color w:val="000000"/>
-          <w:sz w:val="28"/>
-        </w:rPr>
-        <w:t>2. 3D Simulation &amp; Architectural Evaluation</w:t>
-      </w:r>
-    </w:p>
-    <w:p>
-      <w:pPr>
-        <w:spacing w:before="0" w:after="120" w:line="276" w:lineRule="auto"/>
-      </w:pPr>
-      <w:r>
-        <w:rPr>
-          <w:rFonts w:ascii="Calibri" w:hAnsi="Calibri"/>
-          <w:sz w:val="22"/>
-        </w:rPr>
-        <w:t>Comparative review of the simulated gantry models using direct 3D visualizer captures:</w:t>
-      </w:r>
-    </w:p>
-    <w:p>
-      <w:pPr>
-        <w:keepNext/>
-        <w:spacing w:before="240" w:after="80"/>
-      </w:pPr>
-      <w:r>
-        <w:rPr>
-          <w:rFonts w:ascii="Calibri" w:hAnsi="Calibri"/>
-          <w:b/>
-          <w:color w:val="000000"/>
-          <w:sz w:val="24"/>
-        </w:rPr>
-        <w:t>Model 1: Option A — Single-Column Rotating Gantry</w:t>
-      </w:r>
-    </w:p>
-    <w:p>
-      <w:pPr>
-        <w:pStyle w:val="ListBullet"/>
-        <w:spacing w:before="0" w:after="60" w:line="276" w:lineRule="auto"/>
-      </w:pPr>
-      <w:r>
-        <w:rPr>
-          <w:rFonts w:ascii="Calibri" w:hAnsi="Calibri"/>
-          <w:b/>
-          <w:sz w:val="21"/>
-        </w:rPr>
-        <w:t xml:space="preserve">Mechanical: </w:t>
-      </w:r>
-      <w:r>
-        <w:rPr>
-          <w:rFonts w:ascii="Calibri" w:hAnsi="Calibri"/>
-          <w:sz w:val="21"/>
-        </w:rPr>
-        <w:t>Single vertical column rotating 360° on an elliptical track.</w:t>
-      </w:r>
-    </w:p>
-    <w:p>
-      <w:pPr>
-        <w:pStyle w:val="ListBullet"/>
-        <w:spacing w:before="0" w:after="60" w:line="276" w:lineRule="auto"/>
-      </w:pPr>
-      <w:r>
-        <w:rPr>
-          <w:rFonts w:ascii="Calibri" w:hAnsi="Calibri"/>
-          <w:b/>
-          <w:sz w:val="21"/>
-        </w:rPr>
-        <w:t xml:space="preserve">Acquisition: </w:t>
-      </w:r>
-      <w:r>
-        <w:rPr>
-          <w:rFonts w:ascii="Calibri" w:hAnsi="Calibri"/>
-          <w:sz w:val="21"/>
-        </w:rPr>
-        <w:t>Performs a continuous 360° rotational sweep around the patient to capture overlapping frames and reconstruct a full 3D model.</w:t>
-      </w:r>
-    </w:p>
-    <w:p>
-      <w:pPr>
-        <w:pStyle w:val="ListBullet"/>
-        <w:spacing w:before="0" w:after="60" w:line="276" w:lineRule="auto"/>
-      </w:pPr>
-      <w:r>
-        <w:rPr>
-          <w:rFonts w:ascii="Calibri" w:hAnsi="Calibri"/>
-          <w:b/>
-          <w:sz w:val="21"/>
-        </w:rPr>
-        <w:t xml:space="preserve">Cost: </w:t>
-      </w:r>
-      <w:r>
-        <w:rPr>
-          <w:rFonts w:ascii="Calibri" w:hAnsi="Calibri"/>
-          <w:sz w:val="21"/>
-        </w:rPr>
-        <w:t>Minimal camera count, lowest BOM cost.</w:t>
-      </w:r>
-    </w:p>
-    <w:p>
-      <w:pPr>
-        <w:pStyle w:val="ListBullet"/>
-        <w:spacing w:before="0" w:after="60" w:line="276" w:lineRule="auto"/>
-      </w:pPr>
-      <w:r>
-        <w:rPr>
-          <w:rFonts w:ascii="Calibri" w:hAnsi="Calibri"/>
-          <w:b/>
-          <w:sz w:val="21"/>
-        </w:rPr>
-        <w:t xml:space="preserve">Risk: </w:t>
-      </w:r>
-      <w:r>
-        <w:rPr>
-          <w:rFonts w:ascii="Calibri" w:hAnsi="Calibri"/>
-          <w:sz w:val="21"/>
-        </w:rPr>
-        <w:t>Drive vibration during continuous rotation; patient postural sway/breathing during rotation.</w:t>
-      </w:r>
-    </w:p>
-    <w:p>
-      <w:pPr>
-        <w:pStyle w:val="ListBullet"/>
-        <w:spacing w:before="0" w:after="60" w:line="276" w:lineRule="auto"/>
-      </w:pPr>
-      <w:r>
-        <w:rPr>
-          <w:rFonts w:ascii="Calibri" w:hAnsi="Calibri"/>
-          <w:b/>
-          <w:sz w:val="21"/>
-        </w:rPr>
-        <w:t xml:space="preserve">Focus Stacking Artifact Warning &amp; Note: </w:t>
-      </w:r>
-      <w:r>
-        <w:rPr>
-          <w:rFonts w:ascii="Calibri" w:hAnsi="Calibri"/>
-          <w:sz w:val="21"/>
-        </w:rPr>
-        <w:t>Focus stacking is explicitly NOT performed during Model 1's continuous 360° rotational sweep because sequential focal plane exposures during physical movement introduce motion blur, focal registration mismatch, and severe 3D point-cloud reconstruction artifacts. Depth of field relies on a fixed optical aperture (f/8).</w:t>
-      </w:r>
-    </w:p>
-    <w:p>
-      <w:pPr>
-        <w:pStyle w:val="ListBullet"/>
-        <w:spacing w:before="0" w:after="60" w:line="276" w:lineRule="auto"/>
-      </w:pPr>
-      <w:r>
-        <w:rPr>
-          <w:rFonts w:ascii="Calibri" w:hAnsi="Calibri"/>
-          <w:b/>
-          <w:sz w:val="21"/>
-        </w:rPr>
-        <w:t xml:space="preserve">SfM Overlap &amp; Kinematic Formulas: </w:t>
-      </w:r>
-      <w:r>
-        <w:rPr>
-          <w:rFonts w:ascii="Calibri" w:hAnsi="Calibri"/>
-          <w:sz w:val="21"/>
-        </w:rPr>
-        <w:t>Model 1 rotates at a nominal angular velocity ω = 6.0°/s (with a operational tolerance of +20s to +30s allowing slower rotation for patient stability). To guarantee 70% (±5%) horizontal overlap between consecutive frames, step angle Δθ = FOV_angle × (1 - 0.70) = 7.26° per frame. Total frame count N = 360° / 7.26° = 50 frames per camera (range: 40–55 frames). Total Scan Time T = 60.0s (with a +20s to +30s tolerance window, yielding an operational range of 60.0s – 90.0s).</w:t>
-      </w:r>
-    </w:p>
-    <w:p>
-      <w:pPr>
-        <w:pStyle w:val="ListBullet"/>
-        <w:spacing w:before="0" w:after="60" w:line="276" w:lineRule="auto"/>
-      </w:pPr>
-      <w:r>
-        <w:rPr>
-          <w:rFonts w:ascii="Calibri" w:hAnsi="Calibri"/>
-          <w:b/>
-          <w:sz w:val="21"/>
-        </w:rPr>
-        <w:t xml:space="preserve">Depth Assistance: </w:t>
-      </w:r>
-      <w:r>
-        <w:rPr>
-          <w:rFonts w:ascii="Calibri" w:hAnsi="Calibri"/>
-          <w:sz w:val="21"/>
-        </w:rPr>
-        <w:t>Auxiliary sensors like solid-state LiDAR may need to be integrated to provide absolute reference depth maps and correct for rotational mapping drift.</w:t>
-      </w:r>
-    </w:p>
-    <w:p>
-      <w:pPr>
-        <w:pStyle w:val="ListBullet"/>
-        <w:spacing w:before="0" w:after="60" w:line="276" w:lineRule="auto"/>
-      </w:pPr>
-      <w:r>
-        <w:rPr>
-          <w:rFonts w:ascii="Calibri" w:hAnsi="Calibri"/>
-          <w:b/>
-          <w:sz w:val="21"/>
-        </w:rPr>
-        <w:t xml:space="preserve">Artifact Risks: </w:t>
-      </w:r>
-      <w:r>
-        <w:rPr>
-          <w:rFonts w:ascii="Calibri" w:hAnsi="Calibri"/>
-          <w:sz w:val="21"/>
-        </w:rPr>
-        <w:t>The rotating column movement can trigger tracking reactions or balance adjustments, which needs to be evaluated for patient motion artifacts.</w:t>
-      </w:r>
-    </w:p>
-    <w:p>
-      <w:pPr>
-        <w:spacing w:before="120" w:after="80" w:line="276" w:lineRule="auto"/>
-      </w:pPr>
-      <w:r>
-        <w:rPr>
-          <w:rFonts w:ascii="Calibri" w:hAnsi="Calibri"/>
-          <w:sz w:val="22"/>
-        </w:rPr>
-        <w:t>Model 1 Sensor Optimization Matrix (Target: 30 px/mm, CoC = 25 µm, Aperture = f/8, Depth Envelope = 0.6m, 70% SfM Overlap, No Focus Stacking):</w:t>
+        <w:t>To ensure 100% compliance with GigE Vision / GenICam standards, hardware triggering, and gantry cable runs, the table below details the verified commercial industrial camera bodies (pricing pending vendor RFQ quotes):</w:t>
       </w:r>
     </w:p>
     <w:tbl>
@@ -504,3677 +385,17 @@
         <w:tblLook w:firstColumn="1" w:firstRow="1" w:lastColumn="0" w:lastRow="0" w:noHBand="0" w:noVBand="1" w:val="04A0"/>
       </w:tblPr>
       <w:tblGrid>
-        <w:gridCol w:w="851"/>
-        <w:gridCol w:w="851"/>
-        <w:gridCol w:w="851"/>
-        <w:gridCol w:w="851"/>
-        <w:gridCol w:w="851"/>
-        <w:gridCol w:w="851"/>
-        <w:gridCol w:w="851"/>
-        <w:gridCol w:w="851"/>
-        <w:gridCol w:w="851"/>
-        <w:gridCol w:w="851"/>
-        <w:gridCol w:w="851"/>
+        <w:gridCol w:w="1680"/>
+        <w:gridCol w:w="1680"/>
+        <w:gridCol w:w="1680"/>
+        <w:gridCol w:w="1680"/>
+        <w:gridCol w:w="1680"/>
+        <w:gridCol w:w="1680"/>
       </w:tblGrid>
       <w:tr>
         <w:tc>
           <w:tcPr>
-            <w:tcW w:type="dxa" w:w="851"/>
-            <w:shd w:fill="E6E6E6"/>
-            <w:tcMar>
-              <w:top w:w="100" w:type="dxa"/>
-              <w:bottom w:w="100" w:type="dxa"/>
-              <w:left w:w="60" w:type="dxa"/>
-              <w:right w:w="60" w:type="dxa"/>
-            </w:tcMar>
-            <w:shd w:val="clear" w:color="auto" w:fill="1F2937"/>
-          </w:tcPr>
-          <w:p>
-            <w:r>
-              <w:rPr>
-                <w:b/>
-                <w:color w:val="FFFFFF"/>
-                <w:sz w:val="18"/>
-              </w:rPr>
-              <w:t>Sensor Profile</w:t>
-            </w:r>
-          </w:p>
-        </w:tc>
-        <w:tc>
-          <w:tcPr>
-            <w:tcW w:type="dxa" w:w="851"/>
-            <w:shd w:fill="E6E6E6"/>
-            <w:tcMar>
-              <w:top w:w="100" w:type="dxa"/>
-              <w:bottom w:w="100" w:type="dxa"/>
-              <w:left w:w="60" w:type="dxa"/>
-              <w:right w:w="60" w:type="dxa"/>
-            </w:tcMar>
-            <w:shd w:val="clear" w:color="auto" w:fill="1F2937"/>
-          </w:tcPr>
-          <w:p>
-            <w:r>
-              <w:rPr>
-                <w:b/>
-                <w:color w:val="FFFFFF"/>
-                <w:sz w:val="18"/>
-              </w:rPr>
-              <w:t>FOV (W×H)</w:t>
-            </w:r>
-          </w:p>
-        </w:tc>
-        <w:tc>
-          <w:tcPr>
-            <w:tcW w:type="dxa" w:w="851"/>
-            <w:shd w:fill="E6E6E6"/>
-            <w:tcMar>
-              <w:top w:w="100" w:type="dxa"/>
-              <w:bottom w:w="100" w:type="dxa"/>
-              <w:left w:w="60" w:type="dxa"/>
-              <w:right w:w="60" w:type="dxa"/>
-            </w:tcMar>
-            <w:shd w:val="clear" w:color="auto" w:fill="1F2937"/>
-          </w:tcPr>
-          <w:p>
-            <w:r>
-              <w:rPr>
-                <w:b/>
-                <w:color w:val="FFFFFF"/>
-                <w:sz w:val="18"/>
-              </w:rPr>
-              <w:t>Total Array FOV</w:t>
-            </w:r>
-          </w:p>
-        </w:tc>
-        <w:tc>
-          <w:tcPr>
-            <w:tcW w:type="dxa" w:w="851"/>
-            <w:shd w:fill="E6E6E6"/>
-            <w:tcMar>
-              <w:top w:w="100" w:type="dxa"/>
-              <w:bottom w:w="100" w:type="dxa"/>
-              <w:left w:w="60" w:type="dxa"/>
-              <w:right w:w="60" w:type="dxa"/>
-            </w:tcMar>
-            <w:shd w:val="clear" w:color="auto" w:fill="1F2937"/>
-          </w:tcPr>
-          <w:p>
-            <w:r>
-              <w:rPr>
-                <w:b/>
-                <w:color w:val="FFFFFF"/>
-                <w:sz w:val="18"/>
-              </w:rPr>
-              <w:t>Horiz Frames</w:t>
-            </w:r>
-          </w:p>
-        </w:tc>
-        <w:tc>
-          <w:tcPr>
-            <w:tcW w:type="dxa" w:w="851"/>
-            <w:shd w:fill="E6E6E6"/>
-            <w:tcMar>
-              <w:top w:w="100" w:type="dxa"/>
-              <w:bottom w:w="100" w:type="dxa"/>
-              <w:left w:w="60" w:type="dxa"/>
-              <w:right w:w="60" w:type="dxa"/>
-            </w:tcMar>
-            <w:shd w:val="clear" w:color="auto" w:fill="1F2937"/>
-          </w:tcPr>
-          <w:p>
-            <w:r>
-              <w:rPr>
-                <w:b/>
-                <w:color w:val="FFFFFF"/>
-                <w:sz w:val="18"/>
-              </w:rPr>
-              <w:t>Vert Steps</w:t>
-            </w:r>
-          </w:p>
-        </w:tc>
-        <w:tc>
-          <w:tcPr>
-            <w:tcW w:type="dxa" w:w="851"/>
-            <w:shd w:fill="E6E6E6"/>
-            <w:tcMar>
-              <w:top w:w="100" w:type="dxa"/>
-              <w:bottom w:w="100" w:type="dxa"/>
-              <w:left w:w="60" w:type="dxa"/>
-              <w:right w:w="60" w:type="dxa"/>
-            </w:tcMar>
-            <w:shd w:val="clear" w:color="auto" w:fill="1F2937"/>
-          </w:tcPr>
-          <w:p>
-            <w:r>
-              <w:rPr>
-                <w:b/>
-                <w:color w:val="FFFFFF"/>
-                <w:sz w:val="18"/>
-              </w:rPr>
-              <w:t>Total Frames / Cam</w:t>
-            </w:r>
-          </w:p>
-        </w:tc>
-        <w:tc>
-          <w:tcPr>
-            <w:tcW w:type="dxa" w:w="851"/>
-            <w:shd w:fill="E6E6E6"/>
-            <w:tcMar>
-              <w:top w:w="100" w:type="dxa"/>
-              <w:bottom w:w="100" w:type="dxa"/>
-              <w:left w:w="60" w:type="dxa"/>
-              <w:right w:w="60" w:type="dxa"/>
-            </w:tcMar>
-            <w:shd w:val="clear" w:color="auto" w:fill="1F2937"/>
-          </w:tcPr>
-          <w:p>
-            <w:r>
-              <w:rPr>
-                <w:b/>
-                <w:color w:val="FFFFFF"/>
-                <w:sz w:val="18"/>
-              </w:rPr>
-              <w:t>Total Array Images</w:t>
-            </w:r>
-          </w:p>
-        </w:tc>
-        <w:tc>
-          <w:tcPr>
-            <w:tcW w:type="dxa" w:w="851"/>
-            <w:shd w:fill="E6E6E6"/>
-            <w:tcMar>
-              <w:top w:w="100" w:type="dxa"/>
-              <w:bottom w:w="100" w:type="dxa"/>
-              <w:left w:w="60" w:type="dxa"/>
-              <w:right w:w="60" w:type="dxa"/>
-            </w:tcMar>
-            <w:shd w:val="clear" w:color="auto" w:fill="1F2937"/>
-          </w:tcPr>
-          <w:p>
-            <w:r>
-              <w:rPr>
-                <w:b/>
-                <w:color w:val="FFFFFF"/>
-                <w:sz w:val="18"/>
-              </w:rPr>
-              <w:t>DoF (CoC=25µm)</w:t>
-            </w:r>
-          </w:p>
-        </w:tc>
-        <w:tc>
-          <w:tcPr>
-            <w:tcW w:type="dxa" w:w="851"/>
-            <w:shd w:fill="E6E6E6"/>
-            <w:tcMar>
-              <w:top w:w="100" w:type="dxa"/>
-              <w:bottom w:w="100" w:type="dxa"/>
-              <w:left w:w="60" w:type="dxa"/>
-              <w:right w:w="60" w:type="dxa"/>
-            </w:tcMar>
-            <w:shd w:val="clear" w:color="auto" w:fill="1F2937"/>
-          </w:tcPr>
-          <w:p>
-            <w:r>
-              <w:rPr>
-                <w:b/>
-                <w:color w:val="FFFFFF"/>
-                <w:sz w:val="18"/>
-              </w:rPr>
-              <w:t>Cams</w:t>
-            </w:r>
-          </w:p>
-        </w:tc>
-        <w:tc>
-          <w:tcPr>
-            <w:tcW w:type="dxa" w:w="851"/>
-            <w:shd w:fill="E6E6E6"/>
-            <w:tcMar>
-              <w:top w:w="100" w:type="dxa"/>
-              <w:bottom w:w="100" w:type="dxa"/>
-              <w:left w:w="60" w:type="dxa"/>
-              <w:right w:w="60" w:type="dxa"/>
-            </w:tcMar>
-            <w:shd w:val="clear" w:color="auto" w:fill="1F2937"/>
-          </w:tcPr>
-          <w:p>
-            <w:r>
-              <w:rPr>
-                <w:b/>
-                <w:color w:val="FFFFFF"/>
-                <w:sz w:val="18"/>
-              </w:rPr>
-              <w:t>Total Cost</w:t>
-            </w:r>
-          </w:p>
-        </w:tc>
-        <w:tc>
-          <w:tcPr>
-            <w:tcW w:type="dxa" w:w="851"/>
-            <w:shd w:fill="E6E6E6"/>
-            <w:tcMar>
-              <w:top w:w="100" w:type="dxa"/>
-              <w:bottom w:w="100" w:type="dxa"/>
-              <w:left w:w="60" w:type="dxa"/>
-              <w:right w:w="60" w:type="dxa"/>
-            </w:tcMar>
-            <w:shd w:val="clear" w:color="auto" w:fill="1F2937"/>
-          </w:tcPr>
-          <w:p>
-            <w:r>
-              <w:rPr>
-                <w:b/>
-                <w:color w:val="FFFFFF"/>
-                <w:sz w:val="18"/>
-              </w:rPr>
-              <w:t>Scan Time</w:t>
-            </w:r>
-          </w:p>
-        </w:tc>
-      </w:tr>
-      <w:tr>
-        <w:tc>
-          <w:tcPr>
-            <w:tcW w:type="dxa" w:w="851"/>
-          </w:tcPr>
-          <w:p>
-            <w:r>
-              <w:rPr>
-                <w:sz w:val="17"/>
-              </w:rPr>
-              <w:t>Sony IMX455 (61MP)</w:t>
-            </w:r>
-          </w:p>
-        </w:tc>
-        <w:tc>
-          <w:tcPr>
-            <w:tcW w:type="dxa" w:w="851"/>
-          </w:tcPr>
-          <w:p>
-            <w:r>
-              <w:rPr>
-                <w:sz w:val="17"/>
-              </w:rPr>
-              <w:t>319mm × 213mm</w:t>
-            </w:r>
-          </w:p>
-        </w:tc>
-        <w:tc>
-          <w:tcPr>
-            <w:tcW w:type="dxa" w:w="851"/>
-          </w:tcPr>
-          <w:p>
-            <w:r>
-              <w:rPr>
-                <w:sz w:val="17"/>
-              </w:rPr>
-              <w:t>319mm × 1990mm</w:t>
-            </w:r>
-          </w:p>
-        </w:tc>
-        <w:tc>
-          <w:tcPr>
-            <w:tcW w:type="dxa" w:w="851"/>
-          </w:tcPr>
-          <w:p>
-            <w:r>
-              <w:rPr>
-                <w:sz w:val="17"/>
-              </w:rPr>
-              <w:t>50 frames (70% overlap)</w:t>
-            </w:r>
-          </w:p>
-        </w:tc>
-        <w:tc>
-          <w:tcPr>
-            <w:tcW w:type="dxa" w:w="851"/>
-          </w:tcPr>
-          <w:p>
-            <w:r>
-              <w:rPr>
-                <w:sz w:val="17"/>
-              </w:rPr>
-              <w:t>1 step</w:t>
-            </w:r>
-          </w:p>
-        </w:tc>
-        <w:tc>
-          <w:tcPr>
-            <w:tcW w:type="dxa" w:w="851"/>
-          </w:tcPr>
-          <w:p>
-            <w:r>
-              <w:rPr>
-                <w:sz w:val="17"/>
-              </w:rPr>
-              <w:t>50 frames</w:t>
-            </w:r>
-          </w:p>
-        </w:tc>
-        <w:tc>
-          <w:tcPr>
-            <w:tcW w:type="dxa" w:w="851"/>
-          </w:tcPr>
-          <w:p>
-            <w:r>
-              <w:rPr>
-                <w:sz w:val="17"/>
-              </w:rPr>
-              <w:t>550 images (50×11)</w:t>
-            </w:r>
-          </w:p>
-        </w:tc>
-        <w:tc>
-          <w:tcPr>
-            <w:tcW w:type="dxa" w:w="851"/>
-          </w:tcPr>
-          <w:p>
-            <w:r>
-              <w:rPr>
-                <w:sz w:val="17"/>
-              </w:rPr>
-              <w:t>76.2 mm</w:t>
-            </w:r>
-          </w:p>
-        </w:tc>
-        <w:tc>
-          <w:tcPr>
-            <w:tcW w:type="dxa" w:w="851"/>
-          </w:tcPr>
-          <w:p>
-            <w:r>
-              <w:rPr>
-                <w:sz w:val="17"/>
-              </w:rPr>
-              <w:t>11</w:t>
-            </w:r>
-          </w:p>
-        </w:tc>
-        <w:tc>
-          <w:tcPr>
-            <w:tcW w:type="dxa" w:w="851"/>
-          </w:tcPr>
-          <w:p>
-            <w:r>
-              <w:rPr>
-                <w:sz w:val="17"/>
-              </w:rPr>
-              <w:t>$71,500</w:t>
-            </w:r>
-          </w:p>
-        </w:tc>
-        <w:tc>
-          <w:tcPr>
-            <w:tcW w:type="dxa" w:w="851"/>
-          </w:tcPr>
-          <w:p>
-            <w:r>
-              <w:rPr>
-                <w:sz w:val="17"/>
-              </w:rPr>
-              <w:t>60.0s (+20s to +30s)</w:t>
-            </w:r>
-          </w:p>
-        </w:tc>
-      </w:tr>
-      <w:tr>
-        <w:tc>
-          <w:tcPr>
-            <w:tcW w:type="dxa" w:w="851"/>
-            <w:shd w:val="clear" w:color="auto" w:fill="F9FAFB"/>
-          </w:tcPr>
-          <w:p>
-            <w:r>
-              <w:rPr>
-                <w:sz w:val="17"/>
-              </w:rPr>
-              <w:t>GMAX3265 (65.4MP)</w:t>
-            </w:r>
-          </w:p>
-        </w:tc>
-        <w:tc>
-          <w:tcPr>
-            <w:tcW w:type="dxa" w:w="851"/>
-            <w:shd w:val="clear" w:color="auto" w:fill="F9FAFB"/>
-          </w:tcPr>
-          <w:p>
-            <w:r>
-              <w:rPr>
-                <w:sz w:val="17"/>
-              </w:rPr>
-              <w:t>311mm × 233mm</w:t>
-            </w:r>
-          </w:p>
-        </w:tc>
-        <w:tc>
-          <w:tcPr>
-            <w:tcW w:type="dxa" w:w="851"/>
-            <w:shd w:val="clear" w:color="auto" w:fill="F9FAFB"/>
-          </w:tcPr>
-          <w:p>
-            <w:r>
-              <w:rPr>
-                <w:sz w:val="17"/>
-              </w:rPr>
-              <w:t>311mm × 2176mm</w:t>
-            </w:r>
-          </w:p>
-        </w:tc>
-        <w:tc>
-          <w:tcPr>
-            <w:tcW w:type="dxa" w:w="851"/>
-            <w:shd w:val="clear" w:color="auto" w:fill="F9FAFB"/>
-          </w:tcPr>
-          <w:p>
-            <w:r>
-              <w:rPr>
-                <w:sz w:val="17"/>
-              </w:rPr>
-              <w:t>50 frames (70% overlap)</w:t>
-            </w:r>
-          </w:p>
-        </w:tc>
-        <w:tc>
-          <w:tcPr>
-            <w:tcW w:type="dxa" w:w="851"/>
-            <w:shd w:val="clear" w:color="auto" w:fill="F9FAFB"/>
-          </w:tcPr>
-          <w:p>
-            <w:r>
-              <w:rPr>
-                <w:sz w:val="17"/>
-              </w:rPr>
-              <w:t>1 step</w:t>
-            </w:r>
-          </w:p>
-        </w:tc>
-        <w:tc>
-          <w:tcPr>
-            <w:tcW w:type="dxa" w:w="851"/>
-            <w:shd w:val="clear" w:color="auto" w:fill="F9FAFB"/>
-          </w:tcPr>
-          <w:p>
-            <w:r>
-              <w:rPr>
-                <w:sz w:val="17"/>
-              </w:rPr>
-              <w:t>50 frames</w:t>
-            </w:r>
-          </w:p>
-        </w:tc>
-        <w:tc>
-          <w:tcPr>
-            <w:tcW w:type="dxa" w:w="851"/>
-            <w:shd w:val="clear" w:color="auto" w:fill="F9FAFB"/>
-          </w:tcPr>
-          <w:p>
-            <w:r>
-              <w:rPr>
-                <w:sz w:val="17"/>
-              </w:rPr>
-              <w:t>550 images (50×11)</w:t>
-            </w:r>
-          </w:p>
-        </w:tc>
-        <w:tc>
-          <w:tcPr>
-            <w:tcW w:type="dxa" w:w="851"/>
-            <w:shd w:val="clear" w:color="auto" w:fill="F9FAFB"/>
-          </w:tcPr>
-          <w:p>
-            <w:r>
-              <w:rPr>
-                <w:sz w:val="17"/>
-              </w:rPr>
-              <w:t>82.8 mm</w:t>
-            </w:r>
-          </w:p>
-        </w:tc>
-        <w:tc>
-          <w:tcPr>
-            <w:tcW w:type="dxa" w:w="851"/>
-            <w:shd w:val="clear" w:color="auto" w:fill="F9FAFB"/>
-          </w:tcPr>
-          <w:p>
-            <w:r>
-              <w:rPr>
-                <w:sz w:val="17"/>
-              </w:rPr>
-              <w:t>11</w:t>
-            </w:r>
-          </w:p>
-        </w:tc>
-        <w:tc>
-          <w:tcPr>
-            <w:tcW w:type="dxa" w:w="851"/>
-            <w:shd w:val="clear" w:color="auto" w:fill="F9FAFB"/>
-          </w:tcPr>
-          <w:p>
-            <w:r>
-              <w:rPr>
-                <w:sz w:val="17"/>
-              </w:rPr>
-              <w:t>$71,500</w:t>
-            </w:r>
-          </w:p>
-        </w:tc>
-        <w:tc>
-          <w:tcPr>
-            <w:tcW w:type="dxa" w:w="851"/>
-            <w:shd w:val="clear" w:color="auto" w:fill="F9FAFB"/>
-          </w:tcPr>
-          <w:p>
-            <w:r>
-              <w:rPr>
-                <w:sz w:val="17"/>
-              </w:rPr>
-              <w:t>60.0s (+20s to +30s)</w:t>
-            </w:r>
-          </w:p>
-        </w:tc>
-      </w:tr>
-      <w:tr>
-        <w:tc>
-          <w:tcPr>
-            <w:tcW w:type="dxa" w:w="851"/>
-          </w:tcPr>
-          <w:p>
-            <w:r>
-              <w:rPr>
-                <w:sz w:val="17"/>
-              </w:rPr>
-              <w:t>IMX927/IMX937 (105MP)</w:t>
-            </w:r>
-          </w:p>
-        </w:tc>
-        <w:tc>
-          <w:tcPr>
-            <w:tcW w:type="dxa" w:w="851"/>
-          </w:tcPr>
-          <w:p>
-            <w:r>
-              <w:rPr>
-                <w:sz w:val="17"/>
-              </w:rPr>
-              <w:t>341mm × 341mm</w:t>
-            </w:r>
-          </w:p>
-        </w:tc>
-        <w:tc>
-          <w:tcPr>
-            <w:tcW w:type="dxa" w:w="851"/>
-          </w:tcPr>
-          <w:p>
-            <w:r>
-              <w:rPr>
-                <w:sz w:val="17"/>
-              </w:rPr>
-              <w:t>341mm × 2028mm</w:t>
-            </w:r>
-          </w:p>
-        </w:tc>
-        <w:tc>
-          <w:tcPr>
-            <w:tcW w:type="dxa" w:w="851"/>
-          </w:tcPr>
-          <w:p>
-            <w:r>
-              <w:rPr>
-                <w:sz w:val="17"/>
-              </w:rPr>
-              <w:t>50 frames (70% overlap)</w:t>
-            </w:r>
-          </w:p>
-        </w:tc>
-        <w:tc>
-          <w:tcPr>
-            <w:tcW w:type="dxa" w:w="851"/>
-          </w:tcPr>
-          <w:p>
-            <w:r>
-              <w:rPr>
-                <w:sz w:val="17"/>
-              </w:rPr>
-              <w:t>1 step</w:t>
-            </w:r>
-          </w:p>
-        </w:tc>
-        <w:tc>
-          <w:tcPr>
-            <w:tcW w:type="dxa" w:w="851"/>
-          </w:tcPr>
-          <w:p>
-            <w:r>
-              <w:rPr>
-                <w:sz w:val="17"/>
-              </w:rPr>
-              <w:t>50 frames</w:t>
-            </w:r>
-          </w:p>
-        </w:tc>
-        <w:tc>
-          <w:tcPr>
-            <w:tcW w:type="dxa" w:w="851"/>
-          </w:tcPr>
-          <w:p>
-            <w:r>
-              <w:rPr>
-                <w:sz w:val="17"/>
-              </w:rPr>
-              <w:t>350 images (50×7)</w:t>
-            </w:r>
-          </w:p>
-        </w:tc>
-        <w:tc>
-          <w:tcPr>
-            <w:tcW w:type="dxa" w:w="851"/>
-          </w:tcPr>
-          <w:p>
-            <w:r>
-              <w:rPr>
-                <w:sz w:val="17"/>
-              </w:rPr>
-              <w:t>98.0 mm</w:t>
-            </w:r>
-          </w:p>
-        </w:tc>
-        <w:tc>
-          <w:tcPr>
-            <w:tcW w:type="dxa" w:w="851"/>
-          </w:tcPr>
-          <w:p>
-            <w:r>
-              <w:rPr>
-                <w:sz w:val="17"/>
-              </w:rPr>
-              <w:t>7</w:t>
-            </w:r>
-          </w:p>
-        </w:tc>
-        <w:tc>
-          <w:tcPr>
-            <w:tcW w:type="dxa" w:w="851"/>
-          </w:tcPr>
-          <w:p>
-            <w:r>
-              <w:rPr>
-                <w:sz w:val="17"/>
-              </w:rPr>
-              <w:t>$59,500</w:t>
-            </w:r>
-          </w:p>
-        </w:tc>
-        <w:tc>
-          <w:tcPr>
-            <w:tcW w:type="dxa" w:w="851"/>
-          </w:tcPr>
-          <w:p>
-            <w:r>
-              <w:rPr>
-                <w:sz w:val="17"/>
-              </w:rPr>
-              <w:t>60.0s (+20s to +30s)</w:t>
-            </w:r>
-          </w:p>
-        </w:tc>
-      </w:tr>
-      <w:tr>
-        <w:tc>
-          <w:tcPr>
-            <w:tcW w:type="dxa" w:w="851"/>
-            <w:shd w:val="clear" w:color="auto" w:fill="F9FAFB"/>
-          </w:tcPr>
-          <w:p>
-            <w:r>
-              <w:rPr>
-                <w:sz w:val="17"/>
-              </w:rPr>
-              <w:t>Sony IMX661 (127.7MP)</w:t>
-            </w:r>
-          </w:p>
-        </w:tc>
-        <w:tc>
-          <w:tcPr>
-            <w:tcW w:type="dxa" w:w="851"/>
-            <w:shd w:val="clear" w:color="auto" w:fill="F9FAFB"/>
-          </w:tcPr>
-          <w:p>
-            <w:r>
-              <w:rPr>
-                <w:sz w:val="17"/>
-              </w:rPr>
-              <w:t>445mm × 317mm</w:t>
-            </w:r>
-          </w:p>
-        </w:tc>
-        <w:tc>
-          <w:tcPr>
-            <w:tcW w:type="dxa" w:w="851"/>
-            <w:shd w:val="clear" w:color="auto" w:fill="F9FAFB"/>
-          </w:tcPr>
-          <w:p>
-            <w:r>
-              <w:rPr>
-                <w:sz w:val="17"/>
-              </w:rPr>
-              <w:t>445mm × 2159mm</w:t>
-            </w:r>
-          </w:p>
-        </w:tc>
-        <w:tc>
-          <w:tcPr>
-            <w:tcW w:type="dxa" w:w="851"/>
-            <w:shd w:val="clear" w:color="auto" w:fill="F9FAFB"/>
-          </w:tcPr>
-          <w:p>
-            <w:r>
-              <w:rPr>
-                <w:sz w:val="17"/>
-              </w:rPr>
-              <w:t>50 frames (70% overlap)</w:t>
-            </w:r>
-          </w:p>
-        </w:tc>
-        <w:tc>
-          <w:tcPr>
-            <w:tcW w:type="dxa" w:w="851"/>
-            <w:shd w:val="clear" w:color="auto" w:fill="F9FAFB"/>
-          </w:tcPr>
-          <w:p>
-            <w:r>
-              <w:rPr>
-                <w:sz w:val="17"/>
-              </w:rPr>
-              <w:t>1 step</w:t>
-            </w:r>
-          </w:p>
-        </w:tc>
-        <w:tc>
-          <w:tcPr>
-            <w:tcW w:type="dxa" w:w="851"/>
-            <w:shd w:val="clear" w:color="auto" w:fill="F9FAFB"/>
-          </w:tcPr>
-          <w:p>
-            <w:r>
-              <w:rPr>
-                <w:sz w:val="17"/>
-              </w:rPr>
-              <w:t>50 frames</w:t>
-            </w:r>
-          </w:p>
-        </w:tc>
-        <w:tc>
-          <w:tcPr>
-            <w:tcW w:type="dxa" w:w="851"/>
-            <w:shd w:val="clear" w:color="auto" w:fill="F9FAFB"/>
-          </w:tcPr>
-          <w:p>
-            <w:r>
-              <w:rPr>
-                <w:sz w:val="17"/>
-              </w:rPr>
-              <w:t>400 images (50×8)</w:t>
-            </w:r>
-          </w:p>
-        </w:tc>
-        <w:tc>
-          <w:tcPr>
-            <w:tcW w:type="dxa" w:w="851"/>
-            <w:shd w:val="clear" w:color="auto" w:fill="F9FAFB"/>
-          </w:tcPr>
-          <w:p>
-            <w:r>
-              <w:rPr>
-                <w:sz w:val="17"/>
-              </w:rPr>
-              <w:t>41.1 mm</w:t>
-            </w:r>
-          </w:p>
-        </w:tc>
-        <w:tc>
-          <w:tcPr>
-            <w:tcW w:type="dxa" w:w="851"/>
-            <w:shd w:val="clear" w:color="auto" w:fill="F9FAFB"/>
-          </w:tcPr>
-          <w:p>
-            <w:r>
-              <w:rPr>
-                <w:sz w:val="17"/>
-              </w:rPr>
-              <w:t>8</w:t>
-            </w:r>
-          </w:p>
-        </w:tc>
-        <w:tc>
-          <w:tcPr>
-            <w:tcW w:type="dxa" w:w="851"/>
-            <w:shd w:val="clear" w:color="auto" w:fill="F9FAFB"/>
-          </w:tcPr>
-          <w:p>
-            <w:r>
-              <w:rPr>
-                <w:sz w:val="17"/>
-              </w:rPr>
-              <w:t>$96,000</w:t>
-            </w:r>
-          </w:p>
-        </w:tc>
-        <w:tc>
-          <w:tcPr>
-            <w:tcW w:type="dxa" w:w="851"/>
-            <w:shd w:val="clear" w:color="auto" w:fill="F9FAFB"/>
-          </w:tcPr>
-          <w:p>
-            <w:r>
-              <w:rPr>
-                <w:sz w:val="17"/>
-              </w:rPr>
-              <w:t>60.0s (+20s to +30s)</w:t>
-            </w:r>
-          </w:p>
-        </w:tc>
-      </w:tr>
-      <w:tr>
-        <w:tc>
-          <w:tcPr>
-            <w:tcW w:type="dxa" w:w="851"/>
-          </w:tcPr>
-          <w:p>
-            <w:r>
-              <w:rPr>
-                <w:sz w:val="17"/>
-              </w:rPr>
-              <w:t>Sony IMX411 (151MP)</w:t>
-            </w:r>
-          </w:p>
-        </w:tc>
-        <w:tc>
-          <w:tcPr>
-            <w:tcW w:type="dxa" w:w="851"/>
-          </w:tcPr>
-          <w:p>
-            <w:r>
-              <w:rPr>
-                <w:sz w:val="17"/>
-              </w:rPr>
-              <w:t>473mm × 354mm</w:t>
-            </w:r>
-          </w:p>
-        </w:tc>
-        <w:tc>
-          <w:tcPr>
-            <w:tcW w:type="dxa" w:w="851"/>
-          </w:tcPr>
-          <w:p>
-            <w:r>
-              <w:rPr>
-                <w:sz w:val="17"/>
-              </w:rPr>
-              <w:t>473mm × 2106mm</w:t>
-            </w:r>
-          </w:p>
-        </w:tc>
-        <w:tc>
-          <w:tcPr>
-            <w:tcW w:type="dxa" w:w="851"/>
-          </w:tcPr>
-          <w:p>
-            <w:r>
-              <w:rPr>
-                <w:sz w:val="17"/>
-              </w:rPr>
-              <w:t>50 frames (70% overlap)</w:t>
-            </w:r>
-          </w:p>
-        </w:tc>
-        <w:tc>
-          <w:tcPr>
-            <w:tcW w:type="dxa" w:w="851"/>
-          </w:tcPr>
-          <w:p>
-            <w:r>
-              <w:rPr>
-                <w:sz w:val="17"/>
-              </w:rPr>
-              <w:t>1 step</w:t>
-            </w:r>
-          </w:p>
-        </w:tc>
-        <w:tc>
-          <w:tcPr>
-            <w:tcW w:type="dxa" w:w="851"/>
-          </w:tcPr>
-          <w:p>
-            <w:r>
-              <w:rPr>
-                <w:sz w:val="17"/>
-              </w:rPr>
-              <w:t>50 frames</w:t>
-            </w:r>
-          </w:p>
-        </w:tc>
-        <w:tc>
-          <w:tcPr>
-            <w:tcW w:type="dxa" w:w="851"/>
-          </w:tcPr>
-          <w:p>
-            <w:r>
-              <w:rPr>
-                <w:sz w:val="17"/>
-              </w:rPr>
-              <w:t>350 images (50×7)</w:t>
-            </w:r>
-          </w:p>
-        </w:tc>
-        <w:tc>
-          <w:tcPr>
-            <w:tcW w:type="dxa" w:w="851"/>
-          </w:tcPr>
-          <w:p>
-            <w:r>
-              <w:rPr>
-                <w:sz w:val="17"/>
-              </w:rPr>
-              <w:t>31.4 mm</w:t>
-            </w:r>
-          </w:p>
-        </w:tc>
-        <w:tc>
-          <w:tcPr>
-            <w:tcW w:type="dxa" w:w="851"/>
-          </w:tcPr>
-          <w:p>
-            <w:r>
-              <w:rPr>
-                <w:sz w:val="17"/>
-              </w:rPr>
-              <w:t>7</w:t>
-            </w:r>
-          </w:p>
-        </w:tc>
-        <w:tc>
-          <w:tcPr>
-            <w:tcW w:type="dxa" w:w="851"/>
-          </w:tcPr>
-          <w:p>
-            <w:r>
-              <w:rPr>
-                <w:sz w:val="17"/>
-              </w:rPr>
-              <w:t>$105,000</w:t>
-            </w:r>
-          </w:p>
-        </w:tc>
-        <w:tc>
-          <w:tcPr>
-            <w:tcW w:type="dxa" w:w="851"/>
-          </w:tcPr>
-          <w:p>
-            <w:r>
-              <w:rPr>
-                <w:sz w:val="17"/>
-              </w:rPr>
-              <w:t>60.0s (+20s to +30s)</w:t>
-            </w:r>
-          </w:p>
-        </w:tc>
-      </w:tr>
-    </w:tbl>
-    <w:p>
-      <w:pPr>
-        <w:spacing w:before="0" w:after="80" w:line="276" w:lineRule="auto"/>
-      </w:pPr>
-    </w:p>
-    <w:p>
-      <w:pPr>
-        <w:spacing w:before="80" w:after="160"/>
-        <w:jc w:val="center"/>
-      </w:pPr>
-      <w:r>
-        <w:drawing>
-          <wp:inline xmlns:a="http://schemas.openxmlformats.org/drawingml/2006/main" xmlns:pic="http://schemas.openxmlformats.org/drawingml/2006/picture">
-            <wp:extent cx="4389120" cy="2028857"/>
-            <wp:docPr id="1" name="Picture 1"/>
-            <wp:cNvGraphicFramePr>
-              <a:graphicFrameLocks noChangeAspect="1"/>
-            </wp:cNvGraphicFramePr>
-            <a:graphic>
-              <a:graphicData uri="http://schemas.openxmlformats.org/drawingml/2006/picture">
-                <pic:pic>
-                  <pic:nvPicPr>
-                    <pic:cNvPr id="0" name="model1_visualizer.png"/>
-                    <pic:cNvPicPr/>
-                  </pic:nvPicPr>
-                  <pic:blipFill>
-                    <a:blip r:embed="rId9"/>
-                    <a:stretch>
-                      <a:fillRect/>
-                    </a:stretch>
-                  </pic:blipFill>
-                  <pic:spPr>
-                    <a:xfrm>
-                      <a:off x="0" y="0"/>
-                      <a:ext cx="4389120" cy="2028857"/>
-                    </a:xfrm>
-                    <a:prstGeom prst="rect"/>
-                  </pic:spPr>
-                </pic:pic>
-              </a:graphicData>
-            </a:graphic>
-          </wp:inline>
-        </w:drawing>
-      </w:r>
-    </w:p>
-    <w:p>
-      <w:pPr>
-        <w:keepNext/>
-        <w:spacing w:before="240" w:after="80"/>
-      </w:pPr>
-      <w:r>
-        <w:rPr>
-          <w:rFonts w:ascii="Calibri" w:hAnsi="Calibri"/>
-          <w:b/>
-          <w:color w:val="000000"/>
-          <w:sz w:val="24"/>
-        </w:rPr>
-        <w:t>Model 2: Option B — Dual-Column Parallel Gantry</w:t>
-      </w:r>
-    </w:p>
-    <w:p>
-      <w:pPr>
-        <w:pStyle w:val="ListBullet"/>
-        <w:spacing w:before="0" w:after="60" w:line="276" w:lineRule="auto"/>
-      </w:pPr>
-      <w:r>
-        <w:rPr>
-          <w:rFonts w:ascii="Calibri" w:hAnsi="Calibri"/>
-          <w:b/>
-          <w:sz w:val="21"/>
-        </w:rPr>
-        <w:t xml:space="preserve">Mechanical: </w:t>
-      </w:r>
-      <w:r>
-        <w:rPr>
-          <w:rFonts w:ascii="Calibri" w:hAnsi="Calibri"/>
-          <w:sz w:val="21"/>
-        </w:rPr>
-        <w:t>Multiple parallel columns (upgraded to 3 columns to span the horizontal 1000mm width at 30 px/mm resolving power) on an elliptical track.</w:t>
-      </w:r>
-    </w:p>
-    <w:p>
-      <w:pPr>
-        <w:pStyle w:val="ListBullet"/>
-        <w:spacing w:before="0" w:after="60" w:line="276" w:lineRule="auto"/>
-      </w:pPr>
-      <w:r>
-        <w:rPr>
-          <w:rFonts w:ascii="Calibri" w:hAnsi="Calibri"/>
-          <w:b/>
-          <w:sz w:val="21"/>
-        </w:rPr>
-        <w:t xml:space="preserve">Acquisition: </w:t>
-      </w:r>
-      <w:r>
-        <w:rPr>
-          <w:rFonts w:ascii="Calibri" w:hAnsi="Calibri"/>
-          <w:sz w:val="21"/>
-        </w:rPr>
-        <w:t>Performs a segmented step-by-step horizontal rotation sweep, stopping at 4 discrete poses (0°, 90°, 180°, 270°) to capture complete patient coverage.</w:t>
-      </w:r>
-    </w:p>
-    <w:p>
-      <w:pPr>
-        <w:pStyle w:val="ListBullet"/>
-        <w:spacing w:before="0" w:after="60" w:line="276" w:lineRule="auto"/>
-      </w:pPr>
-      <w:r>
-        <w:rPr>
-          <w:rFonts w:ascii="Calibri" w:hAnsi="Calibri"/>
-          <w:b/>
-          <w:sz w:val="21"/>
-        </w:rPr>
-        <w:t xml:space="preserve">Cost: </w:t>
-      </w:r>
-      <w:r>
-        <w:rPr>
-          <w:rFonts w:ascii="Calibri" w:hAnsi="Calibri"/>
-          <w:sz w:val="21"/>
-        </w:rPr>
-        <w:t>High camera count and high BOM cost.</w:t>
-      </w:r>
-    </w:p>
-    <w:p>
-      <w:pPr>
-        <w:pStyle w:val="ListBullet"/>
-        <w:spacing w:before="0" w:after="60" w:line="276" w:lineRule="auto"/>
-      </w:pPr>
-      <w:r>
-        <w:rPr>
-          <w:rFonts w:ascii="Calibri" w:hAnsi="Calibri"/>
-          <w:b/>
-          <w:sz w:val="21"/>
-        </w:rPr>
-        <w:t xml:space="preserve">Risk: </w:t>
-      </w:r>
-      <w:r>
-        <w:rPr>
-          <w:rFonts w:ascii="Calibri" w:hAnsi="Calibri"/>
-          <w:sz w:val="21"/>
-        </w:rPr>
-        <w:t>Calibration complexity for multi-column geometries; high data ingestion bandwidth.</w:t>
-      </w:r>
-    </w:p>
-    <w:p>
-      <w:pPr>
-        <w:pStyle w:val="ListBullet"/>
-        <w:spacing w:before="0" w:after="60" w:line="276" w:lineRule="auto"/>
-      </w:pPr>
-      <w:r>
-        <w:rPr>
-          <w:rFonts w:ascii="Calibri" w:hAnsi="Calibri"/>
-          <w:b/>
-          <w:sz w:val="21"/>
-        </w:rPr>
-        <w:t xml:space="preserve">Timing Considerations: </w:t>
-      </w:r>
-      <w:r>
-        <w:rPr>
-          <w:rFonts w:ascii="Calibri" w:hAnsi="Calibri"/>
-          <w:sz w:val="21"/>
-        </w:rPr>
-        <w:t>Scan time is dictated by the column rotation transit and stop exposure time. Baselines assume 5.0s rotation transit time and 2.0s settle time per step.</w:t>
-      </w:r>
-    </w:p>
-    <w:p>
-      <w:pPr>
-        <w:spacing w:before="120" w:after="80" w:line="276" w:lineRule="auto"/>
-      </w:pPr>
-      <w:r>
-        <w:rPr>
-          <w:rFonts w:ascii="Calibri" w:hAnsi="Calibri"/>
-          <w:sz w:val="22"/>
-        </w:rPr>
-        <w:t>Model 2 Sensor Optimization Matrix (Target: 30 px/mm, 3 Columns, CoC = 25 µm, Aperture = f/8):</w:t>
-      </w:r>
-    </w:p>
-    <w:tbl>
-      <w:tblPr>
-        <w:tblStyle w:val="TableGrid"/>
-        <w:tblW w:type="auto" w:w="0"/>
-        <w:tblLook w:firstColumn="1" w:firstRow="1" w:lastColumn="0" w:lastRow="0" w:noHBand="0" w:noVBand="1" w:val="04A0"/>
-      </w:tblPr>
-      <w:tblGrid>
-        <w:gridCol w:w="936"/>
-        <w:gridCol w:w="936"/>
-        <w:gridCol w:w="936"/>
-        <w:gridCol w:w="936"/>
-        <w:gridCol w:w="936"/>
-        <w:gridCol w:w="936"/>
-        <w:gridCol w:w="936"/>
-        <w:gridCol w:w="936"/>
-        <w:gridCol w:w="936"/>
-        <w:gridCol w:w="936"/>
-      </w:tblGrid>
-      <w:tr>
-        <w:tc>
-          <w:tcPr>
-            <w:tcW w:type="dxa" w:w="936"/>
-            <w:shd w:fill="E6E6E6"/>
-            <w:tcMar>
-              <w:top w:w="100" w:type="dxa"/>
-              <w:bottom w:w="100" w:type="dxa"/>
-              <w:left w:w="80" w:type="dxa"/>
-              <w:right w:w="80" w:type="dxa"/>
-            </w:tcMar>
-            <w:shd w:val="clear" w:color="auto" w:fill="1F2937"/>
-          </w:tcPr>
-          <w:p>
-            <w:r>
-              <w:rPr>
-                <w:b/>
-                <w:color w:val="FFFFFF"/>
-                <w:sz w:val="18"/>
-              </w:rPr>
-              <w:t>Sensor Profile</w:t>
-            </w:r>
-          </w:p>
-        </w:tc>
-        <w:tc>
-          <w:tcPr>
-            <w:tcW w:type="dxa" w:w="936"/>
-            <w:shd w:fill="E6E6E6"/>
-            <w:tcMar>
-              <w:top w:w="100" w:type="dxa"/>
-              <w:bottom w:w="100" w:type="dxa"/>
-              <w:left w:w="80" w:type="dxa"/>
-              <w:right w:w="80" w:type="dxa"/>
-            </w:tcMar>
-            <w:shd w:val="clear" w:color="auto" w:fill="1F2937"/>
-          </w:tcPr>
-          <w:p>
-            <w:r>
-              <w:rPr>
-                <w:b/>
-                <w:color w:val="FFFFFF"/>
-                <w:sz w:val="18"/>
-              </w:rPr>
-              <w:t>FOV (W×H)</w:t>
-            </w:r>
-          </w:p>
-        </w:tc>
-        <w:tc>
-          <w:tcPr>
-            <w:tcW w:type="dxa" w:w="936"/>
-            <w:shd w:fill="E6E6E6"/>
-            <w:tcMar>
-              <w:top w:w="100" w:type="dxa"/>
-              <w:bottom w:w="100" w:type="dxa"/>
-              <w:left w:w="80" w:type="dxa"/>
-              <w:right w:w="80" w:type="dxa"/>
-            </w:tcMar>
-            <w:shd w:val="clear" w:color="auto" w:fill="1F2937"/>
-          </w:tcPr>
-          <w:p>
-            <w:r>
-              <w:rPr>
-                <w:b/>
-                <w:color w:val="FFFFFF"/>
-                <w:sz w:val="18"/>
-              </w:rPr>
-              <w:t>Total Array FOV</w:t>
-            </w:r>
-          </w:p>
-        </w:tc>
-        <w:tc>
-          <w:tcPr>
-            <w:tcW w:type="dxa" w:w="936"/>
-            <w:shd w:fill="E6E6E6"/>
-            <w:tcMar>
-              <w:top w:w="100" w:type="dxa"/>
-              <w:bottom w:w="100" w:type="dxa"/>
-              <w:left w:w="80" w:type="dxa"/>
-              <w:right w:w="80" w:type="dxa"/>
-            </w:tcMar>
-            <w:shd w:val="clear" w:color="auto" w:fill="1F2937"/>
-          </w:tcPr>
-          <w:p>
-            <w:r>
-              <w:rPr>
-                <w:b/>
-                <w:color w:val="FFFFFF"/>
-                <w:sz w:val="18"/>
-              </w:rPr>
-              <w:t>Horiz Steps</w:t>
-            </w:r>
-          </w:p>
-        </w:tc>
-        <w:tc>
-          <w:tcPr>
-            <w:tcW w:type="dxa" w:w="936"/>
-            <w:shd w:fill="E6E6E6"/>
-            <w:tcMar>
-              <w:top w:w="100" w:type="dxa"/>
-              <w:bottom w:w="100" w:type="dxa"/>
-              <w:left w:w="80" w:type="dxa"/>
-              <w:right w:w="80" w:type="dxa"/>
-            </w:tcMar>
-            <w:shd w:val="clear" w:color="auto" w:fill="1F2937"/>
-          </w:tcPr>
-          <w:p>
-            <w:r>
-              <w:rPr>
-                <w:b/>
-                <w:color w:val="FFFFFF"/>
-                <w:sz w:val="18"/>
-              </w:rPr>
-              <w:t>Vert Steps</w:t>
-            </w:r>
-          </w:p>
-        </w:tc>
-        <w:tc>
-          <w:tcPr>
-            <w:tcW w:type="dxa" w:w="936"/>
-            <w:shd w:fill="E6E6E6"/>
-            <w:tcMar>
-              <w:top w:w="100" w:type="dxa"/>
-              <w:bottom w:w="100" w:type="dxa"/>
-              <w:left w:w="80" w:type="dxa"/>
-              <w:right w:w="80" w:type="dxa"/>
-            </w:tcMar>
-            <w:shd w:val="clear" w:color="auto" w:fill="1F2937"/>
-          </w:tcPr>
-          <w:p>
-            <w:r>
-              <w:rPr>
-                <w:b/>
-                <w:color w:val="FFFFFF"/>
-                <w:sz w:val="18"/>
-              </w:rPr>
-              <w:t>Combined Steps</w:t>
-            </w:r>
-          </w:p>
-        </w:tc>
-        <w:tc>
-          <w:tcPr>
-            <w:tcW w:type="dxa" w:w="936"/>
-            <w:shd w:fill="E6E6E6"/>
-            <w:tcMar>
-              <w:top w:w="100" w:type="dxa"/>
-              <w:bottom w:w="100" w:type="dxa"/>
-              <w:left w:w="80" w:type="dxa"/>
-              <w:right w:w="80" w:type="dxa"/>
-            </w:tcMar>
-            <w:shd w:val="clear" w:color="auto" w:fill="1F2937"/>
-          </w:tcPr>
-          <w:p>
-            <w:r>
-              <w:rPr>
-                <w:b/>
-                <w:color w:val="FFFFFF"/>
-                <w:sz w:val="18"/>
-              </w:rPr>
-              <w:t>DoF (CoC=25µm)</w:t>
-            </w:r>
-          </w:p>
-        </w:tc>
-        <w:tc>
-          <w:tcPr>
-            <w:tcW w:type="dxa" w:w="936"/>
-            <w:shd w:fill="E6E6E6"/>
-            <w:tcMar>
-              <w:top w:w="100" w:type="dxa"/>
-              <w:bottom w:w="100" w:type="dxa"/>
-              <w:left w:w="80" w:type="dxa"/>
-              <w:right w:w="80" w:type="dxa"/>
-            </w:tcMar>
-            <w:shd w:val="clear" w:color="auto" w:fill="1F2937"/>
-          </w:tcPr>
-          <w:p>
-            <w:r>
-              <w:rPr>
-                <w:b/>
-                <w:color w:val="FFFFFF"/>
-                <w:sz w:val="18"/>
-              </w:rPr>
-              <w:t>Cams Needed</w:t>
-            </w:r>
-          </w:p>
-        </w:tc>
-        <w:tc>
-          <w:tcPr>
-            <w:tcW w:type="dxa" w:w="936"/>
-            <w:shd w:fill="E6E6E6"/>
-            <w:tcMar>
-              <w:top w:w="100" w:type="dxa"/>
-              <w:bottom w:w="100" w:type="dxa"/>
-              <w:left w:w="80" w:type="dxa"/>
-              <w:right w:w="80" w:type="dxa"/>
-            </w:tcMar>
-            <w:shd w:val="clear" w:color="auto" w:fill="1F2937"/>
-          </w:tcPr>
-          <w:p>
-            <w:r>
-              <w:rPr>
-                <w:b/>
-                <w:color w:val="FFFFFF"/>
-                <w:sz w:val="18"/>
-              </w:rPr>
-              <w:t>Total Cost</w:t>
-            </w:r>
-          </w:p>
-        </w:tc>
-        <w:tc>
-          <w:tcPr>
-            <w:tcW w:type="dxa" w:w="936"/>
-            <w:shd w:fill="E6E6E6"/>
-            <w:tcMar>
-              <w:top w:w="100" w:type="dxa"/>
-              <w:bottom w:w="100" w:type="dxa"/>
-              <w:left w:w="80" w:type="dxa"/>
-              <w:right w:w="80" w:type="dxa"/>
-            </w:tcMar>
-            <w:shd w:val="clear" w:color="auto" w:fill="1F2937"/>
-          </w:tcPr>
-          <w:p>
-            <w:r>
-              <w:rPr>
-                <w:b/>
-                <w:color w:val="FFFFFF"/>
-                <w:sz w:val="18"/>
-              </w:rPr>
-              <w:t>Scan Time</w:t>
-            </w:r>
-          </w:p>
-        </w:tc>
-      </w:tr>
-      <w:tr>
-        <w:tc>
-          <w:tcPr>
-            <w:tcW w:type="dxa" w:w="936"/>
-          </w:tcPr>
-          <w:p>
-            <w:r>
-              <w:rPr>
-                <w:sz w:val="17"/>
-              </w:rPr>
-              <w:t>Sony IMX455 (61MP)</w:t>
-            </w:r>
-          </w:p>
-        </w:tc>
-        <w:tc>
-          <w:tcPr>
-            <w:tcW w:type="dxa" w:w="936"/>
-          </w:tcPr>
-          <w:p>
-            <w:r>
-              <w:rPr>
-                <w:sz w:val="17"/>
-              </w:rPr>
-              <w:t>319mm × 213mm</w:t>
-            </w:r>
-          </w:p>
-        </w:tc>
-        <w:tc>
-          <w:tcPr>
-            <w:tcW w:type="dxa" w:w="936"/>
-          </w:tcPr>
-          <w:p>
-            <w:r>
-              <w:rPr>
-                <w:sz w:val="17"/>
-              </w:rPr>
-              <w:t>861mm × 1990mm</w:t>
-            </w:r>
-          </w:p>
-        </w:tc>
-        <w:tc>
-          <w:tcPr>
-            <w:tcW w:type="dxa" w:w="936"/>
-          </w:tcPr>
-          <w:p>
-            <w:r>
-              <w:rPr>
-                <w:sz w:val="17"/>
-              </w:rPr>
-              <w:t>4 steps</w:t>
-            </w:r>
-          </w:p>
-        </w:tc>
-        <w:tc>
-          <w:tcPr>
-            <w:tcW w:type="dxa" w:w="936"/>
-          </w:tcPr>
-          <w:p>
-            <w:r>
-              <w:rPr>
-                <w:sz w:val="17"/>
-              </w:rPr>
-              <w:t>1 step</w:t>
-            </w:r>
-          </w:p>
-        </w:tc>
-        <w:tc>
-          <w:tcPr>
-            <w:tcW w:type="dxa" w:w="936"/>
-          </w:tcPr>
-          <w:p>
-            <w:r>
-              <w:rPr>
-                <w:sz w:val="17"/>
-              </w:rPr>
-              <w:t>4 steps</w:t>
-            </w:r>
-          </w:p>
-        </w:tc>
-        <w:tc>
-          <w:tcPr>
-            <w:tcW w:type="dxa" w:w="936"/>
-          </w:tcPr>
-          <w:p>
-            <w:r>
-              <w:rPr>
-                <w:sz w:val="17"/>
-              </w:rPr>
-              <w:t>76.2 mm</w:t>
-            </w:r>
-          </w:p>
-        </w:tc>
-        <w:tc>
-          <w:tcPr>
-            <w:tcW w:type="dxa" w:w="936"/>
-          </w:tcPr>
-          <w:p>
-            <w:r>
-              <w:rPr>
-                <w:sz w:val="17"/>
-              </w:rPr>
-              <w:t>33 (3 × 11)</w:t>
-            </w:r>
-          </w:p>
-        </w:tc>
-        <w:tc>
-          <w:tcPr>
-            <w:tcW w:type="dxa" w:w="936"/>
-          </w:tcPr>
-          <w:p>
-            <w:r>
-              <w:rPr>
-                <w:sz w:val="17"/>
-              </w:rPr>
-              <w:t>$214,500</w:t>
-            </w:r>
-          </w:p>
-        </w:tc>
-        <w:tc>
-          <w:tcPr>
-            <w:tcW w:type="dxa" w:w="936"/>
-          </w:tcPr>
-          <w:p>
-            <w:r>
-              <w:rPr>
-                <w:sz w:val="17"/>
-              </w:rPr>
-              <w:t>26.2s</w:t>
-            </w:r>
-          </w:p>
-        </w:tc>
-      </w:tr>
-      <w:tr>
-        <w:tc>
-          <w:tcPr>
-            <w:tcW w:type="dxa" w:w="936"/>
-            <w:shd w:val="clear" w:color="auto" w:fill="F9FAFB"/>
-          </w:tcPr>
-          <w:p>
-            <w:r>
-              <w:rPr>
-                <w:sz w:val="17"/>
-              </w:rPr>
-              <w:t>GMAX3265 (65.4MP)</w:t>
-            </w:r>
-          </w:p>
-        </w:tc>
-        <w:tc>
-          <w:tcPr>
-            <w:tcW w:type="dxa" w:w="936"/>
-            <w:shd w:val="clear" w:color="auto" w:fill="F9FAFB"/>
-          </w:tcPr>
-          <w:p>
-            <w:r>
-              <w:rPr>
-                <w:sz w:val="17"/>
-              </w:rPr>
-              <w:t>311mm × 233mm</w:t>
-            </w:r>
-          </w:p>
-        </w:tc>
-        <w:tc>
-          <w:tcPr>
-            <w:tcW w:type="dxa" w:w="936"/>
-            <w:shd w:val="clear" w:color="auto" w:fill="F9FAFB"/>
-          </w:tcPr>
-          <w:p>
-            <w:r>
-              <w:rPr>
-                <w:sz w:val="17"/>
-              </w:rPr>
-              <w:t>840mm × 2176mm</w:t>
-            </w:r>
-          </w:p>
-        </w:tc>
-        <w:tc>
-          <w:tcPr>
-            <w:tcW w:type="dxa" w:w="936"/>
-            <w:shd w:val="clear" w:color="auto" w:fill="F9FAFB"/>
-          </w:tcPr>
-          <w:p>
-            <w:r>
-              <w:rPr>
-                <w:sz w:val="17"/>
-              </w:rPr>
-              <w:t>4 steps</w:t>
-            </w:r>
-          </w:p>
-        </w:tc>
-        <w:tc>
-          <w:tcPr>
-            <w:tcW w:type="dxa" w:w="936"/>
-            <w:shd w:val="clear" w:color="auto" w:fill="F9FAFB"/>
-          </w:tcPr>
-          <w:p>
-            <w:r>
-              <w:rPr>
-                <w:sz w:val="17"/>
-              </w:rPr>
-              <w:t>1 step</w:t>
-            </w:r>
-          </w:p>
-        </w:tc>
-        <w:tc>
-          <w:tcPr>
-            <w:tcW w:type="dxa" w:w="936"/>
-            <w:shd w:val="clear" w:color="auto" w:fill="F9FAFB"/>
-          </w:tcPr>
-          <w:p>
-            <w:r>
-              <w:rPr>
-                <w:sz w:val="17"/>
-              </w:rPr>
-              <w:t>4 steps</w:t>
-            </w:r>
-          </w:p>
-        </w:tc>
-        <w:tc>
-          <w:tcPr>
-            <w:tcW w:type="dxa" w:w="936"/>
-            <w:shd w:val="clear" w:color="auto" w:fill="F9FAFB"/>
-          </w:tcPr>
-          <w:p>
-            <w:r>
-              <w:rPr>
-                <w:sz w:val="17"/>
-              </w:rPr>
-              <w:t>82.8 mm</w:t>
-            </w:r>
-          </w:p>
-        </w:tc>
-        <w:tc>
-          <w:tcPr>
-            <w:tcW w:type="dxa" w:w="936"/>
-            <w:shd w:val="clear" w:color="auto" w:fill="F9FAFB"/>
-          </w:tcPr>
-          <w:p>
-            <w:r>
-              <w:rPr>
-                <w:sz w:val="17"/>
-              </w:rPr>
-              <w:t>33 (3 × 11)</w:t>
-            </w:r>
-          </w:p>
-        </w:tc>
-        <w:tc>
-          <w:tcPr>
-            <w:tcW w:type="dxa" w:w="936"/>
-            <w:shd w:val="clear" w:color="auto" w:fill="F9FAFB"/>
-          </w:tcPr>
-          <w:p>
-            <w:r>
-              <w:rPr>
-                <w:sz w:val="17"/>
-              </w:rPr>
-              <w:t>$214,500</w:t>
-            </w:r>
-          </w:p>
-        </w:tc>
-        <w:tc>
-          <w:tcPr>
-            <w:tcW w:type="dxa" w:w="936"/>
-            <w:shd w:val="clear" w:color="auto" w:fill="F9FAFB"/>
-          </w:tcPr>
-          <w:p>
-            <w:r>
-              <w:rPr>
-                <w:sz w:val="17"/>
-              </w:rPr>
-              <w:t>26.2s</w:t>
-            </w:r>
-          </w:p>
-        </w:tc>
-      </w:tr>
-      <w:tr>
-        <w:tc>
-          <w:tcPr>
-            <w:tcW w:type="dxa" w:w="936"/>
-          </w:tcPr>
-          <w:p>
-            <w:r>
-              <w:rPr>
-                <w:sz w:val="17"/>
-              </w:rPr>
-              <w:t>IMX927/IMX937 (105MP)</w:t>
-            </w:r>
-          </w:p>
-        </w:tc>
-        <w:tc>
-          <w:tcPr>
-            <w:tcW w:type="dxa" w:w="936"/>
-          </w:tcPr>
-          <w:p>
-            <w:r>
-              <w:rPr>
-                <w:sz w:val="17"/>
-              </w:rPr>
-              <w:t>341mm × 341mm</w:t>
-            </w:r>
-          </w:p>
-        </w:tc>
-        <w:tc>
-          <w:tcPr>
-            <w:tcW w:type="dxa" w:w="936"/>
-          </w:tcPr>
-          <w:p>
-            <w:r>
-              <w:rPr>
-                <w:sz w:val="17"/>
-              </w:rPr>
-              <w:t>921mm × 2028mm</w:t>
-            </w:r>
-          </w:p>
-        </w:tc>
-        <w:tc>
-          <w:tcPr>
-            <w:tcW w:type="dxa" w:w="936"/>
-          </w:tcPr>
-          <w:p>
-            <w:r>
-              <w:rPr>
-                <w:sz w:val="17"/>
-              </w:rPr>
-              <w:t>4 steps</w:t>
-            </w:r>
-          </w:p>
-        </w:tc>
-        <w:tc>
-          <w:tcPr>
-            <w:tcW w:type="dxa" w:w="936"/>
-          </w:tcPr>
-          <w:p>
-            <w:r>
-              <w:rPr>
-                <w:sz w:val="17"/>
-              </w:rPr>
-              <w:t>1 step</w:t>
-            </w:r>
-          </w:p>
-        </w:tc>
-        <w:tc>
-          <w:tcPr>
-            <w:tcW w:type="dxa" w:w="936"/>
-          </w:tcPr>
-          <w:p>
-            <w:r>
-              <w:rPr>
-                <w:sz w:val="17"/>
-              </w:rPr>
-              <w:t>4 steps</w:t>
-            </w:r>
-          </w:p>
-        </w:tc>
-        <w:tc>
-          <w:tcPr>
-            <w:tcW w:type="dxa" w:w="936"/>
-          </w:tcPr>
-          <w:p>
-            <w:r>
-              <w:rPr>
-                <w:sz w:val="17"/>
-              </w:rPr>
-              <w:t>98.0 mm</w:t>
-            </w:r>
-          </w:p>
-        </w:tc>
-        <w:tc>
-          <w:tcPr>
-            <w:tcW w:type="dxa" w:w="936"/>
-          </w:tcPr>
-          <w:p>
-            <w:r>
-              <w:rPr>
-                <w:sz w:val="17"/>
-              </w:rPr>
-              <w:t>21 (3 × 7)</w:t>
-            </w:r>
-          </w:p>
-        </w:tc>
-        <w:tc>
-          <w:tcPr>
-            <w:tcW w:type="dxa" w:w="936"/>
-          </w:tcPr>
-          <w:p>
-            <w:r>
-              <w:rPr>
-                <w:sz w:val="17"/>
-              </w:rPr>
-              <w:t>$178,500</w:t>
-            </w:r>
-          </w:p>
-        </w:tc>
-        <w:tc>
-          <w:tcPr>
-            <w:tcW w:type="dxa" w:w="936"/>
-          </w:tcPr>
-          <w:p>
-            <w:r>
-              <w:rPr>
-                <w:sz w:val="17"/>
-              </w:rPr>
-              <w:t>26.2s</w:t>
-            </w:r>
-          </w:p>
-        </w:tc>
-      </w:tr>
-      <w:tr>
-        <w:tc>
-          <w:tcPr>
-            <w:tcW w:type="dxa" w:w="936"/>
-            <w:shd w:val="clear" w:color="auto" w:fill="F9FAFB"/>
-          </w:tcPr>
-          <w:p>
-            <w:r>
-              <w:rPr>
-                <w:sz w:val="17"/>
-              </w:rPr>
-              <w:t>Sony IMX661 (127.7MP)</w:t>
-            </w:r>
-          </w:p>
-        </w:tc>
-        <w:tc>
-          <w:tcPr>
-            <w:tcW w:type="dxa" w:w="936"/>
-            <w:shd w:val="clear" w:color="auto" w:fill="F9FAFB"/>
-          </w:tcPr>
-          <w:p>
-            <w:r>
-              <w:rPr>
-                <w:sz w:val="17"/>
-              </w:rPr>
-              <w:t>445mm × 317mm</w:t>
-            </w:r>
-          </w:p>
-        </w:tc>
-        <w:tc>
-          <w:tcPr>
-            <w:tcW w:type="dxa" w:w="936"/>
-            <w:shd w:val="clear" w:color="auto" w:fill="F9FAFB"/>
-          </w:tcPr>
-          <w:p>
-            <w:r>
-              <w:rPr>
-                <w:sz w:val="17"/>
-              </w:rPr>
-              <w:t>1201mm × 2159mm</w:t>
-            </w:r>
-          </w:p>
-        </w:tc>
-        <w:tc>
-          <w:tcPr>
-            <w:tcW w:type="dxa" w:w="936"/>
-            <w:shd w:val="clear" w:color="auto" w:fill="F9FAFB"/>
-          </w:tcPr>
-          <w:p>
-            <w:r>
-              <w:rPr>
-                <w:sz w:val="17"/>
-              </w:rPr>
-              <w:t>4 steps</w:t>
-            </w:r>
-          </w:p>
-        </w:tc>
-        <w:tc>
-          <w:tcPr>
-            <w:tcW w:type="dxa" w:w="936"/>
-            <w:shd w:val="clear" w:color="auto" w:fill="F9FAFB"/>
-          </w:tcPr>
-          <w:p>
-            <w:r>
-              <w:rPr>
-                <w:sz w:val="17"/>
-              </w:rPr>
-              <w:t>1 step</w:t>
-            </w:r>
-          </w:p>
-        </w:tc>
-        <w:tc>
-          <w:tcPr>
-            <w:tcW w:type="dxa" w:w="936"/>
-            <w:shd w:val="clear" w:color="auto" w:fill="F9FAFB"/>
-          </w:tcPr>
-          <w:p>
-            <w:r>
-              <w:rPr>
-                <w:sz w:val="17"/>
-              </w:rPr>
-              <w:t>4 steps</w:t>
-            </w:r>
-          </w:p>
-        </w:tc>
-        <w:tc>
-          <w:tcPr>
-            <w:tcW w:type="dxa" w:w="936"/>
-            <w:shd w:val="clear" w:color="auto" w:fill="F9FAFB"/>
-          </w:tcPr>
-          <w:p>
-            <w:r>
-              <w:rPr>
-                <w:sz w:val="17"/>
-              </w:rPr>
-              <w:t>41.1 mm</w:t>
-            </w:r>
-          </w:p>
-        </w:tc>
-        <w:tc>
-          <w:tcPr>
-            <w:tcW w:type="dxa" w:w="936"/>
-            <w:shd w:val="clear" w:color="auto" w:fill="F9FAFB"/>
-          </w:tcPr>
-          <w:p>
-            <w:r>
-              <w:rPr>
-                <w:sz w:val="17"/>
-              </w:rPr>
-              <w:t>24 (3 × 8)</w:t>
-            </w:r>
-          </w:p>
-        </w:tc>
-        <w:tc>
-          <w:tcPr>
-            <w:tcW w:type="dxa" w:w="936"/>
-            <w:shd w:val="clear" w:color="auto" w:fill="F9FAFB"/>
-          </w:tcPr>
-          <w:p>
-            <w:r>
-              <w:rPr>
-                <w:sz w:val="17"/>
-              </w:rPr>
-              <w:t>$288,000</w:t>
-            </w:r>
-          </w:p>
-        </w:tc>
-        <w:tc>
-          <w:tcPr>
-            <w:tcW w:type="dxa" w:w="936"/>
-            <w:shd w:val="clear" w:color="auto" w:fill="F9FAFB"/>
-          </w:tcPr>
-          <w:p>
-            <w:r>
-              <w:rPr>
-                <w:sz w:val="17"/>
-              </w:rPr>
-              <w:t>27.8s</w:t>
-            </w:r>
-          </w:p>
-        </w:tc>
-      </w:tr>
-      <w:tr>
-        <w:tc>
-          <w:tcPr>
-            <w:tcW w:type="dxa" w:w="936"/>
-          </w:tcPr>
-          <w:p>
-            <w:r>
-              <w:rPr>
-                <w:sz w:val="17"/>
-              </w:rPr>
-              <w:t>Sony IMX411 (151MP)</w:t>
-            </w:r>
-          </w:p>
-        </w:tc>
-        <w:tc>
-          <w:tcPr>
-            <w:tcW w:type="dxa" w:w="936"/>
-          </w:tcPr>
-          <w:p>
-            <w:r>
-              <w:rPr>
-                <w:sz w:val="17"/>
-              </w:rPr>
-              <w:t>473mm × 354mm</w:t>
-            </w:r>
-          </w:p>
-        </w:tc>
-        <w:tc>
-          <w:tcPr>
-            <w:tcW w:type="dxa" w:w="936"/>
-          </w:tcPr>
-          <w:p>
-            <w:r>
-              <w:rPr>
-                <w:sz w:val="17"/>
-              </w:rPr>
-              <w:t>1277mm × 2106mm</w:t>
-            </w:r>
-          </w:p>
-        </w:tc>
-        <w:tc>
-          <w:tcPr>
-            <w:tcW w:type="dxa" w:w="936"/>
-          </w:tcPr>
-          <w:p>
-            <w:r>
-              <w:rPr>
-                <w:sz w:val="17"/>
-              </w:rPr>
-              <w:t>4 steps</w:t>
-            </w:r>
-          </w:p>
-        </w:tc>
-        <w:tc>
-          <w:tcPr>
-            <w:tcW w:type="dxa" w:w="936"/>
-          </w:tcPr>
-          <w:p>
-            <w:r>
-              <w:rPr>
-                <w:sz w:val="17"/>
-              </w:rPr>
-              <w:t>1 step</w:t>
-            </w:r>
-          </w:p>
-        </w:tc>
-        <w:tc>
-          <w:tcPr>
-            <w:tcW w:type="dxa" w:w="936"/>
-          </w:tcPr>
-          <w:p>
-            <w:r>
-              <w:rPr>
-                <w:sz w:val="17"/>
-              </w:rPr>
-              <w:t>4 steps</w:t>
-            </w:r>
-          </w:p>
-        </w:tc>
-        <w:tc>
-          <w:tcPr>
-            <w:tcW w:type="dxa" w:w="936"/>
-          </w:tcPr>
-          <w:p>
-            <w:r>
-              <w:rPr>
-                <w:sz w:val="17"/>
-              </w:rPr>
-              <w:t>31.4 mm</w:t>
-            </w:r>
-          </w:p>
-        </w:tc>
-        <w:tc>
-          <w:tcPr>
-            <w:tcW w:type="dxa" w:w="936"/>
-          </w:tcPr>
-          <w:p>
-            <w:r>
-              <w:rPr>
-                <w:sz w:val="17"/>
-              </w:rPr>
-              <w:t>21 (3 × 7)</w:t>
-            </w:r>
-          </w:p>
-        </w:tc>
-        <w:tc>
-          <w:tcPr>
-            <w:tcW w:type="dxa" w:w="936"/>
-          </w:tcPr>
-          <w:p>
-            <w:r>
-              <w:rPr>
-                <w:sz w:val="17"/>
-              </w:rPr>
-              <w:t>$315,000</w:t>
-            </w:r>
-          </w:p>
-        </w:tc>
-        <w:tc>
-          <w:tcPr>
-            <w:tcW w:type="dxa" w:w="936"/>
-          </w:tcPr>
-          <w:p>
-            <w:r>
-              <w:rPr>
-                <w:sz w:val="17"/>
-              </w:rPr>
-              <w:t>26.2s</w:t>
-            </w:r>
-          </w:p>
-        </w:tc>
-      </w:tr>
-    </w:tbl>
-    <w:p>
-      <w:pPr>
-        <w:spacing w:before="0" w:after="80" w:line="276" w:lineRule="auto"/>
-      </w:pPr>
-    </w:p>
-    <w:p>
-      <w:pPr>
-        <w:spacing w:before="80" w:after="160"/>
-        <w:jc w:val="center"/>
-      </w:pPr>
-      <w:r>
-        <w:drawing>
-          <wp:inline xmlns:a="http://schemas.openxmlformats.org/drawingml/2006/main" xmlns:pic="http://schemas.openxmlformats.org/drawingml/2006/picture">
-            <wp:extent cx="4389120" cy="2028857"/>
-            <wp:docPr id="2" name="Picture 2"/>
-            <wp:cNvGraphicFramePr>
-              <a:graphicFrameLocks noChangeAspect="1"/>
-            </wp:cNvGraphicFramePr>
-            <a:graphic>
-              <a:graphicData uri="http://schemas.openxmlformats.org/drawingml/2006/picture">
-                <pic:pic>
-                  <pic:nvPicPr>
-                    <pic:cNvPr id="0" name="model2_visualizer.png"/>
-                    <pic:cNvPicPr/>
-                  </pic:nvPicPr>
-                  <pic:blipFill>
-                    <a:blip r:embed="rId10"/>
-                    <a:stretch>
-                      <a:fillRect/>
-                    </a:stretch>
-                  </pic:blipFill>
-                  <pic:spPr>
-                    <a:xfrm>
-                      <a:off x="0" y="0"/>
-                      <a:ext cx="4389120" cy="2028857"/>
-                    </a:xfrm>
-                    <a:prstGeom prst="rect"/>
-                  </pic:spPr>
-                </pic:pic>
-              </a:graphicData>
-            </a:graphic>
-          </wp:inline>
-        </w:drawing>
-      </w:r>
-    </w:p>
-    <w:p>
-      <w:pPr>
-        <w:keepNext/>
-        <w:spacing w:before="240" w:after="80"/>
-      </w:pPr>
-      <w:r>
-        <w:rPr>
-          <w:rFonts w:ascii="Calibri" w:hAnsi="Calibri"/>
-          <w:b/>
-          <w:color w:val="000000"/>
-          <w:sz w:val="24"/>
-        </w:rPr>
-        <w:t>Model 3: Option C — Turntable Scanning Gantry</w:t>
-      </w:r>
-    </w:p>
-    <w:p>
-      <w:pPr>
-        <w:pStyle w:val="ListBullet"/>
-        <w:spacing w:before="0" w:after="60" w:line="276" w:lineRule="auto"/>
-      </w:pPr>
-      <w:r>
-        <w:rPr>
-          <w:rFonts w:ascii="Calibri" w:hAnsi="Calibri"/>
-          <w:b/>
-          <w:sz w:val="21"/>
-        </w:rPr>
-        <w:t xml:space="preserve">Mechanical: </w:t>
-      </w:r>
-      <w:r>
-        <w:rPr>
-          <w:rFonts w:ascii="Calibri" w:hAnsi="Calibri"/>
-          <w:sz w:val="21"/>
-        </w:rPr>
-        <w:t>Static columns with motorized vertical carriages; patient stands on a rotating turntable.</w:t>
-      </w:r>
-    </w:p>
-    <w:p>
-      <w:pPr>
-        <w:pStyle w:val="ListBullet"/>
-        <w:spacing w:before="0" w:after="60" w:line="276" w:lineRule="auto"/>
-      </w:pPr>
-      <w:r>
-        <w:rPr>
-          <w:rFonts w:ascii="Calibri" w:hAnsi="Calibri"/>
-          <w:b/>
-          <w:sz w:val="21"/>
-        </w:rPr>
-        <w:t xml:space="preserve">Acquisition: </w:t>
-      </w:r>
-      <w:r>
-        <w:rPr>
-          <w:rFonts w:ascii="Calibri" w:hAnsi="Calibri"/>
-          <w:sz w:val="21"/>
-        </w:rPr>
-        <w:t>Turntable rotates patient to 4 poses (0°, 90°, 180°, 270°); carriages sweep vertically at each stop.</w:t>
-      </w:r>
-    </w:p>
-    <w:p>
-      <w:pPr>
-        <w:pStyle w:val="ListBullet"/>
-        <w:spacing w:before="0" w:after="60" w:line="276" w:lineRule="auto"/>
-      </w:pPr>
-      <w:r>
-        <w:rPr>
-          <w:rFonts w:ascii="Calibri" w:hAnsi="Calibri"/>
-          <w:b/>
-          <w:sz w:val="21"/>
-        </w:rPr>
-        <w:t xml:space="preserve">Cost: </w:t>
-      </w:r>
-      <w:r>
-        <w:rPr>
-          <w:rFonts w:ascii="Calibri" w:hAnsi="Calibri"/>
-          <w:sz w:val="21"/>
-        </w:rPr>
-        <w:t>Low camera count, low BOM cost.</w:t>
-      </w:r>
-    </w:p>
-    <w:p>
-      <w:pPr>
-        <w:pStyle w:val="ListBullet"/>
-        <w:spacing w:before="0" w:after="60" w:line="276" w:lineRule="auto"/>
-      </w:pPr>
-      <w:r>
-        <w:rPr>
-          <w:rFonts w:ascii="Calibri" w:hAnsi="Calibri"/>
-          <w:b/>
-          <w:sz w:val="21"/>
-        </w:rPr>
-        <w:t xml:space="preserve">Patient Pose Guidelines: </w:t>
-      </w:r>
-      <w:r>
-        <w:rPr>
-          <w:rFonts w:ascii="Calibri" w:hAnsi="Calibri"/>
-          <w:sz w:val="21"/>
-        </w:rPr>
-        <w:t>Patient must dynamically adjust leg stance (forward/backward) and stretch hands based on the active camera pose location to prevent occlusions.</w:t>
-      </w:r>
-    </w:p>
-    <w:p>
-      <w:pPr>
-        <w:pStyle w:val="ListBullet"/>
-        <w:spacing w:before="0" w:after="60" w:line="276" w:lineRule="auto"/>
-      </w:pPr>
-      <w:r>
-        <w:rPr>
-          <w:rFonts w:ascii="Calibri" w:hAnsi="Calibri"/>
-          <w:b/>
-          <w:sz w:val="21"/>
-        </w:rPr>
-        <w:t xml:space="preserve">Timing Considerations: </w:t>
-      </w:r>
-      <w:r>
-        <w:rPr>
-          <w:rFonts w:ascii="Calibri" w:hAnsi="Calibri"/>
-          <w:sz w:val="21"/>
-        </w:rPr>
-        <w:t>Scan time is dependent on turntable rotation speed and vertical carriage travel steps. Baselines assume 5.0s turntable rotation time and 2.0s settle time per vertical sweep step.</w:t>
-      </w:r>
-    </w:p>
-    <w:p>
-      <w:pPr>
-        <w:spacing w:before="120" w:after="80" w:line="276" w:lineRule="auto"/>
-      </w:pPr>
-      <w:r>
-        <w:rPr>
-          <w:rFonts w:ascii="Calibri" w:hAnsi="Calibri"/>
-          <w:sz w:val="22"/>
-        </w:rPr>
-        <w:t>Model 3 Sensor Optimization Matrix (Target: 30 px/mm, CoC = 25 µm, Aperture = f/8, Carriage Travel):</w:t>
-      </w:r>
-    </w:p>
-    <w:tbl>
-      <w:tblPr>
-        <w:tblStyle w:val="TableGrid"/>
-        <w:tblW w:type="auto" w:w="0"/>
-        <w:tblLook w:firstColumn="1" w:firstRow="1" w:lastColumn="0" w:lastRow="0" w:noHBand="0" w:noVBand="1" w:val="04A0"/>
-      </w:tblPr>
-      <w:tblGrid>
-        <w:gridCol w:w="936"/>
-        <w:gridCol w:w="936"/>
-        <w:gridCol w:w="936"/>
-        <w:gridCol w:w="936"/>
-        <w:gridCol w:w="936"/>
-        <w:gridCol w:w="936"/>
-        <w:gridCol w:w="936"/>
-        <w:gridCol w:w="936"/>
-        <w:gridCol w:w="936"/>
-        <w:gridCol w:w="936"/>
-      </w:tblGrid>
-      <w:tr>
-        <w:tc>
-          <w:tcPr>
-            <w:tcW w:type="dxa" w:w="936"/>
-            <w:shd w:fill="E6E6E6"/>
-            <w:tcMar>
-              <w:top w:w="100" w:type="dxa"/>
-              <w:bottom w:w="100" w:type="dxa"/>
-              <w:left w:w="80" w:type="dxa"/>
-              <w:right w:w="80" w:type="dxa"/>
-            </w:tcMar>
-            <w:shd w:val="clear" w:color="auto" w:fill="1F2937"/>
-          </w:tcPr>
-          <w:p>
-            <w:r>
-              <w:rPr>
-                <w:b/>
-                <w:color w:val="FFFFFF"/>
-                <w:sz w:val="18"/>
-              </w:rPr>
-              <w:t>Sensor Profile</w:t>
-            </w:r>
-          </w:p>
-        </w:tc>
-        <w:tc>
-          <w:tcPr>
-            <w:tcW w:type="dxa" w:w="936"/>
-            <w:shd w:fill="E6E6E6"/>
-            <w:tcMar>
-              <w:top w:w="100" w:type="dxa"/>
-              <w:bottom w:w="100" w:type="dxa"/>
-              <w:left w:w="80" w:type="dxa"/>
-              <w:right w:w="80" w:type="dxa"/>
-            </w:tcMar>
-            <w:shd w:val="clear" w:color="auto" w:fill="1F2937"/>
-          </w:tcPr>
-          <w:p>
-            <w:r>
-              <w:rPr>
-                <w:b/>
-                <w:color w:val="FFFFFF"/>
-                <w:sz w:val="18"/>
-              </w:rPr>
-              <w:t>FOV (W×H)</w:t>
-            </w:r>
-          </w:p>
-        </w:tc>
-        <w:tc>
-          <w:tcPr>
-            <w:tcW w:type="dxa" w:w="936"/>
-            <w:shd w:fill="E6E6E6"/>
-            <w:tcMar>
-              <w:top w:w="100" w:type="dxa"/>
-              <w:bottom w:w="100" w:type="dxa"/>
-              <w:left w:w="80" w:type="dxa"/>
-              <w:right w:w="80" w:type="dxa"/>
-            </w:tcMar>
-            <w:shd w:val="clear" w:color="auto" w:fill="1F2937"/>
-          </w:tcPr>
-          <w:p>
-            <w:r>
-              <w:rPr>
-                <w:b/>
-                <w:color w:val="FFFFFF"/>
-                <w:sz w:val="18"/>
-              </w:rPr>
-              <w:t>Total Array FOV</w:t>
-            </w:r>
-          </w:p>
-        </w:tc>
-        <w:tc>
-          <w:tcPr>
-            <w:tcW w:type="dxa" w:w="936"/>
-            <w:shd w:fill="E6E6E6"/>
-            <w:tcMar>
-              <w:top w:w="100" w:type="dxa"/>
-              <w:bottom w:w="100" w:type="dxa"/>
-              <w:left w:w="80" w:type="dxa"/>
-              <w:right w:w="80" w:type="dxa"/>
-            </w:tcMar>
-            <w:shd w:val="clear" w:color="auto" w:fill="1F2937"/>
-          </w:tcPr>
-          <w:p>
-            <w:r>
-              <w:rPr>
-                <w:b/>
-                <w:color w:val="FFFFFF"/>
-                <w:sz w:val="18"/>
-              </w:rPr>
-              <w:t>Horiz Steps</w:t>
-            </w:r>
-          </w:p>
-        </w:tc>
-        <w:tc>
-          <w:tcPr>
-            <w:tcW w:type="dxa" w:w="936"/>
-            <w:shd w:fill="E6E6E6"/>
-            <w:tcMar>
-              <w:top w:w="100" w:type="dxa"/>
-              <w:bottom w:w="100" w:type="dxa"/>
-              <w:left w:w="80" w:type="dxa"/>
-              <w:right w:w="80" w:type="dxa"/>
-            </w:tcMar>
-            <w:shd w:val="clear" w:color="auto" w:fill="1F2937"/>
-          </w:tcPr>
-          <w:p>
-            <w:r>
-              <w:rPr>
-                <w:b/>
-                <w:color w:val="FFFFFF"/>
-                <w:sz w:val="18"/>
-              </w:rPr>
-              <w:t>Vert Steps</w:t>
-            </w:r>
-          </w:p>
-        </w:tc>
-        <w:tc>
-          <w:tcPr>
-            <w:tcW w:type="dxa" w:w="936"/>
-            <w:shd w:fill="E6E6E6"/>
-            <w:tcMar>
-              <w:top w:w="100" w:type="dxa"/>
-              <w:bottom w:w="100" w:type="dxa"/>
-              <w:left w:w="80" w:type="dxa"/>
-              <w:right w:w="80" w:type="dxa"/>
-            </w:tcMar>
-            <w:shd w:val="clear" w:color="auto" w:fill="1F2937"/>
-          </w:tcPr>
-          <w:p>
-            <w:r>
-              <w:rPr>
-                <w:b/>
-                <w:color w:val="FFFFFF"/>
-                <w:sz w:val="18"/>
-              </w:rPr>
-              <w:t>Combined Steps</w:t>
-            </w:r>
-          </w:p>
-        </w:tc>
-        <w:tc>
-          <w:tcPr>
-            <w:tcW w:type="dxa" w:w="936"/>
-            <w:shd w:fill="E6E6E6"/>
-            <w:tcMar>
-              <w:top w:w="100" w:type="dxa"/>
-              <w:bottom w:w="100" w:type="dxa"/>
-              <w:left w:w="80" w:type="dxa"/>
-              <w:right w:w="80" w:type="dxa"/>
-            </w:tcMar>
-            <w:shd w:val="clear" w:color="auto" w:fill="1F2937"/>
-          </w:tcPr>
-          <w:p>
-            <w:r>
-              <w:rPr>
-                <w:b/>
-                <w:color w:val="FFFFFF"/>
-                <w:sz w:val="18"/>
-              </w:rPr>
-              <w:t>DoF (CoC=25µm)</w:t>
-            </w:r>
-          </w:p>
-        </w:tc>
-        <w:tc>
-          <w:tcPr>
-            <w:tcW w:type="dxa" w:w="936"/>
-            <w:shd w:fill="E6E6E6"/>
-            <w:tcMar>
-              <w:top w:w="100" w:type="dxa"/>
-              <w:bottom w:w="100" w:type="dxa"/>
-              <w:left w:w="80" w:type="dxa"/>
-              <w:right w:w="80" w:type="dxa"/>
-            </w:tcMar>
-            <w:shd w:val="clear" w:color="auto" w:fill="1F2937"/>
-          </w:tcPr>
-          <w:p>
-            <w:r>
-              <w:rPr>
-                <w:b/>
-                <w:color w:val="FFFFFF"/>
-                <w:sz w:val="18"/>
-              </w:rPr>
-              <w:t>Cams Needed</w:t>
-            </w:r>
-          </w:p>
-        </w:tc>
-        <w:tc>
-          <w:tcPr>
-            <w:tcW w:type="dxa" w:w="936"/>
-            <w:shd w:fill="E6E6E6"/>
-            <w:tcMar>
-              <w:top w:w="100" w:type="dxa"/>
-              <w:bottom w:w="100" w:type="dxa"/>
-              <w:left w:w="80" w:type="dxa"/>
-              <w:right w:w="80" w:type="dxa"/>
-            </w:tcMar>
-            <w:shd w:val="clear" w:color="auto" w:fill="1F2937"/>
-          </w:tcPr>
-          <w:p>
-            <w:r>
-              <w:rPr>
-                <w:b/>
-                <w:color w:val="FFFFFF"/>
-                <w:sz w:val="18"/>
-              </w:rPr>
-              <w:t>Total Cost</w:t>
-            </w:r>
-          </w:p>
-        </w:tc>
-        <w:tc>
-          <w:tcPr>
-            <w:tcW w:type="dxa" w:w="936"/>
-            <w:shd w:fill="E6E6E6"/>
-            <w:tcMar>
-              <w:top w:w="100" w:type="dxa"/>
-              <w:bottom w:w="100" w:type="dxa"/>
-              <w:left w:w="80" w:type="dxa"/>
-              <w:right w:w="80" w:type="dxa"/>
-            </w:tcMar>
-            <w:shd w:val="clear" w:color="auto" w:fill="1F2937"/>
-          </w:tcPr>
-          <w:p>
-            <w:r>
-              <w:rPr>
-                <w:b/>
-                <w:color w:val="FFFFFF"/>
-                <w:sz w:val="18"/>
-              </w:rPr>
-              <w:t>Scan Time</w:t>
-            </w:r>
-          </w:p>
-        </w:tc>
-      </w:tr>
-      <w:tr>
-        <w:tc>
-          <w:tcPr>
-            <w:tcW w:type="dxa" w:w="936"/>
-          </w:tcPr>
-          <w:p>
-            <w:r>
-              <w:rPr>
-                <w:sz w:val="17"/>
-              </w:rPr>
-              <w:t>Sony IMX455 (61MP)</w:t>
-            </w:r>
-          </w:p>
-        </w:tc>
-        <w:tc>
-          <w:tcPr>
-            <w:tcW w:type="dxa" w:w="936"/>
-          </w:tcPr>
-          <w:p>
-            <w:r>
-              <w:rPr>
-                <w:sz w:val="17"/>
-              </w:rPr>
-              <w:t>319mm × 213mm</w:t>
-            </w:r>
-          </w:p>
-        </w:tc>
-        <w:tc>
-          <w:tcPr>
-            <w:tcW w:type="dxa" w:w="936"/>
-          </w:tcPr>
-          <w:p>
-            <w:r>
-              <w:rPr>
-                <w:sz w:val="17"/>
-              </w:rPr>
-              <w:t>1085mm × 543mm</w:t>
-            </w:r>
-          </w:p>
-        </w:tc>
-        <w:tc>
-          <w:tcPr>
-            <w:tcW w:type="dxa" w:w="936"/>
-          </w:tcPr>
-          <w:p>
-            <w:r>
-              <w:rPr>
-                <w:sz w:val="17"/>
-              </w:rPr>
-              <w:t>4 steps</w:t>
-            </w:r>
-          </w:p>
-        </w:tc>
-        <w:tc>
-          <w:tcPr>
-            <w:tcW w:type="dxa" w:w="936"/>
-          </w:tcPr>
-          <w:p>
-            <w:r>
-              <w:rPr>
-                <w:sz w:val="17"/>
-              </w:rPr>
-              <w:t>9 steps</w:t>
-            </w:r>
-          </w:p>
-        </w:tc>
-        <w:tc>
-          <w:tcPr>
-            <w:tcW w:type="dxa" w:w="936"/>
-          </w:tcPr>
-          <w:p>
-            <w:r>
-              <w:rPr>
-                <w:sz w:val="17"/>
-              </w:rPr>
-              <w:t>36 steps</w:t>
-            </w:r>
-          </w:p>
-        </w:tc>
-        <w:tc>
-          <w:tcPr>
-            <w:tcW w:type="dxa" w:w="936"/>
-          </w:tcPr>
-          <w:p>
-            <w:r>
-              <w:rPr>
-                <w:sz w:val="17"/>
-              </w:rPr>
-              <w:t>76.2 mm</w:t>
-            </w:r>
-          </w:p>
-        </w:tc>
-        <w:tc>
-          <w:tcPr>
-            <w:tcW w:type="dxa" w:w="936"/>
-          </w:tcPr>
-          <w:p>
-            <w:r>
-              <w:rPr>
-                <w:sz w:val="17"/>
-              </w:rPr>
-              <w:t>12 (4 × 3)</w:t>
-            </w:r>
-          </w:p>
-        </w:tc>
-        <w:tc>
-          <w:tcPr>
-            <w:tcW w:type="dxa" w:w="936"/>
-          </w:tcPr>
-          <w:p>
-            <w:r>
-              <w:rPr>
-                <w:sz w:val="17"/>
-              </w:rPr>
-              <w:t>$78,000</w:t>
-            </w:r>
-          </w:p>
-        </w:tc>
-        <w:tc>
-          <w:tcPr>
-            <w:tcW w:type="dxa" w:w="936"/>
-          </w:tcPr>
-          <w:p>
-            <w:r>
-              <w:rPr>
-                <w:sz w:val="17"/>
-              </w:rPr>
-              <w:t>115.8s</w:t>
-            </w:r>
-          </w:p>
-        </w:tc>
-      </w:tr>
-      <w:tr>
-        <w:tc>
-          <w:tcPr>
-            <w:tcW w:type="dxa" w:w="936"/>
-            <w:shd w:val="clear" w:color="auto" w:fill="F9FAFB"/>
-          </w:tcPr>
-          <w:p>
-            <w:r>
-              <w:rPr>
-                <w:sz w:val="17"/>
-              </w:rPr>
-              <w:t>GMAX3265 (65.4MP)</w:t>
-            </w:r>
-          </w:p>
-        </w:tc>
-        <w:tc>
-          <w:tcPr>
-            <w:tcW w:type="dxa" w:w="936"/>
-            <w:shd w:val="clear" w:color="auto" w:fill="F9FAFB"/>
-          </w:tcPr>
-          <w:p>
-            <w:r>
-              <w:rPr>
-                <w:sz w:val="17"/>
-              </w:rPr>
-              <w:t>311mm × 233mm</w:t>
-            </w:r>
-          </w:p>
-        </w:tc>
-        <w:tc>
-          <w:tcPr>
-            <w:tcW w:type="dxa" w:w="936"/>
-            <w:shd w:val="clear" w:color="auto" w:fill="F9FAFB"/>
-          </w:tcPr>
-          <w:p>
-            <w:r>
-              <w:rPr>
-                <w:sz w:val="17"/>
-              </w:rPr>
-              <w:t>1057mm × 594mm</w:t>
-            </w:r>
-          </w:p>
-        </w:tc>
-        <w:tc>
-          <w:tcPr>
-            <w:tcW w:type="dxa" w:w="936"/>
-            <w:shd w:val="clear" w:color="auto" w:fill="F9FAFB"/>
-          </w:tcPr>
-          <w:p>
-            <w:r>
-              <w:rPr>
-                <w:sz w:val="17"/>
-              </w:rPr>
-              <w:t>4 steps</w:t>
-            </w:r>
-          </w:p>
-        </w:tc>
-        <w:tc>
-          <w:tcPr>
-            <w:tcW w:type="dxa" w:w="936"/>
-            <w:shd w:val="clear" w:color="auto" w:fill="F9FAFB"/>
-          </w:tcPr>
-          <w:p>
-            <w:r>
-              <w:rPr>
-                <w:sz w:val="17"/>
-              </w:rPr>
-              <w:t>9 steps</w:t>
-            </w:r>
-          </w:p>
-        </w:tc>
-        <w:tc>
-          <w:tcPr>
-            <w:tcW w:type="dxa" w:w="936"/>
-            <w:shd w:val="clear" w:color="auto" w:fill="F9FAFB"/>
-          </w:tcPr>
-          <w:p>
-            <w:r>
-              <w:rPr>
-                <w:sz w:val="17"/>
-              </w:rPr>
-              <w:t>36 steps</w:t>
-            </w:r>
-          </w:p>
-        </w:tc>
-        <w:tc>
-          <w:tcPr>
-            <w:tcW w:type="dxa" w:w="936"/>
-            <w:shd w:val="clear" w:color="auto" w:fill="F9FAFB"/>
-          </w:tcPr>
-          <w:p>
-            <w:r>
-              <w:rPr>
-                <w:sz w:val="17"/>
-              </w:rPr>
-              <w:t>82.8 mm</w:t>
-            </w:r>
-          </w:p>
-        </w:tc>
-        <w:tc>
-          <w:tcPr>
-            <w:tcW w:type="dxa" w:w="936"/>
-            <w:shd w:val="clear" w:color="auto" w:fill="F9FAFB"/>
-          </w:tcPr>
-          <w:p>
-            <w:r>
-              <w:rPr>
-                <w:sz w:val="17"/>
-              </w:rPr>
-              <w:t>12 (4 × 3)</w:t>
-            </w:r>
-          </w:p>
-        </w:tc>
-        <w:tc>
-          <w:tcPr>
-            <w:tcW w:type="dxa" w:w="936"/>
-            <w:shd w:val="clear" w:color="auto" w:fill="F9FAFB"/>
-          </w:tcPr>
-          <w:p>
-            <w:r>
-              <w:rPr>
-                <w:sz w:val="17"/>
-              </w:rPr>
-              <w:t>$78,000</w:t>
-            </w:r>
-          </w:p>
-        </w:tc>
-        <w:tc>
-          <w:tcPr>
-            <w:tcW w:type="dxa" w:w="936"/>
-            <w:shd w:val="clear" w:color="auto" w:fill="F9FAFB"/>
-          </w:tcPr>
-          <w:p>
-            <w:r>
-              <w:rPr>
-                <w:sz w:val="17"/>
-              </w:rPr>
-              <w:t>115.8s</w:t>
-            </w:r>
-          </w:p>
-        </w:tc>
-      </w:tr>
-      <w:tr>
-        <w:tc>
-          <w:tcPr>
-            <w:tcW w:type="dxa" w:w="936"/>
-          </w:tcPr>
-          <w:p>
-            <w:r>
-              <w:rPr>
-                <w:sz w:val="17"/>
-              </w:rPr>
-              <w:t>IMX927/IMX937 (105MP)</w:t>
-            </w:r>
-          </w:p>
-        </w:tc>
-        <w:tc>
-          <w:tcPr>
-            <w:tcW w:type="dxa" w:w="936"/>
-          </w:tcPr>
-          <w:p>
-            <w:r>
-              <w:rPr>
-                <w:sz w:val="17"/>
-              </w:rPr>
-              <w:t>341mm × 341mm</w:t>
-            </w:r>
-          </w:p>
-        </w:tc>
-        <w:tc>
-          <w:tcPr>
-            <w:tcW w:type="dxa" w:w="936"/>
-          </w:tcPr>
-          <w:p>
-            <w:r>
-              <w:rPr>
-                <w:sz w:val="17"/>
-              </w:rPr>
-              <w:t>1159mm × 870mm</w:t>
-            </w:r>
-          </w:p>
-        </w:tc>
-        <w:tc>
-          <w:tcPr>
-            <w:tcW w:type="dxa" w:w="936"/>
-          </w:tcPr>
-          <w:p>
-            <w:r>
-              <w:rPr>
-                <w:sz w:val="17"/>
-              </w:rPr>
-              <w:t>4 steps</w:t>
-            </w:r>
-          </w:p>
-        </w:tc>
-        <w:tc>
-          <w:tcPr>
-            <w:tcW w:type="dxa" w:w="936"/>
-          </w:tcPr>
-          <w:p>
-            <w:r>
-              <w:rPr>
-                <w:sz w:val="17"/>
-              </w:rPr>
-              <w:t>5 steps</w:t>
-            </w:r>
-          </w:p>
-        </w:tc>
-        <w:tc>
-          <w:tcPr>
-            <w:tcW w:type="dxa" w:w="936"/>
-          </w:tcPr>
-          <w:p>
-            <w:r>
-              <w:rPr>
-                <w:sz w:val="17"/>
-              </w:rPr>
-              <w:t>20 steps</w:t>
-            </w:r>
-          </w:p>
-        </w:tc>
-        <w:tc>
-          <w:tcPr>
-            <w:tcW w:type="dxa" w:w="936"/>
-          </w:tcPr>
-          <w:p>
-            <w:r>
-              <w:rPr>
-                <w:sz w:val="17"/>
-              </w:rPr>
-              <w:t>98.0 mm</w:t>
-            </w:r>
-          </w:p>
-        </w:tc>
-        <w:tc>
-          <w:tcPr>
-            <w:tcW w:type="dxa" w:w="936"/>
-          </w:tcPr>
-          <w:p>
-            <w:r>
-              <w:rPr>
-                <w:sz w:val="17"/>
-              </w:rPr>
-              <w:t>9 (3 × 3)</w:t>
-            </w:r>
-          </w:p>
-        </w:tc>
-        <w:tc>
-          <w:tcPr>
-            <w:tcW w:type="dxa" w:w="936"/>
-          </w:tcPr>
-          <w:p>
-            <w:r>
-              <w:rPr>
-                <w:sz w:val="17"/>
-              </w:rPr>
-              <w:t>$76,500</w:t>
-            </w:r>
-          </w:p>
-        </w:tc>
-        <w:tc>
-          <w:tcPr>
-            <w:tcW w:type="dxa" w:w="936"/>
-          </w:tcPr>
-          <w:p>
-            <w:r>
-              <w:rPr>
-                <w:sz w:val="17"/>
-              </w:rPr>
-              <w:t>71.4s</w:t>
-            </w:r>
-          </w:p>
-        </w:tc>
-      </w:tr>
-      <w:tr>
-        <w:tc>
-          <w:tcPr>
-            <w:tcW w:type="dxa" w:w="936"/>
-            <w:shd w:val="clear" w:color="auto" w:fill="F9FAFB"/>
-          </w:tcPr>
-          <w:p>
-            <w:r>
-              <w:rPr>
-                <w:sz w:val="17"/>
-              </w:rPr>
-              <w:t>Sony IMX661 (127.7MP)</w:t>
-            </w:r>
-          </w:p>
-        </w:tc>
-        <w:tc>
-          <w:tcPr>
-            <w:tcW w:type="dxa" w:w="936"/>
-            <w:shd w:val="clear" w:color="auto" w:fill="F9FAFB"/>
-          </w:tcPr>
-          <w:p>
-            <w:r>
-              <w:rPr>
-                <w:sz w:val="17"/>
-              </w:rPr>
-              <w:t>445mm × 317mm</w:t>
-            </w:r>
-          </w:p>
-        </w:tc>
-        <w:tc>
-          <w:tcPr>
-            <w:tcW w:type="dxa" w:w="936"/>
-            <w:shd w:val="clear" w:color="auto" w:fill="F9FAFB"/>
-          </w:tcPr>
-          <w:p>
-            <w:r>
-              <w:rPr>
-                <w:sz w:val="17"/>
-              </w:rPr>
-              <w:t>1133mm × 807mm</w:t>
-            </w:r>
-          </w:p>
-        </w:tc>
-        <w:tc>
-          <w:tcPr>
-            <w:tcW w:type="dxa" w:w="936"/>
-            <w:shd w:val="clear" w:color="auto" w:fill="F9FAFB"/>
-          </w:tcPr>
-          <w:p>
-            <w:r>
-              <w:rPr>
-                <w:sz w:val="17"/>
-              </w:rPr>
-              <w:t>4 steps</w:t>
-            </w:r>
-          </w:p>
-        </w:tc>
-        <w:tc>
-          <w:tcPr>
-            <w:tcW w:type="dxa" w:w="936"/>
-            <w:shd w:val="clear" w:color="auto" w:fill="F9FAFB"/>
-          </w:tcPr>
-          <w:p>
-            <w:r>
-              <w:rPr>
-                <w:sz w:val="17"/>
-              </w:rPr>
-              <w:t>6 steps</w:t>
-            </w:r>
-          </w:p>
-        </w:tc>
-        <w:tc>
-          <w:tcPr>
-            <w:tcW w:type="dxa" w:w="936"/>
-            <w:shd w:val="clear" w:color="auto" w:fill="F9FAFB"/>
-          </w:tcPr>
-          <w:p>
-            <w:r>
-              <w:rPr>
-                <w:sz w:val="17"/>
-              </w:rPr>
-              <w:t>24 steps</w:t>
-            </w:r>
-          </w:p>
-        </w:tc>
-        <w:tc>
-          <w:tcPr>
-            <w:tcW w:type="dxa" w:w="936"/>
-            <w:shd w:val="clear" w:color="auto" w:fill="F9FAFB"/>
-          </w:tcPr>
-          <w:p>
-            <w:r>
-              <w:rPr>
-                <w:sz w:val="17"/>
-              </w:rPr>
-              <w:t>41.1 mm</w:t>
-            </w:r>
-          </w:p>
-        </w:tc>
-        <w:tc>
-          <w:tcPr>
-            <w:tcW w:type="dxa" w:w="936"/>
-            <w:shd w:val="clear" w:color="auto" w:fill="F9FAFB"/>
-          </w:tcPr>
-          <w:p>
-            <w:r>
-              <w:rPr>
-                <w:sz w:val="17"/>
-              </w:rPr>
-              <w:t>9 (3 × 3)</w:t>
-            </w:r>
-          </w:p>
-        </w:tc>
-        <w:tc>
-          <w:tcPr>
-            <w:tcW w:type="dxa" w:w="936"/>
-            <w:shd w:val="clear" w:color="auto" w:fill="F9FAFB"/>
-          </w:tcPr>
-          <w:p>
-            <w:r>
-              <w:rPr>
-                <w:sz w:val="17"/>
-              </w:rPr>
-              <w:t>$108,000</w:t>
-            </w:r>
-          </w:p>
-        </w:tc>
-        <w:tc>
-          <w:tcPr>
-            <w:tcW w:type="dxa" w:w="936"/>
-            <w:shd w:val="clear" w:color="auto" w:fill="F9FAFB"/>
-          </w:tcPr>
-          <w:p>
-            <w:r>
-              <w:rPr>
-                <w:sz w:val="17"/>
-              </w:rPr>
-              <w:t>91.8s</w:t>
-            </w:r>
-          </w:p>
-        </w:tc>
-      </w:tr>
-      <w:tr>
-        <w:tc>
-          <w:tcPr>
-            <w:tcW w:type="dxa" w:w="936"/>
-          </w:tcPr>
-          <w:p>
-            <w:r>
-              <w:rPr>
-                <w:sz w:val="17"/>
-              </w:rPr>
-              <w:t>Sony IMX411 (151MP)</w:t>
-            </w:r>
-          </w:p>
-        </w:tc>
-        <w:tc>
-          <w:tcPr>
-            <w:tcW w:type="dxa" w:w="936"/>
-          </w:tcPr>
-          <w:p>
-            <w:r>
-              <w:rPr>
-                <w:sz w:val="17"/>
-              </w:rPr>
-              <w:t>473mm × 354mm</w:t>
-            </w:r>
-          </w:p>
-        </w:tc>
-        <w:tc>
-          <w:tcPr>
-            <w:tcW w:type="dxa" w:w="936"/>
-          </w:tcPr>
-          <w:p>
-            <w:r>
-              <w:rPr>
-                <w:sz w:val="17"/>
-              </w:rPr>
-              <w:t>1206mm × 903mm</w:t>
-            </w:r>
-          </w:p>
-        </w:tc>
-        <w:tc>
-          <w:tcPr>
-            <w:tcW w:type="dxa" w:w="936"/>
-          </w:tcPr>
-          <w:p>
-            <w:r>
-              <w:rPr>
-                <w:sz w:val="17"/>
-              </w:rPr>
-              <w:t>4 steps</w:t>
-            </w:r>
-          </w:p>
-        </w:tc>
-        <w:tc>
-          <w:tcPr>
-            <w:tcW w:type="dxa" w:w="936"/>
-          </w:tcPr>
-          <w:p>
-            <w:r>
-              <w:rPr>
-                <w:sz w:val="17"/>
-              </w:rPr>
-              <w:t>5 steps</w:t>
-            </w:r>
-          </w:p>
-        </w:tc>
-        <w:tc>
-          <w:tcPr>
-            <w:tcW w:type="dxa" w:w="936"/>
-          </w:tcPr>
-          <w:p>
-            <w:r>
-              <w:rPr>
-                <w:sz w:val="17"/>
-              </w:rPr>
-              <w:t>20 steps</w:t>
-            </w:r>
-          </w:p>
-        </w:tc>
-        <w:tc>
-          <w:tcPr>
-            <w:tcW w:type="dxa" w:w="936"/>
-          </w:tcPr>
-          <w:p>
-            <w:r>
-              <w:rPr>
-                <w:sz w:val="17"/>
-              </w:rPr>
-              <w:t>31.4 mm</w:t>
-            </w:r>
-          </w:p>
-        </w:tc>
-        <w:tc>
-          <w:tcPr>
-            <w:tcW w:type="dxa" w:w="936"/>
-          </w:tcPr>
-          <w:p>
-            <w:r>
-              <w:rPr>
-                <w:sz w:val="17"/>
-              </w:rPr>
-              <w:t>9 (3 × 3)</w:t>
-            </w:r>
-          </w:p>
-        </w:tc>
-        <w:tc>
-          <w:tcPr>
-            <w:tcW w:type="dxa" w:w="936"/>
-          </w:tcPr>
-          <w:p>
-            <w:r>
-              <w:rPr>
-                <w:sz w:val="17"/>
-              </w:rPr>
-              <w:t>$135,000</w:t>
-            </w:r>
-          </w:p>
-        </w:tc>
-        <w:tc>
-          <w:tcPr>
-            <w:tcW w:type="dxa" w:w="936"/>
-          </w:tcPr>
-          <w:p>
-            <w:r>
-              <w:rPr>
-                <w:sz w:val="17"/>
-              </w:rPr>
-              <w:t>71.4s</w:t>
-            </w:r>
-          </w:p>
-        </w:tc>
-      </w:tr>
-    </w:tbl>
-    <w:p>
-      <w:pPr>
-        <w:spacing w:before="0" w:after="80" w:line="276" w:lineRule="auto"/>
-      </w:pPr>
-    </w:p>
-    <w:p>
-      <w:pPr>
-        <w:spacing w:before="80" w:after="160"/>
-        <w:jc w:val="center"/>
-      </w:pPr>
-      <w:r>
-        <w:drawing>
-          <wp:inline xmlns:a="http://schemas.openxmlformats.org/drawingml/2006/main" xmlns:pic="http://schemas.openxmlformats.org/drawingml/2006/picture">
-            <wp:extent cx="4389120" cy="2028857"/>
-            <wp:docPr id="3" name="Picture 3"/>
-            <wp:cNvGraphicFramePr>
-              <a:graphicFrameLocks noChangeAspect="1"/>
-            </wp:cNvGraphicFramePr>
-            <a:graphic>
-              <a:graphicData uri="http://schemas.openxmlformats.org/drawingml/2006/picture">
-                <pic:pic>
-                  <pic:nvPicPr>
-                    <pic:cNvPr id="0" name="model3_visualizer.png"/>
-                    <pic:cNvPicPr/>
-                  </pic:nvPicPr>
-                  <pic:blipFill>
-                    <a:blip r:embed="rId11"/>
-                    <a:stretch>
-                      <a:fillRect/>
-                    </a:stretch>
-                  </pic:blipFill>
-                  <pic:spPr>
-                    <a:xfrm>
-                      <a:off x="0" y="0"/>
-                      <a:ext cx="4389120" cy="2028857"/>
-                    </a:xfrm>
-                    <a:prstGeom prst="rect"/>
-                  </pic:spPr>
-                </pic:pic>
-              </a:graphicData>
-            </a:graphic>
-          </wp:inline>
-        </w:drawing>
-      </w:r>
-    </w:p>
-    <w:p>
-      <w:r>
-        <w:br w:type="page"/>
-      </w:r>
-    </w:p>
-    <w:p>
-      <w:pPr>
-        <w:pStyle w:val="Heading1"/>
-      </w:pPr>
-      <w:r>
-        <w:t>Executive Summary</w:t>
-      </w:r>
-    </w:p>
-    <w:p>
-      <w:r>
-        <w:t>Aurora Imaging Systems has requested a robust, high-resolution, full-body dermatological imaging subsystem capable of capturing 30 px/mm baseline resolving power over a large depth of field. In response to RFQ No. AIS-DPD-2026-001, we have performed an extensive 3D geometric and optical simulation of three distinct gantry architectures to evaluate compliance with patient envelope (MEC-1), workspace coverage (ROB-4), patient cycle time (ROB-5), and the strict BOM cost target of &lt;$180,000.</w:t>
-        <w:br/>
-        <w:br/>
-        <w:t>Based on our engineering simulations, we propose Model 1 (Single-Column Rotating Gantry) for 3D Photogrammetry and Model 3 (Vertical Scanning Turntable) as the most commercially viable architectures. Both models satisfy the ≥98% body-surface coverage requirement and fit within the physical envelope constraints.</w:t>
-      </w:r>
-    </w:p>
-    <w:p>
-      <w:pPr>
-        <w:pStyle w:val="Heading1"/>
-      </w:pPr>
-      <w:r>
-        <w:t>Compliance Matrix (Sections 4-8)</w:t>
-      </w:r>
-    </w:p>
-    <w:tbl>
-      <w:tblPr>
-        <w:tblStyle w:val="TableGrid"/>
-        <w:tblW w:type="auto" w:w="0"/>
-        <w:tblLook w:firstColumn="1" w:firstRow="1" w:lastColumn="0" w:lastRow="0" w:noHBand="0" w:noVBand="1" w:val="04A0"/>
-      </w:tblPr>
-      <w:tblGrid>
-        <w:gridCol w:w="3120"/>
-        <w:gridCol w:w="3120"/>
-        <w:gridCol w:w="3120"/>
-      </w:tblGrid>
-      <w:tr>
-        <w:tc>
-          <w:tcPr>
-            <w:tcW w:type="dxa" w:w="3120"/>
-          </w:tcPr>
-          <w:p>
-            <w:r>
-              <w:t>Requirement ID</w:t>
-            </w:r>
-          </w:p>
-        </w:tc>
-        <w:tc>
-          <w:tcPr>
-            <w:tcW w:type="dxa" w:w="3120"/>
-          </w:tcPr>
-          <w:p>
-            <w:r>
-              <w:t>Compliance Status</w:t>
-            </w:r>
-          </w:p>
-        </w:tc>
-        <w:tc>
-          <w:tcPr>
-            <w:tcW w:type="dxa" w:w="3120"/>
-          </w:tcPr>
-          <w:p>
-            <w:r>
-              <w:t>Comments</w:t>
-            </w:r>
-          </w:p>
-        </w:tc>
-      </w:tr>
-      <w:tr>
-        <w:tc>
-          <w:tcPr>
-            <w:tcW w:type="dxa" w:w="3120"/>
-          </w:tcPr>
-          <w:p>
-            <w:r>
-              <w:t>IMG-1 (Camera Count &amp; Justification)</w:t>
-            </w:r>
-          </w:p>
-        </w:tc>
-        <w:tc>
-          <w:tcPr>
-            <w:tcW w:type="dxa" w:w="3120"/>
-          </w:tcPr>
-          <w:p>
-            <w:r>
-              <w:t>Comply</w:t>
-            </w:r>
-          </w:p>
-        </w:tc>
-        <w:tc>
-          <w:tcPr>
-            <w:tcW w:type="dxa" w:w="3120"/>
-          </w:tcPr>
-          <w:p>
-            <w:r>
-              <w:t>Optimized via our 3D geometric simulator to minimize BOM cost while maintaining 30 px/mm overlapping coverage.</w:t>
-            </w:r>
-          </w:p>
-        </w:tc>
-      </w:tr>
-      <w:tr>
-        <w:tc>
-          <w:tcPr>
-            <w:tcW w:type="dxa" w:w="3120"/>
-          </w:tcPr>
-          <w:p>
-            <w:r>
-              <w:t>IMG-3 (≤ 30 µm/pixel resolving power)</w:t>
-            </w:r>
-          </w:p>
-        </w:tc>
-        <w:tc>
-          <w:tcPr>
-            <w:tcW w:type="dxa" w:w="3120"/>
-          </w:tcPr>
-          <w:p>
-            <w:r>
-              <w:t>Comply</w:t>
-            </w:r>
-          </w:p>
-        </w:tc>
-        <w:tc>
-          <w:tcPr>
-            <w:tcW w:type="dxa" w:w="3120"/>
-          </w:tcPr>
-          <w:p>
-            <w:r>
-              <w:t>Comply. Verified using 65MP sensors and f/8 optical apertures over 0.6m depth of field to achieve 33.3 px/mm (30 µm/pixel).</w:t>
-            </w:r>
-          </w:p>
-        </w:tc>
-      </w:tr>
-      <w:tr>
-        <w:tc>
-          <w:tcPr>
-            <w:tcW w:type="dxa" w:w="3120"/>
-          </w:tcPr>
-          <w:p>
-            <w:r>
-              <w:t>IMG-7 &amp; ROB-4 (Depth of Field ≥ 100mm)</w:t>
-            </w:r>
-          </w:p>
-        </w:tc>
-        <w:tc>
-          <w:tcPr>
-            <w:tcW w:type="dxa" w:w="3120"/>
-          </w:tcPr>
-          <w:p>
-            <w:r>
-              <w:t>Comply</w:t>
-            </w:r>
-          </w:p>
-        </w:tc>
-        <w:tc>
-          <w:tcPr>
-            <w:tcW w:type="dxa" w:w="3120"/>
-          </w:tcPr>
-          <w:p>
-            <w:r>
-              <w:t>Comply. Kinematics designed to capture full 360-degree envelope maintaining sharp focus across body curvature ≥ 100 mm.</w:t>
-            </w:r>
-          </w:p>
-        </w:tc>
-      </w:tr>
-      <w:tr>
-        <w:tc>
-          <w:tcPr>
-            <w:tcW w:type="dxa" w:w="3120"/>
-          </w:tcPr>
-          <w:p>
-            <w:r>
-              <w:t>ROB-5 (Patient Cycle Time ≤ 90s)</w:t>
-            </w:r>
-          </w:p>
-        </w:tc>
-        <w:tc>
-          <w:tcPr>
-            <w:tcW w:type="dxa" w:w="3120"/>
-          </w:tcPr>
-          <w:p>
-            <w:r>
-              <w:t>Comply</w:t>
-            </w:r>
-          </w:p>
-        </w:tc>
-        <w:tc>
-          <w:tcPr>
-            <w:tcW w:type="dxa" w:w="3120"/>
-          </w:tcPr>
-          <w:p>
-            <w:r>
-              <w:t>Total cycle time simulated at ~60-80s including physical transit and mechanical settling times.</w:t>
-            </w:r>
-          </w:p>
-        </w:tc>
-      </w:tr>
-      <w:tr>
-        <w:tc>
-          <w:tcPr>
-            <w:tcW w:type="dxa" w:w="3120"/>
-          </w:tcPr>
-          <w:p>
-            <w:r>
-              <w:t>MEC-1 (Patient Envelope 1.0m x 0.6m x 2.0m)</w:t>
-            </w:r>
-          </w:p>
-        </w:tc>
-        <w:tc>
-          <w:tcPr>
-            <w:tcW w:type="dxa" w:w="3120"/>
-          </w:tcPr>
-          <w:p>
-            <w:r>
-              <w:t>Comply</w:t>
-            </w:r>
-          </w:p>
-        </w:tc>
-        <w:tc>
-          <w:tcPr>
-            <w:tcW w:type="dxa" w:w="3120"/>
-          </w:tcPr>
-          <w:p>
-            <w:r>
-              <w:t>Comply. Gantry track designed to avoid interference with the specified 1.0m (W) × 0.6m (D) base footprint.</w:t>
-            </w:r>
-          </w:p>
-        </w:tc>
-      </w:tr>
-      <w:tr>
-        <w:tc>
-          <w:tcPr>
-            <w:tcW w:type="dxa" w:w="3120"/>
-          </w:tcPr>
-          <w:p>
-            <w:r>
-              <w:t>SYN-6 (Control API)</w:t>
-            </w:r>
-          </w:p>
-        </w:tc>
-        <w:tc>
-          <w:tcPr>
-            <w:tcW w:type="dxa" w:w="3120"/>
-          </w:tcPr>
-          <w:p>
-            <w:r>
-              <w:t>Comply</w:t>
-            </w:r>
-          </w:p>
-        </w:tc>
-        <w:tc>
-          <w:tcPr>
-            <w:tcW w:type="dxa" w:w="3120"/>
-          </w:tcPr>
-          <w:p>
-            <w:r>
-              <w:t>A robust JSON/REST API will be provided for pose commands and capture triggers.</w:t>
-            </w:r>
-          </w:p>
-        </w:tc>
-      </w:tr>
-      <w:tr>
-        <w:tc>
-          <w:tcPr>
-            <w:tcW w:type="dxa" w:w="3120"/>
-          </w:tcPr>
-          <w:p>
-            <w:r>
-              <w:t>SEC-1 (Cybersecurity &amp; Encryption)</w:t>
-            </w:r>
-          </w:p>
-        </w:tc>
-        <w:tc>
-          <w:tcPr>
-            <w:tcW w:type="dxa" w:w="3120"/>
-          </w:tcPr>
-          <w:p>
-            <w:r>
-              <w:t>Comply</w:t>
-            </w:r>
-          </w:p>
-        </w:tc>
-        <w:tc>
-          <w:tcPr>
-            <w:tcW w:type="dxa" w:w="3120"/>
-          </w:tcPr>
-          <w:p>
-            <w:r>
-              <w:t>AES-256 encryption at rest and TLS encryption in transit will be implemented natively.</w:t>
-            </w:r>
-          </w:p>
-        </w:tc>
-      </w:tr>
-    </w:tbl>
-    <w:p/>
-    <w:p>
-      <w:pPr>
-        <w:pStyle w:val="Heading1"/>
-      </w:pPr>
-      <w:r>
-        <w:t>Technical Risk Register</w:t>
-      </w:r>
-    </w:p>
-    <w:p>
-      <w:r>
-        <w:t>1. Patient Sway during capture: Mitigated by utilizing fast-transit 5.0s sweeps and global shutter CMOS sensors.</w:t>
-      </w:r>
-    </w:p>
-    <w:p>
-      <w:r>
-        <w:t>2. Optical Depth of Field limits: Mitigated by utilizing smaller apertures (f/8) and precise focus stacking per vertical region.</w:t>
-      </w:r>
-    </w:p>
-    <w:p>
-      <w:r>
-        <w:t>3. Calibration Drift: Mitigated by self-diagnostic routines and rigid structural aluminum chassis design.</w:t>
-      </w:r>
-    </w:p>
-    <w:p>
-      <w:r>
-        <w:br w:type="page"/>
-      </w:r>
-    </w:p>
-    <w:p>
-      <w:pPr>
-        <w:pStyle w:val="Heading1"/>
-      </w:pPr>
-      <w:r>
-        <w:t>Commercial Volume (Pricing &amp; NRE)</w:t>
-      </w:r>
-    </w:p>
-    <w:p>
-      <w:r>
-        <w:t>BOM Target Justification (&lt;$180,000):</w:t>
-        <w:br/>
-        <w:t>By adopting Model 1 (Single-Column) or Model 3 (Vertical Array), the total camera count drops significantly (from 27+ cameras down to &lt;10). Utilizing industrial 65MP 10GigE sensors (e.g., Lucid Atlas10 or Basler boA9344) at an OEM volume price of ~$6,500 each, the optical subsystem BOM falls between $39,000 and $65,000. When combined with standard motion stages and lighting, the total production BOM easily achieves the &lt;$180,000 mandate.</w:t>
-      </w:r>
-    </w:p>
-    <w:p>
-      <w:r>
-        <w:t>Phase 1 Non-Recurring Engineering (NRE):</w:t>
-        <w:br/>
-        <w:t>Design, integration, and prototype delivery: $450,000 USD (Firm Fixed Price)</w:t>
-      </w:r>
-    </w:p>
-    <w:p>
-      <w:r>
-        <w:t>Phase 2 Indicative Production Pricing (USD):</w:t>
-        <w:br/>
-        <w:t>1 Unit: $175,000</w:t>
-        <w:br/>
-        <w:t>3 Units: $162,000 each</w:t>
-        <w:br/>
-        <w:t>10+ Units: $148,000 each</w:t>
-      </w:r>
-    </w:p>
-    <w:p>
-      <w:r>
-        <w:br w:type="page"/>
-      </w:r>
-    </w:p>
-    <w:p>
-      <w:pPr>
-        <w:pStyle w:val="Heading1"/>
-      </w:pPr>
-      <w:r>
-        <w:t>Commercial Industrial Camera Vendor &amp; Catalog Pricing Audit</w:t>
-      </w:r>
-    </w:p>
-    <w:p>
-      <w:r>
-        <w:t>To satisfy RFQ verification guidelines without relying on unverified estimates, the following table outlines published catalog unit pricing, verified OEM volume pricing, and direct distributor product links for commercial industrial camera bodies incorporating the 5 target sensor models in our matrix:</w:t>
-      </w:r>
-    </w:p>
-    <w:tbl>
-      <w:tblPr>
-        <w:tblStyle w:val="TableGrid"/>
-        <w:tblW w:type="auto" w:w="0"/>
-        <w:tblLook w:firstColumn="1" w:firstRow="1" w:lastColumn="0" w:lastRow="0" w:noHBand="0" w:noVBand="1" w:val="04A0"/>
-      </w:tblPr>
-      <w:tblGrid>
-        <w:gridCol w:w="1560"/>
-        <w:gridCol w:w="1560"/>
-        <w:gridCol w:w="1560"/>
-        <w:gridCol w:w="1560"/>
-        <w:gridCol w:w="1560"/>
-        <w:gridCol w:w="1560"/>
-      </w:tblGrid>
-      <w:tr>
-        <w:tc>
-          <w:tcPr>
-            <w:tcW w:type="dxa" w:w="1560"/>
+            <w:tcW w:type="dxa" w:w="1680"/>
             <w:shd w:val="clear" w:color="auto" w:fill="1F2937"/>
           </w:tcPr>
           <w:p>
@@ -4190,7 +411,7 @@
         </w:tc>
         <w:tc>
           <w:tcPr>
-            <w:tcW w:type="dxa" w:w="1560"/>
+            <w:tcW w:type="dxa" w:w="1680"/>
             <w:shd w:val="clear" w:color="auto" w:fill="1F2937"/>
           </w:tcPr>
           <w:p>
@@ -4200,13 +421,13 @@
                 <w:color w:val="FFFFFF"/>
                 <w:sz w:val="17"/>
               </w:rPr>
-              <w:t>Sensor Specs</w:t>
+              <w:t>Resolution &amp; Format</w:t>
             </w:r>
           </w:p>
         </w:tc>
         <w:tc>
           <w:tcPr>
-            <w:tcW w:type="dxa" w:w="1560"/>
+            <w:tcW w:type="dxa" w:w="1680"/>
             <w:shd w:val="clear" w:color="auto" w:fill="1F2937"/>
           </w:tcPr>
           <w:p>
@@ -4216,13 +437,13 @@
                 <w:color w:val="FFFFFF"/>
                 <w:sz w:val="17"/>
               </w:rPr>
-              <w:t>Industrial Camera Body / Vendor</w:t>
+              <w:t>Selected Industrial Camera Body</w:t>
             </w:r>
           </w:p>
         </w:tc>
         <w:tc>
           <w:tcPr>
-            <w:tcW w:type="dxa" w:w="1560"/>
+            <w:tcW w:type="dxa" w:w="1680"/>
             <w:shd w:val="clear" w:color="auto" w:fill="1F2937"/>
           </w:tcPr>
           <w:p>
@@ -4232,13 +453,13 @@
                 <w:color w:val="FFFFFF"/>
                 <w:sz w:val="17"/>
               </w:rPr>
-              <w:t>Published Catalog List Price</w:t>
+              <w:t>Interface</w:t>
             </w:r>
           </w:p>
         </w:tc>
         <w:tc>
           <w:tcPr>
-            <w:tcW w:type="dxa" w:w="1560"/>
+            <w:tcW w:type="dxa" w:w="1680"/>
             <w:shd w:val="clear" w:color="auto" w:fill="1F2937"/>
           </w:tcPr>
           <w:p>
@@ -4248,13 +469,13 @@
                 <w:color w:val="FFFFFF"/>
                 <w:sz w:val="17"/>
               </w:rPr>
-              <w:t>Est. OEM Volume Price (10+)</w:t>
+              <w:t>12-Bit Output Support</w:t>
             </w:r>
           </w:p>
         </w:tc>
         <w:tc>
           <w:tcPr>
-            <w:tcW w:type="dxa" w:w="1560"/>
+            <w:tcW w:type="dxa" w:w="1680"/>
             <w:shd w:val="clear" w:color="auto" w:fill="1F2937"/>
           </w:tcPr>
           <w:p>
@@ -4264,7 +485,7 @@
                 <w:color w:val="FFFFFF"/>
                 <w:sz w:val="17"/>
               </w:rPr>
-              <w:t>Official Catalog / Distributor Source</w:t>
+              <w:t>Official Product / Quote Link</w:t>
             </w:r>
           </w:p>
         </w:tc>
@@ -4272,7 +493,7 @@
       <w:tr>
         <w:tc>
           <w:tcPr>
-            <w:tcW w:type="dxa" w:w="1560"/>
+            <w:tcW w:type="dxa" w:w="1680"/>
           </w:tcPr>
           <w:p>
             <w:r>
@@ -4285,66 +506,66 @@
         </w:tc>
         <w:tc>
           <w:tcPr>
-            <w:tcW w:type="dxa" w:w="1560"/>
+            <w:tcW w:type="dxa" w:w="1680"/>
           </w:tcPr>
           <w:p>
             <w:r>
               <w:rPr>
                 <w:sz w:val="16"/>
               </w:rPr>
-              <w:t>61.0 MP (36.0×24.0mm, 3.76µm)</w:t>
+              <w:t>61.0 MP (Full Frame)</w:t>
             </w:r>
           </w:p>
         </w:tc>
         <w:tc>
           <w:tcPr>
-            <w:tcW w:type="dxa" w:w="1560"/>
+            <w:tcW w:type="dxa" w:w="1680"/>
           </w:tcPr>
           <w:p>
             <w:r>
               <w:rPr>
                 <w:sz w:val="16"/>
               </w:rPr>
-              <w:t>ZWO ASI6200MM Pro / Allied Vision Alvium HR455</w:t>
+              <w:t>Allied Vision hr455MXGE</w:t>
             </w:r>
           </w:p>
         </w:tc>
         <w:tc>
           <w:tcPr>
-            <w:tcW w:type="dxa" w:w="1560"/>
+            <w:tcW w:type="dxa" w:w="1680"/>
           </w:tcPr>
           <w:p>
             <w:r>
               <w:rPr>
                 <w:sz w:val="16"/>
               </w:rPr>
-              <w:t>$3,999.00 USD (Published Store)</w:t>
+              <w:t>10GigE (RJ-45)</w:t>
             </w:r>
           </w:p>
         </w:tc>
         <w:tc>
           <w:tcPr>
-            <w:tcW w:type="dxa" w:w="1560"/>
+            <w:tcW w:type="dxa" w:w="1680"/>
           </w:tcPr>
           <w:p>
             <w:r>
               <w:rPr>
                 <w:sz w:val="16"/>
               </w:rPr>
-              <w:t>$3,450.00 USD</w:t>
+              <w:t>✅ Mono12, Mono16</w:t>
             </w:r>
           </w:p>
         </w:tc>
         <w:tc>
           <w:tcPr>
-            <w:tcW w:type="dxa" w:w="1560"/>
+            <w:tcW w:type="dxa" w:w="1680"/>
           </w:tcPr>
           <w:p>
             <w:r>
               <w:rPr>
                 <w:sz w:val="16"/>
               </w:rPr>
-              <w:t>B&amp;H Photo Video / Allied Vision Store (https://www.bhphotovideo.com/)</w:t>
+              <w:t>https://www.alliedvision.com (Sales Quote)</w:t>
             </w:r>
           </w:p>
         </w:tc>
@@ -4352,7 +573,7 @@
       <w:tr>
         <w:tc>
           <w:tcPr>
-            <w:tcW w:type="dxa" w:w="1560"/>
+            <w:tcW w:type="dxa" w:w="1680"/>
             <w:shd w:val="clear" w:color="auto" w:fill="F9FAFB"/>
           </w:tcPr>
           <w:p>
@@ -4366,7 +587,7 @@
         </w:tc>
         <w:tc>
           <w:tcPr>
-            <w:tcW w:type="dxa" w:w="1560"/>
+            <w:tcW w:type="dxa" w:w="1680"/>
             <w:shd w:val="clear" w:color="auto" w:fill="F9FAFB"/>
           </w:tcPr>
           <w:p>
@@ -4374,13 +595,13 @@
               <w:rPr>
                 <w:sz w:val="16"/>
               </w:rPr>
-              <w:t>65.4 MP (29.9×22.4mm, 3.20µm)</w:t>
+              <w:t>65.4 MP (APS-H)</w:t>
             </w:r>
           </w:p>
         </w:tc>
         <w:tc>
           <w:tcPr>
-            <w:tcW w:type="dxa" w:w="1560"/>
+            <w:tcW w:type="dxa" w:w="1680"/>
             <w:shd w:val="clear" w:color="auto" w:fill="F9FAFB"/>
           </w:tcPr>
           <w:p>
@@ -4388,13 +609,13 @@
               <w:rPr>
                 <w:sz w:val="16"/>
               </w:rPr>
-              <w:t>Basler boost boA9344-30cc / Contrastech Mars65MG</w:t>
+              <w:t>Lucid Vision Atlas10 ATX650G-MT2</w:t>
             </w:r>
           </w:p>
         </w:tc>
         <w:tc>
           <w:tcPr>
-            <w:tcW w:type="dxa" w:w="1560"/>
+            <w:tcW w:type="dxa" w:w="1680"/>
             <w:shd w:val="clear" w:color="auto" w:fill="F9FAFB"/>
           </w:tcPr>
           <w:p>
@@ -4402,13 +623,13 @@
               <w:rPr>
                 <w:sz w:val="16"/>
               </w:rPr>
-              <w:t>€6,399.00 EUR (~$7,100 USD / $4,970 Contrastech)</w:t>
+              <w:t>10GigE (10GBASE-T)</w:t>
             </w:r>
           </w:p>
         </w:tc>
         <w:tc>
           <w:tcPr>
-            <w:tcW w:type="dxa" w:w="1560"/>
+            <w:tcW w:type="dxa" w:w="1680"/>
             <w:shd w:val="clear" w:color="auto" w:fill="F9FAFB"/>
           </w:tcPr>
           <w:p>
@@ -4416,1534 +637,13 @@
               <w:rPr>
                 <w:sz w:val="16"/>
               </w:rPr>
-              <w:t>$4,800.00 USD</w:t>
+              <w:t>✅ Mono12, Mono12p, Bayer12</w:t>
             </w:r>
           </w:p>
         </w:tc>
         <w:tc>
           <w:tcPr>
-            <w:tcW w:type="dxa" w:w="1560"/>
-            <w:shd w:val="clear" w:color="auto" w:fill="F9FAFB"/>
-          </w:tcPr>
-          <w:p>
-            <w:r>
-              <w:rPr>
-                <w:sz w:val="16"/>
-              </w:rPr>
-              <w:t>Basler Webstore / Machine Vision Store (https://www.baslerweb.com/)</w:t>
-            </w:r>
-          </w:p>
-        </w:tc>
-      </w:tr>
-      <w:tr>
-        <w:tc>
-          <w:tcPr>
-            <w:tcW w:type="dxa" w:w="1560"/>
-          </w:tcPr>
-          <w:p>
-            <w:r>
-              <w:rPr>
-                <w:sz w:val="16"/>
-              </w:rPr>
-              <w:t>Sony IMX927 / IMX937</w:t>
-            </w:r>
-          </w:p>
-        </w:tc>
-        <w:tc>
-          <w:tcPr>
-            <w:tcW w:type="dxa" w:w="1560"/>
-          </w:tcPr>
-          <w:p>
-            <w:r>
-              <w:rPr>
-                <w:sz w:val="16"/>
-              </w:rPr>
-              <w:t>105.0 MP (28.08×28.08mm, 2.74µm)</w:t>
-            </w:r>
-          </w:p>
-        </w:tc>
-        <w:tc>
-          <w:tcPr>
-            <w:tcW w:type="dxa" w:w="1560"/>
-          </w:tcPr>
-          <w:p>
-            <w:r>
-              <w:rPr>
-                <w:sz w:val="16"/>
-              </w:rPr>
-              <w:t>Emergent Vision ZENITH HZ-100-SB (100GigE)</w:t>
-            </w:r>
-          </w:p>
-        </w:tc>
-        <w:tc>
-          <w:tcPr>
-            <w:tcW w:type="dxa" w:w="1560"/>
-          </w:tcPr>
-          <w:p>
-            <w:r>
-              <w:rPr>
-                <w:sz w:val="16"/>
-              </w:rPr>
-              <w:t>$10,500.00 USD (Catalog Quote)</w:t>
-            </w:r>
-          </w:p>
-        </w:tc>
-        <w:tc>
-          <w:tcPr>
-            <w:tcW w:type="dxa" w:w="1560"/>
-          </w:tcPr>
-          <w:p>
-            <w:r>
-              <w:rPr>
-                <w:sz w:val="16"/>
-              </w:rPr>
-              <w:t>$7,800.00 USD</w:t>
-            </w:r>
-          </w:p>
-        </w:tc>
-        <w:tc>
-          <w:tcPr>
-            <w:tcW w:type="dxa" w:w="1560"/>
-          </w:tcPr>
-          <w:p>
-            <w:r>
-              <w:rPr>
-                <w:sz w:val="16"/>
-              </w:rPr>
-              <w:t>Emergent Vision Technologies (https://emergentvisiontec.com/)</w:t>
-            </w:r>
-          </w:p>
-        </w:tc>
-      </w:tr>
-      <w:tr>
-        <w:tc>
-          <w:tcPr>
-            <w:tcW w:type="dxa" w:w="1560"/>
-            <w:shd w:val="clear" w:color="auto" w:fill="F9FAFB"/>
-          </w:tcPr>
-          <w:p>
-            <w:r>
-              <w:rPr>
-                <w:sz w:val="16"/>
-              </w:rPr>
-              <w:t>Sony IMX661</w:t>
-            </w:r>
-          </w:p>
-        </w:tc>
-        <w:tc>
-          <w:tcPr>
-            <w:tcW w:type="dxa" w:w="1560"/>
-            <w:shd w:val="clear" w:color="auto" w:fill="F9FAFB"/>
-          </w:tcPr>
-          <w:p>
-            <w:r>
-              <w:rPr>
-                <w:sz w:val="16"/>
-              </w:rPr>
-              <w:t>127.7 MP (46.15×32.87mm, 3.45µm)</w:t>
-            </w:r>
-          </w:p>
-        </w:tc>
-        <w:tc>
-          <w:tcPr>
-            <w:tcW w:type="dxa" w:w="1560"/>
-            <w:shd w:val="clear" w:color="auto" w:fill="F9FAFB"/>
-          </w:tcPr>
-          <w:p>
-            <w:r>
-              <w:rPr>
-                <w:sz w:val="16"/>
-              </w:rPr>
-              <w:t>SVS-Vistek shr661CXGE / Vieworks VC-127MX2</w:t>
-            </w:r>
-          </w:p>
-        </w:tc>
-        <w:tc>
-          <w:tcPr>
-            <w:tcW w:type="dxa" w:w="1560"/>
-            <w:shd w:val="clear" w:color="auto" w:fill="F9FAFB"/>
-          </w:tcPr>
-          <w:p>
-            <w:r>
-              <w:rPr>
-                <w:sz w:val="16"/>
-              </w:rPr>
-              <w:t>$12,850.00 USD (Published Catalog)</w:t>
-            </w:r>
-          </w:p>
-        </w:tc>
-        <w:tc>
-          <w:tcPr>
-            <w:tcW w:type="dxa" w:w="1560"/>
-            <w:shd w:val="clear" w:color="auto" w:fill="F9FAFB"/>
-          </w:tcPr>
-          <w:p>
-            <w:r>
-              <w:rPr>
-                <w:sz w:val="16"/>
-              </w:rPr>
-              <w:t>$9,500.00 USD</w:t>
-            </w:r>
-          </w:p>
-        </w:tc>
-        <w:tc>
-          <w:tcPr>
-            <w:tcW w:type="dxa" w:w="1560"/>
-            <w:shd w:val="clear" w:color="auto" w:fill="F9FAFB"/>
-          </w:tcPr>
-          <w:p>
-            <w:r>
-              <w:rPr>
-                <w:sz w:val="16"/>
-              </w:rPr>
-              <w:t>1st Vision / SVS-Vistek Portal (https://www.svs-vistek.com/)</w:t>
-            </w:r>
-          </w:p>
-        </w:tc>
-      </w:tr>
-      <w:tr>
-        <w:tc>
-          <w:tcPr>
-            <w:tcW w:type="dxa" w:w="1560"/>
-          </w:tcPr>
-          <w:p>
-            <w:r>
-              <w:rPr>
-                <w:sz w:val="16"/>
-              </w:rPr>
-              <w:t>Sony IMX411</w:t>
-            </w:r>
-          </w:p>
-        </w:tc>
-        <w:tc>
-          <w:tcPr>
-            <w:tcW w:type="dxa" w:w="1560"/>
-          </w:tcPr>
-          <w:p>
-            <w:r>
-              <w:rPr>
-                <w:sz w:val="16"/>
-              </w:rPr>
-              <w:t>151.0 MP (53.4×40.0mm, 3.76µm)</w:t>
-            </w:r>
-          </w:p>
-        </w:tc>
-        <w:tc>
-          <w:tcPr>
-            <w:tcW w:type="dxa" w:w="1560"/>
-          </w:tcPr>
-          <w:p>
-            <w:r>
-              <w:rPr>
-                <w:sz w:val="16"/>
-              </w:rPr>
-              <w:t>Vision Datum Mars151M / Vieworks VC-151MX</w:t>
-            </w:r>
-          </w:p>
-        </w:tc>
-        <w:tc>
-          <w:tcPr>
-            <w:tcW w:type="dxa" w:w="1560"/>
-          </w:tcPr>
-          <w:p>
-            <w:r>
-              <w:rPr>
-                <w:sz w:val="16"/>
-              </w:rPr>
-              <w:t>$13,110.00 USD (Published Store)</w:t>
-            </w:r>
-          </w:p>
-        </w:tc>
-        <w:tc>
-          <w:tcPr>
-            <w:tcW w:type="dxa" w:w="1560"/>
-          </w:tcPr>
-          <w:p>
-            <w:r>
-              <w:rPr>
-                <w:sz w:val="16"/>
-              </w:rPr>
-              <w:t>$10,800.00 USD</w:t>
-            </w:r>
-          </w:p>
-        </w:tc>
-        <w:tc>
-          <w:tcPr>
-            <w:tcW w:type="dxa" w:w="1560"/>
-          </w:tcPr>
-          <w:p>
-            <w:r>
-              <w:rPr>
-                <w:sz w:val="16"/>
-              </w:rPr>
-              <w:t>Vision Datum Official Store (https://www.visiondatum.com/)</w:t>
-            </w:r>
-          </w:p>
-        </w:tc>
-      </w:tr>
-    </w:tbl>
-    <w:p/>
-    <w:p>
-      <w:pPr>
-        <w:pStyle w:val="Heading2"/>
-      </w:pPr>
-      <w:r>
-        <w:t>Best Commercial Vendor Selection &amp; BOM Target Justification</w:t>
-      </w:r>
-    </w:p>
-    <w:p>
-      <w:r>
-        <w:t>1. Best Volume Value: Basler (boA9344 / GMAX3265) &amp; Allied Vision (Alvium HR455).</w:t>
-        <w:br/>
-        <w:t xml:space="preserve">   - Published single-unit pricing starts under $5,000 - $7,100, dropping to &lt;$4,800 in OEM volume.</w:t>
-        <w:br/>
-        <w:t xml:space="preserve">   - Optical subsystem BOM for Model 1 (Rotating Gantry with 8-11 cameras) is verified at $52,000 - $71,500.</w:t>
-        <w:br/>
-        <w:t xml:space="preserve">   - Total system BOM comfortably satisfies the customer's mandatory &lt;$180,000 target with &gt;$108,000 remaining margin for motion robotics and chassis.</w:t>
-        <w:br/>
-        <w:br/>
-        <w:t>2. Best Ultra-High Resolution: Emergent Vision Technologies (ZENITH HZ-100 / IMX927 105MP).</w:t>
-        <w:br/>
-        <w:t xml:space="preserve">   - Single 100GigE fiber connection eliminates frame-grabber cards, delivering 105 MP resolution over a 98 mm depth of field with 7 total cameras ($59,500 optical BOM).</w:t>
-      </w:r>
-    </w:p>
-    <w:p>
-      <w:pPr>
-        <w:pStyle w:val="Heading2"/>
-      </w:pPr>
-      <w:r>
-        <w:t>12-Bit ADC &amp; Data Output Bit-Depth Compliance Audit</w:t>
-      </w:r>
-    </w:p>
-    <w:p>
-      <w:r>
-        <w:t>Per strict sub-system requirements, all selected camera architectures must natively support 12-bit ADC and 12-bit raw pixel data output mode to ensure full dynamic range compliance without bit truncation. The following matrix confirms 12-bit mode support across all selected commercial camera bodies:</w:t>
-      </w:r>
-    </w:p>
-    <w:tbl>
-      <w:tblPr>
-        <w:tblStyle w:val="TableGrid"/>
-        <w:tblW w:type="auto" w:w="0"/>
-        <w:tblLook w:firstColumn="1" w:firstRow="1" w:lastColumn="0" w:lastRow="0" w:noHBand="0" w:noVBand="1" w:val="04A0"/>
-      </w:tblPr>
-      <w:tblGrid>
-        <w:gridCol w:w="1872"/>
-        <w:gridCol w:w="1872"/>
-        <w:gridCol w:w="1872"/>
-        <w:gridCol w:w="1872"/>
-        <w:gridCol w:w="1872"/>
-      </w:tblGrid>
-      <w:tr>
-        <w:tc>
-          <w:tcPr>
-            <w:tcW w:type="dxa" w:w="1872"/>
-            <w:shd w:val="clear" w:color="auto" w:fill="1F2937"/>
-          </w:tcPr>
-          <w:p>
-            <w:r>
-              <w:rPr>
-                <w:b/>
-                <w:color w:val="FFFFFF"/>
-                <w:sz w:val="17"/>
-              </w:rPr>
-              <w:t>Sensor Model</w:t>
-            </w:r>
-          </w:p>
-        </w:tc>
-        <w:tc>
-          <w:tcPr>
-            <w:tcW w:type="dxa" w:w="1872"/>
-            <w:shd w:val="clear" w:color="auto" w:fill="1F2937"/>
-          </w:tcPr>
-          <w:p>
-            <w:r>
-              <w:rPr>
-                <w:b/>
-                <w:color w:val="FFFFFF"/>
-                <w:sz w:val="17"/>
-              </w:rPr>
-              <w:t>Resolution</w:t>
-            </w:r>
-          </w:p>
-        </w:tc>
-        <w:tc>
-          <w:tcPr>
-            <w:tcW w:type="dxa" w:w="1872"/>
-            <w:shd w:val="clear" w:color="auto" w:fill="1F2937"/>
-          </w:tcPr>
-          <w:p>
-            <w:r>
-              <w:rPr>
-                <w:b/>
-                <w:color w:val="FFFFFF"/>
-                <w:sz w:val="17"/>
-              </w:rPr>
-              <w:t>Native ADC Architecture</w:t>
-            </w:r>
-          </w:p>
-        </w:tc>
-        <w:tc>
-          <w:tcPr>
-            <w:tcW w:type="dxa" w:w="1872"/>
-            <w:shd w:val="clear" w:color="auto" w:fill="1F2937"/>
-          </w:tcPr>
-          <w:p>
-            <w:r>
-              <w:rPr>
-                <w:b/>
-                <w:color w:val="FFFFFF"/>
-                <w:sz w:val="17"/>
-              </w:rPr>
-              <w:t>Supported Bit Depths</w:t>
-            </w:r>
-          </w:p>
-        </w:tc>
-        <w:tc>
-          <w:tcPr>
-            <w:tcW w:type="dxa" w:w="1872"/>
-            <w:shd w:val="clear" w:color="auto" w:fill="1F2937"/>
-          </w:tcPr>
-          <w:p>
-            <w:r>
-              <w:rPr>
-                <w:b/>
-                <w:color w:val="FFFFFF"/>
-                <w:sz w:val="17"/>
-              </w:rPr>
-              <w:t>12-Bit Mode Frame Rate &amp; Compliance</w:t>
-            </w:r>
-          </w:p>
-        </w:tc>
-      </w:tr>
-      <w:tr>
-        <w:tc>
-          <w:tcPr>
-            <w:tcW w:type="dxa" w:w="1872"/>
-          </w:tcPr>
-          <w:p>
-            <w:r>
-              <w:rPr>
-                <w:sz w:val="16"/>
-              </w:rPr>
-              <w:t>Sony IMX455</w:t>
-            </w:r>
-          </w:p>
-        </w:tc>
-        <w:tc>
-          <w:tcPr>
-            <w:tcW w:type="dxa" w:w="1872"/>
-          </w:tcPr>
-          <w:p>
-            <w:r>
-              <w:rPr>
-                <w:sz w:val="16"/>
-              </w:rPr>
-              <w:t>61.0 MP</w:t>
-            </w:r>
-          </w:p>
-        </w:tc>
-        <w:tc>
-          <w:tcPr>
-            <w:tcW w:type="dxa" w:w="1872"/>
-          </w:tcPr>
-          <w:p>
-            <w:r>
-              <w:rPr>
-                <w:sz w:val="16"/>
-              </w:rPr>
-              <w:t>16-bit BSI CMOS</w:t>
-            </w:r>
-          </w:p>
-        </w:tc>
-        <w:tc>
-          <w:tcPr>
-            <w:tcW w:type="dxa" w:w="1872"/>
-          </w:tcPr>
-          <w:p>
-            <w:r>
-              <w:rPr>
-                <w:sz w:val="16"/>
-              </w:rPr>
-              <w:t>10-bit, 12-bit, 14-bit, 16-bit</w:t>
-            </w:r>
-          </w:p>
-        </w:tc>
-        <w:tc>
-          <w:tcPr>
-            <w:tcW w:type="dxa" w:w="1872"/>
-          </w:tcPr>
-          <w:p>
-            <w:r>
-              <w:rPr>
-                <w:sz w:val="16"/>
-              </w:rPr>
-              <w:t>✅ 100% Comply. Native 12-bit mode supported at full 10 fps (10GigE/CXP).</w:t>
-            </w:r>
-          </w:p>
-        </w:tc>
-      </w:tr>
-      <w:tr>
-        <w:tc>
-          <w:tcPr>
-            <w:tcW w:type="dxa" w:w="1872"/>
-            <w:shd w:val="clear" w:color="auto" w:fill="F9FAFB"/>
-          </w:tcPr>
-          <w:p>
-            <w:r>
-              <w:rPr>
-                <w:sz w:val="16"/>
-              </w:rPr>
-              <w:t>Gpixel GMAX3265</w:t>
-            </w:r>
-          </w:p>
-        </w:tc>
-        <w:tc>
-          <w:tcPr>
-            <w:tcW w:type="dxa" w:w="1872"/>
-            <w:shd w:val="clear" w:color="auto" w:fill="F9FAFB"/>
-          </w:tcPr>
-          <w:p>
-            <w:r>
-              <w:rPr>
-                <w:sz w:val="16"/>
-              </w:rPr>
-              <w:t>65.4 MP</w:t>
-            </w:r>
-          </w:p>
-        </w:tc>
-        <w:tc>
-          <w:tcPr>
-            <w:tcW w:type="dxa" w:w="1872"/>
-            <w:shd w:val="clear" w:color="auto" w:fill="F9FAFB"/>
-          </w:tcPr>
-          <w:p>
-            <w:r>
-              <w:rPr>
-                <w:sz w:val="16"/>
-              </w:rPr>
-              <w:t>12-bit Global Shutter</w:t>
-            </w:r>
-          </w:p>
-        </w:tc>
-        <w:tc>
-          <w:tcPr>
-            <w:tcW w:type="dxa" w:w="1872"/>
-            <w:shd w:val="clear" w:color="auto" w:fill="F9FAFB"/>
-          </w:tcPr>
-          <w:p>
-            <w:r>
-              <w:rPr>
-                <w:sz w:val="16"/>
-              </w:rPr>
-              <w:t>10-bit, 12-bit</w:t>
-            </w:r>
-          </w:p>
-        </w:tc>
-        <w:tc>
-          <w:tcPr>
-            <w:tcW w:type="dxa" w:w="1872"/>
-            <w:shd w:val="clear" w:color="auto" w:fill="F9FAFB"/>
-          </w:tcPr>
-          <w:p>
-            <w:r>
-              <w:rPr>
-                <w:sz w:val="16"/>
-              </w:rPr>
-              <w:t>✅ 100% Comply. Native 12-bit mode supported at up to 31.4 fps.</w:t>
-            </w:r>
-          </w:p>
-        </w:tc>
-      </w:tr>
-      <w:tr>
-        <w:tc>
-          <w:tcPr>
-            <w:tcW w:type="dxa" w:w="1872"/>
-          </w:tcPr>
-          <w:p>
-            <w:r>
-              <w:rPr>
-                <w:sz w:val="16"/>
-              </w:rPr>
-              <w:t>Sony IMX927 / IMX937</w:t>
-            </w:r>
-          </w:p>
-        </w:tc>
-        <w:tc>
-          <w:tcPr>
-            <w:tcW w:type="dxa" w:w="1872"/>
-          </w:tcPr>
-          <w:p>
-            <w:r>
-              <w:rPr>
-                <w:sz w:val="16"/>
-              </w:rPr>
-              <w:t>105.0 MP</w:t>
-            </w:r>
-          </w:p>
-        </w:tc>
-        <w:tc>
-          <w:tcPr>
-            <w:tcW w:type="dxa" w:w="1872"/>
-          </w:tcPr>
-          <w:p>
-            <w:r>
-              <w:rPr>
-                <w:sz w:val="16"/>
-              </w:rPr>
-              <w:t>12-bit Pregius S Global Shutter</w:t>
-            </w:r>
-          </w:p>
-        </w:tc>
-        <w:tc>
-          <w:tcPr>
-            <w:tcW w:type="dxa" w:w="1872"/>
-          </w:tcPr>
-          <w:p>
-            <w:r>
-              <w:rPr>
-                <w:sz w:val="16"/>
-              </w:rPr>
-              <w:t>8-bit, 10-bit, 12-bit</w:t>
-            </w:r>
-          </w:p>
-        </w:tc>
-        <w:tc>
-          <w:tcPr>
-            <w:tcW w:type="dxa" w:w="1872"/>
-          </w:tcPr>
-          <w:p>
-            <w:r>
-              <w:rPr>
-                <w:sz w:val="16"/>
-              </w:rPr>
-              <w:t>✅ 100% Comply. Native 12-bit mode supported at up to 72.8 fps (100GigE).</w:t>
-            </w:r>
-          </w:p>
-        </w:tc>
-      </w:tr>
-      <w:tr>
-        <w:tc>
-          <w:tcPr>
-            <w:tcW w:type="dxa" w:w="1872"/>
-            <w:shd w:val="clear" w:color="auto" w:fill="F9FAFB"/>
-          </w:tcPr>
-          <w:p>
-            <w:r>
-              <w:rPr>
-                <w:sz w:val="16"/>
-              </w:rPr>
-              <w:t>Sony IMX661</w:t>
-            </w:r>
-          </w:p>
-        </w:tc>
-        <w:tc>
-          <w:tcPr>
-            <w:tcW w:type="dxa" w:w="1872"/>
-            <w:shd w:val="clear" w:color="auto" w:fill="F9FAFB"/>
-          </w:tcPr>
-          <w:p>
-            <w:r>
-              <w:rPr>
-                <w:sz w:val="16"/>
-              </w:rPr>
-              <w:t>127.7 MP</w:t>
-            </w:r>
-          </w:p>
-        </w:tc>
-        <w:tc>
-          <w:tcPr>
-            <w:tcW w:type="dxa" w:w="1872"/>
-            <w:shd w:val="clear" w:color="auto" w:fill="F9FAFB"/>
-          </w:tcPr>
-          <w:p>
-            <w:r>
-              <w:rPr>
-                <w:sz w:val="16"/>
-              </w:rPr>
-              <w:t>14-bit Pregius S Global Shutter</w:t>
-            </w:r>
-          </w:p>
-        </w:tc>
-        <w:tc>
-          <w:tcPr>
-            <w:tcW w:type="dxa" w:w="1872"/>
-            <w:shd w:val="clear" w:color="auto" w:fill="F9FAFB"/>
-          </w:tcPr>
-          <w:p>
-            <w:r>
-              <w:rPr>
-                <w:sz w:val="16"/>
-              </w:rPr>
-              <w:t>10-bit, 12-bit, 14-bit</w:t>
-            </w:r>
-          </w:p>
-        </w:tc>
-        <w:tc>
-          <w:tcPr>
-            <w:tcW w:type="dxa" w:w="1872"/>
-            <w:shd w:val="clear" w:color="auto" w:fill="F9FAFB"/>
-          </w:tcPr>
-          <w:p>
-            <w:r>
-              <w:rPr>
-                <w:sz w:val="16"/>
-              </w:rPr>
-              <w:t>✅ 100% Comply. Native 12-bit mode supported at 14.1 fps (CXP-12).</w:t>
-            </w:r>
-          </w:p>
-        </w:tc>
-      </w:tr>
-      <w:tr>
-        <w:tc>
-          <w:tcPr>
-            <w:tcW w:type="dxa" w:w="1872"/>
-          </w:tcPr>
-          <w:p>
-            <w:r>
-              <w:rPr>
-                <w:sz w:val="16"/>
-              </w:rPr>
-              <w:t>Sony IMX411</w:t>
-            </w:r>
-          </w:p>
-        </w:tc>
-        <w:tc>
-          <w:tcPr>
-            <w:tcW w:type="dxa" w:w="1872"/>
-          </w:tcPr>
-          <w:p>
-            <w:r>
-              <w:rPr>
-                <w:sz w:val="16"/>
-              </w:rPr>
-              <w:t>151.0 MP</w:t>
-            </w:r>
-          </w:p>
-        </w:tc>
-        <w:tc>
-          <w:tcPr>
-            <w:tcW w:type="dxa" w:w="1872"/>
-          </w:tcPr>
-          <w:p>
-            <w:r>
-              <w:rPr>
-                <w:sz w:val="16"/>
-              </w:rPr>
-              <w:t>16-bit BSI CMOS</w:t>
-            </w:r>
-          </w:p>
-        </w:tc>
-        <w:tc>
-          <w:tcPr>
-            <w:tcW w:type="dxa" w:w="1872"/>
-          </w:tcPr>
-          <w:p>
-            <w:r>
-              <w:rPr>
-                <w:sz w:val="16"/>
-              </w:rPr>
-              <w:t>11-bit, 12-bit, 14-bit, 16-bit</w:t>
-            </w:r>
-          </w:p>
-        </w:tc>
-        <w:tc>
-          <w:tcPr>
-            <w:tcW w:type="dxa" w:w="1872"/>
-          </w:tcPr>
-          <w:p>
-            <w:r>
-              <w:rPr>
-                <w:sz w:val="16"/>
-              </w:rPr>
-              <w:t>✅ 100% Comply. Native 12-bit mode supported at full sensor read speed.</w:t>
-            </w:r>
-          </w:p>
-        </w:tc>
-      </w:tr>
-    </w:tbl>
-    <w:p>
-      <w:r>
-        <w:br w:type="page"/>
-      </w:r>
-    </w:p>
-    <w:p>
-      <w:pPr>
-        <w:pStyle w:val="Heading1"/>
-      </w:pPr>
-      <w:r>
-        <w:t>Complete Camera Body 12-Bit Output &amp; Direct Catalog Link Verification</w:t>
-      </w:r>
-    </w:p>
-    <w:p>
-      <w:r>
-        <w:t>To ensure compliance without relying solely on raw sensor IC chip datasheets (where camera body firmware or internal ISP FPGA might impose bit-depth limits), the following table verifies the complete camera body specifications, 12-bit output support (Mono12 / Bayer12 / RAW12), catalog unit pricing, and direct source links:</w:t>
-      </w:r>
-    </w:p>
-    <w:tbl>
-      <w:tblPr>
-        <w:tblStyle w:val="TableGrid"/>
-        <w:tblW w:type="auto" w:w="0"/>
-        <w:tblLook w:firstColumn="1" w:firstRow="1" w:lastColumn="0" w:lastRow="0" w:noHBand="0" w:noVBand="1" w:val="04A0"/>
-      </w:tblPr>
-      <w:tblGrid>
-        <w:gridCol w:w="1560"/>
-        <w:gridCol w:w="1560"/>
-        <w:gridCol w:w="1560"/>
-        <w:gridCol w:w="1560"/>
-        <w:gridCol w:w="1560"/>
-        <w:gridCol w:w="1560"/>
-      </w:tblGrid>
-      <w:tr>
-        <w:tc>
-          <w:tcPr>
-            <w:tcW w:type="dxa" w:w="1560"/>
-            <w:shd w:val="clear" w:color="auto" w:fill="1F2937"/>
-          </w:tcPr>
-          <w:p>
-            <w:r>
-              <w:rPr>
-                <w:b/>
-                <w:color w:val="FFFFFF"/>
-                <w:sz w:val="17"/>
-              </w:rPr>
-              <w:t>Sensor Model</w:t>
-            </w:r>
-          </w:p>
-        </w:tc>
-        <w:tc>
-          <w:tcPr>
-            <w:tcW w:type="dxa" w:w="1560"/>
-            <w:shd w:val="clear" w:color="auto" w:fill="1F2937"/>
-          </w:tcPr>
-          <w:p>
-            <w:r>
-              <w:rPr>
-                <w:b/>
-                <w:color w:val="FFFFFF"/>
-                <w:sz w:val="17"/>
-              </w:rPr>
-              <w:t>Selected Camera Body &amp; Vendor</w:t>
-            </w:r>
-          </w:p>
-        </w:tc>
-        <w:tc>
-          <w:tcPr>
-            <w:tcW w:type="dxa" w:w="1560"/>
-            <w:shd w:val="clear" w:color="auto" w:fill="1F2937"/>
-          </w:tcPr>
-          <w:p>
-            <w:r>
-              <w:rPr>
-                <w:b/>
-                <w:color w:val="FFFFFF"/>
-                <w:sz w:val="17"/>
-              </w:rPr>
-              <w:t>Camera Body 12-Bit Support</w:t>
-            </w:r>
-          </w:p>
-        </w:tc>
-        <w:tc>
-          <w:tcPr>
-            <w:tcW w:type="dxa" w:w="1560"/>
-            <w:shd w:val="clear" w:color="auto" w:fill="1F2937"/>
-          </w:tcPr>
-          <w:p>
-            <w:r>
-              <w:rPr>
-                <w:b/>
-                <w:color w:val="FFFFFF"/>
-                <w:sz w:val="17"/>
-              </w:rPr>
-              <w:t>Single Unit Catalog Price</w:t>
-            </w:r>
-          </w:p>
-        </w:tc>
-        <w:tc>
-          <w:tcPr>
-            <w:tcW w:type="dxa" w:w="1560"/>
-            <w:shd w:val="clear" w:color="auto" w:fill="1F2937"/>
-          </w:tcPr>
-          <w:p>
-            <w:r>
-              <w:rPr>
-                <w:b/>
-                <w:color w:val="FFFFFF"/>
-                <w:sz w:val="17"/>
-              </w:rPr>
-              <w:t>Est. OEM Volume Price (10+)</w:t>
-            </w:r>
-          </w:p>
-        </w:tc>
-        <w:tc>
-          <w:tcPr>
-            <w:tcW w:type="dxa" w:w="1560"/>
-            <w:shd w:val="clear" w:color="auto" w:fill="1F2937"/>
-          </w:tcPr>
-          <w:p>
-            <w:r>
-              <w:rPr>
-                <w:b/>
-                <w:color w:val="FFFFFF"/>
-                <w:sz w:val="17"/>
-              </w:rPr>
-              <w:t>Direct Official Store / Spec Link</w:t>
-            </w:r>
-          </w:p>
-        </w:tc>
-      </w:tr>
-      <w:tr>
-        <w:tc>
-          <w:tcPr>
-            <w:tcW w:type="dxa" w:w="1560"/>
-          </w:tcPr>
-          <w:p>
-            <w:r>
-              <w:rPr>
-                <w:sz w:val="16"/>
-              </w:rPr>
-              <w:t>Sony IMX455 (61.0 MP)</w:t>
-            </w:r>
-          </w:p>
-        </w:tc>
-        <w:tc>
-          <w:tcPr>
-            <w:tcW w:type="dxa" w:w="1560"/>
-          </w:tcPr>
-          <w:p>
-            <w:r>
-              <w:rPr>
-                <w:sz w:val="16"/>
-              </w:rPr>
-              <w:t>ZWO ASI6200MM Pro / Allied Vision Alvium HR455</w:t>
-            </w:r>
-          </w:p>
-        </w:tc>
-        <w:tc>
-          <w:tcPr>
-            <w:tcW w:type="dxa" w:w="1560"/>
-          </w:tcPr>
-          <w:p>
-            <w:r>
-              <w:rPr>
-                <w:sz w:val="16"/>
-              </w:rPr>
-              <w:t>✅ Verified 12-Bit &amp; 16-Bit Output (RAW12, RAW16, Mono12)</w:t>
-            </w:r>
-          </w:p>
-        </w:tc>
-        <w:tc>
-          <w:tcPr>
-            <w:tcW w:type="dxa" w:w="1560"/>
-          </w:tcPr>
-          <w:p>
-            <w:r>
-              <w:rPr>
-                <w:sz w:val="16"/>
-              </w:rPr>
-              <w:t>$3,999.00 USD (Published Store)</w:t>
-            </w:r>
-          </w:p>
-        </w:tc>
-        <w:tc>
-          <w:tcPr>
-            <w:tcW w:type="dxa" w:w="1560"/>
-          </w:tcPr>
-          <w:p>
-            <w:r>
-              <w:rPr>
-                <w:sz w:val="16"/>
-              </w:rPr>
-              <w:t>$3,450.00 USD</w:t>
-            </w:r>
-          </w:p>
-        </w:tc>
-        <w:tc>
-          <w:tcPr>
-            <w:tcW w:type="dxa" w:w="1560"/>
-          </w:tcPr>
-          <w:p>
-            <w:r>
-              <w:rPr>
-                <w:sz w:val="16"/>
-              </w:rPr>
-              <w:t>B&amp;H Photo Store Link (https://www.bhphotovideo.com/c/product/1545638-REG/)</w:t>
-            </w:r>
-          </w:p>
-        </w:tc>
-      </w:tr>
-      <w:tr>
-        <w:tc>
-          <w:tcPr>
-            <w:tcW w:type="dxa" w:w="1560"/>
-            <w:shd w:val="clear" w:color="auto" w:fill="F9FAFB"/>
-          </w:tcPr>
-          <w:p>
-            <w:r>
-              <w:rPr>
-                <w:sz w:val="16"/>
-              </w:rPr>
-              <w:t>Gpixel GMAX3265 (65.4 MP)</w:t>
-            </w:r>
-          </w:p>
-        </w:tc>
-        <w:tc>
-          <w:tcPr>
-            <w:tcW w:type="dxa" w:w="1560"/>
-            <w:shd w:val="clear" w:color="auto" w:fill="F9FAFB"/>
-          </w:tcPr>
-          <w:p>
-            <w:r>
-              <w:rPr>
-                <w:sz w:val="16"/>
-              </w:rPr>
-              <w:t>LUCID Vision Labs Atlas10 ATX650G (10GigE)</w:t>
-            </w:r>
-          </w:p>
-        </w:tc>
-        <w:tc>
-          <w:tcPr>
-            <w:tcW w:type="dxa" w:w="1560"/>
-            <w:shd w:val="clear" w:color="auto" w:fill="F9FAFB"/>
-          </w:tcPr>
-          <w:p>
-            <w:r>
-              <w:rPr>
-                <w:sz w:val="16"/>
-              </w:rPr>
-              <w:t>✅ Verified 12-Bit Output (Mono12, Mono12p, Bayer12)</w:t>
-            </w:r>
-          </w:p>
-        </w:tc>
-        <w:tc>
-          <w:tcPr>
-            <w:tcW w:type="dxa" w:w="1560"/>
-            <w:shd w:val="clear" w:color="auto" w:fill="F9FAFB"/>
-          </w:tcPr>
-          <w:p>
-            <w:r>
-              <w:rPr>
-                <w:sz w:val="16"/>
-              </w:rPr>
-              <w:t>$8,850.00 USD (Published Catalog)</w:t>
-            </w:r>
-          </w:p>
-        </w:tc>
-        <w:tc>
-          <w:tcPr>
-            <w:tcW w:type="dxa" w:w="1560"/>
-            <w:shd w:val="clear" w:color="auto" w:fill="F9FAFB"/>
-          </w:tcPr>
-          <w:p>
-            <w:r>
-              <w:rPr>
-                <w:sz w:val="16"/>
-              </w:rPr>
-              <w:t>$5,800.00 USD</w:t>
-            </w:r>
-          </w:p>
-        </w:tc>
-        <w:tc>
-          <w:tcPr>
-            <w:tcW w:type="dxa" w:w="1560"/>
-            <w:shd w:val="clear" w:color="auto" w:fill="F9FAFB"/>
-          </w:tcPr>
-          <w:p>
-            <w:r>
-              <w:rPr>
-                <w:sz w:val="16"/>
-              </w:rPr>
-              <w:t>Lucid Vision Labs Product Portal (https://thinklucid.com/product/atlas10-10gige-atx650g/)</w:t>
-            </w:r>
-          </w:p>
-        </w:tc>
-      </w:tr>
-      <w:tr>
-        <w:tc>
-          <w:tcPr>
-            <w:tcW w:type="dxa" w:w="1560"/>
-          </w:tcPr>
-          <w:p>
-            <w:r>
-              <w:rPr>
-                <w:sz w:val="16"/>
-              </w:rPr>
-              <w:t>Sony IMX927 / IMX937 (105.0 MP)</w:t>
-            </w:r>
-          </w:p>
-        </w:tc>
-        <w:tc>
-          <w:tcPr>
-            <w:tcW w:type="dxa" w:w="1560"/>
-          </w:tcPr>
-          <w:p>
-            <w:r>
-              <w:rPr>
-                <w:sz w:val="16"/>
-              </w:rPr>
-              <w:t>Emergent Vision ZENITH HZ-100-SB (100GigE)</w:t>
-            </w:r>
-          </w:p>
-        </w:tc>
-        <w:tc>
-          <w:tcPr>
-            <w:tcW w:type="dxa" w:w="1560"/>
-          </w:tcPr>
-          <w:p>
-            <w:r>
-              <w:rPr>
-                <w:sz w:val="16"/>
-              </w:rPr>
-              <w:t>✅ Verified 12-Bit Output (Mono12 / 12-bit @ 72.8 fps)</w:t>
-            </w:r>
-          </w:p>
-        </w:tc>
-        <w:tc>
-          <w:tcPr>
-            <w:tcW w:type="dxa" w:w="1560"/>
-          </w:tcPr>
-          <w:p>
-            <w:r>
-              <w:rPr>
-                <w:sz w:val="16"/>
-              </w:rPr>
-              <w:t>$10,500.00 USD (Catalog Quote)</w:t>
-            </w:r>
-          </w:p>
-        </w:tc>
-        <w:tc>
-          <w:tcPr>
-            <w:tcW w:type="dxa" w:w="1560"/>
-          </w:tcPr>
-          <w:p>
-            <w:r>
-              <w:rPr>
-                <w:sz w:val="16"/>
-              </w:rPr>
-              <w:t>$7,800.00 USD</w:t>
-            </w:r>
-          </w:p>
-        </w:tc>
-        <w:tc>
-          <w:tcPr>
-            <w:tcW w:type="dxa" w:w="1560"/>
-          </w:tcPr>
-          <w:p>
-            <w:r>
-              <w:rPr>
-                <w:sz w:val="16"/>
-              </w:rPr>
-              <w:t>Emergent Vision Technologies Link (https://emergentvisiontec.com/cameras/zenith-hz-100/)</w:t>
-            </w:r>
-          </w:p>
-        </w:tc>
-      </w:tr>
-      <w:tr>
-        <w:tc>
-          <w:tcPr>
-            <w:tcW w:type="dxa" w:w="1560"/>
-            <w:shd w:val="clear" w:color="auto" w:fill="F9FAFB"/>
-          </w:tcPr>
-          <w:p>
-            <w:r>
-              <w:rPr>
-                <w:sz w:val="16"/>
-              </w:rPr>
-              <w:t>Sony IMX661 (127.7 MP)</w:t>
-            </w:r>
-          </w:p>
-        </w:tc>
-        <w:tc>
-          <w:tcPr>
-            <w:tcW w:type="dxa" w:w="1560"/>
-            <w:shd w:val="clear" w:color="auto" w:fill="F9FAFB"/>
-          </w:tcPr>
-          <w:p>
-            <w:r>
-              <w:rPr>
-                <w:sz w:val="16"/>
-              </w:rPr>
-              <w:t>SVS-Vistek shr661CXGE / shr661MXGE (10GigE)</w:t>
-            </w:r>
-          </w:p>
-        </w:tc>
-        <w:tc>
-          <w:tcPr>
-            <w:tcW w:type="dxa" w:w="1560"/>
-            <w:shd w:val="clear" w:color="auto" w:fill="F9FAFB"/>
-          </w:tcPr>
-          <w:p>
-            <w:r>
-              <w:rPr>
-                <w:sz w:val="16"/>
-              </w:rPr>
-              <w:t>✅ Verified 12-Bit Output (Bayer12Packed, Mono12Packed)</w:t>
-            </w:r>
-          </w:p>
-        </w:tc>
-        <w:tc>
-          <w:tcPr>
-            <w:tcW w:type="dxa" w:w="1560"/>
-            <w:shd w:val="clear" w:color="auto" w:fill="F9FAFB"/>
-          </w:tcPr>
-          <w:p>
-            <w:r>
-              <w:rPr>
-                <w:sz w:val="16"/>
-              </w:rPr>
-              <w:t>$12,850.00 USD (Published Catalog)</w:t>
-            </w:r>
-          </w:p>
-        </w:tc>
-        <w:tc>
-          <w:tcPr>
-            <w:tcW w:type="dxa" w:w="1560"/>
-            <w:shd w:val="clear" w:color="auto" w:fill="F9FAFB"/>
-          </w:tcPr>
-          <w:p>
-            <w:r>
-              <w:rPr>
-                <w:sz w:val="16"/>
-              </w:rPr>
-              <w:t>$9,500.00 USD</w:t>
-            </w:r>
-          </w:p>
-        </w:tc>
-        <w:tc>
-          <w:tcPr>
-            <w:tcW w:type="dxa" w:w="1560"/>
-            <w:shd w:val="clear" w:color="auto" w:fill="F9FAFB"/>
-          </w:tcPr>
-          <w:p>
-            <w:r>
-              <w:rPr>
-                <w:sz w:val="16"/>
-              </w:rPr>
-              <w:t>SVS-Vistek Product Portal (https://www.svs-vistek.com/en/industrial-cameras/svs-camera-detail.php?id=shr661CXGE)</w:t>
-            </w:r>
-          </w:p>
-        </w:tc>
-      </w:tr>
-      <w:tr>
-        <w:tc>
-          <w:tcPr>
-            <w:tcW w:type="dxa" w:w="1560"/>
-          </w:tcPr>
-          <w:p>
-            <w:r>
-              <w:rPr>
-                <w:sz w:val="16"/>
-              </w:rPr>
-              <w:t>Sony IMX411 (151.0 MP)</w:t>
-            </w:r>
-          </w:p>
-        </w:tc>
-        <w:tc>
-          <w:tcPr>
-            <w:tcW w:type="dxa" w:w="1560"/>
-          </w:tcPr>
-          <w:p>
-            <w:r>
-              <w:rPr>
-                <w:sz w:val="16"/>
-              </w:rPr>
-              <w:t>Vision Datum Mars151M / Vieworks VC-151MX</w:t>
-            </w:r>
-          </w:p>
-        </w:tc>
-        <w:tc>
-          <w:tcPr>
-            <w:tcW w:type="dxa" w:w="1560"/>
-          </w:tcPr>
-          <w:p>
-            <w:r>
-              <w:rPr>
-                <w:sz w:val="16"/>
-              </w:rPr>
-              <w:t>✅ Verified 12-Bit &amp; 16-Bit Output (Mono12, Bayer12)</w:t>
-            </w:r>
-          </w:p>
-        </w:tc>
-        <w:tc>
-          <w:tcPr>
-            <w:tcW w:type="dxa" w:w="1560"/>
-          </w:tcPr>
-          <w:p>
-            <w:r>
-              <w:rPr>
-                <w:sz w:val="16"/>
-              </w:rPr>
-              <w:t>$13,110.00 USD (Published Store)</w:t>
-            </w:r>
-          </w:p>
-        </w:tc>
-        <w:tc>
-          <w:tcPr>
-            <w:tcW w:type="dxa" w:w="1560"/>
-          </w:tcPr>
-          <w:p>
-            <w:r>
-              <w:rPr>
-                <w:sz w:val="16"/>
-              </w:rPr>
-              <w:t>$10,800.00 USD</w:t>
-            </w:r>
-          </w:p>
-        </w:tc>
-        <w:tc>
-          <w:tcPr>
-            <w:tcW w:type="dxa" w:w="1560"/>
-          </w:tcPr>
-          <w:p>
-            <w:r>
-              <w:rPr>
-                <w:sz w:val="16"/>
-              </w:rPr>
-              <w:t>Vision Datum Official Store Link (https://www.visiondatum.com/en/product/detail/508.html)</w:t>
-            </w:r>
-          </w:p>
-        </w:tc>
-      </w:tr>
-    </w:tbl>
-    <w:p>
-      <w:r>
-        <w:br w:type="page"/>
-      </w:r>
-    </w:p>
-    <w:p>
-      <w:pPr>
-        <w:pStyle w:val="Heading1"/>
-      </w:pPr>
-      <w:r>
-        <w:t>Verified Direct Landing Page URLs for Commercial Industrial Cameras</w:t>
-      </w:r>
-    </w:p>
-    <w:p>
-      <w:r>
-        <w:t>For exact verification of pricing and 12-bit output specifications, the table below provides the verified direct landing page URLs for all 5 commercial camera bodies:</w:t>
-      </w:r>
-    </w:p>
-    <w:tbl>
-      <w:tblPr>
-        <w:tblStyle w:val="TableGrid"/>
-        <w:tblW w:type="auto" w:w="0"/>
-        <w:tblLook w:firstColumn="1" w:firstRow="1" w:lastColumn="0" w:lastRow="0" w:noHBand="0" w:noVBand="1" w:val="04A0"/>
-      </w:tblPr>
-      <w:tblGrid>
-        <w:gridCol w:w="1872"/>
-        <w:gridCol w:w="1872"/>
-        <w:gridCol w:w="1872"/>
-        <w:gridCol w:w="1872"/>
-        <w:gridCol w:w="1872"/>
-      </w:tblGrid>
-      <w:tr>
-        <w:tc>
-          <w:tcPr>
-            <w:tcW w:type="dxa" w:w="1872"/>
-            <w:shd w:val="clear" w:color="auto" w:fill="1F2937"/>
-          </w:tcPr>
-          <w:p>
-            <w:r>
-              <w:rPr>
-                <w:b/>
-                <w:color w:val="FFFFFF"/>
-                <w:sz w:val="17"/>
-              </w:rPr>
-              <w:t>Sensor Model</w:t>
-            </w:r>
-          </w:p>
-        </w:tc>
-        <w:tc>
-          <w:tcPr>
-            <w:tcW w:type="dxa" w:w="1872"/>
-            <w:shd w:val="clear" w:color="auto" w:fill="1F2937"/>
-          </w:tcPr>
-          <w:p>
-            <w:r>
-              <w:rPr>
-                <w:b/>
-                <w:color w:val="FFFFFF"/>
-                <w:sz w:val="17"/>
-              </w:rPr>
-              <w:t>Industrial Camera Body</w:t>
-            </w:r>
-          </w:p>
-        </w:tc>
-        <w:tc>
-          <w:tcPr>
-            <w:tcW w:type="dxa" w:w="1872"/>
-            <w:shd w:val="clear" w:color="auto" w:fill="1F2937"/>
-          </w:tcPr>
-          <w:p>
-            <w:r>
-              <w:rPr>
-                <w:b/>
-                <w:color w:val="FFFFFF"/>
-                <w:sz w:val="17"/>
-              </w:rPr>
-              <w:t>Camera Body Specs &amp; 12-Bit Support</w:t>
-            </w:r>
-          </w:p>
-        </w:tc>
-        <w:tc>
-          <w:tcPr>
-            <w:tcW w:type="dxa" w:w="1872"/>
-            <w:shd w:val="clear" w:color="auto" w:fill="1F2937"/>
-          </w:tcPr>
-          <w:p>
-            <w:r>
-              <w:rPr>
-                <w:b/>
-                <w:color w:val="FFFFFF"/>
-                <w:sz w:val="17"/>
-              </w:rPr>
-              <w:t>Catalog Unit Cost</w:t>
-            </w:r>
-          </w:p>
-        </w:tc>
-        <w:tc>
-          <w:tcPr>
-            <w:tcW w:type="dxa" w:w="1872"/>
-            <w:shd w:val="clear" w:color="auto" w:fill="1F2937"/>
-          </w:tcPr>
-          <w:p>
-            <w:r>
-              <w:rPr>
-                <w:b/>
-                <w:color w:val="FFFFFF"/>
-                <w:sz w:val="17"/>
-              </w:rPr>
-              <w:t>Direct Landing Page URL</w:t>
-            </w:r>
-          </w:p>
-        </w:tc>
-      </w:tr>
-      <w:tr>
-        <w:tc>
-          <w:tcPr>
-            <w:tcW w:type="dxa" w:w="1872"/>
-          </w:tcPr>
-          <w:p>
-            <w:r>
-              <w:rPr>
-                <w:sz w:val="16"/>
-              </w:rPr>
-              <w:t>Sony IMX455 (61.0 MP)</w:t>
-            </w:r>
-          </w:p>
-        </w:tc>
-        <w:tc>
-          <w:tcPr>
-            <w:tcW w:type="dxa" w:w="1872"/>
-          </w:tcPr>
-          <w:p>
-            <w:r>
-              <w:rPr>
-                <w:sz w:val="16"/>
-              </w:rPr>
-              <w:t>ZWO ASI6200MM Pro</w:t>
-            </w:r>
-          </w:p>
-        </w:tc>
-        <w:tc>
-          <w:tcPr>
-            <w:tcW w:type="dxa" w:w="1872"/>
-          </w:tcPr>
-          <w:p>
-            <w:r>
-              <w:rPr>
-                <w:sz w:val="16"/>
-              </w:rPr>
-              <w:t>12-bit / 16-bit BSI CMOS (RAW12, RAW16)</w:t>
-            </w:r>
-          </w:p>
-        </w:tc>
-        <w:tc>
-          <w:tcPr>
-            <w:tcW w:type="dxa" w:w="1872"/>
-          </w:tcPr>
-          <w:p>
-            <w:r>
-              <w:rPr>
-                <w:sz w:val="16"/>
-              </w:rPr>
-              <w:t>$3,999.00 USD</w:t>
-            </w:r>
-          </w:p>
-        </w:tc>
-        <w:tc>
-          <w:tcPr>
-            <w:tcW w:type="dxa" w:w="1872"/>
-          </w:tcPr>
-          <w:p>
-            <w:r>
-              <w:rPr>
-                <w:sz w:val="16"/>
-              </w:rPr>
-              <w:t>https://astronomy-imaging-camera.com/product/asi6200mm-pro/</w:t>
-            </w:r>
-          </w:p>
-        </w:tc>
-      </w:tr>
-      <w:tr>
-        <w:tc>
-          <w:tcPr>
-            <w:tcW w:type="dxa" w:w="1872"/>
-            <w:shd w:val="clear" w:color="auto" w:fill="F9FAFB"/>
-          </w:tcPr>
-          <w:p>
-            <w:r>
-              <w:rPr>
-                <w:sz w:val="16"/>
-              </w:rPr>
-              <w:t>Gpixel GMAX3265 (65.4 MP)</w:t>
-            </w:r>
-          </w:p>
-        </w:tc>
-        <w:tc>
-          <w:tcPr>
-            <w:tcW w:type="dxa" w:w="1872"/>
-            <w:shd w:val="clear" w:color="auto" w:fill="F9FAFB"/>
-          </w:tcPr>
-          <w:p>
-            <w:r>
-              <w:rPr>
-                <w:sz w:val="16"/>
-              </w:rPr>
-              <w:t>LUCID Vision Labs Atlas10 ATX650G</w:t>
-            </w:r>
-          </w:p>
-        </w:tc>
-        <w:tc>
-          <w:tcPr>
-            <w:tcW w:type="dxa" w:w="1872"/>
-            <w:shd w:val="clear" w:color="auto" w:fill="F9FAFB"/>
-          </w:tcPr>
-          <w:p>
-            <w:r>
-              <w:rPr>
-                <w:sz w:val="16"/>
-              </w:rPr>
-              <w:t>12-bit 10GigE (Mono12, Bayer12)</w:t>
-            </w:r>
-          </w:p>
-        </w:tc>
-        <w:tc>
-          <w:tcPr>
-            <w:tcW w:type="dxa" w:w="1872"/>
-            <w:shd w:val="clear" w:color="auto" w:fill="F9FAFB"/>
-          </w:tcPr>
-          <w:p>
-            <w:r>
-              <w:rPr>
-                <w:sz w:val="16"/>
-              </w:rPr>
-              <w:t>$8,850.00 USD</w:t>
-            </w:r>
-          </w:p>
-        </w:tc>
-        <w:tc>
-          <w:tcPr>
-            <w:tcW w:type="dxa" w:w="1872"/>
+            <w:tcW w:type="dxa" w:w="1680"/>
             <w:shd w:val="clear" w:color="auto" w:fill="F9FAFB"/>
           </w:tcPr>
           <w:p>
@@ -5959,20 +659,33 @@
       <w:tr>
         <w:tc>
           <w:tcPr>
-            <w:tcW w:type="dxa" w:w="1872"/>
+            <w:tcW w:type="dxa" w:w="1680"/>
           </w:tcPr>
           <w:p>
             <w:r>
               <w:rPr>
                 <w:sz w:val="16"/>
               </w:rPr>
-              <w:t>Sony IMX927 / IMX937 (105.0 MP)</w:t>
+              <w:t>Sony IMX927/IMX937</w:t>
             </w:r>
           </w:p>
         </w:tc>
         <w:tc>
           <w:tcPr>
-            <w:tcW w:type="dxa" w:w="1872"/>
+            <w:tcW w:type="dxa" w:w="1680"/>
+          </w:tcPr>
+          <w:p>
+            <w:r>
+              <w:rPr>
+                <w:sz w:val="16"/>
+              </w:rPr>
+              <w:t>105.0 MP (2.5" Square)</w:t>
+            </w:r>
+          </w:p>
+        </w:tc>
+        <w:tc>
+          <w:tcPr>
+            <w:tcW w:type="dxa" w:w="1680"/>
           </w:tcPr>
           <w:p>
             <w:r>
@@ -5985,33 +698,33 @@
         </w:tc>
         <w:tc>
           <w:tcPr>
-            <w:tcW w:type="dxa" w:w="1872"/>
+            <w:tcW w:type="dxa" w:w="1680"/>
           </w:tcPr>
           <w:p>
             <w:r>
               <w:rPr>
                 <w:sz w:val="16"/>
               </w:rPr>
-              <w:t>12-bit 100GigE (@ 72.8 fps)</w:t>
+              <w:t>100GigE Fiber</w:t>
             </w:r>
           </w:p>
         </w:tc>
         <w:tc>
           <w:tcPr>
-            <w:tcW w:type="dxa" w:w="1872"/>
+            <w:tcW w:type="dxa" w:w="1680"/>
           </w:tcPr>
           <w:p>
             <w:r>
               <w:rPr>
                 <w:sz w:val="16"/>
               </w:rPr>
-              <w:t>$10,500.00 USD</w:t>
+              <w:t>✅ Mono12 @ 72.8 fps</w:t>
             </w:r>
           </w:p>
         </w:tc>
         <w:tc>
           <w:tcPr>
-            <w:tcW w:type="dxa" w:w="1872"/>
+            <w:tcW w:type="dxa" w:w="1680"/>
           </w:tcPr>
           <w:p>
             <w:r>
@@ -6026,7 +739,7 @@
       <w:tr>
         <w:tc>
           <w:tcPr>
-            <w:tcW w:type="dxa" w:w="1872"/>
+            <w:tcW w:type="dxa" w:w="1680"/>
             <w:shd w:val="clear" w:color="auto" w:fill="F9FAFB"/>
           </w:tcPr>
           <w:p>
@@ -6034,13 +747,13 @@
               <w:rPr>
                 <w:sz w:val="16"/>
               </w:rPr>
-              <w:t>Sony IMX661 (127.7 MP)</w:t>
+              <w:t>Sony IMX661</w:t>
             </w:r>
           </w:p>
         </w:tc>
         <w:tc>
           <w:tcPr>
-            <w:tcW w:type="dxa" w:w="1872"/>
+            <w:tcW w:type="dxa" w:w="1680"/>
             <w:shd w:val="clear" w:color="auto" w:fill="F9FAFB"/>
           </w:tcPr>
           <w:p>
@@ -6048,13 +761,13 @@
               <w:rPr>
                 <w:sz w:val="16"/>
               </w:rPr>
-              <w:t>SVS-Vistek (Allied Vision) shr661MXGE</w:t>
+              <w:t>127.7 MP (3.6" Large)</w:t>
             </w:r>
           </w:p>
         </w:tc>
         <w:tc>
           <w:tcPr>
-            <w:tcW w:type="dxa" w:w="1872"/>
+            <w:tcW w:type="dxa" w:w="1680"/>
             <w:shd w:val="clear" w:color="auto" w:fill="F9FAFB"/>
           </w:tcPr>
           <w:p>
@@ -6062,13 +775,13 @@
               <w:rPr>
                 <w:sz w:val="16"/>
               </w:rPr>
-              <w:t>12-bit 10GigE (Mono12Packed, Bayer12)</w:t>
+              <w:t>Allied Vision shr661MXGE</w:t>
             </w:r>
           </w:p>
         </w:tc>
         <w:tc>
           <w:tcPr>
-            <w:tcW w:type="dxa" w:w="1872"/>
+            <w:tcW w:type="dxa" w:w="1680"/>
             <w:shd w:val="clear" w:color="auto" w:fill="F9FAFB"/>
           </w:tcPr>
           <w:p>
@@ -6076,533 +789,13 @@
               <w:rPr>
                 <w:sz w:val="16"/>
               </w:rPr>
-              <w:t>$12,850.00 USD</w:t>
+              <w:t>10GigE (RJ-45)</w:t>
             </w:r>
           </w:p>
         </w:tc>
         <w:tc>
           <w:tcPr>
-            <w:tcW w:type="dxa" w:w="1872"/>
-            <w:shd w:val="clear" w:color="auto" w:fill="F9FAFB"/>
-          </w:tcPr>
-          <w:p>
-            <w:r>
-              <w:rPr>
-                <w:sz w:val="16"/>
-              </w:rPr>
-              <w:t>https://www.alliedvision.com/en/products/cameras/detail/shr661MXGE/</w:t>
-            </w:r>
-          </w:p>
-        </w:tc>
-      </w:tr>
-      <w:tr>
-        <w:tc>
-          <w:tcPr>
-            <w:tcW w:type="dxa" w:w="1872"/>
-          </w:tcPr>
-          <w:p>
-            <w:r>
-              <w:rPr>
-                <w:sz w:val="16"/>
-              </w:rPr>
-              <w:t>Sony IMX411 (151.0 MP)</w:t>
-            </w:r>
-          </w:p>
-        </w:tc>
-        <w:tc>
-          <w:tcPr>
-            <w:tcW w:type="dxa" w:w="1872"/>
-          </w:tcPr>
-          <w:p>
-            <w:r>
-              <w:rPr>
-                <w:sz w:val="16"/>
-              </w:rPr>
-              <w:t>Vision Datum Mars151M / Vieworks VC-151MX</w:t>
-            </w:r>
-          </w:p>
-        </w:tc>
-        <w:tc>
-          <w:tcPr>
-            <w:tcW w:type="dxa" w:w="1872"/>
-          </w:tcPr>
-          <w:p>
-            <w:r>
-              <w:rPr>
-                <w:sz w:val="16"/>
-              </w:rPr>
-              <w:t>12-bit &amp; 16-bit CXP-12 (Mono12, Bayer12)</w:t>
-            </w:r>
-          </w:p>
-        </w:tc>
-        <w:tc>
-          <w:tcPr>
-            <w:tcW w:type="dxa" w:w="1872"/>
-          </w:tcPr>
-          <w:p>
-            <w:r>
-              <w:rPr>
-                <w:sz w:val="16"/>
-              </w:rPr>
-              <w:t>$13,110.00 USD</w:t>
-            </w:r>
-          </w:p>
-        </w:tc>
-        <w:tc>
-          <w:tcPr>
-            <w:tcW w:type="dxa" w:w="1872"/>
-          </w:tcPr>
-          <w:p>
-            <w:r>
-              <w:rPr>
-                <w:sz w:val="16"/>
-              </w:rPr>
-              <w:t>https://www.visiondatum.com/en/product/detail/508.html</w:t>
-            </w:r>
-          </w:p>
-        </w:tc>
-      </w:tr>
-    </w:tbl>
-    <w:p>
-      <w:r>
-        <w:br w:type="page"/>
-      </w:r>
-    </w:p>
-    <w:p>
-      <w:pPr>
-        <w:pStyle w:val="Heading1"/>
-      </w:pPr>
-      <w:r>
-        <w:t>CORRECTED: Industrial Machine Vision Camera Body Selection (URL-Verified)</w:t>
-      </w:r>
-    </w:p>
-    <w:p>
-      <w:r>
-        <w:t>CRITICAL NOTE: The ZWO ASI6200MM Pro (previously listed) is an ASTRONOMY/ASTROPHOTOGRAPHY camera using USB 3.0 interface. It is NOT suitable for industrial multi-camera synchronized medical imaging. Correct industrial-grade replacements with verified live product page URLs are listed below:</w:t>
-      </w:r>
-    </w:p>
-    <w:tbl>
-      <w:tblPr>
-        <w:tblStyle w:val="TableGrid"/>
-        <w:tblW w:type="auto" w:w="0"/>
-        <w:tblLook w:firstColumn="1" w:firstRow="1" w:lastColumn="0" w:lastRow="0" w:noHBand="0" w:noVBand="1" w:val="04A0"/>
-      </w:tblPr>
-      <w:tblGrid>
-        <w:gridCol w:w="1560"/>
-        <w:gridCol w:w="1560"/>
-        <w:gridCol w:w="1560"/>
-        <w:gridCol w:w="1560"/>
-        <w:gridCol w:w="1560"/>
-        <w:gridCol w:w="1560"/>
-      </w:tblGrid>
-      <w:tr>
-        <w:tc>
-          <w:tcPr>
-            <w:tcW w:type="dxa" w:w="1560"/>
-            <w:shd w:val="clear" w:color="auto" w:fill="1F2937"/>
-          </w:tcPr>
-          <w:p>
-            <w:r>
-              <w:rPr>
-                <w:b/>
-                <w:color w:val="FFFFFF"/>
-                <w:sz w:val="17"/>
-              </w:rPr>
-              <w:t>Sensor Model</w:t>
-            </w:r>
-          </w:p>
-        </w:tc>
-        <w:tc>
-          <w:tcPr>
-            <w:tcW w:type="dxa" w:w="1560"/>
-            <w:shd w:val="clear" w:color="auto" w:fill="1F2937"/>
-          </w:tcPr>
-          <w:p>
-            <w:r>
-              <w:rPr>
-                <w:b/>
-                <w:color w:val="FFFFFF"/>
-                <w:sz w:val="17"/>
-              </w:rPr>
-              <w:t>INCORRECT (Consumer/Wrong) Camera</w:t>
-            </w:r>
-          </w:p>
-        </w:tc>
-        <w:tc>
-          <w:tcPr>
-            <w:tcW w:type="dxa" w:w="1560"/>
-            <w:shd w:val="clear" w:color="auto" w:fill="1F2937"/>
-          </w:tcPr>
-          <w:p>
-            <w:r>
-              <w:rPr>
-                <w:b/>
-                <w:color w:val="FFFFFF"/>
-                <w:sz w:val="17"/>
-              </w:rPr>
-              <w:t>CORRECT Industrial Camera Body</w:t>
-            </w:r>
-          </w:p>
-        </w:tc>
-        <w:tc>
-          <w:tcPr>
-            <w:tcW w:type="dxa" w:w="1560"/>
-            <w:shd w:val="clear" w:color="auto" w:fill="1F2937"/>
-          </w:tcPr>
-          <w:p>
-            <w:r>
-              <w:rPr>
-                <w:b/>
-                <w:color w:val="FFFFFF"/>
-                <w:sz w:val="17"/>
-              </w:rPr>
-              <w:t>Interface</w:t>
-            </w:r>
-          </w:p>
-        </w:tc>
-        <w:tc>
-          <w:tcPr>
-            <w:tcW w:type="dxa" w:w="1560"/>
-            <w:shd w:val="clear" w:color="auto" w:fill="1F2937"/>
-          </w:tcPr>
-          <w:p>
-            <w:r>
-              <w:rPr>
-                <w:b/>
-                <w:color w:val="FFFFFF"/>
-                <w:sz w:val="17"/>
-              </w:rPr>
-              <w:t>12-Bit Output</w:t>
-            </w:r>
-          </w:p>
-        </w:tc>
-        <w:tc>
-          <w:tcPr>
-            <w:tcW w:type="dxa" w:w="1560"/>
-            <w:shd w:val="clear" w:color="auto" w:fill="1F2937"/>
-          </w:tcPr>
-          <w:p>
-            <w:r>
-              <w:rPr>
-                <w:b/>
-                <w:color w:val="FFFFFF"/>
-                <w:sz w:val="17"/>
-              </w:rPr>
-              <w:t>Verified Live URL</w:t>
-            </w:r>
-          </w:p>
-        </w:tc>
-      </w:tr>
-      <w:tr>
-        <w:tc>
-          <w:tcPr>
-            <w:tcW w:type="dxa" w:w="1560"/>
-          </w:tcPr>
-          <w:p>
-            <w:r>
-              <w:rPr>
-                <w:sz w:val="16"/>
-              </w:rPr>
-              <w:t>Sony IMX455 (61.0 MP)</w:t>
-            </w:r>
-          </w:p>
-        </w:tc>
-        <w:tc>
-          <w:tcPr>
-            <w:tcW w:type="dxa" w:w="1560"/>
-            <w:shd w:val="clear" w:color="auto" w:fill="FEE2E2"/>
-          </w:tcPr>
-          <w:p>
-            <w:r>
-              <w:rPr>
-                <w:sz w:val="16"/>
-              </w:rPr>
-              <w:t>❌ ZWO ASI6200MM Pro (Astronomy USB3 camera — wrong!)</w:t>
-            </w:r>
-          </w:p>
-        </w:tc>
-        <w:tc>
-          <w:tcPr>
-            <w:tcW w:type="dxa" w:w="1560"/>
-          </w:tcPr>
-          <w:p>
-            <w:r>
-              <w:rPr>
-                <w:sz w:val="16"/>
-              </w:rPr>
-              <w:t>✅ Allied Vision hr455MXGE (Industrial 10GigE) OR XIMEA MX610MR-SY (PCIe Gen3)</w:t>
-            </w:r>
-          </w:p>
-        </w:tc>
-        <w:tc>
-          <w:tcPr>
-            <w:tcW w:type="dxa" w:w="1560"/>
-          </w:tcPr>
-          <w:p>
-            <w:r>
-              <w:rPr>
-                <w:sz w:val="16"/>
-              </w:rPr>
-              <w:t>10GigE / PCIe Gen3</w:t>
-            </w:r>
-          </w:p>
-        </w:tc>
-        <w:tc>
-          <w:tcPr>
-            <w:tcW w:type="dxa" w:w="1560"/>
-          </w:tcPr>
-          <w:p>
-            <w:r>
-              <w:rPr>
-                <w:sz w:val="16"/>
-              </w:rPr>
-              <w:t>✅ Mono12, Mono12Packed</w:t>
-            </w:r>
-          </w:p>
-        </w:tc>
-        <w:tc>
-          <w:tcPr>
-            <w:tcW w:type="dxa" w:w="1560"/>
-          </w:tcPr>
-          <w:p>
-            <w:r>
-              <w:rPr>
-                <w:sz w:val="16"/>
-              </w:rPr>
-              <w:t>alliedvision.com/en/products/ → search hr455MXGE</w:t>
-              <w:br/>
-              <w:t>ximea.com/en/products/cameras → search MX610</w:t>
-            </w:r>
-          </w:p>
-        </w:tc>
-      </w:tr>
-      <w:tr>
-        <w:tc>
-          <w:tcPr>
-            <w:tcW w:type="dxa" w:w="1560"/>
-            <w:shd w:val="clear" w:color="auto" w:fill="F9FAFB"/>
-          </w:tcPr>
-          <w:p>
-            <w:r>
-              <w:rPr>
-                <w:sz w:val="16"/>
-              </w:rPr>
-              <w:t>Gpixel GMAX3265 (65.4 MP)</w:t>
-            </w:r>
-          </w:p>
-        </w:tc>
-        <w:tc>
-          <w:tcPr>
-            <w:tcW w:type="dxa" w:w="1560"/>
-            <w:shd w:val="clear" w:color="auto" w:fill="D1FAE5"/>
-          </w:tcPr>
-          <w:p>
-            <w:r>
-              <w:rPr>
-                <w:sz w:val="16"/>
-              </w:rPr>
-              <w:t>✅ Lucid Atlas10 ATX650G (correct — industrial 10GigE)</w:t>
-            </w:r>
-          </w:p>
-        </w:tc>
-        <w:tc>
-          <w:tcPr>
-            <w:tcW w:type="dxa" w:w="1560"/>
-            <w:shd w:val="clear" w:color="auto" w:fill="F9FAFB"/>
-          </w:tcPr>
-          <w:p>
-            <w:r>
-              <w:rPr>
-                <w:sz w:val="16"/>
-              </w:rPr>
-              <w:t>✅ Lucid Atlas10 ATX650G-MT2 (Mono) / ATX650G-CT2 (Color)</w:t>
-            </w:r>
-          </w:p>
-        </w:tc>
-        <w:tc>
-          <w:tcPr>
-            <w:tcW w:type="dxa" w:w="1560"/>
-            <w:shd w:val="clear" w:color="auto" w:fill="F9FAFB"/>
-          </w:tcPr>
-          <w:p>
-            <w:r>
-              <w:rPr>
-                <w:sz w:val="16"/>
-              </w:rPr>
-              <w:t>10GigE (10GBASE-T)</w:t>
-            </w:r>
-          </w:p>
-        </w:tc>
-        <w:tc>
-          <w:tcPr>
-            <w:tcW w:type="dxa" w:w="1560"/>
-            <w:shd w:val="clear" w:color="auto" w:fill="F9FAFB"/>
-          </w:tcPr>
-          <w:p>
-            <w:r>
-              <w:rPr>
-                <w:sz w:val="16"/>
-              </w:rPr>
-              <w:t>✅ Mono12, Mono12p, Bayer12</w:t>
-            </w:r>
-          </w:p>
-        </w:tc>
-        <w:tc>
-          <w:tcPr>
-            <w:tcW w:type="dxa" w:w="1560"/>
-            <w:shd w:val="clear" w:color="auto" w:fill="F9FAFB"/>
-          </w:tcPr>
-          <w:p>
-            <w:r>
-              <w:rPr>
-                <w:sz w:val="16"/>
-              </w:rPr>
-              <w:t>https://thinklucid.com/product/atlas10-65-mp-gmax3265/ (LIVE VERIFIED)</w:t>
-            </w:r>
-          </w:p>
-        </w:tc>
-      </w:tr>
-      <w:tr>
-        <w:tc>
-          <w:tcPr>
-            <w:tcW w:type="dxa" w:w="1560"/>
-          </w:tcPr>
-          <w:p>
-            <w:r>
-              <w:rPr>
-                <w:sz w:val="16"/>
-              </w:rPr>
-              <w:t>Sony IMX927/IMX937 (105.0 MP)</w:t>
-            </w:r>
-          </w:p>
-        </w:tc>
-        <w:tc>
-          <w:tcPr>
-            <w:tcW w:type="dxa" w:w="1560"/>
-            <w:shd w:val="clear" w:color="auto" w:fill="D1FAE5"/>
-          </w:tcPr>
-          <w:p>
-            <w:r>
-              <w:rPr>
-                <w:sz w:val="16"/>
-              </w:rPr>
-              <w:t>✅ Emergent ZENITH HZ-100 (correct — industrial 100GigE)</w:t>
-            </w:r>
-          </w:p>
-        </w:tc>
-        <w:tc>
-          <w:tcPr>
-            <w:tcW w:type="dxa" w:w="1560"/>
-          </w:tcPr>
-          <w:p>
-            <w:r>
-              <w:rPr>
-                <w:sz w:val="16"/>
-              </w:rPr>
-              <w:t>✅ Emergent Vision HZ-100-SB (100GigE fiber)</w:t>
-            </w:r>
-          </w:p>
-        </w:tc>
-        <w:tc>
-          <w:tcPr>
-            <w:tcW w:type="dxa" w:w="1560"/>
-          </w:tcPr>
-          <w:p>
-            <w:r>
-              <w:rPr>
-                <w:sz w:val="16"/>
-              </w:rPr>
-              <w:t>100GigE fiber</w:t>
-            </w:r>
-          </w:p>
-        </w:tc>
-        <w:tc>
-          <w:tcPr>
-            <w:tcW w:type="dxa" w:w="1560"/>
-          </w:tcPr>
-          <w:p>
-            <w:r>
-              <w:rPr>
-                <w:sz w:val="16"/>
-              </w:rPr>
-              <w:t>✅ Mono12 @ 72.8 fps</w:t>
-            </w:r>
-          </w:p>
-        </w:tc>
-        <w:tc>
-          <w:tcPr>
-            <w:tcW w:type="dxa" w:w="1560"/>
-          </w:tcPr>
-          <w:p>
-            <w:r>
-              <w:rPr>
-                <w:sz w:val="16"/>
-              </w:rPr>
-              <w:t>https://emergentvisiontec.com/cameras/zenith-hz-100/ (LIVE VERIFIED)</w:t>
-            </w:r>
-          </w:p>
-        </w:tc>
-      </w:tr>
-      <w:tr>
-        <w:tc>
-          <w:tcPr>
-            <w:tcW w:type="dxa" w:w="1560"/>
-            <w:shd w:val="clear" w:color="auto" w:fill="F9FAFB"/>
-          </w:tcPr>
-          <w:p>
-            <w:r>
-              <w:rPr>
-                <w:sz w:val="16"/>
-              </w:rPr>
-              <w:t>Sony IMX661 (127.7 MP)</w:t>
-            </w:r>
-          </w:p>
-        </w:tc>
-        <w:tc>
-          <w:tcPr>
-            <w:tcW w:type="dxa" w:w="1560"/>
-            <w:shd w:val="clear" w:color="auto" w:fill="FEE2E2"/>
-          </w:tcPr>
-          <w:p>
-            <w:r>
-              <w:rPr>
-                <w:sz w:val="16"/>
-              </w:rPr>
-              <w:t>❌ Dead URL (Allied Vision catalog restructured)</w:t>
-            </w:r>
-          </w:p>
-        </w:tc>
-        <w:tc>
-          <w:tcPr>
-            <w:tcW w:type="dxa" w:w="1560"/>
-            <w:shd w:val="clear" w:color="auto" w:fill="F9FAFB"/>
-          </w:tcPr>
-          <w:p>
-            <w:r>
-              <w:rPr>
-                <w:sz w:val="16"/>
-              </w:rPr>
-              <w:t>✅ Allied Vision shr661MXGE (10GigE) via distributor quote</w:t>
-            </w:r>
-          </w:p>
-        </w:tc>
-        <w:tc>
-          <w:tcPr>
-            <w:tcW w:type="dxa" w:w="1560"/>
-            <w:shd w:val="clear" w:color="auto" w:fill="F9FAFB"/>
-          </w:tcPr>
-          <w:p>
-            <w:r>
-              <w:rPr>
-                <w:sz w:val="16"/>
-              </w:rPr>
-              <w:t>10GigE</w:t>
-            </w:r>
-          </w:p>
-        </w:tc>
-        <w:tc>
-          <w:tcPr>
-            <w:tcW w:type="dxa" w:w="1560"/>
+            <w:tcW w:type="dxa" w:w="1680"/>
             <w:shd w:val="clear" w:color="auto" w:fill="F9FAFB"/>
           </w:tcPr>
           <w:p>
@@ -6616,7 +809,7 @@
         </w:tc>
         <w:tc>
           <w:tcPr>
-            <w:tcW w:type="dxa" w:w="1560"/>
+            <w:tcW w:type="dxa" w:w="1680"/>
             <w:shd w:val="clear" w:color="auto" w:fill="F9FAFB"/>
           </w:tcPr>
           <w:p>
@@ -6624,9 +817,7 @@
               <w:rPr>
                 <w:sz w:val="16"/>
               </w:rPr>
-              <w:t>Request quote: https://www.1stvision.com (search shr661MXGE)</w:t>
-              <w:br/>
-              <w:t>OR https://www.multipix.com</w:t>
+              <w:t>https://www.1stvision.com (Search shr661MXGE)</w:t>
             </w:r>
           </w:p>
         </w:tc>
@@ -6634,47 +825,46 @@
       <w:tr>
         <w:tc>
           <w:tcPr>
-            <w:tcW w:type="dxa" w:w="1560"/>
+            <w:tcW w:type="dxa" w:w="1680"/>
           </w:tcPr>
           <w:p>
             <w:r>
               <w:rPr>
                 <w:sz w:val="16"/>
               </w:rPr>
-              <w:t>Sony IMX411 (151.0 MP)</w:t>
+              <w:t>Sony IMX411</w:t>
             </w:r>
           </w:p>
         </w:tc>
         <w:tc>
           <w:tcPr>
-            <w:tcW w:type="dxa" w:w="1560"/>
-            <w:shd w:val="clear" w:color="auto" w:fill="D1FAE5"/>
+            <w:tcW w:type="dxa" w:w="1680"/>
           </w:tcPr>
           <w:p>
             <w:r>
               <w:rPr>
                 <w:sz w:val="16"/>
               </w:rPr>
-              <w:t>✅ Vision Datum Mars151M (live page confirmed)</w:t>
+              <w:t>151.0 MP (Medium Format)</w:t>
             </w:r>
           </w:p>
         </w:tc>
         <w:tc>
           <w:tcPr>
-            <w:tcW w:type="dxa" w:w="1560"/>
+            <w:tcW w:type="dxa" w:w="1680"/>
           </w:tcPr>
           <w:p>
             <w:r>
               <w:rPr>
                 <w:sz w:val="16"/>
               </w:rPr>
-              <w:t>✅ Vision Datum Mars151M / Vieworks VC-151MX</w:t>
+              <w:t>Vision Datum Mars151M / Vieworks</w:t>
             </w:r>
           </w:p>
         </w:tc>
         <w:tc>
           <w:tcPr>
-            <w:tcW w:type="dxa" w:w="1560"/>
+            <w:tcW w:type="dxa" w:w="1680"/>
           </w:tcPr>
           <w:p>
             <w:r>
@@ -6687,7 +877,7 @@
         </w:tc>
         <w:tc>
           <w:tcPr>
-            <w:tcW w:type="dxa" w:w="1560"/>
+            <w:tcW w:type="dxa" w:w="1680"/>
           </w:tcPr>
           <w:p>
             <w:r>
@@ -6700,43 +890,31 @@
         </w:tc>
         <w:tc>
           <w:tcPr>
-            <w:tcW w:type="dxa" w:w="1560"/>
+            <w:tcW w:type="dxa" w:w="1680"/>
           </w:tcPr>
           <w:p>
             <w:r>
               <w:rPr>
                 <w:sz w:val="16"/>
               </w:rPr>
-              <w:t>https://www.visiondatum.com/en/product/detail/508.html (LIVE VERIFIED)</w:t>
+              <w:t>https://www.visiondatum.com/en/product/detail/508.html</w:t>
             </w:r>
           </w:p>
         </w:tc>
       </w:tr>
     </w:tbl>
-    <w:p>
-      <w:r>
-        <w:br w:type="page"/>
-      </w:r>
-    </w:p>
+    <w:p/>
     <w:p>
       <w:pPr>
         <w:pStyle w:val="Heading1"/>
       </w:pPr>
       <w:r>
-        <w:t>VERIFIED INDUSTRIAL CAMERA SELECTION — DermaPod Imaging System</w:t>
+        <w:t>4. Gantry Architecture Optimization Matrix</w:t>
       </w:r>
     </w:p>
     <w:p>
       <w:r>
-        <w:t>This section documents the verified commercial industrial machine vision camera bodies selected for the DermaPod imaging gantry. All cameras are genuine industrial-grade GigE Vision / GenICam compliant devices with hardware trigger support, 12-bit raw output (Mono12), and cable lengths compatible with gantry deployment (10GigE = up to 100m, 100GigE = fiber optic). Pricing will be added after vendor RFQ confirmation.</w:t>
-      </w:r>
-    </w:p>
-    <w:p>
-      <w:pPr>
-        <w:pStyle w:val="Heading2"/>
-      </w:pPr>
-      <w:r>
-        <w:t>Table 1: Correct Industrial Camera Body Selection (All 5 Sensor Classes)</w:t>
+        <w:t>Comparative optical performance across Model 1 (Rotating Gantry), Model 2 (Dual-Column Gantry), and Model 3 (Scanning Carriage Gantry):</w:t>
       </w:r>
     </w:p>
     <w:tbl>
@@ -6746,19 +924,18 @@
         <w:tblLook w:firstColumn="1" w:firstRow="1" w:lastColumn="0" w:lastRow="0" w:noHBand="0" w:noVBand="1" w:val="04A0"/>
       </w:tblPr>
       <w:tblGrid>
-        <w:gridCol w:w="1170"/>
-        <w:gridCol w:w="1170"/>
-        <w:gridCol w:w="1170"/>
-        <w:gridCol w:w="1170"/>
-        <w:gridCol w:w="1170"/>
-        <w:gridCol w:w="1170"/>
-        <w:gridCol w:w="1170"/>
-        <w:gridCol w:w="1170"/>
+        <w:gridCol w:w="1440"/>
+        <w:gridCol w:w="1440"/>
+        <w:gridCol w:w="1440"/>
+        <w:gridCol w:w="1440"/>
+        <w:gridCol w:w="1440"/>
+        <w:gridCol w:w="1440"/>
+        <w:gridCol w:w="1440"/>
       </w:tblGrid>
       <w:tr>
         <w:tc>
           <w:tcPr>
-            <w:tcW w:type="dxa" w:w="1170"/>
+            <w:tcW w:type="dxa" w:w="1440"/>
             <w:shd w:val="clear" w:color="auto" w:fill="1F2937"/>
           </w:tcPr>
           <w:p>
@@ -6768,13 +945,13 @@
                 <w:color w:val="FFFFFF"/>
                 <w:sz w:val="17"/>
               </w:rPr>
-              <w:t>Sensor Model</w:t>
+              <w:t>Architecture</w:t>
             </w:r>
           </w:p>
         </w:tc>
         <w:tc>
           <w:tcPr>
-            <w:tcW w:type="dxa" w:w="1170"/>
+            <w:tcW w:type="dxa" w:w="1440"/>
             <w:shd w:val="clear" w:color="auto" w:fill="1F2937"/>
           </w:tcPr>
           <w:p>
@@ -6784,13 +961,13 @@
                 <w:color w:val="FFFFFF"/>
                 <w:sz w:val="17"/>
               </w:rPr>
-              <w:t>Resolution</w:t>
+              <w:t>Sensor Choice</w:t>
             </w:r>
           </w:p>
         </w:tc>
         <w:tc>
           <w:tcPr>
-            <w:tcW w:type="dxa" w:w="1170"/>
+            <w:tcW w:type="dxa" w:w="1440"/>
             <w:shd w:val="clear" w:color="auto" w:fill="1F2937"/>
           </w:tcPr>
           <w:p>
@@ -6800,13 +977,13 @@
                 <w:color w:val="FFFFFF"/>
                 <w:sz w:val="17"/>
               </w:rPr>
-              <w:t>Sensor Size</w:t>
+              <w:t>Single FOV (W×H)</w:t>
             </w:r>
           </w:p>
         </w:tc>
         <w:tc>
           <w:tcPr>
-            <w:tcW w:type="dxa" w:w="1170"/>
+            <w:tcW w:type="dxa" w:w="1440"/>
             <w:shd w:val="clear" w:color="auto" w:fill="1F2937"/>
           </w:tcPr>
           <w:p>
@@ -6816,13 +993,13 @@
                 <w:color w:val="FFFFFF"/>
                 <w:sz w:val="17"/>
               </w:rPr>
-              <w:t>Pixel Size</w:t>
+              <w:t>Overlapping Array FOV</w:t>
             </w:r>
           </w:p>
         </w:tc>
         <w:tc>
           <w:tcPr>
-            <w:tcW w:type="dxa" w:w="1170"/>
+            <w:tcW w:type="dxa" w:w="1440"/>
             <w:shd w:val="clear" w:color="auto" w:fill="1F2937"/>
           </w:tcPr>
           <w:p>
@@ -6832,13 +1009,13 @@
                 <w:color w:val="FFFFFF"/>
                 <w:sz w:val="17"/>
               </w:rPr>
-              <w:t>Shutter</w:t>
+              <w:t>Cameras Needed</w:t>
             </w:r>
           </w:p>
         </w:tc>
         <w:tc>
           <w:tcPr>
-            <w:tcW w:type="dxa" w:w="1170"/>
+            <w:tcW w:type="dxa" w:w="1440"/>
             <w:shd w:val="clear" w:color="auto" w:fill="1F2937"/>
           </w:tcPr>
           <w:p>
@@ -6848,13 +1025,13 @@
                 <w:color w:val="FFFFFF"/>
                 <w:sz w:val="17"/>
               </w:rPr>
-              <w:t>Selected Industrial Camera Body</w:t>
+              <w:t>DoF (f/8)</w:t>
             </w:r>
           </w:p>
         </w:tc>
         <w:tc>
           <w:tcPr>
-            <w:tcW w:type="dxa" w:w="1170"/>
+            <w:tcW w:type="dxa" w:w="1440"/>
             <w:shd w:val="clear" w:color="auto" w:fill="1F2937"/>
           </w:tcPr>
           <w:p>
@@ -6864,23 +1041,7 @@
                 <w:color w:val="FFFFFF"/>
                 <w:sz w:val="17"/>
               </w:rPr>
-              <w:t>Interface</w:t>
-            </w:r>
-          </w:p>
-        </w:tc>
-        <w:tc>
-          <w:tcPr>
-            <w:tcW w:type="dxa" w:w="1170"/>
-            <w:shd w:val="clear" w:color="auto" w:fill="1F2937"/>
-          </w:tcPr>
-          <w:p>
-            <w:r>
-              <w:rPr>
-                <w:b/>
-                <w:color w:val="FFFFFF"/>
-                <w:sz w:val="17"/>
-              </w:rPr>
-              <w:t>12-Bit Output</w:t>
+              <w:t>Active Capture Time</w:t>
             </w:r>
           </w:p>
         </w:tc>
@@ -6888,1240 +1049,20 @@
       <w:tr>
         <w:tc>
           <w:tcPr>
-            <w:tcW w:type="dxa" w:w="1170"/>
+            <w:tcW w:type="dxa" w:w="1440"/>
           </w:tcPr>
           <w:p>
             <w:r>
               <w:rPr>
                 <w:sz w:val="16"/>
               </w:rPr>
-              <w:t>Sony IMX455</w:t>
+              <w:t>Model 1 (Rotating)</w:t>
             </w:r>
           </w:p>
         </w:tc>
         <w:tc>
           <w:tcPr>
-            <w:tcW w:type="dxa" w:w="1170"/>
-          </w:tcPr>
-          <w:p>
-            <w:r>
-              <w:rPr>
-                <w:sz w:val="16"/>
-              </w:rPr>
-              <w:t>61.0 MP (9568×6380)</w:t>
-            </w:r>
-          </w:p>
-        </w:tc>
-        <w:tc>
-          <w:tcPr>
-            <w:tcW w:type="dxa" w:w="1170"/>
-          </w:tcPr>
-          <w:p>
-            <w:r>
-              <w:rPr>
-                <w:sz w:val="16"/>
-              </w:rPr>
-              <w:t>Full Frame (36.1×24.0mm)</w:t>
-            </w:r>
-          </w:p>
-        </w:tc>
-        <w:tc>
-          <w:tcPr>
-            <w:tcW w:type="dxa" w:w="1170"/>
-          </w:tcPr>
-          <w:p>
-            <w:r>
-              <w:rPr>
-                <w:sz w:val="16"/>
-              </w:rPr>
-              <w:t>3.76 µm</w:t>
-            </w:r>
-          </w:p>
-        </w:tc>
-        <w:tc>
-          <w:tcPr>
-            <w:tcW w:type="dxa" w:w="1170"/>
-          </w:tcPr>
-          <w:p>
-            <w:r>
-              <w:rPr>
-                <w:sz w:val="16"/>
-              </w:rPr>
-              <w:t>Rolling + Global Reset</w:t>
-            </w:r>
-          </w:p>
-        </w:tc>
-        <w:tc>
-          <w:tcPr>
-            <w:tcW w:type="dxa" w:w="1170"/>
-          </w:tcPr>
-          <w:p>
-            <w:r>
-              <w:rPr>
-                <w:sz w:val="16"/>
-              </w:rPr>
-              <w:t>Allied Vision hr455MXGE (Mono 10GigE)</w:t>
-            </w:r>
-          </w:p>
-        </w:tc>
-        <w:tc>
-          <w:tcPr>
-            <w:tcW w:type="dxa" w:w="1170"/>
-          </w:tcPr>
-          <w:p>
-            <w:r>
-              <w:rPr>
-                <w:sz w:val="16"/>
-              </w:rPr>
-              <w:t>10GigE (RJ-45, up to 100m)</w:t>
-            </w:r>
-          </w:p>
-        </w:tc>
-        <w:tc>
-          <w:tcPr>
-            <w:tcW w:type="dxa" w:w="1170"/>
-          </w:tcPr>
-          <w:p>
-            <w:r>
-              <w:rPr>
-                <w:sz w:val="16"/>
-              </w:rPr>
-              <w:t>✅ Mono12, Mono12Packed, Mono16</w:t>
-            </w:r>
-          </w:p>
-        </w:tc>
-      </w:tr>
-      <w:tr>
-        <w:tc>
-          <w:tcPr>
-            <w:tcW w:type="dxa" w:w="1170"/>
-            <w:shd w:val="clear" w:color="auto" w:fill="F0F9FF"/>
-          </w:tcPr>
-          <w:p>
-            <w:r>
-              <w:rPr>
-                <w:sz w:val="16"/>
-              </w:rPr>
-              <w:t>Gpixel GMAX3265</w:t>
-            </w:r>
-          </w:p>
-        </w:tc>
-        <w:tc>
-          <w:tcPr>
-            <w:tcW w:type="dxa" w:w="1170"/>
-            <w:shd w:val="clear" w:color="auto" w:fill="F0F9FF"/>
-          </w:tcPr>
-          <w:p>
-            <w:r>
-              <w:rPr>
-                <w:sz w:val="16"/>
-              </w:rPr>
-              <w:t>65.4 MP (9344×7000)</w:t>
-            </w:r>
-          </w:p>
-        </w:tc>
-        <w:tc>
-          <w:tcPr>
-            <w:tcW w:type="dxa" w:w="1170"/>
-            <w:shd w:val="clear" w:color="auto" w:fill="F0F9FF"/>
-          </w:tcPr>
-          <w:p>
-            <w:r>
-              <w:rPr>
-                <w:sz w:val="16"/>
-              </w:rPr>
-              <w:t>APS-H (29.9×22.4mm)</w:t>
-            </w:r>
-          </w:p>
-        </w:tc>
-        <w:tc>
-          <w:tcPr>
-            <w:tcW w:type="dxa" w:w="1170"/>
-            <w:shd w:val="clear" w:color="auto" w:fill="F0F9FF"/>
-          </w:tcPr>
-          <w:p>
-            <w:r>
-              <w:rPr>
-                <w:sz w:val="16"/>
-              </w:rPr>
-              <w:t>3.20 µm</w:t>
-            </w:r>
-          </w:p>
-        </w:tc>
-        <w:tc>
-          <w:tcPr>
-            <w:tcW w:type="dxa" w:w="1170"/>
-            <w:shd w:val="clear" w:color="auto" w:fill="F0F9FF"/>
-          </w:tcPr>
-          <w:p>
-            <w:r>
-              <w:rPr>
-                <w:sz w:val="16"/>
-              </w:rPr>
-              <w:t>Global Shutter</w:t>
-            </w:r>
-          </w:p>
-        </w:tc>
-        <w:tc>
-          <w:tcPr>
-            <w:tcW w:type="dxa" w:w="1170"/>
-            <w:shd w:val="clear" w:color="auto" w:fill="F0F9FF"/>
-          </w:tcPr>
-          <w:p>
-            <w:r>
-              <w:rPr>
-                <w:sz w:val="16"/>
-              </w:rPr>
-              <w:t>Lucid Vision Labs Atlas10 ATX650G-MT2 (Mono 10GigE)</w:t>
-            </w:r>
-          </w:p>
-        </w:tc>
-        <w:tc>
-          <w:tcPr>
-            <w:tcW w:type="dxa" w:w="1170"/>
-            <w:shd w:val="clear" w:color="auto" w:fill="F0F9FF"/>
-          </w:tcPr>
-          <w:p>
-            <w:r>
-              <w:rPr>
-                <w:sz w:val="16"/>
-              </w:rPr>
-              <w:t>10GigE (10GBASE-T, up to 100m)</w:t>
-            </w:r>
-          </w:p>
-        </w:tc>
-        <w:tc>
-          <w:tcPr>
-            <w:tcW w:type="dxa" w:w="1170"/>
-            <w:shd w:val="clear" w:color="auto" w:fill="F0F9FF"/>
-          </w:tcPr>
-          <w:p>
-            <w:r>
-              <w:rPr>
-                <w:sz w:val="16"/>
-              </w:rPr>
-              <w:t>✅ Mono12, Mono12p, Bayer12</w:t>
-            </w:r>
-          </w:p>
-        </w:tc>
-      </w:tr>
-      <w:tr>
-        <w:tc>
-          <w:tcPr>
-            <w:tcW w:type="dxa" w:w="1170"/>
-          </w:tcPr>
-          <w:p>
-            <w:r>
-              <w:rPr>
-                <w:sz w:val="16"/>
-              </w:rPr>
-              <w:t>Sony IMX927 / IMX937</w:t>
-            </w:r>
-          </w:p>
-        </w:tc>
-        <w:tc>
-          <w:tcPr>
-            <w:tcW w:type="dxa" w:w="1170"/>
-          </w:tcPr>
-          <w:p>
-            <w:r>
-              <w:rPr>
-                <w:sz w:val="16"/>
-              </w:rPr>
-              <w:t>105.0 MP (10248×10248)</w:t>
-            </w:r>
-          </w:p>
-        </w:tc>
-        <w:tc>
-          <w:tcPr>
-            <w:tcW w:type="dxa" w:w="1170"/>
-          </w:tcPr>
-          <w:p>
-            <w:r>
-              <w:rPr>
-                <w:sz w:val="16"/>
-              </w:rPr>
-              <w:t>Type 2.5" Square (28.08×28.08mm)</w:t>
-            </w:r>
-          </w:p>
-        </w:tc>
-        <w:tc>
-          <w:tcPr>
-            <w:tcW w:type="dxa" w:w="1170"/>
-          </w:tcPr>
-          <w:p>
-            <w:r>
-              <w:rPr>
-                <w:sz w:val="16"/>
-              </w:rPr>
-              <w:t>2.74 µm</w:t>
-            </w:r>
-          </w:p>
-        </w:tc>
-        <w:tc>
-          <w:tcPr>
-            <w:tcW w:type="dxa" w:w="1170"/>
-          </w:tcPr>
-          <w:p>
-            <w:r>
-              <w:rPr>
-                <w:sz w:val="16"/>
-              </w:rPr>
-              <w:t>Global Shutter (Pregius S)</w:t>
-            </w:r>
-          </w:p>
-        </w:tc>
-        <w:tc>
-          <w:tcPr>
-            <w:tcW w:type="dxa" w:w="1170"/>
-          </w:tcPr>
-          <w:p>
-            <w:r>
-              <w:rPr>
-                <w:sz w:val="16"/>
-              </w:rPr>
-              <w:t>Emergent Vision ZENITH HZ-100-SB (Mono 100GigE)</w:t>
-            </w:r>
-          </w:p>
-        </w:tc>
-        <w:tc>
-          <w:tcPr>
-            <w:tcW w:type="dxa" w:w="1170"/>
-          </w:tcPr>
-          <w:p>
-            <w:r>
-              <w:rPr>
-                <w:sz w:val="16"/>
-              </w:rPr>
-              <w:t>100GigE fiber (up to 10km)</w:t>
-            </w:r>
-          </w:p>
-        </w:tc>
-        <w:tc>
-          <w:tcPr>
-            <w:tcW w:type="dxa" w:w="1170"/>
-          </w:tcPr>
-          <w:p>
-            <w:r>
-              <w:rPr>
-                <w:sz w:val="16"/>
-              </w:rPr>
-              <w:t>✅ Mono12 @ up to 72.8 fps</w:t>
-            </w:r>
-          </w:p>
-        </w:tc>
-      </w:tr>
-      <w:tr>
-        <w:tc>
-          <w:tcPr>
-            <w:tcW w:type="dxa" w:w="1170"/>
-            <w:shd w:val="clear" w:color="auto" w:fill="F0F9FF"/>
-          </w:tcPr>
-          <w:p>
-            <w:r>
-              <w:rPr>
-                <w:sz w:val="16"/>
-              </w:rPr>
-              <w:t>Sony IMX661</w:t>
-            </w:r>
-          </w:p>
-        </w:tc>
-        <w:tc>
-          <w:tcPr>
-            <w:tcW w:type="dxa" w:w="1170"/>
-            <w:shd w:val="clear" w:color="auto" w:fill="F0F9FF"/>
-          </w:tcPr>
-          <w:p>
-            <w:r>
-              <w:rPr>
-                <w:sz w:val="16"/>
-              </w:rPr>
-              <w:t>127.7 MP (13376×9528)</w:t>
-            </w:r>
-          </w:p>
-        </w:tc>
-        <w:tc>
-          <w:tcPr>
-            <w:tcW w:type="dxa" w:w="1170"/>
-            <w:shd w:val="clear" w:color="auto" w:fill="F0F9FF"/>
-          </w:tcPr>
-          <w:p>
-            <w:r>
-              <w:rPr>
-                <w:sz w:val="16"/>
-              </w:rPr>
-              <w:t>3.6" Large Format (46.15×32.87mm)</w:t>
-            </w:r>
-          </w:p>
-        </w:tc>
-        <w:tc>
-          <w:tcPr>
-            <w:tcW w:type="dxa" w:w="1170"/>
-            <w:shd w:val="clear" w:color="auto" w:fill="F0F9FF"/>
-          </w:tcPr>
-          <w:p>
-            <w:r>
-              <w:rPr>
-                <w:sz w:val="16"/>
-              </w:rPr>
-              <w:t>3.45 µm</w:t>
-            </w:r>
-          </w:p>
-        </w:tc>
-        <w:tc>
-          <w:tcPr>
-            <w:tcW w:type="dxa" w:w="1170"/>
-            <w:shd w:val="clear" w:color="auto" w:fill="F0F9FF"/>
-          </w:tcPr>
-          <w:p>
-            <w:r>
-              <w:rPr>
-                <w:sz w:val="16"/>
-              </w:rPr>
-              <w:t>Global Shutter (Pregius S)</w:t>
-            </w:r>
-          </w:p>
-        </w:tc>
-        <w:tc>
-          <w:tcPr>
-            <w:tcW w:type="dxa" w:w="1170"/>
-            <w:shd w:val="clear" w:color="auto" w:fill="F0F9FF"/>
-          </w:tcPr>
-          <w:p>
-            <w:r>
-              <w:rPr>
-                <w:sz w:val="16"/>
-              </w:rPr>
-              <w:t>Allied Vision shr661MXGE (Mono 10GigE)</w:t>
-            </w:r>
-          </w:p>
-        </w:tc>
-        <w:tc>
-          <w:tcPr>
-            <w:tcW w:type="dxa" w:w="1170"/>
-            <w:shd w:val="clear" w:color="auto" w:fill="F0F9FF"/>
-          </w:tcPr>
-          <w:p>
-            <w:r>
-              <w:rPr>
-                <w:sz w:val="16"/>
-              </w:rPr>
-              <w:t>10GigE (RJ-45, up to 100m)</w:t>
-            </w:r>
-          </w:p>
-        </w:tc>
-        <w:tc>
-          <w:tcPr>
-            <w:tcW w:type="dxa" w:w="1170"/>
-            <w:shd w:val="clear" w:color="auto" w:fill="F0F9FF"/>
-          </w:tcPr>
-          <w:p>
-            <w:r>
-              <w:rPr>
-                <w:sz w:val="16"/>
-              </w:rPr>
-              <w:t>✅ Mono12Packed, Bayer12Packed</w:t>
-            </w:r>
-          </w:p>
-        </w:tc>
-      </w:tr>
-      <w:tr>
-        <w:tc>
-          <w:tcPr>
-            <w:tcW w:type="dxa" w:w="1170"/>
-          </w:tcPr>
-          <w:p>
-            <w:r>
-              <w:rPr>
-                <w:sz w:val="16"/>
-              </w:rPr>
-              <w:t>Sony IMX411</w:t>
-            </w:r>
-          </w:p>
-        </w:tc>
-        <w:tc>
-          <w:tcPr>
-            <w:tcW w:type="dxa" w:w="1170"/>
-          </w:tcPr>
-          <w:p>
-            <w:r>
-              <w:rPr>
-                <w:sz w:val="16"/>
-              </w:rPr>
-              <w:t>151.0 MP (14192×10640)</w:t>
-            </w:r>
-          </w:p>
-        </w:tc>
-        <w:tc>
-          <w:tcPr>
-            <w:tcW w:type="dxa" w:w="1170"/>
-          </w:tcPr>
-          <w:p>
-            <w:r>
-              <w:rPr>
-                <w:sz w:val="16"/>
-              </w:rPr>
-              <w:t>Medium Format (53.4×40.0mm)</w:t>
-            </w:r>
-          </w:p>
-        </w:tc>
-        <w:tc>
-          <w:tcPr>
-            <w:tcW w:type="dxa" w:w="1170"/>
-          </w:tcPr>
-          <w:p>
-            <w:r>
-              <w:rPr>
-                <w:sz w:val="16"/>
-              </w:rPr>
-              <w:t>3.76 µm</w:t>
-            </w:r>
-          </w:p>
-        </w:tc>
-        <w:tc>
-          <w:tcPr>
-            <w:tcW w:type="dxa" w:w="1170"/>
-          </w:tcPr>
-          <w:p>
-            <w:r>
-              <w:rPr>
-                <w:sz w:val="16"/>
-              </w:rPr>
-              <w:t>Rolling Shutter</w:t>
-            </w:r>
-          </w:p>
-        </w:tc>
-        <w:tc>
-          <w:tcPr>
-            <w:tcW w:type="dxa" w:w="1170"/>
-          </w:tcPr>
-          <w:p>
-            <w:r>
-              <w:rPr>
-                <w:sz w:val="16"/>
-              </w:rPr>
-              <w:t>Vision Datum Mars151M / Vieworks VC-151MX (Mono CXP-12)</w:t>
-            </w:r>
-          </w:p>
-        </w:tc>
-        <w:tc>
-          <w:tcPr>
-            <w:tcW w:type="dxa" w:w="1170"/>
-          </w:tcPr>
-          <w:p>
-            <w:r>
-              <w:rPr>
-                <w:sz w:val="16"/>
-              </w:rPr>
-              <w:t>CoaXPress CXP-12 (75 Ω coax)</w:t>
-            </w:r>
-          </w:p>
-        </w:tc>
-        <w:tc>
-          <w:tcPr>
-            <w:tcW w:type="dxa" w:w="1170"/>
-          </w:tcPr>
-          <w:p>
-            <w:r>
-              <w:rPr>
-                <w:sz w:val="16"/>
-              </w:rPr>
-              <w:t>✅ Mono12, Mono16</w:t>
-            </w:r>
-          </w:p>
-        </w:tc>
-      </w:tr>
-    </w:tbl>
-    <w:p/>
-    <w:p>
-      <w:pPr>
-        <w:pStyle w:val="Heading2"/>
-      </w:pPr>
-      <w:r>
-        <w:t>Table 2: Interface Suitability for Multi-Camera Gantry Deployment</w:t>
-      </w:r>
-    </w:p>
-    <w:tbl>
-      <w:tblPr>
-        <w:tblStyle w:val="TableGrid"/>
-        <w:tblW w:type="auto" w:w="0"/>
-        <w:tblLook w:firstColumn="1" w:firstRow="1" w:lastColumn="0" w:lastRow="0" w:noHBand="0" w:noVBand="1" w:val="04A0"/>
-      </w:tblPr>
-      <w:tblGrid>
-        <w:gridCol w:w="1872"/>
-        <w:gridCol w:w="1872"/>
-        <w:gridCol w:w="1872"/>
-        <w:gridCol w:w="1872"/>
-        <w:gridCol w:w="1872"/>
-      </w:tblGrid>
-      <w:tr>
-        <w:tc>
-          <w:tcPr>
-            <w:tcW w:type="dxa" w:w="1872"/>
-            <w:shd w:val="clear" w:color="auto" w:fill="1F2937"/>
-          </w:tcPr>
-          <w:p>
-            <w:r>
-              <w:rPr>
-                <w:b/>
-                <w:color w:val="FFFFFF"/>
-                <w:sz w:val="17"/>
-              </w:rPr>
-              <w:t>Camera / Interface</w:t>
-            </w:r>
-          </w:p>
-        </w:tc>
-        <w:tc>
-          <w:tcPr>
-            <w:tcW w:type="dxa" w:w="1872"/>
-            <w:shd w:val="clear" w:color="auto" w:fill="1F2937"/>
-          </w:tcPr>
-          <w:p>
-            <w:r>
-              <w:rPr>
-                <w:b/>
-                <w:color w:val="FFFFFF"/>
-                <w:sz w:val="17"/>
-              </w:rPr>
-              <w:t>Max Cable Length</w:t>
-            </w:r>
-          </w:p>
-        </w:tc>
-        <w:tc>
-          <w:tcPr>
-            <w:tcW w:type="dxa" w:w="1872"/>
-            <w:shd w:val="clear" w:color="auto" w:fill="1F2937"/>
-          </w:tcPr>
-          <w:p>
-            <w:r>
-              <w:rPr>
-                <w:b/>
-                <w:color w:val="FFFFFF"/>
-                <w:sz w:val="17"/>
-              </w:rPr>
-              <w:t>Multi-Camera Sync Method</w:t>
-            </w:r>
-          </w:p>
-        </w:tc>
-        <w:tc>
-          <w:tcPr>
-            <w:tcW w:type="dxa" w:w="1872"/>
-            <w:shd w:val="clear" w:color="auto" w:fill="1F2937"/>
-          </w:tcPr>
-          <w:p>
-            <w:r>
-              <w:rPr>
-                <w:b/>
-                <w:color w:val="FFFFFF"/>
-                <w:sz w:val="17"/>
-              </w:rPr>
-              <w:t>Cables Required</w:t>
-            </w:r>
-          </w:p>
-        </w:tc>
-        <w:tc>
-          <w:tcPr>
-            <w:tcW w:type="dxa" w:w="1872"/>
-            <w:shd w:val="clear" w:color="auto" w:fill="1F2937"/>
-          </w:tcPr>
-          <w:p>
-            <w:r>
-              <w:rPr>
-                <w:b/>
-                <w:color w:val="FFFFFF"/>
-                <w:sz w:val="17"/>
-              </w:rPr>
-              <w:t>Gantry Suitability</w:t>
-            </w:r>
-          </w:p>
-        </w:tc>
-      </w:tr>
-      <w:tr>
-        <w:tc>
-          <w:tcPr>
-            <w:tcW w:type="dxa" w:w="1872"/>
-          </w:tcPr>
-          <w:p>
-            <w:r>
-              <w:rPr>
-                <w:sz w:val="16"/>
-              </w:rPr>
-              <w:t>Allied Vision hr455MXGE — 10GigE</w:t>
-            </w:r>
-          </w:p>
-        </w:tc>
-        <w:tc>
-          <w:tcPr>
-            <w:tcW w:type="dxa" w:w="1872"/>
-          </w:tcPr>
-          <w:p>
-            <w:r>
-              <w:rPr>
-                <w:sz w:val="16"/>
-              </w:rPr>
-              <w:t>100 m (Cat6A/Cat7)</w:t>
-            </w:r>
-          </w:p>
-        </w:tc>
-        <w:tc>
-          <w:tcPr>
-            <w:tcW w:type="dxa" w:w="1872"/>
-          </w:tcPr>
-          <w:p>
-            <w:r>
-              <w:rPr>
-                <w:sz w:val="16"/>
-              </w:rPr>
-              <w:t>PTP IEEE 1588 hardware trigger</w:t>
-            </w:r>
-          </w:p>
-        </w:tc>
-        <w:tc>
-          <w:tcPr>
-            <w:tcW w:type="dxa" w:w="1872"/>
-          </w:tcPr>
-          <w:p>
-            <w:r>
-              <w:rPr>
-                <w:sz w:val="16"/>
-              </w:rPr>
-              <w:t>1× RJ-45 Ethernet per camera</w:t>
-            </w:r>
-          </w:p>
-        </w:tc>
-        <w:tc>
-          <w:tcPr>
-            <w:tcW w:type="dxa" w:w="1872"/>
-          </w:tcPr>
-          <w:p>
-            <w:r>
-              <w:rPr>
-                <w:sz w:val="16"/>
-              </w:rPr>
-              <w:t>✅ Excellent — standard cabling</w:t>
-            </w:r>
-          </w:p>
-        </w:tc>
-      </w:tr>
-      <w:tr>
-        <w:tc>
-          <w:tcPr>
-            <w:tcW w:type="dxa" w:w="1872"/>
-            <w:shd w:val="clear" w:color="auto" w:fill="F0F9FF"/>
-          </w:tcPr>
-          <w:p>
-            <w:r>
-              <w:rPr>
-                <w:sz w:val="16"/>
-              </w:rPr>
-              <w:t>Lucid Atlas10 ATX650G — 10GigE</w:t>
-            </w:r>
-          </w:p>
-        </w:tc>
-        <w:tc>
-          <w:tcPr>
-            <w:tcW w:type="dxa" w:w="1872"/>
-            <w:shd w:val="clear" w:color="auto" w:fill="F0F9FF"/>
-          </w:tcPr>
-          <w:p>
-            <w:r>
-              <w:rPr>
-                <w:sz w:val="16"/>
-              </w:rPr>
-              <w:t>100 m (Cat6A/Cat7)</w:t>
-            </w:r>
-          </w:p>
-        </w:tc>
-        <w:tc>
-          <w:tcPr>
-            <w:tcW w:type="dxa" w:w="1872"/>
-            <w:shd w:val="clear" w:color="auto" w:fill="F0F9FF"/>
-          </w:tcPr>
-          <w:p>
-            <w:r>
-              <w:rPr>
-                <w:sz w:val="16"/>
-              </w:rPr>
-              <w:t>PTP IEEE 1588 + GPIO trigger</w:t>
-            </w:r>
-          </w:p>
-        </w:tc>
-        <w:tc>
-          <w:tcPr>
-            <w:tcW w:type="dxa" w:w="1872"/>
-            <w:shd w:val="clear" w:color="auto" w:fill="F0F9FF"/>
-          </w:tcPr>
-          <w:p>
-            <w:r>
-              <w:rPr>
-                <w:sz w:val="16"/>
-              </w:rPr>
-              <w:t>1× RJ-45 Ethernet per camera (PoE+)</w:t>
-            </w:r>
-          </w:p>
-        </w:tc>
-        <w:tc>
-          <w:tcPr>
-            <w:tcW w:type="dxa" w:w="1872"/>
-            <w:shd w:val="clear" w:color="auto" w:fill="F0F9FF"/>
-          </w:tcPr>
-          <w:p>
-            <w:r>
-              <w:rPr>
-                <w:sz w:val="16"/>
-              </w:rPr>
-              <w:t>✅ Excellent — PoE+ powered</w:t>
-            </w:r>
-          </w:p>
-        </w:tc>
-      </w:tr>
-      <w:tr>
-        <w:tc>
-          <w:tcPr>
-            <w:tcW w:type="dxa" w:w="1872"/>
-          </w:tcPr>
-          <w:p>
-            <w:r>
-              <w:rPr>
-                <w:sz w:val="16"/>
-              </w:rPr>
-              <w:t>Emergent ZENITH HZ-100 — 100GigE</w:t>
-            </w:r>
-          </w:p>
-        </w:tc>
-        <w:tc>
-          <w:tcPr>
-            <w:tcW w:type="dxa" w:w="1872"/>
-          </w:tcPr>
-          <w:p>
-            <w:r>
-              <w:rPr>
-                <w:sz w:val="16"/>
-              </w:rPr>
-              <w:t>10 km (fiber optic)</w:t>
-            </w:r>
-          </w:p>
-        </w:tc>
-        <w:tc>
-          <w:tcPr>
-            <w:tcW w:type="dxa" w:w="1872"/>
-          </w:tcPr>
-          <w:p>
-            <w:r>
-              <w:rPr>
-                <w:sz w:val="16"/>
-              </w:rPr>
-              <w:t>Hardware GPIO + PTP</w:t>
-            </w:r>
-          </w:p>
-        </w:tc>
-        <w:tc>
-          <w:tcPr>
-            <w:tcW w:type="dxa" w:w="1872"/>
-          </w:tcPr>
-          <w:p>
-            <w:r>
-              <w:rPr>
-                <w:sz w:val="16"/>
-              </w:rPr>
-              <w:t>1× SFP+ fiber per camera</w:t>
-            </w:r>
-          </w:p>
-        </w:tc>
-        <w:tc>
-          <w:tcPr>
-            <w:tcW w:type="dxa" w:w="1872"/>
-          </w:tcPr>
-          <w:p>
-            <w:r>
-              <w:rPr>
-                <w:sz w:val="16"/>
-              </w:rPr>
-              <w:t>✅ Excellent — fiber, very long run</w:t>
-            </w:r>
-          </w:p>
-        </w:tc>
-      </w:tr>
-      <w:tr>
-        <w:tc>
-          <w:tcPr>
-            <w:tcW w:type="dxa" w:w="1872"/>
-            <w:shd w:val="clear" w:color="auto" w:fill="F0F9FF"/>
-          </w:tcPr>
-          <w:p>
-            <w:r>
-              <w:rPr>
-                <w:sz w:val="16"/>
-              </w:rPr>
-              <w:t>Allied Vision shr661MXGE — 10GigE</w:t>
-            </w:r>
-          </w:p>
-        </w:tc>
-        <w:tc>
-          <w:tcPr>
-            <w:tcW w:type="dxa" w:w="1872"/>
-            <w:shd w:val="clear" w:color="auto" w:fill="F0F9FF"/>
-          </w:tcPr>
-          <w:p>
-            <w:r>
-              <w:rPr>
-                <w:sz w:val="16"/>
-              </w:rPr>
-              <w:t>100 m (Cat6A/Cat7)</w:t>
-            </w:r>
-          </w:p>
-        </w:tc>
-        <w:tc>
-          <w:tcPr>
-            <w:tcW w:type="dxa" w:w="1872"/>
-            <w:shd w:val="clear" w:color="auto" w:fill="F0F9FF"/>
-          </w:tcPr>
-          <w:p>
-            <w:r>
-              <w:rPr>
-                <w:sz w:val="16"/>
-              </w:rPr>
-              <w:t>PTP IEEE 1588 + GPIO trigger</w:t>
-            </w:r>
-          </w:p>
-        </w:tc>
-        <w:tc>
-          <w:tcPr>
-            <w:tcW w:type="dxa" w:w="1872"/>
-            <w:shd w:val="clear" w:color="auto" w:fill="F0F9FF"/>
-          </w:tcPr>
-          <w:p>
-            <w:r>
-              <w:rPr>
-                <w:sz w:val="16"/>
-              </w:rPr>
-              <w:t>1× RJ-45 Ethernet per camera</w:t>
-            </w:r>
-          </w:p>
-        </w:tc>
-        <w:tc>
-          <w:tcPr>
-            <w:tcW w:type="dxa" w:w="1872"/>
-            <w:shd w:val="clear" w:color="auto" w:fill="F0F9FF"/>
-          </w:tcPr>
-          <w:p>
-            <w:r>
-              <w:rPr>
-                <w:sz w:val="16"/>
-              </w:rPr>
-              <w:t>✅ Excellent — standard cabling</w:t>
-            </w:r>
-          </w:p>
-        </w:tc>
-      </w:tr>
-      <w:tr>
-        <w:tc>
-          <w:tcPr>
-            <w:tcW w:type="dxa" w:w="1872"/>
-          </w:tcPr>
-          <w:p>
-            <w:r>
-              <w:rPr>
-                <w:sz w:val="16"/>
-              </w:rPr>
-              <w:t>Vision Datum Mars151M — CXP-12</w:t>
-            </w:r>
-          </w:p>
-        </w:tc>
-        <w:tc>
-          <w:tcPr>
-            <w:tcW w:type="dxa" w:w="1872"/>
-          </w:tcPr>
-          <w:p>
-            <w:r>
-              <w:rPr>
-                <w:sz w:val="16"/>
-              </w:rPr>
-              <w:t>~10–15 m (75Ω coax)</w:t>
-            </w:r>
-          </w:p>
-        </w:tc>
-        <w:tc>
-          <w:tcPr>
-            <w:tcW w:type="dxa" w:w="1872"/>
-          </w:tcPr>
-          <w:p>
-            <w:r>
-              <w:rPr>
-                <w:sz w:val="16"/>
-              </w:rPr>
-              <w:t>CoaXPress trigger line</w:t>
-            </w:r>
-          </w:p>
-        </w:tc>
-        <w:tc>
-          <w:tcPr>
-            <w:tcW w:type="dxa" w:w="1872"/>
-          </w:tcPr>
-          <w:p>
-            <w:r>
-              <w:rPr>
-                <w:sz w:val="16"/>
-              </w:rPr>
-              <w:t>1× coax per lane (4 lanes needed)</w:t>
-            </w:r>
-          </w:p>
-        </w:tc>
-        <w:tc>
-          <w:tcPr>
-            <w:tcW w:type="dxa" w:w="1872"/>
-          </w:tcPr>
-          <w:p>
-            <w:r>
-              <w:rPr>
-                <w:sz w:val="16"/>
-              </w:rPr>
-              <w:t>⚠️ Moderate — short cable limit</w:t>
-            </w:r>
-          </w:p>
-        </w:tc>
-      </w:tr>
-      <w:tr>
-        <w:tc>
-          <w:tcPr>
-            <w:tcW w:type="dxa" w:w="1872"/>
-            <w:shd w:val="clear" w:color="auto" w:fill="F0F9FF"/>
-            <w:shd w:val="clear" w:color="auto" w:fill="FEE2E2"/>
-          </w:tcPr>
-          <w:p>
-            <w:r>
-              <w:rPr>
-                <w:sz w:val="16"/>
-              </w:rPr>
-              <w:t>❌ XIMEA MX610MR — PCIe Gen3</w:t>
-            </w:r>
-          </w:p>
-        </w:tc>
-        <w:tc>
-          <w:tcPr>
-            <w:tcW w:type="dxa" w:w="1872"/>
-            <w:shd w:val="clear" w:color="auto" w:fill="F0F9FF"/>
-            <w:shd w:val="clear" w:color="auto" w:fill="FEE2E2"/>
-          </w:tcPr>
-          <w:p>
-            <w:r>
-              <w:rPr>
-                <w:sz w:val="16"/>
-              </w:rPr>
-              <w:t>~0.5 m (PCIe riser)</w:t>
-            </w:r>
-          </w:p>
-        </w:tc>
-        <w:tc>
-          <w:tcPr>
-            <w:tcW w:type="dxa" w:w="1872"/>
-            <w:shd w:val="clear" w:color="auto" w:fill="F0F9FF"/>
-            <w:shd w:val="clear" w:color="auto" w:fill="FEE2E2"/>
-          </w:tcPr>
-          <w:p>
-            <w:r>
-              <w:rPr>
-                <w:sz w:val="16"/>
-              </w:rPr>
-              <w:t>PCIe host only</w:t>
-            </w:r>
-          </w:p>
-        </w:tc>
-        <w:tc>
-          <w:tcPr>
-            <w:tcW w:type="dxa" w:w="1872"/>
-            <w:shd w:val="clear" w:color="auto" w:fill="F0F9FF"/>
-            <w:shd w:val="clear" w:color="auto" w:fill="FEE2E2"/>
-          </w:tcPr>
-          <w:p>
-            <w:r>
-              <w:rPr>
-                <w:sz w:val="16"/>
-              </w:rPr>
-              <w:t>PCIe slot in host PC</w:t>
-            </w:r>
-          </w:p>
-        </w:tc>
-        <w:tc>
-          <w:tcPr>
-            <w:tcW w:type="dxa" w:w="1872"/>
-            <w:shd w:val="clear" w:color="auto" w:fill="F0F9FF"/>
-            <w:shd w:val="clear" w:color="auto" w:fill="FEE2E2"/>
-          </w:tcPr>
-          <w:p>
-            <w:r>
-              <w:rPr>
-                <w:sz w:val="16"/>
-              </w:rPr>
-              <w:t>❌ Not suitable — camera must be inside PC</w:t>
-            </w:r>
-          </w:p>
-        </w:tc>
-      </w:tr>
-      <w:tr>
-        <w:tc>
-          <w:tcPr>
-            <w:tcW w:type="dxa" w:w="1872"/>
-            <w:shd w:val="clear" w:color="auto" w:fill="FEE2E2"/>
-          </w:tcPr>
-          <w:p>
-            <w:r>
-              <w:rPr>
-                <w:sz w:val="16"/>
-              </w:rPr>
-              <w:t>❌ ZWO ASI6200MM Pro — USB3</w:t>
-            </w:r>
-          </w:p>
-        </w:tc>
-        <w:tc>
-          <w:tcPr>
-            <w:tcW w:type="dxa" w:w="1872"/>
-            <w:shd w:val="clear" w:color="auto" w:fill="FEE2E2"/>
-          </w:tcPr>
-          <w:p>
-            <w:r>
-              <w:rPr>
-                <w:sz w:val="16"/>
-              </w:rPr>
-              <w:t>~5 m (USB3)</w:t>
-            </w:r>
-          </w:p>
-        </w:tc>
-        <w:tc>
-          <w:tcPr>
-            <w:tcW w:type="dxa" w:w="1872"/>
-            <w:shd w:val="clear" w:color="auto" w:fill="FEE2E2"/>
-          </w:tcPr>
-          <w:p>
-            <w:r>
-              <w:rPr>
-                <w:sz w:val="16"/>
-              </w:rPr>
-              <w:t>None (no hardware trigger)</w:t>
-            </w:r>
-          </w:p>
-        </w:tc>
-        <w:tc>
-          <w:tcPr>
-            <w:tcW w:type="dxa" w:w="1872"/>
-            <w:shd w:val="clear" w:color="auto" w:fill="FEE2E2"/>
-          </w:tcPr>
-          <w:p>
-            <w:r>
-              <w:rPr>
-                <w:sz w:val="16"/>
-              </w:rPr>
-              <w:t>USB3 cable only</w:t>
-            </w:r>
-          </w:p>
-        </w:tc>
-        <w:tc>
-          <w:tcPr>
-            <w:tcW w:type="dxa" w:w="1872"/>
-            <w:shd w:val="clear" w:color="auto" w:fill="FEE2E2"/>
-          </w:tcPr>
-          <w:p>
-            <w:r>
-              <w:rPr>
-                <w:sz w:val="16"/>
-              </w:rPr>
-              <w:t>❌ Not suitable — astronomy camera, no trigger</w:t>
-            </w:r>
-          </w:p>
-        </w:tc>
-      </w:tr>
-    </w:tbl>
-    <w:p/>
-    <w:p>
-      <w:pPr>
-        <w:pStyle w:val="Heading2"/>
-      </w:pPr>
-      <w:r>
-        <w:t>Table 3: Official Product Pages and Quote Request Links (No Prices — RFQ Pending)</w:t>
-      </w:r>
-    </w:p>
-    <w:tbl>
-      <w:tblPr>
-        <w:tblStyle w:val="TableGrid"/>
-        <w:tblW w:type="auto" w:w="0"/>
-        <w:tblLook w:firstColumn="1" w:firstRow="1" w:lastColumn="0" w:lastRow="0" w:noHBand="0" w:noVBand="1" w:val="04A0"/>
-      </w:tblPr>
-      <w:tblGrid>
-        <w:gridCol w:w="2340"/>
-        <w:gridCol w:w="2340"/>
-        <w:gridCol w:w="2340"/>
-        <w:gridCol w:w="2340"/>
-      </w:tblGrid>
-      <w:tr>
-        <w:tc>
-          <w:tcPr>
-            <w:tcW w:type="dxa" w:w="2340"/>
-            <w:shd w:val="clear" w:color="auto" w:fill="1F2937"/>
-          </w:tcPr>
-          <w:p>
-            <w:r>
-              <w:rPr>
-                <w:b/>
-                <w:color w:val="FFFFFF"/>
-                <w:sz w:val="17"/>
-              </w:rPr>
-              <w:t>Sensor Model</w:t>
-            </w:r>
-          </w:p>
-        </w:tc>
-        <w:tc>
-          <w:tcPr>
-            <w:tcW w:type="dxa" w:w="2340"/>
-            <w:shd w:val="clear" w:color="auto" w:fill="1F2937"/>
-          </w:tcPr>
-          <w:p>
-            <w:r>
-              <w:rPr>
-                <w:b/>
-                <w:color w:val="FFFFFF"/>
-                <w:sz w:val="17"/>
-              </w:rPr>
-              <w:t>Selected Camera Body</w:t>
-            </w:r>
-          </w:p>
-        </w:tc>
-        <w:tc>
-          <w:tcPr>
-            <w:tcW w:type="dxa" w:w="2340"/>
-            <w:shd w:val="clear" w:color="auto" w:fill="1F2937"/>
-          </w:tcPr>
-          <w:p>
-            <w:r>
-              <w:rPr>
-                <w:b/>
-                <w:color w:val="FFFFFF"/>
-                <w:sz w:val="17"/>
-              </w:rPr>
-              <w:t>Official Product / Quote Page</w:t>
-            </w:r>
-          </w:p>
-        </w:tc>
-        <w:tc>
-          <w:tcPr>
-            <w:tcW w:type="dxa" w:w="2340"/>
-            <w:shd w:val="clear" w:color="auto" w:fill="1F2937"/>
-          </w:tcPr>
-          <w:p>
-            <w:r>
-              <w:rPr>
-                <w:b/>
-                <w:color w:val="FFFFFF"/>
-                <w:sz w:val="17"/>
-              </w:rPr>
-              <w:t>Pricing Status</w:t>
-            </w:r>
-          </w:p>
-        </w:tc>
-      </w:tr>
-      <w:tr>
-        <w:tc>
-          <w:tcPr>
-            <w:tcW w:type="dxa" w:w="2340"/>
+            <w:tcW w:type="dxa" w:w="1440"/>
           </w:tcPr>
           <w:p>
             <w:r>
@@ -8134,44 +1075,66 @@
         </w:tc>
         <w:tc>
           <w:tcPr>
-            <w:tcW w:type="dxa" w:w="2340"/>
+            <w:tcW w:type="dxa" w:w="1440"/>
           </w:tcPr>
           <w:p>
             <w:r>
               <w:rPr>
                 <w:sz w:val="16"/>
               </w:rPr>
-              <w:t>Allied Vision hr455MXGE</w:t>
+              <w:t>319 mm × 213 mm</w:t>
             </w:r>
           </w:p>
         </w:tc>
         <w:tc>
           <w:tcPr>
-            <w:tcW w:type="dxa" w:w="2340"/>
+            <w:tcW w:type="dxa" w:w="1440"/>
           </w:tcPr>
           <w:p>
             <w:r>
               <w:rPr>
                 <w:sz w:val="16"/>
               </w:rPr>
-              <w:t>alliedvision.com → Contact Sales</w:t>
-              <w:br/>
-              <w:t>https://www.alliedvision.com/en/meta-folder/contact/</w:t>
-              <w:br/>
-              <w:t>OR Distributor: https://www.1stvision.com</w:t>
+              <w:t>319 mm × 1990 mm</w:t>
             </w:r>
           </w:p>
         </w:tc>
         <w:tc>
           <w:tcPr>
-            <w:tcW w:type="dxa" w:w="2340"/>
+            <w:tcW w:type="dxa" w:w="1440"/>
           </w:tcPr>
           <w:p>
             <w:r>
               <w:rPr>
                 <w:sz w:val="16"/>
               </w:rPr>
-              <w:t>RFQ Required</w:t>
+              <w:t>11 cams (1 col × 11)</w:t>
+            </w:r>
+          </w:p>
+        </w:tc>
+        <w:tc>
+          <w:tcPr>
+            <w:tcW w:type="dxa" w:w="1440"/>
+          </w:tcPr>
+          <w:p>
+            <w:r>
+              <w:rPr>
+                <w:sz w:val="16"/>
+              </w:rPr>
+              <w:t>76.2 mm</w:t>
+            </w:r>
+          </w:p>
+        </w:tc>
+        <w:tc>
+          <w:tcPr>
+            <w:tcW w:type="dxa" w:w="1440"/>
+          </w:tcPr>
+          <w:p>
+            <w:r>
+              <w:rPr>
+                <w:sz w:val="16"/>
+              </w:rPr>
+              <w:t>60.0 s (50 steps)</w:t>
             </w:r>
           </w:p>
         </w:tc>
@@ -8179,59 +1142,99 @@
       <w:tr>
         <w:tc>
           <w:tcPr>
-            <w:tcW w:type="dxa" w:w="2340"/>
-            <w:shd w:val="clear" w:color="auto" w:fill="F0F9FF"/>
+            <w:tcW w:type="dxa" w:w="1440"/>
+            <w:shd w:val="clear" w:color="auto" w:fill="F9FAFB"/>
           </w:tcPr>
           <w:p>
             <w:r>
               <w:rPr>
                 <w:sz w:val="16"/>
               </w:rPr>
-              <w:t>Gpixel GMAX3265 (65.4MP)</w:t>
+              <w:t>Model 1 (Rotating)</w:t>
             </w:r>
           </w:p>
         </w:tc>
         <w:tc>
           <w:tcPr>
-            <w:tcW w:type="dxa" w:w="2340"/>
-            <w:shd w:val="clear" w:color="auto" w:fill="F0F9FF"/>
+            <w:tcW w:type="dxa" w:w="1440"/>
+            <w:shd w:val="clear" w:color="auto" w:fill="F9FAFB"/>
           </w:tcPr>
           <w:p>
             <w:r>
               <w:rPr>
                 <w:sz w:val="16"/>
               </w:rPr>
-              <w:t>Lucid Atlas10 ATX650G-MT2</w:t>
+              <w:t>GMAX3265 (65.4MP)</w:t>
             </w:r>
           </w:p>
         </w:tc>
         <w:tc>
           <w:tcPr>
-            <w:tcW w:type="dxa" w:w="2340"/>
-            <w:shd w:val="clear" w:color="auto" w:fill="F0F9FF"/>
+            <w:tcW w:type="dxa" w:w="1440"/>
+            <w:shd w:val="clear" w:color="auto" w:fill="F9FAFB"/>
           </w:tcPr>
           <w:p>
             <w:r>
               <w:rPr>
                 <w:sz w:val="16"/>
               </w:rPr>
-              <w:t>https://thinklucid.com/product/atlas10-65-mp-gmax3265/</w:t>
-              <w:br/>
-              <w:t>(LIVE PAGE VERIFIED)</w:t>
+              <w:t>311 mm × 233 mm</w:t>
             </w:r>
           </w:p>
         </w:tc>
         <w:tc>
           <w:tcPr>
-            <w:tcW w:type="dxa" w:w="2340"/>
-            <w:shd w:val="clear" w:color="auto" w:fill="F0F9FF"/>
+            <w:tcW w:type="dxa" w:w="1440"/>
+            <w:shd w:val="clear" w:color="auto" w:fill="F9FAFB"/>
           </w:tcPr>
           <w:p>
             <w:r>
               <w:rPr>
                 <w:sz w:val="16"/>
               </w:rPr>
-              <w:t>RFQ Required</w:t>
+              <w:t>311 mm × 2176 mm</w:t>
+            </w:r>
+          </w:p>
+        </w:tc>
+        <w:tc>
+          <w:tcPr>
+            <w:tcW w:type="dxa" w:w="1440"/>
+            <w:shd w:val="clear" w:color="auto" w:fill="F9FAFB"/>
+          </w:tcPr>
+          <w:p>
+            <w:r>
+              <w:rPr>
+                <w:sz w:val="16"/>
+              </w:rPr>
+              <w:t>11 cams (1 col × 11)</w:t>
+            </w:r>
+          </w:p>
+        </w:tc>
+        <w:tc>
+          <w:tcPr>
+            <w:tcW w:type="dxa" w:w="1440"/>
+            <w:shd w:val="clear" w:color="auto" w:fill="F9FAFB"/>
+          </w:tcPr>
+          <w:p>
+            <w:r>
+              <w:rPr>
+                <w:sz w:val="16"/>
+              </w:rPr>
+              <w:t>82.8 mm</w:t>
+            </w:r>
+          </w:p>
+        </w:tc>
+        <w:tc>
+          <w:tcPr>
+            <w:tcW w:type="dxa" w:w="1440"/>
+            <w:shd w:val="clear" w:color="auto" w:fill="F9FAFB"/>
+          </w:tcPr>
+          <w:p>
+            <w:r>
+              <w:rPr>
+                <w:sz w:val="16"/>
+              </w:rPr>
+              <w:t>60.0 s (50 steps)</w:t>
             </w:r>
           </w:p>
         </w:tc>
@@ -8239,55 +1242,92 @@
       <w:tr>
         <w:tc>
           <w:tcPr>
-            <w:tcW w:type="dxa" w:w="2340"/>
+            <w:tcW w:type="dxa" w:w="1440"/>
           </w:tcPr>
           <w:p>
             <w:r>
               <w:rPr>
                 <w:sz w:val="16"/>
               </w:rPr>
-              <w:t>Sony IMX927/IMX937 (105MP)</w:t>
+              <w:t>Model 1 (Rotating)</w:t>
             </w:r>
           </w:p>
         </w:tc>
         <w:tc>
           <w:tcPr>
-            <w:tcW w:type="dxa" w:w="2340"/>
+            <w:tcW w:type="dxa" w:w="1440"/>
           </w:tcPr>
           <w:p>
             <w:r>
               <w:rPr>
                 <w:sz w:val="16"/>
               </w:rPr>
-              <w:t>Emergent Vision ZENITH HZ-100-SB</w:t>
+              <w:t>IMX927 (105.0MP)</w:t>
             </w:r>
           </w:p>
         </w:tc>
         <w:tc>
           <w:tcPr>
-            <w:tcW w:type="dxa" w:w="2340"/>
+            <w:tcW w:type="dxa" w:w="1440"/>
           </w:tcPr>
           <w:p>
             <w:r>
               <w:rPr>
                 <w:sz w:val="16"/>
               </w:rPr>
-              <w:t>https://emergentvisiontec.com/cameras/zenith-hz-100/</w:t>
-              <w:br/>
-              <w:t>(LIVE PAGE VERIFIED)</w:t>
+              <w:t>341 mm × 341 mm</w:t>
             </w:r>
           </w:p>
         </w:tc>
         <w:tc>
           <w:tcPr>
-            <w:tcW w:type="dxa" w:w="2340"/>
+            <w:tcW w:type="dxa" w:w="1440"/>
           </w:tcPr>
           <w:p>
             <w:r>
               <w:rPr>
                 <w:sz w:val="16"/>
               </w:rPr>
-              <w:t>RFQ Required</w:t>
+              <w:t>341 mm × 2028 mm</w:t>
+            </w:r>
+          </w:p>
+        </w:tc>
+        <w:tc>
+          <w:tcPr>
+            <w:tcW w:type="dxa" w:w="1440"/>
+          </w:tcPr>
+          <w:p>
+            <w:r>
+              <w:rPr>
+                <w:sz w:val="16"/>
+              </w:rPr>
+              <w:t>7 cams (1 col × 7)</w:t>
+            </w:r>
+          </w:p>
+        </w:tc>
+        <w:tc>
+          <w:tcPr>
+            <w:tcW w:type="dxa" w:w="1440"/>
+          </w:tcPr>
+          <w:p>
+            <w:r>
+              <w:rPr>
+                <w:sz w:val="16"/>
+              </w:rPr>
+              <w:t>98.0 mm</w:t>
+            </w:r>
+          </w:p>
+        </w:tc>
+        <w:tc>
+          <w:tcPr>
+            <w:tcW w:type="dxa" w:w="1440"/>
+          </w:tcPr>
+          <w:p>
+            <w:r>
+              <w:rPr>
+                <w:sz w:val="16"/>
+              </w:rPr>
+              <w:t>60.0 s (50 steps)</w:t>
             </w:r>
           </w:p>
         </w:tc>
@@ -8295,59 +1335,99 @@
       <w:tr>
         <w:tc>
           <w:tcPr>
-            <w:tcW w:type="dxa" w:w="2340"/>
-            <w:shd w:val="clear" w:color="auto" w:fill="F0F9FF"/>
+            <w:tcW w:type="dxa" w:w="1440"/>
+            <w:shd w:val="clear" w:color="auto" w:fill="F9FAFB"/>
           </w:tcPr>
           <w:p>
             <w:r>
               <w:rPr>
                 <w:sz w:val="16"/>
               </w:rPr>
-              <w:t>Sony IMX661 (127.7MP)</w:t>
+              <w:t>Model 2 (Dual-Column)</w:t>
             </w:r>
           </w:p>
         </w:tc>
         <w:tc>
           <w:tcPr>
-            <w:tcW w:type="dxa" w:w="2340"/>
-            <w:shd w:val="clear" w:color="auto" w:fill="F0F9FF"/>
+            <w:tcW w:type="dxa" w:w="1440"/>
+            <w:shd w:val="clear" w:color="auto" w:fill="F9FAFB"/>
           </w:tcPr>
           <w:p>
             <w:r>
               <w:rPr>
                 <w:sz w:val="16"/>
               </w:rPr>
-              <w:t>Allied Vision shr661MXGE</w:t>
+              <w:t>Sony IMX455 (61MP)</w:t>
             </w:r>
           </w:p>
         </w:tc>
         <w:tc>
           <w:tcPr>
-            <w:tcW w:type="dxa" w:w="2340"/>
-            <w:shd w:val="clear" w:color="auto" w:fill="F0F9FF"/>
+            <w:tcW w:type="dxa" w:w="1440"/>
+            <w:shd w:val="clear" w:color="auto" w:fill="F9FAFB"/>
           </w:tcPr>
           <w:p>
             <w:r>
               <w:rPr>
                 <w:sz w:val="16"/>
               </w:rPr>
-              <w:t>Distributor: https://www.1stvision.com (search shr661MXGE)</w:t>
-              <w:br/>
-              <w:t>OR https://www.multipix.com</w:t>
+              <w:t>319 mm × 213 mm</w:t>
             </w:r>
           </w:p>
         </w:tc>
         <w:tc>
           <w:tcPr>
-            <w:tcW w:type="dxa" w:w="2340"/>
-            <w:shd w:val="clear" w:color="auto" w:fill="F0F9FF"/>
+            <w:tcW w:type="dxa" w:w="1440"/>
+            <w:shd w:val="clear" w:color="auto" w:fill="F9FAFB"/>
           </w:tcPr>
           <w:p>
             <w:r>
               <w:rPr>
                 <w:sz w:val="16"/>
               </w:rPr>
-              <w:t>RFQ Required</w:t>
+              <w:t>861 mm × 1990 mm</w:t>
+            </w:r>
+          </w:p>
+        </w:tc>
+        <w:tc>
+          <w:tcPr>
+            <w:tcW w:type="dxa" w:w="1440"/>
+            <w:shd w:val="clear" w:color="auto" w:fill="F9FAFB"/>
+          </w:tcPr>
+          <w:p>
+            <w:r>
+              <w:rPr>
+                <w:sz w:val="16"/>
+              </w:rPr>
+              <w:t>33 cams (3 col × 11)</w:t>
+            </w:r>
+          </w:p>
+        </w:tc>
+        <w:tc>
+          <w:tcPr>
+            <w:tcW w:type="dxa" w:w="1440"/>
+            <w:shd w:val="clear" w:color="auto" w:fill="F9FAFB"/>
+          </w:tcPr>
+          <w:p>
+            <w:r>
+              <w:rPr>
+                <w:sz w:val="16"/>
+              </w:rPr>
+              <w:t>76.2 mm</w:t>
+            </w:r>
+          </w:p>
+        </w:tc>
+        <w:tc>
+          <w:tcPr>
+            <w:tcW w:type="dxa" w:w="1440"/>
+            <w:shd w:val="clear" w:color="auto" w:fill="F9FAFB"/>
+          </w:tcPr>
+          <w:p>
+            <w:r>
+              <w:rPr>
+                <w:sz w:val="16"/>
+              </w:rPr>
+              <w:t>26.2 s (4 steps)</w:t>
             </w:r>
           </w:p>
         </w:tc>
@@ -8355,366 +1435,92 @@
       <w:tr>
         <w:tc>
           <w:tcPr>
-            <w:tcW w:type="dxa" w:w="2340"/>
+            <w:tcW w:type="dxa" w:w="1440"/>
           </w:tcPr>
           <w:p>
             <w:r>
               <w:rPr>
                 <w:sz w:val="16"/>
               </w:rPr>
-              <w:t>Sony IMX411 (151MP)</w:t>
+              <w:t>Model 2 (Dual-Column)</w:t>
             </w:r>
           </w:p>
         </w:tc>
         <w:tc>
           <w:tcPr>
-            <w:tcW w:type="dxa" w:w="2340"/>
+            <w:tcW w:type="dxa" w:w="1440"/>
           </w:tcPr>
           <w:p>
             <w:r>
               <w:rPr>
                 <w:sz w:val="16"/>
               </w:rPr>
-              <w:t>Vision Datum Mars151M</w:t>
+              <w:t>IMX927 (105.0MP)</w:t>
             </w:r>
           </w:p>
         </w:tc>
         <w:tc>
           <w:tcPr>
-            <w:tcW w:type="dxa" w:w="2340"/>
+            <w:tcW w:type="dxa" w:w="1440"/>
           </w:tcPr>
           <w:p>
             <w:r>
               <w:rPr>
                 <w:sz w:val="16"/>
               </w:rPr>
-              <w:t>https://www.visiondatum.com/en/product/detail/508.html</w:t>
-              <w:br/>
-              <w:t>(LIVE PAGE VERIFIED)</w:t>
+              <w:t>341 mm × 341 mm</w:t>
             </w:r>
           </w:p>
         </w:tc>
         <w:tc>
           <w:tcPr>
-            <w:tcW w:type="dxa" w:w="2340"/>
+            <w:tcW w:type="dxa" w:w="1440"/>
           </w:tcPr>
           <w:p>
             <w:r>
               <w:rPr>
                 <w:sz w:val="16"/>
               </w:rPr>
-              <w:t>RFQ Required</w:t>
-            </w:r>
-          </w:p>
-        </w:tc>
-      </w:tr>
-    </w:tbl>
-    <w:p/>
-    <w:p>
-      <w:r>
-        <w:rPr>
-          <w:i/>
-        </w:rPr>
-        <w:t>NOTE: Pricing for all industrial machine vision cameras above will be obtained via formal RFQ from respective vendors/distributors. All cameras are commercially available, GigE Vision and GenICam compliant, support hardware trigger synchronization, and output native 12-bit (Mono12) raw image data suitable for DermaPod dermatological imaging.</w:t>
-      </w:r>
-    </w:p>
-    <w:p>
-      <w:r>
-        <w:br w:type="page"/>
-      </w:r>
-    </w:p>
-    <w:p>
-      <w:pPr>
-        <w:pStyle w:val="Heading1"/>
-      </w:pPr>
-      <w:r>
-        <w:t>RFQ Analysis &amp; Given Requirements Summary</w:t>
-      </w:r>
-    </w:p>
-    <w:p>
-      <w:r>
-        <w:t>This section synthesizes all customer RFQ specifications and technical constraints into five core hardware, optical, kinematic, and computational engineering domains to ensure complete traceabilty and compliance:</w:t>
-      </w:r>
-    </w:p>
-    <w:p>
-      <w:pPr>
-        <w:pStyle w:val="Heading2"/>
-      </w:pPr>
-      <w:r>
-        <w:t>1. Camera Architecture &amp; Sensor Selection</w:t>
-      </w:r>
-    </w:p>
-    <w:p>
-      <w:r>
-        <w:rPr>
-          <w:b/>
-        </w:rPr>
-        <w:t xml:space="preserve">• Resolving Power Target (IMG-3): </w:t>
-      </w:r>
-      <w:r>
-        <w:t>Baseline 30 px/mm (33.3 µm/pixel) on patient skin surface with option to scale to 60 px/mm.</w:t>
-        <w:br/>
-      </w:r>
-      <w:r>
-        <w:rPr>
-          <w:b/>
-        </w:rPr>
-        <w:t xml:space="preserve">• Bit Depth &amp; Color Output (IMG-2): </w:t>
-      </w:r>
-      <w:r>
-        <w:t>Mandatory native 12-bit ADC data output (Mono12 / Bayer12) without bit truncation for full dynamic range.</w:t>
-        <w:br/>
-      </w:r>
-      <w:r>
-        <w:rPr>
-          <w:b/>
-        </w:rPr>
-        <w:t xml:space="preserve">• Sensor Formats Evaluated: </w:t>
-      </w:r>
-      <w:r>
-        <w:t>Filtered strictly to real commercial sensors ≥ 60 MP (Sony IMX455, Gpixel GMAX3265, Sony IMX927/937, Sony IMX661, Sony IMX411).</w:t>
-        <w:br/>
-      </w:r>
-      <w:r>
-        <w:rPr>
-          <w:b/>
-        </w:rPr>
-        <w:t xml:space="preserve">• Multi-Camera Synchronization (SYN-6): </w:t>
-      </w:r>
-      <w:r>
-        <w:t>Hardware GPIO and IEEE 1588 PTP master-slave trigger synchronization across all cameras (&lt; 1 µs jitter).</w:t>
-      </w:r>
-    </w:p>
-    <w:p>
-      <w:pPr>
-        <w:pStyle w:val="Heading2"/>
-      </w:pPr>
-      <w:r>
-        <w:t>2. Hardware, Device Dimensions &amp; Mechanical Footprint</w:t>
-      </w:r>
-    </w:p>
-    <w:p>
-      <w:r>
-        <w:rPr>
-          <w:b/>
-        </w:rPr>
-        <w:t xml:space="preserve">• Patient Envelope (MEC-1): </w:t>
-      </w:r>
-      <w:r>
-        <w:t>Designed to accommodate a full 1.0 m (W) × 0.6 m (D) × 2.0 m (H) standing/relaxed patient scan volume.</w:t>
-        <w:br/>
-      </w:r>
-      <w:r>
-        <w:rPr>
-          <w:b/>
-        </w:rPr>
-        <w:t xml:space="preserve">• Gantry Form Factor &amp; Footprint: </w:t>
-      </w:r>
-      <w:r>
-        <w:t>Max outer system footprint constrained to 1.8 m radius to fit standard clinical examination rooms.</w:t>
-        <w:br/>
-      </w:r>
-      <w:r>
-        <w:rPr>
-          <w:b/>
-        </w:rPr>
-        <w:t xml:space="preserve">• Mechanical Clearance &amp; Kinematics: </w:t>
-      </w:r>
-      <w:r>
-        <w:t>Relaxed 0-degree posture alignment with 360-degree non-contact rotational coverage to prevent patient discomfort or collision.</w:t>
-      </w:r>
-    </w:p>
-    <w:p>
-      <w:pPr>
-        <w:pStyle w:val="Heading2"/>
-      </w:pPr>
-      <w:r>
-        <w:t>3. Data Transfer Speed, Bandwidth &amp; Cycle Time</w:t>
-      </w:r>
-    </w:p>
-    <w:p>
-      <w:r>
-        <w:rPr>
-          <w:b/>
-        </w:rPr>
-        <w:t xml:space="preserve">• Patient Cycle Time (ROB-5): </w:t>
-      </w:r>
-      <w:r>
-        <w:t>Total patient capture cycle time strictly ≤ 90 seconds (simulated active capture duration 26.2 s – 60 s).</w:t>
-        <w:br/>
-      </w:r>
-      <w:r>
-        <w:rPr>
-          <w:b/>
-        </w:rPr>
-        <w:t xml:space="preserve">• Data Interface &amp; Bandwidth: </w:t>
-      </w:r>
-      <w:r>
-        <w:t>High-bandwidth industrial 10GigE (10GBASE-T) and 100GigE fiber interfaces streaming up to 1.1–10.0 GB/s aggregate throughput.</w:t>
-        <w:br/>
-      </w:r>
-      <w:r>
-        <w:rPr>
-          <w:b/>
-        </w:rPr>
-        <w:t xml:space="preserve">• Data Connector Reliability: </w:t>
-      </w:r>
-      <w:r>
-        <w:t>Industrial RJ-45 with screw locks or SFP28 optical transceivers ensuring zero packet drop over long gantry cable runs (up to 100 m).</w:t>
-      </w:r>
-    </w:p>
-    <w:p>
-      <w:pPr>
-        <w:pStyle w:val="Heading2"/>
-      </w:pPr>
-      <w:r>
-        <w:t>4. Camera Calibration, Positional Accuracy &amp; Overlap</w:t>
-      </w:r>
-    </w:p>
-    <w:p>
-      <w:r>
-        <w:rPr>
-          <w:b/>
-        </w:rPr>
-        <w:t xml:space="preserve">• Positional Accuracy &amp; Repeatability (ROB-4): </w:t>
-      </w:r>
-      <w:r>
-        <w:t>Mechanical gantry positioning accuracy within ± 0.5 mm and rotational encoder resolution &lt; 0.1°.</w:t>
-        <w:br/>
-      </w:r>
-      <w:r>
-        <w:rPr>
-          <w:b/>
-        </w:rPr>
-        <w:t xml:space="preserve">• Frame Overlap &amp; Coverage: </w:t>
-      </w:r>
-      <w:r>
-        <w:t>Minimum 15% – 70% overlapping FOV between adjacent columns and vertical steps to guarantee seamless 3D photogrammetric alignment.</w:t>
-        <w:br/>
-      </w:r>
-      <w:r>
-        <w:rPr>
-          <w:b/>
-        </w:rPr>
-        <w:t xml:space="preserve">• Calibration Target Matrix: </w:t>
-      </w:r>
-      <w:r>
-        <w:t>Pre-calibrated target grid and extrinsic camera matrix determination to eliminate lens distortion and spatial warping.</w:t>
-      </w:r>
-    </w:p>
-    <w:p>
-      <w:pPr>
-        <w:pStyle w:val="Heading2"/>
-      </w:pPr>
-      <w:r>
-        <w:t>5. Illumination, Optical Geometry &amp; Depth of Field</w:t>
-      </w:r>
-    </w:p>
-    <w:p>
-      <w:r>
-        <w:rPr>
-          <w:b/>
-        </w:rPr>
-        <w:t xml:space="preserve">• Depth of Field (IMG-7 / ROB-4): </w:t>
-      </w:r>
-      <w:r>
-        <w:t>Depth of field ≥ 100 mm (CoC = 25 µm) at f/8 – f/11 apertures to keep full body curvature in sharp focus.</w:t>
-        <w:br/>
-      </w:r>
-      <w:r>
-        <w:rPr>
-          <w:b/>
-        </w:rPr>
-        <w:t xml:space="preserve">• Illumination Uniformity: </w:t>
-      </w:r>
-      <w:r>
-        <w:t>High-CRI (≥ 95) cross-polarized LED strobe arrays delivering uniform non-glare illumination across patient surface.</w:t>
-        <w:br/>
-      </w:r>
-      <w:r>
-        <w:rPr>
-          <w:b/>
-        </w:rPr>
-        <w:t xml:space="preserve">• Working Distance &amp; Focal Length: </w:t>
-      </w:r>
-      <w:r>
-        <w:t>Working distance calibrated between 60 cm – 160 cm using 35mm – 133mm focal length lenses.</w:t>
-      </w:r>
-    </w:p>
-    <w:tbl>
-      <w:tblPr>
-        <w:tblStyle w:val="TableGrid"/>
-        <w:tblW w:type="auto" w:w="0"/>
-        <w:tblLook w:firstColumn="1" w:firstRow="1" w:lastColumn="0" w:lastRow="0" w:noHBand="0" w:noVBand="1" w:val="04A0"/>
-      </w:tblPr>
-      <w:tblGrid>
-        <w:gridCol w:w="2340"/>
-        <w:gridCol w:w="2340"/>
-        <w:gridCol w:w="2340"/>
-        <w:gridCol w:w="2340"/>
-      </w:tblGrid>
-      <w:tr>
-        <w:tc>
-          <w:tcPr>
-            <w:tcW w:type="dxa" w:w="2340"/>
-            <w:shd w:val="clear" w:color="auto" w:fill="1F2937"/>
-          </w:tcPr>
-          <w:p>
-            <w:r>
-              <w:rPr>
-                <w:b/>
-                <w:color w:val="FFFFFF"/>
-                <w:sz w:val="17"/>
-              </w:rPr>
-              <w:t>Engineering Domain</w:t>
+              <w:t>921 mm × 2028 mm</w:t>
             </w:r>
           </w:p>
         </w:tc>
         <w:tc>
           <w:tcPr>
-            <w:tcW w:type="dxa" w:w="2340"/>
-            <w:shd w:val="clear" w:color="auto" w:fill="1F2937"/>
+            <w:tcW w:type="dxa" w:w="1440"/>
           </w:tcPr>
           <w:p>
             <w:r>
               <w:rPr>
-                <w:b/>
-                <w:color w:val="FFFFFF"/>
-                <w:sz w:val="17"/>
+                <w:sz w:val="16"/>
               </w:rPr>
-              <w:t>RFQ Requirement ID</w:t>
+              <w:t>21 cams (3 col × 7)</w:t>
             </w:r>
           </w:p>
         </w:tc>
         <w:tc>
           <w:tcPr>
-            <w:tcW w:type="dxa" w:w="2340"/>
-            <w:shd w:val="clear" w:color="auto" w:fill="1F2937"/>
+            <w:tcW w:type="dxa" w:w="1440"/>
           </w:tcPr>
           <w:p>
             <w:r>
               <w:rPr>
-                <w:b/>
-                <w:color w:val="FFFFFF"/>
-                <w:sz w:val="17"/>
+                <w:sz w:val="16"/>
               </w:rPr>
-              <w:t>Specified Target</w:t>
+              <w:t>98.0 mm</w:t>
             </w:r>
           </w:p>
         </w:tc>
         <w:tc>
           <w:tcPr>
-            <w:tcW w:type="dxa" w:w="2340"/>
-            <w:shd w:val="clear" w:color="auto" w:fill="1F2937"/>
+            <w:tcW w:type="dxa" w:w="1440"/>
           </w:tcPr>
           <w:p>
             <w:r>
               <w:rPr>
-                <w:b/>
-                <w:color w:val="FFFFFF"/>
-                <w:sz w:val="17"/>
+                <w:sz w:val="16"/>
               </w:rPr>
-              <w:t>DermaPod Compliance Status</w:t>
+              <w:t>26.2 s (4 steps)</w:t>
             </w:r>
           </w:p>
         </w:tc>
@@ -8722,61 +1528,7 @@
       <w:tr>
         <w:tc>
           <w:tcPr>
-            <w:tcW w:type="dxa" w:w="2340"/>
-          </w:tcPr>
-          <w:p>
-            <w:r>
-              <w:rPr>
-                <w:sz w:val="16"/>
-              </w:rPr>
-              <w:t>Camera Architecture</w:t>
-            </w:r>
-          </w:p>
-        </w:tc>
-        <w:tc>
-          <w:tcPr>
-            <w:tcW w:type="dxa" w:w="2340"/>
-          </w:tcPr>
-          <w:p>
-            <w:r>
-              <w:rPr>
-                <w:sz w:val="16"/>
-              </w:rPr>
-              <w:t>IMG-1 &amp; IMG-3</w:t>
-            </w:r>
-          </w:p>
-        </w:tc>
-        <w:tc>
-          <w:tcPr>
-            <w:tcW w:type="dxa" w:w="2340"/>
-          </w:tcPr>
-          <w:p>
-            <w:r>
-              <w:rPr>
-                <w:sz w:val="16"/>
-              </w:rPr>
-              <w:t>30 px/mm baseline, ≥ 60MP real commercial sensors, 12-bit ADC</w:t>
-            </w:r>
-          </w:p>
-        </w:tc>
-        <w:tc>
-          <w:tcPr>
-            <w:tcW w:type="dxa" w:w="2340"/>
-          </w:tcPr>
-          <w:p>
-            <w:r>
-              <w:rPr>
-                <w:sz w:val="16"/>
-              </w:rPr>
-              <w:t>✅ 100% Comply</w:t>
-            </w:r>
-          </w:p>
-        </w:tc>
-      </w:tr>
-      <w:tr>
-        <w:tc>
-          <w:tcPr>
-            <w:tcW w:type="dxa" w:w="2340"/>
+            <w:tcW w:type="dxa" w:w="1440"/>
             <w:shd w:val="clear" w:color="auto" w:fill="F9FAFB"/>
           </w:tcPr>
           <w:p>
@@ -8784,13 +1536,13 @@
               <w:rPr>
                 <w:sz w:val="16"/>
               </w:rPr>
-              <w:t>Device Dimensions</w:t>
+              <w:t>Model 3 (Scanning)</w:t>
             </w:r>
           </w:p>
         </w:tc>
         <w:tc>
           <w:tcPr>
-            <w:tcW w:type="dxa" w:w="2340"/>
+            <w:tcW w:type="dxa" w:w="1440"/>
             <w:shd w:val="clear" w:color="auto" w:fill="F9FAFB"/>
           </w:tcPr>
           <w:p>
@@ -8798,13 +1550,13 @@
               <w:rPr>
                 <w:sz w:val="16"/>
               </w:rPr>
-              <w:t>MEC-1</w:t>
+              <w:t>Sony IMX455 (61MP)</w:t>
             </w:r>
           </w:p>
         </w:tc>
         <w:tc>
           <w:tcPr>
-            <w:tcW w:type="dxa" w:w="2340"/>
+            <w:tcW w:type="dxa" w:w="1440"/>
             <w:shd w:val="clear" w:color="auto" w:fill="F9FAFB"/>
           </w:tcPr>
           <w:p>
@@ -8812,13 +1564,13 @@
               <w:rPr>
                 <w:sz w:val="16"/>
               </w:rPr>
-              <w:t>1.0m × 0.6m × 2.0m patient scan volume, 1.8m gantry footprint</w:t>
+              <w:t>319 mm × 213 mm</w:t>
             </w:r>
           </w:p>
         </w:tc>
         <w:tc>
           <w:tcPr>
-            <w:tcW w:type="dxa" w:w="2340"/>
+            <w:tcW w:type="dxa" w:w="1440"/>
             <w:shd w:val="clear" w:color="auto" w:fill="F9FAFB"/>
           </w:tcPr>
           <w:p>
@@ -8826,69 +1578,13 @@
               <w:rPr>
                 <w:sz w:val="16"/>
               </w:rPr>
-              <w:t>✅ 100% Comply</w:t>
-            </w:r>
-          </w:p>
-        </w:tc>
-      </w:tr>
-      <w:tr>
-        <w:tc>
-          <w:tcPr>
-            <w:tcW w:type="dxa" w:w="2340"/>
-          </w:tcPr>
-          <w:p>
-            <w:r>
-              <w:rPr>
-                <w:sz w:val="16"/>
-              </w:rPr>
-              <w:t>Data Transfer &amp; Speed</w:t>
+              <w:t>1085 mm × 543 mm</w:t>
             </w:r>
           </w:p>
         </w:tc>
         <w:tc>
           <w:tcPr>
-            <w:tcW w:type="dxa" w:w="2340"/>
-          </w:tcPr>
-          <w:p>
-            <w:r>
-              <w:rPr>
-                <w:sz w:val="16"/>
-              </w:rPr>
-              <w:t>ROB-5</w:t>
-            </w:r>
-          </w:p>
-        </w:tc>
-        <w:tc>
-          <w:tcPr>
-            <w:tcW w:type="dxa" w:w="2340"/>
-          </w:tcPr>
-          <w:p>
-            <w:r>
-              <w:rPr>
-                <w:sz w:val="16"/>
-              </w:rPr>
-              <w:t>Cycle time ≤ 90s, 10GigE / 100GigE high-speed data stream</w:t>
-            </w:r>
-          </w:p>
-        </w:tc>
-        <w:tc>
-          <w:tcPr>
-            <w:tcW w:type="dxa" w:w="2340"/>
-          </w:tcPr>
-          <w:p>
-            <w:r>
-              <w:rPr>
-                <w:sz w:val="16"/>
-              </w:rPr>
-              <w:t>✅ 100% Comply (26s–60s)</w:t>
-            </w:r>
-          </w:p>
-        </w:tc>
-      </w:tr>
-      <w:tr>
-        <w:tc>
-          <w:tcPr>
-            <w:tcW w:type="dxa" w:w="2340"/>
+            <w:tcW w:type="dxa" w:w="1440"/>
             <w:shd w:val="clear" w:color="auto" w:fill="F9FAFB"/>
           </w:tcPr>
           <w:p>
@@ -8896,13 +1592,13 @@
               <w:rPr>
                 <w:sz w:val="16"/>
               </w:rPr>
-              <w:t>Calibration &amp; Accuracy</w:t>
+              <w:t>12 cams (4 col × 3)</w:t>
             </w:r>
           </w:p>
         </w:tc>
         <w:tc>
           <w:tcPr>
-            <w:tcW w:type="dxa" w:w="2340"/>
+            <w:tcW w:type="dxa" w:w="1440"/>
             <w:shd w:val="clear" w:color="auto" w:fill="F9FAFB"/>
           </w:tcPr>
           <w:p>
@@ -8910,13 +1606,13 @@
               <w:rPr>
                 <w:sz w:val="16"/>
               </w:rPr>
-              <w:t>ROB-4 &amp; SYN-6</w:t>
+              <w:t>76.2 mm</w:t>
             </w:r>
           </w:p>
         </w:tc>
         <w:tc>
           <w:tcPr>
-            <w:tcW w:type="dxa" w:w="2340"/>
+            <w:tcW w:type="dxa" w:w="1440"/>
             <w:shd w:val="clear" w:color="auto" w:fill="F9FAFB"/>
           </w:tcPr>
           <w:p>
@@ -8924,75 +1620,7 @@
               <w:rPr>
                 <w:sz w:val="16"/>
               </w:rPr>
-              <w:t>Positional accuracy ± 0.5 mm, 15%–70% FOV overlap, &lt; 1µs trigger sync</w:t>
-            </w:r>
-          </w:p>
-        </w:tc>
-        <w:tc>
-          <w:tcPr>
-            <w:tcW w:type="dxa" w:w="2340"/>
-            <w:shd w:val="clear" w:color="auto" w:fill="F9FAFB"/>
-          </w:tcPr>
-          <w:p>
-            <w:r>
-              <w:rPr>
-                <w:sz w:val="16"/>
-              </w:rPr>
-              <w:t>✅ 100% Comply</w:t>
-            </w:r>
-          </w:p>
-        </w:tc>
-      </w:tr>
-      <w:tr>
-        <w:tc>
-          <w:tcPr>
-            <w:tcW w:type="dxa" w:w="2340"/>
-          </w:tcPr>
-          <w:p>
-            <w:r>
-              <w:rPr>
-                <w:sz w:val="16"/>
-              </w:rPr>
-              <w:t>Illumination &amp; Optics</w:t>
-            </w:r>
-          </w:p>
-        </w:tc>
-        <w:tc>
-          <w:tcPr>
-            <w:tcW w:type="dxa" w:w="2340"/>
-          </w:tcPr>
-          <w:p>
-            <w:r>
-              <w:rPr>
-                <w:sz w:val="16"/>
-              </w:rPr>
-              <w:t>IMG-7</w:t>
-            </w:r>
-          </w:p>
-        </w:tc>
-        <w:tc>
-          <w:tcPr>
-            <w:tcW w:type="dxa" w:w="2340"/>
-          </w:tcPr>
-          <w:p>
-            <w:r>
-              <w:rPr>
-                <w:sz w:val="16"/>
-              </w:rPr>
-              <w:t>Depth of field ≥ 100 mm, uniform cross-polarized high-CRI illumination</w:t>
-            </w:r>
-          </w:p>
-        </w:tc>
-        <w:tc>
-          <w:tcPr>
-            <w:tcW w:type="dxa" w:w="2340"/>
-          </w:tcPr>
-          <w:p>
-            <w:r>
-              <w:rPr>
-                <w:sz w:val="16"/>
-              </w:rPr>
-              <w:t>✅ 100% Comply</w:t>
+              <w:t>115.8 s (36 steps)</w:t>
             </w:r>
           </w:p>
         </w:tc>
@@ -9000,7 +1628,7 @@
     </w:tbl>
     <w:sectPr>
       <w:pgSz w:w="12240" w:h="15840"/>
-      <w:pgMar w:top="1440" w:right="1440" w:bottom="1440" w:left="1440" w:header="720" w:footer="720" w:gutter="0"/>
+      <w:pgMar w:top="1080" w:right="1080" w:bottom="1080" w:left="1080" w:header="720" w:footer="720" w:gutter="0"/>
       <w:cols w:space="720"/>
       <w:docGrid w:linePitch="360"/>
     </w:sectPr>

--- a/DermaPod_RFQ_Analysis.docx
+++ b/DermaPod_RFQ_Analysis.docx
@@ -4714,29 +4714,12 @@
             </w:tcMar>
           </w:tcPr>
           <w:p>
-            <w:pPr>
-              <w:pStyle w:val="Normal"/>
-              <w:widowControl/>
-              <w:spacing w:lineRule="auto" w:line="240" w:before="0" w:after="0"/>
-              <w:jc w:val="start"/>
-              <w:rPr>
-                <w:rFonts w:ascii="Cambria" w:hAnsi="Cambria" w:eastAsia="ＭＳ 明朝" w:cs=""/>
-                <w:kern w:val="0"/>
-                <w:sz w:val="22"/>
-                <w:szCs w:val="22"/>
-                <w:lang w:val="en-US" w:eastAsia="en-US" w:bidi="ar-SA"/>
-              </w:rPr>
-            </w:pPr>
             <w:r>
               <w:rPr>
-                <w:rFonts w:eastAsia="ＭＳ 明朝" w:cs=""/>
                 <w:color w:val="000000"/>
-                <w:kern w:val="0"/>
-                <w:sz w:val="17"/>
-                <w:szCs w:val="22"/>
-                <w:lang w:val="en-US" w:eastAsia="en-US" w:bidi="ar-SA"/>
-              </w:rPr>
-              <w:t>26.2s</w:t>
+                <w:sz w:val="16"/>
+              </w:rPr>
+              <w:t>26.2s (+20s to +30s)</w:t>
             </w:r>
           </w:p>
         </w:tc>
@@ -5097,29 +5080,12 @@
             </w:tcMar>
           </w:tcPr>
           <w:p>
-            <w:pPr>
-              <w:pStyle w:val="Normal"/>
-              <w:widowControl/>
-              <w:spacing w:lineRule="auto" w:line="240" w:before="0" w:after="0"/>
-              <w:jc w:val="start"/>
-              <w:rPr>
-                <w:rFonts w:ascii="Cambria" w:hAnsi="Cambria" w:eastAsia="ＭＳ 明朝" w:cs=""/>
-                <w:kern w:val="0"/>
-                <w:sz w:val="22"/>
-                <w:szCs w:val="22"/>
-                <w:lang w:val="en-US" w:eastAsia="en-US" w:bidi="ar-SA"/>
-              </w:rPr>
-            </w:pPr>
             <w:r>
               <w:rPr>
-                <w:rFonts w:eastAsia="ＭＳ 明朝" w:cs=""/>
                 <w:color w:val="000000"/>
-                <w:kern w:val="0"/>
-                <w:sz w:val="17"/>
-                <w:szCs w:val="22"/>
-                <w:lang w:val="en-US" w:eastAsia="en-US" w:bidi="ar-SA"/>
-              </w:rPr>
-              <w:t>26.2s</w:t>
+                <w:sz w:val="16"/>
+              </w:rPr>
+              <w:t>26.2s (+20s to +30s)</w:t>
             </w:r>
           </w:p>
         </w:tc>
@@ -5480,29 +5446,12 @@
             </w:tcMar>
           </w:tcPr>
           <w:p>
-            <w:pPr>
-              <w:pStyle w:val="Normal"/>
-              <w:widowControl/>
-              <w:spacing w:lineRule="auto" w:line="240" w:before="0" w:after="0"/>
-              <w:jc w:val="start"/>
-              <w:rPr>
-                <w:rFonts w:ascii="Cambria" w:hAnsi="Cambria" w:eastAsia="ＭＳ 明朝" w:cs=""/>
-                <w:kern w:val="0"/>
-                <w:sz w:val="22"/>
-                <w:szCs w:val="22"/>
-                <w:lang w:val="en-US" w:eastAsia="en-US" w:bidi="ar-SA"/>
-              </w:rPr>
-            </w:pPr>
             <w:r>
               <w:rPr>
-                <w:rFonts w:eastAsia="ＭＳ 明朝" w:cs=""/>
                 <w:color w:val="000000"/>
-                <w:kern w:val="0"/>
-                <w:sz w:val="17"/>
-                <w:szCs w:val="22"/>
-                <w:lang w:val="en-US" w:eastAsia="en-US" w:bidi="ar-SA"/>
-              </w:rPr>
-              <w:t>26.2s</w:t>
+                <w:sz w:val="16"/>
+              </w:rPr>
+              <w:t>26.2s (+20s to +30s)</w:t>
             </w:r>
           </w:p>
         </w:tc>
@@ -5863,29 +5812,12 @@
             </w:tcMar>
           </w:tcPr>
           <w:p>
-            <w:pPr>
-              <w:pStyle w:val="Normal"/>
-              <w:widowControl/>
-              <w:spacing w:lineRule="auto" w:line="240" w:before="0" w:after="0"/>
-              <w:jc w:val="start"/>
-              <w:rPr>
-                <w:rFonts w:ascii="Cambria" w:hAnsi="Cambria" w:eastAsia="ＭＳ 明朝" w:cs=""/>
-                <w:kern w:val="0"/>
-                <w:sz w:val="22"/>
-                <w:szCs w:val="22"/>
-                <w:lang w:val="en-US" w:eastAsia="en-US" w:bidi="ar-SA"/>
-              </w:rPr>
-            </w:pPr>
             <w:r>
               <w:rPr>
-                <w:rFonts w:eastAsia="ＭＳ 明朝" w:cs=""/>
                 <w:color w:val="000000"/>
-                <w:kern w:val="0"/>
-                <w:sz w:val="17"/>
-                <w:szCs w:val="22"/>
-                <w:lang w:val="en-US" w:eastAsia="en-US" w:bidi="ar-SA"/>
-              </w:rPr>
-              <w:t>27.8s</w:t>
+                <w:sz w:val="16"/>
+              </w:rPr>
+              <w:t>27.8s (+20s to +30s)</w:t>
             </w:r>
           </w:p>
         </w:tc>
@@ -6246,29 +6178,12 @@
             </w:tcMar>
           </w:tcPr>
           <w:p>
-            <w:pPr>
-              <w:pStyle w:val="Normal"/>
-              <w:widowControl/>
-              <w:spacing w:lineRule="auto" w:line="240" w:before="0" w:after="0"/>
-              <w:jc w:val="start"/>
-              <w:rPr>
-                <w:rFonts w:ascii="Cambria" w:hAnsi="Cambria" w:eastAsia="ＭＳ 明朝" w:cs=""/>
-                <w:kern w:val="0"/>
-                <w:sz w:val="22"/>
-                <w:szCs w:val="22"/>
-                <w:lang w:val="en-US" w:eastAsia="en-US" w:bidi="ar-SA"/>
-              </w:rPr>
-            </w:pPr>
             <w:r>
               <w:rPr>
-                <w:rFonts w:eastAsia="ＭＳ 明朝" w:cs=""/>
                 <w:color w:val="000000"/>
-                <w:kern w:val="0"/>
-                <w:sz w:val="17"/>
-                <w:szCs w:val="22"/>
-                <w:lang w:val="en-US" w:eastAsia="en-US" w:bidi="ar-SA"/>
-              </w:rPr>
-              <w:t>26.2s</w:t>
+                <w:sz w:val="16"/>
+              </w:rPr>
+              <w:t>26.2s (+20s to +30s)</w:t>
             </w:r>
           </w:p>
         </w:tc>
@@ -7230,29 +7145,12 @@
             </w:tcMar>
           </w:tcPr>
           <w:p>
-            <w:pPr>
-              <w:pStyle w:val="Normal"/>
-              <w:widowControl/>
-              <w:spacing w:lineRule="auto" w:line="240" w:before="0" w:after="0"/>
-              <w:jc w:val="start"/>
-              <w:rPr>
-                <w:rFonts w:ascii="Cambria" w:hAnsi="Cambria" w:eastAsia="ＭＳ 明朝" w:cs=""/>
-                <w:kern w:val="0"/>
-                <w:sz w:val="22"/>
-                <w:szCs w:val="22"/>
-                <w:lang w:val="en-US" w:eastAsia="en-US" w:bidi="ar-SA"/>
-              </w:rPr>
-            </w:pPr>
             <w:r>
               <w:rPr>
-                <w:rFonts w:eastAsia="ＭＳ 明朝" w:cs=""/>
                 <w:color w:val="000000"/>
-                <w:kern w:val="0"/>
-                <w:sz w:val="17"/>
-                <w:szCs w:val="22"/>
-                <w:lang w:val="en-US" w:eastAsia="en-US" w:bidi="ar-SA"/>
-              </w:rPr>
-              <w:t>115.8s</w:t>
+                <w:sz w:val="16"/>
+              </w:rPr>
+              <w:t>115.8s (+20s to +30s)</w:t>
             </w:r>
           </w:p>
         </w:tc>
@@ -7613,29 +7511,12 @@
             </w:tcMar>
           </w:tcPr>
           <w:p>
-            <w:pPr>
-              <w:pStyle w:val="Normal"/>
-              <w:widowControl/>
-              <w:spacing w:lineRule="auto" w:line="240" w:before="0" w:after="0"/>
-              <w:jc w:val="start"/>
-              <w:rPr>
-                <w:rFonts w:ascii="Cambria" w:hAnsi="Cambria" w:eastAsia="ＭＳ 明朝" w:cs=""/>
-                <w:kern w:val="0"/>
-                <w:sz w:val="22"/>
-                <w:szCs w:val="22"/>
-                <w:lang w:val="en-US" w:eastAsia="en-US" w:bidi="ar-SA"/>
-              </w:rPr>
-            </w:pPr>
             <w:r>
               <w:rPr>
-                <w:rFonts w:eastAsia="ＭＳ 明朝" w:cs=""/>
                 <w:color w:val="000000"/>
-                <w:kern w:val="0"/>
-                <w:sz w:val="17"/>
-                <w:szCs w:val="22"/>
-                <w:lang w:val="en-US" w:eastAsia="en-US" w:bidi="ar-SA"/>
-              </w:rPr>
-              <w:t>115.8s</w:t>
+                <w:sz w:val="16"/>
+              </w:rPr>
+              <w:t>115.8s (+20s to +30s)</w:t>
             </w:r>
           </w:p>
         </w:tc>
@@ -7996,29 +7877,12 @@
             </w:tcMar>
           </w:tcPr>
           <w:p>
-            <w:pPr>
-              <w:pStyle w:val="Normal"/>
-              <w:widowControl/>
-              <w:spacing w:lineRule="auto" w:line="240" w:before="0" w:after="0"/>
-              <w:jc w:val="start"/>
-              <w:rPr>
-                <w:rFonts w:ascii="Cambria" w:hAnsi="Cambria" w:eastAsia="ＭＳ 明朝" w:cs=""/>
-                <w:kern w:val="0"/>
-                <w:sz w:val="22"/>
-                <w:szCs w:val="22"/>
-                <w:lang w:val="en-US" w:eastAsia="en-US" w:bidi="ar-SA"/>
-              </w:rPr>
-            </w:pPr>
             <w:r>
               <w:rPr>
-                <w:rFonts w:eastAsia="ＭＳ 明朝" w:cs=""/>
                 <w:color w:val="000000"/>
-                <w:kern w:val="0"/>
-                <w:sz w:val="17"/>
-                <w:szCs w:val="22"/>
-                <w:lang w:val="en-US" w:eastAsia="en-US" w:bidi="ar-SA"/>
-              </w:rPr>
-              <w:t>71.4s</w:t>
+                <w:sz w:val="16"/>
+              </w:rPr>
+              <w:t>71.4s (+20s to +30s)</w:t>
             </w:r>
           </w:p>
         </w:tc>
@@ -8379,29 +8243,12 @@
             </w:tcMar>
           </w:tcPr>
           <w:p>
-            <w:pPr>
-              <w:pStyle w:val="Normal"/>
-              <w:widowControl/>
-              <w:spacing w:lineRule="auto" w:line="240" w:before="0" w:after="0"/>
-              <w:jc w:val="start"/>
-              <w:rPr>
-                <w:rFonts w:ascii="Cambria" w:hAnsi="Cambria" w:eastAsia="ＭＳ 明朝" w:cs=""/>
-                <w:kern w:val="0"/>
-                <w:sz w:val="22"/>
-                <w:szCs w:val="22"/>
-                <w:lang w:val="en-US" w:eastAsia="en-US" w:bidi="ar-SA"/>
-              </w:rPr>
-            </w:pPr>
             <w:r>
               <w:rPr>
-                <w:rFonts w:eastAsia="ＭＳ 明朝" w:cs=""/>
                 <w:color w:val="000000"/>
-                <w:kern w:val="0"/>
-                <w:sz w:val="17"/>
-                <w:szCs w:val="22"/>
-                <w:lang w:val="en-US" w:eastAsia="en-US" w:bidi="ar-SA"/>
-              </w:rPr>
-              <w:t>91.8s</w:t>
+                <w:sz w:val="16"/>
+              </w:rPr>
+              <w:t>91.8s (+20s to +30s)</w:t>
             </w:r>
           </w:p>
         </w:tc>
@@ -8762,29 +8609,12 @@
             </w:tcMar>
           </w:tcPr>
           <w:p>
-            <w:pPr>
-              <w:pStyle w:val="Normal"/>
-              <w:widowControl/>
-              <w:spacing w:lineRule="auto" w:line="240" w:before="0" w:after="0"/>
-              <w:jc w:val="start"/>
-              <w:rPr>
-                <w:rFonts w:ascii="Cambria" w:hAnsi="Cambria" w:eastAsia="ＭＳ 明朝" w:cs=""/>
-                <w:kern w:val="0"/>
-                <w:sz w:val="22"/>
-                <w:szCs w:val="22"/>
-                <w:lang w:val="en-US" w:eastAsia="en-US" w:bidi="ar-SA"/>
-              </w:rPr>
-            </w:pPr>
             <w:r>
               <w:rPr>
-                <w:rFonts w:eastAsia="ＭＳ 明朝" w:cs=""/>
                 <w:color w:val="000000"/>
-                <w:kern w:val="0"/>
-                <w:sz w:val="17"/>
-                <w:szCs w:val="22"/>
-                <w:lang w:val="en-US" w:eastAsia="en-US" w:bidi="ar-SA"/>
-              </w:rPr>
-              <w:t>71.4s</w:t>
+                <w:sz w:val="16"/>
+              </w:rPr>
+              <w:t>71.4s (+20s to +30s)</w:t>
             </w:r>
           </w:p>
         </w:tc>
@@ -9027,16 +8857,9 @@
       </w:pPr>
       <w:r>
         <w:rPr>
-          <w:b/>
           <w:color w:val="000000"/>
         </w:rPr>
-        <w:t xml:space="preserve">Model 3 — 4-Pose Optimization &amp; Extended Scan Time: </w:t>
-      </w:r>
-      <w:r>
-        <w:rPr>
-          <w:color w:val="000000"/>
-        </w:rPr>
-        <w:t>Like Model 2, Model 3 uses standardized 4-pose positions (0°, 90°, 180°, 270°). However, Model 3 takes significantly more total scan time (71.4s – 115.8s depending on sensor FOV) compared to Model 2 (26.2s) because it requires combined turntable rotation transits and multi-step vertical carriage travel.</w:t>
+        <w:t>Model 3 — 4-Pose Optimization &amp; Extended Scan Time: Like Model 2, Model 3 uses standardized 4-pose positions (0°, 90°, 180°, 270°). However, Model 3 takes significantly more total scan time (71.4s – 115.8s depending on sensor FOV) compared to Model 2 (26.2s + 20s to 30s overhead) because it requires combined turntable rotation transits and multi-step vertical carriage travel.</w:t>
       </w:r>
     </w:p>
     <w:p>
